--- a/outputs/tables_methods_synthesis_simpler.docx
+++ b/outputs/tables_methods_synthesis_simpler.docx
@@ -10176,14 +10176,14 @@
       <w:tblGrid>
         <w:gridCol w:w="1878"/>
         <w:gridCol w:w="655"/>
-        <w:gridCol w:w="1328"/>
-        <w:gridCol w:w="1451"/>
-        <w:gridCol w:w="1132"/>
-        <w:gridCol w:w="1084"/>
         <w:gridCol w:w="961"/>
         <w:gridCol w:w="961"/>
-        <w:gridCol w:w="1084"/>
-        <w:gridCol w:w="1084"/>
+        <w:gridCol w:w="1132"/>
+        <w:gridCol w:w="961"/>
+        <w:gridCol w:w="839"/>
+        <w:gridCol w:w="839"/>
+        <w:gridCol w:w="839"/>
+        <w:gridCol w:w="839"/>
       </w:tblGrid>
       <w:tr>
         <w:trPr>
@@ -10906,7 +10906,7 @@
                 <w:szCs w:val="20"/>
                 <w:color w:val="000000"/>
               </w:rPr>
-              <w:t xml:space="preserve">68.37704</w:t>
+              <w:t xml:space="preserve">68.38</w:t>
             </w:r>
           </w:p>
         </w:tc>
@@ -10961,7 +10961,7 @@
                 <w:szCs w:val="20"/>
                 <w:color w:val="000000"/>
               </w:rPr>
-              <w:t xml:space="preserve">18.947373</w:t>
+              <w:t xml:space="preserve">18.95</w:t>
             </w:r>
           </w:p>
         </w:tc>
@@ -11071,7 +11071,7 @@
                 <w:szCs w:val="20"/>
                 <w:color w:val="000000"/>
               </w:rPr>
-              <w:t xml:space="preserve">26.810</w:t>
+              <w:t xml:space="preserve">26.81</w:t>
             </w:r>
           </w:p>
         </w:tc>
@@ -11126,7 +11126,7 @@
                 <w:szCs w:val="20"/>
                 <w:color w:val="000000"/>
               </w:rPr>
-              <w:t xml:space="preserve">32.00</w:t>
+              <w:t xml:space="preserve">32.0</w:t>
             </w:r>
           </w:p>
         </w:tc>
@@ -11181,7 +11181,7 @@
                 <w:szCs w:val="20"/>
                 <w:color w:val="000000"/>
               </w:rPr>
-              <w:t xml:space="preserve">96.68</w:t>
+              <w:t xml:space="preserve">96.7</w:t>
             </w:r>
           </w:p>
         </w:tc>
@@ -11236,7 +11236,7 @@
                 <w:szCs w:val="20"/>
                 <w:color w:val="000000"/>
               </w:rPr>
-              <w:t xml:space="preserve">56.685</w:t>
+              <w:t xml:space="preserve">56.7</w:t>
             </w:r>
           </w:p>
         </w:tc>
@@ -11291,7 +11291,7 @@
                 <w:szCs w:val="20"/>
                 <w:color w:val="000000"/>
               </w:rPr>
-              <w:t xml:space="preserve">83.495</w:t>
+              <w:t xml:space="preserve">83.5</w:t>
             </w:r>
           </w:p>
         </w:tc>
@@ -11461,62 +11461,62 @@
                 <w:szCs w:val="20"/>
                 <w:color w:val="000000"/>
               </w:rPr>
-              <w:t xml:space="preserve">92.15455</w:t>
-            </w:r>
-          </w:p>
-        </w:tc>
-        <w:tc>
-          <w:tcPr>
-            <w:tcBorders>
-              <w:bottom w:val="none" w:sz="0" w:space="0" w:color="000000"/>
-              <w:top w:val="none" w:sz="0" w:space="0" w:color="000000"/>
-              <w:left w:val="none" w:sz="0" w:space="0" w:color="000000"/>
-              <w:right w:val="none" w:sz="0" w:space="0" w:color="000000"/>
-            </w:tcBorders>
-            <w:shd w:val="clear" w:color="auto" w:fill="FFFFFF"/>
-            <w:tcMar>
-              <w:top w:w="0" w:type="dxa"/>
-              <w:bottom w:w="0" w:type="dxa"/>
-              <w:left w:w="0" w:type="dxa"/>
-              <w:right w:w="0" w:type="dxa"/>
-            </w:tcMar>
-            <w:vAlign w:val="top"/>
-          </w:tcPr>
-          <w:p>
-            <w:pPr>
-              <w:pStyle w:val="Normal"/>
-              <w:jc w:val="left"/>
-              <w:pBdr>
-                <w:bottom w:val="none" w:sz="0" w:space="0" w:color="000000"/>
-                <w:top w:val="none" w:sz="0" w:space="0" w:color="000000"/>
-                <w:left w:val="none" w:sz="0" w:space="0" w:color="000000"/>
-                <w:right w:val="none" w:sz="0" w:space="0" w:color="000000"/>
-              </w:pBdr>
-              <w:spacing w:after="100" w:before="100" w:line="240"/>
-              <w:ind w:left="100" w:right="100" w:firstLine="0" w:firstLineChars="0"/>
-              <w:rPr>
-                <w:rFonts w:ascii="Arial" w:hAnsi="Arial" w:eastAsia="Arial" w:cs="Arial"/>
-                <w:i w:val="false"/>
-                <w:b w:val="false"/>
-                <w:u w:val="none"/>
-                <w:strike w:val="false"/>
-                <w:sz w:val="20"/>
-                <w:szCs w:val="20"/>
-                <w:color w:val="000000"/>
-              </w:rPr>
-            </w:pPr>
-            <w:r>
-              <w:rPr>
-                <w:rFonts w:ascii="Arial" w:hAnsi="Arial" w:eastAsia="Arial" w:cs="Arial"/>
-                <w:i w:val="false"/>
-                <w:b w:val="false"/>
-                <w:u w:val="none"/>
-                <w:strike w:val="false"/>
-                <w:sz w:val="20"/>
-                <w:szCs w:val="20"/>
-                <w:color w:val="000000"/>
-              </w:rPr>
-              <w:t xml:space="preserve">7.129855</w:t>
+              <w:t xml:space="preserve">92.15</w:t>
+            </w:r>
+          </w:p>
+        </w:tc>
+        <w:tc>
+          <w:tcPr>
+            <w:tcBorders>
+              <w:bottom w:val="none" w:sz="0" w:space="0" w:color="000000"/>
+              <w:top w:val="none" w:sz="0" w:space="0" w:color="000000"/>
+              <w:left w:val="none" w:sz="0" w:space="0" w:color="000000"/>
+              <w:right w:val="none" w:sz="0" w:space="0" w:color="000000"/>
+            </w:tcBorders>
+            <w:shd w:val="clear" w:color="auto" w:fill="FFFFFF"/>
+            <w:tcMar>
+              <w:top w:w="0" w:type="dxa"/>
+              <w:bottom w:w="0" w:type="dxa"/>
+              <w:left w:w="0" w:type="dxa"/>
+              <w:right w:w="0" w:type="dxa"/>
+            </w:tcMar>
+            <w:vAlign w:val="top"/>
+          </w:tcPr>
+          <w:p>
+            <w:pPr>
+              <w:pStyle w:val="Normal"/>
+              <w:jc w:val="left"/>
+              <w:pBdr>
+                <w:bottom w:val="none" w:sz="0" w:space="0" w:color="000000"/>
+                <w:top w:val="none" w:sz="0" w:space="0" w:color="000000"/>
+                <w:left w:val="none" w:sz="0" w:space="0" w:color="000000"/>
+                <w:right w:val="none" w:sz="0" w:space="0" w:color="000000"/>
+              </w:pBdr>
+              <w:spacing w:after="100" w:before="100" w:line="240"/>
+              <w:ind w:left="100" w:right="100" w:firstLine="0" w:firstLineChars="0"/>
+              <w:rPr>
+                <w:rFonts w:ascii="Arial" w:hAnsi="Arial" w:eastAsia="Arial" w:cs="Arial"/>
+                <w:i w:val="false"/>
+                <w:b w:val="false"/>
+                <w:u w:val="none"/>
+                <w:strike w:val="false"/>
+                <w:sz w:val="20"/>
+                <w:szCs w:val="20"/>
+                <w:color w:val="000000"/>
+              </w:rPr>
+            </w:pPr>
+            <w:r>
+              <w:rPr>
+                <w:rFonts w:ascii="Arial" w:hAnsi="Arial" w:eastAsia="Arial" w:cs="Arial"/>
+                <w:i w:val="false"/>
+                <w:b w:val="false"/>
+                <w:u w:val="none"/>
+                <w:strike w:val="false"/>
+                <w:sz w:val="20"/>
+                <w:szCs w:val="20"/>
+                <w:color w:val="000000"/>
+              </w:rPr>
+              <w:t xml:space="preserve">7.13</w:t>
             </w:r>
           </w:p>
         </w:tc>
@@ -11626,227 +11626,227 @@
                 <w:szCs w:val="20"/>
                 <w:color w:val="000000"/>
               </w:rPr>
-              <w:t xml:space="preserve">9.405</w:t>
-            </w:r>
-          </w:p>
-        </w:tc>
-        <w:tc>
-          <w:tcPr>
-            <w:tcBorders>
-              <w:bottom w:val="none" w:sz="0" w:space="0" w:color="000000"/>
-              <w:top w:val="none" w:sz="0" w:space="0" w:color="000000"/>
-              <w:left w:val="none" w:sz="0" w:space="0" w:color="000000"/>
-              <w:right w:val="none" w:sz="0" w:space="0" w:color="000000"/>
-            </w:tcBorders>
-            <w:shd w:val="clear" w:color="auto" w:fill="FFFFFF"/>
-            <w:tcMar>
-              <w:top w:w="0" w:type="dxa"/>
-              <w:bottom w:w="0" w:type="dxa"/>
-              <w:left w:w="0" w:type="dxa"/>
-              <w:right w:w="0" w:type="dxa"/>
-            </w:tcMar>
-            <w:vAlign w:val="top"/>
-          </w:tcPr>
-          <w:p>
-            <w:pPr>
-              <w:pStyle w:val="Normal"/>
-              <w:jc w:val="left"/>
-              <w:pBdr>
-                <w:bottom w:val="none" w:sz="0" w:space="0" w:color="000000"/>
-                <w:top w:val="none" w:sz="0" w:space="0" w:color="000000"/>
-                <w:left w:val="none" w:sz="0" w:space="0" w:color="000000"/>
-                <w:right w:val="none" w:sz="0" w:space="0" w:color="000000"/>
-              </w:pBdr>
-              <w:spacing w:after="100" w:before="100" w:line="240"/>
-              <w:ind w:left="100" w:right="100" w:firstLine="0" w:firstLineChars="0"/>
-              <w:rPr>
-                <w:rFonts w:ascii="Arial" w:hAnsi="Arial" w:eastAsia="Arial" w:cs="Arial"/>
-                <w:i w:val="false"/>
-                <w:b w:val="false"/>
-                <w:u w:val="none"/>
-                <w:strike w:val="false"/>
-                <w:sz w:val="20"/>
-                <w:szCs w:val="20"/>
-                <w:color w:val="000000"/>
-              </w:rPr>
-            </w:pPr>
-            <w:r>
-              <w:rPr>
-                <w:rFonts w:ascii="Arial" w:hAnsi="Arial" w:eastAsia="Arial" w:cs="Arial"/>
-                <w:i w:val="false"/>
-                <w:b w:val="false"/>
-                <w:u w:val="none"/>
-                <w:strike w:val="false"/>
-                <w:sz w:val="20"/>
-                <w:szCs w:val="20"/>
-                <w:color w:val="000000"/>
-              </w:rPr>
-              <w:t xml:space="preserve">75.83</w:t>
-            </w:r>
-          </w:p>
-        </w:tc>
-        <w:tc>
-          <w:tcPr>
-            <w:tcBorders>
-              <w:bottom w:val="none" w:sz="0" w:space="0" w:color="000000"/>
-              <w:top w:val="none" w:sz="0" w:space="0" w:color="000000"/>
-              <w:left w:val="none" w:sz="0" w:space="0" w:color="000000"/>
-              <w:right w:val="none" w:sz="0" w:space="0" w:color="000000"/>
-            </w:tcBorders>
-            <w:shd w:val="clear" w:color="auto" w:fill="FFFFFF"/>
-            <w:tcMar>
-              <w:top w:w="0" w:type="dxa"/>
-              <w:bottom w:w="0" w:type="dxa"/>
-              <w:left w:w="0" w:type="dxa"/>
-              <w:right w:w="0" w:type="dxa"/>
-            </w:tcMar>
-            <w:vAlign w:val="top"/>
-          </w:tcPr>
-          <w:p>
-            <w:pPr>
-              <w:pStyle w:val="Normal"/>
-              <w:jc w:val="left"/>
-              <w:pBdr>
-                <w:bottom w:val="none" w:sz="0" w:space="0" w:color="000000"/>
-                <w:top w:val="none" w:sz="0" w:space="0" w:color="000000"/>
-                <w:left w:val="none" w:sz="0" w:space="0" w:color="000000"/>
-                <w:right w:val="none" w:sz="0" w:space="0" w:color="000000"/>
-              </w:pBdr>
-              <w:spacing w:after="100" w:before="100" w:line="240"/>
-              <w:ind w:left="100" w:right="100" w:firstLine="0" w:firstLineChars="0"/>
-              <w:rPr>
-                <w:rFonts w:ascii="Arial" w:hAnsi="Arial" w:eastAsia="Arial" w:cs="Arial"/>
-                <w:i w:val="false"/>
-                <w:b w:val="false"/>
-                <w:u w:val="none"/>
-                <w:strike w:val="false"/>
-                <w:sz w:val="20"/>
-                <w:szCs w:val="20"/>
-                <w:color w:val="000000"/>
-              </w:rPr>
-            </w:pPr>
-            <w:r>
-              <w:rPr>
-                <w:rFonts w:ascii="Arial" w:hAnsi="Arial" w:eastAsia="Arial" w:cs="Arial"/>
-                <w:i w:val="false"/>
-                <w:b w:val="false"/>
-                <w:u w:val="none"/>
-                <w:strike w:val="false"/>
-                <w:sz w:val="20"/>
-                <w:szCs w:val="20"/>
-                <w:color w:val="000000"/>
-              </w:rPr>
-              <w:t xml:space="preserve">99.58</w:t>
-            </w:r>
-          </w:p>
-        </w:tc>
-        <w:tc>
-          <w:tcPr>
-            <w:tcBorders>
-              <w:bottom w:val="none" w:sz="0" w:space="0" w:color="000000"/>
-              <w:top w:val="none" w:sz="0" w:space="0" w:color="000000"/>
-              <w:left w:val="none" w:sz="0" w:space="0" w:color="000000"/>
-              <w:right w:val="none" w:sz="0" w:space="0" w:color="000000"/>
-            </w:tcBorders>
-            <w:shd w:val="clear" w:color="auto" w:fill="FFFFFF"/>
-            <w:tcMar>
-              <w:top w:w="0" w:type="dxa"/>
-              <w:bottom w:w="0" w:type="dxa"/>
-              <w:left w:w="0" w:type="dxa"/>
-              <w:right w:w="0" w:type="dxa"/>
-            </w:tcMar>
-            <w:vAlign w:val="top"/>
-          </w:tcPr>
-          <w:p>
-            <w:pPr>
-              <w:pStyle w:val="Normal"/>
-              <w:jc w:val="left"/>
-              <w:pBdr>
-                <w:bottom w:val="none" w:sz="0" w:space="0" w:color="000000"/>
-                <w:top w:val="none" w:sz="0" w:space="0" w:color="000000"/>
-                <w:left w:val="none" w:sz="0" w:space="0" w:color="000000"/>
-                <w:right w:val="none" w:sz="0" w:space="0" w:color="000000"/>
-              </w:pBdr>
-              <w:spacing w:after="100" w:before="100" w:line="240"/>
-              <w:ind w:left="100" w:right="100" w:firstLine="0" w:firstLineChars="0"/>
-              <w:rPr>
-                <w:rFonts w:ascii="Arial" w:hAnsi="Arial" w:eastAsia="Arial" w:cs="Arial"/>
-                <w:i w:val="false"/>
-                <w:b w:val="false"/>
-                <w:u w:val="none"/>
-                <w:strike w:val="false"/>
-                <w:sz w:val="20"/>
-                <w:szCs w:val="20"/>
-                <w:color w:val="000000"/>
-              </w:rPr>
-            </w:pPr>
-            <w:r>
-              <w:rPr>
-                <w:rFonts w:ascii="Arial" w:hAnsi="Arial" w:eastAsia="Arial" w:cs="Arial"/>
-                <w:i w:val="false"/>
-                <w:b w:val="false"/>
-                <w:u w:val="none"/>
-                <w:strike w:val="false"/>
-                <w:sz w:val="20"/>
-                <w:szCs w:val="20"/>
-                <w:color w:val="000000"/>
-              </w:rPr>
-              <w:t xml:space="preserve">89.060</w:t>
-            </w:r>
-          </w:p>
-        </w:tc>
-        <w:tc>
-          <w:tcPr>
-            <w:tcBorders>
-              <w:bottom w:val="none" w:sz="0" w:space="0" w:color="000000"/>
-              <w:top w:val="none" w:sz="0" w:space="0" w:color="000000"/>
-              <w:left w:val="none" w:sz="0" w:space="0" w:color="000000"/>
-              <w:right w:val="none" w:sz="0" w:space="0" w:color="000000"/>
-            </w:tcBorders>
-            <w:shd w:val="clear" w:color="auto" w:fill="FFFFFF"/>
-            <w:tcMar>
-              <w:top w:w="0" w:type="dxa"/>
-              <w:bottom w:w="0" w:type="dxa"/>
-              <w:left w:w="0" w:type="dxa"/>
-              <w:right w:w="0" w:type="dxa"/>
-            </w:tcMar>
-            <w:vAlign w:val="top"/>
-          </w:tcPr>
-          <w:p>
-            <w:pPr>
-              <w:pStyle w:val="Normal"/>
-              <w:jc w:val="left"/>
-              <w:pBdr>
-                <w:bottom w:val="none" w:sz="0" w:space="0" w:color="000000"/>
-                <w:top w:val="none" w:sz="0" w:space="0" w:color="000000"/>
-                <w:left w:val="none" w:sz="0" w:space="0" w:color="000000"/>
-                <w:right w:val="none" w:sz="0" w:space="0" w:color="000000"/>
-              </w:pBdr>
-              <w:spacing w:after="100" w:before="100" w:line="240"/>
-              <w:ind w:left="100" w:right="100" w:firstLine="0" w:firstLineChars="0"/>
-              <w:rPr>
-                <w:rFonts w:ascii="Arial" w:hAnsi="Arial" w:eastAsia="Arial" w:cs="Arial"/>
-                <w:i w:val="false"/>
-                <w:b w:val="false"/>
-                <w:u w:val="none"/>
-                <w:strike w:val="false"/>
-                <w:sz w:val="20"/>
-                <w:szCs w:val="20"/>
-                <w:color w:val="000000"/>
-              </w:rPr>
-            </w:pPr>
-            <w:r>
-              <w:rPr>
-                <w:rFonts w:ascii="Arial" w:hAnsi="Arial" w:eastAsia="Arial" w:cs="Arial"/>
-                <w:i w:val="false"/>
-                <w:b w:val="false"/>
-                <w:u w:val="none"/>
-                <w:strike w:val="false"/>
-                <w:sz w:val="20"/>
-                <w:szCs w:val="20"/>
-                <w:color w:val="000000"/>
-              </w:rPr>
-              <w:t xml:space="preserve">98.465</w:t>
+              <w:t xml:space="preserve">9.41</w:t>
+            </w:r>
+          </w:p>
+        </w:tc>
+        <w:tc>
+          <w:tcPr>
+            <w:tcBorders>
+              <w:bottom w:val="none" w:sz="0" w:space="0" w:color="000000"/>
+              <w:top w:val="none" w:sz="0" w:space="0" w:color="000000"/>
+              <w:left w:val="none" w:sz="0" w:space="0" w:color="000000"/>
+              <w:right w:val="none" w:sz="0" w:space="0" w:color="000000"/>
+            </w:tcBorders>
+            <w:shd w:val="clear" w:color="auto" w:fill="FFFFFF"/>
+            <w:tcMar>
+              <w:top w:w="0" w:type="dxa"/>
+              <w:bottom w:w="0" w:type="dxa"/>
+              <w:left w:w="0" w:type="dxa"/>
+              <w:right w:w="0" w:type="dxa"/>
+            </w:tcMar>
+            <w:vAlign w:val="top"/>
+          </w:tcPr>
+          <w:p>
+            <w:pPr>
+              <w:pStyle w:val="Normal"/>
+              <w:jc w:val="left"/>
+              <w:pBdr>
+                <w:bottom w:val="none" w:sz="0" w:space="0" w:color="000000"/>
+                <w:top w:val="none" w:sz="0" w:space="0" w:color="000000"/>
+                <w:left w:val="none" w:sz="0" w:space="0" w:color="000000"/>
+                <w:right w:val="none" w:sz="0" w:space="0" w:color="000000"/>
+              </w:pBdr>
+              <w:spacing w:after="100" w:before="100" w:line="240"/>
+              <w:ind w:left="100" w:right="100" w:firstLine="0" w:firstLineChars="0"/>
+              <w:rPr>
+                <w:rFonts w:ascii="Arial" w:hAnsi="Arial" w:eastAsia="Arial" w:cs="Arial"/>
+                <w:i w:val="false"/>
+                <w:b w:val="false"/>
+                <w:u w:val="none"/>
+                <w:strike w:val="false"/>
+                <w:sz w:val="20"/>
+                <w:szCs w:val="20"/>
+                <w:color w:val="000000"/>
+              </w:rPr>
+            </w:pPr>
+            <w:r>
+              <w:rPr>
+                <w:rFonts w:ascii="Arial" w:hAnsi="Arial" w:eastAsia="Arial" w:cs="Arial"/>
+                <w:i w:val="false"/>
+                <w:b w:val="false"/>
+                <w:u w:val="none"/>
+                <w:strike w:val="false"/>
+                <w:sz w:val="20"/>
+                <w:szCs w:val="20"/>
+                <w:color w:val="000000"/>
+              </w:rPr>
+              <w:t xml:space="preserve">75.8</w:t>
+            </w:r>
+          </w:p>
+        </w:tc>
+        <w:tc>
+          <w:tcPr>
+            <w:tcBorders>
+              <w:bottom w:val="none" w:sz="0" w:space="0" w:color="000000"/>
+              <w:top w:val="none" w:sz="0" w:space="0" w:color="000000"/>
+              <w:left w:val="none" w:sz="0" w:space="0" w:color="000000"/>
+              <w:right w:val="none" w:sz="0" w:space="0" w:color="000000"/>
+            </w:tcBorders>
+            <w:shd w:val="clear" w:color="auto" w:fill="FFFFFF"/>
+            <w:tcMar>
+              <w:top w:w="0" w:type="dxa"/>
+              <w:bottom w:w="0" w:type="dxa"/>
+              <w:left w:w="0" w:type="dxa"/>
+              <w:right w:w="0" w:type="dxa"/>
+            </w:tcMar>
+            <w:vAlign w:val="top"/>
+          </w:tcPr>
+          <w:p>
+            <w:pPr>
+              <w:pStyle w:val="Normal"/>
+              <w:jc w:val="left"/>
+              <w:pBdr>
+                <w:bottom w:val="none" w:sz="0" w:space="0" w:color="000000"/>
+                <w:top w:val="none" w:sz="0" w:space="0" w:color="000000"/>
+                <w:left w:val="none" w:sz="0" w:space="0" w:color="000000"/>
+                <w:right w:val="none" w:sz="0" w:space="0" w:color="000000"/>
+              </w:pBdr>
+              <w:spacing w:after="100" w:before="100" w:line="240"/>
+              <w:ind w:left="100" w:right="100" w:firstLine="0" w:firstLineChars="0"/>
+              <w:rPr>
+                <w:rFonts w:ascii="Arial" w:hAnsi="Arial" w:eastAsia="Arial" w:cs="Arial"/>
+                <w:i w:val="false"/>
+                <w:b w:val="false"/>
+                <w:u w:val="none"/>
+                <w:strike w:val="false"/>
+                <w:sz w:val="20"/>
+                <w:szCs w:val="20"/>
+                <w:color w:val="000000"/>
+              </w:rPr>
+            </w:pPr>
+            <w:r>
+              <w:rPr>
+                <w:rFonts w:ascii="Arial" w:hAnsi="Arial" w:eastAsia="Arial" w:cs="Arial"/>
+                <w:i w:val="false"/>
+                <w:b w:val="false"/>
+                <w:u w:val="none"/>
+                <w:strike w:val="false"/>
+                <w:sz w:val="20"/>
+                <w:szCs w:val="20"/>
+                <w:color w:val="000000"/>
+              </w:rPr>
+              <w:t xml:space="preserve">99.6</w:t>
+            </w:r>
+          </w:p>
+        </w:tc>
+        <w:tc>
+          <w:tcPr>
+            <w:tcBorders>
+              <w:bottom w:val="none" w:sz="0" w:space="0" w:color="000000"/>
+              <w:top w:val="none" w:sz="0" w:space="0" w:color="000000"/>
+              <w:left w:val="none" w:sz="0" w:space="0" w:color="000000"/>
+              <w:right w:val="none" w:sz="0" w:space="0" w:color="000000"/>
+            </w:tcBorders>
+            <w:shd w:val="clear" w:color="auto" w:fill="FFFFFF"/>
+            <w:tcMar>
+              <w:top w:w="0" w:type="dxa"/>
+              <w:bottom w:w="0" w:type="dxa"/>
+              <w:left w:w="0" w:type="dxa"/>
+              <w:right w:w="0" w:type="dxa"/>
+            </w:tcMar>
+            <w:vAlign w:val="top"/>
+          </w:tcPr>
+          <w:p>
+            <w:pPr>
+              <w:pStyle w:val="Normal"/>
+              <w:jc w:val="left"/>
+              <w:pBdr>
+                <w:bottom w:val="none" w:sz="0" w:space="0" w:color="000000"/>
+                <w:top w:val="none" w:sz="0" w:space="0" w:color="000000"/>
+                <w:left w:val="none" w:sz="0" w:space="0" w:color="000000"/>
+                <w:right w:val="none" w:sz="0" w:space="0" w:color="000000"/>
+              </w:pBdr>
+              <w:spacing w:after="100" w:before="100" w:line="240"/>
+              <w:ind w:left="100" w:right="100" w:firstLine="0" w:firstLineChars="0"/>
+              <w:rPr>
+                <w:rFonts w:ascii="Arial" w:hAnsi="Arial" w:eastAsia="Arial" w:cs="Arial"/>
+                <w:i w:val="false"/>
+                <w:b w:val="false"/>
+                <w:u w:val="none"/>
+                <w:strike w:val="false"/>
+                <w:sz w:val="20"/>
+                <w:szCs w:val="20"/>
+                <w:color w:val="000000"/>
+              </w:rPr>
+            </w:pPr>
+            <w:r>
+              <w:rPr>
+                <w:rFonts w:ascii="Arial" w:hAnsi="Arial" w:eastAsia="Arial" w:cs="Arial"/>
+                <w:i w:val="false"/>
+                <w:b w:val="false"/>
+                <w:u w:val="none"/>
+                <w:strike w:val="false"/>
+                <w:sz w:val="20"/>
+                <w:szCs w:val="20"/>
+                <w:color w:val="000000"/>
+              </w:rPr>
+              <w:t xml:space="preserve">89.1</w:t>
+            </w:r>
+          </w:p>
+        </w:tc>
+        <w:tc>
+          <w:tcPr>
+            <w:tcBorders>
+              <w:bottom w:val="none" w:sz="0" w:space="0" w:color="000000"/>
+              <w:top w:val="none" w:sz="0" w:space="0" w:color="000000"/>
+              <w:left w:val="none" w:sz="0" w:space="0" w:color="000000"/>
+              <w:right w:val="none" w:sz="0" w:space="0" w:color="000000"/>
+            </w:tcBorders>
+            <w:shd w:val="clear" w:color="auto" w:fill="FFFFFF"/>
+            <w:tcMar>
+              <w:top w:w="0" w:type="dxa"/>
+              <w:bottom w:w="0" w:type="dxa"/>
+              <w:left w:w="0" w:type="dxa"/>
+              <w:right w:w="0" w:type="dxa"/>
+            </w:tcMar>
+            <w:vAlign w:val="top"/>
+          </w:tcPr>
+          <w:p>
+            <w:pPr>
+              <w:pStyle w:val="Normal"/>
+              <w:jc w:val="left"/>
+              <w:pBdr>
+                <w:bottom w:val="none" w:sz="0" w:space="0" w:color="000000"/>
+                <w:top w:val="none" w:sz="0" w:space="0" w:color="000000"/>
+                <w:left w:val="none" w:sz="0" w:space="0" w:color="000000"/>
+                <w:right w:val="none" w:sz="0" w:space="0" w:color="000000"/>
+              </w:pBdr>
+              <w:spacing w:after="100" w:before="100" w:line="240"/>
+              <w:ind w:left="100" w:right="100" w:firstLine="0" w:firstLineChars="0"/>
+              <w:rPr>
+                <w:rFonts w:ascii="Arial" w:hAnsi="Arial" w:eastAsia="Arial" w:cs="Arial"/>
+                <w:i w:val="false"/>
+                <w:b w:val="false"/>
+                <w:u w:val="none"/>
+                <w:strike w:val="false"/>
+                <w:sz w:val="20"/>
+                <w:szCs w:val="20"/>
+                <w:color w:val="000000"/>
+              </w:rPr>
+            </w:pPr>
+            <w:r>
+              <w:rPr>
+                <w:rFonts w:ascii="Arial" w:hAnsi="Arial" w:eastAsia="Arial" w:cs="Arial"/>
+                <w:i w:val="false"/>
+                <w:b w:val="false"/>
+                <w:u w:val="none"/>
+                <w:strike w:val="false"/>
+                <w:sz w:val="20"/>
+                <w:szCs w:val="20"/>
+                <w:color w:val="000000"/>
+              </w:rPr>
+              <w:t xml:space="preserve">98.5</w:t>
             </w:r>
           </w:p>
         </w:tc>
@@ -12016,116 +12016,6 @@
                 <w:szCs w:val="20"/>
                 <w:color w:val="000000"/>
               </w:rPr>
-              <w:t xml:space="preserve">88.30000</w:t>
-            </w:r>
-          </w:p>
-        </w:tc>
-        <w:tc>
-          <w:tcPr>
-            <w:tcBorders>
-              <w:bottom w:val="none" w:sz="0" w:space="0" w:color="000000"/>
-              <w:top w:val="none" w:sz="0" w:space="0" w:color="000000"/>
-              <w:left w:val="none" w:sz="0" w:space="0" w:color="000000"/>
-              <w:right w:val="none" w:sz="0" w:space="0" w:color="000000"/>
-            </w:tcBorders>
-            <w:shd w:val="clear" w:color="auto" w:fill="FFFFFF"/>
-            <w:tcMar>
-              <w:top w:w="0" w:type="dxa"/>
-              <w:bottom w:w="0" w:type="dxa"/>
-              <w:left w:w="0" w:type="dxa"/>
-              <w:right w:w="0" w:type="dxa"/>
-            </w:tcMar>
-            <w:vAlign w:val="top"/>
-          </w:tcPr>
-          <w:p>
-            <w:pPr>
-              <w:pStyle w:val="Normal"/>
-              <w:jc w:val="left"/>
-              <w:pBdr>
-                <w:bottom w:val="none" w:sz="0" w:space="0" w:color="000000"/>
-                <w:top w:val="none" w:sz="0" w:space="0" w:color="000000"/>
-                <w:left w:val="none" w:sz="0" w:space="0" w:color="000000"/>
-                <w:right w:val="none" w:sz="0" w:space="0" w:color="000000"/>
-              </w:pBdr>
-              <w:spacing w:after="100" w:before="100" w:line="240"/>
-              <w:ind w:left="100" w:right="100" w:firstLine="0" w:firstLineChars="0"/>
-              <w:rPr>
-                <w:rFonts w:ascii="Arial" w:hAnsi="Arial" w:eastAsia="Arial" w:cs="Arial"/>
-                <w:i w:val="false"/>
-                <w:b w:val="false"/>
-                <w:u w:val="none"/>
-                <w:strike w:val="false"/>
-                <w:sz w:val="20"/>
-                <w:szCs w:val="20"/>
-                <w:color w:val="000000"/>
-              </w:rPr>
-            </w:pPr>
-            <w:r>
-              <w:rPr>
-                <w:rFonts w:ascii="Arial" w:hAnsi="Arial" w:eastAsia="Arial" w:cs="Arial"/>
-                <w:i w:val="false"/>
-                <w:b w:val="false"/>
-                <w:u w:val="none"/>
-                <w:strike w:val="false"/>
-                <w:sz w:val="20"/>
-                <w:szCs w:val="20"/>
-                <w:color w:val="000000"/>
-              </w:rPr>
-              <w:t xml:space="preserve">9.277241</w:t>
-            </w:r>
-          </w:p>
-        </w:tc>
-        <w:tc>
-          <w:tcPr>
-            <w:tcBorders>
-              <w:bottom w:val="none" w:sz="0" w:space="0" w:color="000000"/>
-              <w:top w:val="none" w:sz="0" w:space="0" w:color="000000"/>
-              <w:left w:val="none" w:sz="0" w:space="0" w:color="000000"/>
-              <w:right w:val="none" w:sz="0" w:space="0" w:color="000000"/>
-            </w:tcBorders>
-            <w:shd w:val="clear" w:color="auto" w:fill="FFFFFF"/>
-            <w:tcMar>
-              <w:top w:w="0" w:type="dxa"/>
-              <w:bottom w:w="0" w:type="dxa"/>
-              <w:left w:w="0" w:type="dxa"/>
-              <w:right w:w="0" w:type="dxa"/>
-            </w:tcMar>
-            <w:vAlign w:val="top"/>
-          </w:tcPr>
-          <w:p>
-            <w:pPr>
-              <w:pStyle w:val="Normal"/>
-              <w:jc w:val="left"/>
-              <w:pBdr>
-                <w:bottom w:val="none" w:sz="0" w:space="0" w:color="000000"/>
-                <w:top w:val="none" w:sz="0" w:space="0" w:color="000000"/>
-                <w:left w:val="none" w:sz="0" w:space="0" w:color="000000"/>
-                <w:right w:val="none" w:sz="0" w:space="0" w:color="000000"/>
-              </w:pBdr>
-              <w:spacing w:after="100" w:before="100" w:line="240"/>
-              <w:ind w:left="100" w:right="100" w:firstLine="0" w:firstLineChars="0"/>
-              <w:rPr>
-                <w:rFonts w:ascii="Arial" w:hAnsi="Arial" w:eastAsia="Arial" w:cs="Arial"/>
-                <w:i w:val="false"/>
-                <w:b w:val="false"/>
-                <w:u w:val="none"/>
-                <w:strike w:val="false"/>
-                <w:sz w:val="20"/>
-                <w:szCs w:val="20"/>
-                <w:color w:val="000000"/>
-              </w:rPr>
-            </w:pPr>
-            <w:r>
-              <w:rPr>
-                <w:rFonts w:ascii="Arial" w:hAnsi="Arial" w:eastAsia="Arial" w:cs="Arial"/>
-                <w:i w:val="false"/>
-                <w:b w:val="false"/>
-                <w:u w:val="none"/>
-                <w:strike w:val="false"/>
-                <w:sz w:val="20"/>
-                <w:szCs w:val="20"/>
-                <w:color w:val="000000"/>
-              </w:rPr>
               <w:t xml:space="preserve">88.30</w:t>
             </w:r>
           </w:p>
@@ -12181,227 +12071,337 @@
                 <w:szCs w:val="20"/>
                 <w:color w:val="000000"/>
               </w:rPr>
-              <w:t xml:space="preserve">6.560</w:t>
-            </w:r>
-          </w:p>
-        </w:tc>
-        <w:tc>
-          <w:tcPr>
-            <w:tcBorders>
-              <w:bottom w:val="none" w:sz="0" w:space="0" w:color="000000"/>
-              <w:top w:val="none" w:sz="0" w:space="0" w:color="000000"/>
-              <w:left w:val="none" w:sz="0" w:space="0" w:color="000000"/>
-              <w:right w:val="none" w:sz="0" w:space="0" w:color="000000"/>
-            </w:tcBorders>
-            <w:shd w:val="clear" w:color="auto" w:fill="FFFFFF"/>
-            <w:tcMar>
-              <w:top w:w="0" w:type="dxa"/>
-              <w:bottom w:w="0" w:type="dxa"/>
-              <w:left w:w="0" w:type="dxa"/>
-              <w:right w:w="0" w:type="dxa"/>
-            </w:tcMar>
-            <w:vAlign w:val="top"/>
-          </w:tcPr>
-          <w:p>
-            <w:pPr>
-              <w:pStyle w:val="Normal"/>
-              <w:jc w:val="left"/>
-              <w:pBdr>
-                <w:bottom w:val="none" w:sz="0" w:space="0" w:color="000000"/>
-                <w:top w:val="none" w:sz="0" w:space="0" w:color="000000"/>
-                <w:left w:val="none" w:sz="0" w:space="0" w:color="000000"/>
-                <w:right w:val="none" w:sz="0" w:space="0" w:color="000000"/>
-              </w:pBdr>
-              <w:spacing w:after="100" w:before="100" w:line="240"/>
-              <w:ind w:left="100" w:right="100" w:firstLine="0" w:firstLineChars="0"/>
-              <w:rPr>
-                <w:rFonts w:ascii="Arial" w:hAnsi="Arial" w:eastAsia="Arial" w:cs="Arial"/>
-                <w:i w:val="false"/>
-                <w:b w:val="false"/>
-                <w:u w:val="none"/>
-                <w:strike w:val="false"/>
-                <w:sz w:val="20"/>
-                <w:szCs w:val="20"/>
-                <w:color w:val="000000"/>
-              </w:rPr>
-            </w:pPr>
-            <w:r>
-              <w:rPr>
-                <w:rFonts w:ascii="Arial" w:hAnsi="Arial" w:eastAsia="Arial" w:cs="Arial"/>
-                <w:i w:val="false"/>
-                <w:b w:val="false"/>
-                <w:u w:val="none"/>
-                <w:strike w:val="false"/>
-                <w:sz w:val="20"/>
-                <w:szCs w:val="20"/>
-                <w:color w:val="000000"/>
-              </w:rPr>
-              <w:t xml:space="preserve">81.74</w:t>
-            </w:r>
-          </w:p>
-        </w:tc>
-        <w:tc>
-          <w:tcPr>
-            <w:tcBorders>
-              <w:bottom w:val="none" w:sz="0" w:space="0" w:color="000000"/>
-              <w:top w:val="none" w:sz="0" w:space="0" w:color="000000"/>
-              <w:left w:val="none" w:sz="0" w:space="0" w:color="000000"/>
-              <w:right w:val="none" w:sz="0" w:space="0" w:color="000000"/>
-            </w:tcBorders>
-            <w:shd w:val="clear" w:color="auto" w:fill="FFFFFF"/>
-            <w:tcMar>
-              <w:top w:w="0" w:type="dxa"/>
-              <w:bottom w:w="0" w:type="dxa"/>
-              <w:left w:w="0" w:type="dxa"/>
-              <w:right w:w="0" w:type="dxa"/>
-            </w:tcMar>
-            <w:vAlign w:val="top"/>
-          </w:tcPr>
-          <w:p>
-            <w:pPr>
-              <w:pStyle w:val="Normal"/>
-              <w:jc w:val="left"/>
-              <w:pBdr>
-                <w:bottom w:val="none" w:sz="0" w:space="0" w:color="000000"/>
-                <w:top w:val="none" w:sz="0" w:space="0" w:color="000000"/>
-                <w:left w:val="none" w:sz="0" w:space="0" w:color="000000"/>
-                <w:right w:val="none" w:sz="0" w:space="0" w:color="000000"/>
-              </w:pBdr>
-              <w:spacing w:after="100" w:before="100" w:line="240"/>
-              <w:ind w:left="100" w:right="100" w:firstLine="0" w:firstLineChars="0"/>
-              <w:rPr>
-                <w:rFonts w:ascii="Arial" w:hAnsi="Arial" w:eastAsia="Arial" w:cs="Arial"/>
-                <w:i w:val="false"/>
-                <w:b w:val="false"/>
-                <w:u w:val="none"/>
-                <w:strike w:val="false"/>
-                <w:sz w:val="20"/>
-                <w:szCs w:val="20"/>
-                <w:color w:val="000000"/>
-              </w:rPr>
-            </w:pPr>
-            <w:r>
-              <w:rPr>
-                <w:rFonts w:ascii="Arial" w:hAnsi="Arial" w:eastAsia="Arial" w:cs="Arial"/>
-                <w:i w:val="false"/>
-                <w:b w:val="false"/>
-                <w:u w:val="none"/>
-                <w:strike w:val="false"/>
-                <w:sz w:val="20"/>
-                <w:szCs w:val="20"/>
-                <w:color w:val="000000"/>
-              </w:rPr>
-              <w:t xml:space="preserve">94.86</w:t>
-            </w:r>
-          </w:p>
-        </w:tc>
-        <w:tc>
-          <w:tcPr>
-            <w:tcBorders>
-              <w:bottom w:val="none" w:sz="0" w:space="0" w:color="000000"/>
-              <w:top w:val="none" w:sz="0" w:space="0" w:color="000000"/>
-              <w:left w:val="none" w:sz="0" w:space="0" w:color="000000"/>
-              <w:right w:val="none" w:sz="0" w:space="0" w:color="000000"/>
-            </w:tcBorders>
-            <w:shd w:val="clear" w:color="auto" w:fill="FFFFFF"/>
-            <w:tcMar>
-              <w:top w:w="0" w:type="dxa"/>
-              <w:bottom w:w="0" w:type="dxa"/>
-              <w:left w:w="0" w:type="dxa"/>
-              <w:right w:w="0" w:type="dxa"/>
-            </w:tcMar>
-            <w:vAlign w:val="top"/>
-          </w:tcPr>
-          <w:p>
-            <w:pPr>
-              <w:pStyle w:val="Normal"/>
-              <w:jc w:val="left"/>
-              <w:pBdr>
-                <w:bottom w:val="none" w:sz="0" w:space="0" w:color="000000"/>
-                <w:top w:val="none" w:sz="0" w:space="0" w:color="000000"/>
-                <w:left w:val="none" w:sz="0" w:space="0" w:color="000000"/>
-                <w:right w:val="none" w:sz="0" w:space="0" w:color="000000"/>
-              </w:pBdr>
-              <w:spacing w:after="100" w:before="100" w:line="240"/>
-              <w:ind w:left="100" w:right="100" w:firstLine="0" w:firstLineChars="0"/>
-              <w:rPr>
-                <w:rFonts w:ascii="Arial" w:hAnsi="Arial" w:eastAsia="Arial" w:cs="Arial"/>
-                <w:i w:val="false"/>
-                <w:b w:val="false"/>
-                <w:u w:val="none"/>
-                <w:strike w:val="false"/>
-                <w:sz w:val="20"/>
-                <w:szCs w:val="20"/>
-                <w:color w:val="000000"/>
-              </w:rPr>
-            </w:pPr>
-            <w:r>
-              <w:rPr>
-                <w:rFonts w:ascii="Arial" w:hAnsi="Arial" w:eastAsia="Arial" w:cs="Arial"/>
-                <w:i w:val="false"/>
-                <w:b w:val="false"/>
-                <w:u w:val="none"/>
-                <w:strike w:val="false"/>
-                <w:sz w:val="20"/>
-                <w:szCs w:val="20"/>
-                <w:color w:val="000000"/>
-              </w:rPr>
-              <w:t xml:space="preserve">85.020</w:t>
-            </w:r>
-          </w:p>
-        </w:tc>
-        <w:tc>
-          <w:tcPr>
-            <w:tcBorders>
-              <w:bottom w:val="none" w:sz="0" w:space="0" w:color="000000"/>
-              <w:top w:val="none" w:sz="0" w:space="0" w:color="000000"/>
-              <w:left w:val="none" w:sz="0" w:space="0" w:color="000000"/>
-              <w:right w:val="none" w:sz="0" w:space="0" w:color="000000"/>
-            </w:tcBorders>
-            <w:shd w:val="clear" w:color="auto" w:fill="FFFFFF"/>
-            <w:tcMar>
-              <w:top w:w="0" w:type="dxa"/>
-              <w:bottom w:w="0" w:type="dxa"/>
-              <w:left w:w="0" w:type="dxa"/>
-              <w:right w:w="0" w:type="dxa"/>
-            </w:tcMar>
-            <w:vAlign w:val="top"/>
-          </w:tcPr>
-          <w:p>
-            <w:pPr>
-              <w:pStyle w:val="Normal"/>
-              <w:jc w:val="left"/>
-              <w:pBdr>
-                <w:bottom w:val="none" w:sz="0" w:space="0" w:color="000000"/>
-                <w:top w:val="none" w:sz="0" w:space="0" w:color="000000"/>
-                <w:left w:val="none" w:sz="0" w:space="0" w:color="000000"/>
-                <w:right w:val="none" w:sz="0" w:space="0" w:color="000000"/>
-              </w:pBdr>
-              <w:spacing w:after="100" w:before="100" w:line="240"/>
-              <w:ind w:left="100" w:right="100" w:firstLine="0" w:firstLineChars="0"/>
-              <w:rPr>
-                <w:rFonts w:ascii="Arial" w:hAnsi="Arial" w:eastAsia="Arial" w:cs="Arial"/>
-                <w:i w:val="false"/>
-                <w:b w:val="false"/>
-                <w:u w:val="none"/>
-                <w:strike w:val="false"/>
-                <w:sz w:val="20"/>
-                <w:szCs w:val="20"/>
-                <w:color w:val="000000"/>
-              </w:rPr>
-            </w:pPr>
-            <w:r>
-              <w:rPr>
-                <w:rFonts w:ascii="Arial" w:hAnsi="Arial" w:eastAsia="Arial" w:cs="Arial"/>
-                <w:i w:val="false"/>
-                <w:b w:val="false"/>
-                <w:u w:val="none"/>
-                <w:strike w:val="false"/>
-                <w:sz w:val="20"/>
-                <w:szCs w:val="20"/>
-                <w:color w:val="000000"/>
-              </w:rPr>
-              <w:t xml:space="preserve">91.580</w:t>
+              <w:t xml:space="preserve">9.28</w:t>
+            </w:r>
+          </w:p>
+        </w:tc>
+        <w:tc>
+          <w:tcPr>
+            <w:tcBorders>
+              <w:bottom w:val="none" w:sz="0" w:space="0" w:color="000000"/>
+              <w:top w:val="none" w:sz="0" w:space="0" w:color="000000"/>
+              <w:left w:val="none" w:sz="0" w:space="0" w:color="000000"/>
+              <w:right w:val="none" w:sz="0" w:space="0" w:color="000000"/>
+            </w:tcBorders>
+            <w:shd w:val="clear" w:color="auto" w:fill="FFFFFF"/>
+            <w:tcMar>
+              <w:top w:w="0" w:type="dxa"/>
+              <w:bottom w:w="0" w:type="dxa"/>
+              <w:left w:w="0" w:type="dxa"/>
+              <w:right w:w="0" w:type="dxa"/>
+            </w:tcMar>
+            <w:vAlign w:val="top"/>
+          </w:tcPr>
+          <w:p>
+            <w:pPr>
+              <w:pStyle w:val="Normal"/>
+              <w:jc w:val="left"/>
+              <w:pBdr>
+                <w:bottom w:val="none" w:sz="0" w:space="0" w:color="000000"/>
+                <w:top w:val="none" w:sz="0" w:space="0" w:color="000000"/>
+                <w:left w:val="none" w:sz="0" w:space="0" w:color="000000"/>
+                <w:right w:val="none" w:sz="0" w:space="0" w:color="000000"/>
+              </w:pBdr>
+              <w:spacing w:after="100" w:before="100" w:line="240"/>
+              <w:ind w:left="100" w:right="100" w:firstLine="0" w:firstLineChars="0"/>
+              <w:rPr>
+                <w:rFonts w:ascii="Arial" w:hAnsi="Arial" w:eastAsia="Arial" w:cs="Arial"/>
+                <w:i w:val="false"/>
+                <w:b w:val="false"/>
+                <w:u w:val="none"/>
+                <w:strike w:val="false"/>
+                <w:sz w:val="20"/>
+                <w:szCs w:val="20"/>
+                <w:color w:val="000000"/>
+              </w:rPr>
+            </w:pPr>
+            <w:r>
+              <w:rPr>
+                <w:rFonts w:ascii="Arial" w:hAnsi="Arial" w:eastAsia="Arial" w:cs="Arial"/>
+                <w:i w:val="false"/>
+                <w:b w:val="false"/>
+                <w:u w:val="none"/>
+                <w:strike w:val="false"/>
+                <w:sz w:val="20"/>
+                <w:szCs w:val="20"/>
+                <w:color w:val="000000"/>
+              </w:rPr>
+              <w:t xml:space="preserve">88.30</w:t>
+            </w:r>
+          </w:p>
+        </w:tc>
+        <w:tc>
+          <w:tcPr>
+            <w:tcBorders>
+              <w:bottom w:val="none" w:sz="0" w:space="0" w:color="000000"/>
+              <w:top w:val="none" w:sz="0" w:space="0" w:color="000000"/>
+              <w:left w:val="none" w:sz="0" w:space="0" w:color="000000"/>
+              <w:right w:val="none" w:sz="0" w:space="0" w:color="000000"/>
+            </w:tcBorders>
+            <w:shd w:val="clear" w:color="auto" w:fill="FFFFFF"/>
+            <w:tcMar>
+              <w:top w:w="0" w:type="dxa"/>
+              <w:bottom w:w="0" w:type="dxa"/>
+              <w:left w:w="0" w:type="dxa"/>
+              <w:right w:w="0" w:type="dxa"/>
+            </w:tcMar>
+            <w:vAlign w:val="top"/>
+          </w:tcPr>
+          <w:p>
+            <w:pPr>
+              <w:pStyle w:val="Normal"/>
+              <w:jc w:val="left"/>
+              <w:pBdr>
+                <w:bottom w:val="none" w:sz="0" w:space="0" w:color="000000"/>
+                <w:top w:val="none" w:sz="0" w:space="0" w:color="000000"/>
+                <w:left w:val="none" w:sz="0" w:space="0" w:color="000000"/>
+                <w:right w:val="none" w:sz="0" w:space="0" w:color="000000"/>
+              </w:pBdr>
+              <w:spacing w:after="100" w:before="100" w:line="240"/>
+              <w:ind w:left="100" w:right="100" w:firstLine="0" w:firstLineChars="0"/>
+              <w:rPr>
+                <w:rFonts w:ascii="Arial" w:hAnsi="Arial" w:eastAsia="Arial" w:cs="Arial"/>
+                <w:i w:val="false"/>
+                <w:b w:val="false"/>
+                <w:u w:val="none"/>
+                <w:strike w:val="false"/>
+                <w:sz w:val="20"/>
+                <w:szCs w:val="20"/>
+                <w:color w:val="000000"/>
+              </w:rPr>
+            </w:pPr>
+            <w:r>
+              <w:rPr>
+                <w:rFonts w:ascii="Arial" w:hAnsi="Arial" w:eastAsia="Arial" w:cs="Arial"/>
+                <w:i w:val="false"/>
+                <w:b w:val="false"/>
+                <w:u w:val="none"/>
+                <w:strike w:val="false"/>
+                <w:sz w:val="20"/>
+                <w:szCs w:val="20"/>
+                <w:color w:val="000000"/>
+              </w:rPr>
+              <w:t xml:space="preserve">6.56</w:t>
+            </w:r>
+          </w:p>
+        </w:tc>
+        <w:tc>
+          <w:tcPr>
+            <w:tcBorders>
+              <w:bottom w:val="none" w:sz="0" w:space="0" w:color="000000"/>
+              <w:top w:val="none" w:sz="0" w:space="0" w:color="000000"/>
+              <w:left w:val="none" w:sz="0" w:space="0" w:color="000000"/>
+              <w:right w:val="none" w:sz="0" w:space="0" w:color="000000"/>
+            </w:tcBorders>
+            <w:shd w:val="clear" w:color="auto" w:fill="FFFFFF"/>
+            <w:tcMar>
+              <w:top w:w="0" w:type="dxa"/>
+              <w:bottom w:w="0" w:type="dxa"/>
+              <w:left w:w="0" w:type="dxa"/>
+              <w:right w:w="0" w:type="dxa"/>
+            </w:tcMar>
+            <w:vAlign w:val="top"/>
+          </w:tcPr>
+          <w:p>
+            <w:pPr>
+              <w:pStyle w:val="Normal"/>
+              <w:jc w:val="left"/>
+              <w:pBdr>
+                <w:bottom w:val="none" w:sz="0" w:space="0" w:color="000000"/>
+                <w:top w:val="none" w:sz="0" w:space="0" w:color="000000"/>
+                <w:left w:val="none" w:sz="0" w:space="0" w:color="000000"/>
+                <w:right w:val="none" w:sz="0" w:space="0" w:color="000000"/>
+              </w:pBdr>
+              <w:spacing w:after="100" w:before="100" w:line="240"/>
+              <w:ind w:left="100" w:right="100" w:firstLine="0" w:firstLineChars="0"/>
+              <w:rPr>
+                <w:rFonts w:ascii="Arial" w:hAnsi="Arial" w:eastAsia="Arial" w:cs="Arial"/>
+                <w:i w:val="false"/>
+                <w:b w:val="false"/>
+                <w:u w:val="none"/>
+                <w:strike w:val="false"/>
+                <w:sz w:val="20"/>
+                <w:szCs w:val="20"/>
+                <w:color w:val="000000"/>
+              </w:rPr>
+            </w:pPr>
+            <w:r>
+              <w:rPr>
+                <w:rFonts w:ascii="Arial" w:hAnsi="Arial" w:eastAsia="Arial" w:cs="Arial"/>
+                <w:i w:val="false"/>
+                <w:b w:val="false"/>
+                <w:u w:val="none"/>
+                <w:strike w:val="false"/>
+                <w:sz w:val="20"/>
+                <w:szCs w:val="20"/>
+                <w:color w:val="000000"/>
+              </w:rPr>
+              <w:t xml:space="preserve">81.7</w:t>
+            </w:r>
+          </w:p>
+        </w:tc>
+        <w:tc>
+          <w:tcPr>
+            <w:tcBorders>
+              <w:bottom w:val="none" w:sz="0" w:space="0" w:color="000000"/>
+              <w:top w:val="none" w:sz="0" w:space="0" w:color="000000"/>
+              <w:left w:val="none" w:sz="0" w:space="0" w:color="000000"/>
+              <w:right w:val="none" w:sz="0" w:space="0" w:color="000000"/>
+            </w:tcBorders>
+            <w:shd w:val="clear" w:color="auto" w:fill="FFFFFF"/>
+            <w:tcMar>
+              <w:top w:w="0" w:type="dxa"/>
+              <w:bottom w:w="0" w:type="dxa"/>
+              <w:left w:w="0" w:type="dxa"/>
+              <w:right w:w="0" w:type="dxa"/>
+            </w:tcMar>
+            <w:vAlign w:val="top"/>
+          </w:tcPr>
+          <w:p>
+            <w:pPr>
+              <w:pStyle w:val="Normal"/>
+              <w:jc w:val="left"/>
+              <w:pBdr>
+                <w:bottom w:val="none" w:sz="0" w:space="0" w:color="000000"/>
+                <w:top w:val="none" w:sz="0" w:space="0" w:color="000000"/>
+                <w:left w:val="none" w:sz="0" w:space="0" w:color="000000"/>
+                <w:right w:val="none" w:sz="0" w:space="0" w:color="000000"/>
+              </w:pBdr>
+              <w:spacing w:after="100" w:before="100" w:line="240"/>
+              <w:ind w:left="100" w:right="100" w:firstLine="0" w:firstLineChars="0"/>
+              <w:rPr>
+                <w:rFonts w:ascii="Arial" w:hAnsi="Arial" w:eastAsia="Arial" w:cs="Arial"/>
+                <w:i w:val="false"/>
+                <w:b w:val="false"/>
+                <w:u w:val="none"/>
+                <w:strike w:val="false"/>
+                <w:sz w:val="20"/>
+                <w:szCs w:val="20"/>
+                <w:color w:val="000000"/>
+              </w:rPr>
+            </w:pPr>
+            <w:r>
+              <w:rPr>
+                <w:rFonts w:ascii="Arial" w:hAnsi="Arial" w:eastAsia="Arial" w:cs="Arial"/>
+                <w:i w:val="false"/>
+                <w:b w:val="false"/>
+                <w:u w:val="none"/>
+                <w:strike w:val="false"/>
+                <w:sz w:val="20"/>
+                <w:szCs w:val="20"/>
+                <w:color w:val="000000"/>
+              </w:rPr>
+              <w:t xml:space="preserve">94.9</w:t>
+            </w:r>
+          </w:p>
+        </w:tc>
+        <w:tc>
+          <w:tcPr>
+            <w:tcBorders>
+              <w:bottom w:val="none" w:sz="0" w:space="0" w:color="000000"/>
+              <w:top w:val="none" w:sz="0" w:space="0" w:color="000000"/>
+              <w:left w:val="none" w:sz="0" w:space="0" w:color="000000"/>
+              <w:right w:val="none" w:sz="0" w:space="0" w:color="000000"/>
+            </w:tcBorders>
+            <w:shd w:val="clear" w:color="auto" w:fill="FFFFFF"/>
+            <w:tcMar>
+              <w:top w:w="0" w:type="dxa"/>
+              <w:bottom w:w="0" w:type="dxa"/>
+              <w:left w:w="0" w:type="dxa"/>
+              <w:right w:w="0" w:type="dxa"/>
+            </w:tcMar>
+            <w:vAlign w:val="top"/>
+          </w:tcPr>
+          <w:p>
+            <w:pPr>
+              <w:pStyle w:val="Normal"/>
+              <w:jc w:val="left"/>
+              <w:pBdr>
+                <w:bottom w:val="none" w:sz="0" w:space="0" w:color="000000"/>
+                <w:top w:val="none" w:sz="0" w:space="0" w:color="000000"/>
+                <w:left w:val="none" w:sz="0" w:space="0" w:color="000000"/>
+                <w:right w:val="none" w:sz="0" w:space="0" w:color="000000"/>
+              </w:pBdr>
+              <w:spacing w:after="100" w:before="100" w:line="240"/>
+              <w:ind w:left="100" w:right="100" w:firstLine="0" w:firstLineChars="0"/>
+              <w:rPr>
+                <w:rFonts w:ascii="Arial" w:hAnsi="Arial" w:eastAsia="Arial" w:cs="Arial"/>
+                <w:i w:val="false"/>
+                <w:b w:val="false"/>
+                <w:u w:val="none"/>
+                <w:strike w:val="false"/>
+                <w:sz w:val="20"/>
+                <w:szCs w:val="20"/>
+                <w:color w:val="000000"/>
+              </w:rPr>
+            </w:pPr>
+            <w:r>
+              <w:rPr>
+                <w:rFonts w:ascii="Arial" w:hAnsi="Arial" w:eastAsia="Arial" w:cs="Arial"/>
+                <w:i w:val="false"/>
+                <w:b w:val="false"/>
+                <w:u w:val="none"/>
+                <w:strike w:val="false"/>
+                <w:sz w:val="20"/>
+                <w:szCs w:val="20"/>
+                <w:color w:val="000000"/>
+              </w:rPr>
+              <w:t xml:space="preserve">85.0</w:t>
+            </w:r>
+          </w:p>
+        </w:tc>
+        <w:tc>
+          <w:tcPr>
+            <w:tcBorders>
+              <w:bottom w:val="none" w:sz="0" w:space="0" w:color="000000"/>
+              <w:top w:val="none" w:sz="0" w:space="0" w:color="000000"/>
+              <w:left w:val="none" w:sz="0" w:space="0" w:color="000000"/>
+              <w:right w:val="none" w:sz="0" w:space="0" w:color="000000"/>
+            </w:tcBorders>
+            <w:shd w:val="clear" w:color="auto" w:fill="FFFFFF"/>
+            <w:tcMar>
+              <w:top w:w="0" w:type="dxa"/>
+              <w:bottom w:w="0" w:type="dxa"/>
+              <w:left w:w="0" w:type="dxa"/>
+              <w:right w:w="0" w:type="dxa"/>
+            </w:tcMar>
+            <w:vAlign w:val="top"/>
+          </w:tcPr>
+          <w:p>
+            <w:pPr>
+              <w:pStyle w:val="Normal"/>
+              <w:jc w:val="left"/>
+              <w:pBdr>
+                <w:bottom w:val="none" w:sz="0" w:space="0" w:color="000000"/>
+                <w:top w:val="none" w:sz="0" w:space="0" w:color="000000"/>
+                <w:left w:val="none" w:sz="0" w:space="0" w:color="000000"/>
+                <w:right w:val="none" w:sz="0" w:space="0" w:color="000000"/>
+              </w:pBdr>
+              <w:spacing w:after="100" w:before="100" w:line="240"/>
+              <w:ind w:left="100" w:right="100" w:firstLine="0" w:firstLineChars="0"/>
+              <w:rPr>
+                <w:rFonts w:ascii="Arial" w:hAnsi="Arial" w:eastAsia="Arial" w:cs="Arial"/>
+                <w:i w:val="false"/>
+                <w:b w:val="false"/>
+                <w:u w:val="none"/>
+                <w:strike w:val="false"/>
+                <w:sz w:val="20"/>
+                <w:szCs w:val="20"/>
+                <w:color w:val="000000"/>
+              </w:rPr>
+            </w:pPr>
+            <w:r>
+              <w:rPr>
+                <w:rFonts w:ascii="Arial" w:hAnsi="Arial" w:eastAsia="Arial" w:cs="Arial"/>
+                <w:i w:val="false"/>
+                <w:b w:val="false"/>
+                <w:u w:val="none"/>
+                <w:strike w:val="false"/>
+                <w:sz w:val="20"/>
+                <w:szCs w:val="20"/>
+                <w:color w:val="000000"/>
+              </w:rPr>
+              <w:t xml:space="preserve">91.6</w:t>
             </w:r>
           </w:p>
         </w:tc>
@@ -12571,7 +12571,7 @@
                 <w:szCs w:val="20"/>
                 <w:color w:val="000000"/>
               </w:rPr>
-              <w:t xml:space="preserve">0.00000</w:t>
+              <w:t xml:space="preserve">0.00</w:t>
             </w:r>
           </w:p>
         </w:tc>
@@ -12736,61 +12736,6 @@
                 <w:szCs w:val="20"/>
                 <w:color w:val="000000"/>
               </w:rPr>
-              <w:t xml:space="preserve">0.000</w:t>
-            </w:r>
-          </w:p>
-        </w:tc>
-        <w:tc>
-          <w:tcPr>
-            <w:tcBorders>
-              <w:bottom w:val="none" w:sz="0" w:space="0" w:color="000000"/>
-              <w:top w:val="none" w:sz="0" w:space="0" w:color="000000"/>
-              <w:left w:val="none" w:sz="0" w:space="0" w:color="000000"/>
-              <w:right w:val="none" w:sz="0" w:space="0" w:color="000000"/>
-            </w:tcBorders>
-            <w:shd w:val="clear" w:color="auto" w:fill="FFFFFF"/>
-            <w:tcMar>
-              <w:top w:w="0" w:type="dxa"/>
-              <w:bottom w:w="0" w:type="dxa"/>
-              <w:left w:w="0" w:type="dxa"/>
-              <w:right w:w="0" w:type="dxa"/>
-            </w:tcMar>
-            <w:vAlign w:val="top"/>
-          </w:tcPr>
-          <w:p>
-            <w:pPr>
-              <w:pStyle w:val="Normal"/>
-              <w:jc w:val="left"/>
-              <w:pBdr>
-                <w:bottom w:val="none" w:sz="0" w:space="0" w:color="000000"/>
-                <w:top w:val="none" w:sz="0" w:space="0" w:color="000000"/>
-                <w:left w:val="none" w:sz="0" w:space="0" w:color="000000"/>
-                <w:right w:val="none" w:sz="0" w:space="0" w:color="000000"/>
-              </w:pBdr>
-              <w:spacing w:after="100" w:before="100" w:line="240"/>
-              <w:ind w:left="100" w:right="100" w:firstLine="0" w:firstLineChars="0"/>
-              <w:rPr>
-                <w:rFonts w:ascii="Arial" w:hAnsi="Arial" w:eastAsia="Arial" w:cs="Arial"/>
-                <w:i w:val="false"/>
-                <w:b w:val="false"/>
-                <w:u w:val="none"/>
-                <w:strike w:val="false"/>
-                <w:sz w:val="20"/>
-                <w:szCs w:val="20"/>
-                <w:color w:val="000000"/>
-              </w:rPr>
-            </w:pPr>
-            <w:r>
-              <w:rPr>
-                <w:rFonts w:ascii="Arial" w:hAnsi="Arial" w:eastAsia="Arial" w:cs="Arial"/>
-                <w:i w:val="false"/>
-                <w:b w:val="false"/>
-                <w:u w:val="none"/>
-                <w:strike w:val="false"/>
-                <w:sz w:val="20"/>
-                <w:szCs w:val="20"/>
-                <w:color w:val="000000"/>
-              </w:rPr>
               <w:t xml:space="preserve">0.00</w:t>
             </w:r>
           </w:p>
@@ -12846,117 +12791,172 @@
                 <w:szCs w:val="20"/>
                 <w:color w:val="000000"/>
               </w:rPr>
-              <w:t xml:space="preserve">0.00</w:t>
-            </w:r>
-          </w:p>
-        </w:tc>
-        <w:tc>
-          <w:tcPr>
-            <w:tcBorders>
-              <w:bottom w:val="none" w:sz="0" w:space="0" w:color="000000"/>
-              <w:top w:val="none" w:sz="0" w:space="0" w:color="000000"/>
-              <w:left w:val="none" w:sz="0" w:space="0" w:color="000000"/>
-              <w:right w:val="none" w:sz="0" w:space="0" w:color="000000"/>
-            </w:tcBorders>
-            <w:shd w:val="clear" w:color="auto" w:fill="FFFFFF"/>
-            <w:tcMar>
-              <w:top w:w="0" w:type="dxa"/>
-              <w:bottom w:w="0" w:type="dxa"/>
-              <w:left w:w="0" w:type="dxa"/>
-              <w:right w:w="0" w:type="dxa"/>
-            </w:tcMar>
-            <w:vAlign w:val="top"/>
-          </w:tcPr>
-          <w:p>
-            <w:pPr>
-              <w:pStyle w:val="Normal"/>
-              <w:jc w:val="left"/>
-              <w:pBdr>
-                <w:bottom w:val="none" w:sz="0" w:space="0" w:color="000000"/>
-                <w:top w:val="none" w:sz="0" w:space="0" w:color="000000"/>
-                <w:left w:val="none" w:sz="0" w:space="0" w:color="000000"/>
-                <w:right w:val="none" w:sz="0" w:space="0" w:color="000000"/>
-              </w:pBdr>
-              <w:spacing w:after="100" w:before="100" w:line="240"/>
-              <w:ind w:left="100" w:right="100" w:firstLine="0" w:firstLineChars="0"/>
-              <w:rPr>
-                <w:rFonts w:ascii="Arial" w:hAnsi="Arial" w:eastAsia="Arial" w:cs="Arial"/>
-                <w:i w:val="false"/>
-                <w:b w:val="false"/>
-                <w:u w:val="none"/>
-                <w:strike w:val="false"/>
-                <w:sz w:val="20"/>
-                <w:szCs w:val="20"/>
-                <w:color w:val="000000"/>
-              </w:rPr>
-            </w:pPr>
-            <w:r>
-              <w:rPr>
-                <w:rFonts w:ascii="Arial" w:hAnsi="Arial" w:eastAsia="Arial" w:cs="Arial"/>
-                <w:i w:val="false"/>
-                <w:b w:val="false"/>
-                <w:u w:val="none"/>
-                <w:strike w:val="false"/>
-                <w:sz w:val="20"/>
-                <w:szCs w:val="20"/>
-                <w:color w:val="000000"/>
-              </w:rPr>
-              <w:t xml:space="preserve">0.000</w:t>
-            </w:r>
-          </w:p>
-        </w:tc>
-        <w:tc>
-          <w:tcPr>
-            <w:tcBorders>
-              <w:bottom w:val="none" w:sz="0" w:space="0" w:color="000000"/>
-              <w:top w:val="none" w:sz="0" w:space="0" w:color="000000"/>
-              <w:left w:val="none" w:sz="0" w:space="0" w:color="000000"/>
-              <w:right w:val="none" w:sz="0" w:space="0" w:color="000000"/>
-            </w:tcBorders>
-            <w:shd w:val="clear" w:color="auto" w:fill="FFFFFF"/>
-            <w:tcMar>
-              <w:top w:w="0" w:type="dxa"/>
-              <w:bottom w:w="0" w:type="dxa"/>
-              <w:left w:w="0" w:type="dxa"/>
-              <w:right w:w="0" w:type="dxa"/>
-            </w:tcMar>
-            <w:vAlign w:val="top"/>
-          </w:tcPr>
-          <w:p>
-            <w:pPr>
-              <w:pStyle w:val="Normal"/>
-              <w:jc w:val="left"/>
-              <w:pBdr>
-                <w:bottom w:val="none" w:sz="0" w:space="0" w:color="000000"/>
-                <w:top w:val="none" w:sz="0" w:space="0" w:color="000000"/>
-                <w:left w:val="none" w:sz="0" w:space="0" w:color="000000"/>
-                <w:right w:val="none" w:sz="0" w:space="0" w:color="000000"/>
-              </w:pBdr>
-              <w:spacing w:after="100" w:before="100" w:line="240"/>
-              <w:ind w:left="100" w:right="100" w:firstLine="0" w:firstLineChars="0"/>
-              <w:rPr>
-                <w:rFonts w:ascii="Arial" w:hAnsi="Arial" w:eastAsia="Arial" w:cs="Arial"/>
-                <w:i w:val="false"/>
-                <w:b w:val="false"/>
-                <w:u w:val="none"/>
-                <w:strike w:val="false"/>
-                <w:sz w:val="20"/>
-                <w:szCs w:val="20"/>
-                <w:color w:val="000000"/>
-              </w:rPr>
-            </w:pPr>
-            <w:r>
-              <w:rPr>
-                <w:rFonts w:ascii="Arial" w:hAnsi="Arial" w:eastAsia="Arial" w:cs="Arial"/>
-                <w:i w:val="false"/>
-                <w:b w:val="false"/>
-                <w:u w:val="none"/>
-                <w:strike w:val="false"/>
-                <w:sz w:val="20"/>
-                <w:szCs w:val="20"/>
-                <w:color w:val="000000"/>
-              </w:rPr>
-              <w:t xml:space="preserve">0.000</w:t>
+              <w:t xml:space="preserve">0.0</w:t>
+            </w:r>
+          </w:p>
+        </w:tc>
+        <w:tc>
+          <w:tcPr>
+            <w:tcBorders>
+              <w:bottom w:val="none" w:sz="0" w:space="0" w:color="000000"/>
+              <w:top w:val="none" w:sz="0" w:space="0" w:color="000000"/>
+              <w:left w:val="none" w:sz="0" w:space="0" w:color="000000"/>
+              <w:right w:val="none" w:sz="0" w:space="0" w:color="000000"/>
+            </w:tcBorders>
+            <w:shd w:val="clear" w:color="auto" w:fill="FFFFFF"/>
+            <w:tcMar>
+              <w:top w:w="0" w:type="dxa"/>
+              <w:bottom w:w="0" w:type="dxa"/>
+              <w:left w:w="0" w:type="dxa"/>
+              <w:right w:w="0" w:type="dxa"/>
+            </w:tcMar>
+            <w:vAlign w:val="top"/>
+          </w:tcPr>
+          <w:p>
+            <w:pPr>
+              <w:pStyle w:val="Normal"/>
+              <w:jc w:val="left"/>
+              <w:pBdr>
+                <w:bottom w:val="none" w:sz="0" w:space="0" w:color="000000"/>
+                <w:top w:val="none" w:sz="0" w:space="0" w:color="000000"/>
+                <w:left w:val="none" w:sz="0" w:space="0" w:color="000000"/>
+                <w:right w:val="none" w:sz="0" w:space="0" w:color="000000"/>
+              </w:pBdr>
+              <w:spacing w:after="100" w:before="100" w:line="240"/>
+              <w:ind w:left="100" w:right="100" w:firstLine="0" w:firstLineChars="0"/>
+              <w:rPr>
+                <w:rFonts w:ascii="Arial" w:hAnsi="Arial" w:eastAsia="Arial" w:cs="Arial"/>
+                <w:i w:val="false"/>
+                <w:b w:val="false"/>
+                <w:u w:val="none"/>
+                <w:strike w:val="false"/>
+                <w:sz w:val="20"/>
+                <w:szCs w:val="20"/>
+                <w:color w:val="000000"/>
+              </w:rPr>
+            </w:pPr>
+            <w:r>
+              <w:rPr>
+                <w:rFonts w:ascii="Arial" w:hAnsi="Arial" w:eastAsia="Arial" w:cs="Arial"/>
+                <w:i w:val="false"/>
+                <w:b w:val="false"/>
+                <w:u w:val="none"/>
+                <w:strike w:val="false"/>
+                <w:sz w:val="20"/>
+                <w:szCs w:val="20"/>
+                <w:color w:val="000000"/>
+              </w:rPr>
+              <w:t xml:space="preserve">0.0</w:t>
+            </w:r>
+          </w:p>
+        </w:tc>
+        <w:tc>
+          <w:tcPr>
+            <w:tcBorders>
+              <w:bottom w:val="none" w:sz="0" w:space="0" w:color="000000"/>
+              <w:top w:val="none" w:sz="0" w:space="0" w:color="000000"/>
+              <w:left w:val="none" w:sz="0" w:space="0" w:color="000000"/>
+              <w:right w:val="none" w:sz="0" w:space="0" w:color="000000"/>
+            </w:tcBorders>
+            <w:shd w:val="clear" w:color="auto" w:fill="FFFFFF"/>
+            <w:tcMar>
+              <w:top w:w="0" w:type="dxa"/>
+              <w:bottom w:w="0" w:type="dxa"/>
+              <w:left w:w="0" w:type="dxa"/>
+              <w:right w:w="0" w:type="dxa"/>
+            </w:tcMar>
+            <w:vAlign w:val="top"/>
+          </w:tcPr>
+          <w:p>
+            <w:pPr>
+              <w:pStyle w:val="Normal"/>
+              <w:jc w:val="left"/>
+              <w:pBdr>
+                <w:bottom w:val="none" w:sz="0" w:space="0" w:color="000000"/>
+                <w:top w:val="none" w:sz="0" w:space="0" w:color="000000"/>
+                <w:left w:val="none" w:sz="0" w:space="0" w:color="000000"/>
+                <w:right w:val="none" w:sz="0" w:space="0" w:color="000000"/>
+              </w:pBdr>
+              <w:spacing w:after="100" w:before="100" w:line="240"/>
+              <w:ind w:left="100" w:right="100" w:firstLine="0" w:firstLineChars="0"/>
+              <w:rPr>
+                <w:rFonts w:ascii="Arial" w:hAnsi="Arial" w:eastAsia="Arial" w:cs="Arial"/>
+                <w:i w:val="false"/>
+                <w:b w:val="false"/>
+                <w:u w:val="none"/>
+                <w:strike w:val="false"/>
+                <w:sz w:val="20"/>
+                <w:szCs w:val="20"/>
+                <w:color w:val="000000"/>
+              </w:rPr>
+            </w:pPr>
+            <w:r>
+              <w:rPr>
+                <w:rFonts w:ascii="Arial" w:hAnsi="Arial" w:eastAsia="Arial" w:cs="Arial"/>
+                <w:i w:val="false"/>
+                <w:b w:val="false"/>
+                <w:u w:val="none"/>
+                <w:strike w:val="false"/>
+                <w:sz w:val="20"/>
+                <w:szCs w:val="20"/>
+                <w:color w:val="000000"/>
+              </w:rPr>
+              <w:t xml:space="preserve">0.0</w:t>
+            </w:r>
+          </w:p>
+        </w:tc>
+        <w:tc>
+          <w:tcPr>
+            <w:tcBorders>
+              <w:bottom w:val="none" w:sz="0" w:space="0" w:color="000000"/>
+              <w:top w:val="none" w:sz="0" w:space="0" w:color="000000"/>
+              <w:left w:val="none" w:sz="0" w:space="0" w:color="000000"/>
+              <w:right w:val="none" w:sz="0" w:space="0" w:color="000000"/>
+            </w:tcBorders>
+            <w:shd w:val="clear" w:color="auto" w:fill="FFFFFF"/>
+            <w:tcMar>
+              <w:top w:w="0" w:type="dxa"/>
+              <w:bottom w:w="0" w:type="dxa"/>
+              <w:left w:w="0" w:type="dxa"/>
+              <w:right w:w="0" w:type="dxa"/>
+            </w:tcMar>
+            <w:vAlign w:val="top"/>
+          </w:tcPr>
+          <w:p>
+            <w:pPr>
+              <w:pStyle w:val="Normal"/>
+              <w:jc w:val="left"/>
+              <w:pBdr>
+                <w:bottom w:val="none" w:sz="0" w:space="0" w:color="000000"/>
+                <w:top w:val="none" w:sz="0" w:space="0" w:color="000000"/>
+                <w:left w:val="none" w:sz="0" w:space="0" w:color="000000"/>
+                <w:right w:val="none" w:sz="0" w:space="0" w:color="000000"/>
+              </w:pBdr>
+              <w:spacing w:after="100" w:before="100" w:line="240"/>
+              <w:ind w:left="100" w:right="100" w:firstLine="0" w:firstLineChars="0"/>
+              <w:rPr>
+                <w:rFonts w:ascii="Arial" w:hAnsi="Arial" w:eastAsia="Arial" w:cs="Arial"/>
+                <w:i w:val="false"/>
+                <w:b w:val="false"/>
+                <w:u w:val="none"/>
+                <w:strike w:val="false"/>
+                <w:sz w:val="20"/>
+                <w:szCs w:val="20"/>
+                <w:color w:val="000000"/>
+              </w:rPr>
+            </w:pPr>
+            <w:r>
+              <w:rPr>
+                <w:rFonts w:ascii="Arial" w:hAnsi="Arial" w:eastAsia="Arial" w:cs="Arial"/>
+                <w:i w:val="false"/>
+                <w:b w:val="false"/>
+                <w:u w:val="none"/>
+                <w:strike w:val="false"/>
+                <w:sz w:val="20"/>
+                <w:szCs w:val="20"/>
+                <w:color w:val="000000"/>
+              </w:rPr>
+              <w:t xml:space="preserve">0.0</w:t>
             </w:r>
           </w:p>
         </w:tc>
@@ -13126,7 +13126,7 @@
                 <w:szCs w:val="20"/>
                 <w:color w:val="000000"/>
               </w:rPr>
-              <w:t xml:space="preserve">36.62000</w:t>
+              <w:t xml:space="preserve">36.62</w:t>
             </w:r>
           </w:p>
         </w:tc>
@@ -13291,7 +13291,7 @@
                 <w:szCs w:val="20"/>
                 <w:color w:val="000000"/>
               </w:rPr>
-              <w:t xml:space="preserve">0.000</w:t>
+              <w:t xml:space="preserve">0.00</w:t>
             </w:r>
           </w:p>
         </w:tc>
@@ -13346,7 +13346,7 @@
                 <w:szCs w:val="20"/>
                 <w:color w:val="000000"/>
               </w:rPr>
-              <w:t xml:space="preserve">36.62</w:t>
+              <w:t xml:space="preserve">36.6</w:t>
             </w:r>
           </w:p>
         </w:tc>
@@ -13401,7 +13401,7 @@
                 <w:szCs w:val="20"/>
                 <w:color w:val="000000"/>
               </w:rPr>
-              <w:t xml:space="preserve">36.62</w:t>
+              <w:t xml:space="preserve">36.6</w:t>
             </w:r>
           </w:p>
         </w:tc>
@@ -13456,7 +13456,7 @@
                 <w:szCs w:val="20"/>
                 <w:color w:val="000000"/>
               </w:rPr>
-              <w:t xml:space="preserve">36.620</w:t>
+              <w:t xml:space="preserve">36.6</w:t>
             </w:r>
           </w:p>
         </w:tc>
@@ -13511,7 +13511,7 @@
                 <w:szCs w:val="20"/>
                 <w:color w:val="000000"/>
               </w:rPr>
-              <w:t xml:space="preserve">36.620</w:t>
+              <w:t xml:space="preserve">36.6</w:t>
             </w:r>
           </w:p>
         </w:tc>
@@ -17546,6 +17546,1377 @@
         <w:t xml:space="preserve">Coding workflow and reproducibility</w:t>
       </w:r>
     </w:p>
+    <w:p>
+      <w:pPr>
+        <w:pStyle w:val="TableCaption"/>
+        <w:jc w:val="center"/>
+        <w:keepNext/>
+        <w:pBdr>
+          <w:bottom w:val="none" w:sz="0" w:space="0" w:color="000000"/>
+          <w:top w:val="none" w:sz="0" w:space="0" w:color="000000"/>
+          <w:left w:val="none" w:sz="0" w:space="0" w:color="000000"/>
+          <w:right w:val="none" w:sz="0" w:space="0" w:color="000000"/>
+        </w:pBdr>
+        <w:spacing w:after="60" w:before="60" w:line="240"/>
+        <w:ind w:left="60" w:right="60" w:firstLine="0" w:firstLineChars="0"/>
+      </w:pPr>
+      <w:r>
+        <w:t xml:space="preserve">Coding team and rater counts</w:t>
+      </w:r>
+    </w:p>
+    <w:tbl xmlns:a="http://schemas.openxmlformats.org/drawingml/2006/main" xmlns:pic="http://schemas.openxmlformats.org/drawingml/2006/picture">
+      <w:tblPr>
+        <w:tblLayout w:type="fixed"/>
+        <w:jc w:val="center"/>
+        <w:tblLook w:firstRow="1" w:lastRow="0" w:firstColumn="0" w:lastColumn="0" w:noHBand="0" w:noVBand="1"/>
+      </w:tblPr>
+      <w:tblGrid>
+        <w:gridCol w:w="2636"/>
+        <w:gridCol w:w="655"/>
+        <w:gridCol w:w="961"/>
+        <w:gridCol w:w="839"/>
+        <w:gridCol w:w="1132"/>
+        <w:gridCol w:w="655"/>
+        <w:gridCol w:w="765"/>
+        <w:gridCol w:w="826"/>
+      </w:tblGrid>
+      <w:tr>
+        <w:trPr>
+          <w:trHeight w:val="612" w:hRule="auto"/>
+          <w:tblHeader/>
+        </w:trPr>
+        <w:tc>
+          <w:tcPr>
+            <w:tcBorders>
+              <w:bottom w:val="single" w:sz="12" w:space="0" w:color="666666"/>
+              <w:top w:val="single" w:sz="12" w:space="0" w:color="666666"/>
+              <w:left w:val="none" w:sz="0" w:space="0" w:color="000000"/>
+              <w:right w:val="none" w:sz="0" w:space="0" w:color="000000"/>
+            </w:tcBorders>
+            <w:shd w:val="clear" w:color="auto" w:fill="FFFFFF"/>
+            <w:tcMar>
+              <w:top w:w="0" w:type="dxa"/>
+              <w:bottom w:w="0" w:type="dxa"/>
+              <w:left w:w="0" w:type="dxa"/>
+              <w:right w:w="0" w:type="dxa"/>
+            </w:tcMar>
+            <w:vAlign w:val="top"/>
+          </w:tcPr>
+          <w:p>
+            <w:pPr>
+              <w:pStyle w:val="Normal"/>
+              <w:jc w:val="left"/>
+              <w:pBdr>
+                <w:bottom w:val="none" w:sz="0" w:space="0" w:color="000000"/>
+                <w:top w:val="none" w:sz="0" w:space="0" w:color="000000"/>
+                <w:left w:val="none" w:sz="0" w:space="0" w:color="000000"/>
+                <w:right w:val="none" w:sz="0" w:space="0" w:color="000000"/>
+              </w:pBdr>
+              <w:spacing w:after="100" w:before="100" w:line="240"/>
+              <w:ind w:left="100" w:right="100" w:firstLine="0" w:firstLineChars="0"/>
+              <w:rPr>
+                <w:rFonts w:ascii="Arial" w:hAnsi="Arial" w:eastAsia="Arial" w:cs="Arial"/>
+                <w:i w:val="false"/>
+                <w:b w:val="false"/>
+                <w:u w:val="none"/>
+                <w:strike w:val="false"/>
+                <w:sz w:val="20"/>
+                <w:szCs w:val="20"/>
+                <w:color w:val="000000"/>
+              </w:rPr>
+            </w:pPr>
+            <w:r>
+              <w:rPr>
+                <w:rFonts w:ascii="Arial" w:hAnsi="Arial" w:eastAsia="Arial" w:cs="Arial"/>
+                <w:i w:val="false"/>
+                <w:b w:val="false"/>
+                <w:u w:val="none"/>
+                <w:strike w:val="false"/>
+                <w:sz w:val="20"/>
+                <w:szCs w:val="20"/>
+                <w:color w:val="000000"/>
+              </w:rPr>
+              <w:t xml:space="preserve">metric</w:t>
+            </w:r>
+          </w:p>
+        </w:tc>
+        <w:tc>
+          <w:tcPr>
+            <w:tcBorders>
+              <w:bottom w:val="single" w:sz="12" w:space="0" w:color="666666"/>
+              <w:top w:val="single" w:sz="12" w:space="0" w:color="666666"/>
+              <w:left w:val="none" w:sz="0" w:space="0" w:color="000000"/>
+              <w:right w:val="none" w:sz="0" w:space="0" w:color="000000"/>
+            </w:tcBorders>
+            <w:shd w:val="clear" w:color="auto" w:fill="FFFFFF"/>
+            <w:tcMar>
+              <w:top w:w="0" w:type="dxa"/>
+              <w:bottom w:w="0" w:type="dxa"/>
+              <w:left w:w="0" w:type="dxa"/>
+              <w:right w:w="0" w:type="dxa"/>
+            </w:tcMar>
+            <w:vAlign w:val="top"/>
+          </w:tcPr>
+          <w:p>
+            <w:pPr>
+              <w:pStyle w:val="Normal"/>
+              <w:jc w:val="left"/>
+              <w:pBdr>
+                <w:bottom w:val="none" w:sz="0" w:space="0" w:color="000000"/>
+                <w:top w:val="none" w:sz="0" w:space="0" w:color="000000"/>
+                <w:left w:val="none" w:sz="0" w:space="0" w:color="000000"/>
+                <w:right w:val="none" w:sz="0" w:space="0" w:color="000000"/>
+              </w:pBdr>
+              <w:spacing w:after="100" w:before="100" w:line="240"/>
+              <w:ind w:left="100" w:right="100" w:firstLine="0" w:firstLineChars="0"/>
+              <w:rPr>
+                <w:rFonts w:ascii="Arial" w:hAnsi="Arial" w:eastAsia="Arial" w:cs="Arial"/>
+                <w:i w:val="false"/>
+                <w:b w:val="false"/>
+                <w:u w:val="none"/>
+                <w:strike w:val="false"/>
+                <w:sz w:val="20"/>
+                <w:szCs w:val="20"/>
+                <w:color w:val="000000"/>
+              </w:rPr>
+            </w:pPr>
+            <w:r>
+              <w:rPr>
+                <w:rFonts w:ascii="Arial" w:hAnsi="Arial" w:eastAsia="Arial" w:cs="Arial"/>
+                <w:i w:val="false"/>
+                <w:b w:val="false"/>
+                <w:u w:val="none"/>
+                <w:strike w:val="false"/>
+                <w:sz w:val="20"/>
+                <w:szCs w:val="20"/>
+                <w:color w:val="000000"/>
+              </w:rPr>
+              <w:t xml:space="preserve">n</w:t>
+            </w:r>
+          </w:p>
+        </w:tc>
+        <w:tc>
+          <w:tcPr>
+            <w:tcBorders>
+              <w:bottom w:val="single" w:sz="12" w:space="0" w:color="666666"/>
+              <w:top w:val="single" w:sz="12" w:space="0" w:color="666666"/>
+              <w:left w:val="none" w:sz="0" w:space="0" w:color="000000"/>
+              <w:right w:val="none" w:sz="0" w:space="0" w:color="000000"/>
+            </w:tcBorders>
+            <w:shd w:val="clear" w:color="auto" w:fill="FFFFFF"/>
+            <w:tcMar>
+              <w:top w:w="0" w:type="dxa"/>
+              <w:bottom w:w="0" w:type="dxa"/>
+              <w:left w:w="0" w:type="dxa"/>
+              <w:right w:w="0" w:type="dxa"/>
+            </w:tcMar>
+            <w:vAlign w:val="top"/>
+          </w:tcPr>
+          <w:p>
+            <w:pPr>
+              <w:pStyle w:val="Normal"/>
+              <w:jc w:val="left"/>
+              <w:pBdr>
+                <w:bottom w:val="none" w:sz="0" w:space="0" w:color="000000"/>
+                <w:top w:val="none" w:sz="0" w:space="0" w:color="000000"/>
+                <w:left w:val="none" w:sz="0" w:space="0" w:color="000000"/>
+                <w:right w:val="none" w:sz="0" w:space="0" w:color="000000"/>
+              </w:pBdr>
+              <w:spacing w:after="100" w:before="100" w:line="240"/>
+              <w:ind w:left="100" w:right="100" w:firstLine="0" w:firstLineChars="0"/>
+              <w:rPr>
+                <w:rFonts w:ascii="Arial" w:hAnsi="Arial" w:eastAsia="Arial" w:cs="Arial"/>
+                <w:i w:val="false"/>
+                <w:b w:val="false"/>
+                <w:u w:val="none"/>
+                <w:strike w:val="false"/>
+                <w:sz w:val="20"/>
+                <w:szCs w:val="20"/>
+                <w:color w:val="000000"/>
+              </w:rPr>
+            </w:pPr>
+            <w:r>
+              <w:rPr>
+                <w:rFonts w:ascii="Arial" w:hAnsi="Arial" w:eastAsia="Arial" w:cs="Arial"/>
+                <w:i w:val="false"/>
+                <w:b w:val="false"/>
+                <w:u w:val="none"/>
+                <w:strike w:val="false"/>
+                <w:sz w:val="20"/>
+                <w:szCs w:val="20"/>
+                <w:color w:val="000000"/>
+              </w:rPr>
+              <w:t xml:space="preserve">mean</w:t>
+            </w:r>
+          </w:p>
+        </w:tc>
+        <w:tc>
+          <w:tcPr>
+            <w:tcBorders>
+              <w:bottom w:val="single" w:sz="12" w:space="0" w:color="666666"/>
+              <w:top w:val="single" w:sz="12" w:space="0" w:color="666666"/>
+              <w:left w:val="none" w:sz="0" w:space="0" w:color="000000"/>
+              <w:right w:val="none" w:sz="0" w:space="0" w:color="000000"/>
+            </w:tcBorders>
+            <w:shd w:val="clear" w:color="auto" w:fill="FFFFFF"/>
+            <w:tcMar>
+              <w:top w:w="0" w:type="dxa"/>
+              <w:bottom w:w="0" w:type="dxa"/>
+              <w:left w:w="0" w:type="dxa"/>
+              <w:right w:w="0" w:type="dxa"/>
+            </w:tcMar>
+            <w:vAlign w:val="top"/>
+          </w:tcPr>
+          <w:p>
+            <w:pPr>
+              <w:pStyle w:val="Normal"/>
+              <w:jc w:val="left"/>
+              <w:pBdr>
+                <w:bottom w:val="none" w:sz="0" w:space="0" w:color="000000"/>
+                <w:top w:val="none" w:sz="0" w:space="0" w:color="000000"/>
+                <w:left w:val="none" w:sz="0" w:space="0" w:color="000000"/>
+                <w:right w:val="none" w:sz="0" w:space="0" w:color="000000"/>
+              </w:pBdr>
+              <w:spacing w:after="100" w:before="100" w:line="240"/>
+              <w:ind w:left="100" w:right="100" w:firstLine="0" w:firstLineChars="0"/>
+              <w:rPr>
+                <w:rFonts w:ascii="Arial" w:hAnsi="Arial" w:eastAsia="Arial" w:cs="Arial"/>
+                <w:i w:val="false"/>
+                <w:b w:val="false"/>
+                <w:u w:val="none"/>
+                <w:strike w:val="false"/>
+                <w:sz w:val="20"/>
+                <w:szCs w:val="20"/>
+                <w:color w:val="000000"/>
+              </w:rPr>
+            </w:pPr>
+            <w:r>
+              <w:rPr>
+                <w:rFonts w:ascii="Arial" w:hAnsi="Arial" w:eastAsia="Arial" w:cs="Arial"/>
+                <w:i w:val="false"/>
+                <w:b w:val="false"/>
+                <w:u w:val="none"/>
+                <w:strike w:val="false"/>
+                <w:sz w:val="20"/>
+                <w:szCs w:val="20"/>
+                <w:color w:val="000000"/>
+              </w:rPr>
+              <w:t xml:space="preserve">sd</w:t>
+            </w:r>
+          </w:p>
+        </w:tc>
+        <w:tc>
+          <w:tcPr>
+            <w:tcBorders>
+              <w:bottom w:val="single" w:sz="12" w:space="0" w:color="666666"/>
+              <w:top w:val="single" w:sz="12" w:space="0" w:color="666666"/>
+              <w:left w:val="none" w:sz="0" w:space="0" w:color="000000"/>
+              <w:right w:val="none" w:sz="0" w:space="0" w:color="000000"/>
+            </w:tcBorders>
+            <w:shd w:val="clear" w:color="auto" w:fill="FFFFFF"/>
+            <w:tcMar>
+              <w:top w:w="0" w:type="dxa"/>
+              <w:bottom w:w="0" w:type="dxa"/>
+              <w:left w:w="0" w:type="dxa"/>
+              <w:right w:w="0" w:type="dxa"/>
+            </w:tcMar>
+            <w:vAlign w:val="top"/>
+          </w:tcPr>
+          <w:p>
+            <w:pPr>
+              <w:pStyle w:val="Normal"/>
+              <w:jc w:val="left"/>
+              <w:pBdr>
+                <w:bottom w:val="none" w:sz="0" w:space="0" w:color="000000"/>
+                <w:top w:val="none" w:sz="0" w:space="0" w:color="000000"/>
+                <w:left w:val="none" w:sz="0" w:space="0" w:color="000000"/>
+                <w:right w:val="none" w:sz="0" w:space="0" w:color="000000"/>
+              </w:pBdr>
+              <w:spacing w:after="100" w:before="100" w:line="240"/>
+              <w:ind w:left="100" w:right="100" w:firstLine="0" w:firstLineChars="0"/>
+              <w:rPr>
+                <w:rFonts w:ascii="Arial" w:hAnsi="Arial" w:eastAsia="Arial" w:cs="Arial"/>
+                <w:i w:val="false"/>
+                <w:b w:val="false"/>
+                <w:u w:val="none"/>
+                <w:strike w:val="false"/>
+                <w:sz w:val="20"/>
+                <w:szCs w:val="20"/>
+                <w:color w:val="000000"/>
+              </w:rPr>
+            </w:pPr>
+            <w:r>
+              <w:rPr>
+                <w:rFonts w:ascii="Arial" w:hAnsi="Arial" w:eastAsia="Arial" w:cs="Arial"/>
+                <w:i w:val="false"/>
+                <w:b w:val="false"/>
+                <w:u w:val="none"/>
+                <w:strike w:val="false"/>
+                <w:sz w:val="20"/>
+                <w:szCs w:val="20"/>
+                <w:color w:val="000000"/>
+              </w:rPr>
+              <w:t xml:space="preserve">median</w:t>
+            </w:r>
+          </w:p>
+        </w:tc>
+        <w:tc>
+          <w:tcPr>
+            <w:tcBorders>
+              <w:bottom w:val="single" w:sz="12" w:space="0" w:color="666666"/>
+              <w:top w:val="single" w:sz="12" w:space="0" w:color="666666"/>
+              <w:left w:val="none" w:sz="0" w:space="0" w:color="000000"/>
+              <w:right w:val="none" w:sz="0" w:space="0" w:color="000000"/>
+            </w:tcBorders>
+            <w:shd w:val="clear" w:color="auto" w:fill="FFFFFF"/>
+            <w:tcMar>
+              <w:top w:w="0" w:type="dxa"/>
+              <w:bottom w:w="0" w:type="dxa"/>
+              <w:left w:w="0" w:type="dxa"/>
+              <w:right w:w="0" w:type="dxa"/>
+            </w:tcMar>
+            <w:vAlign w:val="top"/>
+          </w:tcPr>
+          <w:p>
+            <w:pPr>
+              <w:pStyle w:val="Normal"/>
+              <w:jc w:val="left"/>
+              <w:pBdr>
+                <w:bottom w:val="none" w:sz="0" w:space="0" w:color="000000"/>
+                <w:top w:val="none" w:sz="0" w:space="0" w:color="000000"/>
+                <w:left w:val="none" w:sz="0" w:space="0" w:color="000000"/>
+                <w:right w:val="none" w:sz="0" w:space="0" w:color="000000"/>
+              </w:pBdr>
+              <w:spacing w:after="100" w:before="100" w:line="240"/>
+              <w:ind w:left="100" w:right="100" w:firstLine="0" w:firstLineChars="0"/>
+              <w:rPr>
+                <w:rFonts w:ascii="Arial" w:hAnsi="Arial" w:eastAsia="Arial" w:cs="Arial"/>
+                <w:i w:val="false"/>
+                <w:b w:val="false"/>
+                <w:u w:val="none"/>
+                <w:strike w:val="false"/>
+                <w:sz w:val="20"/>
+                <w:szCs w:val="20"/>
+                <w:color w:val="000000"/>
+              </w:rPr>
+            </w:pPr>
+            <w:r>
+              <w:rPr>
+                <w:rFonts w:ascii="Arial" w:hAnsi="Arial" w:eastAsia="Arial" w:cs="Arial"/>
+                <w:i w:val="false"/>
+                <w:b w:val="false"/>
+                <w:u w:val="none"/>
+                <w:strike w:val="false"/>
+                <w:sz w:val="20"/>
+                <w:szCs w:val="20"/>
+                <w:color w:val="000000"/>
+              </w:rPr>
+              <w:t xml:space="preserve">iqr</w:t>
+            </w:r>
+          </w:p>
+        </w:tc>
+        <w:tc>
+          <w:tcPr>
+            <w:tcBorders>
+              <w:bottom w:val="single" w:sz="12" w:space="0" w:color="666666"/>
+              <w:top w:val="single" w:sz="12" w:space="0" w:color="666666"/>
+              <w:left w:val="none" w:sz="0" w:space="0" w:color="000000"/>
+              <w:right w:val="none" w:sz="0" w:space="0" w:color="000000"/>
+            </w:tcBorders>
+            <w:shd w:val="clear" w:color="auto" w:fill="FFFFFF"/>
+            <w:tcMar>
+              <w:top w:w="0" w:type="dxa"/>
+              <w:bottom w:w="0" w:type="dxa"/>
+              <w:left w:w="0" w:type="dxa"/>
+              <w:right w:w="0" w:type="dxa"/>
+            </w:tcMar>
+            <w:vAlign w:val="top"/>
+          </w:tcPr>
+          <w:p>
+            <w:pPr>
+              <w:pStyle w:val="Normal"/>
+              <w:jc w:val="left"/>
+              <w:pBdr>
+                <w:bottom w:val="none" w:sz="0" w:space="0" w:color="000000"/>
+                <w:top w:val="none" w:sz="0" w:space="0" w:color="000000"/>
+                <w:left w:val="none" w:sz="0" w:space="0" w:color="000000"/>
+                <w:right w:val="none" w:sz="0" w:space="0" w:color="000000"/>
+              </w:pBdr>
+              <w:spacing w:after="100" w:before="100" w:line="240"/>
+              <w:ind w:left="100" w:right="100" w:firstLine="0" w:firstLineChars="0"/>
+              <w:rPr>
+                <w:rFonts w:ascii="Arial" w:hAnsi="Arial" w:eastAsia="Arial" w:cs="Arial"/>
+                <w:i w:val="false"/>
+                <w:b w:val="false"/>
+                <w:u w:val="none"/>
+                <w:strike w:val="false"/>
+                <w:sz w:val="20"/>
+                <w:szCs w:val="20"/>
+                <w:color w:val="000000"/>
+              </w:rPr>
+            </w:pPr>
+            <w:r>
+              <w:rPr>
+                <w:rFonts w:ascii="Arial" w:hAnsi="Arial" w:eastAsia="Arial" w:cs="Arial"/>
+                <w:i w:val="false"/>
+                <w:b w:val="false"/>
+                <w:u w:val="none"/>
+                <w:strike w:val="false"/>
+                <w:sz w:val="20"/>
+                <w:szCs w:val="20"/>
+                <w:color w:val="000000"/>
+              </w:rPr>
+              <w:t xml:space="preserve">min</w:t>
+            </w:r>
+          </w:p>
+        </w:tc>
+        <w:tc>
+          <w:tcPr>
+            <w:tcBorders>
+              <w:bottom w:val="single" w:sz="12" w:space="0" w:color="666666"/>
+              <w:top w:val="single" w:sz="12" w:space="0" w:color="666666"/>
+              <w:left w:val="none" w:sz="0" w:space="0" w:color="000000"/>
+              <w:right w:val="none" w:sz="0" w:space="0" w:color="000000"/>
+            </w:tcBorders>
+            <w:shd w:val="clear" w:color="auto" w:fill="FFFFFF"/>
+            <w:tcMar>
+              <w:top w:w="0" w:type="dxa"/>
+              <w:bottom w:w="0" w:type="dxa"/>
+              <w:left w:w="0" w:type="dxa"/>
+              <w:right w:w="0" w:type="dxa"/>
+            </w:tcMar>
+            <w:vAlign w:val="top"/>
+          </w:tcPr>
+          <w:p>
+            <w:pPr>
+              <w:pStyle w:val="Normal"/>
+              <w:jc w:val="left"/>
+              <w:pBdr>
+                <w:bottom w:val="none" w:sz="0" w:space="0" w:color="000000"/>
+                <w:top w:val="none" w:sz="0" w:space="0" w:color="000000"/>
+                <w:left w:val="none" w:sz="0" w:space="0" w:color="000000"/>
+                <w:right w:val="none" w:sz="0" w:space="0" w:color="000000"/>
+              </w:pBdr>
+              <w:spacing w:after="100" w:before="100" w:line="240"/>
+              <w:ind w:left="100" w:right="100" w:firstLine="0" w:firstLineChars="0"/>
+              <w:rPr>
+                <w:rFonts w:ascii="Arial" w:hAnsi="Arial" w:eastAsia="Arial" w:cs="Arial"/>
+                <w:i w:val="false"/>
+                <w:b w:val="false"/>
+                <w:u w:val="none"/>
+                <w:strike w:val="false"/>
+                <w:sz w:val="20"/>
+                <w:szCs w:val="20"/>
+                <w:color w:val="000000"/>
+              </w:rPr>
+            </w:pPr>
+            <w:r>
+              <w:rPr>
+                <w:rFonts w:ascii="Arial" w:hAnsi="Arial" w:eastAsia="Arial" w:cs="Arial"/>
+                <w:i w:val="false"/>
+                <w:b w:val="false"/>
+                <w:u w:val="none"/>
+                <w:strike w:val="false"/>
+                <w:sz w:val="20"/>
+                <w:szCs w:val="20"/>
+                <w:color w:val="000000"/>
+              </w:rPr>
+              <w:t xml:space="preserve">max</w:t>
+            </w:r>
+          </w:p>
+        </w:tc>
+      </w:tr>
+      <w:tr>
+        <w:trPr>
+          <w:trHeight w:val="614" w:hRule="auto"/>
+        </w:trPr>
+        <w:tc>
+          <w:tcPr>
+            <w:tcBorders>
+              <w:bottom w:val="none" w:sz="0" w:space="0" w:color="000000"/>
+              <w:top w:val="single" w:sz="12" w:space="0" w:color="666666"/>
+              <w:left w:val="none" w:sz="0" w:space="0" w:color="000000"/>
+              <w:right w:val="none" w:sz="0" w:space="0" w:color="000000"/>
+            </w:tcBorders>
+            <w:shd w:val="clear" w:color="auto" w:fill="FFFFFF"/>
+            <w:tcMar>
+              <w:top w:w="0" w:type="dxa"/>
+              <w:bottom w:w="0" w:type="dxa"/>
+              <w:left w:w="0" w:type="dxa"/>
+              <w:right w:w="0" w:type="dxa"/>
+            </w:tcMar>
+            <w:vAlign w:val="top"/>
+          </w:tcPr>
+          <w:p>
+            <w:pPr>
+              <w:pStyle w:val="Normal"/>
+              <w:jc w:val="left"/>
+              <w:pBdr>
+                <w:bottom w:val="none" w:sz="0" w:space="0" w:color="000000"/>
+                <w:top w:val="none" w:sz="0" w:space="0" w:color="000000"/>
+                <w:left w:val="none" w:sz="0" w:space="0" w:color="000000"/>
+                <w:right w:val="none" w:sz="0" w:space="0" w:color="000000"/>
+              </w:pBdr>
+              <w:spacing w:after="100" w:before="100" w:line="240"/>
+              <w:ind w:left="100" w:right="100" w:firstLine="0" w:firstLineChars="0"/>
+              <w:rPr>
+                <w:rFonts w:ascii="Arial" w:hAnsi="Arial" w:eastAsia="Arial" w:cs="Arial"/>
+                <w:i w:val="false"/>
+                <w:b w:val="false"/>
+                <w:u w:val="none"/>
+                <w:strike w:val="false"/>
+                <w:sz w:val="20"/>
+                <w:szCs w:val="20"/>
+                <w:color w:val="000000"/>
+              </w:rPr>
+            </w:pPr>
+            <w:r>
+              <w:rPr>
+                <w:rFonts w:ascii="Arial" w:hAnsi="Arial" w:eastAsia="Arial" w:cs="Arial"/>
+                <w:i w:val="false"/>
+                <w:b w:val="false"/>
+                <w:u w:val="none"/>
+                <w:strike w:val="false"/>
+                <w:sz w:val="20"/>
+                <w:szCs w:val="20"/>
+                <w:color w:val="000000"/>
+              </w:rPr>
+              <w:t xml:space="preserve">Initial coding team size</w:t>
+            </w:r>
+          </w:p>
+        </w:tc>
+        <w:tc>
+          <w:tcPr>
+            <w:tcBorders>
+              <w:bottom w:val="none" w:sz="0" w:space="0" w:color="000000"/>
+              <w:top w:val="single" w:sz="12" w:space="0" w:color="666666"/>
+              <w:left w:val="none" w:sz="0" w:space="0" w:color="000000"/>
+              <w:right w:val="none" w:sz="0" w:space="0" w:color="000000"/>
+            </w:tcBorders>
+            <w:shd w:val="clear" w:color="auto" w:fill="FFFFFF"/>
+            <w:tcMar>
+              <w:top w:w="0" w:type="dxa"/>
+              <w:bottom w:w="0" w:type="dxa"/>
+              <w:left w:w="0" w:type="dxa"/>
+              <w:right w:w="0" w:type="dxa"/>
+            </w:tcMar>
+            <w:vAlign w:val="top"/>
+          </w:tcPr>
+          <w:p>
+            <w:pPr>
+              <w:pStyle w:val="Normal"/>
+              <w:jc w:val="left"/>
+              <w:pBdr>
+                <w:bottom w:val="none" w:sz="0" w:space="0" w:color="000000"/>
+                <w:top w:val="none" w:sz="0" w:space="0" w:color="000000"/>
+                <w:left w:val="none" w:sz="0" w:space="0" w:color="000000"/>
+                <w:right w:val="none" w:sz="0" w:space="0" w:color="000000"/>
+              </w:pBdr>
+              <w:spacing w:after="100" w:before="100" w:line="240"/>
+              <w:ind w:left="100" w:right="100" w:firstLine="0" w:firstLineChars="0"/>
+              <w:rPr>
+                <w:rFonts w:ascii="Arial" w:hAnsi="Arial" w:eastAsia="Arial" w:cs="Arial"/>
+                <w:i w:val="false"/>
+                <w:b w:val="false"/>
+                <w:u w:val="none"/>
+                <w:strike w:val="false"/>
+                <w:sz w:val="20"/>
+                <w:szCs w:val="20"/>
+                <w:color w:val="000000"/>
+              </w:rPr>
+            </w:pPr>
+            <w:r>
+              <w:rPr>
+                <w:rFonts w:ascii="Arial" w:hAnsi="Arial" w:eastAsia="Arial" w:cs="Arial"/>
+                <w:i w:val="false"/>
+                <w:b w:val="false"/>
+                <w:u w:val="none"/>
+                <w:strike w:val="false"/>
+                <w:sz w:val="20"/>
+                <w:szCs w:val="20"/>
+                <w:color w:val="000000"/>
+              </w:rPr>
+              <w:t xml:space="preserve">28</w:t>
+            </w:r>
+          </w:p>
+        </w:tc>
+        <w:tc>
+          <w:tcPr>
+            <w:tcBorders>
+              <w:bottom w:val="none" w:sz="0" w:space="0" w:color="000000"/>
+              <w:top w:val="single" w:sz="12" w:space="0" w:color="666666"/>
+              <w:left w:val="none" w:sz="0" w:space="0" w:color="000000"/>
+              <w:right w:val="none" w:sz="0" w:space="0" w:color="000000"/>
+            </w:tcBorders>
+            <w:shd w:val="clear" w:color="auto" w:fill="FFFFFF"/>
+            <w:tcMar>
+              <w:top w:w="0" w:type="dxa"/>
+              <w:bottom w:w="0" w:type="dxa"/>
+              <w:left w:w="0" w:type="dxa"/>
+              <w:right w:w="0" w:type="dxa"/>
+            </w:tcMar>
+            <w:vAlign w:val="top"/>
+          </w:tcPr>
+          <w:p>
+            <w:pPr>
+              <w:pStyle w:val="Normal"/>
+              <w:jc w:val="left"/>
+              <w:pBdr>
+                <w:bottom w:val="none" w:sz="0" w:space="0" w:color="000000"/>
+                <w:top w:val="none" w:sz="0" w:space="0" w:color="000000"/>
+                <w:left w:val="none" w:sz="0" w:space="0" w:color="000000"/>
+                <w:right w:val="none" w:sz="0" w:space="0" w:color="000000"/>
+              </w:pBdr>
+              <w:spacing w:after="100" w:before="100" w:line="240"/>
+              <w:ind w:left="100" w:right="100" w:firstLine="0" w:firstLineChars="0"/>
+              <w:rPr>
+                <w:rFonts w:ascii="Arial" w:hAnsi="Arial" w:eastAsia="Arial" w:cs="Arial"/>
+                <w:i w:val="false"/>
+                <w:b w:val="false"/>
+                <w:u w:val="none"/>
+                <w:strike w:val="false"/>
+                <w:sz w:val="20"/>
+                <w:szCs w:val="20"/>
+                <w:color w:val="000000"/>
+              </w:rPr>
+            </w:pPr>
+            <w:r>
+              <w:rPr>
+                <w:rFonts w:ascii="Arial" w:hAnsi="Arial" w:eastAsia="Arial" w:cs="Arial"/>
+                <w:i w:val="false"/>
+                <w:b w:val="false"/>
+                <w:u w:val="none"/>
+                <w:strike w:val="false"/>
+                <w:sz w:val="20"/>
+                <w:szCs w:val="20"/>
+                <w:color w:val="000000"/>
+              </w:rPr>
+              <w:t xml:space="preserve">2.29</w:t>
+            </w:r>
+          </w:p>
+        </w:tc>
+        <w:tc>
+          <w:tcPr>
+            <w:tcBorders>
+              <w:bottom w:val="none" w:sz="0" w:space="0" w:color="000000"/>
+              <w:top w:val="single" w:sz="12" w:space="0" w:color="666666"/>
+              <w:left w:val="none" w:sz="0" w:space="0" w:color="000000"/>
+              <w:right w:val="none" w:sz="0" w:space="0" w:color="000000"/>
+            </w:tcBorders>
+            <w:shd w:val="clear" w:color="auto" w:fill="FFFFFF"/>
+            <w:tcMar>
+              <w:top w:w="0" w:type="dxa"/>
+              <w:bottom w:w="0" w:type="dxa"/>
+              <w:left w:w="0" w:type="dxa"/>
+              <w:right w:w="0" w:type="dxa"/>
+            </w:tcMar>
+            <w:vAlign w:val="top"/>
+          </w:tcPr>
+          <w:p>
+            <w:pPr>
+              <w:pStyle w:val="Normal"/>
+              <w:jc w:val="left"/>
+              <w:pBdr>
+                <w:bottom w:val="none" w:sz="0" w:space="0" w:color="000000"/>
+                <w:top w:val="none" w:sz="0" w:space="0" w:color="000000"/>
+                <w:left w:val="none" w:sz="0" w:space="0" w:color="000000"/>
+                <w:right w:val="none" w:sz="0" w:space="0" w:color="000000"/>
+              </w:pBdr>
+              <w:spacing w:after="100" w:before="100" w:line="240"/>
+              <w:ind w:left="100" w:right="100" w:firstLine="0" w:firstLineChars="0"/>
+              <w:rPr>
+                <w:rFonts w:ascii="Arial" w:hAnsi="Arial" w:eastAsia="Arial" w:cs="Arial"/>
+                <w:i w:val="false"/>
+                <w:b w:val="false"/>
+                <w:u w:val="none"/>
+                <w:strike w:val="false"/>
+                <w:sz w:val="20"/>
+                <w:szCs w:val="20"/>
+                <w:color w:val="000000"/>
+              </w:rPr>
+            </w:pPr>
+            <w:r>
+              <w:rPr>
+                <w:rFonts w:ascii="Arial" w:hAnsi="Arial" w:eastAsia="Arial" w:cs="Arial"/>
+                <w:i w:val="false"/>
+                <w:b w:val="false"/>
+                <w:u w:val="none"/>
+                <w:strike w:val="false"/>
+                <w:sz w:val="20"/>
+                <w:szCs w:val="20"/>
+                <w:color w:val="000000"/>
+              </w:rPr>
+              <w:t xml:space="preserve">1.56</w:t>
+            </w:r>
+          </w:p>
+        </w:tc>
+        <w:tc>
+          <w:tcPr>
+            <w:tcBorders>
+              <w:bottom w:val="none" w:sz="0" w:space="0" w:color="000000"/>
+              <w:top w:val="single" w:sz="12" w:space="0" w:color="666666"/>
+              <w:left w:val="none" w:sz="0" w:space="0" w:color="000000"/>
+              <w:right w:val="none" w:sz="0" w:space="0" w:color="000000"/>
+            </w:tcBorders>
+            <w:shd w:val="clear" w:color="auto" w:fill="FFFFFF"/>
+            <w:tcMar>
+              <w:top w:w="0" w:type="dxa"/>
+              <w:bottom w:w="0" w:type="dxa"/>
+              <w:left w:w="0" w:type="dxa"/>
+              <w:right w:w="0" w:type="dxa"/>
+            </w:tcMar>
+            <w:vAlign w:val="top"/>
+          </w:tcPr>
+          <w:p>
+            <w:pPr>
+              <w:pStyle w:val="Normal"/>
+              <w:jc w:val="left"/>
+              <w:pBdr>
+                <w:bottom w:val="none" w:sz="0" w:space="0" w:color="000000"/>
+                <w:top w:val="none" w:sz="0" w:space="0" w:color="000000"/>
+                <w:left w:val="none" w:sz="0" w:space="0" w:color="000000"/>
+                <w:right w:val="none" w:sz="0" w:space="0" w:color="000000"/>
+              </w:pBdr>
+              <w:spacing w:after="100" w:before="100" w:line="240"/>
+              <w:ind w:left="100" w:right="100" w:firstLine="0" w:firstLineChars="0"/>
+              <w:rPr>
+                <w:rFonts w:ascii="Arial" w:hAnsi="Arial" w:eastAsia="Arial" w:cs="Arial"/>
+                <w:i w:val="false"/>
+                <w:b w:val="false"/>
+                <w:u w:val="none"/>
+                <w:strike w:val="false"/>
+                <w:sz w:val="20"/>
+                <w:szCs w:val="20"/>
+                <w:color w:val="000000"/>
+              </w:rPr>
+            </w:pPr>
+            <w:r>
+              <w:rPr>
+                <w:rFonts w:ascii="Arial" w:hAnsi="Arial" w:eastAsia="Arial" w:cs="Arial"/>
+                <w:i w:val="false"/>
+                <w:b w:val="false"/>
+                <w:u w:val="none"/>
+                <w:strike w:val="false"/>
+                <w:sz w:val="20"/>
+                <w:szCs w:val="20"/>
+                <w:color w:val="000000"/>
+              </w:rPr>
+              <w:t xml:space="preserve">2</w:t>
+            </w:r>
+          </w:p>
+        </w:tc>
+        <w:tc>
+          <w:tcPr>
+            <w:tcBorders>
+              <w:bottom w:val="none" w:sz="0" w:space="0" w:color="000000"/>
+              <w:top w:val="single" w:sz="12" w:space="0" w:color="666666"/>
+              <w:left w:val="none" w:sz="0" w:space="0" w:color="000000"/>
+              <w:right w:val="none" w:sz="0" w:space="0" w:color="000000"/>
+            </w:tcBorders>
+            <w:shd w:val="clear" w:color="auto" w:fill="FFFFFF"/>
+            <w:tcMar>
+              <w:top w:w="0" w:type="dxa"/>
+              <w:bottom w:w="0" w:type="dxa"/>
+              <w:left w:w="0" w:type="dxa"/>
+              <w:right w:w="0" w:type="dxa"/>
+            </w:tcMar>
+            <w:vAlign w:val="top"/>
+          </w:tcPr>
+          <w:p>
+            <w:pPr>
+              <w:pStyle w:val="Normal"/>
+              <w:jc w:val="left"/>
+              <w:pBdr>
+                <w:bottom w:val="none" w:sz="0" w:space="0" w:color="000000"/>
+                <w:top w:val="none" w:sz="0" w:space="0" w:color="000000"/>
+                <w:left w:val="none" w:sz="0" w:space="0" w:color="000000"/>
+                <w:right w:val="none" w:sz="0" w:space="0" w:color="000000"/>
+              </w:pBdr>
+              <w:spacing w:after="100" w:before="100" w:line="240"/>
+              <w:ind w:left="100" w:right="100" w:firstLine="0" w:firstLineChars="0"/>
+              <w:rPr>
+                <w:rFonts w:ascii="Arial" w:hAnsi="Arial" w:eastAsia="Arial" w:cs="Arial"/>
+                <w:i w:val="false"/>
+                <w:b w:val="false"/>
+                <w:u w:val="none"/>
+                <w:strike w:val="false"/>
+                <w:sz w:val="20"/>
+                <w:szCs w:val="20"/>
+                <w:color w:val="000000"/>
+              </w:rPr>
+            </w:pPr>
+            <w:r>
+              <w:rPr>
+                <w:rFonts w:ascii="Arial" w:hAnsi="Arial" w:eastAsia="Arial" w:cs="Arial"/>
+                <w:i w:val="false"/>
+                <w:b w:val="false"/>
+                <w:u w:val="none"/>
+                <w:strike w:val="false"/>
+                <w:sz w:val="20"/>
+                <w:szCs w:val="20"/>
+                <w:color w:val="000000"/>
+              </w:rPr>
+              <w:t xml:space="preserve">1</w:t>
+            </w:r>
+          </w:p>
+        </w:tc>
+        <w:tc>
+          <w:tcPr>
+            <w:tcBorders>
+              <w:bottom w:val="none" w:sz="0" w:space="0" w:color="000000"/>
+              <w:top w:val="single" w:sz="12" w:space="0" w:color="666666"/>
+              <w:left w:val="none" w:sz="0" w:space="0" w:color="000000"/>
+              <w:right w:val="none" w:sz="0" w:space="0" w:color="000000"/>
+            </w:tcBorders>
+            <w:shd w:val="clear" w:color="auto" w:fill="FFFFFF"/>
+            <w:tcMar>
+              <w:top w:w="0" w:type="dxa"/>
+              <w:bottom w:w="0" w:type="dxa"/>
+              <w:left w:w="0" w:type="dxa"/>
+              <w:right w:w="0" w:type="dxa"/>
+            </w:tcMar>
+            <w:vAlign w:val="top"/>
+          </w:tcPr>
+          <w:p>
+            <w:pPr>
+              <w:pStyle w:val="Normal"/>
+              <w:jc w:val="left"/>
+              <w:pBdr>
+                <w:bottom w:val="none" w:sz="0" w:space="0" w:color="000000"/>
+                <w:top w:val="none" w:sz="0" w:space="0" w:color="000000"/>
+                <w:left w:val="none" w:sz="0" w:space="0" w:color="000000"/>
+                <w:right w:val="none" w:sz="0" w:space="0" w:color="000000"/>
+              </w:pBdr>
+              <w:spacing w:after="100" w:before="100" w:line="240"/>
+              <w:ind w:left="100" w:right="100" w:firstLine="0" w:firstLineChars="0"/>
+              <w:rPr>
+                <w:rFonts w:ascii="Arial" w:hAnsi="Arial" w:eastAsia="Arial" w:cs="Arial"/>
+                <w:i w:val="false"/>
+                <w:b w:val="false"/>
+                <w:u w:val="none"/>
+                <w:strike w:val="false"/>
+                <w:sz w:val="20"/>
+                <w:szCs w:val="20"/>
+                <w:color w:val="000000"/>
+              </w:rPr>
+            </w:pPr>
+            <w:r>
+              <w:rPr>
+                <w:rFonts w:ascii="Arial" w:hAnsi="Arial" w:eastAsia="Arial" w:cs="Arial"/>
+                <w:i w:val="false"/>
+                <w:b w:val="false"/>
+                <w:u w:val="none"/>
+                <w:strike w:val="false"/>
+                <w:sz w:val="20"/>
+                <w:szCs w:val="20"/>
+                <w:color w:val="000000"/>
+              </w:rPr>
+              <w:t xml:space="preserve">1</w:t>
+            </w:r>
+          </w:p>
+        </w:tc>
+        <w:tc>
+          <w:tcPr>
+            <w:tcBorders>
+              <w:bottom w:val="none" w:sz="0" w:space="0" w:color="000000"/>
+              <w:top w:val="single" w:sz="12" w:space="0" w:color="666666"/>
+              <w:left w:val="none" w:sz="0" w:space="0" w:color="000000"/>
+              <w:right w:val="none" w:sz="0" w:space="0" w:color="000000"/>
+            </w:tcBorders>
+            <w:shd w:val="clear" w:color="auto" w:fill="FFFFFF"/>
+            <w:tcMar>
+              <w:top w:w="0" w:type="dxa"/>
+              <w:bottom w:w="0" w:type="dxa"/>
+              <w:left w:w="0" w:type="dxa"/>
+              <w:right w:w="0" w:type="dxa"/>
+            </w:tcMar>
+            <w:vAlign w:val="top"/>
+          </w:tcPr>
+          <w:p>
+            <w:pPr>
+              <w:pStyle w:val="Normal"/>
+              <w:jc w:val="left"/>
+              <w:pBdr>
+                <w:bottom w:val="none" w:sz="0" w:space="0" w:color="000000"/>
+                <w:top w:val="none" w:sz="0" w:space="0" w:color="000000"/>
+                <w:left w:val="none" w:sz="0" w:space="0" w:color="000000"/>
+                <w:right w:val="none" w:sz="0" w:space="0" w:color="000000"/>
+              </w:pBdr>
+              <w:spacing w:after="100" w:before="100" w:line="240"/>
+              <w:ind w:left="100" w:right="100" w:firstLine="0" w:firstLineChars="0"/>
+              <w:rPr>
+                <w:rFonts w:ascii="Arial" w:hAnsi="Arial" w:eastAsia="Arial" w:cs="Arial"/>
+                <w:i w:val="false"/>
+                <w:b w:val="false"/>
+                <w:u w:val="none"/>
+                <w:strike w:val="false"/>
+                <w:sz w:val="20"/>
+                <w:szCs w:val="20"/>
+                <w:color w:val="000000"/>
+              </w:rPr>
+            </w:pPr>
+            <w:r>
+              <w:rPr>
+                <w:rFonts w:ascii="Arial" w:hAnsi="Arial" w:eastAsia="Arial" w:cs="Arial"/>
+                <w:i w:val="false"/>
+                <w:b w:val="false"/>
+                <w:u w:val="none"/>
+                <w:strike w:val="false"/>
+                <w:sz w:val="20"/>
+                <w:szCs w:val="20"/>
+                <w:color w:val="000000"/>
+              </w:rPr>
+              <w:t xml:space="preserve">7</w:t>
+            </w:r>
+          </w:p>
+        </w:tc>
+      </w:tr>
+      <w:tr>
+        <w:trPr>
+          <w:trHeight w:val="573" w:hRule="auto"/>
+        </w:trPr>
+        <w:tc>
+          <w:tcPr>
+            <w:tcBorders>
+              <w:bottom w:val="single" w:sz="12" w:space="0" w:color="666666"/>
+              <w:top w:val="none" w:sz="0" w:space="0" w:color="000000"/>
+              <w:left w:val="none" w:sz="0" w:space="0" w:color="000000"/>
+              <w:right w:val="none" w:sz="0" w:space="0" w:color="000000"/>
+            </w:tcBorders>
+            <w:shd w:val="clear" w:color="auto" w:fill="FFFFFF"/>
+            <w:tcMar>
+              <w:top w:w="0" w:type="dxa"/>
+              <w:bottom w:w="0" w:type="dxa"/>
+              <w:left w:w="0" w:type="dxa"/>
+              <w:right w:w="0" w:type="dxa"/>
+            </w:tcMar>
+            <w:vAlign w:val="top"/>
+          </w:tcPr>
+          <w:p>
+            <w:pPr>
+              <w:pStyle w:val="Normal"/>
+              <w:jc w:val="left"/>
+              <w:pBdr>
+                <w:bottom w:val="none" w:sz="0" w:space="0" w:color="000000"/>
+                <w:top w:val="none" w:sz="0" w:space="0" w:color="000000"/>
+                <w:left w:val="none" w:sz="0" w:space="0" w:color="000000"/>
+                <w:right w:val="none" w:sz="0" w:space="0" w:color="000000"/>
+              </w:pBdr>
+              <w:spacing w:after="100" w:before="100" w:line="240"/>
+              <w:ind w:left="100" w:right="100" w:firstLine="0" w:firstLineChars="0"/>
+              <w:rPr>
+                <w:rFonts w:ascii="Arial" w:hAnsi="Arial" w:eastAsia="Arial" w:cs="Arial"/>
+                <w:i w:val="false"/>
+                <w:b w:val="false"/>
+                <w:u w:val="none"/>
+                <w:strike w:val="false"/>
+                <w:sz w:val="20"/>
+                <w:szCs w:val="20"/>
+                <w:color w:val="000000"/>
+              </w:rPr>
+            </w:pPr>
+            <w:r>
+              <w:rPr>
+                <w:rFonts w:ascii="Arial" w:hAnsi="Arial" w:eastAsia="Arial" w:cs="Arial"/>
+                <w:i w:val="false"/>
+                <w:b w:val="false"/>
+                <w:u w:val="none"/>
+                <w:strike w:val="false"/>
+                <w:sz w:val="20"/>
+                <w:szCs w:val="20"/>
+                <w:color w:val="000000"/>
+              </w:rPr>
+              <w:t xml:space="preserve">Number of raters</w:t>
+            </w:r>
+          </w:p>
+        </w:tc>
+        <w:tc>
+          <w:tcPr>
+            <w:tcBorders>
+              <w:bottom w:val="single" w:sz="12" w:space="0" w:color="666666"/>
+              <w:top w:val="none" w:sz="0" w:space="0" w:color="000000"/>
+              <w:left w:val="none" w:sz="0" w:space="0" w:color="000000"/>
+              <w:right w:val="none" w:sz="0" w:space="0" w:color="000000"/>
+            </w:tcBorders>
+            <w:shd w:val="clear" w:color="auto" w:fill="FFFFFF"/>
+            <w:tcMar>
+              <w:top w:w="0" w:type="dxa"/>
+              <w:bottom w:w="0" w:type="dxa"/>
+              <w:left w:w="0" w:type="dxa"/>
+              <w:right w:w="0" w:type="dxa"/>
+            </w:tcMar>
+            <w:vAlign w:val="top"/>
+          </w:tcPr>
+          <w:p>
+            <w:pPr>
+              <w:pStyle w:val="Normal"/>
+              <w:jc w:val="left"/>
+              <w:pBdr>
+                <w:bottom w:val="none" w:sz="0" w:space="0" w:color="000000"/>
+                <w:top w:val="none" w:sz="0" w:space="0" w:color="000000"/>
+                <w:left w:val="none" w:sz="0" w:space="0" w:color="000000"/>
+                <w:right w:val="none" w:sz="0" w:space="0" w:color="000000"/>
+              </w:pBdr>
+              <w:spacing w:after="100" w:before="100" w:line="240"/>
+              <w:ind w:left="100" w:right="100" w:firstLine="0" w:firstLineChars="0"/>
+              <w:rPr>
+                <w:rFonts w:ascii="Arial" w:hAnsi="Arial" w:eastAsia="Arial" w:cs="Arial"/>
+                <w:i w:val="false"/>
+                <w:b w:val="false"/>
+                <w:u w:val="none"/>
+                <w:strike w:val="false"/>
+                <w:sz w:val="20"/>
+                <w:szCs w:val="20"/>
+                <w:color w:val="000000"/>
+              </w:rPr>
+            </w:pPr>
+            <w:r>
+              <w:rPr>
+                <w:rFonts w:ascii="Arial" w:hAnsi="Arial" w:eastAsia="Arial" w:cs="Arial"/>
+                <w:i w:val="false"/>
+                <w:b w:val="false"/>
+                <w:u w:val="none"/>
+                <w:strike w:val="false"/>
+                <w:sz w:val="20"/>
+                <w:szCs w:val="20"/>
+                <w:color w:val="000000"/>
+              </w:rPr>
+              <w:t xml:space="preserve">24</w:t>
+            </w:r>
+          </w:p>
+        </w:tc>
+        <w:tc>
+          <w:tcPr>
+            <w:tcBorders>
+              <w:bottom w:val="single" w:sz="12" w:space="0" w:color="666666"/>
+              <w:top w:val="none" w:sz="0" w:space="0" w:color="000000"/>
+              <w:left w:val="none" w:sz="0" w:space="0" w:color="000000"/>
+              <w:right w:val="none" w:sz="0" w:space="0" w:color="000000"/>
+            </w:tcBorders>
+            <w:shd w:val="clear" w:color="auto" w:fill="FFFFFF"/>
+            <w:tcMar>
+              <w:top w:w="0" w:type="dxa"/>
+              <w:bottom w:w="0" w:type="dxa"/>
+              <w:left w:w="0" w:type="dxa"/>
+              <w:right w:w="0" w:type="dxa"/>
+            </w:tcMar>
+            <w:vAlign w:val="top"/>
+          </w:tcPr>
+          <w:p>
+            <w:pPr>
+              <w:pStyle w:val="Normal"/>
+              <w:jc w:val="left"/>
+              <w:pBdr>
+                <w:bottom w:val="none" w:sz="0" w:space="0" w:color="000000"/>
+                <w:top w:val="none" w:sz="0" w:space="0" w:color="000000"/>
+                <w:left w:val="none" w:sz="0" w:space="0" w:color="000000"/>
+                <w:right w:val="none" w:sz="0" w:space="0" w:color="000000"/>
+              </w:pBdr>
+              <w:spacing w:after="100" w:before="100" w:line="240"/>
+              <w:ind w:left="100" w:right="100" w:firstLine="0" w:firstLineChars="0"/>
+              <w:rPr>
+                <w:rFonts w:ascii="Arial" w:hAnsi="Arial" w:eastAsia="Arial" w:cs="Arial"/>
+                <w:i w:val="false"/>
+                <w:b w:val="false"/>
+                <w:u w:val="none"/>
+                <w:strike w:val="false"/>
+                <w:sz w:val="20"/>
+                <w:szCs w:val="20"/>
+                <w:color w:val="000000"/>
+              </w:rPr>
+            </w:pPr>
+            <w:r>
+              <w:rPr>
+                <w:rFonts w:ascii="Arial" w:hAnsi="Arial" w:eastAsia="Arial" w:cs="Arial"/>
+                <w:i w:val="false"/>
+                <w:b w:val="false"/>
+                <w:u w:val="none"/>
+                <w:strike w:val="false"/>
+                <w:sz w:val="20"/>
+                <w:szCs w:val="20"/>
+                <w:color w:val="000000"/>
+              </w:rPr>
+              <w:t xml:space="preserve">2.88</w:t>
+            </w:r>
+          </w:p>
+        </w:tc>
+        <w:tc>
+          <w:tcPr>
+            <w:tcBorders>
+              <w:bottom w:val="single" w:sz="12" w:space="0" w:color="666666"/>
+              <w:top w:val="none" w:sz="0" w:space="0" w:color="000000"/>
+              <w:left w:val="none" w:sz="0" w:space="0" w:color="000000"/>
+              <w:right w:val="none" w:sz="0" w:space="0" w:color="000000"/>
+            </w:tcBorders>
+            <w:shd w:val="clear" w:color="auto" w:fill="FFFFFF"/>
+            <w:tcMar>
+              <w:top w:w="0" w:type="dxa"/>
+              <w:bottom w:w="0" w:type="dxa"/>
+              <w:left w:w="0" w:type="dxa"/>
+              <w:right w:w="0" w:type="dxa"/>
+            </w:tcMar>
+            <w:vAlign w:val="top"/>
+          </w:tcPr>
+          <w:p>
+            <w:pPr>
+              <w:pStyle w:val="Normal"/>
+              <w:jc w:val="left"/>
+              <w:pBdr>
+                <w:bottom w:val="none" w:sz="0" w:space="0" w:color="000000"/>
+                <w:top w:val="none" w:sz="0" w:space="0" w:color="000000"/>
+                <w:left w:val="none" w:sz="0" w:space="0" w:color="000000"/>
+                <w:right w:val="none" w:sz="0" w:space="0" w:color="000000"/>
+              </w:pBdr>
+              <w:spacing w:after="100" w:before="100" w:line="240"/>
+              <w:ind w:left="100" w:right="100" w:firstLine="0" w:firstLineChars="0"/>
+              <w:rPr>
+                <w:rFonts w:ascii="Arial" w:hAnsi="Arial" w:eastAsia="Arial" w:cs="Arial"/>
+                <w:i w:val="false"/>
+                <w:b w:val="false"/>
+                <w:u w:val="none"/>
+                <w:strike w:val="false"/>
+                <w:sz w:val="20"/>
+                <w:szCs w:val="20"/>
+                <w:color w:val="000000"/>
+              </w:rPr>
+            </w:pPr>
+            <w:r>
+              <w:rPr>
+                <w:rFonts w:ascii="Arial" w:hAnsi="Arial" w:eastAsia="Arial" w:cs="Arial"/>
+                <w:i w:val="false"/>
+                <w:b w:val="false"/>
+                <w:u w:val="none"/>
+                <w:strike w:val="false"/>
+                <w:sz w:val="20"/>
+                <w:szCs w:val="20"/>
+                <w:color w:val="000000"/>
+              </w:rPr>
+              <w:t xml:space="preserve">1.70</w:t>
+            </w:r>
+          </w:p>
+        </w:tc>
+        <w:tc>
+          <w:tcPr>
+            <w:tcBorders>
+              <w:bottom w:val="single" w:sz="12" w:space="0" w:color="666666"/>
+              <w:top w:val="none" w:sz="0" w:space="0" w:color="000000"/>
+              <w:left w:val="none" w:sz="0" w:space="0" w:color="000000"/>
+              <w:right w:val="none" w:sz="0" w:space="0" w:color="000000"/>
+            </w:tcBorders>
+            <w:shd w:val="clear" w:color="auto" w:fill="FFFFFF"/>
+            <w:tcMar>
+              <w:top w:w="0" w:type="dxa"/>
+              <w:bottom w:w="0" w:type="dxa"/>
+              <w:left w:w="0" w:type="dxa"/>
+              <w:right w:w="0" w:type="dxa"/>
+            </w:tcMar>
+            <w:vAlign w:val="top"/>
+          </w:tcPr>
+          <w:p>
+            <w:pPr>
+              <w:pStyle w:val="Normal"/>
+              <w:jc w:val="left"/>
+              <w:pBdr>
+                <w:bottom w:val="none" w:sz="0" w:space="0" w:color="000000"/>
+                <w:top w:val="none" w:sz="0" w:space="0" w:color="000000"/>
+                <w:left w:val="none" w:sz="0" w:space="0" w:color="000000"/>
+                <w:right w:val="none" w:sz="0" w:space="0" w:color="000000"/>
+              </w:pBdr>
+              <w:spacing w:after="100" w:before="100" w:line="240"/>
+              <w:ind w:left="100" w:right="100" w:firstLine="0" w:firstLineChars="0"/>
+              <w:rPr>
+                <w:rFonts w:ascii="Arial" w:hAnsi="Arial" w:eastAsia="Arial" w:cs="Arial"/>
+                <w:i w:val="false"/>
+                <w:b w:val="false"/>
+                <w:u w:val="none"/>
+                <w:strike w:val="false"/>
+                <w:sz w:val="20"/>
+                <w:szCs w:val="20"/>
+                <w:color w:val="000000"/>
+              </w:rPr>
+            </w:pPr>
+            <w:r>
+              <w:rPr>
+                <w:rFonts w:ascii="Arial" w:hAnsi="Arial" w:eastAsia="Arial" w:cs="Arial"/>
+                <w:i w:val="false"/>
+                <w:b w:val="false"/>
+                <w:u w:val="none"/>
+                <w:strike w:val="false"/>
+                <w:sz w:val="20"/>
+                <w:szCs w:val="20"/>
+                <w:color w:val="000000"/>
+              </w:rPr>
+              <w:t xml:space="preserve">2</w:t>
+            </w:r>
+          </w:p>
+        </w:tc>
+        <w:tc>
+          <w:tcPr>
+            <w:tcBorders>
+              <w:bottom w:val="single" w:sz="12" w:space="0" w:color="666666"/>
+              <w:top w:val="none" w:sz="0" w:space="0" w:color="000000"/>
+              <w:left w:val="none" w:sz="0" w:space="0" w:color="000000"/>
+              <w:right w:val="none" w:sz="0" w:space="0" w:color="000000"/>
+            </w:tcBorders>
+            <w:shd w:val="clear" w:color="auto" w:fill="FFFFFF"/>
+            <w:tcMar>
+              <w:top w:w="0" w:type="dxa"/>
+              <w:bottom w:w="0" w:type="dxa"/>
+              <w:left w:w="0" w:type="dxa"/>
+              <w:right w:w="0" w:type="dxa"/>
+            </w:tcMar>
+            <w:vAlign w:val="top"/>
+          </w:tcPr>
+          <w:p>
+            <w:pPr>
+              <w:pStyle w:val="Normal"/>
+              <w:jc w:val="left"/>
+              <w:pBdr>
+                <w:bottom w:val="none" w:sz="0" w:space="0" w:color="000000"/>
+                <w:top w:val="none" w:sz="0" w:space="0" w:color="000000"/>
+                <w:left w:val="none" w:sz="0" w:space="0" w:color="000000"/>
+                <w:right w:val="none" w:sz="0" w:space="0" w:color="000000"/>
+              </w:pBdr>
+              <w:spacing w:after="100" w:before="100" w:line="240"/>
+              <w:ind w:left="100" w:right="100" w:firstLine="0" w:firstLineChars="0"/>
+              <w:rPr>
+                <w:rFonts w:ascii="Arial" w:hAnsi="Arial" w:eastAsia="Arial" w:cs="Arial"/>
+                <w:i w:val="false"/>
+                <w:b w:val="false"/>
+                <w:u w:val="none"/>
+                <w:strike w:val="false"/>
+                <w:sz w:val="20"/>
+                <w:szCs w:val="20"/>
+                <w:color w:val="000000"/>
+              </w:rPr>
+            </w:pPr>
+            <w:r>
+              <w:rPr>
+                <w:rFonts w:ascii="Arial" w:hAnsi="Arial" w:eastAsia="Arial" w:cs="Arial"/>
+                <w:i w:val="false"/>
+                <w:b w:val="false"/>
+                <w:u w:val="none"/>
+                <w:strike w:val="false"/>
+                <w:sz w:val="20"/>
+                <w:szCs w:val="20"/>
+                <w:color w:val="000000"/>
+              </w:rPr>
+              <w:t xml:space="preserve">1</w:t>
+            </w:r>
+          </w:p>
+        </w:tc>
+        <w:tc>
+          <w:tcPr>
+            <w:tcBorders>
+              <w:bottom w:val="single" w:sz="12" w:space="0" w:color="666666"/>
+              <w:top w:val="none" w:sz="0" w:space="0" w:color="000000"/>
+              <w:left w:val="none" w:sz="0" w:space="0" w:color="000000"/>
+              <w:right w:val="none" w:sz="0" w:space="0" w:color="000000"/>
+            </w:tcBorders>
+            <w:shd w:val="clear" w:color="auto" w:fill="FFFFFF"/>
+            <w:tcMar>
+              <w:top w:w="0" w:type="dxa"/>
+              <w:bottom w:w="0" w:type="dxa"/>
+              <w:left w:w="0" w:type="dxa"/>
+              <w:right w:w="0" w:type="dxa"/>
+            </w:tcMar>
+            <w:vAlign w:val="top"/>
+          </w:tcPr>
+          <w:p>
+            <w:pPr>
+              <w:pStyle w:val="Normal"/>
+              <w:jc w:val="left"/>
+              <w:pBdr>
+                <w:bottom w:val="none" w:sz="0" w:space="0" w:color="000000"/>
+                <w:top w:val="none" w:sz="0" w:space="0" w:color="000000"/>
+                <w:left w:val="none" w:sz="0" w:space="0" w:color="000000"/>
+                <w:right w:val="none" w:sz="0" w:space="0" w:color="000000"/>
+              </w:pBdr>
+              <w:spacing w:after="100" w:before="100" w:line="240"/>
+              <w:ind w:left="100" w:right="100" w:firstLine="0" w:firstLineChars="0"/>
+              <w:rPr>
+                <w:rFonts w:ascii="Arial" w:hAnsi="Arial" w:eastAsia="Arial" w:cs="Arial"/>
+                <w:i w:val="false"/>
+                <w:b w:val="false"/>
+                <w:u w:val="none"/>
+                <w:strike w:val="false"/>
+                <w:sz w:val="20"/>
+                <w:szCs w:val="20"/>
+                <w:color w:val="000000"/>
+              </w:rPr>
+            </w:pPr>
+            <w:r>
+              <w:rPr>
+                <w:rFonts w:ascii="Arial" w:hAnsi="Arial" w:eastAsia="Arial" w:cs="Arial"/>
+                <w:i w:val="false"/>
+                <w:b w:val="false"/>
+                <w:u w:val="none"/>
+                <w:strike w:val="false"/>
+                <w:sz w:val="20"/>
+                <w:szCs w:val="20"/>
+                <w:color w:val="000000"/>
+              </w:rPr>
+              <w:t xml:space="preserve">1</w:t>
+            </w:r>
+          </w:p>
+        </w:tc>
+        <w:tc>
+          <w:tcPr>
+            <w:tcBorders>
+              <w:bottom w:val="single" w:sz="12" w:space="0" w:color="666666"/>
+              <w:top w:val="none" w:sz="0" w:space="0" w:color="000000"/>
+              <w:left w:val="none" w:sz="0" w:space="0" w:color="000000"/>
+              <w:right w:val="none" w:sz="0" w:space="0" w:color="000000"/>
+            </w:tcBorders>
+            <w:shd w:val="clear" w:color="auto" w:fill="FFFFFF"/>
+            <w:tcMar>
+              <w:top w:w="0" w:type="dxa"/>
+              <w:bottom w:w="0" w:type="dxa"/>
+              <w:left w:w="0" w:type="dxa"/>
+              <w:right w:w="0" w:type="dxa"/>
+            </w:tcMar>
+            <w:vAlign w:val="top"/>
+          </w:tcPr>
+          <w:p>
+            <w:pPr>
+              <w:pStyle w:val="Normal"/>
+              <w:jc w:val="left"/>
+              <w:pBdr>
+                <w:bottom w:val="none" w:sz="0" w:space="0" w:color="000000"/>
+                <w:top w:val="none" w:sz="0" w:space="0" w:color="000000"/>
+                <w:left w:val="none" w:sz="0" w:space="0" w:color="000000"/>
+                <w:right w:val="none" w:sz="0" w:space="0" w:color="000000"/>
+              </w:pBdr>
+              <w:spacing w:after="100" w:before="100" w:line="240"/>
+              <w:ind w:left="100" w:right="100" w:firstLine="0" w:firstLineChars="0"/>
+              <w:rPr>
+                <w:rFonts w:ascii="Arial" w:hAnsi="Arial" w:eastAsia="Arial" w:cs="Arial"/>
+                <w:i w:val="false"/>
+                <w:b w:val="false"/>
+                <w:u w:val="none"/>
+                <w:strike w:val="false"/>
+                <w:sz w:val="20"/>
+                <w:szCs w:val="20"/>
+                <w:color w:val="000000"/>
+              </w:rPr>
+            </w:pPr>
+            <w:r>
+              <w:rPr>
+                <w:rFonts w:ascii="Arial" w:hAnsi="Arial" w:eastAsia="Arial" w:cs="Arial"/>
+                <w:i w:val="false"/>
+                <w:b w:val="false"/>
+                <w:u w:val="none"/>
+                <w:strike w:val="false"/>
+                <w:sz w:val="20"/>
+                <w:szCs w:val="20"/>
+                <w:color w:val="000000"/>
+              </w:rPr>
+              <w:t xml:space="preserve">7</w:t>
+            </w:r>
+          </w:p>
+        </w:tc>
+      </w:tr>
+    </w:tbl>
     <w:p>
       <w:pPr>
         <w:pStyle w:val="TableCaption"/>

--- a/outputs/tables_methods_synthesis_simpler.docx
+++ b/outputs/tables_methods_synthesis_simpler.docx
@@ -17548,6 +17548,14 @@
     </w:p>
     <w:p>
       <w:pPr>
+        <w:pStyle w:val="Normal"/>
+      </w:pPr>
+      <w:r>
+        <w:t xml:space="preserve"/>
+      </w:r>
+    </w:p>
+    <w:p>
+      <w:pPr>
         <w:pStyle w:val="TableCaption"/>
         <w:jc w:val="center"/>
         <w:keepNext/>
@@ -18581,7 +18589,7 @@
                 <w:szCs w:val="20"/>
                 <w:color w:val="000000"/>
               </w:rPr>
-              <w:t xml:space="preserve">24</w:t>
+              <w:t xml:space="preserve">28</w:t>
             </w:r>
           </w:p>
         </w:tc>
@@ -18636,7 +18644,7 @@
                 <w:szCs w:val="20"/>
                 <w:color w:val="000000"/>
               </w:rPr>
-              <w:t xml:space="preserve">2.88</w:t>
+              <w:t xml:space="preserve">3.25</w:t>
             </w:r>
           </w:p>
         </w:tc>
@@ -18691,7 +18699,7 @@
                 <w:szCs w:val="20"/>
                 <w:color w:val="000000"/>
               </w:rPr>
-              <w:t xml:space="preserve">1.70</w:t>
+              <w:t xml:space="preserve">1.76</w:t>
             </w:r>
           </w:p>
         </w:tc>
@@ -18746,6 +18754,61 @@
                 <w:szCs w:val="20"/>
                 <w:color w:val="000000"/>
               </w:rPr>
+              <w:t xml:space="preserve">3</w:t>
+            </w:r>
+          </w:p>
+        </w:tc>
+        <w:tc>
+          <w:tcPr>
+            <w:tcBorders>
+              <w:bottom w:val="single" w:sz="12" w:space="0" w:color="666666"/>
+              <w:top w:val="none" w:sz="0" w:space="0" w:color="000000"/>
+              <w:left w:val="none" w:sz="0" w:space="0" w:color="000000"/>
+              <w:right w:val="none" w:sz="0" w:space="0" w:color="000000"/>
+            </w:tcBorders>
+            <w:shd w:val="clear" w:color="auto" w:fill="FFFFFF"/>
+            <w:tcMar>
+              <w:top w:w="0" w:type="dxa"/>
+              <w:bottom w:w="0" w:type="dxa"/>
+              <w:left w:w="0" w:type="dxa"/>
+              <w:right w:w="0" w:type="dxa"/>
+            </w:tcMar>
+            <w:vAlign w:val="top"/>
+          </w:tcPr>
+          <w:p>
+            <w:pPr>
+              <w:pStyle w:val="Normal"/>
+              <w:jc w:val="left"/>
+              <w:pBdr>
+                <w:bottom w:val="none" w:sz="0" w:space="0" w:color="000000"/>
+                <w:top w:val="none" w:sz="0" w:space="0" w:color="000000"/>
+                <w:left w:val="none" w:sz="0" w:space="0" w:color="000000"/>
+                <w:right w:val="none" w:sz="0" w:space="0" w:color="000000"/>
+              </w:pBdr>
+              <w:spacing w:after="100" w:before="100" w:line="240"/>
+              <w:ind w:left="100" w:right="100" w:firstLine="0" w:firstLineChars="0"/>
+              <w:rPr>
+                <w:rFonts w:ascii="Arial" w:hAnsi="Arial" w:eastAsia="Arial" w:cs="Arial"/>
+                <w:i w:val="false"/>
+                <w:b w:val="false"/>
+                <w:u w:val="none"/>
+                <w:strike w:val="false"/>
+                <w:sz w:val="20"/>
+                <w:szCs w:val="20"/>
+                <w:color w:val="000000"/>
+              </w:rPr>
+            </w:pPr>
+            <w:r>
+              <w:rPr>
+                <w:rFonts w:ascii="Arial" w:hAnsi="Arial" w:eastAsia="Arial" w:cs="Arial"/>
+                <w:i w:val="false"/>
+                <w:b w:val="false"/>
+                <w:u w:val="none"/>
+                <w:strike w:val="false"/>
+                <w:sz w:val="20"/>
+                <w:szCs w:val="20"/>
+                <w:color w:val="000000"/>
+              </w:rPr>
               <w:t xml:space="preserve">2</w:t>
             </w:r>
           </w:p>
@@ -18856,67 +18919,3197 @@
                 <w:szCs w:val="20"/>
                 <w:color w:val="000000"/>
               </w:rPr>
-              <w:t xml:space="preserve">1</w:t>
-            </w:r>
-          </w:p>
-        </w:tc>
-        <w:tc>
-          <w:tcPr>
-            <w:tcBorders>
-              <w:bottom w:val="single" w:sz="12" w:space="0" w:color="666666"/>
-              <w:top w:val="none" w:sz="0" w:space="0" w:color="000000"/>
-              <w:left w:val="none" w:sz="0" w:space="0" w:color="000000"/>
-              <w:right w:val="none" w:sz="0" w:space="0" w:color="000000"/>
-            </w:tcBorders>
-            <w:shd w:val="clear" w:color="auto" w:fill="FFFFFF"/>
-            <w:tcMar>
-              <w:top w:w="0" w:type="dxa"/>
-              <w:bottom w:w="0" w:type="dxa"/>
-              <w:left w:w="0" w:type="dxa"/>
-              <w:right w:w="0" w:type="dxa"/>
-            </w:tcMar>
-            <w:vAlign w:val="top"/>
-          </w:tcPr>
-          <w:p>
-            <w:pPr>
-              <w:pStyle w:val="Normal"/>
-              <w:jc w:val="left"/>
-              <w:pBdr>
-                <w:bottom w:val="none" w:sz="0" w:space="0" w:color="000000"/>
-                <w:top w:val="none" w:sz="0" w:space="0" w:color="000000"/>
-                <w:left w:val="none" w:sz="0" w:space="0" w:color="000000"/>
-                <w:right w:val="none" w:sz="0" w:space="0" w:color="000000"/>
-              </w:pBdr>
-              <w:spacing w:after="100" w:before="100" w:line="240"/>
-              <w:ind w:left="100" w:right="100" w:firstLine="0" w:firstLineChars="0"/>
-              <w:rPr>
-                <w:rFonts w:ascii="Arial" w:hAnsi="Arial" w:eastAsia="Arial" w:cs="Arial"/>
-                <w:i w:val="false"/>
-                <w:b w:val="false"/>
-                <w:u w:val="none"/>
-                <w:strike w:val="false"/>
-                <w:sz w:val="20"/>
-                <w:szCs w:val="20"/>
-                <w:color w:val="000000"/>
-              </w:rPr>
-            </w:pPr>
-            <w:r>
-              <w:rPr>
-                <w:rFonts w:ascii="Arial" w:hAnsi="Arial" w:eastAsia="Arial" w:cs="Arial"/>
-                <w:i w:val="false"/>
-                <w:b w:val="false"/>
-                <w:u w:val="none"/>
-                <w:strike w:val="false"/>
-                <w:sz w:val="20"/>
-                <w:szCs w:val="20"/>
-                <w:color w:val="000000"/>
-              </w:rPr>
-              <w:t xml:space="preserve">7</w:t>
+              <w:t xml:space="preserve">8</w:t>
             </w:r>
           </w:p>
         </w:tc>
       </w:tr>
     </w:tbl>
+    <w:p>
+      <w:pPr>
+        <w:pStyle w:val="Normal"/>
+      </w:pPr>
+      <w:r>
+        <w:t xml:space="preserve"/>
+      </w:r>
+    </w:p>
+    <w:p>
+      <w:pPr>
+        <w:pStyle w:val="TableCaption"/>
+        <w:jc w:val="center"/>
+        <w:keepNext/>
+        <w:pBdr>
+          <w:bottom w:val="none" w:sz="0" w:space="0" w:color="000000"/>
+          <w:top w:val="none" w:sz="0" w:space="0" w:color="000000"/>
+          <w:left w:val="none" w:sz="0" w:space="0" w:color="000000"/>
+          <w:right w:val="none" w:sz="0" w:space="0" w:color="000000"/>
+        </w:pBdr>
+        <w:spacing w:after="60" w:before="60" w:line="240"/>
+        <w:ind w:left="60" w:right="60" w:firstLine="0" w:firstLineChars="0"/>
+      </w:pPr>
+      <w:r>
+        <w:t xml:space="preserve">Initial team distribution</w:t>
+      </w:r>
+    </w:p>
+    <w:tbl xmlns:a="http://schemas.openxmlformats.org/drawingml/2006/main" xmlns:pic="http://schemas.openxmlformats.org/drawingml/2006/picture">
+      <w:tblPr>
+        <w:tblLayout w:type="fixed"/>
+        <w:jc w:val="center"/>
+        <w:tblLook w:firstRow="1" w:lastRow="0" w:firstColumn="0" w:lastColumn="0" w:noHBand="0" w:noVBand="1"/>
+      </w:tblPr>
+      <w:tblGrid>
+        <w:gridCol w:w="2808"/>
+        <w:gridCol w:w="655"/>
+        <w:gridCol w:w="1144"/>
+      </w:tblGrid>
+      <w:tr>
+        <w:trPr>
+          <w:trHeight w:val="614" w:hRule="auto"/>
+          <w:tblHeader/>
+        </w:trPr>
+        <w:tc>
+          <w:tcPr>
+            <w:tcBorders>
+              <w:bottom w:val="single" w:sz="12" w:space="0" w:color="666666"/>
+              <w:top w:val="single" w:sz="12" w:space="0" w:color="666666"/>
+              <w:left w:val="none" w:sz="0" w:space="0" w:color="000000"/>
+              <w:right w:val="none" w:sz="0" w:space="0" w:color="000000"/>
+            </w:tcBorders>
+            <w:shd w:val="clear" w:color="auto" w:fill="FFFFFF"/>
+            <w:tcMar>
+              <w:top w:w="0" w:type="dxa"/>
+              <w:bottom w:w="0" w:type="dxa"/>
+              <w:left w:w="0" w:type="dxa"/>
+              <w:right w:w="0" w:type="dxa"/>
+            </w:tcMar>
+            <w:vAlign w:val="top"/>
+          </w:tcPr>
+          <w:p>
+            <w:pPr>
+              <w:pStyle w:val="Normal"/>
+              <w:jc w:val="left"/>
+              <w:pBdr>
+                <w:bottom w:val="none" w:sz="0" w:space="0" w:color="000000"/>
+                <w:top w:val="none" w:sz="0" w:space="0" w:color="000000"/>
+                <w:left w:val="none" w:sz="0" w:space="0" w:color="000000"/>
+                <w:right w:val="none" w:sz="0" w:space="0" w:color="000000"/>
+              </w:pBdr>
+              <w:spacing w:after="100" w:before="100" w:line="240"/>
+              <w:ind w:left="100" w:right="100" w:firstLine="0" w:firstLineChars="0"/>
+              <w:rPr>
+                <w:rFonts w:ascii="Arial" w:hAnsi="Arial" w:eastAsia="Arial" w:cs="Arial"/>
+                <w:i w:val="false"/>
+                <w:b w:val="false"/>
+                <w:u w:val="none"/>
+                <w:strike w:val="false"/>
+                <w:sz w:val="20"/>
+                <w:szCs w:val="20"/>
+                <w:color w:val="000000"/>
+              </w:rPr>
+            </w:pPr>
+            <w:r>
+              <w:rPr>
+                <w:rFonts w:ascii="Arial" w:hAnsi="Arial" w:eastAsia="Arial" w:cs="Arial"/>
+                <w:i w:val="false"/>
+                <w:b w:val="false"/>
+                <w:u w:val="none"/>
+                <w:strike w:val="false"/>
+                <w:sz w:val="20"/>
+                <w:szCs w:val="20"/>
+                <w:color w:val="000000"/>
+              </w:rPr>
+              <w:t xml:space="preserve">initial_coding_team_size</w:t>
+            </w:r>
+          </w:p>
+        </w:tc>
+        <w:tc>
+          <w:tcPr>
+            <w:tcBorders>
+              <w:bottom w:val="single" w:sz="12" w:space="0" w:color="666666"/>
+              <w:top w:val="single" w:sz="12" w:space="0" w:color="666666"/>
+              <w:left w:val="none" w:sz="0" w:space="0" w:color="000000"/>
+              <w:right w:val="none" w:sz="0" w:space="0" w:color="000000"/>
+            </w:tcBorders>
+            <w:shd w:val="clear" w:color="auto" w:fill="FFFFFF"/>
+            <w:tcMar>
+              <w:top w:w="0" w:type="dxa"/>
+              <w:bottom w:w="0" w:type="dxa"/>
+              <w:left w:w="0" w:type="dxa"/>
+              <w:right w:w="0" w:type="dxa"/>
+            </w:tcMar>
+            <w:vAlign w:val="top"/>
+          </w:tcPr>
+          <w:p>
+            <w:pPr>
+              <w:pStyle w:val="Normal"/>
+              <w:jc w:val="left"/>
+              <w:pBdr>
+                <w:bottom w:val="none" w:sz="0" w:space="0" w:color="000000"/>
+                <w:top w:val="none" w:sz="0" w:space="0" w:color="000000"/>
+                <w:left w:val="none" w:sz="0" w:space="0" w:color="000000"/>
+                <w:right w:val="none" w:sz="0" w:space="0" w:color="000000"/>
+              </w:pBdr>
+              <w:spacing w:after="100" w:before="100" w:line="240"/>
+              <w:ind w:left="100" w:right="100" w:firstLine="0" w:firstLineChars="0"/>
+              <w:rPr>
+                <w:rFonts w:ascii="Arial" w:hAnsi="Arial" w:eastAsia="Arial" w:cs="Arial"/>
+                <w:i w:val="false"/>
+                <w:b w:val="false"/>
+                <w:u w:val="none"/>
+                <w:strike w:val="false"/>
+                <w:sz w:val="20"/>
+                <w:szCs w:val="20"/>
+                <w:color w:val="000000"/>
+              </w:rPr>
+            </w:pPr>
+            <w:r>
+              <w:rPr>
+                <w:rFonts w:ascii="Arial" w:hAnsi="Arial" w:eastAsia="Arial" w:cs="Arial"/>
+                <w:i w:val="false"/>
+                <w:b w:val="false"/>
+                <w:u w:val="none"/>
+                <w:strike w:val="false"/>
+                <w:sz w:val="20"/>
+                <w:szCs w:val="20"/>
+                <w:color w:val="000000"/>
+              </w:rPr>
+              <w:t xml:space="preserve">n</w:t>
+            </w:r>
+          </w:p>
+        </w:tc>
+        <w:tc>
+          <w:tcPr>
+            <w:tcBorders>
+              <w:bottom w:val="single" w:sz="12" w:space="0" w:color="666666"/>
+              <w:top w:val="single" w:sz="12" w:space="0" w:color="666666"/>
+              <w:left w:val="none" w:sz="0" w:space="0" w:color="000000"/>
+              <w:right w:val="none" w:sz="0" w:space="0" w:color="000000"/>
+            </w:tcBorders>
+            <w:shd w:val="clear" w:color="auto" w:fill="FFFFFF"/>
+            <w:tcMar>
+              <w:top w:w="0" w:type="dxa"/>
+              <w:bottom w:w="0" w:type="dxa"/>
+              <w:left w:w="0" w:type="dxa"/>
+              <w:right w:w="0" w:type="dxa"/>
+            </w:tcMar>
+            <w:vAlign w:val="top"/>
+          </w:tcPr>
+          <w:p>
+            <w:pPr>
+              <w:pStyle w:val="Normal"/>
+              <w:jc w:val="left"/>
+              <w:pBdr>
+                <w:bottom w:val="none" w:sz="0" w:space="0" w:color="000000"/>
+                <w:top w:val="none" w:sz="0" w:space="0" w:color="000000"/>
+                <w:left w:val="none" w:sz="0" w:space="0" w:color="000000"/>
+                <w:right w:val="none" w:sz="0" w:space="0" w:color="000000"/>
+              </w:pBdr>
+              <w:spacing w:after="100" w:before="100" w:line="240"/>
+              <w:ind w:left="100" w:right="100" w:firstLine="0" w:firstLineChars="0"/>
+              <w:rPr>
+                <w:rFonts w:ascii="Arial" w:hAnsi="Arial" w:eastAsia="Arial" w:cs="Arial"/>
+                <w:i w:val="false"/>
+                <w:b w:val="false"/>
+                <w:u w:val="none"/>
+                <w:strike w:val="false"/>
+                <w:sz w:val="20"/>
+                <w:szCs w:val="20"/>
+                <w:color w:val="000000"/>
+              </w:rPr>
+            </w:pPr>
+            <w:r>
+              <w:rPr>
+                <w:rFonts w:ascii="Arial" w:hAnsi="Arial" w:eastAsia="Arial" w:cs="Arial"/>
+                <w:i w:val="false"/>
+                <w:b w:val="false"/>
+                <w:u w:val="none"/>
+                <w:strike w:val="false"/>
+                <w:sz w:val="20"/>
+                <w:szCs w:val="20"/>
+                <w:color w:val="000000"/>
+              </w:rPr>
+              <w:t xml:space="preserve">percent</w:t>
+            </w:r>
+          </w:p>
+        </w:tc>
+      </w:tr>
+      <w:tr>
+        <w:trPr>
+          <w:trHeight w:val="571" w:hRule="auto"/>
+        </w:trPr>
+        <w:tc>
+          <w:tcPr>
+            <w:tcBorders>
+              <w:bottom w:val="none" w:sz="0" w:space="0" w:color="000000"/>
+              <w:top w:val="single" w:sz="12" w:space="0" w:color="666666"/>
+              <w:left w:val="none" w:sz="0" w:space="0" w:color="000000"/>
+              <w:right w:val="none" w:sz="0" w:space="0" w:color="000000"/>
+            </w:tcBorders>
+            <w:shd w:val="clear" w:color="auto" w:fill="FFFFFF"/>
+            <w:tcMar>
+              <w:top w:w="0" w:type="dxa"/>
+              <w:bottom w:w="0" w:type="dxa"/>
+              <w:left w:w="0" w:type="dxa"/>
+              <w:right w:w="0" w:type="dxa"/>
+            </w:tcMar>
+            <w:vAlign w:val="top"/>
+          </w:tcPr>
+          <w:p>
+            <w:pPr>
+              <w:pStyle w:val="Normal"/>
+              <w:jc w:val="left"/>
+              <w:pBdr>
+                <w:bottom w:val="none" w:sz="0" w:space="0" w:color="000000"/>
+                <w:top w:val="none" w:sz="0" w:space="0" w:color="000000"/>
+                <w:left w:val="none" w:sz="0" w:space="0" w:color="000000"/>
+                <w:right w:val="none" w:sz="0" w:space="0" w:color="000000"/>
+              </w:pBdr>
+              <w:spacing w:after="100" w:before="100" w:line="240"/>
+              <w:ind w:left="100" w:right="100" w:firstLine="0" w:firstLineChars="0"/>
+              <w:rPr>
+                <w:rFonts w:ascii="Arial" w:hAnsi="Arial" w:eastAsia="Arial" w:cs="Arial"/>
+                <w:i w:val="false"/>
+                <w:b w:val="false"/>
+                <w:u w:val="none"/>
+                <w:strike w:val="false"/>
+                <w:sz w:val="20"/>
+                <w:szCs w:val="20"/>
+                <w:color w:val="000000"/>
+              </w:rPr>
+            </w:pPr>
+            <w:r>
+              <w:rPr>
+                <w:rFonts w:ascii="Arial" w:hAnsi="Arial" w:eastAsia="Arial" w:cs="Arial"/>
+                <w:i w:val="false"/>
+                <w:b w:val="false"/>
+                <w:u w:val="none"/>
+                <w:strike w:val="false"/>
+                <w:sz w:val="20"/>
+                <w:szCs w:val="20"/>
+                <w:color w:val="000000"/>
+              </w:rPr>
+              <w:t xml:space="preserve">1</w:t>
+            </w:r>
+          </w:p>
+        </w:tc>
+        <w:tc>
+          <w:tcPr>
+            <w:tcBorders>
+              <w:bottom w:val="none" w:sz="0" w:space="0" w:color="000000"/>
+              <w:top w:val="single" w:sz="12" w:space="0" w:color="666666"/>
+              <w:left w:val="none" w:sz="0" w:space="0" w:color="000000"/>
+              <w:right w:val="none" w:sz="0" w:space="0" w:color="000000"/>
+            </w:tcBorders>
+            <w:shd w:val="clear" w:color="auto" w:fill="FFFFFF"/>
+            <w:tcMar>
+              <w:top w:w="0" w:type="dxa"/>
+              <w:bottom w:w="0" w:type="dxa"/>
+              <w:left w:w="0" w:type="dxa"/>
+              <w:right w:w="0" w:type="dxa"/>
+            </w:tcMar>
+            <w:vAlign w:val="top"/>
+          </w:tcPr>
+          <w:p>
+            <w:pPr>
+              <w:pStyle w:val="Normal"/>
+              <w:jc w:val="left"/>
+              <w:pBdr>
+                <w:bottom w:val="none" w:sz="0" w:space="0" w:color="000000"/>
+                <w:top w:val="none" w:sz="0" w:space="0" w:color="000000"/>
+                <w:left w:val="none" w:sz="0" w:space="0" w:color="000000"/>
+                <w:right w:val="none" w:sz="0" w:space="0" w:color="000000"/>
+              </w:pBdr>
+              <w:spacing w:after="100" w:before="100" w:line="240"/>
+              <w:ind w:left="100" w:right="100" w:firstLine="0" w:firstLineChars="0"/>
+              <w:rPr>
+                <w:rFonts w:ascii="Arial" w:hAnsi="Arial" w:eastAsia="Arial" w:cs="Arial"/>
+                <w:i w:val="false"/>
+                <w:b w:val="false"/>
+                <w:u w:val="none"/>
+                <w:strike w:val="false"/>
+                <w:sz w:val="20"/>
+                <w:szCs w:val="20"/>
+                <w:color w:val="000000"/>
+              </w:rPr>
+            </w:pPr>
+            <w:r>
+              <w:rPr>
+                <w:rFonts w:ascii="Arial" w:hAnsi="Arial" w:eastAsia="Arial" w:cs="Arial"/>
+                <w:i w:val="false"/>
+                <w:b w:val="false"/>
+                <w:u w:val="none"/>
+                <w:strike w:val="false"/>
+                <w:sz w:val="20"/>
+                <w:szCs w:val="20"/>
+                <w:color w:val="000000"/>
+              </w:rPr>
+              <w:t xml:space="preserve">8</w:t>
+            </w:r>
+          </w:p>
+        </w:tc>
+        <w:tc>
+          <w:tcPr>
+            <w:tcBorders>
+              <w:bottom w:val="none" w:sz="0" w:space="0" w:color="000000"/>
+              <w:top w:val="single" w:sz="12" w:space="0" w:color="666666"/>
+              <w:left w:val="none" w:sz="0" w:space="0" w:color="000000"/>
+              <w:right w:val="none" w:sz="0" w:space="0" w:color="000000"/>
+            </w:tcBorders>
+            <w:shd w:val="clear" w:color="auto" w:fill="FFFFFF"/>
+            <w:tcMar>
+              <w:top w:w="0" w:type="dxa"/>
+              <w:bottom w:w="0" w:type="dxa"/>
+              <w:left w:w="0" w:type="dxa"/>
+              <w:right w:w="0" w:type="dxa"/>
+            </w:tcMar>
+            <w:vAlign w:val="top"/>
+          </w:tcPr>
+          <w:p>
+            <w:pPr>
+              <w:pStyle w:val="Normal"/>
+              <w:jc w:val="left"/>
+              <w:pBdr>
+                <w:bottom w:val="none" w:sz="0" w:space="0" w:color="000000"/>
+                <w:top w:val="none" w:sz="0" w:space="0" w:color="000000"/>
+                <w:left w:val="none" w:sz="0" w:space="0" w:color="000000"/>
+                <w:right w:val="none" w:sz="0" w:space="0" w:color="000000"/>
+              </w:pBdr>
+              <w:spacing w:after="100" w:before="100" w:line="240"/>
+              <w:ind w:left="100" w:right="100" w:firstLine="0" w:firstLineChars="0"/>
+              <w:rPr>
+                <w:rFonts w:ascii="Arial" w:hAnsi="Arial" w:eastAsia="Arial" w:cs="Arial"/>
+                <w:i w:val="false"/>
+                <w:b w:val="false"/>
+                <w:u w:val="none"/>
+                <w:strike w:val="false"/>
+                <w:sz w:val="20"/>
+                <w:szCs w:val="20"/>
+                <w:color w:val="000000"/>
+              </w:rPr>
+            </w:pPr>
+            <w:r>
+              <w:rPr>
+                <w:rFonts w:ascii="Arial" w:hAnsi="Arial" w:eastAsia="Arial" w:cs="Arial"/>
+                <w:i w:val="false"/>
+                <w:b w:val="false"/>
+                <w:u w:val="none"/>
+                <w:strike w:val="false"/>
+                <w:sz w:val="20"/>
+                <w:szCs w:val="20"/>
+                <w:color w:val="000000"/>
+              </w:rPr>
+              <w:t xml:space="preserve">28.6</w:t>
+            </w:r>
+          </w:p>
+        </w:tc>
+      </w:tr>
+      <w:tr>
+        <w:trPr>
+          <w:trHeight w:val="571" w:hRule="auto"/>
+        </w:trPr>
+        <w:tc>
+          <w:tcPr>
+            <w:tcBorders>
+              <w:bottom w:val="none" w:sz="0" w:space="0" w:color="000000"/>
+              <w:top w:val="none" w:sz="0" w:space="0" w:color="000000"/>
+              <w:left w:val="none" w:sz="0" w:space="0" w:color="000000"/>
+              <w:right w:val="none" w:sz="0" w:space="0" w:color="000000"/>
+            </w:tcBorders>
+            <w:shd w:val="clear" w:color="auto" w:fill="FFFFFF"/>
+            <w:tcMar>
+              <w:top w:w="0" w:type="dxa"/>
+              <w:bottom w:w="0" w:type="dxa"/>
+              <w:left w:w="0" w:type="dxa"/>
+              <w:right w:w="0" w:type="dxa"/>
+            </w:tcMar>
+            <w:vAlign w:val="top"/>
+          </w:tcPr>
+          <w:p>
+            <w:pPr>
+              <w:pStyle w:val="Normal"/>
+              <w:jc w:val="left"/>
+              <w:pBdr>
+                <w:bottom w:val="none" w:sz="0" w:space="0" w:color="000000"/>
+                <w:top w:val="none" w:sz="0" w:space="0" w:color="000000"/>
+                <w:left w:val="none" w:sz="0" w:space="0" w:color="000000"/>
+                <w:right w:val="none" w:sz="0" w:space="0" w:color="000000"/>
+              </w:pBdr>
+              <w:spacing w:after="100" w:before="100" w:line="240"/>
+              <w:ind w:left="100" w:right="100" w:firstLine="0" w:firstLineChars="0"/>
+              <w:rPr>
+                <w:rFonts w:ascii="Arial" w:hAnsi="Arial" w:eastAsia="Arial" w:cs="Arial"/>
+                <w:i w:val="false"/>
+                <w:b w:val="false"/>
+                <w:u w:val="none"/>
+                <w:strike w:val="false"/>
+                <w:sz w:val="20"/>
+                <w:szCs w:val="20"/>
+                <w:color w:val="000000"/>
+              </w:rPr>
+            </w:pPr>
+            <w:r>
+              <w:rPr>
+                <w:rFonts w:ascii="Arial" w:hAnsi="Arial" w:eastAsia="Arial" w:cs="Arial"/>
+                <w:i w:val="false"/>
+                <w:b w:val="false"/>
+                <w:u w:val="none"/>
+                <w:strike w:val="false"/>
+                <w:sz w:val="20"/>
+                <w:szCs w:val="20"/>
+                <w:color w:val="000000"/>
+              </w:rPr>
+              <w:t xml:space="preserve">2</w:t>
+            </w:r>
+          </w:p>
+        </w:tc>
+        <w:tc>
+          <w:tcPr>
+            <w:tcBorders>
+              <w:bottom w:val="none" w:sz="0" w:space="0" w:color="000000"/>
+              <w:top w:val="none" w:sz="0" w:space="0" w:color="000000"/>
+              <w:left w:val="none" w:sz="0" w:space="0" w:color="000000"/>
+              <w:right w:val="none" w:sz="0" w:space="0" w:color="000000"/>
+            </w:tcBorders>
+            <w:shd w:val="clear" w:color="auto" w:fill="FFFFFF"/>
+            <w:tcMar>
+              <w:top w:w="0" w:type="dxa"/>
+              <w:bottom w:w="0" w:type="dxa"/>
+              <w:left w:w="0" w:type="dxa"/>
+              <w:right w:w="0" w:type="dxa"/>
+            </w:tcMar>
+            <w:vAlign w:val="top"/>
+          </w:tcPr>
+          <w:p>
+            <w:pPr>
+              <w:pStyle w:val="Normal"/>
+              <w:jc w:val="left"/>
+              <w:pBdr>
+                <w:bottom w:val="none" w:sz="0" w:space="0" w:color="000000"/>
+                <w:top w:val="none" w:sz="0" w:space="0" w:color="000000"/>
+                <w:left w:val="none" w:sz="0" w:space="0" w:color="000000"/>
+                <w:right w:val="none" w:sz="0" w:space="0" w:color="000000"/>
+              </w:pBdr>
+              <w:spacing w:after="100" w:before="100" w:line="240"/>
+              <w:ind w:left="100" w:right="100" w:firstLine="0" w:firstLineChars="0"/>
+              <w:rPr>
+                <w:rFonts w:ascii="Arial" w:hAnsi="Arial" w:eastAsia="Arial" w:cs="Arial"/>
+                <w:i w:val="false"/>
+                <w:b w:val="false"/>
+                <w:u w:val="none"/>
+                <w:strike w:val="false"/>
+                <w:sz w:val="20"/>
+                <w:szCs w:val="20"/>
+                <w:color w:val="000000"/>
+              </w:rPr>
+            </w:pPr>
+            <w:r>
+              <w:rPr>
+                <w:rFonts w:ascii="Arial" w:hAnsi="Arial" w:eastAsia="Arial" w:cs="Arial"/>
+                <w:i w:val="false"/>
+                <w:b w:val="false"/>
+                <w:u w:val="none"/>
+                <w:strike w:val="false"/>
+                <w:sz w:val="20"/>
+                <w:szCs w:val="20"/>
+                <w:color w:val="000000"/>
+              </w:rPr>
+              <w:t xml:space="preserve">14</w:t>
+            </w:r>
+          </w:p>
+        </w:tc>
+        <w:tc>
+          <w:tcPr>
+            <w:tcBorders>
+              <w:bottom w:val="none" w:sz="0" w:space="0" w:color="000000"/>
+              <w:top w:val="none" w:sz="0" w:space="0" w:color="000000"/>
+              <w:left w:val="none" w:sz="0" w:space="0" w:color="000000"/>
+              <w:right w:val="none" w:sz="0" w:space="0" w:color="000000"/>
+            </w:tcBorders>
+            <w:shd w:val="clear" w:color="auto" w:fill="FFFFFF"/>
+            <w:tcMar>
+              <w:top w:w="0" w:type="dxa"/>
+              <w:bottom w:w="0" w:type="dxa"/>
+              <w:left w:w="0" w:type="dxa"/>
+              <w:right w:w="0" w:type="dxa"/>
+            </w:tcMar>
+            <w:vAlign w:val="top"/>
+          </w:tcPr>
+          <w:p>
+            <w:pPr>
+              <w:pStyle w:val="Normal"/>
+              <w:jc w:val="left"/>
+              <w:pBdr>
+                <w:bottom w:val="none" w:sz="0" w:space="0" w:color="000000"/>
+                <w:top w:val="none" w:sz="0" w:space="0" w:color="000000"/>
+                <w:left w:val="none" w:sz="0" w:space="0" w:color="000000"/>
+                <w:right w:val="none" w:sz="0" w:space="0" w:color="000000"/>
+              </w:pBdr>
+              <w:spacing w:after="100" w:before="100" w:line="240"/>
+              <w:ind w:left="100" w:right="100" w:firstLine="0" w:firstLineChars="0"/>
+              <w:rPr>
+                <w:rFonts w:ascii="Arial" w:hAnsi="Arial" w:eastAsia="Arial" w:cs="Arial"/>
+                <w:i w:val="false"/>
+                <w:b w:val="false"/>
+                <w:u w:val="none"/>
+                <w:strike w:val="false"/>
+                <w:sz w:val="20"/>
+                <w:szCs w:val="20"/>
+                <w:color w:val="000000"/>
+              </w:rPr>
+            </w:pPr>
+            <w:r>
+              <w:rPr>
+                <w:rFonts w:ascii="Arial" w:hAnsi="Arial" w:eastAsia="Arial" w:cs="Arial"/>
+                <w:i w:val="false"/>
+                <w:b w:val="false"/>
+                <w:u w:val="none"/>
+                <w:strike w:val="false"/>
+                <w:sz w:val="20"/>
+                <w:szCs w:val="20"/>
+                <w:color w:val="000000"/>
+              </w:rPr>
+              <w:t xml:space="preserve">50.0</w:t>
+            </w:r>
+          </w:p>
+        </w:tc>
+      </w:tr>
+      <w:tr>
+        <w:trPr>
+          <w:trHeight w:val="572" w:hRule="auto"/>
+        </w:trPr>
+        <w:tc>
+          <w:tcPr>
+            <w:tcBorders>
+              <w:bottom w:val="none" w:sz="0" w:space="0" w:color="000000"/>
+              <w:top w:val="none" w:sz="0" w:space="0" w:color="000000"/>
+              <w:left w:val="none" w:sz="0" w:space="0" w:color="000000"/>
+              <w:right w:val="none" w:sz="0" w:space="0" w:color="000000"/>
+            </w:tcBorders>
+            <w:shd w:val="clear" w:color="auto" w:fill="FFFFFF"/>
+            <w:tcMar>
+              <w:top w:w="0" w:type="dxa"/>
+              <w:bottom w:w="0" w:type="dxa"/>
+              <w:left w:w="0" w:type="dxa"/>
+              <w:right w:w="0" w:type="dxa"/>
+            </w:tcMar>
+            <w:vAlign w:val="top"/>
+          </w:tcPr>
+          <w:p>
+            <w:pPr>
+              <w:pStyle w:val="Normal"/>
+              <w:jc w:val="left"/>
+              <w:pBdr>
+                <w:bottom w:val="none" w:sz="0" w:space="0" w:color="000000"/>
+                <w:top w:val="none" w:sz="0" w:space="0" w:color="000000"/>
+                <w:left w:val="none" w:sz="0" w:space="0" w:color="000000"/>
+                <w:right w:val="none" w:sz="0" w:space="0" w:color="000000"/>
+              </w:pBdr>
+              <w:spacing w:after="100" w:before="100" w:line="240"/>
+              <w:ind w:left="100" w:right="100" w:firstLine="0" w:firstLineChars="0"/>
+              <w:rPr>
+                <w:rFonts w:ascii="Arial" w:hAnsi="Arial" w:eastAsia="Arial" w:cs="Arial"/>
+                <w:i w:val="false"/>
+                <w:b w:val="false"/>
+                <w:u w:val="none"/>
+                <w:strike w:val="false"/>
+                <w:sz w:val="20"/>
+                <w:szCs w:val="20"/>
+                <w:color w:val="000000"/>
+              </w:rPr>
+            </w:pPr>
+            <w:r>
+              <w:rPr>
+                <w:rFonts w:ascii="Arial" w:hAnsi="Arial" w:eastAsia="Arial" w:cs="Arial"/>
+                <w:i w:val="false"/>
+                <w:b w:val="false"/>
+                <w:u w:val="none"/>
+                <w:strike w:val="false"/>
+                <w:sz w:val="20"/>
+                <w:szCs w:val="20"/>
+                <w:color w:val="000000"/>
+              </w:rPr>
+              <w:t xml:space="preserve">3</w:t>
+            </w:r>
+          </w:p>
+        </w:tc>
+        <w:tc>
+          <w:tcPr>
+            <w:tcBorders>
+              <w:bottom w:val="none" w:sz="0" w:space="0" w:color="000000"/>
+              <w:top w:val="none" w:sz="0" w:space="0" w:color="000000"/>
+              <w:left w:val="none" w:sz="0" w:space="0" w:color="000000"/>
+              <w:right w:val="none" w:sz="0" w:space="0" w:color="000000"/>
+            </w:tcBorders>
+            <w:shd w:val="clear" w:color="auto" w:fill="FFFFFF"/>
+            <w:tcMar>
+              <w:top w:w="0" w:type="dxa"/>
+              <w:bottom w:w="0" w:type="dxa"/>
+              <w:left w:w="0" w:type="dxa"/>
+              <w:right w:w="0" w:type="dxa"/>
+            </w:tcMar>
+            <w:vAlign w:val="top"/>
+          </w:tcPr>
+          <w:p>
+            <w:pPr>
+              <w:pStyle w:val="Normal"/>
+              <w:jc w:val="left"/>
+              <w:pBdr>
+                <w:bottom w:val="none" w:sz="0" w:space="0" w:color="000000"/>
+                <w:top w:val="none" w:sz="0" w:space="0" w:color="000000"/>
+                <w:left w:val="none" w:sz="0" w:space="0" w:color="000000"/>
+                <w:right w:val="none" w:sz="0" w:space="0" w:color="000000"/>
+              </w:pBdr>
+              <w:spacing w:after="100" w:before="100" w:line="240"/>
+              <w:ind w:left="100" w:right="100" w:firstLine="0" w:firstLineChars="0"/>
+              <w:rPr>
+                <w:rFonts w:ascii="Arial" w:hAnsi="Arial" w:eastAsia="Arial" w:cs="Arial"/>
+                <w:i w:val="false"/>
+                <w:b w:val="false"/>
+                <w:u w:val="none"/>
+                <w:strike w:val="false"/>
+                <w:sz w:val="20"/>
+                <w:szCs w:val="20"/>
+                <w:color w:val="000000"/>
+              </w:rPr>
+            </w:pPr>
+            <w:r>
+              <w:rPr>
+                <w:rFonts w:ascii="Arial" w:hAnsi="Arial" w:eastAsia="Arial" w:cs="Arial"/>
+                <w:i w:val="false"/>
+                <w:b w:val="false"/>
+                <w:u w:val="none"/>
+                <w:strike w:val="false"/>
+                <w:sz w:val="20"/>
+                <w:szCs w:val="20"/>
+                <w:color w:val="000000"/>
+              </w:rPr>
+              <w:t xml:space="preserve">3</w:t>
+            </w:r>
+          </w:p>
+        </w:tc>
+        <w:tc>
+          <w:tcPr>
+            <w:tcBorders>
+              <w:bottom w:val="none" w:sz="0" w:space="0" w:color="000000"/>
+              <w:top w:val="none" w:sz="0" w:space="0" w:color="000000"/>
+              <w:left w:val="none" w:sz="0" w:space="0" w:color="000000"/>
+              <w:right w:val="none" w:sz="0" w:space="0" w:color="000000"/>
+            </w:tcBorders>
+            <w:shd w:val="clear" w:color="auto" w:fill="FFFFFF"/>
+            <w:tcMar>
+              <w:top w:w="0" w:type="dxa"/>
+              <w:bottom w:w="0" w:type="dxa"/>
+              <w:left w:w="0" w:type="dxa"/>
+              <w:right w:w="0" w:type="dxa"/>
+            </w:tcMar>
+            <w:vAlign w:val="top"/>
+          </w:tcPr>
+          <w:p>
+            <w:pPr>
+              <w:pStyle w:val="Normal"/>
+              <w:jc w:val="left"/>
+              <w:pBdr>
+                <w:bottom w:val="none" w:sz="0" w:space="0" w:color="000000"/>
+                <w:top w:val="none" w:sz="0" w:space="0" w:color="000000"/>
+                <w:left w:val="none" w:sz="0" w:space="0" w:color="000000"/>
+                <w:right w:val="none" w:sz="0" w:space="0" w:color="000000"/>
+              </w:pBdr>
+              <w:spacing w:after="100" w:before="100" w:line="240"/>
+              <w:ind w:left="100" w:right="100" w:firstLine="0" w:firstLineChars="0"/>
+              <w:rPr>
+                <w:rFonts w:ascii="Arial" w:hAnsi="Arial" w:eastAsia="Arial" w:cs="Arial"/>
+                <w:i w:val="false"/>
+                <w:b w:val="false"/>
+                <w:u w:val="none"/>
+                <w:strike w:val="false"/>
+                <w:sz w:val="20"/>
+                <w:szCs w:val="20"/>
+                <w:color w:val="000000"/>
+              </w:rPr>
+            </w:pPr>
+            <w:r>
+              <w:rPr>
+                <w:rFonts w:ascii="Arial" w:hAnsi="Arial" w:eastAsia="Arial" w:cs="Arial"/>
+                <w:i w:val="false"/>
+                <w:b w:val="false"/>
+                <w:u w:val="none"/>
+                <w:strike w:val="false"/>
+                <w:sz w:val="20"/>
+                <w:szCs w:val="20"/>
+                <w:color w:val="000000"/>
+              </w:rPr>
+              <w:t xml:space="preserve">10.7</w:t>
+            </w:r>
+          </w:p>
+        </w:tc>
+      </w:tr>
+      <w:tr>
+        <w:trPr>
+          <w:trHeight w:val="571" w:hRule="auto"/>
+        </w:trPr>
+        <w:tc>
+          <w:tcPr>
+            <w:tcBorders>
+              <w:bottom w:val="none" w:sz="0" w:space="0" w:color="000000"/>
+              <w:top w:val="none" w:sz="0" w:space="0" w:color="000000"/>
+              <w:left w:val="none" w:sz="0" w:space="0" w:color="000000"/>
+              <w:right w:val="none" w:sz="0" w:space="0" w:color="000000"/>
+            </w:tcBorders>
+            <w:shd w:val="clear" w:color="auto" w:fill="FFFFFF"/>
+            <w:tcMar>
+              <w:top w:w="0" w:type="dxa"/>
+              <w:bottom w:w="0" w:type="dxa"/>
+              <w:left w:w="0" w:type="dxa"/>
+              <w:right w:w="0" w:type="dxa"/>
+            </w:tcMar>
+            <w:vAlign w:val="top"/>
+          </w:tcPr>
+          <w:p>
+            <w:pPr>
+              <w:pStyle w:val="Normal"/>
+              <w:jc w:val="left"/>
+              <w:pBdr>
+                <w:bottom w:val="none" w:sz="0" w:space="0" w:color="000000"/>
+                <w:top w:val="none" w:sz="0" w:space="0" w:color="000000"/>
+                <w:left w:val="none" w:sz="0" w:space="0" w:color="000000"/>
+                <w:right w:val="none" w:sz="0" w:space="0" w:color="000000"/>
+              </w:pBdr>
+              <w:spacing w:after="100" w:before="100" w:line="240"/>
+              <w:ind w:left="100" w:right="100" w:firstLine="0" w:firstLineChars="0"/>
+              <w:rPr>
+                <w:rFonts w:ascii="Arial" w:hAnsi="Arial" w:eastAsia="Arial" w:cs="Arial"/>
+                <w:i w:val="false"/>
+                <w:b w:val="false"/>
+                <w:u w:val="none"/>
+                <w:strike w:val="false"/>
+                <w:sz w:val="20"/>
+                <w:szCs w:val="20"/>
+                <w:color w:val="000000"/>
+              </w:rPr>
+            </w:pPr>
+            <w:r>
+              <w:rPr>
+                <w:rFonts w:ascii="Arial" w:hAnsi="Arial" w:eastAsia="Arial" w:cs="Arial"/>
+                <w:i w:val="false"/>
+                <w:b w:val="false"/>
+                <w:u w:val="none"/>
+                <w:strike w:val="false"/>
+                <w:sz w:val="20"/>
+                <w:szCs w:val="20"/>
+                <w:color w:val="000000"/>
+              </w:rPr>
+              <w:t xml:space="preserve">6</w:t>
+            </w:r>
+          </w:p>
+        </w:tc>
+        <w:tc>
+          <w:tcPr>
+            <w:tcBorders>
+              <w:bottom w:val="none" w:sz="0" w:space="0" w:color="000000"/>
+              <w:top w:val="none" w:sz="0" w:space="0" w:color="000000"/>
+              <w:left w:val="none" w:sz="0" w:space="0" w:color="000000"/>
+              <w:right w:val="none" w:sz="0" w:space="0" w:color="000000"/>
+            </w:tcBorders>
+            <w:shd w:val="clear" w:color="auto" w:fill="FFFFFF"/>
+            <w:tcMar>
+              <w:top w:w="0" w:type="dxa"/>
+              <w:bottom w:w="0" w:type="dxa"/>
+              <w:left w:w="0" w:type="dxa"/>
+              <w:right w:w="0" w:type="dxa"/>
+            </w:tcMar>
+            <w:vAlign w:val="top"/>
+          </w:tcPr>
+          <w:p>
+            <w:pPr>
+              <w:pStyle w:val="Normal"/>
+              <w:jc w:val="left"/>
+              <w:pBdr>
+                <w:bottom w:val="none" w:sz="0" w:space="0" w:color="000000"/>
+                <w:top w:val="none" w:sz="0" w:space="0" w:color="000000"/>
+                <w:left w:val="none" w:sz="0" w:space="0" w:color="000000"/>
+                <w:right w:val="none" w:sz="0" w:space="0" w:color="000000"/>
+              </w:pBdr>
+              <w:spacing w:after="100" w:before="100" w:line="240"/>
+              <w:ind w:left="100" w:right="100" w:firstLine="0" w:firstLineChars="0"/>
+              <w:rPr>
+                <w:rFonts w:ascii="Arial" w:hAnsi="Arial" w:eastAsia="Arial" w:cs="Arial"/>
+                <w:i w:val="false"/>
+                <w:b w:val="false"/>
+                <w:u w:val="none"/>
+                <w:strike w:val="false"/>
+                <w:sz w:val="20"/>
+                <w:szCs w:val="20"/>
+                <w:color w:val="000000"/>
+              </w:rPr>
+            </w:pPr>
+            <w:r>
+              <w:rPr>
+                <w:rFonts w:ascii="Arial" w:hAnsi="Arial" w:eastAsia="Arial" w:cs="Arial"/>
+                <w:i w:val="false"/>
+                <w:b w:val="false"/>
+                <w:u w:val="none"/>
+                <w:strike w:val="false"/>
+                <w:sz w:val="20"/>
+                <w:szCs w:val="20"/>
+                <w:color w:val="000000"/>
+              </w:rPr>
+              <w:t xml:space="preserve">2</w:t>
+            </w:r>
+          </w:p>
+        </w:tc>
+        <w:tc>
+          <w:tcPr>
+            <w:tcBorders>
+              <w:bottom w:val="none" w:sz="0" w:space="0" w:color="000000"/>
+              <w:top w:val="none" w:sz="0" w:space="0" w:color="000000"/>
+              <w:left w:val="none" w:sz="0" w:space="0" w:color="000000"/>
+              <w:right w:val="none" w:sz="0" w:space="0" w:color="000000"/>
+            </w:tcBorders>
+            <w:shd w:val="clear" w:color="auto" w:fill="FFFFFF"/>
+            <w:tcMar>
+              <w:top w:w="0" w:type="dxa"/>
+              <w:bottom w:w="0" w:type="dxa"/>
+              <w:left w:w="0" w:type="dxa"/>
+              <w:right w:w="0" w:type="dxa"/>
+            </w:tcMar>
+            <w:vAlign w:val="top"/>
+          </w:tcPr>
+          <w:p>
+            <w:pPr>
+              <w:pStyle w:val="Normal"/>
+              <w:jc w:val="left"/>
+              <w:pBdr>
+                <w:bottom w:val="none" w:sz="0" w:space="0" w:color="000000"/>
+                <w:top w:val="none" w:sz="0" w:space="0" w:color="000000"/>
+                <w:left w:val="none" w:sz="0" w:space="0" w:color="000000"/>
+                <w:right w:val="none" w:sz="0" w:space="0" w:color="000000"/>
+              </w:pBdr>
+              <w:spacing w:after="100" w:before="100" w:line="240"/>
+              <w:ind w:left="100" w:right="100" w:firstLine="0" w:firstLineChars="0"/>
+              <w:rPr>
+                <w:rFonts w:ascii="Arial" w:hAnsi="Arial" w:eastAsia="Arial" w:cs="Arial"/>
+                <w:i w:val="false"/>
+                <w:b w:val="false"/>
+                <w:u w:val="none"/>
+                <w:strike w:val="false"/>
+                <w:sz w:val="20"/>
+                <w:szCs w:val="20"/>
+                <w:color w:val="000000"/>
+              </w:rPr>
+            </w:pPr>
+            <w:r>
+              <w:rPr>
+                <w:rFonts w:ascii="Arial" w:hAnsi="Arial" w:eastAsia="Arial" w:cs="Arial"/>
+                <w:i w:val="false"/>
+                <w:b w:val="false"/>
+                <w:u w:val="none"/>
+                <w:strike w:val="false"/>
+                <w:sz w:val="20"/>
+                <w:szCs w:val="20"/>
+                <w:color w:val="000000"/>
+              </w:rPr>
+              <w:t xml:space="preserve">7.1</w:t>
+            </w:r>
+          </w:p>
+        </w:tc>
+      </w:tr>
+      <w:tr>
+        <w:trPr>
+          <w:trHeight w:val="572" w:hRule="auto"/>
+        </w:trPr>
+        <w:tc>
+          <w:tcPr>
+            <w:tcBorders>
+              <w:bottom w:val="single" w:sz="12" w:space="0" w:color="666666"/>
+              <w:top w:val="none" w:sz="0" w:space="0" w:color="000000"/>
+              <w:left w:val="none" w:sz="0" w:space="0" w:color="000000"/>
+              <w:right w:val="none" w:sz="0" w:space="0" w:color="000000"/>
+            </w:tcBorders>
+            <w:shd w:val="clear" w:color="auto" w:fill="FFFFFF"/>
+            <w:tcMar>
+              <w:top w:w="0" w:type="dxa"/>
+              <w:bottom w:w="0" w:type="dxa"/>
+              <w:left w:w="0" w:type="dxa"/>
+              <w:right w:w="0" w:type="dxa"/>
+            </w:tcMar>
+            <w:vAlign w:val="top"/>
+          </w:tcPr>
+          <w:p>
+            <w:pPr>
+              <w:pStyle w:val="Normal"/>
+              <w:jc w:val="left"/>
+              <w:pBdr>
+                <w:bottom w:val="none" w:sz="0" w:space="0" w:color="000000"/>
+                <w:top w:val="none" w:sz="0" w:space="0" w:color="000000"/>
+                <w:left w:val="none" w:sz="0" w:space="0" w:color="000000"/>
+                <w:right w:val="none" w:sz="0" w:space="0" w:color="000000"/>
+              </w:pBdr>
+              <w:spacing w:after="100" w:before="100" w:line="240"/>
+              <w:ind w:left="100" w:right="100" w:firstLine="0" w:firstLineChars="0"/>
+              <w:rPr>
+                <w:rFonts w:ascii="Arial" w:hAnsi="Arial" w:eastAsia="Arial" w:cs="Arial"/>
+                <w:i w:val="false"/>
+                <w:b w:val="false"/>
+                <w:u w:val="none"/>
+                <w:strike w:val="false"/>
+                <w:sz w:val="20"/>
+                <w:szCs w:val="20"/>
+                <w:color w:val="000000"/>
+              </w:rPr>
+            </w:pPr>
+            <w:r>
+              <w:rPr>
+                <w:rFonts w:ascii="Arial" w:hAnsi="Arial" w:eastAsia="Arial" w:cs="Arial"/>
+                <w:i w:val="false"/>
+                <w:b w:val="false"/>
+                <w:u w:val="none"/>
+                <w:strike w:val="false"/>
+                <w:sz w:val="20"/>
+                <w:szCs w:val="20"/>
+                <w:color w:val="000000"/>
+              </w:rPr>
+              <w:t xml:space="preserve">7</w:t>
+            </w:r>
+          </w:p>
+        </w:tc>
+        <w:tc>
+          <w:tcPr>
+            <w:tcBorders>
+              <w:bottom w:val="single" w:sz="12" w:space="0" w:color="666666"/>
+              <w:top w:val="none" w:sz="0" w:space="0" w:color="000000"/>
+              <w:left w:val="none" w:sz="0" w:space="0" w:color="000000"/>
+              <w:right w:val="none" w:sz="0" w:space="0" w:color="000000"/>
+            </w:tcBorders>
+            <w:shd w:val="clear" w:color="auto" w:fill="FFFFFF"/>
+            <w:tcMar>
+              <w:top w:w="0" w:type="dxa"/>
+              <w:bottom w:w="0" w:type="dxa"/>
+              <w:left w:w="0" w:type="dxa"/>
+              <w:right w:w="0" w:type="dxa"/>
+            </w:tcMar>
+            <w:vAlign w:val="top"/>
+          </w:tcPr>
+          <w:p>
+            <w:pPr>
+              <w:pStyle w:val="Normal"/>
+              <w:jc w:val="left"/>
+              <w:pBdr>
+                <w:bottom w:val="none" w:sz="0" w:space="0" w:color="000000"/>
+                <w:top w:val="none" w:sz="0" w:space="0" w:color="000000"/>
+                <w:left w:val="none" w:sz="0" w:space="0" w:color="000000"/>
+                <w:right w:val="none" w:sz="0" w:space="0" w:color="000000"/>
+              </w:pBdr>
+              <w:spacing w:after="100" w:before="100" w:line="240"/>
+              <w:ind w:left="100" w:right="100" w:firstLine="0" w:firstLineChars="0"/>
+              <w:rPr>
+                <w:rFonts w:ascii="Arial" w:hAnsi="Arial" w:eastAsia="Arial" w:cs="Arial"/>
+                <w:i w:val="false"/>
+                <w:b w:val="false"/>
+                <w:u w:val="none"/>
+                <w:strike w:val="false"/>
+                <w:sz w:val="20"/>
+                <w:szCs w:val="20"/>
+                <w:color w:val="000000"/>
+              </w:rPr>
+            </w:pPr>
+            <w:r>
+              <w:rPr>
+                <w:rFonts w:ascii="Arial" w:hAnsi="Arial" w:eastAsia="Arial" w:cs="Arial"/>
+                <w:i w:val="false"/>
+                <w:b w:val="false"/>
+                <w:u w:val="none"/>
+                <w:strike w:val="false"/>
+                <w:sz w:val="20"/>
+                <w:szCs w:val="20"/>
+                <w:color w:val="000000"/>
+              </w:rPr>
+              <w:t xml:space="preserve">1</w:t>
+            </w:r>
+          </w:p>
+        </w:tc>
+        <w:tc>
+          <w:tcPr>
+            <w:tcBorders>
+              <w:bottom w:val="single" w:sz="12" w:space="0" w:color="666666"/>
+              <w:top w:val="none" w:sz="0" w:space="0" w:color="000000"/>
+              <w:left w:val="none" w:sz="0" w:space="0" w:color="000000"/>
+              <w:right w:val="none" w:sz="0" w:space="0" w:color="000000"/>
+            </w:tcBorders>
+            <w:shd w:val="clear" w:color="auto" w:fill="FFFFFF"/>
+            <w:tcMar>
+              <w:top w:w="0" w:type="dxa"/>
+              <w:bottom w:w="0" w:type="dxa"/>
+              <w:left w:w="0" w:type="dxa"/>
+              <w:right w:w="0" w:type="dxa"/>
+            </w:tcMar>
+            <w:vAlign w:val="top"/>
+          </w:tcPr>
+          <w:p>
+            <w:pPr>
+              <w:pStyle w:val="Normal"/>
+              <w:jc w:val="left"/>
+              <w:pBdr>
+                <w:bottom w:val="none" w:sz="0" w:space="0" w:color="000000"/>
+                <w:top w:val="none" w:sz="0" w:space="0" w:color="000000"/>
+                <w:left w:val="none" w:sz="0" w:space="0" w:color="000000"/>
+                <w:right w:val="none" w:sz="0" w:space="0" w:color="000000"/>
+              </w:pBdr>
+              <w:spacing w:after="100" w:before="100" w:line="240"/>
+              <w:ind w:left="100" w:right="100" w:firstLine="0" w:firstLineChars="0"/>
+              <w:rPr>
+                <w:rFonts w:ascii="Arial" w:hAnsi="Arial" w:eastAsia="Arial" w:cs="Arial"/>
+                <w:i w:val="false"/>
+                <w:b w:val="false"/>
+                <w:u w:val="none"/>
+                <w:strike w:val="false"/>
+                <w:sz w:val="20"/>
+                <w:szCs w:val="20"/>
+                <w:color w:val="000000"/>
+              </w:rPr>
+            </w:pPr>
+            <w:r>
+              <w:rPr>
+                <w:rFonts w:ascii="Arial" w:hAnsi="Arial" w:eastAsia="Arial" w:cs="Arial"/>
+                <w:i w:val="false"/>
+                <w:b w:val="false"/>
+                <w:u w:val="none"/>
+                <w:strike w:val="false"/>
+                <w:sz w:val="20"/>
+                <w:szCs w:val="20"/>
+                <w:color w:val="000000"/>
+              </w:rPr>
+              <w:t xml:space="preserve">3.6</w:t>
+            </w:r>
+          </w:p>
+        </w:tc>
+      </w:tr>
+    </w:tbl>
+    <w:p>
+      <w:pPr>
+        <w:pStyle w:val="Normal"/>
+      </w:pPr>
+      <w:r>
+        <w:t xml:space="preserve"/>
+      </w:r>
+    </w:p>
+    <w:p>
+      <w:pPr>
+        <w:pStyle w:val="TableCaption"/>
+        <w:jc w:val="center"/>
+        <w:keepNext/>
+        <w:pBdr>
+          <w:bottom w:val="none" w:sz="0" w:space="0" w:color="000000"/>
+          <w:top w:val="none" w:sz="0" w:space="0" w:color="000000"/>
+          <w:left w:val="none" w:sz="0" w:space="0" w:color="000000"/>
+          <w:right w:val="none" w:sz="0" w:space="0" w:color="000000"/>
+        </w:pBdr>
+        <w:spacing w:after="60" w:before="60" w:line="240"/>
+        <w:ind w:left="60" w:right="60" w:firstLine="0" w:firstLineChars="0"/>
+      </w:pPr>
+      <w:r>
+        <w:t xml:space="preserve">Rater team distribution</w:t>
+      </w:r>
+    </w:p>
+    <w:tbl xmlns:a="http://schemas.openxmlformats.org/drawingml/2006/main" xmlns:pic="http://schemas.openxmlformats.org/drawingml/2006/picture">
+      <w:tblPr>
+        <w:tblLayout w:type="fixed"/>
+        <w:jc w:val="center"/>
+        <w:tblLook w:firstRow="1" w:lastRow="0" w:firstColumn="0" w:lastColumn="0" w:noHBand="0" w:noVBand="1"/>
+      </w:tblPr>
+      <w:tblGrid>
+        <w:gridCol w:w="1108"/>
+        <w:gridCol w:w="655"/>
+        <w:gridCol w:w="1144"/>
+      </w:tblGrid>
+      <w:tr>
+        <w:trPr>
+          <w:trHeight w:val="608" w:hRule="auto"/>
+          <w:tblHeader/>
+        </w:trPr>
+        <w:tc>
+          <w:tcPr>
+            <w:tcBorders>
+              <w:bottom w:val="single" w:sz="12" w:space="0" w:color="666666"/>
+              <w:top w:val="single" w:sz="12" w:space="0" w:color="666666"/>
+              <w:left w:val="none" w:sz="0" w:space="0" w:color="000000"/>
+              <w:right w:val="none" w:sz="0" w:space="0" w:color="000000"/>
+            </w:tcBorders>
+            <w:shd w:val="clear" w:color="auto" w:fill="FFFFFF"/>
+            <w:tcMar>
+              <w:top w:w="0" w:type="dxa"/>
+              <w:bottom w:w="0" w:type="dxa"/>
+              <w:left w:w="0" w:type="dxa"/>
+              <w:right w:w="0" w:type="dxa"/>
+            </w:tcMar>
+            <w:vAlign w:val="top"/>
+          </w:tcPr>
+          <w:p>
+            <w:pPr>
+              <w:pStyle w:val="Normal"/>
+              <w:jc w:val="left"/>
+              <w:pBdr>
+                <w:bottom w:val="none" w:sz="0" w:space="0" w:color="000000"/>
+                <w:top w:val="none" w:sz="0" w:space="0" w:color="000000"/>
+                <w:left w:val="none" w:sz="0" w:space="0" w:color="000000"/>
+                <w:right w:val="none" w:sz="0" w:space="0" w:color="000000"/>
+              </w:pBdr>
+              <w:spacing w:after="100" w:before="100" w:line="240"/>
+              <w:ind w:left="100" w:right="100" w:firstLine="0" w:firstLineChars="0"/>
+              <w:rPr>
+                <w:rFonts w:ascii="Arial" w:hAnsi="Arial" w:eastAsia="Arial" w:cs="Arial"/>
+                <w:i w:val="false"/>
+                <w:b w:val="false"/>
+                <w:u w:val="none"/>
+                <w:strike w:val="false"/>
+                <w:sz w:val="20"/>
+                <w:szCs w:val="20"/>
+                <w:color w:val="000000"/>
+              </w:rPr>
+            </w:pPr>
+            <w:r>
+              <w:rPr>
+                <w:rFonts w:ascii="Arial" w:hAnsi="Arial" w:eastAsia="Arial" w:cs="Arial"/>
+                <w:i w:val="false"/>
+                <w:b w:val="false"/>
+                <w:u w:val="none"/>
+                <w:strike w:val="false"/>
+                <w:sz w:val="20"/>
+                <w:szCs w:val="20"/>
+                <w:color w:val="000000"/>
+              </w:rPr>
+              <w:t xml:space="preserve">n_rater</w:t>
+            </w:r>
+          </w:p>
+        </w:tc>
+        <w:tc>
+          <w:tcPr>
+            <w:tcBorders>
+              <w:bottom w:val="single" w:sz="12" w:space="0" w:color="666666"/>
+              <w:top w:val="single" w:sz="12" w:space="0" w:color="666666"/>
+              <w:left w:val="none" w:sz="0" w:space="0" w:color="000000"/>
+              <w:right w:val="none" w:sz="0" w:space="0" w:color="000000"/>
+            </w:tcBorders>
+            <w:shd w:val="clear" w:color="auto" w:fill="FFFFFF"/>
+            <w:tcMar>
+              <w:top w:w="0" w:type="dxa"/>
+              <w:bottom w:w="0" w:type="dxa"/>
+              <w:left w:w="0" w:type="dxa"/>
+              <w:right w:w="0" w:type="dxa"/>
+            </w:tcMar>
+            <w:vAlign w:val="top"/>
+          </w:tcPr>
+          <w:p>
+            <w:pPr>
+              <w:pStyle w:val="Normal"/>
+              <w:jc w:val="left"/>
+              <w:pBdr>
+                <w:bottom w:val="none" w:sz="0" w:space="0" w:color="000000"/>
+                <w:top w:val="none" w:sz="0" w:space="0" w:color="000000"/>
+                <w:left w:val="none" w:sz="0" w:space="0" w:color="000000"/>
+                <w:right w:val="none" w:sz="0" w:space="0" w:color="000000"/>
+              </w:pBdr>
+              <w:spacing w:after="100" w:before="100" w:line="240"/>
+              <w:ind w:left="100" w:right="100" w:firstLine="0" w:firstLineChars="0"/>
+              <w:rPr>
+                <w:rFonts w:ascii="Arial" w:hAnsi="Arial" w:eastAsia="Arial" w:cs="Arial"/>
+                <w:i w:val="false"/>
+                <w:b w:val="false"/>
+                <w:u w:val="none"/>
+                <w:strike w:val="false"/>
+                <w:sz w:val="20"/>
+                <w:szCs w:val="20"/>
+                <w:color w:val="000000"/>
+              </w:rPr>
+            </w:pPr>
+            <w:r>
+              <w:rPr>
+                <w:rFonts w:ascii="Arial" w:hAnsi="Arial" w:eastAsia="Arial" w:cs="Arial"/>
+                <w:i w:val="false"/>
+                <w:b w:val="false"/>
+                <w:u w:val="none"/>
+                <w:strike w:val="false"/>
+                <w:sz w:val="20"/>
+                <w:szCs w:val="20"/>
+                <w:color w:val="000000"/>
+              </w:rPr>
+              <w:t xml:space="preserve">n</w:t>
+            </w:r>
+          </w:p>
+        </w:tc>
+        <w:tc>
+          <w:tcPr>
+            <w:tcBorders>
+              <w:bottom w:val="single" w:sz="12" w:space="0" w:color="666666"/>
+              <w:top w:val="single" w:sz="12" w:space="0" w:color="666666"/>
+              <w:left w:val="none" w:sz="0" w:space="0" w:color="000000"/>
+              <w:right w:val="none" w:sz="0" w:space="0" w:color="000000"/>
+            </w:tcBorders>
+            <w:shd w:val="clear" w:color="auto" w:fill="FFFFFF"/>
+            <w:tcMar>
+              <w:top w:w="0" w:type="dxa"/>
+              <w:bottom w:w="0" w:type="dxa"/>
+              <w:left w:w="0" w:type="dxa"/>
+              <w:right w:w="0" w:type="dxa"/>
+            </w:tcMar>
+            <w:vAlign w:val="top"/>
+          </w:tcPr>
+          <w:p>
+            <w:pPr>
+              <w:pStyle w:val="Normal"/>
+              <w:jc w:val="left"/>
+              <w:pBdr>
+                <w:bottom w:val="none" w:sz="0" w:space="0" w:color="000000"/>
+                <w:top w:val="none" w:sz="0" w:space="0" w:color="000000"/>
+                <w:left w:val="none" w:sz="0" w:space="0" w:color="000000"/>
+                <w:right w:val="none" w:sz="0" w:space="0" w:color="000000"/>
+              </w:pBdr>
+              <w:spacing w:after="100" w:before="100" w:line="240"/>
+              <w:ind w:left="100" w:right="100" w:firstLine="0" w:firstLineChars="0"/>
+              <w:rPr>
+                <w:rFonts w:ascii="Arial" w:hAnsi="Arial" w:eastAsia="Arial" w:cs="Arial"/>
+                <w:i w:val="false"/>
+                <w:b w:val="false"/>
+                <w:u w:val="none"/>
+                <w:strike w:val="false"/>
+                <w:sz w:val="20"/>
+                <w:szCs w:val="20"/>
+                <w:color w:val="000000"/>
+              </w:rPr>
+            </w:pPr>
+            <w:r>
+              <w:rPr>
+                <w:rFonts w:ascii="Arial" w:hAnsi="Arial" w:eastAsia="Arial" w:cs="Arial"/>
+                <w:i w:val="false"/>
+                <w:b w:val="false"/>
+                <w:u w:val="none"/>
+                <w:strike w:val="false"/>
+                <w:sz w:val="20"/>
+                <w:szCs w:val="20"/>
+                <w:color w:val="000000"/>
+              </w:rPr>
+              <w:t xml:space="preserve">percent</w:t>
+            </w:r>
+          </w:p>
+        </w:tc>
+      </w:tr>
+      <w:tr>
+        <w:trPr>
+          <w:trHeight w:val="569" w:hRule="auto"/>
+        </w:trPr>
+        <w:tc>
+          <w:tcPr>
+            <w:tcBorders>
+              <w:bottom w:val="none" w:sz="0" w:space="0" w:color="000000"/>
+              <w:top w:val="single" w:sz="12" w:space="0" w:color="666666"/>
+              <w:left w:val="none" w:sz="0" w:space="0" w:color="000000"/>
+              <w:right w:val="none" w:sz="0" w:space="0" w:color="000000"/>
+            </w:tcBorders>
+            <w:shd w:val="clear" w:color="auto" w:fill="FFFFFF"/>
+            <w:tcMar>
+              <w:top w:w="0" w:type="dxa"/>
+              <w:bottom w:w="0" w:type="dxa"/>
+              <w:left w:w="0" w:type="dxa"/>
+              <w:right w:w="0" w:type="dxa"/>
+            </w:tcMar>
+            <w:vAlign w:val="top"/>
+          </w:tcPr>
+          <w:p>
+            <w:pPr>
+              <w:pStyle w:val="Normal"/>
+              <w:jc w:val="left"/>
+              <w:pBdr>
+                <w:bottom w:val="none" w:sz="0" w:space="0" w:color="000000"/>
+                <w:top w:val="none" w:sz="0" w:space="0" w:color="000000"/>
+                <w:left w:val="none" w:sz="0" w:space="0" w:color="000000"/>
+                <w:right w:val="none" w:sz="0" w:space="0" w:color="000000"/>
+              </w:pBdr>
+              <w:spacing w:after="100" w:before="100" w:line="240"/>
+              <w:ind w:left="100" w:right="100" w:firstLine="0" w:firstLineChars="0"/>
+              <w:rPr>
+                <w:rFonts w:ascii="Arial" w:hAnsi="Arial" w:eastAsia="Arial" w:cs="Arial"/>
+                <w:i w:val="false"/>
+                <w:b w:val="false"/>
+                <w:u w:val="none"/>
+                <w:strike w:val="false"/>
+                <w:sz w:val="20"/>
+                <w:szCs w:val="20"/>
+                <w:color w:val="000000"/>
+              </w:rPr>
+            </w:pPr>
+            <w:r>
+              <w:rPr>
+                <w:rFonts w:ascii="Arial" w:hAnsi="Arial" w:eastAsia="Arial" w:cs="Arial"/>
+                <w:i w:val="false"/>
+                <w:b w:val="false"/>
+                <w:u w:val="none"/>
+                <w:strike w:val="false"/>
+                <w:sz w:val="20"/>
+                <w:szCs w:val="20"/>
+                <w:color w:val="000000"/>
+              </w:rPr>
+              <w:t xml:space="preserve">1</w:t>
+            </w:r>
+          </w:p>
+        </w:tc>
+        <w:tc>
+          <w:tcPr>
+            <w:tcBorders>
+              <w:bottom w:val="none" w:sz="0" w:space="0" w:color="000000"/>
+              <w:top w:val="single" w:sz="12" w:space="0" w:color="666666"/>
+              <w:left w:val="none" w:sz="0" w:space="0" w:color="000000"/>
+              <w:right w:val="none" w:sz="0" w:space="0" w:color="000000"/>
+            </w:tcBorders>
+            <w:shd w:val="clear" w:color="auto" w:fill="FFFFFF"/>
+            <w:tcMar>
+              <w:top w:w="0" w:type="dxa"/>
+              <w:bottom w:w="0" w:type="dxa"/>
+              <w:left w:w="0" w:type="dxa"/>
+              <w:right w:w="0" w:type="dxa"/>
+            </w:tcMar>
+            <w:vAlign w:val="top"/>
+          </w:tcPr>
+          <w:p>
+            <w:pPr>
+              <w:pStyle w:val="Normal"/>
+              <w:jc w:val="left"/>
+              <w:pBdr>
+                <w:bottom w:val="none" w:sz="0" w:space="0" w:color="000000"/>
+                <w:top w:val="none" w:sz="0" w:space="0" w:color="000000"/>
+                <w:left w:val="none" w:sz="0" w:space="0" w:color="000000"/>
+                <w:right w:val="none" w:sz="0" w:space="0" w:color="000000"/>
+              </w:pBdr>
+              <w:spacing w:after="100" w:before="100" w:line="240"/>
+              <w:ind w:left="100" w:right="100" w:firstLine="0" w:firstLineChars="0"/>
+              <w:rPr>
+                <w:rFonts w:ascii="Arial" w:hAnsi="Arial" w:eastAsia="Arial" w:cs="Arial"/>
+                <w:i w:val="false"/>
+                <w:b w:val="false"/>
+                <w:u w:val="none"/>
+                <w:strike w:val="false"/>
+                <w:sz w:val="20"/>
+                <w:szCs w:val="20"/>
+                <w:color w:val="000000"/>
+              </w:rPr>
+            </w:pPr>
+            <w:r>
+              <w:rPr>
+                <w:rFonts w:ascii="Arial" w:hAnsi="Arial" w:eastAsia="Arial" w:cs="Arial"/>
+                <w:i w:val="false"/>
+                <w:b w:val="false"/>
+                <w:u w:val="none"/>
+                <w:strike w:val="false"/>
+                <w:sz w:val="20"/>
+                <w:szCs w:val="20"/>
+                <w:color w:val="000000"/>
+              </w:rPr>
+              <w:t xml:space="preserve">2</w:t>
+            </w:r>
+          </w:p>
+        </w:tc>
+        <w:tc>
+          <w:tcPr>
+            <w:tcBorders>
+              <w:bottom w:val="none" w:sz="0" w:space="0" w:color="000000"/>
+              <w:top w:val="single" w:sz="12" w:space="0" w:color="666666"/>
+              <w:left w:val="none" w:sz="0" w:space="0" w:color="000000"/>
+              <w:right w:val="none" w:sz="0" w:space="0" w:color="000000"/>
+            </w:tcBorders>
+            <w:shd w:val="clear" w:color="auto" w:fill="FFFFFF"/>
+            <w:tcMar>
+              <w:top w:w="0" w:type="dxa"/>
+              <w:bottom w:w="0" w:type="dxa"/>
+              <w:left w:w="0" w:type="dxa"/>
+              <w:right w:w="0" w:type="dxa"/>
+            </w:tcMar>
+            <w:vAlign w:val="top"/>
+          </w:tcPr>
+          <w:p>
+            <w:pPr>
+              <w:pStyle w:val="Normal"/>
+              <w:jc w:val="left"/>
+              <w:pBdr>
+                <w:bottom w:val="none" w:sz="0" w:space="0" w:color="000000"/>
+                <w:top w:val="none" w:sz="0" w:space="0" w:color="000000"/>
+                <w:left w:val="none" w:sz="0" w:space="0" w:color="000000"/>
+                <w:right w:val="none" w:sz="0" w:space="0" w:color="000000"/>
+              </w:pBdr>
+              <w:spacing w:after="100" w:before="100" w:line="240"/>
+              <w:ind w:left="100" w:right="100" w:firstLine="0" w:firstLineChars="0"/>
+              <w:rPr>
+                <w:rFonts w:ascii="Arial" w:hAnsi="Arial" w:eastAsia="Arial" w:cs="Arial"/>
+                <w:i w:val="false"/>
+                <w:b w:val="false"/>
+                <w:u w:val="none"/>
+                <w:strike w:val="false"/>
+                <w:sz w:val="20"/>
+                <w:szCs w:val="20"/>
+                <w:color w:val="000000"/>
+              </w:rPr>
+            </w:pPr>
+            <w:r>
+              <w:rPr>
+                <w:rFonts w:ascii="Arial" w:hAnsi="Arial" w:eastAsia="Arial" w:cs="Arial"/>
+                <w:i w:val="false"/>
+                <w:b w:val="false"/>
+                <w:u w:val="none"/>
+                <w:strike w:val="false"/>
+                <w:sz w:val="20"/>
+                <w:szCs w:val="20"/>
+                <w:color w:val="000000"/>
+              </w:rPr>
+              <w:t xml:space="preserve">7.1</w:t>
+            </w:r>
+          </w:p>
+        </w:tc>
+      </w:tr>
+      <w:tr>
+        <w:trPr>
+          <w:trHeight w:val="572" w:hRule="auto"/>
+        </w:trPr>
+        <w:tc>
+          <w:tcPr>
+            <w:tcBorders>
+              <w:bottom w:val="none" w:sz="0" w:space="0" w:color="000000"/>
+              <w:top w:val="none" w:sz="0" w:space="0" w:color="000000"/>
+              <w:left w:val="none" w:sz="0" w:space="0" w:color="000000"/>
+              <w:right w:val="none" w:sz="0" w:space="0" w:color="000000"/>
+            </w:tcBorders>
+            <w:shd w:val="clear" w:color="auto" w:fill="FFFFFF"/>
+            <w:tcMar>
+              <w:top w:w="0" w:type="dxa"/>
+              <w:bottom w:w="0" w:type="dxa"/>
+              <w:left w:w="0" w:type="dxa"/>
+              <w:right w:w="0" w:type="dxa"/>
+            </w:tcMar>
+            <w:vAlign w:val="top"/>
+          </w:tcPr>
+          <w:p>
+            <w:pPr>
+              <w:pStyle w:val="Normal"/>
+              <w:jc w:val="left"/>
+              <w:pBdr>
+                <w:bottom w:val="none" w:sz="0" w:space="0" w:color="000000"/>
+                <w:top w:val="none" w:sz="0" w:space="0" w:color="000000"/>
+                <w:left w:val="none" w:sz="0" w:space="0" w:color="000000"/>
+                <w:right w:val="none" w:sz="0" w:space="0" w:color="000000"/>
+              </w:pBdr>
+              <w:spacing w:after="100" w:before="100" w:line="240"/>
+              <w:ind w:left="100" w:right="100" w:firstLine="0" w:firstLineChars="0"/>
+              <w:rPr>
+                <w:rFonts w:ascii="Arial" w:hAnsi="Arial" w:eastAsia="Arial" w:cs="Arial"/>
+                <w:i w:val="false"/>
+                <w:b w:val="false"/>
+                <w:u w:val="none"/>
+                <w:strike w:val="false"/>
+                <w:sz w:val="20"/>
+                <w:szCs w:val="20"/>
+                <w:color w:val="000000"/>
+              </w:rPr>
+            </w:pPr>
+            <w:r>
+              <w:rPr>
+                <w:rFonts w:ascii="Arial" w:hAnsi="Arial" w:eastAsia="Arial" w:cs="Arial"/>
+                <w:i w:val="false"/>
+                <w:b w:val="false"/>
+                <w:u w:val="none"/>
+                <w:strike w:val="false"/>
+                <w:sz w:val="20"/>
+                <w:szCs w:val="20"/>
+                <w:color w:val="000000"/>
+              </w:rPr>
+              <w:t xml:space="preserve">2</w:t>
+            </w:r>
+          </w:p>
+        </w:tc>
+        <w:tc>
+          <w:tcPr>
+            <w:tcBorders>
+              <w:bottom w:val="none" w:sz="0" w:space="0" w:color="000000"/>
+              <w:top w:val="none" w:sz="0" w:space="0" w:color="000000"/>
+              <w:left w:val="none" w:sz="0" w:space="0" w:color="000000"/>
+              <w:right w:val="none" w:sz="0" w:space="0" w:color="000000"/>
+            </w:tcBorders>
+            <w:shd w:val="clear" w:color="auto" w:fill="FFFFFF"/>
+            <w:tcMar>
+              <w:top w:w="0" w:type="dxa"/>
+              <w:bottom w:w="0" w:type="dxa"/>
+              <w:left w:w="0" w:type="dxa"/>
+              <w:right w:w="0" w:type="dxa"/>
+            </w:tcMar>
+            <w:vAlign w:val="top"/>
+          </w:tcPr>
+          <w:p>
+            <w:pPr>
+              <w:pStyle w:val="Normal"/>
+              <w:jc w:val="left"/>
+              <w:pBdr>
+                <w:bottom w:val="none" w:sz="0" w:space="0" w:color="000000"/>
+                <w:top w:val="none" w:sz="0" w:space="0" w:color="000000"/>
+                <w:left w:val="none" w:sz="0" w:space="0" w:color="000000"/>
+                <w:right w:val="none" w:sz="0" w:space="0" w:color="000000"/>
+              </w:pBdr>
+              <w:spacing w:after="100" w:before="100" w:line="240"/>
+              <w:ind w:left="100" w:right="100" w:firstLine="0" w:firstLineChars="0"/>
+              <w:rPr>
+                <w:rFonts w:ascii="Arial" w:hAnsi="Arial" w:eastAsia="Arial" w:cs="Arial"/>
+                <w:i w:val="false"/>
+                <w:b w:val="false"/>
+                <w:u w:val="none"/>
+                <w:strike w:val="false"/>
+                <w:sz w:val="20"/>
+                <w:szCs w:val="20"/>
+                <w:color w:val="000000"/>
+              </w:rPr>
+            </w:pPr>
+            <w:r>
+              <w:rPr>
+                <w:rFonts w:ascii="Arial" w:hAnsi="Arial" w:eastAsia="Arial" w:cs="Arial"/>
+                <w:i w:val="false"/>
+                <w:b w:val="false"/>
+                <w:u w:val="none"/>
+                <w:strike w:val="false"/>
+                <w:sz w:val="20"/>
+                <w:szCs w:val="20"/>
+                <w:color w:val="000000"/>
+              </w:rPr>
+              <w:t xml:space="preserve">10</w:t>
+            </w:r>
+          </w:p>
+        </w:tc>
+        <w:tc>
+          <w:tcPr>
+            <w:tcBorders>
+              <w:bottom w:val="none" w:sz="0" w:space="0" w:color="000000"/>
+              <w:top w:val="none" w:sz="0" w:space="0" w:color="000000"/>
+              <w:left w:val="none" w:sz="0" w:space="0" w:color="000000"/>
+              <w:right w:val="none" w:sz="0" w:space="0" w:color="000000"/>
+            </w:tcBorders>
+            <w:shd w:val="clear" w:color="auto" w:fill="FFFFFF"/>
+            <w:tcMar>
+              <w:top w:w="0" w:type="dxa"/>
+              <w:bottom w:w="0" w:type="dxa"/>
+              <w:left w:w="0" w:type="dxa"/>
+              <w:right w:w="0" w:type="dxa"/>
+            </w:tcMar>
+            <w:vAlign w:val="top"/>
+          </w:tcPr>
+          <w:p>
+            <w:pPr>
+              <w:pStyle w:val="Normal"/>
+              <w:jc w:val="left"/>
+              <w:pBdr>
+                <w:bottom w:val="none" w:sz="0" w:space="0" w:color="000000"/>
+                <w:top w:val="none" w:sz="0" w:space="0" w:color="000000"/>
+                <w:left w:val="none" w:sz="0" w:space="0" w:color="000000"/>
+                <w:right w:val="none" w:sz="0" w:space="0" w:color="000000"/>
+              </w:pBdr>
+              <w:spacing w:after="100" w:before="100" w:line="240"/>
+              <w:ind w:left="100" w:right="100" w:firstLine="0" w:firstLineChars="0"/>
+              <w:rPr>
+                <w:rFonts w:ascii="Arial" w:hAnsi="Arial" w:eastAsia="Arial" w:cs="Arial"/>
+                <w:i w:val="false"/>
+                <w:b w:val="false"/>
+                <w:u w:val="none"/>
+                <w:strike w:val="false"/>
+                <w:sz w:val="20"/>
+                <w:szCs w:val="20"/>
+                <w:color w:val="000000"/>
+              </w:rPr>
+            </w:pPr>
+            <w:r>
+              <w:rPr>
+                <w:rFonts w:ascii="Arial" w:hAnsi="Arial" w:eastAsia="Arial" w:cs="Arial"/>
+                <w:i w:val="false"/>
+                <w:b w:val="false"/>
+                <w:u w:val="none"/>
+                <w:strike w:val="false"/>
+                <w:sz w:val="20"/>
+                <w:szCs w:val="20"/>
+                <w:color w:val="000000"/>
+              </w:rPr>
+              <w:t xml:space="preserve">35.7</w:t>
+            </w:r>
+          </w:p>
+        </w:tc>
+      </w:tr>
+      <w:tr>
+        <w:trPr>
+          <w:trHeight w:val="572" w:hRule="auto"/>
+        </w:trPr>
+        <w:tc>
+          <w:tcPr>
+            <w:tcBorders>
+              <w:bottom w:val="none" w:sz="0" w:space="0" w:color="000000"/>
+              <w:top w:val="none" w:sz="0" w:space="0" w:color="000000"/>
+              <w:left w:val="none" w:sz="0" w:space="0" w:color="000000"/>
+              <w:right w:val="none" w:sz="0" w:space="0" w:color="000000"/>
+            </w:tcBorders>
+            <w:shd w:val="clear" w:color="auto" w:fill="FFFFFF"/>
+            <w:tcMar>
+              <w:top w:w="0" w:type="dxa"/>
+              <w:bottom w:w="0" w:type="dxa"/>
+              <w:left w:w="0" w:type="dxa"/>
+              <w:right w:w="0" w:type="dxa"/>
+            </w:tcMar>
+            <w:vAlign w:val="top"/>
+          </w:tcPr>
+          <w:p>
+            <w:pPr>
+              <w:pStyle w:val="Normal"/>
+              <w:jc w:val="left"/>
+              <w:pBdr>
+                <w:bottom w:val="none" w:sz="0" w:space="0" w:color="000000"/>
+                <w:top w:val="none" w:sz="0" w:space="0" w:color="000000"/>
+                <w:left w:val="none" w:sz="0" w:space="0" w:color="000000"/>
+                <w:right w:val="none" w:sz="0" w:space="0" w:color="000000"/>
+              </w:pBdr>
+              <w:spacing w:after="100" w:before="100" w:line="240"/>
+              <w:ind w:left="100" w:right="100" w:firstLine="0" w:firstLineChars="0"/>
+              <w:rPr>
+                <w:rFonts w:ascii="Arial" w:hAnsi="Arial" w:eastAsia="Arial" w:cs="Arial"/>
+                <w:i w:val="false"/>
+                <w:b w:val="false"/>
+                <w:u w:val="none"/>
+                <w:strike w:val="false"/>
+                <w:sz w:val="20"/>
+                <w:szCs w:val="20"/>
+                <w:color w:val="000000"/>
+              </w:rPr>
+            </w:pPr>
+            <w:r>
+              <w:rPr>
+                <w:rFonts w:ascii="Arial" w:hAnsi="Arial" w:eastAsia="Arial" w:cs="Arial"/>
+                <w:i w:val="false"/>
+                <w:b w:val="false"/>
+                <w:u w:val="none"/>
+                <w:strike w:val="false"/>
+                <w:sz w:val="20"/>
+                <w:szCs w:val="20"/>
+                <w:color w:val="000000"/>
+              </w:rPr>
+              <w:t xml:space="preserve">3</w:t>
+            </w:r>
+          </w:p>
+        </w:tc>
+        <w:tc>
+          <w:tcPr>
+            <w:tcBorders>
+              <w:bottom w:val="none" w:sz="0" w:space="0" w:color="000000"/>
+              <w:top w:val="none" w:sz="0" w:space="0" w:color="000000"/>
+              <w:left w:val="none" w:sz="0" w:space="0" w:color="000000"/>
+              <w:right w:val="none" w:sz="0" w:space="0" w:color="000000"/>
+            </w:tcBorders>
+            <w:shd w:val="clear" w:color="auto" w:fill="FFFFFF"/>
+            <w:tcMar>
+              <w:top w:w="0" w:type="dxa"/>
+              <w:bottom w:w="0" w:type="dxa"/>
+              <w:left w:w="0" w:type="dxa"/>
+              <w:right w:w="0" w:type="dxa"/>
+            </w:tcMar>
+            <w:vAlign w:val="top"/>
+          </w:tcPr>
+          <w:p>
+            <w:pPr>
+              <w:pStyle w:val="Normal"/>
+              <w:jc w:val="left"/>
+              <w:pBdr>
+                <w:bottom w:val="none" w:sz="0" w:space="0" w:color="000000"/>
+                <w:top w:val="none" w:sz="0" w:space="0" w:color="000000"/>
+                <w:left w:val="none" w:sz="0" w:space="0" w:color="000000"/>
+                <w:right w:val="none" w:sz="0" w:space="0" w:color="000000"/>
+              </w:pBdr>
+              <w:spacing w:after="100" w:before="100" w:line="240"/>
+              <w:ind w:left="100" w:right="100" w:firstLine="0" w:firstLineChars="0"/>
+              <w:rPr>
+                <w:rFonts w:ascii="Arial" w:hAnsi="Arial" w:eastAsia="Arial" w:cs="Arial"/>
+                <w:i w:val="false"/>
+                <w:b w:val="false"/>
+                <w:u w:val="none"/>
+                <w:strike w:val="false"/>
+                <w:sz w:val="20"/>
+                <w:szCs w:val="20"/>
+                <w:color w:val="000000"/>
+              </w:rPr>
+            </w:pPr>
+            <w:r>
+              <w:rPr>
+                <w:rFonts w:ascii="Arial" w:hAnsi="Arial" w:eastAsia="Arial" w:cs="Arial"/>
+                <w:i w:val="false"/>
+                <w:b w:val="false"/>
+                <w:u w:val="none"/>
+                <w:strike w:val="false"/>
+                <w:sz w:val="20"/>
+                <w:szCs w:val="20"/>
+                <w:color w:val="000000"/>
+              </w:rPr>
+              <w:t xml:space="preserve">7</w:t>
+            </w:r>
+          </w:p>
+        </w:tc>
+        <w:tc>
+          <w:tcPr>
+            <w:tcBorders>
+              <w:bottom w:val="none" w:sz="0" w:space="0" w:color="000000"/>
+              <w:top w:val="none" w:sz="0" w:space="0" w:color="000000"/>
+              <w:left w:val="none" w:sz="0" w:space="0" w:color="000000"/>
+              <w:right w:val="none" w:sz="0" w:space="0" w:color="000000"/>
+            </w:tcBorders>
+            <w:shd w:val="clear" w:color="auto" w:fill="FFFFFF"/>
+            <w:tcMar>
+              <w:top w:w="0" w:type="dxa"/>
+              <w:bottom w:w="0" w:type="dxa"/>
+              <w:left w:w="0" w:type="dxa"/>
+              <w:right w:w="0" w:type="dxa"/>
+            </w:tcMar>
+            <w:vAlign w:val="top"/>
+          </w:tcPr>
+          <w:p>
+            <w:pPr>
+              <w:pStyle w:val="Normal"/>
+              <w:jc w:val="left"/>
+              <w:pBdr>
+                <w:bottom w:val="none" w:sz="0" w:space="0" w:color="000000"/>
+                <w:top w:val="none" w:sz="0" w:space="0" w:color="000000"/>
+                <w:left w:val="none" w:sz="0" w:space="0" w:color="000000"/>
+                <w:right w:val="none" w:sz="0" w:space="0" w:color="000000"/>
+              </w:pBdr>
+              <w:spacing w:after="100" w:before="100" w:line="240"/>
+              <w:ind w:left="100" w:right="100" w:firstLine="0" w:firstLineChars="0"/>
+              <w:rPr>
+                <w:rFonts w:ascii="Arial" w:hAnsi="Arial" w:eastAsia="Arial" w:cs="Arial"/>
+                <w:i w:val="false"/>
+                <w:b w:val="false"/>
+                <w:u w:val="none"/>
+                <w:strike w:val="false"/>
+                <w:sz w:val="20"/>
+                <w:szCs w:val="20"/>
+                <w:color w:val="000000"/>
+              </w:rPr>
+            </w:pPr>
+            <w:r>
+              <w:rPr>
+                <w:rFonts w:ascii="Arial" w:hAnsi="Arial" w:eastAsia="Arial" w:cs="Arial"/>
+                <w:i w:val="false"/>
+                <w:b w:val="false"/>
+                <w:u w:val="none"/>
+                <w:strike w:val="false"/>
+                <w:sz w:val="20"/>
+                <w:szCs w:val="20"/>
+                <w:color w:val="000000"/>
+              </w:rPr>
+              <w:t xml:space="preserve">25.0</w:t>
+            </w:r>
+          </w:p>
+        </w:tc>
+      </w:tr>
+      <w:tr>
+        <w:trPr>
+          <w:trHeight w:val="572" w:hRule="auto"/>
+        </w:trPr>
+        <w:tc>
+          <w:tcPr>
+            <w:tcBorders>
+              <w:bottom w:val="none" w:sz="0" w:space="0" w:color="000000"/>
+              <w:top w:val="none" w:sz="0" w:space="0" w:color="000000"/>
+              <w:left w:val="none" w:sz="0" w:space="0" w:color="000000"/>
+              <w:right w:val="none" w:sz="0" w:space="0" w:color="000000"/>
+            </w:tcBorders>
+            <w:shd w:val="clear" w:color="auto" w:fill="FFFFFF"/>
+            <w:tcMar>
+              <w:top w:w="0" w:type="dxa"/>
+              <w:bottom w:w="0" w:type="dxa"/>
+              <w:left w:w="0" w:type="dxa"/>
+              <w:right w:w="0" w:type="dxa"/>
+            </w:tcMar>
+            <w:vAlign w:val="top"/>
+          </w:tcPr>
+          <w:p>
+            <w:pPr>
+              <w:pStyle w:val="Normal"/>
+              <w:jc w:val="left"/>
+              <w:pBdr>
+                <w:bottom w:val="none" w:sz="0" w:space="0" w:color="000000"/>
+                <w:top w:val="none" w:sz="0" w:space="0" w:color="000000"/>
+                <w:left w:val="none" w:sz="0" w:space="0" w:color="000000"/>
+                <w:right w:val="none" w:sz="0" w:space="0" w:color="000000"/>
+              </w:pBdr>
+              <w:spacing w:after="100" w:before="100" w:line="240"/>
+              <w:ind w:left="100" w:right="100" w:firstLine="0" w:firstLineChars="0"/>
+              <w:rPr>
+                <w:rFonts w:ascii="Arial" w:hAnsi="Arial" w:eastAsia="Arial" w:cs="Arial"/>
+                <w:i w:val="false"/>
+                <w:b w:val="false"/>
+                <w:u w:val="none"/>
+                <w:strike w:val="false"/>
+                <w:sz w:val="20"/>
+                <w:szCs w:val="20"/>
+                <w:color w:val="000000"/>
+              </w:rPr>
+            </w:pPr>
+            <w:r>
+              <w:rPr>
+                <w:rFonts w:ascii="Arial" w:hAnsi="Arial" w:eastAsia="Arial" w:cs="Arial"/>
+                <w:i w:val="false"/>
+                <w:b w:val="false"/>
+                <w:u w:val="none"/>
+                <w:strike w:val="false"/>
+                <w:sz w:val="20"/>
+                <w:szCs w:val="20"/>
+                <w:color w:val="000000"/>
+              </w:rPr>
+              <w:t xml:space="preserve">4</w:t>
+            </w:r>
+          </w:p>
+        </w:tc>
+        <w:tc>
+          <w:tcPr>
+            <w:tcBorders>
+              <w:bottom w:val="none" w:sz="0" w:space="0" w:color="000000"/>
+              <w:top w:val="none" w:sz="0" w:space="0" w:color="000000"/>
+              <w:left w:val="none" w:sz="0" w:space="0" w:color="000000"/>
+              <w:right w:val="none" w:sz="0" w:space="0" w:color="000000"/>
+            </w:tcBorders>
+            <w:shd w:val="clear" w:color="auto" w:fill="FFFFFF"/>
+            <w:tcMar>
+              <w:top w:w="0" w:type="dxa"/>
+              <w:bottom w:w="0" w:type="dxa"/>
+              <w:left w:w="0" w:type="dxa"/>
+              <w:right w:w="0" w:type="dxa"/>
+            </w:tcMar>
+            <w:vAlign w:val="top"/>
+          </w:tcPr>
+          <w:p>
+            <w:pPr>
+              <w:pStyle w:val="Normal"/>
+              <w:jc w:val="left"/>
+              <w:pBdr>
+                <w:bottom w:val="none" w:sz="0" w:space="0" w:color="000000"/>
+                <w:top w:val="none" w:sz="0" w:space="0" w:color="000000"/>
+                <w:left w:val="none" w:sz="0" w:space="0" w:color="000000"/>
+                <w:right w:val="none" w:sz="0" w:space="0" w:color="000000"/>
+              </w:pBdr>
+              <w:spacing w:after="100" w:before="100" w:line="240"/>
+              <w:ind w:left="100" w:right="100" w:firstLine="0" w:firstLineChars="0"/>
+              <w:rPr>
+                <w:rFonts w:ascii="Arial" w:hAnsi="Arial" w:eastAsia="Arial" w:cs="Arial"/>
+                <w:i w:val="false"/>
+                <w:b w:val="false"/>
+                <w:u w:val="none"/>
+                <w:strike w:val="false"/>
+                <w:sz w:val="20"/>
+                <w:szCs w:val="20"/>
+                <w:color w:val="000000"/>
+              </w:rPr>
+            </w:pPr>
+            <w:r>
+              <w:rPr>
+                <w:rFonts w:ascii="Arial" w:hAnsi="Arial" w:eastAsia="Arial" w:cs="Arial"/>
+                <w:i w:val="false"/>
+                <w:b w:val="false"/>
+                <w:u w:val="none"/>
+                <w:strike w:val="false"/>
+                <w:sz w:val="20"/>
+                <w:szCs w:val="20"/>
+                <w:color w:val="000000"/>
+              </w:rPr>
+              <w:t xml:space="preserve">4</w:t>
+            </w:r>
+          </w:p>
+        </w:tc>
+        <w:tc>
+          <w:tcPr>
+            <w:tcBorders>
+              <w:bottom w:val="none" w:sz="0" w:space="0" w:color="000000"/>
+              <w:top w:val="none" w:sz="0" w:space="0" w:color="000000"/>
+              <w:left w:val="none" w:sz="0" w:space="0" w:color="000000"/>
+              <w:right w:val="none" w:sz="0" w:space="0" w:color="000000"/>
+            </w:tcBorders>
+            <w:shd w:val="clear" w:color="auto" w:fill="FFFFFF"/>
+            <w:tcMar>
+              <w:top w:w="0" w:type="dxa"/>
+              <w:bottom w:w="0" w:type="dxa"/>
+              <w:left w:w="0" w:type="dxa"/>
+              <w:right w:w="0" w:type="dxa"/>
+            </w:tcMar>
+            <w:vAlign w:val="top"/>
+          </w:tcPr>
+          <w:p>
+            <w:pPr>
+              <w:pStyle w:val="Normal"/>
+              <w:jc w:val="left"/>
+              <w:pBdr>
+                <w:bottom w:val="none" w:sz="0" w:space="0" w:color="000000"/>
+                <w:top w:val="none" w:sz="0" w:space="0" w:color="000000"/>
+                <w:left w:val="none" w:sz="0" w:space="0" w:color="000000"/>
+                <w:right w:val="none" w:sz="0" w:space="0" w:color="000000"/>
+              </w:pBdr>
+              <w:spacing w:after="100" w:before="100" w:line="240"/>
+              <w:ind w:left="100" w:right="100" w:firstLine="0" w:firstLineChars="0"/>
+              <w:rPr>
+                <w:rFonts w:ascii="Arial" w:hAnsi="Arial" w:eastAsia="Arial" w:cs="Arial"/>
+                <w:i w:val="false"/>
+                <w:b w:val="false"/>
+                <w:u w:val="none"/>
+                <w:strike w:val="false"/>
+                <w:sz w:val="20"/>
+                <w:szCs w:val="20"/>
+                <w:color w:val="000000"/>
+              </w:rPr>
+            </w:pPr>
+            <w:r>
+              <w:rPr>
+                <w:rFonts w:ascii="Arial" w:hAnsi="Arial" w:eastAsia="Arial" w:cs="Arial"/>
+                <w:i w:val="false"/>
+                <w:b w:val="false"/>
+                <w:u w:val="none"/>
+                <w:strike w:val="false"/>
+                <w:sz w:val="20"/>
+                <w:szCs w:val="20"/>
+                <w:color w:val="000000"/>
+              </w:rPr>
+              <w:t xml:space="preserve">14.3</w:t>
+            </w:r>
+          </w:p>
+        </w:tc>
+      </w:tr>
+      <w:tr>
+        <w:trPr>
+          <w:trHeight w:val="572" w:hRule="auto"/>
+        </w:trPr>
+        <w:tc>
+          <w:tcPr>
+            <w:tcBorders>
+              <w:bottom w:val="none" w:sz="0" w:space="0" w:color="000000"/>
+              <w:top w:val="none" w:sz="0" w:space="0" w:color="000000"/>
+              <w:left w:val="none" w:sz="0" w:space="0" w:color="000000"/>
+              <w:right w:val="none" w:sz="0" w:space="0" w:color="000000"/>
+            </w:tcBorders>
+            <w:shd w:val="clear" w:color="auto" w:fill="FFFFFF"/>
+            <w:tcMar>
+              <w:top w:w="0" w:type="dxa"/>
+              <w:bottom w:w="0" w:type="dxa"/>
+              <w:left w:w="0" w:type="dxa"/>
+              <w:right w:w="0" w:type="dxa"/>
+            </w:tcMar>
+            <w:vAlign w:val="top"/>
+          </w:tcPr>
+          <w:p>
+            <w:pPr>
+              <w:pStyle w:val="Normal"/>
+              <w:jc w:val="left"/>
+              <w:pBdr>
+                <w:bottom w:val="none" w:sz="0" w:space="0" w:color="000000"/>
+                <w:top w:val="none" w:sz="0" w:space="0" w:color="000000"/>
+                <w:left w:val="none" w:sz="0" w:space="0" w:color="000000"/>
+                <w:right w:val="none" w:sz="0" w:space="0" w:color="000000"/>
+              </w:pBdr>
+              <w:spacing w:after="100" w:before="100" w:line="240"/>
+              <w:ind w:left="100" w:right="100" w:firstLine="0" w:firstLineChars="0"/>
+              <w:rPr>
+                <w:rFonts w:ascii="Arial" w:hAnsi="Arial" w:eastAsia="Arial" w:cs="Arial"/>
+                <w:i w:val="false"/>
+                <w:b w:val="false"/>
+                <w:u w:val="none"/>
+                <w:strike w:val="false"/>
+                <w:sz w:val="20"/>
+                <w:szCs w:val="20"/>
+                <w:color w:val="000000"/>
+              </w:rPr>
+            </w:pPr>
+            <w:r>
+              <w:rPr>
+                <w:rFonts w:ascii="Arial" w:hAnsi="Arial" w:eastAsia="Arial" w:cs="Arial"/>
+                <w:i w:val="false"/>
+                <w:b w:val="false"/>
+                <w:u w:val="none"/>
+                <w:strike w:val="false"/>
+                <w:sz w:val="20"/>
+                <w:szCs w:val="20"/>
+                <w:color w:val="000000"/>
+              </w:rPr>
+              <w:t xml:space="preserve">5</w:t>
+            </w:r>
+          </w:p>
+        </w:tc>
+        <w:tc>
+          <w:tcPr>
+            <w:tcBorders>
+              <w:bottom w:val="none" w:sz="0" w:space="0" w:color="000000"/>
+              <w:top w:val="none" w:sz="0" w:space="0" w:color="000000"/>
+              <w:left w:val="none" w:sz="0" w:space="0" w:color="000000"/>
+              <w:right w:val="none" w:sz="0" w:space="0" w:color="000000"/>
+            </w:tcBorders>
+            <w:shd w:val="clear" w:color="auto" w:fill="FFFFFF"/>
+            <w:tcMar>
+              <w:top w:w="0" w:type="dxa"/>
+              <w:bottom w:w="0" w:type="dxa"/>
+              <w:left w:w="0" w:type="dxa"/>
+              <w:right w:w="0" w:type="dxa"/>
+            </w:tcMar>
+            <w:vAlign w:val="top"/>
+          </w:tcPr>
+          <w:p>
+            <w:pPr>
+              <w:pStyle w:val="Normal"/>
+              <w:jc w:val="left"/>
+              <w:pBdr>
+                <w:bottom w:val="none" w:sz="0" w:space="0" w:color="000000"/>
+                <w:top w:val="none" w:sz="0" w:space="0" w:color="000000"/>
+                <w:left w:val="none" w:sz="0" w:space="0" w:color="000000"/>
+                <w:right w:val="none" w:sz="0" w:space="0" w:color="000000"/>
+              </w:pBdr>
+              <w:spacing w:after="100" w:before="100" w:line="240"/>
+              <w:ind w:left="100" w:right="100" w:firstLine="0" w:firstLineChars="0"/>
+              <w:rPr>
+                <w:rFonts w:ascii="Arial" w:hAnsi="Arial" w:eastAsia="Arial" w:cs="Arial"/>
+                <w:i w:val="false"/>
+                <w:b w:val="false"/>
+                <w:u w:val="none"/>
+                <w:strike w:val="false"/>
+                <w:sz w:val="20"/>
+                <w:szCs w:val="20"/>
+                <w:color w:val="000000"/>
+              </w:rPr>
+            </w:pPr>
+            <w:r>
+              <w:rPr>
+                <w:rFonts w:ascii="Arial" w:hAnsi="Arial" w:eastAsia="Arial" w:cs="Arial"/>
+                <w:i w:val="false"/>
+                <w:b w:val="false"/>
+                <w:u w:val="none"/>
+                <w:strike w:val="false"/>
+                <w:sz w:val="20"/>
+                <w:szCs w:val="20"/>
+                <w:color w:val="000000"/>
+              </w:rPr>
+              <w:t xml:space="preserve">1</w:t>
+            </w:r>
+          </w:p>
+        </w:tc>
+        <w:tc>
+          <w:tcPr>
+            <w:tcBorders>
+              <w:bottom w:val="none" w:sz="0" w:space="0" w:color="000000"/>
+              <w:top w:val="none" w:sz="0" w:space="0" w:color="000000"/>
+              <w:left w:val="none" w:sz="0" w:space="0" w:color="000000"/>
+              <w:right w:val="none" w:sz="0" w:space="0" w:color="000000"/>
+            </w:tcBorders>
+            <w:shd w:val="clear" w:color="auto" w:fill="FFFFFF"/>
+            <w:tcMar>
+              <w:top w:w="0" w:type="dxa"/>
+              <w:bottom w:w="0" w:type="dxa"/>
+              <w:left w:w="0" w:type="dxa"/>
+              <w:right w:w="0" w:type="dxa"/>
+            </w:tcMar>
+            <w:vAlign w:val="top"/>
+          </w:tcPr>
+          <w:p>
+            <w:pPr>
+              <w:pStyle w:val="Normal"/>
+              <w:jc w:val="left"/>
+              <w:pBdr>
+                <w:bottom w:val="none" w:sz="0" w:space="0" w:color="000000"/>
+                <w:top w:val="none" w:sz="0" w:space="0" w:color="000000"/>
+                <w:left w:val="none" w:sz="0" w:space="0" w:color="000000"/>
+                <w:right w:val="none" w:sz="0" w:space="0" w:color="000000"/>
+              </w:pBdr>
+              <w:spacing w:after="100" w:before="100" w:line="240"/>
+              <w:ind w:left="100" w:right="100" w:firstLine="0" w:firstLineChars="0"/>
+              <w:rPr>
+                <w:rFonts w:ascii="Arial" w:hAnsi="Arial" w:eastAsia="Arial" w:cs="Arial"/>
+                <w:i w:val="false"/>
+                <w:b w:val="false"/>
+                <w:u w:val="none"/>
+                <w:strike w:val="false"/>
+                <w:sz w:val="20"/>
+                <w:szCs w:val="20"/>
+                <w:color w:val="000000"/>
+              </w:rPr>
+            </w:pPr>
+            <w:r>
+              <w:rPr>
+                <w:rFonts w:ascii="Arial" w:hAnsi="Arial" w:eastAsia="Arial" w:cs="Arial"/>
+                <w:i w:val="false"/>
+                <w:b w:val="false"/>
+                <w:u w:val="none"/>
+                <w:strike w:val="false"/>
+                <w:sz w:val="20"/>
+                <w:szCs w:val="20"/>
+                <w:color w:val="000000"/>
+              </w:rPr>
+              <w:t xml:space="preserve">3.6</w:t>
+            </w:r>
+          </w:p>
+        </w:tc>
+      </w:tr>
+      <w:tr>
+        <w:trPr>
+          <w:trHeight w:val="571" w:hRule="auto"/>
+        </w:trPr>
+        <w:tc>
+          <w:tcPr>
+            <w:tcBorders>
+              <w:bottom w:val="none" w:sz="0" w:space="0" w:color="000000"/>
+              <w:top w:val="none" w:sz="0" w:space="0" w:color="000000"/>
+              <w:left w:val="none" w:sz="0" w:space="0" w:color="000000"/>
+              <w:right w:val="none" w:sz="0" w:space="0" w:color="000000"/>
+            </w:tcBorders>
+            <w:shd w:val="clear" w:color="auto" w:fill="FFFFFF"/>
+            <w:tcMar>
+              <w:top w:w="0" w:type="dxa"/>
+              <w:bottom w:w="0" w:type="dxa"/>
+              <w:left w:w="0" w:type="dxa"/>
+              <w:right w:w="0" w:type="dxa"/>
+            </w:tcMar>
+            <w:vAlign w:val="top"/>
+          </w:tcPr>
+          <w:p>
+            <w:pPr>
+              <w:pStyle w:val="Normal"/>
+              <w:jc w:val="left"/>
+              <w:pBdr>
+                <w:bottom w:val="none" w:sz="0" w:space="0" w:color="000000"/>
+                <w:top w:val="none" w:sz="0" w:space="0" w:color="000000"/>
+                <w:left w:val="none" w:sz="0" w:space="0" w:color="000000"/>
+                <w:right w:val="none" w:sz="0" w:space="0" w:color="000000"/>
+              </w:pBdr>
+              <w:spacing w:after="100" w:before="100" w:line="240"/>
+              <w:ind w:left="100" w:right="100" w:firstLine="0" w:firstLineChars="0"/>
+              <w:rPr>
+                <w:rFonts w:ascii="Arial" w:hAnsi="Arial" w:eastAsia="Arial" w:cs="Arial"/>
+                <w:i w:val="false"/>
+                <w:b w:val="false"/>
+                <w:u w:val="none"/>
+                <w:strike w:val="false"/>
+                <w:sz w:val="20"/>
+                <w:szCs w:val="20"/>
+                <w:color w:val="000000"/>
+              </w:rPr>
+            </w:pPr>
+            <w:r>
+              <w:rPr>
+                <w:rFonts w:ascii="Arial" w:hAnsi="Arial" w:eastAsia="Arial" w:cs="Arial"/>
+                <w:i w:val="false"/>
+                <w:b w:val="false"/>
+                <w:u w:val="none"/>
+                <w:strike w:val="false"/>
+                <w:sz w:val="20"/>
+                <w:szCs w:val="20"/>
+                <w:color w:val="000000"/>
+              </w:rPr>
+              <w:t xml:space="preserve">6</w:t>
+            </w:r>
+          </w:p>
+        </w:tc>
+        <w:tc>
+          <w:tcPr>
+            <w:tcBorders>
+              <w:bottom w:val="none" w:sz="0" w:space="0" w:color="000000"/>
+              <w:top w:val="none" w:sz="0" w:space="0" w:color="000000"/>
+              <w:left w:val="none" w:sz="0" w:space="0" w:color="000000"/>
+              <w:right w:val="none" w:sz="0" w:space="0" w:color="000000"/>
+            </w:tcBorders>
+            <w:shd w:val="clear" w:color="auto" w:fill="FFFFFF"/>
+            <w:tcMar>
+              <w:top w:w="0" w:type="dxa"/>
+              <w:bottom w:w="0" w:type="dxa"/>
+              <w:left w:w="0" w:type="dxa"/>
+              <w:right w:w="0" w:type="dxa"/>
+            </w:tcMar>
+            <w:vAlign w:val="top"/>
+          </w:tcPr>
+          <w:p>
+            <w:pPr>
+              <w:pStyle w:val="Normal"/>
+              <w:jc w:val="left"/>
+              <w:pBdr>
+                <w:bottom w:val="none" w:sz="0" w:space="0" w:color="000000"/>
+                <w:top w:val="none" w:sz="0" w:space="0" w:color="000000"/>
+                <w:left w:val="none" w:sz="0" w:space="0" w:color="000000"/>
+                <w:right w:val="none" w:sz="0" w:space="0" w:color="000000"/>
+              </w:pBdr>
+              <w:spacing w:after="100" w:before="100" w:line="240"/>
+              <w:ind w:left="100" w:right="100" w:firstLine="0" w:firstLineChars="0"/>
+              <w:rPr>
+                <w:rFonts w:ascii="Arial" w:hAnsi="Arial" w:eastAsia="Arial" w:cs="Arial"/>
+                <w:i w:val="false"/>
+                <w:b w:val="false"/>
+                <w:u w:val="none"/>
+                <w:strike w:val="false"/>
+                <w:sz w:val="20"/>
+                <w:szCs w:val="20"/>
+                <w:color w:val="000000"/>
+              </w:rPr>
+            </w:pPr>
+            <w:r>
+              <w:rPr>
+                <w:rFonts w:ascii="Arial" w:hAnsi="Arial" w:eastAsia="Arial" w:cs="Arial"/>
+                <w:i w:val="false"/>
+                <w:b w:val="false"/>
+                <w:u w:val="none"/>
+                <w:strike w:val="false"/>
+                <w:sz w:val="20"/>
+                <w:szCs w:val="20"/>
+                <w:color w:val="000000"/>
+              </w:rPr>
+              <w:t xml:space="preserve">2</w:t>
+            </w:r>
+          </w:p>
+        </w:tc>
+        <w:tc>
+          <w:tcPr>
+            <w:tcBorders>
+              <w:bottom w:val="none" w:sz="0" w:space="0" w:color="000000"/>
+              <w:top w:val="none" w:sz="0" w:space="0" w:color="000000"/>
+              <w:left w:val="none" w:sz="0" w:space="0" w:color="000000"/>
+              <w:right w:val="none" w:sz="0" w:space="0" w:color="000000"/>
+            </w:tcBorders>
+            <w:shd w:val="clear" w:color="auto" w:fill="FFFFFF"/>
+            <w:tcMar>
+              <w:top w:w="0" w:type="dxa"/>
+              <w:bottom w:w="0" w:type="dxa"/>
+              <w:left w:w="0" w:type="dxa"/>
+              <w:right w:w="0" w:type="dxa"/>
+            </w:tcMar>
+            <w:vAlign w:val="top"/>
+          </w:tcPr>
+          <w:p>
+            <w:pPr>
+              <w:pStyle w:val="Normal"/>
+              <w:jc w:val="left"/>
+              <w:pBdr>
+                <w:bottom w:val="none" w:sz="0" w:space="0" w:color="000000"/>
+                <w:top w:val="none" w:sz="0" w:space="0" w:color="000000"/>
+                <w:left w:val="none" w:sz="0" w:space="0" w:color="000000"/>
+                <w:right w:val="none" w:sz="0" w:space="0" w:color="000000"/>
+              </w:pBdr>
+              <w:spacing w:after="100" w:before="100" w:line="240"/>
+              <w:ind w:left="100" w:right="100" w:firstLine="0" w:firstLineChars="0"/>
+              <w:rPr>
+                <w:rFonts w:ascii="Arial" w:hAnsi="Arial" w:eastAsia="Arial" w:cs="Arial"/>
+                <w:i w:val="false"/>
+                <w:b w:val="false"/>
+                <w:u w:val="none"/>
+                <w:strike w:val="false"/>
+                <w:sz w:val="20"/>
+                <w:szCs w:val="20"/>
+                <w:color w:val="000000"/>
+              </w:rPr>
+            </w:pPr>
+            <w:r>
+              <w:rPr>
+                <w:rFonts w:ascii="Arial" w:hAnsi="Arial" w:eastAsia="Arial" w:cs="Arial"/>
+                <w:i w:val="false"/>
+                <w:b w:val="false"/>
+                <w:u w:val="none"/>
+                <w:strike w:val="false"/>
+                <w:sz w:val="20"/>
+                <w:szCs w:val="20"/>
+                <w:color w:val="000000"/>
+              </w:rPr>
+              <w:t xml:space="preserve">7.1</w:t>
+            </w:r>
+          </w:p>
+        </w:tc>
+      </w:tr>
+      <w:tr>
+        <w:trPr>
+          <w:trHeight w:val="572" w:hRule="auto"/>
+        </w:trPr>
+        <w:tc>
+          <w:tcPr>
+            <w:tcBorders>
+              <w:bottom w:val="none" w:sz="0" w:space="0" w:color="000000"/>
+              <w:top w:val="none" w:sz="0" w:space="0" w:color="000000"/>
+              <w:left w:val="none" w:sz="0" w:space="0" w:color="000000"/>
+              <w:right w:val="none" w:sz="0" w:space="0" w:color="000000"/>
+            </w:tcBorders>
+            <w:shd w:val="clear" w:color="auto" w:fill="FFFFFF"/>
+            <w:tcMar>
+              <w:top w:w="0" w:type="dxa"/>
+              <w:bottom w:w="0" w:type="dxa"/>
+              <w:left w:w="0" w:type="dxa"/>
+              <w:right w:w="0" w:type="dxa"/>
+            </w:tcMar>
+            <w:vAlign w:val="top"/>
+          </w:tcPr>
+          <w:p>
+            <w:pPr>
+              <w:pStyle w:val="Normal"/>
+              <w:jc w:val="left"/>
+              <w:pBdr>
+                <w:bottom w:val="none" w:sz="0" w:space="0" w:color="000000"/>
+                <w:top w:val="none" w:sz="0" w:space="0" w:color="000000"/>
+                <w:left w:val="none" w:sz="0" w:space="0" w:color="000000"/>
+                <w:right w:val="none" w:sz="0" w:space="0" w:color="000000"/>
+              </w:pBdr>
+              <w:spacing w:after="100" w:before="100" w:line="240"/>
+              <w:ind w:left="100" w:right="100" w:firstLine="0" w:firstLineChars="0"/>
+              <w:rPr>
+                <w:rFonts w:ascii="Arial" w:hAnsi="Arial" w:eastAsia="Arial" w:cs="Arial"/>
+                <w:i w:val="false"/>
+                <w:b w:val="false"/>
+                <w:u w:val="none"/>
+                <w:strike w:val="false"/>
+                <w:sz w:val="20"/>
+                <w:szCs w:val="20"/>
+                <w:color w:val="000000"/>
+              </w:rPr>
+            </w:pPr>
+            <w:r>
+              <w:rPr>
+                <w:rFonts w:ascii="Arial" w:hAnsi="Arial" w:eastAsia="Arial" w:cs="Arial"/>
+                <w:i w:val="false"/>
+                <w:b w:val="false"/>
+                <w:u w:val="none"/>
+                <w:strike w:val="false"/>
+                <w:sz w:val="20"/>
+                <w:szCs w:val="20"/>
+                <w:color w:val="000000"/>
+              </w:rPr>
+              <w:t xml:space="preserve">7</w:t>
+            </w:r>
+          </w:p>
+        </w:tc>
+        <w:tc>
+          <w:tcPr>
+            <w:tcBorders>
+              <w:bottom w:val="none" w:sz="0" w:space="0" w:color="000000"/>
+              <w:top w:val="none" w:sz="0" w:space="0" w:color="000000"/>
+              <w:left w:val="none" w:sz="0" w:space="0" w:color="000000"/>
+              <w:right w:val="none" w:sz="0" w:space="0" w:color="000000"/>
+            </w:tcBorders>
+            <w:shd w:val="clear" w:color="auto" w:fill="FFFFFF"/>
+            <w:tcMar>
+              <w:top w:w="0" w:type="dxa"/>
+              <w:bottom w:w="0" w:type="dxa"/>
+              <w:left w:w="0" w:type="dxa"/>
+              <w:right w:w="0" w:type="dxa"/>
+            </w:tcMar>
+            <w:vAlign w:val="top"/>
+          </w:tcPr>
+          <w:p>
+            <w:pPr>
+              <w:pStyle w:val="Normal"/>
+              <w:jc w:val="left"/>
+              <w:pBdr>
+                <w:bottom w:val="none" w:sz="0" w:space="0" w:color="000000"/>
+                <w:top w:val="none" w:sz="0" w:space="0" w:color="000000"/>
+                <w:left w:val="none" w:sz="0" w:space="0" w:color="000000"/>
+                <w:right w:val="none" w:sz="0" w:space="0" w:color="000000"/>
+              </w:pBdr>
+              <w:spacing w:after="100" w:before="100" w:line="240"/>
+              <w:ind w:left="100" w:right="100" w:firstLine="0" w:firstLineChars="0"/>
+              <w:rPr>
+                <w:rFonts w:ascii="Arial" w:hAnsi="Arial" w:eastAsia="Arial" w:cs="Arial"/>
+                <w:i w:val="false"/>
+                <w:b w:val="false"/>
+                <w:u w:val="none"/>
+                <w:strike w:val="false"/>
+                <w:sz w:val="20"/>
+                <w:szCs w:val="20"/>
+                <w:color w:val="000000"/>
+              </w:rPr>
+            </w:pPr>
+            <w:r>
+              <w:rPr>
+                <w:rFonts w:ascii="Arial" w:hAnsi="Arial" w:eastAsia="Arial" w:cs="Arial"/>
+                <w:i w:val="false"/>
+                <w:b w:val="false"/>
+                <w:u w:val="none"/>
+                <w:strike w:val="false"/>
+                <w:sz w:val="20"/>
+                <w:szCs w:val="20"/>
+                <w:color w:val="000000"/>
+              </w:rPr>
+              <w:t xml:space="preserve">1</w:t>
+            </w:r>
+          </w:p>
+        </w:tc>
+        <w:tc>
+          <w:tcPr>
+            <w:tcBorders>
+              <w:bottom w:val="none" w:sz="0" w:space="0" w:color="000000"/>
+              <w:top w:val="none" w:sz="0" w:space="0" w:color="000000"/>
+              <w:left w:val="none" w:sz="0" w:space="0" w:color="000000"/>
+              <w:right w:val="none" w:sz="0" w:space="0" w:color="000000"/>
+            </w:tcBorders>
+            <w:shd w:val="clear" w:color="auto" w:fill="FFFFFF"/>
+            <w:tcMar>
+              <w:top w:w="0" w:type="dxa"/>
+              <w:bottom w:w="0" w:type="dxa"/>
+              <w:left w:w="0" w:type="dxa"/>
+              <w:right w:w="0" w:type="dxa"/>
+            </w:tcMar>
+            <w:vAlign w:val="top"/>
+          </w:tcPr>
+          <w:p>
+            <w:pPr>
+              <w:pStyle w:val="Normal"/>
+              <w:jc w:val="left"/>
+              <w:pBdr>
+                <w:bottom w:val="none" w:sz="0" w:space="0" w:color="000000"/>
+                <w:top w:val="none" w:sz="0" w:space="0" w:color="000000"/>
+                <w:left w:val="none" w:sz="0" w:space="0" w:color="000000"/>
+                <w:right w:val="none" w:sz="0" w:space="0" w:color="000000"/>
+              </w:pBdr>
+              <w:spacing w:after="100" w:before="100" w:line="240"/>
+              <w:ind w:left="100" w:right="100" w:firstLine="0" w:firstLineChars="0"/>
+              <w:rPr>
+                <w:rFonts w:ascii="Arial" w:hAnsi="Arial" w:eastAsia="Arial" w:cs="Arial"/>
+                <w:i w:val="false"/>
+                <w:b w:val="false"/>
+                <w:u w:val="none"/>
+                <w:strike w:val="false"/>
+                <w:sz w:val="20"/>
+                <w:szCs w:val="20"/>
+                <w:color w:val="000000"/>
+              </w:rPr>
+            </w:pPr>
+            <w:r>
+              <w:rPr>
+                <w:rFonts w:ascii="Arial" w:hAnsi="Arial" w:eastAsia="Arial" w:cs="Arial"/>
+                <w:i w:val="false"/>
+                <w:b w:val="false"/>
+                <w:u w:val="none"/>
+                <w:strike w:val="false"/>
+                <w:sz w:val="20"/>
+                <w:szCs w:val="20"/>
+                <w:color w:val="000000"/>
+              </w:rPr>
+              <w:t xml:space="preserve">3.6</w:t>
+            </w:r>
+          </w:p>
+        </w:tc>
+      </w:tr>
+      <w:tr>
+        <w:trPr>
+          <w:trHeight w:val="572" w:hRule="auto"/>
+        </w:trPr>
+        <w:tc>
+          <w:tcPr>
+            <w:tcBorders>
+              <w:bottom w:val="single" w:sz="12" w:space="0" w:color="666666"/>
+              <w:top w:val="none" w:sz="0" w:space="0" w:color="000000"/>
+              <w:left w:val="none" w:sz="0" w:space="0" w:color="000000"/>
+              <w:right w:val="none" w:sz="0" w:space="0" w:color="000000"/>
+            </w:tcBorders>
+            <w:shd w:val="clear" w:color="auto" w:fill="FFFFFF"/>
+            <w:tcMar>
+              <w:top w:w="0" w:type="dxa"/>
+              <w:bottom w:w="0" w:type="dxa"/>
+              <w:left w:w="0" w:type="dxa"/>
+              <w:right w:w="0" w:type="dxa"/>
+            </w:tcMar>
+            <w:vAlign w:val="top"/>
+          </w:tcPr>
+          <w:p>
+            <w:pPr>
+              <w:pStyle w:val="Normal"/>
+              <w:jc w:val="left"/>
+              <w:pBdr>
+                <w:bottom w:val="none" w:sz="0" w:space="0" w:color="000000"/>
+                <w:top w:val="none" w:sz="0" w:space="0" w:color="000000"/>
+                <w:left w:val="none" w:sz="0" w:space="0" w:color="000000"/>
+                <w:right w:val="none" w:sz="0" w:space="0" w:color="000000"/>
+              </w:pBdr>
+              <w:spacing w:after="100" w:before="100" w:line="240"/>
+              <w:ind w:left="100" w:right="100" w:firstLine="0" w:firstLineChars="0"/>
+              <w:rPr>
+                <w:rFonts w:ascii="Arial" w:hAnsi="Arial" w:eastAsia="Arial" w:cs="Arial"/>
+                <w:i w:val="false"/>
+                <w:b w:val="false"/>
+                <w:u w:val="none"/>
+                <w:strike w:val="false"/>
+                <w:sz w:val="20"/>
+                <w:szCs w:val="20"/>
+                <w:color w:val="000000"/>
+              </w:rPr>
+            </w:pPr>
+            <w:r>
+              <w:rPr>
+                <w:rFonts w:ascii="Arial" w:hAnsi="Arial" w:eastAsia="Arial" w:cs="Arial"/>
+                <w:i w:val="false"/>
+                <w:b w:val="false"/>
+                <w:u w:val="none"/>
+                <w:strike w:val="false"/>
+                <w:sz w:val="20"/>
+                <w:szCs w:val="20"/>
+                <w:color w:val="000000"/>
+              </w:rPr>
+              <w:t xml:space="preserve">8</w:t>
+            </w:r>
+          </w:p>
+        </w:tc>
+        <w:tc>
+          <w:tcPr>
+            <w:tcBorders>
+              <w:bottom w:val="single" w:sz="12" w:space="0" w:color="666666"/>
+              <w:top w:val="none" w:sz="0" w:space="0" w:color="000000"/>
+              <w:left w:val="none" w:sz="0" w:space="0" w:color="000000"/>
+              <w:right w:val="none" w:sz="0" w:space="0" w:color="000000"/>
+            </w:tcBorders>
+            <w:shd w:val="clear" w:color="auto" w:fill="FFFFFF"/>
+            <w:tcMar>
+              <w:top w:w="0" w:type="dxa"/>
+              <w:bottom w:w="0" w:type="dxa"/>
+              <w:left w:w="0" w:type="dxa"/>
+              <w:right w:w="0" w:type="dxa"/>
+            </w:tcMar>
+            <w:vAlign w:val="top"/>
+          </w:tcPr>
+          <w:p>
+            <w:pPr>
+              <w:pStyle w:val="Normal"/>
+              <w:jc w:val="left"/>
+              <w:pBdr>
+                <w:bottom w:val="none" w:sz="0" w:space="0" w:color="000000"/>
+                <w:top w:val="none" w:sz="0" w:space="0" w:color="000000"/>
+                <w:left w:val="none" w:sz="0" w:space="0" w:color="000000"/>
+                <w:right w:val="none" w:sz="0" w:space="0" w:color="000000"/>
+              </w:pBdr>
+              <w:spacing w:after="100" w:before="100" w:line="240"/>
+              <w:ind w:left="100" w:right="100" w:firstLine="0" w:firstLineChars="0"/>
+              <w:rPr>
+                <w:rFonts w:ascii="Arial" w:hAnsi="Arial" w:eastAsia="Arial" w:cs="Arial"/>
+                <w:i w:val="false"/>
+                <w:b w:val="false"/>
+                <w:u w:val="none"/>
+                <w:strike w:val="false"/>
+                <w:sz w:val="20"/>
+                <w:szCs w:val="20"/>
+                <w:color w:val="000000"/>
+              </w:rPr>
+            </w:pPr>
+            <w:r>
+              <w:rPr>
+                <w:rFonts w:ascii="Arial" w:hAnsi="Arial" w:eastAsia="Arial" w:cs="Arial"/>
+                <w:i w:val="false"/>
+                <w:b w:val="false"/>
+                <w:u w:val="none"/>
+                <w:strike w:val="false"/>
+                <w:sz w:val="20"/>
+                <w:szCs w:val="20"/>
+                <w:color w:val="000000"/>
+              </w:rPr>
+              <w:t xml:space="preserve">1</w:t>
+            </w:r>
+          </w:p>
+        </w:tc>
+        <w:tc>
+          <w:tcPr>
+            <w:tcBorders>
+              <w:bottom w:val="single" w:sz="12" w:space="0" w:color="666666"/>
+              <w:top w:val="none" w:sz="0" w:space="0" w:color="000000"/>
+              <w:left w:val="none" w:sz="0" w:space="0" w:color="000000"/>
+              <w:right w:val="none" w:sz="0" w:space="0" w:color="000000"/>
+            </w:tcBorders>
+            <w:shd w:val="clear" w:color="auto" w:fill="FFFFFF"/>
+            <w:tcMar>
+              <w:top w:w="0" w:type="dxa"/>
+              <w:bottom w:w="0" w:type="dxa"/>
+              <w:left w:w="0" w:type="dxa"/>
+              <w:right w:w="0" w:type="dxa"/>
+            </w:tcMar>
+            <w:vAlign w:val="top"/>
+          </w:tcPr>
+          <w:p>
+            <w:pPr>
+              <w:pStyle w:val="Normal"/>
+              <w:jc w:val="left"/>
+              <w:pBdr>
+                <w:bottom w:val="none" w:sz="0" w:space="0" w:color="000000"/>
+                <w:top w:val="none" w:sz="0" w:space="0" w:color="000000"/>
+                <w:left w:val="none" w:sz="0" w:space="0" w:color="000000"/>
+                <w:right w:val="none" w:sz="0" w:space="0" w:color="000000"/>
+              </w:pBdr>
+              <w:spacing w:after="100" w:before="100" w:line="240"/>
+              <w:ind w:left="100" w:right="100" w:firstLine="0" w:firstLineChars="0"/>
+              <w:rPr>
+                <w:rFonts w:ascii="Arial" w:hAnsi="Arial" w:eastAsia="Arial" w:cs="Arial"/>
+                <w:i w:val="false"/>
+                <w:b w:val="false"/>
+                <w:u w:val="none"/>
+                <w:strike w:val="false"/>
+                <w:sz w:val="20"/>
+                <w:szCs w:val="20"/>
+                <w:color w:val="000000"/>
+              </w:rPr>
+            </w:pPr>
+            <w:r>
+              <w:rPr>
+                <w:rFonts w:ascii="Arial" w:hAnsi="Arial" w:eastAsia="Arial" w:cs="Arial"/>
+                <w:i w:val="false"/>
+                <w:b w:val="false"/>
+                <w:u w:val="none"/>
+                <w:strike w:val="false"/>
+                <w:sz w:val="20"/>
+                <w:szCs w:val="20"/>
+                <w:color w:val="000000"/>
+              </w:rPr>
+              <w:t xml:space="preserve">3.6</w:t>
+            </w:r>
+          </w:p>
+        </w:tc>
+      </w:tr>
+    </w:tbl>
+    <w:p>
+      <w:pPr>
+        <w:pStyle w:val="Normal"/>
+      </w:pPr>
+      <w:r>
+        <w:t xml:space="preserve"/>
+      </w:r>
+    </w:p>
+    <w:p>
+      <w:pPr>
+        <w:pStyle w:val="TableCaption"/>
+        <w:jc w:val="center"/>
+        <w:keepNext/>
+        <w:pBdr>
+          <w:bottom w:val="none" w:sz="0" w:space="0" w:color="000000"/>
+          <w:top w:val="none" w:sz="0" w:space="0" w:color="000000"/>
+          <w:left w:val="none" w:sz="0" w:space="0" w:color="000000"/>
+          <w:right w:val="none" w:sz="0" w:space="0" w:color="000000"/>
+        </w:pBdr>
+        <w:spacing w:after="60" w:before="60" w:line="240"/>
+        <w:ind w:left="60" w:right="60" w:firstLine="0" w:firstLineChars="0"/>
+      </w:pPr>
+      <w:r>
+        <w:t xml:space="preserve">Coding team expansion</w:t>
+      </w:r>
+    </w:p>
+    <w:tbl xmlns:a="http://schemas.openxmlformats.org/drawingml/2006/main" xmlns:pic="http://schemas.openxmlformats.org/drawingml/2006/picture">
+      <w:tblPr>
+        <w:tblLayout w:type="fixed"/>
+        <w:jc w:val="center"/>
+        <w:tblLook w:firstRow="1" w:lastRow="0" w:firstColumn="0" w:lastColumn="0" w:noHBand="0" w:noVBand="1"/>
+      </w:tblPr>
+      <w:tblGrid>
+        <w:gridCol w:w="1377"/>
+        <w:gridCol w:w="655"/>
+        <w:gridCol w:w="1144"/>
+      </w:tblGrid>
+      <w:tr>
+        <w:trPr>
+          <w:trHeight w:val="612" w:hRule="auto"/>
+          <w:tblHeader/>
+        </w:trPr>
+        <w:tc>
+          <w:tcPr>
+            <w:tcBorders>
+              <w:bottom w:val="single" w:sz="12" w:space="0" w:color="666666"/>
+              <w:top w:val="single" w:sz="12" w:space="0" w:color="666666"/>
+              <w:left w:val="none" w:sz="0" w:space="0" w:color="000000"/>
+              <w:right w:val="none" w:sz="0" w:space="0" w:color="000000"/>
+            </w:tcBorders>
+            <w:shd w:val="clear" w:color="auto" w:fill="FFFFFF"/>
+            <w:tcMar>
+              <w:top w:w="0" w:type="dxa"/>
+              <w:bottom w:w="0" w:type="dxa"/>
+              <w:left w:w="0" w:type="dxa"/>
+              <w:right w:w="0" w:type="dxa"/>
+            </w:tcMar>
+            <w:vAlign w:val="top"/>
+          </w:tcPr>
+          <w:p>
+            <w:pPr>
+              <w:pStyle w:val="Normal"/>
+              <w:jc w:val="left"/>
+              <w:pBdr>
+                <w:bottom w:val="none" w:sz="0" w:space="0" w:color="000000"/>
+                <w:top w:val="none" w:sz="0" w:space="0" w:color="000000"/>
+                <w:left w:val="none" w:sz="0" w:space="0" w:color="000000"/>
+                <w:right w:val="none" w:sz="0" w:space="0" w:color="000000"/>
+              </w:pBdr>
+              <w:spacing w:after="100" w:before="100" w:line="240"/>
+              <w:ind w:left="100" w:right="100" w:firstLine="0" w:firstLineChars="0"/>
+              <w:rPr>
+                <w:rFonts w:ascii="Arial" w:hAnsi="Arial" w:eastAsia="Arial" w:cs="Arial"/>
+                <w:i w:val="false"/>
+                <w:b w:val="false"/>
+                <w:u w:val="none"/>
+                <w:strike w:val="false"/>
+                <w:sz w:val="20"/>
+                <w:szCs w:val="20"/>
+                <w:color w:val="000000"/>
+              </w:rPr>
+            </w:pPr>
+            <w:r>
+              <w:rPr>
+                <w:rFonts w:ascii="Arial" w:hAnsi="Arial" w:eastAsia="Arial" w:cs="Arial"/>
+                <w:i w:val="false"/>
+                <w:b w:val="false"/>
+                <w:u w:val="none"/>
+                <w:strike w:val="false"/>
+                <w:sz w:val="20"/>
+                <w:szCs w:val="20"/>
+                <w:color w:val="000000"/>
+              </w:rPr>
+              <w:t xml:space="preserve">expanded</w:t>
+            </w:r>
+          </w:p>
+        </w:tc>
+        <w:tc>
+          <w:tcPr>
+            <w:tcBorders>
+              <w:bottom w:val="single" w:sz="12" w:space="0" w:color="666666"/>
+              <w:top w:val="single" w:sz="12" w:space="0" w:color="666666"/>
+              <w:left w:val="none" w:sz="0" w:space="0" w:color="000000"/>
+              <w:right w:val="none" w:sz="0" w:space="0" w:color="000000"/>
+            </w:tcBorders>
+            <w:shd w:val="clear" w:color="auto" w:fill="FFFFFF"/>
+            <w:tcMar>
+              <w:top w:w="0" w:type="dxa"/>
+              <w:bottom w:w="0" w:type="dxa"/>
+              <w:left w:w="0" w:type="dxa"/>
+              <w:right w:w="0" w:type="dxa"/>
+            </w:tcMar>
+            <w:vAlign w:val="top"/>
+          </w:tcPr>
+          <w:p>
+            <w:pPr>
+              <w:pStyle w:val="Normal"/>
+              <w:jc w:val="left"/>
+              <w:pBdr>
+                <w:bottom w:val="none" w:sz="0" w:space="0" w:color="000000"/>
+                <w:top w:val="none" w:sz="0" w:space="0" w:color="000000"/>
+                <w:left w:val="none" w:sz="0" w:space="0" w:color="000000"/>
+                <w:right w:val="none" w:sz="0" w:space="0" w:color="000000"/>
+              </w:pBdr>
+              <w:spacing w:after="100" w:before="100" w:line="240"/>
+              <w:ind w:left="100" w:right="100" w:firstLine="0" w:firstLineChars="0"/>
+              <w:rPr>
+                <w:rFonts w:ascii="Arial" w:hAnsi="Arial" w:eastAsia="Arial" w:cs="Arial"/>
+                <w:i w:val="false"/>
+                <w:b w:val="false"/>
+                <w:u w:val="none"/>
+                <w:strike w:val="false"/>
+                <w:sz w:val="20"/>
+                <w:szCs w:val="20"/>
+                <w:color w:val="000000"/>
+              </w:rPr>
+            </w:pPr>
+            <w:r>
+              <w:rPr>
+                <w:rFonts w:ascii="Arial" w:hAnsi="Arial" w:eastAsia="Arial" w:cs="Arial"/>
+                <w:i w:val="false"/>
+                <w:b w:val="false"/>
+                <w:u w:val="none"/>
+                <w:strike w:val="false"/>
+                <w:sz w:val="20"/>
+                <w:szCs w:val="20"/>
+                <w:color w:val="000000"/>
+              </w:rPr>
+              <w:t xml:space="preserve">n</w:t>
+            </w:r>
+          </w:p>
+        </w:tc>
+        <w:tc>
+          <w:tcPr>
+            <w:tcBorders>
+              <w:bottom w:val="single" w:sz="12" w:space="0" w:color="666666"/>
+              <w:top w:val="single" w:sz="12" w:space="0" w:color="666666"/>
+              <w:left w:val="none" w:sz="0" w:space="0" w:color="000000"/>
+              <w:right w:val="none" w:sz="0" w:space="0" w:color="000000"/>
+            </w:tcBorders>
+            <w:shd w:val="clear" w:color="auto" w:fill="FFFFFF"/>
+            <w:tcMar>
+              <w:top w:w="0" w:type="dxa"/>
+              <w:bottom w:w="0" w:type="dxa"/>
+              <w:left w:w="0" w:type="dxa"/>
+              <w:right w:w="0" w:type="dxa"/>
+            </w:tcMar>
+            <w:vAlign w:val="top"/>
+          </w:tcPr>
+          <w:p>
+            <w:pPr>
+              <w:pStyle w:val="Normal"/>
+              <w:jc w:val="left"/>
+              <w:pBdr>
+                <w:bottom w:val="none" w:sz="0" w:space="0" w:color="000000"/>
+                <w:top w:val="none" w:sz="0" w:space="0" w:color="000000"/>
+                <w:left w:val="none" w:sz="0" w:space="0" w:color="000000"/>
+                <w:right w:val="none" w:sz="0" w:space="0" w:color="000000"/>
+              </w:pBdr>
+              <w:spacing w:after="100" w:before="100" w:line="240"/>
+              <w:ind w:left="100" w:right="100" w:firstLine="0" w:firstLineChars="0"/>
+              <w:rPr>
+                <w:rFonts w:ascii="Arial" w:hAnsi="Arial" w:eastAsia="Arial" w:cs="Arial"/>
+                <w:i w:val="false"/>
+                <w:b w:val="false"/>
+                <w:u w:val="none"/>
+                <w:strike w:val="false"/>
+                <w:sz w:val="20"/>
+                <w:szCs w:val="20"/>
+                <w:color w:val="000000"/>
+              </w:rPr>
+            </w:pPr>
+            <w:r>
+              <w:rPr>
+                <w:rFonts w:ascii="Arial" w:hAnsi="Arial" w:eastAsia="Arial" w:cs="Arial"/>
+                <w:i w:val="false"/>
+                <w:b w:val="false"/>
+                <w:u w:val="none"/>
+                <w:strike w:val="false"/>
+                <w:sz w:val="20"/>
+                <w:szCs w:val="20"/>
+                <w:color w:val="000000"/>
+              </w:rPr>
+              <w:t xml:space="preserve">percent</w:t>
+            </w:r>
+          </w:p>
+        </w:tc>
+      </w:tr>
+      <w:tr>
+        <w:trPr>
+          <w:trHeight w:val="573" w:hRule="auto"/>
+        </w:trPr>
+        <w:tc>
+          <w:tcPr>
+            <w:tcBorders>
+              <w:bottom w:val="none" w:sz="0" w:space="0" w:color="000000"/>
+              <w:top w:val="single" w:sz="12" w:space="0" w:color="666666"/>
+              <w:left w:val="none" w:sz="0" w:space="0" w:color="000000"/>
+              <w:right w:val="none" w:sz="0" w:space="0" w:color="000000"/>
+            </w:tcBorders>
+            <w:shd w:val="clear" w:color="auto" w:fill="FFFFFF"/>
+            <w:tcMar>
+              <w:top w:w="0" w:type="dxa"/>
+              <w:bottom w:w="0" w:type="dxa"/>
+              <w:left w:w="0" w:type="dxa"/>
+              <w:right w:w="0" w:type="dxa"/>
+            </w:tcMar>
+            <w:vAlign w:val="top"/>
+          </w:tcPr>
+          <w:p>
+            <w:pPr>
+              <w:pStyle w:val="Normal"/>
+              <w:jc w:val="left"/>
+              <w:pBdr>
+                <w:bottom w:val="none" w:sz="0" w:space="0" w:color="000000"/>
+                <w:top w:val="none" w:sz="0" w:space="0" w:color="000000"/>
+                <w:left w:val="none" w:sz="0" w:space="0" w:color="000000"/>
+                <w:right w:val="none" w:sz="0" w:space="0" w:color="000000"/>
+              </w:pBdr>
+              <w:spacing w:after="100" w:before="100" w:line="240"/>
+              <w:ind w:left="100" w:right="100" w:firstLine="0" w:firstLineChars="0"/>
+              <w:rPr>
+                <w:rFonts w:ascii="Arial" w:hAnsi="Arial" w:eastAsia="Arial" w:cs="Arial"/>
+                <w:i w:val="false"/>
+                <w:b w:val="false"/>
+                <w:u w:val="none"/>
+                <w:strike w:val="false"/>
+                <w:sz w:val="20"/>
+                <w:szCs w:val="20"/>
+                <w:color w:val="000000"/>
+              </w:rPr>
+            </w:pPr>
+            <w:r>
+              <w:rPr>
+                <w:rFonts w:ascii="Arial" w:hAnsi="Arial" w:eastAsia="Arial" w:cs="Arial"/>
+                <w:i w:val="false"/>
+                <w:b w:val="false"/>
+                <w:u w:val="none"/>
+                <w:strike w:val="false"/>
+                <w:sz w:val="20"/>
+                <w:szCs w:val="20"/>
+                <w:color w:val="000000"/>
+              </w:rPr>
+              <w:t xml:space="preserve">false</w:t>
+            </w:r>
+          </w:p>
+        </w:tc>
+        <w:tc>
+          <w:tcPr>
+            <w:tcBorders>
+              <w:bottom w:val="none" w:sz="0" w:space="0" w:color="000000"/>
+              <w:top w:val="single" w:sz="12" w:space="0" w:color="666666"/>
+              <w:left w:val="none" w:sz="0" w:space="0" w:color="000000"/>
+              <w:right w:val="none" w:sz="0" w:space="0" w:color="000000"/>
+            </w:tcBorders>
+            <w:shd w:val="clear" w:color="auto" w:fill="FFFFFF"/>
+            <w:tcMar>
+              <w:top w:w="0" w:type="dxa"/>
+              <w:bottom w:w="0" w:type="dxa"/>
+              <w:left w:w="0" w:type="dxa"/>
+              <w:right w:w="0" w:type="dxa"/>
+            </w:tcMar>
+            <w:vAlign w:val="top"/>
+          </w:tcPr>
+          <w:p>
+            <w:pPr>
+              <w:pStyle w:val="Normal"/>
+              <w:jc w:val="left"/>
+              <w:pBdr>
+                <w:bottom w:val="none" w:sz="0" w:space="0" w:color="000000"/>
+                <w:top w:val="none" w:sz="0" w:space="0" w:color="000000"/>
+                <w:left w:val="none" w:sz="0" w:space="0" w:color="000000"/>
+                <w:right w:val="none" w:sz="0" w:space="0" w:color="000000"/>
+              </w:pBdr>
+              <w:spacing w:after="100" w:before="100" w:line="240"/>
+              <w:ind w:left="100" w:right="100" w:firstLine="0" w:firstLineChars="0"/>
+              <w:rPr>
+                <w:rFonts w:ascii="Arial" w:hAnsi="Arial" w:eastAsia="Arial" w:cs="Arial"/>
+                <w:i w:val="false"/>
+                <w:b w:val="false"/>
+                <w:u w:val="none"/>
+                <w:strike w:val="false"/>
+                <w:sz w:val="20"/>
+                <w:szCs w:val="20"/>
+                <w:color w:val="000000"/>
+              </w:rPr>
+            </w:pPr>
+            <w:r>
+              <w:rPr>
+                <w:rFonts w:ascii="Arial" w:hAnsi="Arial" w:eastAsia="Arial" w:cs="Arial"/>
+                <w:i w:val="false"/>
+                <w:b w:val="false"/>
+                <w:u w:val="none"/>
+                <w:strike w:val="false"/>
+                <w:sz w:val="20"/>
+                <w:szCs w:val="20"/>
+                <w:color w:val="000000"/>
+              </w:rPr>
+              <w:t xml:space="preserve">13</w:t>
+            </w:r>
+          </w:p>
+        </w:tc>
+        <w:tc>
+          <w:tcPr>
+            <w:tcBorders>
+              <w:bottom w:val="none" w:sz="0" w:space="0" w:color="000000"/>
+              <w:top w:val="single" w:sz="12" w:space="0" w:color="666666"/>
+              <w:left w:val="none" w:sz="0" w:space="0" w:color="000000"/>
+              <w:right w:val="none" w:sz="0" w:space="0" w:color="000000"/>
+            </w:tcBorders>
+            <w:shd w:val="clear" w:color="auto" w:fill="FFFFFF"/>
+            <w:tcMar>
+              <w:top w:w="0" w:type="dxa"/>
+              <w:bottom w:w="0" w:type="dxa"/>
+              <w:left w:w="0" w:type="dxa"/>
+              <w:right w:w="0" w:type="dxa"/>
+            </w:tcMar>
+            <w:vAlign w:val="top"/>
+          </w:tcPr>
+          <w:p>
+            <w:pPr>
+              <w:pStyle w:val="Normal"/>
+              <w:jc w:val="left"/>
+              <w:pBdr>
+                <w:bottom w:val="none" w:sz="0" w:space="0" w:color="000000"/>
+                <w:top w:val="none" w:sz="0" w:space="0" w:color="000000"/>
+                <w:left w:val="none" w:sz="0" w:space="0" w:color="000000"/>
+                <w:right w:val="none" w:sz="0" w:space="0" w:color="000000"/>
+              </w:pBdr>
+              <w:spacing w:after="100" w:before="100" w:line="240"/>
+              <w:ind w:left="100" w:right="100" w:firstLine="0" w:firstLineChars="0"/>
+              <w:rPr>
+                <w:rFonts w:ascii="Arial" w:hAnsi="Arial" w:eastAsia="Arial" w:cs="Arial"/>
+                <w:i w:val="false"/>
+                <w:b w:val="false"/>
+                <w:u w:val="none"/>
+                <w:strike w:val="false"/>
+                <w:sz w:val="20"/>
+                <w:szCs w:val="20"/>
+                <w:color w:val="000000"/>
+              </w:rPr>
+            </w:pPr>
+            <w:r>
+              <w:rPr>
+                <w:rFonts w:ascii="Arial" w:hAnsi="Arial" w:eastAsia="Arial" w:cs="Arial"/>
+                <w:i w:val="false"/>
+                <w:b w:val="false"/>
+                <w:u w:val="none"/>
+                <w:strike w:val="false"/>
+                <w:sz w:val="20"/>
+                <w:szCs w:val="20"/>
+                <w:color w:val="000000"/>
+              </w:rPr>
+              <w:t xml:space="preserve">46.4</w:t>
+            </w:r>
+          </w:p>
+        </w:tc>
+      </w:tr>
+      <w:tr>
+        <w:trPr>
+          <w:trHeight w:val="572" w:hRule="auto"/>
+        </w:trPr>
+        <w:tc>
+          <w:tcPr>
+            <w:tcBorders>
+              <w:bottom w:val="single" w:sz="12" w:space="0" w:color="666666"/>
+              <w:top w:val="none" w:sz="0" w:space="0" w:color="000000"/>
+              <w:left w:val="none" w:sz="0" w:space="0" w:color="000000"/>
+              <w:right w:val="none" w:sz="0" w:space="0" w:color="000000"/>
+            </w:tcBorders>
+            <w:shd w:val="clear" w:color="auto" w:fill="FFFFFF"/>
+            <w:tcMar>
+              <w:top w:w="0" w:type="dxa"/>
+              <w:bottom w:w="0" w:type="dxa"/>
+              <w:left w:w="0" w:type="dxa"/>
+              <w:right w:w="0" w:type="dxa"/>
+            </w:tcMar>
+            <w:vAlign w:val="top"/>
+          </w:tcPr>
+          <w:p>
+            <w:pPr>
+              <w:pStyle w:val="Normal"/>
+              <w:jc w:val="left"/>
+              <w:pBdr>
+                <w:bottom w:val="none" w:sz="0" w:space="0" w:color="000000"/>
+                <w:top w:val="none" w:sz="0" w:space="0" w:color="000000"/>
+                <w:left w:val="none" w:sz="0" w:space="0" w:color="000000"/>
+                <w:right w:val="none" w:sz="0" w:space="0" w:color="000000"/>
+              </w:pBdr>
+              <w:spacing w:after="100" w:before="100" w:line="240"/>
+              <w:ind w:left="100" w:right="100" w:firstLine="0" w:firstLineChars="0"/>
+              <w:rPr>
+                <w:rFonts w:ascii="Arial" w:hAnsi="Arial" w:eastAsia="Arial" w:cs="Arial"/>
+                <w:i w:val="false"/>
+                <w:b w:val="false"/>
+                <w:u w:val="none"/>
+                <w:strike w:val="false"/>
+                <w:sz w:val="20"/>
+                <w:szCs w:val="20"/>
+                <w:color w:val="000000"/>
+              </w:rPr>
+            </w:pPr>
+            <w:r>
+              <w:rPr>
+                <w:rFonts w:ascii="Arial" w:hAnsi="Arial" w:eastAsia="Arial" w:cs="Arial"/>
+                <w:i w:val="false"/>
+                <w:b w:val="false"/>
+                <w:u w:val="none"/>
+                <w:strike w:val="false"/>
+                <w:sz w:val="20"/>
+                <w:szCs w:val="20"/>
+                <w:color w:val="000000"/>
+              </w:rPr>
+              <w:t xml:space="preserve">true</w:t>
+            </w:r>
+          </w:p>
+        </w:tc>
+        <w:tc>
+          <w:tcPr>
+            <w:tcBorders>
+              <w:bottom w:val="single" w:sz="12" w:space="0" w:color="666666"/>
+              <w:top w:val="none" w:sz="0" w:space="0" w:color="000000"/>
+              <w:left w:val="none" w:sz="0" w:space="0" w:color="000000"/>
+              <w:right w:val="none" w:sz="0" w:space="0" w:color="000000"/>
+            </w:tcBorders>
+            <w:shd w:val="clear" w:color="auto" w:fill="FFFFFF"/>
+            <w:tcMar>
+              <w:top w:w="0" w:type="dxa"/>
+              <w:bottom w:w="0" w:type="dxa"/>
+              <w:left w:w="0" w:type="dxa"/>
+              <w:right w:w="0" w:type="dxa"/>
+            </w:tcMar>
+            <w:vAlign w:val="top"/>
+          </w:tcPr>
+          <w:p>
+            <w:pPr>
+              <w:pStyle w:val="Normal"/>
+              <w:jc w:val="left"/>
+              <w:pBdr>
+                <w:bottom w:val="none" w:sz="0" w:space="0" w:color="000000"/>
+                <w:top w:val="none" w:sz="0" w:space="0" w:color="000000"/>
+                <w:left w:val="none" w:sz="0" w:space="0" w:color="000000"/>
+                <w:right w:val="none" w:sz="0" w:space="0" w:color="000000"/>
+              </w:pBdr>
+              <w:spacing w:after="100" w:before="100" w:line="240"/>
+              <w:ind w:left="100" w:right="100" w:firstLine="0" w:firstLineChars="0"/>
+              <w:rPr>
+                <w:rFonts w:ascii="Arial" w:hAnsi="Arial" w:eastAsia="Arial" w:cs="Arial"/>
+                <w:i w:val="false"/>
+                <w:b w:val="false"/>
+                <w:u w:val="none"/>
+                <w:strike w:val="false"/>
+                <w:sz w:val="20"/>
+                <w:szCs w:val="20"/>
+                <w:color w:val="000000"/>
+              </w:rPr>
+            </w:pPr>
+            <w:r>
+              <w:rPr>
+                <w:rFonts w:ascii="Arial" w:hAnsi="Arial" w:eastAsia="Arial" w:cs="Arial"/>
+                <w:i w:val="false"/>
+                <w:b w:val="false"/>
+                <w:u w:val="none"/>
+                <w:strike w:val="false"/>
+                <w:sz w:val="20"/>
+                <w:szCs w:val="20"/>
+                <w:color w:val="000000"/>
+              </w:rPr>
+              <w:t xml:space="preserve">15</w:t>
+            </w:r>
+          </w:p>
+        </w:tc>
+        <w:tc>
+          <w:tcPr>
+            <w:tcBorders>
+              <w:bottom w:val="single" w:sz="12" w:space="0" w:color="666666"/>
+              <w:top w:val="none" w:sz="0" w:space="0" w:color="000000"/>
+              <w:left w:val="none" w:sz="0" w:space="0" w:color="000000"/>
+              <w:right w:val="none" w:sz="0" w:space="0" w:color="000000"/>
+            </w:tcBorders>
+            <w:shd w:val="clear" w:color="auto" w:fill="FFFFFF"/>
+            <w:tcMar>
+              <w:top w:w="0" w:type="dxa"/>
+              <w:bottom w:w="0" w:type="dxa"/>
+              <w:left w:w="0" w:type="dxa"/>
+              <w:right w:w="0" w:type="dxa"/>
+            </w:tcMar>
+            <w:vAlign w:val="top"/>
+          </w:tcPr>
+          <w:p>
+            <w:pPr>
+              <w:pStyle w:val="Normal"/>
+              <w:jc w:val="left"/>
+              <w:pBdr>
+                <w:bottom w:val="none" w:sz="0" w:space="0" w:color="000000"/>
+                <w:top w:val="none" w:sz="0" w:space="0" w:color="000000"/>
+                <w:left w:val="none" w:sz="0" w:space="0" w:color="000000"/>
+                <w:right w:val="none" w:sz="0" w:space="0" w:color="000000"/>
+              </w:pBdr>
+              <w:spacing w:after="100" w:before="100" w:line="240"/>
+              <w:ind w:left="100" w:right="100" w:firstLine="0" w:firstLineChars="0"/>
+              <w:rPr>
+                <w:rFonts w:ascii="Arial" w:hAnsi="Arial" w:eastAsia="Arial" w:cs="Arial"/>
+                <w:i w:val="false"/>
+                <w:b w:val="false"/>
+                <w:u w:val="none"/>
+                <w:strike w:val="false"/>
+                <w:sz w:val="20"/>
+                <w:szCs w:val="20"/>
+                <w:color w:val="000000"/>
+              </w:rPr>
+            </w:pPr>
+            <w:r>
+              <w:rPr>
+                <w:rFonts w:ascii="Arial" w:hAnsi="Arial" w:eastAsia="Arial" w:cs="Arial"/>
+                <w:i w:val="false"/>
+                <w:b w:val="false"/>
+                <w:u w:val="none"/>
+                <w:strike w:val="false"/>
+                <w:sz w:val="20"/>
+                <w:szCs w:val="20"/>
+                <w:color w:val="000000"/>
+              </w:rPr>
+              <w:t xml:space="preserve">53.6</w:t>
+            </w:r>
+          </w:p>
+        </w:tc>
+      </w:tr>
+    </w:tbl>
+    <w:p>
+      <w:pPr>
+        <w:pStyle w:val="Normal"/>
+      </w:pPr>
+      <w:r>
+        <w:t xml:space="preserve"/>
+      </w:r>
+    </w:p>
     <w:p>
       <w:pPr>
         <w:pStyle w:val="TableCaption"/>

--- a/outputs/tables_methods_synthesis_simpler.docx
+++ b/outputs/tables_methods_synthesis_simpler.docx
@@ -22125,7 +22125,7 @@
         <w:ind w:left="60" w:right="60" w:firstLine="0" w:firstLineChars="0"/>
       </w:pPr>
       <w:r>
-        <w:t xml:space="preserve">Reproducibility indicators</w:t>
+        <w:t xml:space="preserve">Coding reliability indicators</w:t>
       </w:r>
     </w:p>
     <w:tbl xmlns:a="http://schemas.openxmlformats.org/drawingml/2006/main" xmlns:pic="http://schemas.openxmlformats.org/drawingml/2006/picture">
@@ -22136,13 +22136,13 @@
       </w:tblPr>
       <w:tblGrid>
         <w:gridCol w:w="4263"/>
-        <w:gridCol w:w="655"/>
-        <w:gridCol w:w="1634"/>
-        <w:gridCol w:w="1793"/>
+        <w:gridCol w:w="1474"/>
+        <w:gridCol w:w="1976"/>
+        <w:gridCol w:w="1169"/>
       </w:tblGrid>
       <w:tr>
         <w:trPr>
-          <w:trHeight w:val="608" w:hRule="auto"/>
+          <w:trHeight w:val="617" w:hRule="auto"/>
           <w:tblHeader/>
         </w:trPr>
         <w:tc>
@@ -22251,7 +22251,7 @@
                 <w:szCs w:val="20"/>
                 <w:color w:val="000000"/>
               </w:rPr>
-              <w:t xml:space="preserve">n</w:t>
+              <w:t xml:space="preserve">n (Studies)</w:t>
             </w:r>
           </w:p>
         </w:tc>
@@ -22306,7 +22306,7 @@
                 <w:szCs w:val="20"/>
                 <w:color w:val="000000"/>
               </w:rPr>
-              <w:t xml:space="preserve">denominator</w:t>
+              <w:t xml:space="preserve">Proportion (n/N)</w:t>
             </w:r>
           </w:p>
         </w:tc>
@@ -22361,14 +22361,14 @@
                 <w:szCs w:val="20"/>
                 <w:color w:val="000000"/>
               </w:rPr>
-              <w:t xml:space="preserve">report</w:t>
+              <w:t xml:space="preserve">Percent</w:t>
             </w:r>
           </w:p>
         </w:tc>
       </w:tr>
       <w:tr>
         <w:trPr>
-          <w:trHeight w:val="617" w:hRule="auto"/>
+          <w:trHeight w:val="614" w:hRule="auto"/>
         </w:trPr>
         <w:tc>
           <w:tcPr>
@@ -22421,7 +22421,7 @@
                 <w:szCs w:val="20"/>
                 <w:color w:val="000000"/>
               </w:rPr>
-              <w:t xml:space="preserve">Interrater reliability reported</w:t>
+              <w:t xml:space="preserve">Independent coding scheme mentioned</w:t>
             </w:r>
           </w:p>
         </w:tc>
@@ -22476,7 +22476,7 @@
                 <w:szCs w:val="20"/>
                 <w:color w:val="000000"/>
               </w:rPr>
-              <w:t xml:space="preserve">10</w:t>
+              <w:t xml:space="preserve">14</w:t>
             </w:r>
           </w:p>
         </w:tc>
@@ -22531,7 +22531,7 @@
                 <w:szCs w:val="20"/>
                 <w:color w:val="000000"/>
               </w:rPr>
-              <w:t xml:space="preserve">37</w:t>
+              <w:t xml:space="preserve">14/37</w:t>
             </w:r>
           </w:p>
         </w:tc>
@@ -22586,14 +22586,14 @@
                 <w:szCs w:val="20"/>
                 <w:color w:val="000000"/>
               </w:rPr>
-              <w:t xml:space="preserve">10/37 (27.0%)</w:t>
+              <w:t xml:space="preserve">37.8%</w:t>
             </w:r>
           </w:p>
         </w:tc>
       </w:tr>
       <w:tr>
         <w:trPr>
-          <w:trHeight w:val="617" w:hRule="auto"/>
+          <w:trHeight w:val="614" w:hRule="auto"/>
         </w:trPr>
         <w:tc>
           <w:tcPr>
@@ -22646,633 +22646,183 @@
                 <w:szCs w:val="20"/>
                 <w:color w:val="000000"/>
               </w:rPr>
-              <w:t xml:space="preserve">Codebook reported</w:t>
-            </w:r>
-          </w:p>
-        </w:tc>
-        <w:tc>
-          <w:tcPr>
-            <w:tcBorders>
-              <w:bottom w:val="none" w:sz="0" w:space="0" w:color="000000"/>
-              <w:top w:val="none" w:sz="0" w:space="0" w:color="000000"/>
-              <w:left w:val="none" w:sz="0" w:space="0" w:color="000000"/>
-              <w:right w:val="none" w:sz="0" w:space="0" w:color="000000"/>
-            </w:tcBorders>
-            <w:shd w:val="clear" w:color="auto" w:fill="FFFFFF"/>
-            <w:tcMar>
-              <w:top w:w="0" w:type="dxa"/>
-              <w:bottom w:w="0" w:type="dxa"/>
-              <w:left w:w="0" w:type="dxa"/>
-              <w:right w:w="0" w:type="dxa"/>
-            </w:tcMar>
-            <w:vAlign w:val="top"/>
-          </w:tcPr>
-          <w:p>
-            <w:pPr>
-              <w:pStyle w:val="Normal"/>
-              <w:jc w:val="left"/>
-              <w:pBdr>
-                <w:bottom w:val="none" w:sz="0" w:space="0" w:color="000000"/>
-                <w:top w:val="none" w:sz="0" w:space="0" w:color="000000"/>
-                <w:left w:val="none" w:sz="0" w:space="0" w:color="000000"/>
-                <w:right w:val="none" w:sz="0" w:space="0" w:color="000000"/>
-              </w:pBdr>
-              <w:spacing w:after="100" w:before="100" w:line="240"/>
-              <w:ind w:left="100" w:right="100" w:firstLine="0" w:firstLineChars="0"/>
-              <w:rPr>
-                <w:rFonts w:ascii="Arial" w:hAnsi="Arial" w:eastAsia="Arial" w:cs="Arial"/>
-                <w:i w:val="false"/>
-                <w:b w:val="false"/>
-                <w:u w:val="none"/>
-                <w:strike w:val="false"/>
-                <w:sz w:val="20"/>
-                <w:szCs w:val="20"/>
-                <w:color w:val="000000"/>
-              </w:rPr>
-            </w:pPr>
-            <w:r>
-              <w:rPr>
-                <w:rFonts w:ascii="Arial" w:hAnsi="Arial" w:eastAsia="Arial" w:cs="Arial"/>
-                <w:i w:val="false"/>
-                <w:b w:val="false"/>
-                <w:u w:val="none"/>
-                <w:strike w:val="false"/>
-                <w:sz w:val="20"/>
-                <w:szCs w:val="20"/>
-                <w:color w:val="000000"/>
-              </w:rPr>
-              <w:t xml:space="preserve">15</w:t>
-            </w:r>
-          </w:p>
-        </w:tc>
-        <w:tc>
-          <w:tcPr>
-            <w:tcBorders>
-              <w:bottom w:val="none" w:sz="0" w:space="0" w:color="000000"/>
-              <w:top w:val="none" w:sz="0" w:space="0" w:color="000000"/>
-              <w:left w:val="none" w:sz="0" w:space="0" w:color="000000"/>
-              <w:right w:val="none" w:sz="0" w:space="0" w:color="000000"/>
-            </w:tcBorders>
-            <w:shd w:val="clear" w:color="auto" w:fill="FFFFFF"/>
-            <w:tcMar>
-              <w:top w:w="0" w:type="dxa"/>
-              <w:bottom w:w="0" w:type="dxa"/>
-              <w:left w:w="0" w:type="dxa"/>
-              <w:right w:w="0" w:type="dxa"/>
-            </w:tcMar>
-            <w:vAlign w:val="top"/>
-          </w:tcPr>
-          <w:p>
-            <w:pPr>
-              <w:pStyle w:val="Normal"/>
-              <w:jc w:val="left"/>
-              <w:pBdr>
-                <w:bottom w:val="none" w:sz="0" w:space="0" w:color="000000"/>
-                <w:top w:val="none" w:sz="0" w:space="0" w:color="000000"/>
-                <w:left w:val="none" w:sz="0" w:space="0" w:color="000000"/>
-                <w:right w:val="none" w:sz="0" w:space="0" w:color="000000"/>
-              </w:pBdr>
-              <w:spacing w:after="100" w:before="100" w:line="240"/>
-              <w:ind w:left="100" w:right="100" w:firstLine="0" w:firstLineChars="0"/>
-              <w:rPr>
-                <w:rFonts w:ascii="Arial" w:hAnsi="Arial" w:eastAsia="Arial" w:cs="Arial"/>
-                <w:i w:val="false"/>
-                <w:b w:val="false"/>
-                <w:u w:val="none"/>
-                <w:strike w:val="false"/>
-                <w:sz w:val="20"/>
-                <w:szCs w:val="20"/>
-                <w:color w:val="000000"/>
-              </w:rPr>
-            </w:pPr>
-            <w:r>
-              <w:rPr>
-                <w:rFonts w:ascii="Arial" w:hAnsi="Arial" w:eastAsia="Arial" w:cs="Arial"/>
-                <w:i w:val="false"/>
-                <w:b w:val="false"/>
-                <w:u w:val="none"/>
-                <w:strike w:val="false"/>
-                <w:sz w:val="20"/>
-                <w:szCs w:val="20"/>
-                <w:color w:val="000000"/>
-              </w:rPr>
-              <w:t xml:space="preserve">37</w:t>
-            </w:r>
-          </w:p>
-        </w:tc>
-        <w:tc>
-          <w:tcPr>
-            <w:tcBorders>
-              <w:bottom w:val="none" w:sz="0" w:space="0" w:color="000000"/>
-              <w:top w:val="none" w:sz="0" w:space="0" w:color="000000"/>
-              <w:left w:val="none" w:sz="0" w:space="0" w:color="000000"/>
-              <w:right w:val="none" w:sz="0" w:space="0" w:color="000000"/>
-            </w:tcBorders>
-            <w:shd w:val="clear" w:color="auto" w:fill="FFFFFF"/>
-            <w:tcMar>
-              <w:top w:w="0" w:type="dxa"/>
-              <w:bottom w:w="0" w:type="dxa"/>
-              <w:left w:w="0" w:type="dxa"/>
-              <w:right w:w="0" w:type="dxa"/>
-            </w:tcMar>
-            <w:vAlign w:val="top"/>
-          </w:tcPr>
-          <w:p>
-            <w:pPr>
-              <w:pStyle w:val="Normal"/>
-              <w:jc w:val="left"/>
-              <w:pBdr>
-                <w:bottom w:val="none" w:sz="0" w:space="0" w:color="000000"/>
-                <w:top w:val="none" w:sz="0" w:space="0" w:color="000000"/>
-                <w:left w:val="none" w:sz="0" w:space="0" w:color="000000"/>
-                <w:right w:val="none" w:sz="0" w:space="0" w:color="000000"/>
-              </w:pBdr>
-              <w:spacing w:after="100" w:before="100" w:line="240"/>
-              <w:ind w:left="100" w:right="100" w:firstLine="0" w:firstLineChars="0"/>
-              <w:rPr>
-                <w:rFonts w:ascii="Arial" w:hAnsi="Arial" w:eastAsia="Arial" w:cs="Arial"/>
-                <w:i w:val="false"/>
-                <w:b w:val="false"/>
-                <w:u w:val="none"/>
-                <w:strike w:val="false"/>
-                <w:sz w:val="20"/>
-                <w:szCs w:val="20"/>
-                <w:color w:val="000000"/>
-              </w:rPr>
-            </w:pPr>
-            <w:r>
-              <w:rPr>
-                <w:rFonts w:ascii="Arial" w:hAnsi="Arial" w:eastAsia="Arial" w:cs="Arial"/>
-                <w:i w:val="false"/>
-                <w:b w:val="false"/>
-                <w:u w:val="none"/>
-                <w:strike w:val="false"/>
-                <w:sz w:val="20"/>
-                <w:szCs w:val="20"/>
-                <w:color w:val="000000"/>
-              </w:rPr>
-              <w:t xml:space="preserve">15/37 (40.5%)</w:t>
+              <w:t xml:space="preserve">Interrater reliability reported</w:t>
+            </w:r>
+          </w:p>
+        </w:tc>
+        <w:tc>
+          <w:tcPr>
+            <w:tcBorders>
+              <w:bottom w:val="none" w:sz="0" w:space="0" w:color="000000"/>
+              <w:top w:val="none" w:sz="0" w:space="0" w:color="000000"/>
+              <w:left w:val="none" w:sz="0" w:space="0" w:color="000000"/>
+              <w:right w:val="none" w:sz="0" w:space="0" w:color="000000"/>
+            </w:tcBorders>
+            <w:shd w:val="clear" w:color="auto" w:fill="FFFFFF"/>
+            <w:tcMar>
+              <w:top w:w="0" w:type="dxa"/>
+              <w:bottom w:w="0" w:type="dxa"/>
+              <w:left w:w="0" w:type="dxa"/>
+              <w:right w:w="0" w:type="dxa"/>
+            </w:tcMar>
+            <w:vAlign w:val="top"/>
+          </w:tcPr>
+          <w:p>
+            <w:pPr>
+              <w:pStyle w:val="Normal"/>
+              <w:jc w:val="left"/>
+              <w:pBdr>
+                <w:bottom w:val="none" w:sz="0" w:space="0" w:color="000000"/>
+                <w:top w:val="none" w:sz="0" w:space="0" w:color="000000"/>
+                <w:left w:val="none" w:sz="0" w:space="0" w:color="000000"/>
+                <w:right w:val="none" w:sz="0" w:space="0" w:color="000000"/>
+              </w:pBdr>
+              <w:spacing w:after="100" w:before="100" w:line="240"/>
+              <w:ind w:left="100" w:right="100" w:firstLine="0" w:firstLineChars="0"/>
+              <w:rPr>
+                <w:rFonts w:ascii="Arial" w:hAnsi="Arial" w:eastAsia="Arial" w:cs="Arial"/>
+                <w:i w:val="false"/>
+                <w:b w:val="false"/>
+                <w:u w:val="none"/>
+                <w:strike w:val="false"/>
+                <w:sz w:val="20"/>
+                <w:szCs w:val="20"/>
+                <w:color w:val="000000"/>
+              </w:rPr>
+            </w:pPr>
+            <w:r>
+              <w:rPr>
+                <w:rFonts w:ascii="Arial" w:hAnsi="Arial" w:eastAsia="Arial" w:cs="Arial"/>
+                <w:i w:val="false"/>
+                <w:b w:val="false"/>
+                <w:u w:val="none"/>
+                <w:strike w:val="false"/>
+                <w:sz w:val="20"/>
+                <w:szCs w:val="20"/>
+                <w:color w:val="000000"/>
+              </w:rPr>
+              <w:t xml:space="preserve">10</w:t>
+            </w:r>
+          </w:p>
+        </w:tc>
+        <w:tc>
+          <w:tcPr>
+            <w:tcBorders>
+              <w:bottom w:val="none" w:sz="0" w:space="0" w:color="000000"/>
+              <w:top w:val="none" w:sz="0" w:space="0" w:color="000000"/>
+              <w:left w:val="none" w:sz="0" w:space="0" w:color="000000"/>
+              <w:right w:val="none" w:sz="0" w:space="0" w:color="000000"/>
+            </w:tcBorders>
+            <w:shd w:val="clear" w:color="auto" w:fill="FFFFFF"/>
+            <w:tcMar>
+              <w:top w:w="0" w:type="dxa"/>
+              <w:bottom w:w="0" w:type="dxa"/>
+              <w:left w:w="0" w:type="dxa"/>
+              <w:right w:w="0" w:type="dxa"/>
+            </w:tcMar>
+            <w:vAlign w:val="top"/>
+          </w:tcPr>
+          <w:p>
+            <w:pPr>
+              <w:pStyle w:val="Normal"/>
+              <w:jc w:val="left"/>
+              <w:pBdr>
+                <w:bottom w:val="none" w:sz="0" w:space="0" w:color="000000"/>
+                <w:top w:val="none" w:sz="0" w:space="0" w:color="000000"/>
+                <w:left w:val="none" w:sz="0" w:space="0" w:color="000000"/>
+                <w:right w:val="none" w:sz="0" w:space="0" w:color="000000"/>
+              </w:pBdr>
+              <w:spacing w:after="100" w:before="100" w:line="240"/>
+              <w:ind w:left="100" w:right="100" w:firstLine="0" w:firstLineChars="0"/>
+              <w:rPr>
+                <w:rFonts w:ascii="Arial" w:hAnsi="Arial" w:eastAsia="Arial" w:cs="Arial"/>
+                <w:i w:val="false"/>
+                <w:b w:val="false"/>
+                <w:u w:val="none"/>
+                <w:strike w:val="false"/>
+                <w:sz w:val="20"/>
+                <w:szCs w:val="20"/>
+                <w:color w:val="000000"/>
+              </w:rPr>
+            </w:pPr>
+            <w:r>
+              <w:rPr>
+                <w:rFonts w:ascii="Arial" w:hAnsi="Arial" w:eastAsia="Arial" w:cs="Arial"/>
+                <w:i w:val="false"/>
+                <w:b w:val="false"/>
+                <w:u w:val="none"/>
+                <w:strike w:val="false"/>
+                <w:sz w:val="20"/>
+                <w:szCs w:val="20"/>
+                <w:color w:val="000000"/>
+              </w:rPr>
+              <w:t xml:space="preserve">10/37</w:t>
+            </w:r>
+          </w:p>
+        </w:tc>
+        <w:tc>
+          <w:tcPr>
+            <w:tcBorders>
+              <w:bottom w:val="none" w:sz="0" w:space="0" w:color="000000"/>
+              <w:top w:val="none" w:sz="0" w:space="0" w:color="000000"/>
+              <w:left w:val="none" w:sz="0" w:space="0" w:color="000000"/>
+              <w:right w:val="none" w:sz="0" w:space="0" w:color="000000"/>
+            </w:tcBorders>
+            <w:shd w:val="clear" w:color="auto" w:fill="FFFFFF"/>
+            <w:tcMar>
+              <w:top w:w="0" w:type="dxa"/>
+              <w:bottom w:w="0" w:type="dxa"/>
+              <w:left w:w="0" w:type="dxa"/>
+              <w:right w:w="0" w:type="dxa"/>
+            </w:tcMar>
+            <w:vAlign w:val="top"/>
+          </w:tcPr>
+          <w:p>
+            <w:pPr>
+              <w:pStyle w:val="Normal"/>
+              <w:jc w:val="left"/>
+              <w:pBdr>
+                <w:bottom w:val="none" w:sz="0" w:space="0" w:color="000000"/>
+                <w:top w:val="none" w:sz="0" w:space="0" w:color="000000"/>
+                <w:left w:val="none" w:sz="0" w:space="0" w:color="000000"/>
+                <w:right w:val="none" w:sz="0" w:space="0" w:color="000000"/>
+              </w:pBdr>
+              <w:spacing w:after="100" w:before="100" w:line="240"/>
+              <w:ind w:left="100" w:right="100" w:firstLine="0" w:firstLineChars="0"/>
+              <w:rPr>
+                <w:rFonts w:ascii="Arial" w:hAnsi="Arial" w:eastAsia="Arial" w:cs="Arial"/>
+                <w:i w:val="false"/>
+                <w:b w:val="false"/>
+                <w:u w:val="none"/>
+                <w:strike w:val="false"/>
+                <w:sz w:val="20"/>
+                <w:szCs w:val="20"/>
+                <w:color w:val="000000"/>
+              </w:rPr>
+            </w:pPr>
+            <w:r>
+              <w:rPr>
+                <w:rFonts w:ascii="Arial" w:hAnsi="Arial" w:eastAsia="Arial" w:cs="Arial"/>
+                <w:i w:val="false"/>
+                <w:b w:val="false"/>
+                <w:u w:val="none"/>
+                <w:strike w:val="false"/>
+                <w:sz w:val="20"/>
+                <w:szCs w:val="20"/>
+                <w:color w:val="000000"/>
+              </w:rPr>
+              <w:t xml:space="preserve">27%</w:t>
             </w:r>
           </w:p>
         </w:tc>
       </w:tr>
       <w:tr>
         <w:trPr>
-          <w:trHeight w:val="617" w:hRule="auto"/>
+          <w:trHeight w:val="614" w:hRule="auto"/>
         </w:trPr>
         <w:tc>
           <w:tcPr>
             <w:tcBorders>
-              <w:bottom w:val="none" w:sz="0" w:space="0" w:color="000000"/>
-              <w:top w:val="none" w:sz="0" w:space="0" w:color="000000"/>
-              <w:left w:val="none" w:sz="0" w:space="0" w:color="000000"/>
-              <w:right w:val="none" w:sz="0" w:space="0" w:color="000000"/>
-            </w:tcBorders>
-            <w:shd w:val="clear" w:color="auto" w:fill="FFFFFF"/>
-            <w:tcMar>
-              <w:top w:w="0" w:type="dxa"/>
-              <w:bottom w:w="0" w:type="dxa"/>
-              <w:left w:w="0" w:type="dxa"/>
-              <w:right w:w="0" w:type="dxa"/>
-            </w:tcMar>
-            <w:vAlign w:val="top"/>
-          </w:tcPr>
-          <w:p>
-            <w:pPr>
-              <w:pStyle w:val="Normal"/>
-              <w:jc w:val="left"/>
-              <w:pBdr>
-                <w:bottom w:val="none" w:sz="0" w:space="0" w:color="000000"/>
-                <w:top w:val="none" w:sz="0" w:space="0" w:color="000000"/>
-                <w:left w:val="none" w:sz="0" w:space="0" w:color="000000"/>
-                <w:right w:val="none" w:sz="0" w:space="0" w:color="000000"/>
-              </w:pBdr>
-              <w:spacing w:after="100" w:before="100" w:line="240"/>
-              <w:ind w:left="100" w:right="100" w:firstLine="0" w:firstLineChars="0"/>
-              <w:rPr>
-                <w:rFonts w:ascii="Arial" w:hAnsi="Arial" w:eastAsia="Arial" w:cs="Arial"/>
-                <w:i w:val="false"/>
-                <w:b w:val="false"/>
-                <w:u w:val="none"/>
-                <w:strike w:val="false"/>
-                <w:sz w:val="20"/>
-                <w:szCs w:val="20"/>
-                <w:color w:val="000000"/>
-              </w:rPr>
-            </w:pPr>
-            <w:r>
-              <w:rPr>
-                <w:rFonts w:ascii="Arial" w:hAnsi="Arial" w:eastAsia="Arial" w:cs="Arial"/>
-                <w:i w:val="false"/>
-                <w:b w:val="false"/>
-                <w:u w:val="none"/>
-                <w:strike w:val="false"/>
-                <w:sz w:val="20"/>
-                <w:szCs w:val="20"/>
-                <w:color w:val="000000"/>
-              </w:rPr>
-              <w:t xml:space="preserve">Software mentioned</w:t>
-            </w:r>
-          </w:p>
-        </w:tc>
-        <w:tc>
-          <w:tcPr>
-            <w:tcBorders>
-              <w:bottom w:val="none" w:sz="0" w:space="0" w:color="000000"/>
-              <w:top w:val="none" w:sz="0" w:space="0" w:color="000000"/>
-              <w:left w:val="none" w:sz="0" w:space="0" w:color="000000"/>
-              <w:right w:val="none" w:sz="0" w:space="0" w:color="000000"/>
-            </w:tcBorders>
-            <w:shd w:val="clear" w:color="auto" w:fill="FFFFFF"/>
-            <w:tcMar>
-              <w:top w:w="0" w:type="dxa"/>
-              <w:bottom w:w="0" w:type="dxa"/>
-              <w:left w:w="0" w:type="dxa"/>
-              <w:right w:w="0" w:type="dxa"/>
-            </w:tcMar>
-            <w:vAlign w:val="top"/>
-          </w:tcPr>
-          <w:p>
-            <w:pPr>
-              <w:pStyle w:val="Normal"/>
-              <w:jc w:val="left"/>
-              <w:pBdr>
-                <w:bottom w:val="none" w:sz="0" w:space="0" w:color="000000"/>
-                <w:top w:val="none" w:sz="0" w:space="0" w:color="000000"/>
-                <w:left w:val="none" w:sz="0" w:space="0" w:color="000000"/>
-                <w:right w:val="none" w:sz="0" w:space="0" w:color="000000"/>
-              </w:pBdr>
-              <w:spacing w:after="100" w:before="100" w:line="240"/>
-              <w:ind w:left="100" w:right="100" w:firstLine="0" w:firstLineChars="0"/>
-              <w:rPr>
-                <w:rFonts w:ascii="Arial" w:hAnsi="Arial" w:eastAsia="Arial" w:cs="Arial"/>
-                <w:i w:val="false"/>
-                <w:b w:val="false"/>
-                <w:u w:val="none"/>
-                <w:strike w:val="false"/>
-                <w:sz w:val="20"/>
-                <w:szCs w:val="20"/>
-                <w:color w:val="000000"/>
-              </w:rPr>
-            </w:pPr>
-            <w:r>
-              <w:rPr>
-                <w:rFonts w:ascii="Arial" w:hAnsi="Arial" w:eastAsia="Arial" w:cs="Arial"/>
-                <w:i w:val="false"/>
-                <w:b w:val="false"/>
-                <w:u w:val="none"/>
-                <w:strike w:val="false"/>
-                <w:sz w:val="20"/>
-                <w:szCs w:val="20"/>
-                <w:color w:val="000000"/>
-              </w:rPr>
-              <w:t xml:space="preserve">29</w:t>
-            </w:r>
-          </w:p>
-        </w:tc>
-        <w:tc>
-          <w:tcPr>
-            <w:tcBorders>
-              <w:bottom w:val="none" w:sz="0" w:space="0" w:color="000000"/>
-              <w:top w:val="none" w:sz="0" w:space="0" w:color="000000"/>
-              <w:left w:val="none" w:sz="0" w:space="0" w:color="000000"/>
-              <w:right w:val="none" w:sz="0" w:space="0" w:color="000000"/>
-            </w:tcBorders>
-            <w:shd w:val="clear" w:color="auto" w:fill="FFFFFF"/>
-            <w:tcMar>
-              <w:top w:w="0" w:type="dxa"/>
-              <w:bottom w:w="0" w:type="dxa"/>
-              <w:left w:w="0" w:type="dxa"/>
-              <w:right w:w="0" w:type="dxa"/>
-            </w:tcMar>
-            <w:vAlign w:val="top"/>
-          </w:tcPr>
-          <w:p>
-            <w:pPr>
-              <w:pStyle w:val="Normal"/>
-              <w:jc w:val="left"/>
-              <w:pBdr>
-                <w:bottom w:val="none" w:sz="0" w:space="0" w:color="000000"/>
-                <w:top w:val="none" w:sz="0" w:space="0" w:color="000000"/>
-                <w:left w:val="none" w:sz="0" w:space="0" w:color="000000"/>
-                <w:right w:val="none" w:sz="0" w:space="0" w:color="000000"/>
-              </w:pBdr>
-              <w:spacing w:after="100" w:before="100" w:line="240"/>
-              <w:ind w:left="100" w:right="100" w:firstLine="0" w:firstLineChars="0"/>
-              <w:rPr>
-                <w:rFonts w:ascii="Arial" w:hAnsi="Arial" w:eastAsia="Arial" w:cs="Arial"/>
-                <w:i w:val="false"/>
-                <w:b w:val="false"/>
-                <w:u w:val="none"/>
-                <w:strike w:val="false"/>
-                <w:sz w:val="20"/>
-                <w:szCs w:val="20"/>
-                <w:color w:val="000000"/>
-              </w:rPr>
-            </w:pPr>
-            <w:r>
-              <w:rPr>
-                <w:rFonts w:ascii="Arial" w:hAnsi="Arial" w:eastAsia="Arial" w:cs="Arial"/>
-                <w:i w:val="false"/>
-                <w:b w:val="false"/>
-                <w:u w:val="none"/>
-                <w:strike w:val="false"/>
-                <w:sz w:val="20"/>
-                <w:szCs w:val="20"/>
-                <w:color w:val="000000"/>
-              </w:rPr>
-              <w:t xml:space="preserve">37</w:t>
-            </w:r>
-          </w:p>
-        </w:tc>
-        <w:tc>
-          <w:tcPr>
-            <w:tcBorders>
-              <w:bottom w:val="none" w:sz="0" w:space="0" w:color="000000"/>
-              <w:top w:val="none" w:sz="0" w:space="0" w:color="000000"/>
-              <w:left w:val="none" w:sz="0" w:space="0" w:color="000000"/>
-              <w:right w:val="none" w:sz="0" w:space="0" w:color="000000"/>
-            </w:tcBorders>
-            <w:shd w:val="clear" w:color="auto" w:fill="FFFFFF"/>
-            <w:tcMar>
-              <w:top w:w="0" w:type="dxa"/>
-              <w:bottom w:w="0" w:type="dxa"/>
-              <w:left w:w="0" w:type="dxa"/>
-              <w:right w:w="0" w:type="dxa"/>
-            </w:tcMar>
-            <w:vAlign w:val="top"/>
-          </w:tcPr>
-          <w:p>
-            <w:pPr>
-              <w:pStyle w:val="Normal"/>
-              <w:jc w:val="left"/>
-              <w:pBdr>
-                <w:bottom w:val="none" w:sz="0" w:space="0" w:color="000000"/>
-                <w:top w:val="none" w:sz="0" w:space="0" w:color="000000"/>
-                <w:left w:val="none" w:sz="0" w:space="0" w:color="000000"/>
-                <w:right w:val="none" w:sz="0" w:space="0" w:color="000000"/>
-              </w:pBdr>
-              <w:spacing w:after="100" w:before="100" w:line="240"/>
-              <w:ind w:left="100" w:right="100" w:firstLine="0" w:firstLineChars="0"/>
-              <w:rPr>
-                <w:rFonts w:ascii="Arial" w:hAnsi="Arial" w:eastAsia="Arial" w:cs="Arial"/>
-                <w:i w:val="false"/>
-                <w:b w:val="false"/>
-                <w:u w:val="none"/>
-                <w:strike w:val="false"/>
-                <w:sz w:val="20"/>
-                <w:szCs w:val="20"/>
-                <w:color w:val="000000"/>
-              </w:rPr>
-            </w:pPr>
-            <w:r>
-              <w:rPr>
-                <w:rFonts w:ascii="Arial" w:hAnsi="Arial" w:eastAsia="Arial" w:cs="Arial"/>
-                <w:i w:val="false"/>
-                <w:b w:val="false"/>
-                <w:u w:val="none"/>
-                <w:strike w:val="false"/>
-                <w:sz w:val="20"/>
-                <w:szCs w:val="20"/>
-                <w:color w:val="000000"/>
-              </w:rPr>
-              <w:t xml:space="preserve">29/37 (78.4%)</w:t>
-            </w:r>
-          </w:p>
-        </w:tc>
-      </w:tr>
-      <w:tr>
-        <w:trPr>
-          <w:trHeight w:val="617" w:hRule="auto"/>
-        </w:trPr>
-        <w:tc>
-          <w:tcPr>
-            <w:tcBorders>
-              <w:bottom w:val="none" w:sz="0" w:space="0" w:color="000000"/>
-              <w:top w:val="none" w:sz="0" w:space="0" w:color="000000"/>
-              <w:left w:val="none" w:sz="0" w:space="0" w:color="000000"/>
-              <w:right w:val="none" w:sz="0" w:space="0" w:color="000000"/>
-            </w:tcBorders>
-            <w:shd w:val="clear" w:color="auto" w:fill="FFFFFF"/>
-            <w:tcMar>
-              <w:top w:w="0" w:type="dxa"/>
-              <w:bottom w:w="0" w:type="dxa"/>
-              <w:left w:w="0" w:type="dxa"/>
-              <w:right w:w="0" w:type="dxa"/>
-            </w:tcMar>
-            <w:vAlign w:val="top"/>
-          </w:tcPr>
-          <w:p>
-            <w:pPr>
-              <w:pStyle w:val="Normal"/>
-              <w:jc w:val="left"/>
-              <w:pBdr>
-                <w:bottom w:val="none" w:sz="0" w:space="0" w:color="000000"/>
-                <w:top w:val="none" w:sz="0" w:space="0" w:color="000000"/>
-                <w:left w:val="none" w:sz="0" w:space="0" w:color="000000"/>
-                <w:right w:val="none" w:sz="0" w:space="0" w:color="000000"/>
-              </w:pBdr>
-              <w:spacing w:after="100" w:before="100" w:line="240"/>
-              <w:ind w:left="100" w:right="100" w:firstLine="0" w:firstLineChars="0"/>
-              <w:rPr>
-                <w:rFonts w:ascii="Arial" w:hAnsi="Arial" w:eastAsia="Arial" w:cs="Arial"/>
-                <w:i w:val="false"/>
-                <w:b w:val="false"/>
-                <w:u w:val="none"/>
-                <w:strike w:val="false"/>
-                <w:sz w:val="20"/>
-                <w:szCs w:val="20"/>
-                <w:color w:val="000000"/>
-              </w:rPr>
-            </w:pPr>
-            <w:r>
-              <w:rPr>
-                <w:rFonts w:ascii="Arial" w:hAnsi="Arial" w:eastAsia="Arial" w:cs="Arial"/>
-                <w:i w:val="false"/>
-                <w:b w:val="false"/>
-                <w:u w:val="none"/>
-                <w:strike w:val="false"/>
-                <w:sz w:val="20"/>
-                <w:szCs w:val="20"/>
-                <w:color w:val="000000"/>
-              </w:rPr>
-              <w:t xml:space="preserve">Independent coding scheme mentioned</w:t>
-            </w:r>
-          </w:p>
-        </w:tc>
-        <w:tc>
-          <w:tcPr>
-            <w:tcBorders>
-              <w:bottom w:val="none" w:sz="0" w:space="0" w:color="000000"/>
-              <w:top w:val="none" w:sz="0" w:space="0" w:color="000000"/>
-              <w:left w:val="none" w:sz="0" w:space="0" w:color="000000"/>
-              <w:right w:val="none" w:sz="0" w:space="0" w:color="000000"/>
-            </w:tcBorders>
-            <w:shd w:val="clear" w:color="auto" w:fill="FFFFFF"/>
-            <w:tcMar>
-              <w:top w:w="0" w:type="dxa"/>
-              <w:bottom w:w="0" w:type="dxa"/>
-              <w:left w:w="0" w:type="dxa"/>
-              <w:right w:w="0" w:type="dxa"/>
-            </w:tcMar>
-            <w:vAlign w:val="top"/>
-          </w:tcPr>
-          <w:p>
-            <w:pPr>
-              <w:pStyle w:val="Normal"/>
-              <w:jc w:val="left"/>
-              <w:pBdr>
-                <w:bottom w:val="none" w:sz="0" w:space="0" w:color="000000"/>
-                <w:top w:val="none" w:sz="0" w:space="0" w:color="000000"/>
-                <w:left w:val="none" w:sz="0" w:space="0" w:color="000000"/>
-                <w:right w:val="none" w:sz="0" w:space="0" w:color="000000"/>
-              </w:pBdr>
-              <w:spacing w:after="100" w:before="100" w:line="240"/>
-              <w:ind w:left="100" w:right="100" w:firstLine="0" w:firstLineChars="0"/>
-              <w:rPr>
-                <w:rFonts w:ascii="Arial" w:hAnsi="Arial" w:eastAsia="Arial" w:cs="Arial"/>
-                <w:i w:val="false"/>
-                <w:b w:val="false"/>
-                <w:u w:val="none"/>
-                <w:strike w:val="false"/>
-                <w:sz w:val="20"/>
-                <w:szCs w:val="20"/>
-                <w:color w:val="000000"/>
-              </w:rPr>
-            </w:pPr>
-            <w:r>
-              <w:rPr>
-                <w:rFonts w:ascii="Arial" w:hAnsi="Arial" w:eastAsia="Arial" w:cs="Arial"/>
-                <w:i w:val="false"/>
-                <w:b w:val="false"/>
-                <w:u w:val="none"/>
-                <w:strike w:val="false"/>
-                <w:sz w:val="20"/>
-                <w:szCs w:val="20"/>
-                <w:color w:val="000000"/>
-              </w:rPr>
-              <w:t xml:space="preserve">14</w:t>
-            </w:r>
-          </w:p>
-        </w:tc>
-        <w:tc>
-          <w:tcPr>
-            <w:tcBorders>
-              <w:bottom w:val="none" w:sz="0" w:space="0" w:color="000000"/>
-              <w:top w:val="none" w:sz="0" w:space="0" w:color="000000"/>
-              <w:left w:val="none" w:sz="0" w:space="0" w:color="000000"/>
-              <w:right w:val="none" w:sz="0" w:space="0" w:color="000000"/>
-            </w:tcBorders>
-            <w:shd w:val="clear" w:color="auto" w:fill="FFFFFF"/>
-            <w:tcMar>
-              <w:top w:w="0" w:type="dxa"/>
-              <w:bottom w:w="0" w:type="dxa"/>
-              <w:left w:w="0" w:type="dxa"/>
-              <w:right w:w="0" w:type="dxa"/>
-            </w:tcMar>
-            <w:vAlign w:val="top"/>
-          </w:tcPr>
-          <w:p>
-            <w:pPr>
-              <w:pStyle w:val="Normal"/>
-              <w:jc w:val="left"/>
-              <w:pBdr>
-                <w:bottom w:val="none" w:sz="0" w:space="0" w:color="000000"/>
-                <w:top w:val="none" w:sz="0" w:space="0" w:color="000000"/>
-                <w:left w:val="none" w:sz="0" w:space="0" w:color="000000"/>
-                <w:right w:val="none" w:sz="0" w:space="0" w:color="000000"/>
-              </w:pBdr>
-              <w:spacing w:after="100" w:before="100" w:line="240"/>
-              <w:ind w:left="100" w:right="100" w:firstLine="0" w:firstLineChars="0"/>
-              <w:rPr>
-                <w:rFonts w:ascii="Arial" w:hAnsi="Arial" w:eastAsia="Arial" w:cs="Arial"/>
-                <w:i w:val="false"/>
-                <w:b w:val="false"/>
-                <w:u w:val="none"/>
-                <w:strike w:val="false"/>
-                <w:sz w:val="20"/>
-                <w:szCs w:val="20"/>
-                <w:color w:val="000000"/>
-              </w:rPr>
-            </w:pPr>
-            <w:r>
-              <w:rPr>
-                <w:rFonts w:ascii="Arial" w:hAnsi="Arial" w:eastAsia="Arial" w:cs="Arial"/>
-                <w:i w:val="false"/>
-                <w:b w:val="false"/>
-                <w:u w:val="none"/>
-                <w:strike w:val="false"/>
-                <w:sz w:val="20"/>
-                <w:szCs w:val="20"/>
-                <w:color w:val="000000"/>
-              </w:rPr>
-              <w:t xml:space="preserve">37</w:t>
-            </w:r>
-          </w:p>
-        </w:tc>
-        <w:tc>
-          <w:tcPr>
-            <w:tcBorders>
-              <w:bottom w:val="none" w:sz="0" w:space="0" w:color="000000"/>
-              <w:top w:val="none" w:sz="0" w:space="0" w:color="000000"/>
-              <w:left w:val="none" w:sz="0" w:space="0" w:color="000000"/>
-              <w:right w:val="none" w:sz="0" w:space="0" w:color="000000"/>
-            </w:tcBorders>
-            <w:shd w:val="clear" w:color="auto" w:fill="FFFFFF"/>
-            <w:tcMar>
-              <w:top w:w="0" w:type="dxa"/>
-              <w:bottom w:w="0" w:type="dxa"/>
-              <w:left w:w="0" w:type="dxa"/>
-              <w:right w:w="0" w:type="dxa"/>
-            </w:tcMar>
-            <w:vAlign w:val="top"/>
-          </w:tcPr>
-          <w:p>
-            <w:pPr>
-              <w:pStyle w:val="Normal"/>
-              <w:jc w:val="left"/>
-              <w:pBdr>
-                <w:bottom w:val="none" w:sz="0" w:space="0" w:color="000000"/>
-                <w:top w:val="none" w:sz="0" w:space="0" w:color="000000"/>
-                <w:left w:val="none" w:sz="0" w:space="0" w:color="000000"/>
-                <w:right w:val="none" w:sz="0" w:space="0" w:color="000000"/>
-              </w:pBdr>
-              <w:spacing w:after="100" w:before="100" w:line="240"/>
-              <w:ind w:left="100" w:right="100" w:firstLine="0" w:firstLineChars="0"/>
-              <w:rPr>
-                <w:rFonts w:ascii="Arial" w:hAnsi="Arial" w:eastAsia="Arial" w:cs="Arial"/>
-                <w:i w:val="false"/>
-                <w:b w:val="false"/>
-                <w:u w:val="none"/>
-                <w:strike w:val="false"/>
-                <w:sz w:val="20"/>
-                <w:szCs w:val="20"/>
-                <w:color w:val="000000"/>
-              </w:rPr>
-            </w:pPr>
-            <w:r>
-              <w:rPr>
-                <w:rFonts w:ascii="Arial" w:hAnsi="Arial" w:eastAsia="Arial" w:cs="Arial"/>
-                <w:i w:val="false"/>
-                <w:b w:val="false"/>
-                <w:u w:val="none"/>
-                <w:strike w:val="false"/>
-                <w:sz w:val="20"/>
-                <w:szCs w:val="20"/>
-                <w:color w:val="000000"/>
-              </w:rPr>
-              <w:t xml:space="preserve">14/37 (37.8%)</w:t>
-            </w:r>
-          </w:p>
-        </w:tc>
-      </w:tr>
-      <w:tr>
-        <w:trPr>
-          <w:trHeight w:val="617" w:hRule="auto"/>
-        </w:trPr>
-        <w:tc>
-          <w:tcPr>
-            <w:tcBorders>
               <w:bottom w:val="single" w:sz="12" w:space="0" w:color="666666"/>
               <w:top w:val="none" w:sz="0" w:space="0" w:color="000000"/>
               <w:left w:val="none" w:sz="0" w:space="0" w:color="000000"/>
@@ -23321,7 +22871,7 @@
                 <w:szCs w:val="20"/>
                 <w:color w:val="000000"/>
               </w:rPr>
-              <w:t xml:space="preserve">Preregistered rules reported</w:t>
+              <w:t xml:space="preserve">Disagreement resolved mentioned</w:t>
             </w:r>
           </w:p>
         </w:tc>
@@ -23376,7 +22926,7 @@
                 <w:szCs w:val="20"/>
                 <w:color w:val="000000"/>
               </w:rPr>
-              <w:t xml:space="preserve">1</w:t>
+              <w:t xml:space="preserve">23</w:t>
             </w:r>
           </w:p>
         </w:tc>
@@ -23431,7 +22981,7 @@
                 <w:szCs w:val="20"/>
                 <w:color w:val="000000"/>
               </w:rPr>
-              <w:t xml:space="preserve">37</w:t>
+              <w:t xml:space="preserve">23/37</w:t>
             </w:r>
           </w:p>
         </w:tc>
@@ -23486,7 +23036,7 @@
                 <w:szCs w:val="20"/>
                 <w:color w:val="000000"/>
               </w:rPr>
-              <w:t xml:space="preserve">1/37 (2.7%)</w:t>
+              <w:t xml:space="preserve">62.2%</w:t>
             </w:r>
           </w:p>
         </w:tc>

--- a/outputs/tables_methods_synthesis_simpler.docx
+++ b/outputs/tables_methods_synthesis_simpler.docx
@@ -21563,6 +21563,991 @@
     </w:p>
     <w:p>
       <w:pPr>
+        <w:pStyle w:val="Normal"/>
+      </w:pPr>
+      <w:r>
+        <w:rPr/>
+        <w:drawing>
+          <wp:inline distT="0" distB="0" distL="0" distR="0">
+            <wp:extent cx="5669280" cy="4754880"/>
+            <wp:docPr id="1" name="" descr=""/>
+            <wp:cNvGraphicFramePr>
+              <a:graphicFrameLocks xmlns:a="http://schemas.openxmlformats.org/drawingml/2006/main" noChangeAspect="1"/>
+            </wp:cNvGraphicFramePr>
+            <a:graphic xmlns:a="http://schemas.openxmlformats.org/drawingml/2006/main">
+              <a:graphicData uri="http://schemas.openxmlformats.org/drawingml/2006/picture">
+                <pic:pic xmlns:pic="http://schemas.openxmlformats.org/drawingml/2006/picture">
+                  <pic:nvPicPr>
+                    <pic:cNvPr id="2" name=""/>
+                    <pic:cNvPicPr>
+                      <a:picLocks noChangeAspect="1" noChangeArrowheads="1"/>
+                    </pic:cNvPicPr>
+                  </pic:nvPicPr>
+                  <pic:blipFill>
+                    <a:blip r:embed="rId7"/>
+                    <a:stretch>
+                      <a:fillRect/>
+                    </a:stretch>
+                  </pic:blipFill>
+                  <pic:spPr bwMode="auto">
+                    <a:xfrm>
+                      <a:off x="0" y="0"/>
+                      <a:ext cx="5669280" cy="4754880"/>
+                    </a:xfrm>
+                    <a:prstGeom prst="rect">
+                      <a:avLst/>
+                    </a:prstGeom>
+                    <a:noFill/>
+                  </pic:spPr>
+                </pic:pic>
+              </a:graphicData>
+            </a:graphic>
+          </wp:inline>
+        </w:drawing>
+      </w:r>
+    </w:p>
+    <w:p>
+      <w:pPr>
+        <w:pStyle w:val="Normal"/>
+      </w:pPr>
+      <w:r>
+        <w:t xml:space="preserve"/>
+      </w:r>
+    </w:p>
+    <w:p>
+      <w:pPr>
+        <w:pStyle w:val="TableCaption"/>
+        <w:jc w:val="center"/>
+        <w:keepNext/>
+        <w:pBdr>
+          <w:bottom w:val="none" w:sz="0" w:space="0" w:color="000000"/>
+          <w:top w:val="none" w:sz="0" w:space="0" w:color="000000"/>
+          <w:left w:val="none" w:sz="0" w:space="0" w:color="000000"/>
+          <w:right w:val="none" w:sz="0" w:space="0" w:color="000000"/>
+        </w:pBdr>
+        <w:spacing w:after="60" w:before="60" w:line="240"/>
+        <w:ind w:left="60" w:right="60" w:firstLine="0" w:firstLineChars="0"/>
+      </w:pPr>
+      <w:r>
+        <w:t xml:space="preserve">Coding reliability indicators</w:t>
+      </w:r>
+    </w:p>
+    <w:tbl xmlns:a="http://schemas.openxmlformats.org/drawingml/2006/main" xmlns:pic="http://schemas.openxmlformats.org/drawingml/2006/picture">
+      <w:tblPr>
+        <w:tblLayout w:type="fixed"/>
+        <w:jc w:val="center"/>
+        <w:tblLook w:firstRow="1" w:lastRow="0" w:firstColumn="0" w:lastColumn="0" w:noHBand="0" w:noVBand="1"/>
+      </w:tblPr>
+      <w:tblGrid>
+        <w:gridCol w:w="4263"/>
+        <w:gridCol w:w="1474"/>
+        <w:gridCol w:w="1976"/>
+        <w:gridCol w:w="1169"/>
+      </w:tblGrid>
+      <w:tr>
+        <w:trPr>
+          <w:trHeight w:val="617" w:hRule="auto"/>
+          <w:tblHeader/>
+        </w:trPr>
+        <w:tc>
+          <w:tcPr>
+            <w:tcBorders>
+              <w:bottom w:val="single" w:sz="12" w:space="0" w:color="666666"/>
+              <w:top w:val="single" w:sz="12" w:space="0" w:color="666666"/>
+              <w:left w:val="none" w:sz="0" w:space="0" w:color="000000"/>
+              <w:right w:val="none" w:sz="0" w:space="0" w:color="000000"/>
+            </w:tcBorders>
+            <w:shd w:val="clear" w:color="auto" w:fill="FFFFFF"/>
+            <w:tcMar>
+              <w:top w:w="0" w:type="dxa"/>
+              <w:bottom w:w="0" w:type="dxa"/>
+              <w:left w:w="0" w:type="dxa"/>
+              <w:right w:w="0" w:type="dxa"/>
+            </w:tcMar>
+            <w:vAlign w:val="top"/>
+          </w:tcPr>
+          <w:p>
+            <w:pPr>
+              <w:pStyle w:val="Normal"/>
+              <w:jc w:val="left"/>
+              <w:pBdr>
+                <w:bottom w:val="none" w:sz="0" w:space="0" w:color="000000"/>
+                <w:top w:val="none" w:sz="0" w:space="0" w:color="000000"/>
+                <w:left w:val="none" w:sz="0" w:space="0" w:color="000000"/>
+                <w:right w:val="none" w:sz="0" w:space="0" w:color="000000"/>
+              </w:pBdr>
+              <w:spacing w:after="100" w:before="100" w:line="240"/>
+              <w:ind w:left="100" w:right="100" w:firstLine="0" w:firstLineChars="0"/>
+              <w:rPr>
+                <w:rFonts w:ascii="Arial" w:hAnsi="Arial" w:eastAsia="Arial" w:cs="Arial"/>
+                <w:i w:val="false"/>
+                <w:b w:val="false"/>
+                <w:u w:val="none"/>
+                <w:strike w:val="false"/>
+                <w:sz w:val="20"/>
+                <w:szCs w:val="20"/>
+                <w:color w:val="000000"/>
+              </w:rPr>
+            </w:pPr>
+            <w:r>
+              <w:rPr>
+                <w:rFonts w:ascii="Arial" w:hAnsi="Arial" w:eastAsia="Arial" w:cs="Arial"/>
+                <w:i w:val="false"/>
+                <w:b w:val="false"/>
+                <w:u w:val="none"/>
+                <w:strike w:val="false"/>
+                <w:sz w:val="20"/>
+                <w:szCs w:val="20"/>
+                <w:color w:val="000000"/>
+              </w:rPr>
+              <w:t xml:space="preserve">Indicator</w:t>
+            </w:r>
+          </w:p>
+        </w:tc>
+        <w:tc>
+          <w:tcPr>
+            <w:tcBorders>
+              <w:bottom w:val="single" w:sz="12" w:space="0" w:color="666666"/>
+              <w:top w:val="single" w:sz="12" w:space="0" w:color="666666"/>
+              <w:left w:val="none" w:sz="0" w:space="0" w:color="000000"/>
+              <w:right w:val="none" w:sz="0" w:space="0" w:color="000000"/>
+            </w:tcBorders>
+            <w:shd w:val="clear" w:color="auto" w:fill="FFFFFF"/>
+            <w:tcMar>
+              <w:top w:w="0" w:type="dxa"/>
+              <w:bottom w:w="0" w:type="dxa"/>
+              <w:left w:w="0" w:type="dxa"/>
+              <w:right w:w="0" w:type="dxa"/>
+            </w:tcMar>
+            <w:vAlign w:val="top"/>
+          </w:tcPr>
+          <w:p>
+            <w:pPr>
+              <w:pStyle w:val="Normal"/>
+              <w:jc w:val="left"/>
+              <w:pBdr>
+                <w:bottom w:val="none" w:sz="0" w:space="0" w:color="000000"/>
+                <w:top w:val="none" w:sz="0" w:space="0" w:color="000000"/>
+                <w:left w:val="none" w:sz="0" w:space="0" w:color="000000"/>
+                <w:right w:val="none" w:sz="0" w:space="0" w:color="000000"/>
+              </w:pBdr>
+              <w:spacing w:after="100" w:before="100" w:line="240"/>
+              <w:ind w:left="100" w:right="100" w:firstLine="0" w:firstLineChars="0"/>
+              <w:rPr>
+                <w:rFonts w:ascii="Arial" w:hAnsi="Arial" w:eastAsia="Arial" w:cs="Arial"/>
+                <w:i w:val="false"/>
+                <w:b w:val="false"/>
+                <w:u w:val="none"/>
+                <w:strike w:val="false"/>
+                <w:sz w:val="20"/>
+                <w:szCs w:val="20"/>
+                <w:color w:val="000000"/>
+              </w:rPr>
+            </w:pPr>
+            <w:r>
+              <w:rPr>
+                <w:rFonts w:ascii="Arial" w:hAnsi="Arial" w:eastAsia="Arial" w:cs="Arial"/>
+                <w:i w:val="false"/>
+                <w:b w:val="false"/>
+                <w:u w:val="none"/>
+                <w:strike w:val="false"/>
+                <w:sz w:val="20"/>
+                <w:szCs w:val="20"/>
+                <w:color w:val="000000"/>
+              </w:rPr>
+              <w:t xml:space="preserve">n (Studies)</w:t>
+            </w:r>
+          </w:p>
+        </w:tc>
+        <w:tc>
+          <w:tcPr>
+            <w:tcBorders>
+              <w:bottom w:val="single" w:sz="12" w:space="0" w:color="666666"/>
+              <w:top w:val="single" w:sz="12" w:space="0" w:color="666666"/>
+              <w:left w:val="none" w:sz="0" w:space="0" w:color="000000"/>
+              <w:right w:val="none" w:sz="0" w:space="0" w:color="000000"/>
+            </w:tcBorders>
+            <w:shd w:val="clear" w:color="auto" w:fill="FFFFFF"/>
+            <w:tcMar>
+              <w:top w:w="0" w:type="dxa"/>
+              <w:bottom w:w="0" w:type="dxa"/>
+              <w:left w:w="0" w:type="dxa"/>
+              <w:right w:w="0" w:type="dxa"/>
+            </w:tcMar>
+            <w:vAlign w:val="top"/>
+          </w:tcPr>
+          <w:p>
+            <w:pPr>
+              <w:pStyle w:val="Normal"/>
+              <w:jc w:val="left"/>
+              <w:pBdr>
+                <w:bottom w:val="none" w:sz="0" w:space="0" w:color="000000"/>
+                <w:top w:val="none" w:sz="0" w:space="0" w:color="000000"/>
+                <w:left w:val="none" w:sz="0" w:space="0" w:color="000000"/>
+                <w:right w:val="none" w:sz="0" w:space="0" w:color="000000"/>
+              </w:pBdr>
+              <w:spacing w:after="100" w:before="100" w:line="240"/>
+              <w:ind w:left="100" w:right="100" w:firstLine="0" w:firstLineChars="0"/>
+              <w:rPr>
+                <w:rFonts w:ascii="Arial" w:hAnsi="Arial" w:eastAsia="Arial" w:cs="Arial"/>
+                <w:i w:val="false"/>
+                <w:b w:val="false"/>
+                <w:u w:val="none"/>
+                <w:strike w:val="false"/>
+                <w:sz w:val="20"/>
+                <w:szCs w:val="20"/>
+                <w:color w:val="000000"/>
+              </w:rPr>
+            </w:pPr>
+            <w:r>
+              <w:rPr>
+                <w:rFonts w:ascii="Arial" w:hAnsi="Arial" w:eastAsia="Arial" w:cs="Arial"/>
+                <w:i w:val="false"/>
+                <w:b w:val="false"/>
+                <w:u w:val="none"/>
+                <w:strike w:val="false"/>
+                <w:sz w:val="20"/>
+                <w:szCs w:val="20"/>
+                <w:color w:val="000000"/>
+              </w:rPr>
+              <w:t xml:space="preserve">Proportion (n/N)</w:t>
+            </w:r>
+          </w:p>
+        </w:tc>
+        <w:tc>
+          <w:tcPr>
+            <w:tcBorders>
+              <w:bottom w:val="single" w:sz="12" w:space="0" w:color="666666"/>
+              <w:top w:val="single" w:sz="12" w:space="0" w:color="666666"/>
+              <w:left w:val="none" w:sz="0" w:space="0" w:color="000000"/>
+              <w:right w:val="none" w:sz="0" w:space="0" w:color="000000"/>
+            </w:tcBorders>
+            <w:shd w:val="clear" w:color="auto" w:fill="FFFFFF"/>
+            <w:tcMar>
+              <w:top w:w="0" w:type="dxa"/>
+              <w:bottom w:w="0" w:type="dxa"/>
+              <w:left w:w="0" w:type="dxa"/>
+              <w:right w:w="0" w:type="dxa"/>
+            </w:tcMar>
+            <w:vAlign w:val="top"/>
+          </w:tcPr>
+          <w:p>
+            <w:pPr>
+              <w:pStyle w:val="Normal"/>
+              <w:jc w:val="left"/>
+              <w:pBdr>
+                <w:bottom w:val="none" w:sz="0" w:space="0" w:color="000000"/>
+                <w:top w:val="none" w:sz="0" w:space="0" w:color="000000"/>
+                <w:left w:val="none" w:sz="0" w:space="0" w:color="000000"/>
+                <w:right w:val="none" w:sz="0" w:space="0" w:color="000000"/>
+              </w:pBdr>
+              <w:spacing w:after="100" w:before="100" w:line="240"/>
+              <w:ind w:left="100" w:right="100" w:firstLine="0" w:firstLineChars="0"/>
+              <w:rPr>
+                <w:rFonts w:ascii="Arial" w:hAnsi="Arial" w:eastAsia="Arial" w:cs="Arial"/>
+                <w:i w:val="false"/>
+                <w:b w:val="false"/>
+                <w:u w:val="none"/>
+                <w:strike w:val="false"/>
+                <w:sz w:val="20"/>
+                <w:szCs w:val="20"/>
+                <w:color w:val="000000"/>
+              </w:rPr>
+            </w:pPr>
+            <w:r>
+              <w:rPr>
+                <w:rFonts w:ascii="Arial" w:hAnsi="Arial" w:eastAsia="Arial" w:cs="Arial"/>
+                <w:i w:val="false"/>
+                <w:b w:val="false"/>
+                <w:u w:val="none"/>
+                <w:strike w:val="false"/>
+                <w:sz w:val="20"/>
+                <w:szCs w:val="20"/>
+                <w:color w:val="000000"/>
+              </w:rPr>
+              <w:t xml:space="preserve">Percent</w:t>
+            </w:r>
+          </w:p>
+        </w:tc>
+      </w:tr>
+      <w:tr>
+        <w:trPr>
+          <w:trHeight w:val="614" w:hRule="auto"/>
+        </w:trPr>
+        <w:tc>
+          <w:tcPr>
+            <w:tcBorders>
+              <w:bottom w:val="none" w:sz="0" w:space="0" w:color="000000"/>
+              <w:top w:val="single" w:sz="12" w:space="0" w:color="666666"/>
+              <w:left w:val="none" w:sz="0" w:space="0" w:color="000000"/>
+              <w:right w:val="none" w:sz="0" w:space="0" w:color="000000"/>
+            </w:tcBorders>
+            <w:shd w:val="clear" w:color="auto" w:fill="FFFFFF"/>
+            <w:tcMar>
+              <w:top w:w="0" w:type="dxa"/>
+              <w:bottom w:w="0" w:type="dxa"/>
+              <w:left w:w="0" w:type="dxa"/>
+              <w:right w:w="0" w:type="dxa"/>
+            </w:tcMar>
+            <w:vAlign w:val="top"/>
+          </w:tcPr>
+          <w:p>
+            <w:pPr>
+              <w:pStyle w:val="Normal"/>
+              <w:jc w:val="left"/>
+              <w:pBdr>
+                <w:bottom w:val="none" w:sz="0" w:space="0" w:color="000000"/>
+                <w:top w:val="none" w:sz="0" w:space="0" w:color="000000"/>
+                <w:left w:val="none" w:sz="0" w:space="0" w:color="000000"/>
+                <w:right w:val="none" w:sz="0" w:space="0" w:color="000000"/>
+              </w:pBdr>
+              <w:spacing w:after="100" w:before="100" w:line="240"/>
+              <w:ind w:left="100" w:right="100" w:firstLine="0" w:firstLineChars="0"/>
+              <w:rPr>
+                <w:rFonts w:ascii="Arial" w:hAnsi="Arial" w:eastAsia="Arial" w:cs="Arial"/>
+                <w:i w:val="false"/>
+                <w:b w:val="false"/>
+                <w:u w:val="none"/>
+                <w:strike w:val="false"/>
+                <w:sz w:val="20"/>
+                <w:szCs w:val="20"/>
+                <w:color w:val="000000"/>
+              </w:rPr>
+            </w:pPr>
+            <w:r>
+              <w:rPr>
+                <w:rFonts w:ascii="Arial" w:hAnsi="Arial" w:eastAsia="Arial" w:cs="Arial"/>
+                <w:i w:val="false"/>
+                <w:b w:val="false"/>
+                <w:u w:val="none"/>
+                <w:strike w:val="false"/>
+                <w:sz w:val="20"/>
+                <w:szCs w:val="20"/>
+                <w:color w:val="000000"/>
+              </w:rPr>
+              <w:t xml:space="preserve">Independent coding scheme mentioned</w:t>
+            </w:r>
+          </w:p>
+        </w:tc>
+        <w:tc>
+          <w:tcPr>
+            <w:tcBorders>
+              <w:bottom w:val="none" w:sz="0" w:space="0" w:color="000000"/>
+              <w:top w:val="single" w:sz="12" w:space="0" w:color="666666"/>
+              <w:left w:val="none" w:sz="0" w:space="0" w:color="000000"/>
+              <w:right w:val="none" w:sz="0" w:space="0" w:color="000000"/>
+            </w:tcBorders>
+            <w:shd w:val="clear" w:color="auto" w:fill="FFFFFF"/>
+            <w:tcMar>
+              <w:top w:w="0" w:type="dxa"/>
+              <w:bottom w:w="0" w:type="dxa"/>
+              <w:left w:w="0" w:type="dxa"/>
+              <w:right w:w="0" w:type="dxa"/>
+            </w:tcMar>
+            <w:vAlign w:val="top"/>
+          </w:tcPr>
+          <w:p>
+            <w:pPr>
+              <w:pStyle w:val="Normal"/>
+              <w:jc w:val="left"/>
+              <w:pBdr>
+                <w:bottom w:val="none" w:sz="0" w:space="0" w:color="000000"/>
+                <w:top w:val="none" w:sz="0" w:space="0" w:color="000000"/>
+                <w:left w:val="none" w:sz="0" w:space="0" w:color="000000"/>
+                <w:right w:val="none" w:sz="0" w:space="0" w:color="000000"/>
+              </w:pBdr>
+              <w:spacing w:after="100" w:before="100" w:line="240"/>
+              <w:ind w:left="100" w:right="100" w:firstLine="0" w:firstLineChars="0"/>
+              <w:rPr>
+                <w:rFonts w:ascii="Arial" w:hAnsi="Arial" w:eastAsia="Arial" w:cs="Arial"/>
+                <w:i w:val="false"/>
+                <w:b w:val="false"/>
+                <w:u w:val="none"/>
+                <w:strike w:val="false"/>
+                <w:sz w:val="20"/>
+                <w:szCs w:val="20"/>
+                <w:color w:val="000000"/>
+              </w:rPr>
+            </w:pPr>
+            <w:r>
+              <w:rPr>
+                <w:rFonts w:ascii="Arial" w:hAnsi="Arial" w:eastAsia="Arial" w:cs="Arial"/>
+                <w:i w:val="false"/>
+                <w:b w:val="false"/>
+                <w:u w:val="none"/>
+                <w:strike w:val="false"/>
+                <w:sz w:val="20"/>
+                <w:szCs w:val="20"/>
+                <w:color w:val="000000"/>
+              </w:rPr>
+              <w:t xml:space="preserve">14</w:t>
+            </w:r>
+          </w:p>
+        </w:tc>
+        <w:tc>
+          <w:tcPr>
+            <w:tcBorders>
+              <w:bottom w:val="none" w:sz="0" w:space="0" w:color="000000"/>
+              <w:top w:val="single" w:sz="12" w:space="0" w:color="666666"/>
+              <w:left w:val="none" w:sz="0" w:space="0" w:color="000000"/>
+              <w:right w:val="none" w:sz="0" w:space="0" w:color="000000"/>
+            </w:tcBorders>
+            <w:shd w:val="clear" w:color="auto" w:fill="FFFFFF"/>
+            <w:tcMar>
+              <w:top w:w="0" w:type="dxa"/>
+              <w:bottom w:w="0" w:type="dxa"/>
+              <w:left w:w="0" w:type="dxa"/>
+              <w:right w:w="0" w:type="dxa"/>
+            </w:tcMar>
+            <w:vAlign w:val="top"/>
+          </w:tcPr>
+          <w:p>
+            <w:pPr>
+              <w:pStyle w:val="Normal"/>
+              <w:jc w:val="left"/>
+              <w:pBdr>
+                <w:bottom w:val="none" w:sz="0" w:space="0" w:color="000000"/>
+                <w:top w:val="none" w:sz="0" w:space="0" w:color="000000"/>
+                <w:left w:val="none" w:sz="0" w:space="0" w:color="000000"/>
+                <w:right w:val="none" w:sz="0" w:space="0" w:color="000000"/>
+              </w:pBdr>
+              <w:spacing w:after="100" w:before="100" w:line="240"/>
+              <w:ind w:left="100" w:right="100" w:firstLine="0" w:firstLineChars="0"/>
+              <w:rPr>
+                <w:rFonts w:ascii="Arial" w:hAnsi="Arial" w:eastAsia="Arial" w:cs="Arial"/>
+                <w:i w:val="false"/>
+                <w:b w:val="false"/>
+                <w:u w:val="none"/>
+                <w:strike w:val="false"/>
+                <w:sz w:val="20"/>
+                <w:szCs w:val="20"/>
+                <w:color w:val="000000"/>
+              </w:rPr>
+            </w:pPr>
+            <w:r>
+              <w:rPr>
+                <w:rFonts w:ascii="Arial" w:hAnsi="Arial" w:eastAsia="Arial" w:cs="Arial"/>
+                <w:i w:val="false"/>
+                <w:b w:val="false"/>
+                <w:u w:val="none"/>
+                <w:strike w:val="false"/>
+                <w:sz w:val="20"/>
+                <w:szCs w:val="20"/>
+                <w:color w:val="000000"/>
+              </w:rPr>
+              <w:t xml:space="preserve">14/37</w:t>
+            </w:r>
+          </w:p>
+        </w:tc>
+        <w:tc>
+          <w:tcPr>
+            <w:tcBorders>
+              <w:bottom w:val="none" w:sz="0" w:space="0" w:color="000000"/>
+              <w:top w:val="single" w:sz="12" w:space="0" w:color="666666"/>
+              <w:left w:val="none" w:sz="0" w:space="0" w:color="000000"/>
+              <w:right w:val="none" w:sz="0" w:space="0" w:color="000000"/>
+            </w:tcBorders>
+            <w:shd w:val="clear" w:color="auto" w:fill="FFFFFF"/>
+            <w:tcMar>
+              <w:top w:w="0" w:type="dxa"/>
+              <w:bottom w:w="0" w:type="dxa"/>
+              <w:left w:w="0" w:type="dxa"/>
+              <w:right w:w="0" w:type="dxa"/>
+            </w:tcMar>
+            <w:vAlign w:val="top"/>
+          </w:tcPr>
+          <w:p>
+            <w:pPr>
+              <w:pStyle w:val="Normal"/>
+              <w:jc w:val="left"/>
+              <w:pBdr>
+                <w:bottom w:val="none" w:sz="0" w:space="0" w:color="000000"/>
+                <w:top w:val="none" w:sz="0" w:space="0" w:color="000000"/>
+                <w:left w:val="none" w:sz="0" w:space="0" w:color="000000"/>
+                <w:right w:val="none" w:sz="0" w:space="0" w:color="000000"/>
+              </w:pBdr>
+              <w:spacing w:after="100" w:before="100" w:line="240"/>
+              <w:ind w:left="100" w:right="100" w:firstLine="0" w:firstLineChars="0"/>
+              <w:rPr>
+                <w:rFonts w:ascii="Arial" w:hAnsi="Arial" w:eastAsia="Arial" w:cs="Arial"/>
+                <w:i w:val="false"/>
+                <w:b w:val="false"/>
+                <w:u w:val="none"/>
+                <w:strike w:val="false"/>
+                <w:sz w:val="20"/>
+                <w:szCs w:val="20"/>
+                <w:color w:val="000000"/>
+              </w:rPr>
+            </w:pPr>
+            <w:r>
+              <w:rPr>
+                <w:rFonts w:ascii="Arial" w:hAnsi="Arial" w:eastAsia="Arial" w:cs="Arial"/>
+                <w:i w:val="false"/>
+                <w:b w:val="false"/>
+                <w:u w:val="none"/>
+                <w:strike w:val="false"/>
+                <w:sz w:val="20"/>
+                <w:szCs w:val="20"/>
+                <w:color w:val="000000"/>
+              </w:rPr>
+              <w:t xml:space="preserve">37.8%</w:t>
+            </w:r>
+          </w:p>
+        </w:tc>
+      </w:tr>
+      <w:tr>
+        <w:trPr>
+          <w:trHeight w:val="614" w:hRule="auto"/>
+        </w:trPr>
+        <w:tc>
+          <w:tcPr>
+            <w:tcBorders>
+              <w:bottom w:val="none" w:sz="0" w:space="0" w:color="000000"/>
+              <w:top w:val="none" w:sz="0" w:space="0" w:color="000000"/>
+              <w:left w:val="none" w:sz="0" w:space="0" w:color="000000"/>
+              <w:right w:val="none" w:sz="0" w:space="0" w:color="000000"/>
+            </w:tcBorders>
+            <w:shd w:val="clear" w:color="auto" w:fill="FFFFFF"/>
+            <w:tcMar>
+              <w:top w:w="0" w:type="dxa"/>
+              <w:bottom w:w="0" w:type="dxa"/>
+              <w:left w:w="0" w:type="dxa"/>
+              <w:right w:w="0" w:type="dxa"/>
+            </w:tcMar>
+            <w:vAlign w:val="top"/>
+          </w:tcPr>
+          <w:p>
+            <w:pPr>
+              <w:pStyle w:val="Normal"/>
+              <w:jc w:val="left"/>
+              <w:pBdr>
+                <w:bottom w:val="none" w:sz="0" w:space="0" w:color="000000"/>
+                <w:top w:val="none" w:sz="0" w:space="0" w:color="000000"/>
+                <w:left w:val="none" w:sz="0" w:space="0" w:color="000000"/>
+                <w:right w:val="none" w:sz="0" w:space="0" w:color="000000"/>
+              </w:pBdr>
+              <w:spacing w:after="100" w:before="100" w:line="240"/>
+              <w:ind w:left="100" w:right="100" w:firstLine="0" w:firstLineChars="0"/>
+              <w:rPr>
+                <w:rFonts w:ascii="Arial" w:hAnsi="Arial" w:eastAsia="Arial" w:cs="Arial"/>
+                <w:i w:val="false"/>
+                <w:b w:val="false"/>
+                <w:u w:val="none"/>
+                <w:strike w:val="false"/>
+                <w:sz w:val="20"/>
+                <w:szCs w:val="20"/>
+                <w:color w:val="000000"/>
+              </w:rPr>
+            </w:pPr>
+            <w:r>
+              <w:rPr>
+                <w:rFonts w:ascii="Arial" w:hAnsi="Arial" w:eastAsia="Arial" w:cs="Arial"/>
+                <w:i w:val="false"/>
+                <w:b w:val="false"/>
+                <w:u w:val="none"/>
+                <w:strike w:val="false"/>
+                <w:sz w:val="20"/>
+                <w:szCs w:val="20"/>
+                <w:color w:val="000000"/>
+              </w:rPr>
+              <w:t xml:space="preserve">Interrater reliability reported</w:t>
+            </w:r>
+          </w:p>
+        </w:tc>
+        <w:tc>
+          <w:tcPr>
+            <w:tcBorders>
+              <w:bottom w:val="none" w:sz="0" w:space="0" w:color="000000"/>
+              <w:top w:val="none" w:sz="0" w:space="0" w:color="000000"/>
+              <w:left w:val="none" w:sz="0" w:space="0" w:color="000000"/>
+              <w:right w:val="none" w:sz="0" w:space="0" w:color="000000"/>
+            </w:tcBorders>
+            <w:shd w:val="clear" w:color="auto" w:fill="FFFFFF"/>
+            <w:tcMar>
+              <w:top w:w="0" w:type="dxa"/>
+              <w:bottom w:w="0" w:type="dxa"/>
+              <w:left w:w="0" w:type="dxa"/>
+              <w:right w:w="0" w:type="dxa"/>
+            </w:tcMar>
+            <w:vAlign w:val="top"/>
+          </w:tcPr>
+          <w:p>
+            <w:pPr>
+              <w:pStyle w:val="Normal"/>
+              <w:jc w:val="left"/>
+              <w:pBdr>
+                <w:bottom w:val="none" w:sz="0" w:space="0" w:color="000000"/>
+                <w:top w:val="none" w:sz="0" w:space="0" w:color="000000"/>
+                <w:left w:val="none" w:sz="0" w:space="0" w:color="000000"/>
+                <w:right w:val="none" w:sz="0" w:space="0" w:color="000000"/>
+              </w:pBdr>
+              <w:spacing w:after="100" w:before="100" w:line="240"/>
+              <w:ind w:left="100" w:right="100" w:firstLine="0" w:firstLineChars="0"/>
+              <w:rPr>
+                <w:rFonts w:ascii="Arial" w:hAnsi="Arial" w:eastAsia="Arial" w:cs="Arial"/>
+                <w:i w:val="false"/>
+                <w:b w:val="false"/>
+                <w:u w:val="none"/>
+                <w:strike w:val="false"/>
+                <w:sz w:val="20"/>
+                <w:szCs w:val="20"/>
+                <w:color w:val="000000"/>
+              </w:rPr>
+            </w:pPr>
+            <w:r>
+              <w:rPr>
+                <w:rFonts w:ascii="Arial" w:hAnsi="Arial" w:eastAsia="Arial" w:cs="Arial"/>
+                <w:i w:val="false"/>
+                <w:b w:val="false"/>
+                <w:u w:val="none"/>
+                <w:strike w:val="false"/>
+                <w:sz w:val="20"/>
+                <w:szCs w:val="20"/>
+                <w:color w:val="000000"/>
+              </w:rPr>
+              <w:t xml:space="preserve">10</w:t>
+            </w:r>
+          </w:p>
+        </w:tc>
+        <w:tc>
+          <w:tcPr>
+            <w:tcBorders>
+              <w:bottom w:val="none" w:sz="0" w:space="0" w:color="000000"/>
+              <w:top w:val="none" w:sz="0" w:space="0" w:color="000000"/>
+              <w:left w:val="none" w:sz="0" w:space="0" w:color="000000"/>
+              <w:right w:val="none" w:sz="0" w:space="0" w:color="000000"/>
+            </w:tcBorders>
+            <w:shd w:val="clear" w:color="auto" w:fill="FFFFFF"/>
+            <w:tcMar>
+              <w:top w:w="0" w:type="dxa"/>
+              <w:bottom w:w="0" w:type="dxa"/>
+              <w:left w:w="0" w:type="dxa"/>
+              <w:right w:w="0" w:type="dxa"/>
+            </w:tcMar>
+            <w:vAlign w:val="top"/>
+          </w:tcPr>
+          <w:p>
+            <w:pPr>
+              <w:pStyle w:val="Normal"/>
+              <w:jc w:val="left"/>
+              <w:pBdr>
+                <w:bottom w:val="none" w:sz="0" w:space="0" w:color="000000"/>
+                <w:top w:val="none" w:sz="0" w:space="0" w:color="000000"/>
+                <w:left w:val="none" w:sz="0" w:space="0" w:color="000000"/>
+                <w:right w:val="none" w:sz="0" w:space="0" w:color="000000"/>
+              </w:pBdr>
+              <w:spacing w:after="100" w:before="100" w:line="240"/>
+              <w:ind w:left="100" w:right="100" w:firstLine="0" w:firstLineChars="0"/>
+              <w:rPr>
+                <w:rFonts w:ascii="Arial" w:hAnsi="Arial" w:eastAsia="Arial" w:cs="Arial"/>
+                <w:i w:val="false"/>
+                <w:b w:val="false"/>
+                <w:u w:val="none"/>
+                <w:strike w:val="false"/>
+                <w:sz w:val="20"/>
+                <w:szCs w:val="20"/>
+                <w:color w:val="000000"/>
+              </w:rPr>
+            </w:pPr>
+            <w:r>
+              <w:rPr>
+                <w:rFonts w:ascii="Arial" w:hAnsi="Arial" w:eastAsia="Arial" w:cs="Arial"/>
+                <w:i w:val="false"/>
+                <w:b w:val="false"/>
+                <w:u w:val="none"/>
+                <w:strike w:val="false"/>
+                <w:sz w:val="20"/>
+                <w:szCs w:val="20"/>
+                <w:color w:val="000000"/>
+              </w:rPr>
+              <w:t xml:space="preserve">10/37</w:t>
+            </w:r>
+          </w:p>
+        </w:tc>
+        <w:tc>
+          <w:tcPr>
+            <w:tcBorders>
+              <w:bottom w:val="none" w:sz="0" w:space="0" w:color="000000"/>
+              <w:top w:val="none" w:sz="0" w:space="0" w:color="000000"/>
+              <w:left w:val="none" w:sz="0" w:space="0" w:color="000000"/>
+              <w:right w:val="none" w:sz="0" w:space="0" w:color="000000"/>
+            </w:tcBorders>
+            <w:shd w:val="clear" w:color="auto" w:fill="FFFFFF"/>
+            <w:tcMar>
+              <w:top w:w="0" w:type="dxa"/>
+              <w:bottom w:w="0" w:type="dxa"/>
+              <w:left w:w="0" w:type="dxa"/>
+              <w:right w:w="0" w:type="dxa"/>
+            </w:tcMar>
+            <w:vAlign w:val="top"/>
+          </w:tcPr>
+          <w:p>
+            <w:pPr>
+              <w:pStyle w:val="Normal"/>
+              <w:jc w:val="left"/>
+              <w:pBdr>
+                <w:bottom w:val="none" w:sz="0" w:space="0" w:color="000000"/>
+                <w:top w:val="none" w:sz="0" w:space="0" w:color="000000"/>
+                <w:left w:val="none" w:sz="0" w:space="0" w:color="000000"/>
+                <w:right w:val="none" w:sz="0" w:space="0" w:color="000000"/>
+              </w:pBdr>
+              <w:spacing w:after="100" w:before="100" w:line="240"/>
+              <w:ind w:left="100" w:right="100" w:firstLine="0" w:firstLineChars="0"/>
+              <w:rPr>
+                <w:rFonts w:ascii="Arial" w:hAnsi="Arial" w:eastAsia="Arial" w:cs="Arial"/>
+                <w:i w:val="false"/>
+                <w:b w:val="false"/>
+                <w:u w:val="none"/>
+                <w:strike w:val="false"/>
+                <w:sz w:val="20"/>
+                <w:szCs w:val="20"/>
+                <w:color w:val="000000"/>
+              </w:rPr>
+            </w:pPr>
+            <w:r>
+              <w:rPr>
+                <w:rFonts w:ascii="Arial" w:hAnsi="Arial" w:eastAsia="Arial" w:cs="Arial"/>
+                <w:i w:val="false"/>
+                <w:b w:val="false"/>
+                <w:u w:val="none"/>
+                <w:strike w:val="false"/>
+                <w:sz w:val="20"/>
+                <w:szCs w:val="20"/>
+                <w:color w:val="000000"/>
+              </w:rPr>
+              <w:t xml:space="preserve">27%</w:t>
+            </w:r>
+          </w:p>
+        </w:tc>
+      </w:tr>
+      <w:tr>
+        <w:trPr>
+          <w:trHeight w:val="614" w:hRule="auto"/>
+        </w:trPr>
+        <w:tc>
+          <w:tcPr>
+            <w:tcBorders>
+              <w:bottom w:val="single" w:sz="12" w:space="0" w:color="666666"/>
+              <w:top w:val="none" w:sz="0" w:space="0" w:color="000000"/>
+              <w:left w:val="none" w:sz="0" w:space="0" w:color="000000"/>
+              <w:right w:val="none" w:sz="0" w:space="0" w:color="000000"/>
+            </w:tcBorders>
+            <w:shd w:val="clear" w:color="auto" w:fill="FFFFFF"/>
+            <w:tcMar>
+              <w:top w:w="0" w:type="dxa"/>
+              <w:bottom w:w="0" w:type="dxa"/>
+              <w:left w:w="0" w:type="dxa"/>
+              <w:right w:w="0" w:type="dxa"/>
+            </w:tcMar>
+            <w:vAlign w:val="top"/>
+          </w:tcPr>
+          <w:p>
+            <w:pPr>
+              <w:pStyle w:val="Normal"/>
+              <w:jc w:val="left"/>
+              <w:pBdr>
+                <w:bottom w:val="none" w:sz="0" w:space="0" w:color="000000"/>
+                <w:top w:val="none" w:sz="0" w:space="0" w:color="000000"/>
+                <w:left w:val="none" w:sz="0" w:space="0" w:color="000000"/>
+                <w:right w:val="none" w:sz="0" w:space="0" w:color="000000"/>
+              </w:pBdr>
+              <w:spacing w:after="100" w:before="100" w:line="240"/>
+              <w:ind w:left="100" w:right="100" w:firstLine="0" w:firstLineChars="0"/>
+              <w:rPr>
+                <w:rFonts w:ascii="Arial" w:hAnsi="Arial" w:eastAsia="Arial" w:cs="Arial"/>
+                <w:i w:val="false"/>
+                <w:b w:val="false"/>
+                <w:u w:val="none"/>
+                <w:strike w:val="false"/>
+                <w:sz w:val="20"/>
+                <w:szCs w:val="20"/>
+                <w:color w:val="000000"/>
+              </w:rPr>
+            </w:pPr>
+            <w:r>
+              <w:rPr>
+                <w:rFonts w:ascii="Arial" w:hAnsi="Arial" w:eastAsia="Arial" w:cs="Arial"/>
+                <w:i w:val="false"/>
+                <w:b w:val="false"/>
+                <w:u w:val="none"/>
+                <w:strike w:val="false"/>
+                <w:sz w:val="20"/>
+                <w:szCs w:val="20"/>
+                <w:color w:val="000000"/>
+              </w:rPr>
+              <w:t xml:space="preserve">Disagreement resolved mentioned</w:t>
+            </w:r>
+          </w:p>
+        </w:tc>
+        <w:tc>
+          <w:tcPr>
+            <w:tcBorders>
+              <w:bottom w:val="single" w:sz="12" w:space="0" w:color="666666"/>
+              <w:top w:val="none" w:sz="0" w:space="0" w:color="000000"/>
+              <w:left w:val="none" w:sz="0" w:space="0" w:color="000000"/>
+              <w:right w:val="none" w:sz="0" w:space="0" w:color="000000"/>
+            </w:tcBorders>
+            <w:shd w:val="clear" w:color="auto" w:fill="FFFFFF"/>
+            <w:tcMar>
+              <w:top w:w="0" w:type="dxa"/>
+              <w:bottom w:w="0" w:type="dxa"/>
+              <w:left w:w="0" w:type="dxa"/>
+              <w:right w:w="0" w:type="dxa"/>
+            </w:tcMar>
+            <w:vAlign w:val="top"/>
+          </w:tcPr>
+          <w:p>
+            <w:pPr>
+              <w:pStyle w:val="Normal"/>
+              <w:jc w:val="left"/>
+              <w:pBdr>
+                <w:bottom w:val="none" w:sz="0" w:space="0" w:color="000000"/>
+                <w:top w:val="none" w:sz="0" w:space="0" w:color="000000"/>
+                <w:left w:val="none" w:sz="0" w:space="0" w:color="000000"/>
+                <w:right w:val="none" w:sz="0" w:space="0" w:color="000000"/>
+              </w:pBdr>
+              <w:spacing w:after="100" w:before="100" w:line="240"/>
+              <w:ind w:left="100" w:right="100" w:firstLine="0" w:firstLineChars="0"/>
+              <w:rPr>
+                <w:rFonts w:ascii="Arial" w:hAnsi="Arial" w:eastAsia="Arial" w:cs="Arial"/>
+                <w:i w:val="false"/>
+                <w:b w:val="false"/>
+                <w:u w:val="none"/>
+                <w:strike w:val="false"/>
+                <w:sz w:val="20"/>
+                <w:szCs w:val="20"/>
+                <w:color w:val="000000"/>
+              </w:rPr>
+            </w:pPr>
+            <w:r>
+              <w:rPr>
+                <w:rFonts w:ascii="Arial" w:hAnsi="Arial" w:eastAsia="Arial" w:cs="Arial"/>
+                <w:i w:val="false"/>
+                <w:b w:val="false"/>
+                <w:u w:val="none"/>
+                <w:strike w:val="false"/>
+                <w:sz w:val="20"/>
+                <w:szCs w:val="20"/>
+                <w:color w:val="000000"/>
+              </w:rPr>
+              <w:t xml:space="preserve">23</w:t>
+            </w:r>
+          </w:p>
+        </w:tc>
+        <w:tc>
+          <w:tcPr>
+            <w:tcBorders>
+              <w:bottom w:val="single" w:sz="12" w:space="0" w:color="666666"/>
+              <w:top w:val="none" w:sz="0" w:space="0" w:color="000000"/>
+              <w:left w:val="none" w:sz="0" w:space="0" w:color="000000"/>
+              <w:right w:val="none" w:sz="0" w:space="0" w:color="000000"/>
+            </w:tcBorders>
+            <w:shd w:val="clear" w:color="auto" w:fill="FFFFFF"/>
+            <w:tcMar>
+              <w:top w:w="0" w:type="dxa"/>
+              <w:bottom w:w="0" w:type="dxa"/>
+              <w:left w:w="0" w:type="dxa"/>
+              <w:right w:w="0" w:type="dxa"/>
+            </w:tcMar>
+            <w:vAlign w:val="top"/>
+          </w:tcPr>
+          <w:p>
+            <w:pPr>
+              <w:pStyle w:val="Normal"/>
+              <w:jc w:val="left"/>
+              <w:pBdr>
+                <w:bottom w:val="none" w:sz="0" w:space="0" w:color="000000"/>
+                <w:top w:val="none" w:sz="0" w:space="0" w:color="000000"/>
+                <w:left w:val="none" w:sz="0" w:space="0" w:color="000000"/>
+                <w:right w:val="none" w:sz="0" w:space="0" w:color="000000"/>
+              </w:pBdr>
+              <w:spacing w:after="100" w:before="100" w:line="240"/>
+              <w:ind w:left="100" w:right="100" w:firstLine="0" w:firstLineChars="0"/>
+              <w:rPr>
+                <w:rFonts w:ascii="Arial" w:hAnsi="Arial" w:eastAsia="Arial" w:cs="Arial"/>
+                <w:i w:val="false"/>
+                <w:b w:val="false"/>
+                <w:u w:val="none"/>
+                <w:strike w:val="false"/>
+                <w:sz w:val="20"/>
+                <w:szCs w:val="20"/>
+                <w:color w:val="000000"/>
+              </w:rPr>
+            </w:pPr>
+            <w:r>
+              <w:rPr>
+                <w:rFonts w:ascii="Arial" w:hAnsi="Arial" w:eastAsia="Arial" w:cs="Arial"/>
+                <w:i w:val="false"/>
+                <w:b w:val="false"/>
+                <w:u w:val="none"/>
+                <w:strike w:val="false"/>
+                <w:sz w:val="20"/>
+                <w:szCs w:val="20"/>
+                <w:color w:val="000000"/>
+              </w:rPr>
+              <w:t xml:space="preserve">23/37</w:t>
+            </w:r>
+          </w:p>
+        </w:tc>
+        <w:tc>
+          <w:tcPr>
+            <w:tcBorders>
+              <w:bottom w:val="single" w:sz="12" w:space="0" w:color="666666"/>
+              <w:top w:val="none" w:sz="0" w:space="0" w:color="000000"/>
+              <w:left w:val="none" w:sz="0" w:space="0" w:color="000000"/>
+              <w:right w:val="none" w:sz="0" w:space="0" w:color="000000"/>
+            </w:tcBorders>
+            <w:shd w:val="clear" w:color="auto" w:fill="FFFFFF"/>
+            <w:tcMar>
+              <w:top w:w="0" w:type="dxa"/>
+              <w:bottom w:w="0" w:type="dxa"/>
+              <w:left w:w="0" w:type="dxa"/>
+              <w:right w:w="0" w:type="dxa"/>
+            </w:tcMar>
+            <w:vAlign w:val="top"/>
+          </w:tcPr>
+          <w:p>
+            <w:pPr>
+              <w:pStyle w:val="Normal"/>
+              <w:jc w:val="left"/>
+              <w:pBdr>
+                <w:bottom w:val="none" w:sz="0" w:space="0" w:color="000000"/>
+                <w:top w:val="none" w:sz="0" w:space="0" w:color="000000"/>
+                <w:left w:val="none" w:sz="0" w:space="0" w:color="000000"/>
+                <w:right w:val="none" w:sz="0" w:space="0" w:color="000000"/>
+              </w:pBdr>
+              <w:spacing w:after="100" w:before="100" w:line="240"/>
+              <w:ind w:left="100" w:right="100" w:firstLine="0" w:firstLineChars="0"/>
+              <w:rPr>
+                <w:rFonts w:ascii="Arial" w:hAnsi="Arial" w:eastAsia="Arial" w:cs="Arial"/>
+                <w:i w:val="false"/>
+                <w:b w:val="false"/>
+                <w:u w:val="none"/>
+                <w:strike w:val="false"/>
+                <w:sz w:val="20"/>
+                <w:szCs w:val="20"/>
+                <w:color w:val="000000"/>
+              </w:rPr>
+            </w:pPr>
+            <w:r>
+              <w:rPr>
+                <w:rFonts w:ascii="Arial" w:hAnsi="Arial" w:eastAsia="Arial" w:cs="Arial"/>
+                <w:i w:val="false"/>
+                <w:b w:val="false"/>
+                <w:u w:val="none"/>
+                <w:strike w:val="false"/>
+                <w:sz w:val="20"/>
+                <w:szCs w:val="20"/>
+                <w:color w:val="000000"/>
+              </w:rPr>
+              <w:t xml:space="preserve">62.2%</w:t>
+            </w:r>
+          </w:p>
+        </w:tc>
+      </w:tr>
+    </w:tbl>
+    <w:p>
+      <w:pPr>
         <w:pStyle w:val="TableCaption"/>
         <w:jc w:val="center"/>
         <w:keepNext/>
@@ -23042,6 +24027,1886 @@
         </w:tc>
       </w:tr>
     </w:tbl>
+    <w:p>
+      <w:pPr>
+        <w:pStyle w:val="TableCaption"/>
+        <w:jc w:val="center"/>
+        <w:keepNext/>
+        <w:pBdr>
+          <w:bottom w:val="none" w:sz="0" w:space="0" w:color="000000"/>
+          <w:top w:val="none" w:sz="0" w:space="0" w:color="000000"/>
+          <w:left w:val="none" w:sz="0" w:space="0" w:color="000000"/>
+          <w:right w:val="none" w:sz="0" w:space="0" w:color="000000"/>
+        </w:pBdr>
+        <w:spacing w:after="60" w:before="60" w:line="240"/>
+        <w:ind w:left="60" w:right="60" w:firstLine="0" w:firstLineChars="0"/>
+      </w:pPr>
+      <w:r>
+        <w:t xml:space="preserve">Documentation indicators</w:t>
+      </w:r>
+    </w:p>
+    <w:tbl xmlns:a="http://schemas.openxmlformats.org/drawingml/2006/main" xmlns:pic="http://schemas.openxmlformats.org/drawingml/2006/picture">
+      <w:tblPr>
+        <w:tblLayout w:type="fixed"/>
+        <w:jc w:val="center"/>
+        <w:tblLook w:firstRow="1" w:lastRow="0" w:firstColumn="0" w:lastColumn="0" w:noHBand="0" w:noVBand="1"/>
+      </w:tblPr>
+      <w:tblGrid>
+        <w:gridCol w:w="3150"/>
+        <w:gridCol w:w="1474"/>
+        <w:gridCol w:w="1976"/>
+        <w:gridCol w:w="1169"/>
+      </w:tblGrid>
+      <w:tr>
+        <w:trPr>
+          <w:trHeight w:val="617" w:hRule="auto"/>
+          <w:tblHeader/>
+        </w:trPr>
+        <w:tc>
+          <w:tcPr>
+            <w:tcBorders>
+              <w:bottom w:val="single" w:sz="12" w:space="0" w:color="666666"/>
+              <w:top w:val="single" w:sz="12" w:space="0" w:color="666666"/>
+              <w:left w:val="none" w:sz="0" w:space="0" w:color="000000"/>
+              <w:right w:val="none" w:sz="0" w:space="0" w:color="000000"/>
+            </w:tcBorders>
+            <w:shd w:val="clear" w:color="auto" w:fill="FFFFFF"/>
+            <w:tcMar>
+              <w:top w:w="0" w:type="dxa"/>
+              <w:bottom w:w="0" w:type="dxa"/>
+              <w:left w:w="0" w:type="dxa"/>
+              <w:right w:w="0" w:type="dxa"/>
+            </w:tcMar>
+            <w:vAlign w:val="top"/>
+          </w:tcPr>
+          <w:p>
+            <w:pPr>
+              <w:pStyle w:val="Normal"/>
+              <w:jc w:val="left"/>
+              <w:pBdr>
+                <w:bottom w:val="none" w:sz="0" w:space="0" w:color="000000"/>
+                <w:top w:val="none" w:sz="0" w:space="0" w:color="000000"/>
+                <w:left w:val="none" w:sz="0" w:space="0" w:color="000000"/>
+                <w:right w:val="none" w:sz="0" w:space="0" w:color="000000"/>
+              </w:pBdr>
+              <w:spacing w:after="100" w:before="100" w:line="240"/>
+              <w:ind w:left="100" w:right="100" w:firstLine="0" w:firstLineChars="0"/>
+              <w:rPr>
+                <w:rFonts w:ascii="Arial" w:hAnsi="Arial" w:eastAsia="Arial" w:cs="Arial"/>
+                <w:i w:val="false"/>
+                <w:b w:val="false"/>
+                <w:u w:val="none"/>
+                <w:strike w:val="false"/>
+                <w:sz w:val="20"/>
+                <w:szCs w:val="20"/>
+                <w:color w:val="000000"/>
+              </w:rPr>
+            </w:pPr>
+            <w:r>
+              <w:rPr>
+                <w:rFonts w:ascii="Arial" w:hAnsi="Arial" w:eastAsia="Arial" w:cs="Arial"/>
+                <w:i w:val="false"/>
+                <w:b w:val="false"/>
+                <w:u w:val="none"/>
+                <w:strike w:val="false"/>
+                <w:sz w:val="20"/>
+                <w:szCs w:val="20"/>
+                <w:color w:val="000000"/>
+              </w:rPr>
+              <w:t xml:space="preserve">Indicator</w:t>
+            </w:r>
+          </w:p>
+        </w:tc>
+        <w:tc>
+          <w:tcPr>
+            <w:tcBorders>
+              <w:bottom w:val="single" w:sz="12" w:space="0" w:color="666666"/>
+              <w:top w:val="single" w:sz="12" w:space="0" w:color="666666"/>
+              <w:left w:val="none" w:sz="0" w:space="0" w:color="000000"/>
+              <w:right w:val="none" w:sz="0" w:space="0" w:color="000000"/>
+            </w:tcBorders>
+            <w:shd w:val="clear" w:color="auto" w:fill="FFFFFF"/>
+            <w:tcMar>
+              <w:top w:w="0" w:type="dxa"/>
+              <w:bottom w:w="0" w:type="dxa"/>
+              <w:left w:w="0" w:type="dxa"/>
+              <w:right w:w="0" w:type="dxa"/>
+            </w:tcMar>
+            <w:vAlign w:val="top"/>
+          </w:tcPr>
+          <w:p>
+            <w:pPr>
+              <w:pStyle w:val="Normal"/>
+              <w:jc w:val="left"/>
+              <w:pBdr>
+                <w:bottom w:val="none" w:sz="0" w:space="0" w:color="000000"/>
+                <w:top w:val="none" w:sz="0" w:space="0" w:color="000000"/>
+                <w:left w:val="none" w:sz="0" w:space="0" w:color="000000"/>
+                <w:right w:val="none" w:sz="0" w:space="0" w:color="000000"/>
+              </w:pBdr>
+              <w:spacing w:after="100" w:before="100" w:line="240"/>
+              <w:ind w:left="100" w:right="100" w:firstLine="0" w:firstLineChars="0"/>
+              <w:rPr>
+                <w:rFonts w:ascii="Arial" w:hAnsi="Arial" w:eastAsia="Arial" w:cs="Arial"/>
+                <w:i w:val="false"/>
+                <w:b w:val="false"/>
+                <w:u w:val="none"/>
+                <w:strike w:val="false"/>
+                <w:sz w:val="20"/>
+                <w:szCs w:val="20"/>
+                <w:color w:val="000000"/>
+              </w:rPr>
+            </w:pPr>
+            <w:r>
+              <w:rPr>
+                <w:rFonts w:ascii="Arial" w:hAnsi="Arial" w:eastAsia="Arial" w:cs="Arial"/>
+                <w:i w:val="false"/>
+                <w:b w:val="false"/>
+                <w:u w:val="none"/>
+                <w:strike w:val="false"/>
+                <w:sz w:val="20"/>
+                <w:szCs w:val="20"/>
+                <w:color w:val="000000"/>
+              </w:rPr>
+              <w:t xml:space="preserve">n (Studies)</w:t>
+            </w:r>
+          </w:p>
+        </w:tc>
+        <w:tc>
+          <w:tcPr>
+            <w:tcBorders>
+              <w:bottom w:val="single" w:sz="12" w:space="0" w:color="666666"/>
+              <w:top w:val="single" w:sz="12" w:space="0" w:color="666666"/>
+              <w:left w:val="none" w:sz="0" w:space="0" w:color="000000"/>
+              <w:right w:val="none" w:sz="0" w:space="0" w:color="000000"/>
+            </w:tcBorders>
+            <w:shd w:val="clear" w:color="auto" w:fill="FFFFFF"/>
+            <w:tcMar>
+              <w:top w:w="0" w:type="dxa"/>
+              <w:bottom w:w="0" w:type="dxa"/>
+              <w:left w:w="0" w:type="dxa"/>
+              <w:right w:w="0" w:type="dxa"/>
+            </w:tcMar>
+            <w:vAlign w:val="top"/>
+          </w:tcPr>
+          <w:p>
+            <w:pPr>
+              <w:pStyle w:val="Normal"/>
+              <w:jc w:val="left"/>
+              <w:pBdr>
+                <w:bottom w:val="none" w:sz="0" w:space="0" w:color="000000"/>
+                <w:top w:val="none" w:sz="0" w:space="0" w:color="000000"/>
+                <w:left w:val="none" w:sz="0" w:space="0" w:color="000000"/>
+                <w:right w:val="none" w:sz="0" w:space="0" w:color="000000"/>
+              </w:pBdr>
+              <w:spacing w:after="100" w:before="100" w:line="240"/>
+              <w:ind w:left="100" w:right="100" w:firstLine="0" w:firstLineChars="0"/>
+              <w:rPr>
+                <w:rFonts w:ascii="Arial" w:hAnsi="Arial" w:eastAsia="Arial" w:cs="Arial"/>
+                <w:i w:val="false"/>
+                <w:b w:val="false"/>
+                <w:u w:val="none"/>
+                <w:strike w:val="false"/>
+                <w:sz w:val="20"/>
+                <w:szCs w:val="20"/>
+                <w:color w:val="000000"/>
+              </w:rPr>
+            </w:pPr>
+            <w:r>
+              <w:rPr>
+                <w:rFonts w:ascii="Arial" w:hAnsi="Arial" w:eastAsia="Arial" w:cs="Arial"/>
+                <w:i w:val="false"/>
+                <w:b w:val="false"/>
+                <w:u w:val="none"/>
+                <w:strike w:val="false"/>
+                <w:sz w:val="20"/>
+                <w:szCs w:val="20"/>
+                <w:color w:val="000000"/>
+              </w:rPr>
+              <w:t xml:space="preserve">Proportion (n/N)</w:t>
+            </w:r>
+          </w:p>
+        </w:tc>
+        <w:tc>
+          <w:tcPr>
+            <w:tcBorders>
+              <w:bottom w:val="single" w:sz="12" w:space="0" w:color="666666"/>
+              <w:top w:val="single" w:sz="12" w:space="0" w:color="666666"/>
+              <w:left w:val="none" w:sz="0" w:space="0" w:color="000000"/>
+              <w:right w:val="none" w:sz="0" w:space="0" w:color="000000"/>
+            </w:tcBorders>
+            <w:shd w:val="clear" w:color="auto" w:fill="FFFFFF"/>
+            <w:tcMar>
+              <w:top w:w="0" w:type="dxa"/>
+              <w:bottom w:w="0" w:type="dxa"/>
+              <w:left w:w="0" w:type="dxa"/>
+              <w:right w:w="0" w:type="dxa"/>
+            </w:tcMar>
+            <w:vAlign w:val="top"/>
+          </w:tcPr>
+          <w:p>
+            <w:pPr>
+              <w:pStyle w:val="Normal"/>
+              <w:jc w:val="left"/>
+              <w:pBdr>
+                <w:bottom w:val="none" w:sz="0" w:space="0" w:color="000000"/>
+                <w:top w:val="none" w:sz="0" w:space="0" w:color="000000"/>
+                <w:left w:val="none" w:sz="0" w:space="0" w:color="000000"/>
+                <w:right w:val="none" w:sz="0" w:space="0" w:color="000000"/>
+              </w:pBdr>
+              <w:spacing w:after="100" w:before="100" w:line="240"/>
+              <w:ind w:left="100" w:right="100" w:firstLine="0" w:firstLineChars="0"/>
+              <w:rPr>
+                <w:rFonts w:ascii="Arial" w:hAnsi="Arial" w:eastAsia="Arial" w:cs="Arial"/>
+                <w:i w:val="false"/>
+                <w:b w:val="false"/>
+                <w:u w:val="none"/>
+                <w:strike w:val="false"/>
+                <w:sz w:val="20"/>
+                <w:szCs w:val="20"/>
+                <w:color w:val="000000"/>
+              </w:rPr>
+            </w:pPr>
+            <w:r>
+              <w:rPr>
+                <w:rFonts w:ascii="Arial" w:hAnsi="Arial" w:eastAsia="Arial" w:cs="Arial"/>
+                <w:i w:val="false"/>
+                <w:b w:val="false"/>
+                <w:u w:val="none"/>
+                <w:strike w:val="false"/>
+                <w:sz w:val="20"/>
+                <w:szCs w:val="20"/>
+                <w:color w:val="000000"/>
+              </w:rPr>
+              <w:t xml:space="preserve">Percent</w:t>
+            </w:r>
+          </w:p>
+        </w:tc>
+      </w:tr>
+      <w:tr>
+        <w:trPr>
+          <w:trHeight w:val="615" w:hRule="auto"/>
+        </w:trPr>
+        <w:tc>
+          <w:tcPr>
+            <w:tcBorders>
+              <w:bottom w:val="none" w:sz="0" w:space="0" w:color="000000"/>
+              <w:top w:val="single" w:sz="12" w:space="0" w:color="666666"/>
+              <w:left w:val="none" w:sz="0" w:space="0" w:color="000000"/>
+              <w:right w:val="none" w:sz="0" w:space="0" w:color="000000"/>
+            </w:tcBorders>
+            <w:shd w:val="clear" w:color="auto" w:fill="FFFFFF"/>
+            <w:tcMar>
+              <w:top w:w="0" w:type="dxa"/>
+              <w:bottom w:w="0" w:type="dxa"/>
+              <w:left w:w="0" w:type="dxa"/>
+              <w:right w:w="0" w:type="dxa"/>
+            </w:tcMar>
+            <w:vAlign w:val="top"/>
+          </w:tcPr>
+          <w:p>
+            <w:pPr>
+              <w:pStyle w:val="Normal"/>
+              <w:jc w:val="left"/>
+              <w:pBdr>
+                <w:bottom w:val="none" w:sz="0" w:space="0" w:color="000000"/>
+                <w:top w:val="none" w:sz="0" w:space="0" w:color="000000"/>
+                <w:left w:val="none" w:sz="0" w:space="0" w:color="000000"/>
+                <w:right w:val="none" w:sz="0" w:space="0" w:color="000000"/>
+              </w:pBdr>
+              <w:spacing w:after="100" w:before="100" w:line="240"/>
+              <w:ind w:left="100" w:right="100" w:firstLine="0" w:firstLineChars="0"/>
+              <w:rPr>
+                <w:rFonts w:ascii="Arial" w:hAnsi="Arial" w:eastAsia="Arial" w:cs="Arial"/>
+                <w:i w:val="false"/>
+                <w:b w:val="false"/>
+                <w:u w:val="none"/>
+                <w:strike w:val="false"/>
+                <w:sz w:val="20"/>
+                <w:szCs w:val="20"/>
+                <w:color w:val="000000"/>
+              </w:rPr>
+            </w:pPr>
+            <w:r>
+              <w:rPr>
+                <w:rFonts w:ascii="Arial" w:hAnsi="Arial" w:eastAsia="Arial" w:cs="Arial"/>
+                <w:i w:val="false"/>
+                <w:b w:val="false"/>
+                <w:u w:val="none"/>
+                <w:strike w:val="false"/>
+                <w:sz w:val="20"/>
+                <w:szCs w:val="20"/>
+                <w:color w:val="000000"/>
+              </w:rPr>
+              <w:t xml:space="preserve">Codebook reported</w:t>
+            </w:r>
+          </w:p>
+        </w:tc>
+        <w:tc>
+          <w:tcPr>
+            <w:tcBorders>
+              <w:bottom w:val="none" w:sz="0" w:space="0" w:color="000000"/>
+              <w:top w:val="single" w:sz="12" w:space="0" w:color="666666"/>
+              <w:left w:val="none" w:sz="0" w:space="0" w:color="000000"/>
+              <w:right w:val="none" w:sz="0" w:space="0" w:color="000000"/>
+            </w:tcBorders>
+            <w:shd w:val="clear" w:color="auto" w:fill="FFFFFF"/>
+            <w:tcMar>
+              <w:top w:w="0" w:type="dxa"/>
+              <w:bottom w:w="0" w:type="dxa"/>
+              <w:left w:w="0" w:type="dxa"/>
+              <w:right w:w="0" w:type="dxa"/>
+            </w:tcMar>
+            <w:vAlign w:val="top"/>
+          </w:tcPr>
+          <w:p>
+            <w:pPr>
+              <w:pStyle w:val="Normal"/>
+              <w:jc w:val="left"/>
+              <w:pBdr>
+                <w:bottom w:val="none" w:sz="0" w:space="0" w:color="000000"/>
+                <w:top w:val="none" w:sz="0" w:space="0" w:color="000000"/>
+                <w:left w:val="none" w:sz="0" w:space="0" w:color="000000"/>
+                <w:right w:val="none" w:sz="0" w:space="0" w:color="000000"/>
+              </w:pBdr>
+              <w:spacing w:after="100" w:before="100" w:line="240"/>
+              <w:ind w:left="100" w:right="100" w:firstLine="0" w:firstLineChars="0"/>
+              <w:rPr>
+                <w:rFonts w:ascii="Arial" w:hAnsi="Arial" w:eastAsia="Arial" w:cs="Arial"/>
+                <w:i w:val="false"/>
+                <w:b w:val="false"/>
+                <w:u w:val="none"/>
+                <w:strike w:val="false"/>
+                <w:sz w:val="20"/>
+                <w:szCs w:val="20"/>
+                <w:color w:val="000000"/>
+              </w:rPr>
+            </w:pPr>
+            <w:r>
+              <w:rPr>
+                <w:rFonts w:ascii="Arial" w:hAnsi="Arial" w:eastAsia="Arial" w:cs="Arial"/>
+                <w:i w:val="false"/>
+                <w:b w:val="false"/>
+                <w:u w:val="none"/>
+                <w:strike w:val="false"/>
+                <w:sz w:val="20"/>
+                <w:szCs w:val="20"/>
+                <w:color w:val="000000"/>
+              </w:rPr>
+              <w:t xml:space="preserve">15</w:t>
+            </w:r>
+          </w:p>
+        </w:tc>
+        <w:tc>
+          <w:tcPr>
+            <w:tcBorders>
+              <w:bottom w:val="none" w:sz="0" w:space="0" w:color="000000"/>
+              <w:top w:val="single" w:sz="12" w:space="0" w:color="666666"/>
+              <w:left w:val="none" w:sz="0" w:space="0" w:color="000000"/>
+              <w:right w:val="none" w:sz="0" w:space="0" w:color="000000"/>
+            </w:tcBorders>
+            <w:shd w:val="clear" w:color="auto" w:fill="FFFFFF"/>
+            <w:tcMar>
+              <w:top w:w="0" w:type="dxa"/>
+              <w:bottom w:w="0" w:type="dxa"/>
+              <w:left w:w="0" w:type="dxa"/>
+              <w:right w:w="0" w:type="dxa"/>
+            </w:tcMar>
+            <w:vAlign w:val="top"/>
+          </w:tcPr>
+          <w:p>
+            <w:pPr>
+              <w:pStyle w:val="Normal"/>
+              <w:jc w:val="left"/>
+              <w:pBdr>
+                <w:bottom w:val="none" w:sz="0" w:space="0" w:color="000000"/>
+                <w:top w:val="none" w:sz="0" w:space="0" w:color="000000"/>
+                <w:left w:val="none" w:sz="0" w:space="0" w:color="000000"/>
+                <w:right w:val="none" w:sz="0" w:space="0" w:color="000000"/>
+              </w:pBdr>
+              <w:spacing w:after="100" w:before="100" w:line="240"/>
+              <w:ind w:left="100" w:right="100" w:firstLine="0" w:firstLineChars="0"/>
+              <w:rPr>
+                <w:rFonts w:ascii="Arial" w:hAnsi="Arial" w:eastAsia="Arial" w:cs="Arial"/>
+                <w:i w:val="false"/>
+                <w:b w:val="false"/>
+                <w:u w:val="none"/>
+                <w:strike w:val="false"/>
+                <w:sz w:val="20"/>
+                <w:szCs w:val="20"/>
+                <w:color w:val="000000"/>
+              </w:rPr>
+            </w:pPr>
+            <w:r>
+              <w:rPr>
+                <w:rFonts w:ascii="Arial" w:hAnsi="Arial" w:eastAsia="Arial" w:cs="Arial"/>
+                <w:i w:val="false"/>
+                <w:b w:val="false"/>
+                <w:u w:val="none"/>
+                <w:strike w:val="false"/>
+                <w:sz w:val="20"/>
+                <w:szCs w:val="20"/>
+                <w:color w:val="000000"/>
+              </w:rPr>
+              <w:t xml:space="preserve">15/37</w:t>
+            </w:r>
+          </w:p>
+        </w:tc>
+        <w:tc>
+          <w:tcPr>
+            <w:tcBorders>
+              <w:bottom w:val="none" w:sz="0" w:space="0" w:color="000000"/>
+              <w:top w:val="single" w:sz="12" w:space="0" w:color="666666"/>
+              <w:left w:val="none" w:sz="0" w:space="0" w:color="000000"/>
+              <w:right w:val="none" w:sz="0" w:space="0" w:color="000000"/>
+            </w:tcBorders>
+            <w:shd w:val="clear" w:color="auto" w:fill="FFFFFF"/>
+            <w:tcMar>
+              <w:top w:w="0" w:type="dxa"/>
+              <w:bottom w:w="0" w:type="dxa"/>
+              <w:left w:w="0" w:type="dxa"/>
+              <w:right w:w="0" w:type="dxa"/>
+            </w:tcMar>
+            <w:vAlign w:val="top"/>
+          </w:tcPr>
+          <w:p>
+            <w:pPr>
+              <w:pStyle w:val="Normal"/>
+              <w:jc w:val="left"/>
+              <w:pBdr>
+                <w:bottom w:val="none" w:sz="0" w:space="0" w:color="000000"/>
+                <w:top w:val="none" w:sz="0" w:space="0" w:color="000000"/>
+                <w:left w:val="none" w:sz="0" w:space="0" w:color="000000"/>
+                <w:right w:val="none" w:sz="0" w:space="0" w:color="000000"/>
+              </w:pBdr>
+              <w:spacing w:after="100" w:before="100" w:line="240"/>
+              <w:ind w:left="100" w:right="100" w:firstLine="0" w:firstLineChars="0"/>
+              <w:rPr>
+                <w:rFonts w:ascii="Arial" w:hAnsi="Arial" w:eastAsia="Arial" w:cs="Arial"/>
+                <w:i w:val="false"/>
+                <w:b w:val="false"/>
+                <w:u w:val="none"/>
+                <w:strike w:val="false"/>
+                <w:sz w:val="20"/>
+                <w:szCs w:val="20"/>
+                <w:color w:val="000000"/>
+              </w:rPr>
+            </w:pPr>
+            <w:r>
+              <w:rPr>
+                <w:rFonts w:ascii="Arial" w:hAnsi="Arial" w:eastAsia="Arial" w:cs="Arial"/>
+                <w:i w:val="false"/>
+                <w:b w:val="false"/>
+                <w:u w:val="none"/>
+                <w:strike w:val="false"/>
+                <w:sz w:val="20"/>
+                <w:szCs w:val="20"/>
+                <w:color w:val="000000"/>
+              </w:rPr>
+              <w:t xml:space="preserve">40.5%</w:t>
+            </w:r>
+          </w:p>
+        </w:tc>
+      </w:tr>
+      <w:tr>
+        <w:trPr>
+          <w:trHeight w:val="577" w:hRule="auto"/>
+        </w:trPr>
+        <w:tc>
+          <w:tcPr>
+            <w:tcBorders>
+              <w:bottom w:val="none" w:sz="0" w:space="0" w:color="000000"/>
+              <w:top w:val="none" w:sz="0" w:space="0" w:color="000000"/>
+              <w:left w:val="none" w:sz="0" w:space="0" w:color="000000"/>
+              <w:right w:val="none" w:sz="0" w:space="0" w:color="000000"/>
+            </w:tcBorders>
+            <w:shd w:val="clear" w:color="auto" w:fill="FFFFFF"/>
+            <w:tcMar>
+              <w:top w:w="0" w:type="dxa"/>
+              <w:bottom w:w="0" w:type="dxa"/>
+              <w:left w:w="0" w:type="dxa"/>
+              <w:right w:w="0" w:type="dxa"/>
+            </w:tcMar>
+            <w:vAlign w:val="top"/>
+          </w:tcPr>
+          <w:p>
+            <w:pPr>
+              <w:pStyle w:val="Normal"/>
+              <w:jc w:val="left"/>
+              <w:pBdr>
+                <w:bottom w:val="none" w:sz="0" w:space="0" w:color="000000"/>
+                <w:top w:val="none" w:sz="0" w:space="0" w:color="000000"/>
+                <w:left w:val="none" w:sz="0" w:space="0" w:color="000000"/>
+                <w:right w:val="none" w:sz="0" w:space="0" w:color="000000"/>
+              </w:pBdr>
+              <w:spacing w:after="100" w:before="100" w:line="240"/>
+              <w:ind w:left="100" w:right="100" w:firstLine="0" w:firstLineChars="0"/>
+              <w:rPr>
+                <w:rFonts w:ascii="Arial" w:hAnsi="Arial" w:eastAsia="Arial" w:cs="Arial"/>
+                <w:i w:val="false"/>
+                <w:b w:val="false"/>
+                <w:u w:val="none"/>
+                <w:strike w:val="false"/>
+                <w:sz w:val="20"/>
+                <w:szCs w:val="20"/>
+                <w:color w:val="000000"/>
+              </w:rPr>
+            </w:pPr>
+            <w:r>
+              <w:rPr>
+                <w:rFonts w:ascii="Arial" w:hAnsi="Arial" w:eastAsia="Arial" w:cs="Arial"/>
+                <w:i w:val="false"/>
+                <w:b w:val="false"/>
+                <w:u w:val="none"/>
+                <w:strike w:val="false"/>
+                <w:sz w:val="20"/>
+                <w:szCs w:val="20"/>
+                <w:color w:val="000000"/>
+              </w:rPr>
+              <w:t xml:space="preserve">Software mentioned</w:t>
+            </w:r>
+          </w:p>
+        </w:tc>
+        <w:tc>
+          <w:tcPr>
+            <w:tcBorders>
+              <w:bottom w:val="none" w:sz="0" w:space="0" w:color="000000"/>
+              <w:top w:val="none" w:sz="0" w:space="0" w:color="000000"/>
+              <w:left w:val="none" w:sz="0" w:space="0" w:color="000000"/>
+              <w:right w:val="none" w:sz="0" w:space="0" w:color="000000"/>
+            </w:tcBorders>
+            <w:shd w:val="clear" w:color="auto" w:fill="FFFFFF"/>
+            <w:tcMar>
+              <w:top w:w="0" w:type="dxa"/>
+              <w:bottom w:w="0" w:type="dxa"/>
+              <w:left w:w="0" w:type="dxa"/>
+              <w:right w:w="0" w:type="dxa"/>
+            </w:tcMar>
+            <w:vAlign w:val="top"/>
+          </w:tcPr>
+          <w:p>
+            <w:pPr>
+              <w:pStyle w:val="Normal"/>
+              <w:jc w:val="left"/>
+              <w:pBdr>
+                <w:bottom w:val="none" w:sz="0" w:space="0" w:color="000000"/>
+                <w:top w:val="none" w:sz="0" w:space="0" w:color="000000"/>
+                <w:left w:val="none" w:sz="0" w:space="0" w:color="000000"/>
+                <w:right w:val="none" w:sz="0" w:space="0" w:color="000000"/>
+              </w:pBdr>
+              <w:spacing w:after="100" w:before="100" w:line="240"/>
+              <w:ind w:left="100" w:right="100" w:firstLine="0" w:firstLineChars="0"/>
+              <w:rPr>
+                <w:rFonts w:ascii="Arial" w:hAnsi="Arial" w:eastAsia="Arial" w:cs="Arial"/>
+                <w:i w:val="false"/>
+                <w:b w:val="false"/>
+                <w:u w:val="none"/>
+                <w:strike w:val="false"/>
+                <w:sz w:val="20"/>
+                <w:szCs w:val="20"/>
+                <w:color w:val="000000"/>
+              </w:rPr>
+            </w:pPr>
+            <w:r>
+              <w:rPr>
+                <w:rFonts w:ascii="Arial" w:hAnsi="Arial" w:eastAsia="Arial" w:cs="Arial"/>
+                <w:i w:val="false"/>
+                <w:b w:val="false"/>
+                <w:u w:val="none"/>
+                <w:strike w:val="false"/>
+                <w:sz w:val="20"/>
+                <w:szCs w:val="20"/>
+                <w:color w:val="000000"/>
+              </w:rPr>
+              <w:t xml:space="preserve">29</w:t>
+            </w:r>
+          </w:p>
+        </w:tc>
+        <w:tc>
+          <w:tcPr>
+            <w:tcBorders>
+              <w:bottom w:val="none" w:sz="0" w:space="0" w:color="000000"/>
+              <w:top w:val="none" w:sz="0" w:space="0" w:color="000000"/>
+              <w:left w:val="none" w:sz="0" w:space="0" w:color="000000"/>
+              <w:right w:val="none" w:sz="0" w:space="0" w:color="000000"/>
+            </w:tcBorders>
+            <w:shd w:val="clear" w:color="auto" w:fill="FFFFFF"/>
+            <w:tcMar>
+              <w:top w:w="0" w:type="dxa"/>
+              <w:bottom w:w="0" w:type="dxa"/>
+              <w:left w:w="0" w:type="dxa"/>
+              <w:right w:w="0" w:type="dxa"/>
+            </w:tcMar>
+            <w:vAlign w:val="top"/>
+          </w:tcPr>
+          <w:p>
+            <w:pPr>
+              <w:pStyle w:val="Normal"/>
+              <w:jc w:val="left"/>
+              <w:pBdr>
+                <w:bottom w:val="none" w:sz="0" w:space="0" w:color="000000"/>
+                <w:top w:val="none" w:sz="0" w:space="0" w:color="000000"/>
+                <w:left w:val="none" w:sz="0" w:space="0" w:color="000000"/>
+                <w:right w:val="none" w:sz="0" w:space="0" w:color="000000"/>
+              </w:pBdr>
+              <w:spacing w:after="100" w:before="100" w:line="240"/>
+              <w:ind w:left="100" w:right="100" w:firstLine="0" w:firstLineChars="0"/>
+              <w:rPr>
+                <w:rFonts w:ascii="Arial" w:hAnsi="Arial" w:eastAsia="Arial" w:cs="Arial"/>
+                <w:i w:val="false"/>
+                <w:b w:val="false"/>
+                <w:u w:val="none"/>
+                <w:strike w:val="false"/>
+                <w:sz w:val="20"/>
+                <w:szCs w:val="20"/>
+                <w:color w:val="000000"/>
+              </w:rPr>
+            </w:pPr>
+            <w:r>
+              <w:rPr>
+                <w:rFonts w:ascii="Arial" w:hAnsi="Arial" w:eastAsia="Arial" w:cs="Arial"/>
+                <w:i w:val="false"/>
+                <w:b w:val="false"/>
+                <w:u w:val="none"/>
+                <w:strike w:val="false"/>
+                <w:sz w:val="20"/>
+                <w:szCs w:val="20"/>
+                <w:color w:val="000000"/>
+              </w:rPr>
+              <w:t xml:space="preserve">29/37</w:t>
+            </w:r>
+          </w:p>
+        </w:tc>
+        <w:tc>
+          <w:tcPr>
+            <w:tcBorders>
+              <w:bottom w:val="none" w:sz="0" w:space="0" w:color="000000"/>
+              <w:top w:val="none" w:sz="0" w:space="0" w:color="000000"/>
+              <w:left w:val="none" w:sz="0" w:space="0" w:color="000000"/>
+              <w:right w:val="none" w:sz="0" w:space="0" w:color="000000"/>
+            </w:tcBorders>
+            <w:shd w:val="clear" w:color="auto" w:fill="FFFFFF"/>
+            <w:tcMar>
+              <w:top w:w="0" w:type="dxa"/>
+              <w:bottom w:w="0" w:type="dxa"/>
+              <w:left w:w="0" w:type="dxa"/>
+              <w:right w:w="0" w:type="dxa"/>
+            </w:tcMar>
+            <w:vAlign w:val="top"/>
+          </w:tcPr>
+          <w:p>
+            <w:pPr>
+              <w:pStyle w:val="Normal"/>
+              <w:jc w:val="left"/>
+              <w:pBdr>
+                <w:bottom w:val="none" w:sz="0" w:space="0" w:color="000000"/>
+                <w:top w:val="none" w:sz="0" w:space="0" w:color="000000"/>
+                <w:left w:val="none" w:sz="0" w:space="0" w:color="000000"/>
+                <w:right w:val="none" w:sz="0" w:space="0" w:color="000000"/>
+              </w:pBdr>
+              <w:spacing w:after="100" w:before="100" w:line="240"/>
+              <w:ind w:left="100" w:right="100" w:firstLine="0" w:firstLineChars="0"/>
+              <w:rPr>
+                <w:rFonts w:ascii="Arial" w:hAnsi="Arial" w:eastAsia="Arial" w:cs="Arial"/>
+                <w:i w:val="false"/>
+                <w:b w:val="false"/>
+                <w:u w:val="none"/>
+                <w:strike w:val="false"/>
+                <w:sz w:val="20"/>
+                <w:szCs w:val="20"/>
+                <w:color w:val="000000"/>
+              </w:rPr>
+            </w:pPr>
+            <w:r>
+              <w:rPr>
+                <w:rFonts w:ascii="Arial" w:hAnsi="Arial" w:eastAsia="Arial" w:cs="Arial"/>
+                <w:i w:val="false"/>
+                <w:b w:val="false"/>
+                <w:u w:val="none"/>
+                <w:strike w:val="false"/>
+                <w:sz w:val="20"/>
+                <w:szCs w:val="20"/>
+                <w:color w:val="000000"/>
+              </w:rPr>
+              <w:t xml:space="preserve">78.4%</w:t>
+            </w:r>
+          </w:p>
+        </w:tc>
+      </w:tr>
+      <w:tr>
+        <w:trPr>
+          <w:trHeight w:val="614" w:hRule="auto"/>
+        </w:trPr>
+        <w:tc>
+          <w:tcPr>
+            <w:tcBorders>
+              <w:bottom w:val="single" w:sz="12" w:space="0" w:color="666666"/>
+              <w:top w:val="none" w:sz="0" w:space="0" w:color="000000"/>
+              <w:left w:val="none" w:sz="0" w:space="0" w:color="000000"/>
+              <w:right w:val="none" w:sz="0" w:space="0" w:color="000000"/>
+            </w:tcBorders>
+            <w:shd w:val="clear" w:color="auto" w:fill="FFFFFF"/>
+            <w:tcMar>
+              <w:top w:w="0" w:type="dxa"/>
+              <w:bottom w:w="0" w:type="dxa"/>
+              <w:left w:w="0" w:type="dxa"/>
+              <w:right w:w="0" w:type="dxa"/>
+            </w:tcMar>
+            <w:vAlign w:val="top"/>
+          </w:tcPr>
+          <w:p>
+            <w:pPr>
+              <w:pStyle w:val="Normal"/>
+              <w:jc w:val="left"/>
+              <w:pBdr>
+                <w:bottom w:val="none" w:sz="0" w:space="0" w:color="000000"/>
+                <w:top w:val="none" w:sz="0" w:space="0" w:color="000000"/>
+                <w:left w:val="none" w:sz="0" w:space="0" w:color="000000"/>
+                <w:right w:val="none" w:sz="0" w:space="0" w:color="000000"/>
+              </w:pBdr>
+              <w:spacing w:after="100" w:before="100" w:line="240"/>
+              <w:ind w:left="100" w:right="100" w:firstLine="0" w:firstLineChars="0"/>
+              <w:rPr>
+                <w:rFonts w:ascii="Arial" w:hAnsi="Arial" w:eastAsia="Arial" w:cs="Arial"/>
+                <w:i w:val="false"/>
+                <w:b w:val="false"/>
+                <w:u w:val="none"/>
+                <w:strike w:val="false"/>
+                <w:sz w:val="20"/>
+                <w:szCs w:val="20"/>
+                <w:color w:val="000000"/>
+              </w:rPr>
+            </w:pPr>
+            <w:r>
+              <w:rPr>
+                <w:rFonts w:ascii="Arial" w:hAnsi="Arial" w:eastAsia="Arial" w:cs="Arial"/>
+                <w:i w:val="false"/>
+                <w:b w:val="false"/>
+                <w:u w:val="none"/>
+                <w:strike w:val="false"/>
+                <w:sz w:val="20"/>
+                <w:szCs w:val="20"/>
+                <w:color w:val="000000"/>
+              </w:rPr>
+              <w:t xml:space="preserve">Preregistered rules reported</w:t>
+            </w:r>
+          </w:p>
+        </w:tc>
+        <w:tc>
+          <w:tcPr>
+            <w:tcBorders>
+              <w:bottom w:val="single" w:sz="12" w:space="0" w:color="666666"/>
+              <w:top w:val="none" w:sz="0" w:space="0" w:color="000000"/>
+              <w:left w:val="none" w:sz="0" w:space="0" w:color="000000"/>
+              <w:right w:val="none" w:sz="0" w:space="0" w:color="000000"/>
+            </w:tcBorders>
+            <w:shd w:val="clear" w:color="auto" w:fill="FFFFFF"/>
+            <w:tcMar>
+              <w:top w:w="0" w:type="dxa"/>
+              <w:bottom w:w="0" w:type="dxa"/>
+              <w:left w:w="0" w:type="dxa"/>
+              <w:right w:w="0" w:type="dxa"/>
+            </w:tcMar>
+            <w:vAlign w:val="top"/>
+          </w:tcPr>
+          <w:p>
+            <w:pPr>
+              <w:pStyle w:val="Normal"/>
+              <w:jc w:val="left"/>
+              <w:pBdr>
+                <w:bottom w:val="none" w:sz="0" w:space="0" w:color="000000"/>
+                <w:top w:val="none" w:sz="0" w:space="0" w:color="000000"/>
+                <w:left w:val="none" w:sz="0" w:space="0" w:color="000000"/>
+                <w:right w:val="none" w:sz="0" w:space="0" w:color="000000"/>
+              </w:pBdr>
+              <w:spacing w:after="100" w:before="100" w:line="240"/>
+              <w:ind w:left="100" w:right="100" w:firstLine="0" w:firstLineChars="0"/>
+              <w:rPr>
+                <w:rFonts w:ascii="Arial" w:hAnsi="Arial" w:eastAsia="Arial" w:cs="Arial"/>
+                <w:i w:val="false"/>
+                <w:b w:val="false"/>
+                <w:u w:val="none"/>
+                <w:strike w:val="false"/>
+                <w:sz w:val="20"/>
+                <w:szCs w:val="20"/>
+                <w:color w:val="000000"/>
+              </w:rPr>
+            </w:pPr>
+            <w:r>
+              <w:rPr>
+                <w:rFonts w:ascii="Arial" w:hAnsi="Arial" w:eastAsia="Arial" w:cs="Arial"/>
+                <w:i w:val="false"/>
+                <w:b w:val="false"/>
+                <w:u w:val="none"/>
+                <w:strike w:val="false"/>
+                <w:sz w:val="20"/>
+                <w:szCs w:val="20"/>
+                <w:color w:val="000000"/>
+              </w:rPr>
+              <w:t xml:space="preserve">1</w:t>
+            </w:r>
+          </w:p>
+        </w:tc>
+        <w:tc>
+          <w:tcPr>
+            <w:tcBorders>
+              <w:bottom w:val="single" w:sz="12" w:space="0" w:color="666666"/>
+              <w:top w:val="none" w:sz="0" w:space="0" w:color="000000"/>
+              <w:left w:val="none" w:sz="0" w:space="0" w:color="000000"/>
+              <w:right w:val="none" w:sz="0" w:space="0" w:color="000000"/>
+            </w:tcBorders>
+            <w:shd w:val="clear" w:color="auto" w:fill="FFFFFF"/>
+            <w:tcMar>
+              <w:top w:w="0" w:type="dxa"/>
+              <w:bottom w:w="0" w:type="dxa"/>
+              <w:left w:w="0" w:type="dxa"/>
+              <w:right w:w="0" w:type="dxa"/>
+            </w:tcMar>
+            <w:vAlign w:val="top"/>
+          </w:tcPr>
+          <w:p>
+            <w:pPr>
+              <w:pStyle w:val="Normal"/>
+              <w:jc w:val="left"/>
+              <w:pBdr>
+                <w:bottom w:val="none" w:sz="0" w:space="0" w:color="000000"/>
+                <w:top w:val="none" w:sz="0" w:space="0" w:color="000000"/>
+                <w:left w:val="none" w:sz="0" w:space="0" w:color="000000"/>
+                <w:right w:val="none" w:sz="0" w:space="0" w:color="000000"/>
+              </w:pBdr>
+              <w:spacing w:after="100" w:before="100" w:line="240"/>
+              <w:ind w:left="100" w:right="100" w:firstLine="0" w:firstLineChars="0"/>
+              <w:rPr>
+                <w:rFonts w:ascii="Arial" w:hAnsi="Arial" w:eastAsia="Arial" w:cs="Arial"/>
+                <w:i w:val="false"/>
+                <w:b w:val="false"/>
+                <w:u w:val="none"/>
+                <w:strike w:val="false"/>
+                <w:sz w:val="20"/>
+                <w:szCs w:val="20"/>
+                <w:color w:val="000000"/>
+              </w:rPr>
+            </w:pPr>
+            <w:r>
+              <w:rPr>
+                <w:rFonts w:ascii="Arial" w:hAnsi="Arial" w:eastAsia="Arial" w:cs="Arial"/>
+                <w:i w:val="false"/>
+                <w:b w:val="false"/>
+                <w:u w:val="none"/>
+                <w:strike w:val="false"/>
+                <w:sz w:val="20"/>
+                <w:szCs w:val="20"/>
+                <w:color w:val="000000"/>
+              </w:rPr>
+              <w:t xml:space="preserve">1/37</w:t>
+            </w:r>
+          </w:p>
+        </w:tc>
+        <w:tc>
+          <w:tcPr>
+            <w:tcBorders>
+              <w:bottom w:val="single" w:sz="12" w:space="0" w:color="666666"/>
+              <w:top w:val="none" w:sz="0" w:space="0" w:color="000000"/>
+              <w:left w:val="none" w:sz="0" w:space="0" w:color="000000"/>
+              <w:right w:val="none" w:sz="0" w:space="0" w:color="000000"/>
+            </w:tcBorders>
+            <w:shd w:val="clear" w:color="auto" w:fill="FFFFFF"/>
+            <w:tcMar>
+              <w:top w:w="0" w:type="dxa"/>
+              <w:bottom w:w="0" w:type="dxa"/>
+              <w:left w:w="0" w:type="dxa"/>
+              <w:right w:w="0" w:type="dxa"/>
+            </w:tcMar>
+            <w:vAlign w:val="top"/>
+          </w:tcPr>
+          <w:p>
+            <w:pPr>
+              <w:pStyle w:val="Normal"/>
+              <w:jc w:val="left"/>
+              <w:pBdr>
+                <w:bottom w:val="none" w:sz="0" w:space="0" w:color="000000"/>
+                <w:top w:val="none" w:sz="0" w:space="0" w:color="000000"/>
+                <w:left w:val="none" w:sz="0" w:space="0" w:color="000000"/>
+                <w:right w:val="none" w:sz="0" w:space="0" w:color="000000"/>
+              </w:pBdr>
+              <w:spacing w:after="100" w:before="100" w:line="240"/>
+              <w:ind w:left="100" w:right="100" w:firstLine="0" w:firstLineChars="0"/>
+              <w:rPr>
+                <w:rFonts w:ascii="Arial" w:hAnsi="Arial" w:eastAsia="Arial" w:cs="Arial"/>
+                <w:i w:val="false"/>
+                <w:b w:val="false"/>
+                <w:u w:val="none"/>
+                <w:strike w:val="false"/>
+                <w:sz w:val="20"/>
+                <w:szCs w:val="20"/>
+                <w:color w:val="000000"/>
+              </w:rPr>
+            </w:pPr>
+            <w:r>
+              <w:rPr>
+                <w:rFonts w:ascii="Arial" w:hAnsi="Arial" w:eastAsia="Arial" w:cs="Arial"/>
+                <w:i w:val="false"/>
+                <w:b w:val="false"/>
+                <w:u w:val="none"/>
+                <w:strike w:val="false"/>
+                <w:sz w:val="20"/>
+                <w:szCs w:val="20"/>
+                <w:color w:val="000000"/>
+              </w:rPr>
+              <w:t xml:space="preserve">2.7%</w:t>
+            </w:r>
+          </w:p>
+        </w:tc>
+      </w:tr>
+    </w:tbl>
+    <w:p>
+      <w:pPr>
+        <w:pStyle w:val="Normal"/>
+      </w:pPr>
+      <w:r>
+        <w:t xml:space="preserve"/>
+      </w:r>
+    </w:p>
+    <w:p>
+      <w:pPr>
+        <w:pStyle w:val="TableCaption"/>
+        <w:jc w:val="center"/>
+        <w:keepNext/>
+        <w:pBdr>
+          <w:bottom w:val="none" w:sz="0" w:space="0" w:color="000000"/>
+          <w:top w:val="none" w:sz="0" w:space="0" w:color="000000"/>
+          <w:left w:val="none" w:sz="0" w:space="0" w:color="000000"/>
+          <w:right w:val="none" w:sz="0" w:space="0" w:color="000000"/>
+        </w:pBdr>
+        <w:spacing w:after="60" w:before="60" w:line="240"/>
+        <w:ind w:left="60" w:right="60" w:firstLine="0" w:firstLineChars="0"/>
+      </w:pPr>
+      <w:r>
+        <w:t xml:space="preserve">Software used</w:t>
+      </w:r>
+    </w:p>
+    <w:tbl xmlns:a="http://schemas.openxmlformats.org/drawingml/2006/main" xmlns:pic="http://schemas.openxmlformats.org/drawingml/2006/picture">
+      <w:tblPr>
+        <w:tblLayout w:type="fixed"/>
+        <w:jc w:val="center"/>
+        <w:tblLook w:firstRow="1" w:lastRow="0" w:firstColumn="0" w:lastColumn="0" w:noHBand="0" w:noVBand="1"/>
+      </w:tblPr>
+      <w:tblGrid>
+        <w:gridCol w:w="1817"/>
+        <w:gridCol w:w="1474"/>
+        <w:gridCol w:w="1976"/>
+        <w:gridCol w:w="1169"/>
+      </w:tblGrid>
+      <w:tr>
+        <w:trPr>
+          <w:trHeight w:val="617" w:hRule="auto"/>
+          <w:tblHeader/>
+        </w:trPr>
+        <w:tc>
+          <w:tcPr>
+            <w:tcBorders>
+              <w:bottom w:val="single" w:sz="12" w:space="0" w:color="666666"/>
+              <w:top w:val="single" w:sz="12" w:space="0" w:color="666666"/>
+              <w:left w:val="none" w:sz="0" w:space="0" w:color="000000"/>
+              <w:right w:val="none" w:sz="0" w:space="0" w:color="000000"/>
+            </w:tcBorders>
+            <w:shd w:val="clear" w:color="auto" w:fill="FFFFFF"/>
+            <w:tcMar>
+              <w:top w:w="0" w:type="dxa"/>
+              <w:bottom w:w="0" w:type="dxa"/>
+              <w:left w:w="0" w:type="dxa"/>
+              <w:right w:w="0" w:type="dxa"/>
+            </w:tcMar>
+            <w:vAlign w:val="top"/>
+          </w:tcPr>
+          <w:p>
+            <w:pPr>
+              <w:pStyle w:val="Normal"/>
+              <w:jc w:val="left"/>
+              <w:pBdr>
+                <w:bottom w:val="none" w:sz="0" w:space="0" w:color="000000"/>
+                <w:top w:val="none" w:sz="0" w:space="0" w:color="000000"/>
+                <w:left w:val="none" w:sz="0" w:space="0" w:color="000000"/>
+                <w:right w:val="none" w:sz="0" w:space="0" w:color="000000"/>
+              </w:pBdr>
+              <w:spacing w:after="100" w:before="100" w:line="240"/>
+              <w:ind w:left="100" w:right="100" w:firstLine="0" w:firstLineChars="0"/>
+              <w:rPr>
+                <w:rFonts w:ascii="Arial" w:hAnsi="Arial" w:eastAsia="Arial" w:cs="Arial"/>
+                <w:i w:val="false"/>
+                <w:b w:val="false"/>
+                <w:u w:val="none"/>
+                <w:strike w:val="false"/>
+                <w:sz w:val="20"/>
+                <w:szCs w:val="20"/>
+                <w:color w:val="000000"/>
+              </w:rPr>
+            </w:pPr>
+            <w:r>
+              <w:rPr>
+                <w:rFonts w:ascii="Arial" w:hAnsi="Arial" w:eastAsia="Arial" w:cs="Arial"/>
+                <w:i w:val="false"/>
+                <w:b w:val="false"/>
+                <w:u w:val="none"/>
+                <w:strike w:val="false"/>
+                <w:sz w:val="20"/>
+                <w:szCs w:val="20"/>
+                <w:color w:val="000000"/>
+              </w:rPr>
+              <w:t xml:space="preserve">Software used</w:t>
+            </w:r>
+          </w:p>
+        </w:tc>
+        <w:tc>
+          <w:tcPr>
+            <w:tcBorders>
+              <w:bottom w:val="single" w:sz="12" w:space="0" w:color="666666"/>
+              <w:top w:val="single" w:sz="12" w:space="0" w:color="666666"/>
+              <w:left w:val="none" w:sz="0" w:space="0" w:color="000000"/>
+              <w:right w:val="none" w:sz="0" w:space="0" w:color="000000"/>
+            </w:tcBorders>
+            <w:shd w:val="clear" w:color="auto" w:fill="FFFFFF"/>
+            <w:tcMar>
+              <w:top w:w="0" w:type="dxa"/>
+              <w:bottom w:w="0" w:type="dxa"/>
+              <w:left w:w="0" w:type="dxa"/>
+              <w:right w:w="0" w:type="dxa"/>
+            </w:tcMar>
+            <w:vAlign w:val="top"/>
+          </w:tcPr>
+          <w:p>
+            <w:pPr>
+              <w:pStyle w:val="Normal"/>
+              <w:jc w:val="left"/>
+              <w:pBdr>
+                <w:bottom w:val="none" w:sz="0" w:space="0" w:color="000000"/>
+                <w:top w:val="none" w:sz="0" w:space="0" w:color="000000"/>
+                <w:left w:val="none" w:sz="0" w:space="0" w:color="000000"/>
+                <w:right w:val="none" w:sz="0" w:space="0" w:color="000000"/>
+              </w:pBdr>
+              <w:spacing w:after="100" w:before="100" w:line="240"/>
+              <w:ind w:left="100" w:right="100" w:firstLine="0" w:firstLineChars="0"/>
+              <w:rPr>
+                <w:rFonts w:ascii="Arial" w:hAnsi="Arial" w:eastAsia="Arial" w:cs="Arial"/>
+                <w:i w:val="false"/>
+                <w:b w:val="false"/>
+                <w:u w:val="none"/>
+                <w:strike w:val="false"/>
+                <w:sz w:val="20"/>
+                <w:szCs w:val="20"/>
+                <w:color w:val="000000"/>
+              </w:rPr>
+            </w:pPr>
+            <w:r>
+              <w:rPr>
+                <w:rFonts w:ascii="Arial" w:hAnsi="Arial" w:eastAsia="Arial" w:cs="Arial"/>
+                <w:i w:val="false"/>
+                <w:b w:val="false"/>
+                <w:u w:val="none"/>
+                <w:strike w:val="false"/>
+                <w:sz w:val="20"/>
+                <w:szCs w:val="20"/>
+                <w:color w:val="000000"/>
+              </w:rPr>
+              <w:t xml:space="preserve">n (Studies)</w:t>
+            </w:r>
+          </w:p>
+        </w:tc>
+        <w:tc>
+          <w:tcPr>
+            <w:tcBorders>
+              <w:bottom w:val="single" w:sz="12" w:space="0" w:color="666666"/>
+              <w:top w:val="single" w:sz="12" w:space="0" w:color="666666"/>
+              <w:left w:val="none" w:sz="0" w:space="0" w:color="000000"/>
+              <w:right w:val="none" w:sz="0" w:space="0" w:color="000000"/>
+            </w:tcBorders>
+            <w:shd w:val="clear" w:color="auto" w:fill="FFFFFF"/>
+            <w:tcMar>
+              <w:top w:w="0" w:type="dxa"/>
+              <w:bottom w:w="0" w:type="dxa"/>
+              <w:left w:w="0" w:type="dxa"/>
+              <w:right w:w="0" w:type="dxa"/>
+            </w:tcMar>
+            <w:vAlign w:val="top"/>
+          </w:tcPr>
+          <w:p>
+            <w:pPr>
+              <w:pStyle w:val="Normal"/>
+              <w:jc w:val="left"/>
+              <w:pBdr>
+                <w:bottom w:val="none" w:sz="0" w:space="0" w:color="000000"/>
+                <w:top w:val="none" w:sz="0" w:space="0" w:color="000000"/>
+                <w:left w:val="none" w:sz="0" w:space="0" w:color="000000"/>
+                <w:right w:val="none" w:sz="0" w:space="0" w:color="000000"/>
+              </w:pBdr>
+              <w:spacing w:after="100" w:before="100" w:line="240"/>
+              <w:ind w:left="100" w:right="100" w:firstLine="0" w:firstLineChars="0"/>
+              <w:rPr>
+                <w:rFonts w:ascii="Arial" w:hAnsi="Arial" w:eastAsia="Arial" w:cs="Arial"/>
+                <w:i w:val="false"/>
+                <w:b w:val="false"/>
+                <w:u w:val="none"/>
+                <w:strike w:val="false"/>
+                <w:sz w:val="20"/>
+                <w:szCs w:val="20"/>
+                <w:color w:val="000000"/>
+              </w:rPr>
+            </w:pPr>
+            <w:r>
+              <w:rPr>
+                <w:rFonts w:ascii="Arial" w:hAnsi="Arial" w:eastAsia="Arial" w:cs="Arial"/>
+                <w:i w:val="false"/>
+                <w:b w:val="false"/>
+                <w:u w:val="none"/>
+                <w:strike w:val="false"/>
+                <w:sz w:val="20"/>
+                <w:szCs w:val="20"/>
+                <w:color w:val="000000"/>
+              </w:rPr>
+              <w:t xml:space="preserve">Proportion (n/N)</w:t>
+            </w:r>
+          </w:p>
+        </w:tc>
+        <w:tc>
+          <w:tcPr>
+            <w:tcBorders>
+              <w:bottom w:val="single" w:sz="12" w:space="0" w:color="666666"/>
+              <w:top w:val="single" w:sz="12" w:space="0" w:color="666666"/>
+              <w:left w:val="none" w:sz="0" w:space="0" w:color="000000"/>
+              <w:right w:val="none" w:sz="0" w:space="0" w:color="000000"/>
+            </w:tcBorders>
+            <w:shd w:val="clear" w:color="auto" w:fill="FFFFFF"/>
+            <w:tcMar>
+              <w:top w:w="0" w:type="dxa"/>
+              <w:bottom w:w="0" w:type="dxa"/>
+              <w:left w:w="0" w:type="dxa"/>
+              <w:right w:w="0" w:type="dxa"/>
+            </w:tcMar>
+            <w:vAlign w:val="top"/>
+          </w:tcPr>
+          <w:p>
+            <w:pPr>
+              <w:pStyle w:val="Normal"/>
+              <w:jc w:val="left"/>
+              <w:pBdr>
+                <w:bottom w:val="none" w:sz="0" w:space="0" w:color="000000"/>
+                <w:top w:val="none" w:sz="0" w:space="0" w:color="000000"/>
+                <w:left w:val="none" w:sz="0" w:space="0" w:color="000000"/>
+                <w:right w:val="none" w:sz="0" w:space="0" w:color="000000"/>
+              </w:pBdr>
+              <w:spacing w:after="100" w:before="100" w:line="240"/>
+              <w:ind w:left="100" w:right="100" w:firstLine="0" w:firstLineChars="0"/>
+              <w:rPr>
+                <w:rFonts w:ascii="Arial" w:hAnsi="Arial" w:eastAsia="Arial" w:cs="Arial"/>
+                <w:i w:val="false"/>
+                <w:b w:val="false"/>
+                <w:u w:val="none"/>
+                <w:strike w:val="false"/>
+                <w:sz w:val="20"/>
+                <w:szCs w:val="20"/>
+                <w:color w:val="000000"/>
+              </w:rPr>
+            </w:pPr>
+            <w:r>
+              <w:rPr>
+                <w:rFonts w:ascii="Arial" w:hAnsi="Arial" w:eastAsia="Arial" w:cs="Arial"/>
+                <w:i w:val="false"/>
+                <w:b w:val="false"/>
+                <w:u w:val="none"/>
+                <w:strike w:val="false"/>
+                <w:sz w:val="20"/>
+                <w:szCs w:val="20"/>
+                <w:color w:val="000000"/>
+              </w:rPr>
+              <w:t xml:space="preserve">Percent</w:t>
+            </w:r>
+          </w:p>
+        </w:tc>
+      </w:tr>
+      <w:tr>
+        <w:trPr>
+          <w:trHeight w:val="577" w:hRule="auto"/>
+        </w:trPr>
+        <w:tc>
+          <w:tcPr>
+            <w:tcBorders>
+              <w:bottom w:val="none" w:sz="0" w:space="0" w:color="000000"/>
+              <w:top w:val="single" w:sz="12" w:space="0" w:color="666666"/>
+              <w:left w:val="none" w:sz="0" w:space="0" w:color="000000"/>
+              <w:right w:val="none" w:sz="0" w:space="0" w:color="000000"/>
+            </w:tcBorders>
+            <w:shd w:val="clear" w:color="auto" w:fill="FFFFFF"/>
+            <w:tcMar>
+              <w:top w:w="0" w:type="dxa"/>
+              <w:bottom w:w="0" w:type="dxa"/>
+              <w:left w:w="0" w:type="dxa"/>
+              <w:right w:w="0" w:type="dxa"/>
+            </w:tcMar>
+            <w:vAlign w:val="top"/>
+          </w:tcPr>
+          <w:p>
+            <w:pPr>
+              <w:pStyle w:val="Normal"/>
+              <w:jc w:val="left"/>
+              <w:pBdr>
+                <w:bottom w:val="none" w:sz="0" w:space="0" w:color="000000"/>
+                <w:top w:val="none" w:sz="0" w:space="0" w:color="000000"/>
+                <w:left w:val="none" w:sz="0" w:space="0" w:color="000000"/>
+                <w:right w:val="none" w:sz="0" w:space="0" w:color="000000"/>
+              </w:pBdr>
+              <w:spacing w:after="100" w:before="100" w:line="240"/>
+              <w:ind w:left="100" w:right="100" w:firstLine="0" w:firstLineChars="0"/>
+              <w:rPr>
+                <w:rFonts w:ascii="Arial" w:hAnsi="Arial" w:eastAsia="Arial" w:cs="Arial"/>
+                <w:i w:val="false"/>
+                <w:b w:val="false"/>
+                <w:u w:val="none"/>
+                <w:strike w:val="false"/>
+                <w:sz w:val="20"/>
+                <w:szCs w:val="20"/>
+                <w:color w:val="000000"/>
+              </w:rPr>
+            </w:pPr>
+            <w:r>
+              <w:rPr>
+                <w:rFonts w:ascii="Arial" w:hAnsi="Arial" w:eastAsia="Arial" w:cs="Arial"/>
+                <w:i w:val="false"/>
+                <w:b w:val="false"/>
+                <w:u w:val="none"/>
+                <w:strike w:val="false"/>
+                <w:sz w:val="20"/>
+                <w:szCs w:val="20"/>
+                <w:color w:val="000000"/>
+              </w:rPr>
+              <w:t xml:space="preserve">R</w:t>
+            </w:r>
+          </w:p>
+        </w:tc>
+        <w:tc>
+          <w:tcPr>
+            <w:tcBorders>
+              <w:bottom w:val="none" w:sz="0" w:space="0" w:color="000000"/>
+              <w:top w:val="single" w:sz="12" w:space="0" w:color="666666"/>
+              <w:left w:val="none" w:sz="0" w:space="0" w:color="000000"/>
+              <w:right w:val="none" w:sz="0" w:space="0" w:color="000000"/>
+            </w:tcBorders>
+            <w:shd w:val="clear" w:color="auto" w:fill="FFFFFF"/>
+            <w:tcMar>
+              <w:top w:w="0" w:type="dxa"/>
+              <w:bottom w:w="0" w:type="dxa"/>
+              <w:left w:w="0" w:type="dxa"/>
+              <w:right w:w="0" w:type="dxa"/>
+            </w:tcMar>
+            <w:vAlign w:val="top"/>
+          </w:tcPr>
+          <w:p>
+            <w:pPr>
+              <w:pStyle w:val="Normal"/>
+              <w:jc w:val="left"/>
+              <w:pBdr>
+                <w:bottom w:val="none" w:sz="0" w:space="0" w:color="000000"/>
+                <w:top w:val="none" w:sz="0" w:space="0" w:color="000000"/>
+                <w:left w:val="none" w:sz="0" w:space="0" w:color="000000"/>
+                <w:right w:val="none" w:sz="0" w:space="0" w:color="000000"/>
+              </w:pBdr>
+              <w:spacing w:after="100" w:before="100" w:line="240"/>
+              <w:ind w:left="100" w:right="100" w:firstLine="0" w:firstLineChars="0"/>
+              <w:rPr>
+                <w:rFonts w:ascii="Arial" w:hAnsi="Arial" w:eastAsia="Arial" w:cs="Arial"/>
+                <w:i w:val="false"/>
+                <w:b w:val="false"/>
+                <w:u w:val="none"/>
+                <w:strike w:val="false"/>
+                <w:sz w:val="20"/>
+                <w:szCs w:val="20"/>
+                <w:color w:val="000000"/>
+              </w:rPr>
+            </w:pPr>
+            <w:r>
+              <w:rPr>
+                <w:rFonts w:ascii="Arial" w:hAnsi="Arial" w:eastAsia="Arial" w:cs="Arial"/>
+                <w:i w:val="false"/>
+                <w:b w:val="false"/>
+                <w:u w:val="none"/>
+                <w:strike w:val="false"/>
+                <w:sz w:val="20"/>
+                <w:szCs w:val="20"/>
+                <w:color w:val="000000"/>
+              </w:rPr>
+              <w:t xml:space="preserve">25</w:t>
+            </w:r>
+          </w:p>
+        </w:tc>
+        <w:tc>
+          <w:tcPr>
+            <w:tcBorders>
+              <w:bottom w:val="none" w:sz="0" w:space="0" w:color="000000"/>
+              <w:top w:val="single" w:sz="12" w:space="0" w:color="666666"/>
+              <w:left w:val="none" w:sz="0" w:space="0" w:color="000000"/>
+              <w:right w:val="none" w:sz="0" w:space="0" w:color="000000"/>
+            </w:tcBorders>
+            <w:shd w:val="clear" w:color="auto" w:fill="FFFFFF"/>
+            <w:tcMar>
+              <w:top w:w="0" w:type="dxa"/>
+              <w:bottom w:w="0" w:type="dxa"/>
+              <w:left w:w="0" w:type="dxa"/>
+              <w:right w:w="0" w:type="dxa"/>
+            </w:tcMar>
+            <w:vAlign w:val="top"/>
+          </w:tcPr>
+          <w:p>
+            <w:pPr>
+              <w:pStyle w:val="Normal"/>
+              <w:jc w:val="left"/>
+              <w:pBdr>
+                <w:bottom w:val="none" w:sz="0" w:space="0" w:color="000000"/>
+                <w:top w:val="none" w:sz="0" w:space="0" w:color="000000"/>
+                <w:left w:val="none" w:sz="0" w:space="0" w:color="000000"/>
+                <w:right w:val="none" w:sz="0" w:space="0" w:color="000000"/>
+              </w:pBdr>
+              <w:spacing w:after="100" w:before="100" w:line="240"/>
+              <w:ind w:left="100" w:right="100" w:firstLine="0" w:firstLineChars="0"/>
+              <w:rPr>
+                <w:rFonts w:ascii="Arial" w:hAnsi="Arial" w:eastAsia="Arial" w:cs="Arial"/>
+                <w:i w:val="false"/>
+                <w:b w:val="false"/>
+                <w:u w:val="none"/>
+                <w:strike w:val="false"/>
+                <w:sz w:val="20"/>
+                <w:szCs w:val="20"/>
+                <w:color w:val="000000"/>
+              </w:rPr>
+            </w:pPr>
+            <w:r>
+              <w:rPr>
+                <w:rFonts w:ascii="Arial" w:hAnsi="Arial" w:eastAsia="Arial" w:cs="Arial"/>
+                <w:i w:val="false"/>
+                <w:b w:val="false"/>
+                <w:u w:val="none"/>
+                <w:strike w:val="false"/>
+                <w:sz w:val="20"/>
+                <w:szCs w:val="20"/>
+                <w:color w:val="000000"/>
+              </w:rPr>
+              <w:t xml:space="preserve">25/29</w:t>
+            </w:r>
+          </w:p>
+        </w:tc>
+        <w:tc>
+          <w:tcPr>
+            <w:tcBorders>
+              <w:bottom w:val="none" w:sz="0" w:space="0" w:color="000000"/>
+              <w:top w:val="single" w:sz="12" w:space="0" w:color="666666"/>
+              <w:left w:val="none" w:sz="0" w:space="0" w:color="000000"/>
+              <w:right w:val="none" w:sz="0" w:space="0" w:color="000000"/>
+            </w:tcBorders>
+            <w:shd w:val="clear" w:color="auto" w:fill="FFFFFF"/>
+            <w:tcMar>
+              <w:top w:w="0" w:type="dxa"/>
+              <w:bottom w:w="0" w:type="dxa"/>
+              <w:left w:w="0" w:type="dxa"/>
+              <w:right w:w="0" w:type="dxa"/>
+            </w:tcMar>
+            <w:vAlign w:val="top"/>
+          </w:tcPr>
+          <w:p>
+            <w:pPr>
+              <w:pStyle w:val="Normal"/>
+              <w:jc w:val="left"/>
+              <w:pBdr>
+                <w:bottom w:val="none" w:sz="0" w:space="0" w:color="000000"/>
+                <w:top w:val="none" w:sz="0" w:space="0" w:color="000000"/>
+                <w:left w:val="none" w:sz="0" w:space="0" w:color="000000"/>
+                <w:right w:val="none" w:sz="0" w:space="0" w:color="000000"/>
+              </w:pBdr>
+              <w:spacing w:after="100" w:before="100" w:line="240"/>
+              <w:ind w:left="100" w:right="100" w:firstLine="0" w:firstLineChars="0"/>
+              <w:rPr>
+                <w:rFonts w:ascii="Arial" w:hAnsi="Arial" w:eastAsia="Arial" w:cs="Arial"/>
+                <w:i w:val="false"/>
+                <w:b w:val="false"/>
+                <w:u w:val="none"/>
+                <w:strike w:val="false"/>
+                <w:sz w:val="20"/>
+                <w:szCs w:val="20"/>
+                <w:color w:val="000000"/>
+              </w:rPr>
+            </w:pPr>
+            <w:r>
+              <w:rPr>
+                <w:rFonts w:ascii="Arial" w:hAnsi="Arial" w:eastAsia="Arial" w:cs="Arial"/>
+                <w:i w:val="false"/>
+                <w:b w:val="false"/>
+                <w:u w:val="none"/>
+                <w:strike w:val="false"/>
+                <w:sz w:val="20"/>
+                <w:szCs w:val="20"/>
+                <w:color w:val="000000"/>
+              </w:rPr>
+              <w:t xml:space="preserve">86.2%</w:t>
+            </w:r>
+          </w:p>
+        </w:tc>
+      </w:tr>
+      <w:tr>
+        <w:trPr>
+          <w:trHeight w:val="614" w:hRule="auto"/>
+        </w:trPr>
+        <w:tc>
+          <w:tcPr>
+            <w:tcBorders>
+              <w:bottom w:val="none" w:sz="0" w:space="0" w:color="000000"/>
+              <w:top w:val="none" w:sz="0" w:space="0" w:color="000000"/>
+              <w:left w:val="none" w:sz="0" w:space="0" w:color="000000"/>
+              <w:right w:val="none" w:sz="0" w:space="0" w:color="000000"/>
+            </w:tcBorders>
+            <w:shd w:val="clear" w:color="auto" w:fill="FFFFFF"/>
+            <w:tcMar>
+              <w:top w:w="0" w:type="dxa"/>
+              <w:bottom w:w="0" w:type="dxa"/>
+              <w:left w:w="0" w:type="dxa"/>
+              <w:right w:w="0" w:type="dxa"/>
+            </w:tcMar>
+            <w:vAlign w:val="top"/>
+          </w:tcPr>
+          <w:p>
+            <w:pPr>
+              <w:pStyle w:val="Normal"/>
+              <w:jc w:val="left"/>
+              <w:pBdr>
+                <w:bottom w:val="none" w:sz="0" w:space="0" w:color="000000"/>
+                <w:top w:val="none" w:sz="0" w:space="0" w:color="000000"/>
+                <w:left w:val="none" w:sz="0" w:space="0" w:color="000000"/>
+                <w:right w:val="none" w:sz="0" w:space="0" w:color="000000"/>
+              </w:pBdr>
+              <w:spacing w:after="100" w:before="100" w:line="240"/>
+              <w:ind w:left="100" w:right="100" w:firstLine="0" w:firstLineChars="0"/>
+              <w:rPr>
+                <w:rFonts w:ascii="Arial" w:hAnsi="Arial" w:eastAsia="Arial" w:cs="Arial"/>
+                <w:i w:val="false"/>
+                <w:b w:val="false"/>
+                <w:u w:val="none"/>
+                <w:strike w:val="false"/>
+                <w:sz w:val="20"/>
+                <w:szCs w:val="20"/>
+                <w:color w:val="000000"/>
+              </w:rPr>
+            </w:pPr>
+            <w:r>
+              <w:rPr>
+                <w:rFonts w:ascii="Arial" w:hAnsi="Arial" w:eastAsia="Arial" w:cs="Arial"/>
+                <w:i w:val="false"/>
+                <w:b w:val="false"/>
+                <w:u w:val="none"/>
+                <w:strike w:val="false"/>
+                <w:sz w:val="20"/>
+                <w:szCs w:val="20"/>
+                <w:color w:val="000000"/>
+              </w:rPr>
+              <w:t xml:space="preserve">Python</w:t>
+            </w:r>
+          </w:p>
+        </w:tc>
+        <w:tc>
+          <w:tcPr>
+            <w:tcBorders>
+              <w:bottom w:val="none" w:sz="0" w:space="0" w:color="000000"/>
+              <w:top w:val="none" w:sz="0" w:space="0" w:color="000000"/>
+              <w:left w:val="none" w:sz="0" w:space="0" w:color="000000"/>
+              <w:right w:val="none" w:sz="0" w:space="0" w:color="000000"/>
+            </w:tcBorders>
+            <w:shd w:val="clear" w:color="auto" w:fill="FFFFFF"/>
+            <w:tcMar>
+              <w:top w:w="0" w:type="dxa"/>
+              <w:bottom w:w="0" w:type="dxa"/>
+              <w:left w:w="0" w:type="dxa"/>
+              <w:right w:w="0" w:type="dxa"/>
+            </w:tcMar>
+            <w:vAlign w:val="top"/>
+          </w:tcPr>
+          <w:p>
+            <w:pPr>
+              <w:pStyle w:val="Normal"/>
+              <w:jc w:val="left"/>
+              <w:pBdr>
+                <w:bottom w:val="none" w:sz="0" w:space="0" w:color="000000"/>
+                <w:top w:val="none" w:sz="0" w:space="0" w:color="000000"/>
+                <w:left w:val="none" w:sz="0" w:space="0" w:color="000000"/>
+                <w:right w:val="none" w:sz="0" w:space="0" w:color="000000"/>
+              </w:pBdr>
+              <w:spacing w:after="100" w:before="100" w:line="240"/>
+              <w:ind w:left="100" w:right="100" w:firstLine="0" w:firstLineChars="0"/>
+              <w:rPr>
+                <w:rFonts w:ascii="Arial" w:hAnsi="Arial" w:eastAsia="Arial" w:cs="Arial"/>
+                <w:i w:val="false"/>
+                <w:b w:val="false"/>
+                <w:u w:val="none"/>
+                <w:strike w:val="false"/>
+                <w:sz w:val="20"/>
+                <w:szCs w:val="20"/>
+                <w:color w:val="000000"/>
+              </w:rPr>
+            </w:pPr>
+            <w:r>
+              <w:rPr>
+                <w:rFonts w:ascii="Arial" w:hAnsi="Arial" w:eastAsia="Arial" w:cs="Arial"/>
+                <w:i w:val="false"/>
+                <w:b w:val="false"/>
+                <w:u w:val="none"/>
+                <w:strike w:val="false"/>
+                <w:sz w:val="20"/>
+                <w:szCs w:val="20"/>
+                <w:color w:val="000000"/>
+              </w:rPr>
+              <w:t xml:space="preserve">3</w:t>
+            </w:r>
+          </w:p>
+        </w:tc>
+        <w:tc>
+          <w:tcPr>
+            <w:tcBorders>
+              <w:bottom w:val="none" w:sz="0" w:space="0" w:color="000000"/>
+              <w:top w:val="none" w:sz="0" w:space="0" w:color="000000"/>
+              <w:left w:val="none" w:sz="0" w:space="0" w:color="000000"/>
+              <w:right w:val="none" w:sz="0" w:space="0" w:color="000000"/>
+            </w:tcBorders>
+            <w:shd w:val="clear" w:color="auto" w:fill="FFFFFF"/>
+            <w:tcMar>
+              <w:top w:w="0" w:type="dxa"/>
+              <w:bottom w:w="0" w:type="dxa"/>
+              <w:left w:w="0" w:type="dxa"/>
+              <w:right w:w="0" w:type="dxa"/>
+            </w:tcMar>
+            <w:vAlign w:val="top"/>
+          </w:tcPr>
+          <w:p>
+            <w:pPr>
+              <w:pStyle w:val="Normal"/>
+              <w:jc w:val="left"/>
+              <w:pBdr>
+                <w:bottom w:val="none" w:sz="0" w:space="0" w:color="000000"/>
+                <w:top w:val="none" w:sz="0" w:space="0" w:color="000000"/>
+                <w:left w:val="none" w:sz="0" w:space="0" w:color="000000"/>
+                <w:right w:val="none" w:sz="0" w:space="0" w:color="000000"/>
+              </w:pBdr>
+              <w:spacing w:after="100" w:before="100" w:line="240"/>
+              <w:ind w:left="100" w:right="100" w:firstLine="0" w:firstLineChars="0"/>
+              <w:rPr>
+                <w:rFonts w:ascii="Arial" w:hAnsi="Arial" w:eastAsia="Arial" w:cs="Arial"/>
+                <w:i w:val="false"/>
+                <w:b w:val="false"/>
+                <w:u w:val="none"/>
+                <w:strike w:val="false"/>
+                <w:sz w:val="20"/>
+                <w:szCs w:val="20"/>
+                <w:color w:val="000000"/>
+              </w:rPr>
+            </w:pPr>
+            <w:r>
+              <w:rPr>
+                <w:rFonts w:ascii="Arial" w:hAnsi="Arial" w:eastAsia="Arial" w:cs="Arial"/>
+                <w:i w:val="false"/>
+                <w:b w:val="false"/>
+                <w:u w:val="none"/>
+                <w:strike w:val="false"/>
+                <w:sz w:val="20"/>
+                <w:szCs w:val="20"/>
+                <w:color w:val="000000"/>
+              </w:rPr>
+              <w:t xml:space="preserve">3/29</w:t>
+            </w:r>
+          </w:p>
+        </w:tc>
+        <w:tc>
+          <w:tcPr>
+            <w:tcBorders>
+              <w:bottom w:val="none" w:sz="0" w:space="0" w:color="000000"/>
+              <w:top w:val="none" w:sz="0" w:space="0" w:color="000000"/>
+              <w:left w:val="none" w:sz="0" w:space="0" w:color="000000"/>
+              <w:right w:val="none" w:sz="0" w:space="0" w:color="000000"/>
+            </w:tcBorders>
+            <w:shd w:val="clear" w:color="auto" w:fill="FFFFFF"/>
+            <w:tcMar>
+              <w:top w:w="0" w:type="dxa"/>
+              <w:bottom w:w="0" w:type="dxa"/>
+              <w:left w:w="0" w:type="dxa"/>
+              <w:right w:w="0" w:type="dxa"/>
+            </w:tcMar>
+            <w:vAlign w:val="top"/>
+          </w:tcPr>
+          <w:p>
+            <w:pPr>
+              <w:pStyle w:val="Normal"/>
+              <w:jc w:val="left"/>
+              <w:pBdr>
+                <w:bottom w:val="none" w:sz="0" w:space="0" w:color="000000"/>
+                <w:top w:val="none" w:sz="0" w:space="0" w:color="000000"/>
+                <w:left w:val="none" w:sz="0" w:space="0" w:color="000000"/>
+                <w:right w:val="none" w:sz="0" w:space="0" w:color="000000"/>
+              </w:pBdr>
+              <w:spacing w:after="100" w:before="100" w:line="240"/>
+              <w:ind w:left="100" w:right="100" w:firstLine="0" w:firstLineChars="0"/>
+              <w:rPr>
+                <w:rFonts w:ascii="Arial" w:hAnsi="Arial" w:eastAsia="Arial" w:cs="Arial"/>
+                <w:i w:val="false"/>
+                <w:b w:val="false"/>
+                <w:u w:val="none"/>
+                <w:strike w:val="false"/>
+                <w:sz w:val="20"/>
+                <w:szCs w:val="20"/>
+                <w:color w:val="000000"/>
+              </w:rPr>
+            </w:pPr>
+            <w:r>
+              <w:rPr>
+                <w:rFonts w:ascii="Arial" w:hAnsi="Arial" w:eastAsia="Arial" w:cs="Arial"/>
+                <w:i w:val="false"/>
+                <w:b w:val="false"/>
+                <w:u w:val="none"/>
+                <w:strike w:val="false"/>
+                <w:sz w:val="20"/>
+                <w:szCs w:val="20"/>
+                <w:color w:val="000000"/>
+              </w:rPr>
+              <w:t xml:space="preserve">10.3%</w:t>
+            </w:r>
+          </w:p>
+        </w:tc>
+      </w:tr>
+      <w:tr>
+        <w:trPr>
+          <w:trHeight w:val="577" w:hRule="auto"/>
+        </w:trPr>
+        <w:tc>
+          <w:tcPr>
+            <w:tcBorders>
+              <w:bottom w:val="single" w:sz="12" w:space="0" w:color="666666"/>
+              <w:top w:val="none" w:sz="0" w:space="0" w:color="000000"/>
+              <w:left w:val="none" w:sz="0" w:space="0" w:color="000000"/>
+              <w:right w:val="none" w:sz="0" w:space="0" w:color="000000"/>
+            </w:tcBorders>
+            <w:shd w:val="clear" w:color="auto" w:fill="FFFFFF"/>
+            <w:tcMar>
+              <w:top w:w="0" w:type="dxa"/>
+              <w:bottom w:w="0" w:type="dxa"/>
+              <w:left w:w="0" w:type="dxa"/>
+              <w:right w:w="0" w:type="dxa"/>
+            </w:tcMar>
+            <w:vAlign w:val="top"/>
+          </w:tcPr>
+          <w:p>
+            <w:pPr>
+              <w:pStyle w:val="Normal"/>
+              <w:jc w:val="left"/>
+              <w:pBdr>
+                <w:bottom w:val="none" w:sz="0" w:space="0" w:color="000000"/>
+                <w:top w:val="none" w:sz="0" w:space="0" w:color="000000"/>
+                <w:left w:val="none" w:sz="0" w:space="0" w:color="000000"/>
+                <w:right w:val="none" w:sz="0" w:space="0" w:color="000000"/>
+              </w:pBdr>
+              <w:spacing w:after="100" w:before="100" w:line="240"/>
+              <w:ind w:left="100" w:right="100" w:firstLine="0" w:firstLineChars="0"/>
+              <w:rPr>
+                <w:rFonts w:ascii="Arial" w:hAnsi="Arial" w:eastAsia="Arial" w:cs="Arial"/>
+                <w:i w:val="false"/>
+                <w:b w:val="false"/>
+                <w:u w:val="none"/>
+                <w:strike w:val="false"/>
+                <w:sz w:val="20"/>
+                <w:szCs w:val="20"/>
+                <w:color w:val="000000"/>
+              </w:rPr>
+            </w:pPr>
+            <w:r>
+              <w:rPr>
+                <w:rFonts w:ascii="Arial" w:hAnsi="Arial" w:eastAsia="Arial" w:cs="Arial"/>
+                <w:i w:val="false"/>
+                <w:b w:val="false"/>
+                <w:u w:val="none"/>
+                <w:strike w:val="false"/>
+                <w:sz w:val="20"/>
+                <w:szCs w:val="20"/>
+                <w:color w:val="000000"/>
+              </w:rPr>
+              <w:t xml:space="preserve">No code</w:t>
+            </w:r>
+          </w:p>
+        </w:tc>
+        <w:tc>
+          <w:tcPr>
+            <w:tcBorders>
+              <w:bottom w:val="single" w:sz="12" w:space="0" w:color="666666"/>
+              <w:top w:val="none" w:sz="0" w:space="0" w:color="000000"/>
+              <w:left w:val="none" w:sz="0" w:space="0" w:color="000000"/>
+              <w:right w:val="none" w:sz="0" w:space="0" w:color="000000"/>
+            </w:tcBorders>
+            <w:shd w:val="clear" w:color="auto" w:fill="FFFFFF"/>
+            <w:tcMar>
+              <w:top w:w="0" w:type="dxa"/>
+              <w:bottom w:w="0" w:type="dxa"/>
+              <w:left w:w="0" w:type="dxa"/>
+              <w:right w:w="0" w:type="dxa"/>
+            </w:tcMar>
+            <w:vAlign w:val="top"/>
+          </w:tcPr>
+          <w:p>
+            <w:pPr>
+              <w:pStyle w:val="Normal"/>
+              <w:jc w:val="left"/>
+              <w:pBdr>
+                <w:bottom w:val="none" w:sz="0" w:space="0" w:color="000000"/>
+                <w:top w:val="none" w:sz="0" w:space="0" w:color="000000"/>
+                <w:left w:val="none" w:sz="0" w:space="0" w:color="000000"/>
+                <w:right w:val="none" w:sz="0" w:space="0" w:color="000000"/>
+              </w:pBdr>
+              <w:spacing w:after="100" w:before="100" w:line="240"/>
+              <w:ind w:left="100" w:right="100" w:firstLine="0" w:firstLineChars="0"/>
+              <w:rPr>
+                <w:rFonts w:ascii="Arial" w:hAnsi="Arial" w:eastAsia="Arial" w:cs="Arial"/>
+                <w:i w:val="false"/>
+                <w:b w:val="false"/>
+                <w:u w:val="none"/>
+                <w:strike w:val="false"/>
+                <w:sz w:val="20"/>
+                <w:szCs w:val="20"/>
+                <w:color w:val="000000"/>
+              </w:rPr>
+            </w:pPr>
+            <w:r>
+              <w:rPr>
+                <w:rFonts w:ascii="Arial" w:hAnsi="Arial" w:eastAsia="Arial" w:cs="Arial"/>
+                <w:i w:val="false"/>
+                <w:b w:val="false"/>
+                <w:u w:val="none"/>
+                <w:strike w:val="false"/>
+                <w:sz w:val="20"/>
+                <w:szCs w:val="20"/>
+                <w:color w:val="000000"/>
+              </w:rPr>
+              <w:t xml:space="preserve">1</w:t>
+            </w:r>
+          </w:p>
+        </w:tc>
+        <w:tc>
+          <w:tcPr>
+            <w:tcBorders>
+              <w:bottom w:val="single" w:sz="12" w:space="0" w:color="666666"/>
+              <w:top w:val="none" w:sz="0" w:space="0" w:color="000000"/>
+              <w:left w:val="none" w:sz="0" w:space="0" w:color="000000"/>
+              <w:right w:val="none" w:sz="0" w:space="0" w:color="000000"/>
+            </w:tcBorders>
+            <w:shd w:val="clear" w:color="auto" w:fill="FFFFFF"/>
+            <w:tcMar>
+              <w:top w:w="0" w:type="dxa"/>
+              <w:bottom w:w="0" w:type="dxa"/>
+              <w:left w:w="0" w:type="dxa"/>
+              <w:right w:w="0" w:type="dxa"/>
+            </w:tcMar>
+            <w:vAlign w:val="top"/>
+          </w:tcPr>
+          <w:p>
+            <w:pPr>
+              <w:pStyle w:val="Normal"/>
+              <w:jc w:val="left"/>
+              <w:pBdr>
+                <w:bottom w:val="none" w:sz="0" w:space="0" w:color="000000"/>
+                <w:top w:val="none" w:sz="0" w:space="0" w:color="000000"/>
+                <w:left w:val="none" w:sz="0" w:space="0" w:color="000000"/>
+                <w:right w:val="none" w:sz="0" w:space="0" w:color="000000"/>
+              </w:pBdr>
+              <w:spacing w:after="100" w:before="100" w:line="240"/>
+              <w:ind w:left="100" w:right="100" w:firstLine="0" w:firstLineChars="0"/>
+              <w:rPr>
+                <w:rFonts w:ascii="Arial" w:hAnsi="Arial" w:eastAsia="Arial" w:cs="Arial"/>
+                <w:i w:val="false"/>
+                <w:b w:val="false"/>
+                <w:u w:val="none"/>
+                <w:strike w:val="false"/>
+                <w:sz w:val="20"/>
+                <w:szCs w:val="20"/>
+                <w:color w:val="000000"/>
+              </w:rPr>
+            </w:pPr>
+            <w:r>
+              <w:rPr>
+                <w:rFonts w:ascii="Arial" w:hAnsi="Arial" w:eastAsia="Arial" w:cs="Arial"/>
+                <w:i w:val="false"/>
+                <w:b w:val="false"/>
+                <w:u w:val="none"/>
+                <w:strike w:val="false"/>
+                <w:sz w:val="20"/>
+                <w:szCs w:val="20"/>
+                <w:color w:val="000000"/>
+              </w:rPr>
+              <w:t xml:space="preserve">1/29</w:t>
+            </w:r>
+          </w:p>
+        </w:tc>
+        <w:tc>
+          <w:tcPr>
+            <w:tcBorders>
+              <w:bottom w:val="single" w:sz="12" w:space="0" w:color="666666"/>
+              <w:top w:val="none" w:sz="0" w:space="0" w:color="000000"/>
+              <w:left w:val="none" w:sz="0" w:space="0" w:color="000000"/>
+              <w:right w:val="none" w:sz="0" w:space="0" w:color="000000"/>
+            </w:tcBorders>
+            <w:shd w:val="clear" w:color="auto" w:fill="FFFFFF"/>
+            <w:tcMar>
+              <w:top w:w="0" w:type="dxa"/>
+              <w:bottom w:w="0" w:type="dxa"/>
+              <w:left w:w="0" w:type="dxa"/>
+              <w:right w:w="0" w:type="dxa"/>
+            </w:tcMar>
+            <w:vAlign w:val="top"/>
+          </w:tcPr>
+          <w:p>
+            <w:pPr>
+              <w:pStyle w:val="Normal"/>
+              <w:jc w:val="left"/>
+              <w:pBdr>
+                <w:bottom w:val="none" w:sz="0" w:space="0" w:color="000000"/>
+                <w:top w:val="none" w:sz="0" w:space="0" w:color="000000"/>
+                <w:left w:val="none" w:sz="0" w:space="0" w:color="000000"/>
+                <w:right w:val="none" w:sz="0" w:space="0" w:color="000000"/>
+              </w:pBdr>
+              <w:spacing w:after="100" w:before="100" w:line="240"/>
+              <w:ind w:left="100" w:right="100" w:firstLine="0" w:firstLineChars="0"/>
+              <w:rPr>
+                <w:rFonts w:ascii="Arial" w:hAnsi="Arial" w:eastAsia="Arial" w:cs="Arial"/>
+                <w:i w:val="false"/>
+                <w:b w:val="false"/>
+                <w:u w:val="none"/>
+                <w:strike w:val="false"/>
+                <w:sz w:val="20"/>
+                <w:szCs w:val="20"/>
+                <w:color w:val="000000"/>
+              </w:rPr>
+            </w:pPr>
+            <w:r>
+              <w:rPr>
+                <w:rFonts w:ascii="Arial" w:hAnsi="Arial" w:eastAsia="Arial" w:cs="Arial"/>
+                <w:i w:val="false"/>
+                <w:b w:val="false"/>
+                <w:u w:val="none"/>
+                <w:strike w:val="false"/>
+                <w:sz w:val="20"/>
+                <w:szCs w:val="20"/>
+                <w:color w:val="000000"/>
+              </w:rPr>
+              <w:t xml:space="preserve">3.4%</w:t>
+            </w:r>
+          </w:p>
+        </w:tc>
+      </w:tr>
+    </w:tbl>
+    <w:p>
+      <w:pPr>
+        <w:pStyle w:val="Normal"/>
+      </w:pPr>
+      <w:r>
+        <w:t xml:space="preserve"/>
+      </w:r>
+    </w:p>
     <w:sectPr>
       <w:type w:val="continuous"/>
       <w:pgSz w:w="11900" w:h="16840"/>

--- a/outputs/tables_methods_synthesis_simpler.docx
+++ b/outputs/tables_methods_synthesis_simpler.docx
@@ -21629,938 +21629,6 @@
         <w:ind w:left="60" w:right="60" w:firstLine="0" w:firstLineChars="0"/>
       </w:pPr>
       <w:r>
-        <w:t xml:space="preserve">Coding reliability indicators</w:t>
-      </w:r>
-    </w:p>
-    <w:tbl xmlns:a="http://schemas.openxmlformats.org/drawingml/2006/main" xmlns:pic="http://schemas.openxmlformats.org/drawingml/2006/picture">
-      <w:tblPr>
-        <w:tblLayout w:type="fixed"/>
-        <w:jc w:val="center"/>
-        <w:tblLook w:firstRow="1" w:lastRow="0" w:firstColumn="0" w:lastColumn="0" w:noHBand="0" w:noVBand="1"/>
-      </w:tblPr>
-      <w:tblGrid>
-        <w:gridCol w:w="4263"/>
-        <w:gridCol w:w="1474"/>
-        <w:gridCol w:w="1976"/>
-        <w:gridCol w:w="1169"/>
-      </w:tblGrid>
-      <w:tr>
-        <w:trPr>
-          <w:trHeight w:val="617" w:hRule="auto"/>
-          <w:tblHeader/>
-        </w:trPr>
-        <w:tc>
-          <w:tcPr>
-            <w:tcBorders>
-              <w:bottom w:val="single" w:sz="12" w:space="0" w:color="666666"/>
-              <w:top w:val="single" w:sz="12" w:space="0" w:color="666666"/>
-              <w:left w:val="none" w:sz="0" w:space="0" w:color="000000"/>
-              <w:right w:val="none" w:sz="0" w:space="0" w:color="000000"/>
-            </w:tcBorders>
-            <w:shd w:val="clear" w:color="auto" w:fill="FFFFFF"/>
-            <w:tcMar>
-              <w:top w:w="0" w:type="dxa"/>
-              <w:bottom w:w="0" w:type="dxa"/>
-              <w:left w:w="0" w:type="dxa"/>
-              <w:right w:w="0" w:type="dxa"/>
-            </w:tcMar>
-            <w:vAlign w:val="top"/>
-          </w:tcPr>
-          <w:p>
-            <w:pPr>
-              <w:pStyle w:val="Normal"/>
-              <w:jc w:val="left"/>
-              <w:pBdr>
-                <w:bottom w:val="none" w:sz="0" w:space="0" w:color="000000"/>
-                <w:top w:val="none" w:sz="0" w:space="0" w:color="000000"/>
-                <w:left w:val="none" w:sz="0" w:space="0" w:color="000000"/>
-                <w:right w:val="none" w:sz="0" w:space="0" w:color="000000"/>
-              </w:pBdr>
-              <w:spacing w:after="100" w:before="100" w:line="240"/>
-              <w:ind w:left="100" w:right="100" w:firstLine="0" w:firstLineChars="0"/>
-              <w:rPr>
-                <w:rFonts w:ascii="Arial" w:hAnsi="Arial" w:eastAsia="Arial" w:cs="Arial"/>
-                <w:i w:val="false"/>
-                <w:b w:val="false"/>
-                <w:u w:val="none"/>
-                <w:strike w:val="false"/>
-                <w:sz w:val="20"/>
-                <w:szCs w:val="20"/>
-                <w:color w:val="000000"/>
-              </w:rPr>
-            </w:pPr>
-            <w:r>
-              <w:rPr>
-                <w:rFonts w:ascii="Arial" w:hAnsi="Arial" w:eastAsia="Arial" w:cs="Arial"/>
-                <w:i w:val="false"/>
-                <w:b w:val="false"/>
-                <w:u w:val="none"/>
-                <w:strike w:val="false"/>
-                <w:sz w:val="20"/>
-                <w:szCs w:val="20"/>
-                <w:color w:val="000000"/>
-              </w:rPr>
-              <w:t xml:space="preserve">Indicator</w:t>
-            </w:r>
-          </w:p>
-        </w:tc>
-        <w:tc>
-          <w:tcPr>
-            <w:tcBorders>
-              <w:bottom w:val="single" w:sz="12" w:space="0" w:color="666666"/>
-              <w:top w:val="single" w:sz="12" w:space="0" w:color="666666"/>
-              <w:left w:val="none" w:sz="0" w:space="0" w:color="000000"/>
-              <w:right w:val="none" w:sz="0" w:space="0" w:color="000000"/>
-            </w:tcBorders>
-            <w:shd w:val="clear" w:color="auto" w:fill="FFFFFF"/>
-            <w:tcMar>
-              <w:top w:w="0" w:type="dxa"/>
-              <w:bottom w:w="0" w:type="dxa"/>
-              <w:left w:w="0" w:type="dxa"/>
-              <w:right w:w="0" w:type="dxa"/>
-            </w:tcMar>
-            <w:vAlign w:val="top"/>
-          </w:tcPr>
-          <w:p>
-            <w:pPr>
-              <w:pStyle w:val="Normal"/>
-              <w:jc w:val="left"/>
-              <w:pBdr>
-                <w:bottom w:val="none" w:sz="0" w:space="0" w:color="000000"/>
-                <w:top w:val="none" w:sz="0" w:space="0" w:color="000000"/>
-                <w:left w:val="none" w:sz="0" w:space="0" w:color="000000"/>
-                <w:right w:val="none" w:sz="0" w:space="0" w:color="000000"/>
-              </w:pBdr>
-              <w:spacing w:after="100" w:before="100" w:line="240"/>
-              <w:ind w:left="100" w:right="100" w:firstLine="0" w:firstLineChars="0"/>
-              <w:rPr>
-                <w:rFonts w:ascii="Arial" w:hAnsi="Arial" w:eastAsia="Arial" w:cs="Arial"/>
-                <w:i w:val="false"/>
-                <w:b w:val="false"/>
-                <w:u w:val="none"/>
-                <w:strike w:val="false"/>
-                <w:sz w:val="20"/>
-                <w:szCs w:val="20"/>
-                <w:color w:val="000000"/>
-              </w:rPr>
-            </w:pPr>
-            <w:r>
-              <w:rPr>
-                <w:rFonts w:ascii="Arial" w:hAnsi="Arial" w:eastAsia="Arial" w:cs="Arial"/>
-                <w:i w:val="false"/>
-                <w:b w:val="false"/>
-                <w:u w:val="none"/>
-                <w:strike w:val="false"/>
-                <w:sz w:val="20"/>
-                <w:szCs w:val="20"/>
-                <w:color w:val="000000"/>
-              </w:rPr>
-              <w:t xml:space="preserve">n (Studies)</w:t>
-            </w:r>
-          </w:p>
-        </w:tc>
-        <w:tc>
-          <w:tcPr>
-            <w:tcBorders>
-              <w:bottom w:val="single" w:sz="12" w:space="0" w:color="666666"/>
-              <w:top w:val="single" w:sz="12" w:space="0" w:color="666666"/>
-              <w:left w:val="none" w:sz="0" w:space="0" w:color="000000"/>
-              <w:right w:val="none" w:sz="0" w:space="0" w:color="000000"/>
-            </w:tcBorders>
-            <w:shd w:val="clear" w:color="auto" w:fill="FFFFFF"/>
-            <w:tcMar>
-              <w:top w:w="0" w:type="dxa"/>
-              <w:bottom w:w="0" w:type="dxa"/>
-              <w:left w:w="0" w:type="dxa"/>
-              <w:right w:w="0" w:type="dxa"/>
-            </w:tcMar>
-            <w:vAlign w:val="top"/>
-          </w:tcPr>
-          <w:p>
-            <w:pPr>
-              <w:pStyle w:val="Normal"/>
-              <w:jc w:val="left"/>
-              <w:pBdr>
-                <w:bottom w:val="none" w:sz="0" w:space="0" w:color="000000"/>
-                <w:top w:val="none" w:sz="0" w:space="0" w:color="000000"/>
-                <w:left w:val="none" w:sz="0" w:space="0" w:color="000000"/>
-                <w:right w:val="none" w:sz="0" w:space="0" w:color="000000"/>
-              </w:pBdr>
-              <w:spacing w:after="100" w:before="100" w:line="240"/>
-              <w:ind w:left="100" w:right="100" w:firstLine="0" w:firstLineChars="0"/>
-              <w:rPr>
-                <w:rFonts w:ascii="Arial" w:hAnsi="Arial" w:eastAsia="Arial" w:cs="Arial"/>
-                <w:i w:val="false"/>
-                <w:b w:val="false"/>
-                <w:u w:val="none"/>
-                <w:strike w:val="false"/>
-                <w:sz w:val="20"/>
-                <w:szCs w:val="20"/>
-                <w:color w:val="000000"/>
-              </w:rPr>
-            </w:pPr>
-            <w:r>
-              <w:rPr>
-                <w:rFonts w:ascii="Arial" w:hAnsi="Arial" w:eastAsia="Arial" w:cs="Arial"/>
-                <w:i w:val="false"/>
-                <w:b w:val="false"/>
-                <w:u w:val="none"/>
-                <w:strike w:val="false"/>
-                <w:sz w:val="20"/>
-                <w:szCs w:val="20"/>
-                <w:color w:val="000000"/>
-              </w:rPr>
-              <w:t xml:space="preserve">Proportion (n/N)</w:t>
-            </w:r>
-          </w:p>
-        </w:tc>
-        <w:tc>
-          <w:tcPr>
-            <w:tcBorders>
-              <w:bottom w:val="single" w:sz="12" w:space="0" w:color="666666"/>
-              <w:top w:val="single" w:sz="12" w:space="0" w:color="666666"/>
-              <w:left w:val="none" w:sz="0" w:space="0" w:color="000000"/>
-              <w:right w:val="none" w:sz="0" w:space="0" w:color="000000"/>
-            </w:tcBorders>
-            <w:shd w:val="clear" w:color="auto" w:fill="FFFFFF"/>
-            <w:tcMar>
-              <w:top w:w="0" w:type="dxa"/>
-              <w:bottom w:w="0" w:type="dxa"/>
-              <w:left w:w="0" w:type="dxa"/>
-              <w:right w:w="0" w:type="dxa"/>
-            </w:tcMar>
-            <w:vAlign w:val="top"/>
-          </w:tcPr>
-          <w:p>
-            <w:pPr>
-              <w:pStyle w:val="Normal"/>
-              <w:jc w:val="left"/>
-              <w:pBdr>
-                <w:bottom w:val="none" w:sz="0" w:space="0" w:color="000000"/>
-                <w:top w:val="none" w:sz="0" w:space="0" w:color="000000"/>
-                <w:left w:val="none" w:sz="0" w:space="0" w:color="000000"/>
-                <w:right w:val="none" w:sz="0" w:space="0" w:color="000000"/>
-              </w:pBdr>
-              <w:spacing w:after="100" w:before="100" w:line="240"/>
-              <w:ind w:left="100" w:right="100" w:firstLine="0" w:firstLineChars="0"/>
-              <w:rPr>
-                <w:rFonts w:ascii="Arial" w:hAnsi="Arial" w:eastAsia="Arial" w:cs="Arial"/>
-                <w:i w:val="false"/>
-                <w:b w:val="false"/>
-                <w:u w:val="none"/>
-                <w:strike w:val="false"/>
-                <w:sz w:val="20"/>
-                <w:szCs w:val="20"/>
-                <w:color w:val="000000"/>
-              </w:rPr>
-            </w:pPr>
-            <w:r>
-              <w:rPr>
-                <w:rFonts w:ascii="Arial" w:hAnsi="Arial" w:eastAsia="Arial" w:cs="Arial"/>
-                <w:i w:val="false"/>
-                <w:b w:val="false"/>
-                <w:u w:val="none"/>
-                <w:strike w:val="false"/>
-                <w:sz w:val="20"/>
-                <w:szCs w:val="20"/>
-                <w:color w:val="000000"/>
-              </w:rPr>
-              <w:t xml:space="preserve">Percent</w:t>
-            </w:r>
-          </w:p>
-        </w:tc>
-      </w:tr>
-      <w:tr>
-        <w:trPr>
-          <w:trHeight w:val="614" w:hRule="auto"/>
-        </w:trPr>
-        <w:tc>
-          <w:tcPr>
-            <w:tcBorders>
-              <w:bottom w:val="none" w:sz="0" w:space="0" w:color="000000"/>
-              <w:top w:val="single" w:sz="12" w:space="0" w:color="666666"/>
-              <w:left w:val="none" w:sz="0" w:space="0" w:color="000000"/>
-              <w:right w:val="none" w:sz="0" w:space="0" w:color="000000"/>
-            </w:tcBorders>
-            <w:shd w:val="clear" w:color="auto" w:fill="FFFFFF"/>
-            <w:tcMar>
-              <w:top w:w="0" w:type="dxa"/>
-              <w:bottom w:w="0" w:type="dxa"/>
-              <w:left w:w="0" w:type="dxa"/>
-              <w:right w:w="0" w:type="dxa"/>
-            </w:tcMar>
-            <w:vAlign w:val="top"/>
-          </w:tcPr>
-          <w:p>
-            <w:pPr>
-              <w:pStyle w:val="Normal"/>
-              <w:jc w:val="left"/>
-              <w:pBdr>
-                <w:bottom w:val="none" w:sz="0" w:space="0" w:color="000000"/>
-                <w:top w:val="none" w:sz="0" w:space="0" w:color="000000"/>
-                <w:left w:val="none" w:sz="0" w:space="0" w:color="000000"/>
-                <w:right w:val="none" w:sz="0" w:space="0" w:color="000000"/>
-              </w:pBdr>
-              <w:spacing w:after="100" w:before="100" w:line="240"/>
-              <w:ind w:left="100" w:right="100" w:firstLine="0" w:firstLineChars="0"/>
-              <w:rPr>
-                <w:rFonts w:ascii="Arial" w:hAnsi="Arial" w:eastAsia="Arial" w:cs="Arial"/>
-                <w:i w:val="false"/>
-                <w:b w:val="false"/>
-                <w:u w:val="none"/>
-                <w:strike w:val="false"/>
-                <w:sz w:val="20"/>
-                <w:szCs w:val="20"/>
-                <w:color w:val="000000"/>
-              </w:rPr>
-            </w:pPr>
-            <w:r>
-              <w:rPr>
-                <w:rFonts w:ascii="Arial" w:hAnsi="Arial" w:eastAsia="Arial" w:cs="Arial"/>
-                <w:i w:val="false"/>
-                <w:b w:val="false"/>
-                <w:u w:val="none"/>
-                <w:strike w:val="false"/>
-                <w:sz w:val="20"/>
-                <w:szCs w:val="20"/>
-                <w:color w:val="000000"/>
-              </w:rPr>
-              <w:t xml:space="preserve">Independent coding scheme mentioned</w:t>
-            </w:r>
-          </w:p>
-        </w:tc>
-        <w:tc>
-          <w:tcPr>
-            <w:tcBorders>
-              <w:bottom w:val="none" w:sz="0" w:space="0" w:color="000000"/>
-              <w:top w:val="single" w:sz="12" w:space="0" w:color="666666"/>
-              <w:left w:val="none" w:sz="0" w:space="0" w:color="000000"/>
-              <w:right w:val="none" w:sz="0" w:space="0" w:color="000000"/>
-            </w:tcBorders>
-            <w:shd w:val="clear" w:color="auto" w:fill="FFFFFF"/>
-            <w:tcMar>
-              <w:top w:w="0" w:type="dxa"/>
-              <w:bottom w:w="0" w:type="dxa"/>
-              <w:left w:w="0" w:type="dxa"/>
-              <w:right w:w="0" w:type="dxa"/>
-            </w:tcMar>
-            <w:vAlign w:val="top"/>
-          </w:tcPr>
-          <w:p>
-            <w:pPr>
-              <w:pStyle w:val="Normal"/>
-              <w:jc w:val="left"/>
-              <w:pBdr>
-                <w:bottom w:val="none" w:sz="0" w:space="0" w:color="000000"/>
-                <w:top w:val="none" w:sz="0" w:space="0" w:color="000000"/>
-                <w:left w:val="none" w:sz="0" w:space="0" w:color="000000"/>
-                <w:right w:val="none" w:sz="0" w:space="0" w:color="000000"/>
-              </w:pBdr>
-              <w:spacing w:after="100" w:before="100" w:line="240"/>
-              <w:ind w:left="100" w:right="100" w:firstLine="0" w:firstLineChars="0"/>
-              <w:rPr>
-                <w:rFonts w:ascii="Arial" w:hAnsi="Arial" w:eastAsia="Arial" w:cs="Arial"/>
-                <w:i w:val="false"/>
-                <w:b w:val="false"/>
-                <w:u w:val="none"/>
-                <w:strike w:val="false"/>
-                <w:sz w:val="20"/>
-                <w:szCs w:val="20"/>
-                <w:color w:val="000000"/>
-              </w:rPr>
-            </w:pPr>
-            <w:r>
-              <w:rPr>
-                <w:rFonts w:ascii="Arial" w:hAnsi="Arial" w:eastAsia="Arial" w:cs="Arial"/>
-                <w:i w:val="false"/>
-                <w:b w:val="false"/>
-                <w:u w:val="none"/>
-                <w:strike w:val="false"/>
-                <w:sz w:val="20"/>
-                <w:szCs w:val="20"/>
-                <w:color w:val="000000"/>
-              </w:rPr>
-              <w:t xml:space="preserve">14</w:t>
-            </w:r>
-          </w:p>
-        </w:tc>
-        <w:tc>
-          <w:tcPr>
-            <w:tcBorders>
-              <w:bottom w:val="none" w:sz="0" w:space="0" w:color="000000"/>
-              <w:top w:val="single" w:sz="12" w:space="0" w:color="666666"/>
-              <w:left w:val="none" w:sz="0" w:space="0" w:color="000000"/>
-              <w:right w:val="none" w:sz="0" w:space="0" w:color="000000"/>
-            </w:tcBorders>
-            <w:shd w:val="clear" w:color="auto" w:fill="FFFFFF"/>
-            <w:tcMar>
-              <w:top w:w="0" w:type="dxa"/>
-              <w:bottom w:w="0" w:type="dxa"/>
-              <w:left w:w="0" w:type="dxa"/>
-              <w:right w:w="0" w:type="dxa"/>
-            </w:tcMar>
-            <w:vAlign w:val="top"/>
-          </w:tcPr>
-          <w:p>
-            <w:pPr>
-              <w:pStyle w:val="Normal"/>
-              <w:jc w:val="left"/>
-              <w:pBdr>
-                <w:bottom w:val="none" w:sz="0" w:space="0" w:color="000000"/>
-                <w:top w:val="none" w:sz="0" w:space="0" w:color="000000"/>
-                <w:left w:val="none" w:sz="0" w:space="0" w:color="000000"/>
-                <w:right w:val="none" w:sz="0" w:space="0" w:color="000000"/>
-              </w:pBdr>
-              <w:spacing w:after="100" w:before="100" w:line="240"/>
-              <w:ind w:left="100" w:right="100" w:firstLine="0" w:firstLineChars="0"/>
-              <w:rPr>
-                <w:rFonts w:ascii="Arial" w:hAnsi="Arial" w:eastAsia="Arial" w:cs="Arial"/>
-                <w:i w:val="false"/>
-                <w:b w:val="false"/>
-                <w:u w:val="none"/>
-                <w:strike w:val="false"/>
-                <w:sz w:val="20"/>
-                <w:szCs w:val="20"/>
-                <w:color w:val="000000"/>
-              </w:rPr>
-            </w:pPr>
-            <w:r>
-              <w:rPr>
-                <w:rFonts w:ascii="Arial" w:hAnsi="Arial" w:eastAsia="Arial" w:cs="Arial"/>
-                <w:i w:val="false"/>
-                <w:b w:val="false"/>
-                <w:u w:val="none"/>
-                <w:strike w:val="false"/>
-                <w:sz w:val="20"/>
-                <w:szCs w:val="20"/>
-                <w:color w:val="000000"/>
-              </w:rPr>
-              <w:t xml:space="preserve">14/37</w:t>
-            </w:r>
-          </w:p>
-        </w:tc>
-        <w:tc>
-          <w:tcPr>
-            <w:tcBorders>
-              <w:bottom w:val="none" w:sz="0" w:space="0" w:color="000000"/>
-              <w:top w:val="single" w:sz="12" w:space="0" w:color="666666"/>
-              <w:left w:val="none" w:sz="0" w:space="0" w:color="000000"/>
-              <w:right w:val="none" w:sz="0" w:space="0" w:color="000000"/>
-            </w:tcBorders>
-            <w:shd w:val="clear" w:color="auto" w:fill="FFFFFF"/>
-            <w:tcMar>
-              <w:top w:w="0" w:type="dxa"/>
-              <w:bottom w:w="0" w:type="dxa"/>
-              <w:left w:w="0" w:type="dxa"/>
-              <w:right w:w="0" w:type="dxa"/>
-            </w:tcMar>
-            <w:vAlign w:val="top"/>
-          </w:tcPr>
-          <w:p>
-            <w:pPr>
-              <w:pStyle w:val="Normal"/>
-              <w:jc w:val="left"/>
-              <w:pBdr>
-                <w:bottom w:val="none" w:sz="0" w:space="0" w:color="000000"/>
-                <w:top w:val="none" w:sz="0" w:space="0" w:color="000000"/>
-                <w:left w:val="none" w:sz="0" w:space="0" w:color="000000"/>
-                <w:right w:val="none" w:sz="0" w:space="0" w:color="000000"/>
-              </w:pBdr>
-              <w:spacing w:after="100" w:before="100" w:line="240"/>
-              <w:ind w:left="100" w:right="100" w:firstLine="0" w:firstLineChars="0"/>
-              <w:rPr>
-                <w:rFonts w:ascii="Arial" w:hAnsi="Arial" w:eastAsia="Arial" w:cs="Arial"/>
-                <w:i w:val="false"/>
-                <w:b w:val="false"/>
-                <w:u w:val="none"/>
-                <w:strike w:val="false"/>
-                <w:sz w:val="20"/>
-                <w:szCs w:val="20"/>
-                <w:color w:val="000000"/>
-              </w:rPr>
-            </w:pPr>
-            <w:r>
-              <w:rPr>
-                <w:rFonts w:ascii="Arial" w:hAnsi="Arial" w:eastAsia="Arial" w:cs="Arial"/>
-                <w:i w:val="false"/>
-                <w:b w:val="false"/>
-                <w:u w:val="none"/>
-                <w:strike w:val="false"/>
-                <w:sz w:val="20"/>
-                <w:szCs w:val="20"/>
-                <w:color w:val="000000"/>
-              </w:rPr>
-              <w:t xml:space="preserve">37.8%</w:t>
-            </w:r>
-          </w:p>
-        </w:tc>
-      </w:tr>
-      <w:tr>
-        <w:trPr>
-          <w:trHeight w:val="614" w:hRule="auto"/>
-        </w:trPr>
-        <w:tc>
-          <w:tcPr>
-            <w:tcBorders>
-              <w:bottom w:val="none" w:sz="0" w:space="0" w:color="000000"/>
-              <w:top w:val="none" w:sz="0" w:space="0" w:color="000000"/>
-              <w:left w:val="none" w:sz="0" w:space="0" w:color="000000"/>
-              <w:right w:val="none" w:sz="0" w:space="0" w:color="000000"/>
-            </w:tcBorders>
-            <w:shd w:val="clear" w:color="auto" w:fill="FFFFFF"/>
-            <w:tcMar>
-              <w:top w:w="0" w:type="dxa"/>
-              <w:bottom w:w="0" w:type="dxa"/>
-              <w:left w:w="0" w:type="dxa"/>
-              <w:right w:w="0" w:type="dxa"/>
-            </w:tcMar>
-            <w:vAlign w:val="top"/>
-          </w:tcPr>
-          <w:p>
-            <w:pPr>
-              <w:pStyle w:val="Normal"/>
-              <w:jc w:val="left"/>
-              <w:pBdr>
-                <w:bottom w:val="none" w:sz="0" w:space="0" w:color="000000"/>
-                <w:top w:val="none" w:sz="0" w:space="0" w:color="000000"/>
-                <w:left w:val="none" w:sz="0" w:space="0" w:color="000000"/>
-                <w:right w:val="none" w:sz="0" w:space="0" w:color="000000"/>
-              </w:pBdr>
-              <w:spacing w:after="100" w:before="100" w:line="240"/>
-              <w:ind w:left="100" w:right="100" w:firstLine="0" w:firstLineChars="0"/>
-              <w:rPr>
-                <w:rFonts w:ascii="Arial" w:hAnsi="Arial" w:eastAsia="Arial" w:cs="Arial"/>
-                <w:i w:val="false"/>
-                <w:b w:val="false"/>
-                <w:u w:val="none"/>
-                <w:strike w:val="false"/>
-                <w:sz w:val="20"/>
-                <w:szCs w:val="20"/>
-                <w:color w:val="000000"/>
-              </w:rPr>
-            </w:pPr>
-            <w:r>
-              <w:rPr>
-                <w:rFonts w:ascii="Arial" w:hAnsi="Arial" w:eastAsia="Arial" w:cs="Arial"/>
-                <w:i w:val="false"/>
-                <w:b w:val="false"/>
-                <w:u w:val="none"/>
-                <w:strike w:val="false"/>
-                <w:sz w:val="20"/>
-                <w:szCs w:val="20"/>
-                <w:color w:val="000000"/>
-              </w:rPr>
-              <w:t xml:space="preserve">Interrater reliability reported</w:t>
-            </w:r>
-          </w:p>
-        </w:tc>
-        <w:tc>
-          <w:tcPr>
-            <w:tcBorders>
-              <w:bottom w:val="none" w:sz="0" w:space="0" w:color="000000"/>
-              <w:top w:val="none" w:sz="0" w:space="0" w:color="000000"/>
-              <w:left w:val="none" w:sz="0" w:space="0" w:color="000000"/>
-              <w:right w:val="none" w:sz="0" w:space="0" w:color="000000"/>
-            </w:tcBorders>
-            <w:shd w:val="clear" w:color="auto" w:fill="FFFFFF"/>
-            <w:tcMar>
-              <w:top w:w="0" w:type="dxa"/>
-              <w:bottom w:w="0" w:type="dxa"/>
-              <w:left w:w="0" w:type="dxa"/>
-              <w:right w:w="0" w:type="dxa"/>
-            </w:tcMar>
-            <w:vAlign w:val="top"/>
-          </w:tcPr>
-          <w:p>
-            <w:pPr>
-              <w:pStyle w:val="Normal"/>
-              <w:jc w:val="left"/>
-              <w:pBdr>
-                <w:bottom w:val="none" w:sz="0" w:space="0" w:color="000000"/>
-                <w:top w:val="none" w:sz="0" w:space="0" w:color="000000"/>
-                <w:left w:val="none" w:sz="0" w:space="0" w:color="000000"/>
-                <w:right w:val="none" w:sz="0" w:space="0" w:color="000000"/>
-              </w:pBdr>
-              <w:spacing w:after="100" w:before="100" w:line="240"/>
-              <w:ind w:left="100" w:right="100" w:firstLine="0" w:firstLineChars="0"/>
-              <w:rPr>
-                <w:rFonts w:ascii="Arial" w:hAnsi="Arial" w:eastAsia="Arial" w:cs="Arial"/>
-                <w:i w:val="false"/>
-                <w:b w:val="false"/>
-                <w:u w:val="none"/>
-                <w:strike w:val="false"/>
-                <w:sz w:val="20"/>
-                <w:szCs w:val="20"/>
-                <w:color w:val="000000"/>
-              </w:rPr>
-            </w:pPr>
-            <w:r>
-              <w:rPr>
-                <w:rFonts w:ascii="Arial" w:hAnsi="Arial" w:eastAsia="Arial" w:cs="Arial"/>
-                <w:i w:val="false"/>
-                <w:b w:val="false"/>
-                <w:u w:val="none"/>
-                <w:strike w:val="false"/>
-                <w:sz w:val="20"/>
-                <w:szCs w:val="20"/>
-                <w:color w:val="000000"/>
-              </w:rPr>
-              <w:t xml:space="preserve">10</w:t>
-            </w:r>
-          </w:p>
-        </w:tc>
-        <w:tc>
-          <w:tcPr>
-            <w:tcBorders>
-              <w:bottom w:val="none" w:sz="0" w:space="0" w:color="000000"/>
-              <w:top w:val="none" w:sz="0" w:space="0" w:color="000000"/>
-              <w:left w:val="none" w:sz="0" w:space="0" w:color="000000"/>
-              <w:right w:val="none" w:sz="0" w:space="0" w:color="000000"/>
-            </w:tcBorders>
-            <w:shd w:val="clear" w:color="auto" w:fill="FFFFFF"/>
-            <w:tcMar>
-              <w:top w:w="0" w:type="dxa"/>
-              <w:bottom w:w="0" w:type="dxa"/>
-              <w:left w:w="0" w:type="dxa"/>
-              <w:right w:w="0" w:type="dxa"/>
-            </w:tcMar>
-            <w:vAlign w:val="top"/>
-          </w:tcPr>
-          <w:p>
-            <w:pPr>
-              <w:pStyle w:val="Normal"/>
-              <w:jc w:val="left"/>
-              <w:pBdr>
-                <w:bottom w:val="none" w:sz="0" w:space="0" w:color="000000"/>
-                <w:top w:val="none" w:sz="0" w:space="0" w:color="000000"/>
-                <w:left w:val="none" w:sz="0" w:space="0" w:color="000000"/>
-                <w:right w:val="none" w:sz="0" w:space="0" w:color="000000"/>
-              </w:pBdr>
-              <w:spacing w:after="100" w:before="100" w:line="240"/>
-              <w:ind w:left="100" w:right="100" w:firstLine="0" w:firstLineChars="0"/>
-              <w:rPr>
-                <w:rFonts w:ascii="Arial" w:hAnsi="Arial" w:eastAsia="Arial" w:cs="Arial"/>
-                <w:i w:val="false"/>
-                <w:b w:val="false"/>
-                <w:u w:val="none"/>
-                <w:strike w:val="false"/>
-                <w:sz w:val="20"/>
-                <w:szCs w:val="20"/>
-                <w:color w:val="000000"/>
-              </w:rPr>
-            </w:pPr>
-            <w:r>
-              <w:rPr>
-                <w:rFonts w:ascii="Arial" w:hAnsi="Arial" w:eastAsia="Arial" w:cs="Arial"/>
-                <w:i w:val="false"/>
-                <w:b w:val="false"/>
-                <w:u w:val="none"/>
-                <w:strike w:val="false"/>
-                <w:sz w:val="20"/>
-                <w:szCs w:val="20"/>
-                <w:color w:val="000000"/>
-              </w:rPr>
-              <w:t xml:space="preserve">10/37</w:t>
-            </w:r>
-          </w:p>
-        </w:tc>
-        <w:tc>
-          <w:tcPr>
-            <w:tcBorders>
-              <w:bottom w:val="none" w:sz="0" w:space="0" w:color="000000"/>
-              <w:top w:val="none" w:sz="0" w:space="0" w:color="000000"/>
-              <w:left w:val="none" w:sz="0" w:space="0" w:color="000000"/>
-              <w:right w:val="none" w:sz="0" w:space="0" w:color="000000"/>
-            </w:tcBorders>
-            <w:shd w:val="clear" w:color="auto" w:fill="FFFFFF"/>
-            <w:tcMar>
-              <w:top w:w="0" w:type="dxa"/>
-              <w:bottom w:w="0" w:type="dxa"/>
-              <w:left w:w="0" w:type="dxa"/>
-              <w:right w:w="0" w:type="dxa"/>
-            </w:tcMar>
-            <w:vAlign w:val="top"/>
-          </w:tcPr>
-          <w:p>
-            <w:pPr>
-              <w:pStyle w:val="Normal"/>
-              <w:jc w:val="left"/>
-              <w:pBdr>
-                <w:bottom w:val="none" w:sz="0" w:space="0" w:color="000000"/>
-                <w:top w:val="none" w:sz="0" w:space="0" w:color="000000"/>
-                <w:left w:val="none" w:sz="0" w:space="0" w:color="000000"/>
-                <w:right w:val="none" w:sz="0" w:space="0" w:color="000000"/>
-              </w:pBdr>
-              <w:spacing w:after="100" w:before="100" w:line="240"/>
-              <w:ind w:left="100" w:right="100" w:firstLine="0" w:firstLineChars="0"/>
-              <w:rPr>
-                <w:rFonts w:ascii="Arial" w:hAnsi="Arial" w:eastAsia="Arial" w:cs="Arial"/>
-                <w:i w:val="false"/>
-                <w:b w:val="false"/>
-                <w:u w:val="none"/>
-                <w:strike w:val="false"/>
-                <w:sz w:val="20"/>
-                <w:szCs w:val="20"/>
-                <w:color w:val="000000"/>
-              </w:rPr>
-            </w:pPr>
-            <w:r>
-              <w:rPr>
-                <w:rFonts w:ascii="Arial" w:hAnsi="Arial" w:eastAsia="Arial" w:cs="Arial"/>
-                <w:i w:val="false"/>
-                <w:b w:val="false"/>
-                <w:u w:val="none"/>
-                <w:strike w:val="false"/>
-                <w:sz w:val="20"/>
-                <w:szCs w:val="20"/>
-                <w:color w:val="000000"/>
-              </w:rPr>
-              <w:t xml:space="preserve">27%</w:t>
-            </w:r>
-          </w:p>
-        </w:tc>
-      </w:tr>
-      <w:tr>
-        <w:trPr>
-          <w:trHeight w:val="614" w:hRule="auto"/>
-        </w:trPr>
-        <w:tc>
-          <w:tcPr>
-            <w:tcBorders>
-              <w:bottom w:val="single" w:sz="12" w:space="0" w:color="666666"/>
-              <w:top w:val="none" w:sz="0" w:space="0" w:color="000000"/>
-              <w:left w:val="none" w:sz="0" w:space="0" w:color="000000"/>
-              <w:right w:val="none" w:sz="0" w:space="0" w:color="000000"/>
-            </w:tcBorders>
-            <w:shd w:val="clear" w:color="auto" w:fill="FFFFFF"/>
-            <w:tcMar>
-              <w:top w:w="0" w:type="dxa"/>
-              <w:bottom w:w="0" w:type="dxa"/>
-              <w:left w:w="0" w:type="dxa"/>
-              <w:right w:w="0" w:type="dxa"/>
-            </w:tcMar>
-            <w:vAlign w:val="top"/>
-          </w:tcPr>
-          <w:p>
-            <w:pPr>
-              <w:pStyle w:val="Normal"/>
-              <w:jc w:val="left"/>
-              <w:pBdr>
-                <w:bottom w:val="none" w:sz="0" w:space="0" w:color="000000"/>
-                <w:top w:val="none" w:sz="0" w:space="0" w:color="000000"/>
-                <w:left w:val="none" w:sz="0" w:space="0" w:color="000000"/>
-                <w:right w:val="none" w:sz="0" w:space="0" w:color="000000"/>
-              </w:pBdr>
-              <w:spacing w:after="100" w:before="100" w:line="240"/>
-              <w:ind w:left="100" w:right="100" w:firstLine="0" w:firstLineChars="0"/>
-              <w:rPr>
-                <w:rFonts w:ascii="Arial" w:hAnsi="Arial" w:eastAsia="Arial" w:cs="Arial"/>
-                <w:i w:val="false"/>
-                <w:b w:val="false"/>
-                <w:u w:val="none"/>
-                <w:strike w:val="false"/>
-                <w:sz w:val="20"/>
-                <w:szCs w:val="20"/>
-                <w:color w:val="000000"/>
-              </w:rPr>
-            </w:pPr>
-            <w:r>
-              <w:rPr>
-                <w:rFonts w:ascii="Arial" w:hAnsi="Arial" w:eastAsia="Arial" w:cs="Arial"/>
-                <w:i w:val="false"/>
-                <w:b w:val="false"/>
-                <w:u w:val="none"/>
-                <w:strike w:val="false"/>
-                <w:sz w:val="20"/>
-                <w:szCs w:val="20"/>
-                <w:color w:val="000000"/>
-              </w:rPr>
-              <w:t xml:space="preserve">Disagreement resolved mentioned</w:t>
-            </w:r>
-          </w:p>
-        </w:tc>
-        <w:tc>
-          <w:tcPr>
-            <w:tcBorders>
-              <w:bottom w:val="single" w:sz="12" w:space="0" w:color="666666"/>
-              <w:top w:val="none" w:sz="0" w:space="0" w:color="000000"/>
-              <w:left w:val="none" w:sz="0" w:space="0" w:color="000000"/>
-              <w:right w:val="none" w:sz="0" w:space="0" w:color="000000"/>
-            </w:tcBorders>
-            <w:shd w:val="clear" w:color="auto" w:fill="FFFFFF"/>
-            <w:tcMar>
-              <w:top w:w="0" w:type="dxa"/>
-              <w:bottom w:w="0" w:type="dxa"/>
-              <w:left w:w="0" w:type="dxa"/>
-              <w:right w:w="0" w:type="dxa"/>
-            </w:tcMar>
-            <w:vAlign w:val="top"/>
-          </w:tcPr>
-          <w:p>
-            <w:pPr>
-              <w:pStyle w:val="Normal"/>
-              <w:jc w:val="left"/>
-              <w:pBdr>
-                <w:bottom w:val="none" w:sz="0" w:space="0" w:color="000000"/>
-                <w:top w:val="none" w:sz="0" w:space="0" w:color="000000"/>
-                <w:left w:val="none" w:sz="0" w:space="0" w:color="000000"/>
-                <w:right w:val="none" w:sz="0" w:space="0" w:color="000000"/>
-              </w:pBdr>
-              <w:spacing w:after="100" w:before="100" w:line="240"/>
-              <w:ind w:left="100" w:right="100" w:firstLine="0" w:firstLineChars="0"/>
-              <w:rPr>
-                <w:rFonts w:ascii="Arial" w:hAnsi="Arial" w:eastAsia="Arial" w:cs="Arial"/>
-                <w:i w:val="false"/>
-                <w:b w:val="false"/>
-                <w:u w:val="none"/>
-                <w:strike w:val="false"/>
-                <w:sz w:val="20"/>
-                <w:szCs w:val="20"/>
-                <w:color w:val="000000"/>
-              </w:rPr>
-            </w:pPr>
-            <w:r>
-              <w:rPr>
-                <w:rFonts w:ascii="Arial" w:hAnsi="Arial" w:eastAsia="Arial" w:cs="Arial"/>
-                <w:i w:val="false"/>
-                <w:b w:val="false"/>
-                <w:u w:val="none"/>
-                <w:strike w:val="false"/>
-                <w:sz w:val="20"/>
-                <w:szCs w:val="20"/>
-                <w:color w:val="000000"/>
-              </w:rPr>
-              <w:t xml:space="preserve">23</w:t>
-            </w:r>
-          </w:p>
-        </w:tc>
-        <w:tc>
-          <w:tcPr>
-            <w:tcBorders>
-              <w:bottom w:val="single" w:sz="12" w:space="0" w:color="666666"/>
-              <w:top w:val="none" w:sz="0" w:space="0" w:color="000000"/>
-              <w:left w:val="none" w:sz="0" w:space="0" w:color="000000"/>
-              <w:right w:val="none" w:sz="0" w:space="0" w:color="000000"/>
-            </w:tcBorders>
-            <w:shd w:val="clear" w:color="auto" w:fill="FFFFFF"/>
-            <w:tcMar>
-              <w:top w:w="0" w:type="dxa"/>
-              <w:bottom w:w="0" w:type="dxa"/>
-              <w:left w:w="0" w:type="dxa"/>
-              <w:right w:w="0" w:type="dxa"/>
-            </w:tcMar>
-            <w:vAlign w:val="top"/>
-          </w:tcPr>
-          <w:p>
-            <w:pPr>
-              <w:pStyle w:val="Normal"/>
-              <w:jc w:val="left"/>
-              <w:pBdr>
-                <w:bottom w:val="none" w:sz="0" w:space="0" w:color="000000"/>
-                <w:top w:val="none" w:sz="0" w:space="0" w:color="000000"/>
-                <w:left w:val="none" w:sz="0" w:space="0" w:color="000000"/>
-                <w:right w:val="none" w:sz="0" w:space="0" w:color="000000"/>
-              </w:pBdr>
-              <w:spacing w:after="100" w:before="100" w:line="240"/>
-              <w:ind w:left="100" w:right="100" w:firstLine="0" w:firstLineChars="0"/>
-              <w:rPr>
-                <w:rFonts w:ascii="Arial" w:hAnsi="Arial" w:eastAsia="Arial" w:cs="Arial"/>
-                <w:i w:val="false"/>
-                <w:b w:val="false"/>
-                <w:u w:val="none"/>
-                <w:strike w:val="false"/>
-                <w:sz w:val="20"/>
-                <w:szCs w:val="20"/>
-                <w:color w:val="000000"/>
-              </w:rPr>
-            </w:pPr>
-            <w:r>
-              <w:rPr>
-                <w:rFonts w:ascii="Arial" w:hAnsi="Arial" w:eastAsia="Arial" w:cs="Arial"/>
-                <w:i w:val="false"/>
-                <w:b w:val="false"/>
-                <w:u w:val="none"/>
-                <w:strike w:val="false"/>
-                <w:sz w:val="20"/>
-                <w:szCs w:val="20"/>
-                <w:color w:val="000000"/>
-              </w:rPr>
-              <w:t xml:space="preserve">23/37</w:t>
-            </w:r>
-          </w:p>
-        </w:tc>
-        <w:tc>
-          <w:tcPr>
-            <w:tcBorders>
-              <w:bottom w:val="single" w:sz="12" w:space="0" w:color="666666"/>
-              <w:top w:val="none" w:sz="0" w:space="0" w:color="000000"/>
-              <w:left w:val="none" w:sz="0" w:space="0" w:color="000000"/>
-              <w:right w:val="none" w:sz="0" w:space="0" w:color="000000"/>
-            </w:tcBorders>
-            <w:shd w:val="clear" w:color="auto" w:fill="FFFFFF"/>
-            <w:tcMar>
-              <w:top w:w="0" w:type="dxa"/>
-              <w:bottom w:w="0" w:type="dxa"/>
-              <w:left w:w="0" w:type="dxa"/>
-              <w:right w:w="0" w:type="dxa"/>
-            </w:tcMar>
-            <w:vAlign w:val="top"/>
-          </w:tcPr>
-          <w:p>
-            <w:pPr>
-              <w:pStyle w:val="Normal"/>
-              <w:jc w:val="left"/>
-              <w:pBdr>
-                <w:bottom w:val="none" w:sz="0" w:space="0" w:color="000000"/>
-                <w:top w:val="none" w:sz="0" w:space="0" w:color="000000"/>
-                <w:left w:val="none" w:sz="0" w:space="0" w:color="000000"/>
-                <w:right w:val="none" w:sz="0" w:space="0" w:color="000000"/>
-              </w:pBdr>
-              <w:spacing w:after="100" w:before="100" w:line="240"/>
-              <w:ind w:left="100" w:right="100" w:firstLine="0" w:firstLineChars="0"/>
-              <w:rPr>
-                <w:rFonts w:ascii="Arial" w:hAnsi="Arial" w:eastAsia="Arial" w:cs="Arial"/>
-                <w:i w:val="false"/>
-                <w:b w:val="false"/>
-                <w:u w:val="none"/>
-                <w:strike w:val="false"/>
-                <w:sz w:val="20"/>
-                <w:szCs w:val="20"/>
-                <w:color w:val="000000"/>
-              </w:rPr>
-            </w:pPr>
-            <w:r>
-              <w:rPr>
-                <w:rFonts w:ascii="Arial" w:hAnsi="Arial" w:eastAsia="Arial" w:cs="Arial"/>
-                <w:i w:val="false"/>
-                <w:b w:val="false"/>
-                <w:u w:val="none"/>
-                <w:strike w:val="false"/>
-                <w:sz w:val="20"/>
-                <w:szCs w:val="20"/>
-                <w:color w:val="000000"/>
-              </w:rPr>
-              <w:t xml:space="preserve">62.2%</w:t>
-            </w:r>
-          </w:p>
-        </w:tc>
-      </w:tr>
-    </w:tbl>
-    <w:p>
-      <w:pPr>
-        <w:pStyle w:val="TableCaption"/>
-        <w:jc w:val="center"/>
-        <w:keepNext/>
-        <w:pBdr>
-          <w:bottom w:val="none" w:sz="0" w:space="0" w:color="000000"/>
-          <w:top w:val="none" w:sz="0" w:space="0" w:color="000000"/>
-          <w:left w:val="none" w:sz="0" w:space="0" w:color="000000"/>
-          <w:right w:val="none" w:sz="0" w:space="0" w:color="000000"/>
-        </w:pBdr>
-        <w:spacing w:after="60" w:before="60" w:line="240"/>
-        <w:ind w:left="60" w:right="60" w:firstLine="0" w:firstLineChars="0"/>
-      </w:pPr>
-      <w:r>
         <w:t xml:space="preserve">Coding team expansion</w:t>
       </w:r>
     </w:p>
@@ -25894,6 +24962,2336 @@
                 <w:color w:val="000000"/>
               </w:rPr>
               <w:t xml:space="preserve">3.4%</w:t>
+            </w:r>
+          </w:p>
+        </w:tc>
+      </w:tr>
+    </w:tbl>
+    <w:p>
+      <w:pPr>
+        <w:pStyle w:val="Normal"/>
+      </w:pPr>
+      <w:r>
+        <w:t xml:space="preserve"/>
+      </w:r>
+    </w:p>
+    <w:p>
+      <w:pPr>
+        <w:pStyle w:val="TableCaption"/>
+        <w:jc w:val="center"/>
+        <w:keepNext/>
+        <w:pBdr>
+          <w:bottom w:val="none" w:sz="0" w:space="0" w:color="000000"/>
+          <w:top w:val="none" w:sz="0" w:space="0" w:color="000000"/>
+          <w:left w:val="none" w:sz="0" w:space="0" w:color="000000"/>
+          <w:right w:val="none" w:sz="0" w:space="0" w:color="000000"/>
+        </w:pBdr>
+        <w:spacing w:after="60" w:before="60" w:line="240"/>
+        <w:ind w:left="60" w:right="60" w:firstLine="0" w:firstLineChars="0"/>
+      </w:pPr>
+      <w:r>
+        <w:t xml:space="preserve">Overlap reporting and scale length correlation</w:t>
+      </w:r>
+    </w:p>
+    <w:tbl xmlns:a="http://schemas.openxmlformats.org/drawingml/2006/main" xmlns:pic="http://schemas.openxmlformats.org/drawingml/2006/picture">
+      <w:tblPr>
+        <w:tblLayout w:type="fixed"/>
+        <w:jc w:val="center"/>
+        <w:tblLook w:firstRow="1" w:lastRow="0" w:firstColumn="0" w:lastColumn="0" w:noHBand="0" w:noVBand="1"/>
+      </w:tblPr>
+      <w:tblGrid>
+        <w:gridCol w:w="4074"/>
+        <w:gridCol w:w="1474"/>
+        <w:gridCol w:w="1976"/>
+        <w:gridCol w:w="1169"/>
+      </w:tblGrid>
+      <w:tr>
+        <w:trPr>
+          <w:trHeight w:val="617" w:hRule="auto"/>
+          <w:tblHeader/>
+        </w:trPr>
+        <w:tc>
+          <w:tcPr>
+            <w:tcBorders>
+              <w:bottom w:val="single" w:sz="12" w:space="0" w:color="666666"/>
+              <w:top w:val="single" w:sz="12" w:space="0" w:color="666666"/>
+              <w:left w:val="none" w:sz="0" w:space="0" w:color="000000"/>
+              <w:right w:val="none" w:sz="0" w:space="0" w:color="000000"/>
+            </w:tcBorders>
+            <w:shd w:val="clear" w:color="auto" w:fill="FFFFFF"/>
+            <w:tcMar>
+              <w:top w:w="0" w:type="dxa"/>
+              <w:bottom w:w="0" w:type="dxa"/>
+              <w:left w:w="0" w:type="dxa"/>
+              <w:right w:w="0" w:type="dxa"/>
+            </w:tcMar>
+            <w:vAlign w:val="top"/>
+          </w:tcPr>
+          <w:p>
+            <w:pPr>
+              <w:pStyle w:val="Normal"/>
+              <w:jc w:val="left"/>
+              <w:pBdr>
+                <w:bottom w:val="none" w:sz="0" w:space="0" w:color="000000"/>
+                <w:top w:val="none" w:sz="0" w:space="0" w:color="000000"/>
+                <w:left w:val="none" w:sz="0" w:space="0" w:color="000000"/>
+                <w:right w:val="none" w:sz="0" w:space="0" w:color="000000"/>
+              </w:pBdr>
+              <w:spacing w:after="100" w:before="100" w:line="240"/>
+              <w:ind w:left="100" w:right="100" w:firstLine="0" w:firstLineChars="0"/>
+              <w:rPr>
+                <w:rFonts w:ascii="Arial" w:hAnsi="Arial" w:eastAsia="Arial" w:cs="Arial"/>
+                <w:i w:val="false"/>
+                <w:b w:val="false"/>
+                <w:u w:val="none"/>
+                <w:strike w:val="false"/>
+                <w:sz w:val="20"/>
+                <w:szCs w:val="20"/>
+                <w:color w:val="000000"/>
+              </w:rPr>
+            </w:pPr>
+            <w:r>
+              <w:rPr>
+                <w:rFonts w:ascii="Arial" w:hAnsi="Arial" w:eastAsia="Arial" w:cs="Arial"/>
+                <w:i w:val="false"/>
+                <w:b w:val="false"/>
+                <w:u w:val="none"/>
+                <w:strike w:val="false"/>
+                <w:sz w:val="20"/>
+                <w:szCs w:val="20"/>
+                <w:color w:val="000000"/>
+              </w:rPr>
+              <w:t xml:space="preserve">Indicator</w:t>
+            </w:r>
+          </w:p>
+        </w:tc>
+        <w:tc>
+          <w:tcPr>
+            <w:tcBorders>
+              <w:bottom w:val="single" w:sz="12" w:space="0" w:color="666666"/>
+              <w:top w:val="single" w:sz="12" w:space="0" w:color="666666"/>
+              <w:left w:val="none" w:sz="0" w:space="0" w:color="000000"/>
+              <w:right w:val="none" w:sz="0" w:space="0" w:color="000000"/>
+            </w:tcBorders>
+            <w:shd w:val="clear" w:color="auto" w:fill="FFFFFF"/>
+            <w:tcMar>
+              <w:top w:w="0" w:type="dxa"/>
+              <w:bottom w:w="0" w:type="dxa"/>
+              <w:left w:w="0" w:type="dxa"/>
+              <w:right w:w="0" w:type="dxa"/>
+            </w:tcMar>
+            <w:vAlign w:val="top"/>
+          </w:tcPr>
+          <w:p>
+            <w:pPr>
+              <w:pStyle w:val="Normal"/>
+              <w:jc w:val="left"/>
+              <w:pBdr>
+                <w:bottom w:val="none" w:sz="0" w:space="0" w:color="000000"/>
+                <w:top w:val="none" w:sz="0" w:space="0" w:color="000000"/>
+                <w:left w:val="none" w:sz="0" w:space="0" w:color="000000"/>
+                <w:right w:val="none" w:sz="0" w:space="0" w:color="000000"/>
+              </w:pBdr>
+              <w:spacing w:after="100" w:before="100" w:line="240"/>
+              <w:ind w:left="100" w:right="100" w:firstLine="0" w:firstLineChars="0"/>
+              <w:rPr>
+                <w:rFonts w:ascii="Arial" w:hAnsi="Arial" w:eastAsia="Arial" w:cs="Arial"/>
+                <w:i w:val="false"/>
+                <w:b w:val="false"/>
+                <w:u w:val="none"/>
+                <w:strike w:val="false"/>
+                <w:sz w:val="20"/>
+                <w:szCs w:val="20"/>
+                <w:color w:val="000000"/>
+              </w:rPr>
+            </w:pPr>
+            <w:r>
+              <w:rPr>
+                <w:rFonts w:ascii="Arial" w:hAnsi="Arial" w:eastAsia="Arial" w:cs="Arial"/>
+                <w:i w:val="false"/>
+                <w:b w:val="false"/>
+                <w:u w:val="none"/>
+                <w:strike w:val="false"/>
+                <w:sz w:val="20"/>
+                <w:szCs w:val="20"/>
+                <w:color w:val="000000"/>
+              </w:rPr>
+              <w:t xml:space="preserve">n (Studies)</w:t>
+            </w:r>
+          </w:p>
+        </w:tc>
+        <w:tc>
+          <w:tcPr>
+            <w:tcBorders>
+              <w:bottom w:val="single" w:sz="12" w:space="0" w:color="666666"/>
+              <w:top w:val="single" w:sz="12" w:space="0" w:color="666666"/>
+              <w:left w:val="none" w:sz="0" w:space="0" w:color="000000"/>
+              <w:right w:val="none" w:sz="0" w:space="0" w:color="000000"/>
+            </w:tcBorders>
+            <w:shd w:val="clear" w:color="auto" w:fill="FFFFFF"/>
+            <w:tcMar>
+              <w:top w:w="0" w:type="dxa"/>
+              <w:bottom w:w="0" w:type="dxa"/>
+              <w:left w:w="0" w:type="dxa"/>
+              <w:right w:w="0" w:type="dxa"/>
+            </w:tcMar>
+            <w:vAlign w:val="top"/>
+          </w:tcPr>
+          <w:p>
+            <w:pPr>
+              <w:pStyle w:val="Normal"/>
+              <w:jc w:val="left"/>
+              <w:pBdr>
+                <w:bottom w:val="none" w:sz="0" w:space="0" w:color="000000"/>
+                <w:top w:val="none" w:sz="0" w:space="0" w:color="000000"/>
+                <w:left w:val="none" w:sz="0" w:space="0" w:color="000000"/>
+                <w:right w:val="none" w:sz="0" w:space="0" w:color="000000"/>
+              </w:pBdr>
+              <w:spacing w:after="100" w:before="100" w:line="240"/>
+              <w:ind w:left="100" w:right="100" w:firstLine="0" w:firstLineChars="0"/>
+              <w:rPr>
+                <w:rFonts w:ascii="Arial" w:hAnsi="Arial" w:eastAsia="Arial" w:cs="Arial"/>
+                <w:i w:val="false"/>
+                <w:b w:val="false"/>
+                <w:u w:val="none"/>
+                <w:strike w:val="false"/>
+                <w:sz w:val="20"/>
+                <w:szCs w:val="20"/>
+                <w:color w:val="000000"/>
+              </w:rPr>
+            </w:pPr>
+            <w:r>
+              <w:rPr>
+                <w:rFonts w:ascii="Arial" w:hAnsi="Arial" w:eastAsia="Arial" w:cs="Arial"/>
+                <w:i w:val="false"/>
+                <w:b w:val="false"/>
+                <w:u w:val="none"/>
+                <w:strike w:val="false"/>
+                <w:sz w:val="20"/>
+                <w:szCs w:val="20"/>
+                <w:color w:val="000000"/>
+              </w:rPr>
+              <w:t xml:space="preserve">Proportion (n/N)</w:t>
+            </w:r>
+          </w:p>
+        </w:tc>
+        <w:tc>
+          <w:tcPr>
+            <w:tcBorders>
+              <w:bottom w:val="single" w:sz="12" w:space="0" w:color="666666"/>
+              <w:top w:val="single" w:sz="12" w:space="0" w:color="666666"/>
+              <w:left w:val="none" w:sz="0" w:space="0" w:color="000000"/>
+              <w:right w:val="none" w:sz="0" w:space="0" w:color="000000"/>
+            </w:tcBorders>
+            <w:shd w:val="clear" w:color="auto" w:fill="FFFFFF"/>
+            <w:tcMar>
+              <w:top w:w="0" w:type="dxa"/>
+              <w:bottom w:w="0" w:type="dxa"/>
+              <w:left w:w="0" w:type="dxa"/>
+              <w:right w:w="0" w:type="dxa"/>
+            </w:tcMar>
+            <w:vAlign w:val="top"/>
+          </w:tcPr>
+          <w:p>
+            <w:pPr>
+              <w:pStyle w:val="Normal"/>
+              <w:jc w:val="left"/>
+              <w:pBdr>
+                <w:bottom w:val="none" w:sz="0" w:space="0" w:color="000000"/>
+                <w:top w:val="none" w:sz="0" w:space="0" w:color="000000"/>
+                <w:left w:val="none" w:sz="0" w:space="0" w:color="000000"/>
+                <w:right w:val="none" w:sz="0" w:space="0" w:color="000000"/>
+              </w:pBdr>
+              <w:spacing w:after="100" w:before="100" w:line="240"/>
+              <w:ind w:left="100" w:right="100" w:firstLine="0" w:firstLineChars="0"/>
+              <w:rPr>
+                <w:rFonts w:ascii="Arial" w:hAnsi="Arial" w:eastAsia="Arial" w:cs="Arial"/>
+                <w:i w:val="false"/>
+                <w:b w:val="false"/>
+                <w:u w:val="none"/>
+                <w:strike w:val="false"/>
+                <w:sz w:val="20"/>
+                <w:szCs w:val="20"/>
+                <w:color w:val="000000"/>
+              </w:rPr>
+            </w:pPr>
+            <w:r>
+              <w:rPr>
+                <w:rFonts w:ascii="Arial" w:hAnsi="Arial" w:eastAsia="Arial" w:cs="Arial"/>
+                <w:i w:val="false"/>
+                <w:b w:val="false"/>
+                <w:u w:val="none"/>
+                <w:strike w:val="false"/>
+                <w:sz w:val="20"/>
+                <w:szCs w:val="20"/>
+                <w:color w:val="000000"/>
+              </w:rPr>
+              <w:t xml:space="preserve">Percent</w:t>
+            </w:r>
+          </w:p>
+        </w:tc>
+      </w:tr>
+      <w:tr>
+        <w:trPr>
+          <w:trHeight w:val="612" w:hRule="auto"/>
+        </w:trPr>
+        <w:tc>
+          <w:tcPr>
+            <w:tcBorders>
+              <w:bottom w:val="none" w:sz="0" w:space="0" w:color="000000"/>
+              <w:top w:val="single" w:sz="12" w:space="0" w:color="666666"/>
+              <w:left w:val="none" w:sz="0" w:space="0" w:color="000000"/>
+              <w:right w:val="none" w:sz="0" w:space="0" w:color="000000"/>
+            </w:tcBorders>
+            <w:shd w:val="clear" w:color="auto" w:fill="FFFFFF"/>
+            <w:tcMar>
+              <w:top w:w="0" w:type="dxa"/>
+              <w:bottom w:w="0" w:type="dxa"/>
+              <w:left w:w="0" w:type="dxa"/>
+              <w:right w:w="0" w:type="dxa"/>
+            </w:tcMar>
+            <w:vAlign w:val="top"/>
+          </w:tcPr>
+          <w:p>
+            <w:pPr>
+              <w:pStyle w:val="Normal"/>
+              <w:jc w:val="left"/>
+              <w:pBdr>
+                <w:bottom w:val="none" w:sz="0" w:space="0" w:color="000000"/>
+                <w:top w:val="none" w:sz="0" w:space="0" w:color="000000"/>
+                <w:left w:val="none" w:sz="0" w:space="0" w:color="000000"/>
+                <w:right w:val="none" w:sz="0" w:space="0" w:color="000000"/>
+              </w:pBdr>
+              <w:spacing w:after="100" w:before="100" w:line="240"/>
+              <w:ind w:left="100" w:right="100" w:firstLine="0" w:firstLineChars="0"/>
+              <w:rPr>
+                <w:rFonts w:ascii="Arial" w:hAnsi="Arial" w:eastAsia="Arial" w:cs="Arial"/>
+                <w:i w:val="false"/>
+                <w:b w:val="false"/>
+                <w:u w:val="none"/>
+                <w:strike w:val="false"/>
+                <w:sz w:val="20"/>
+                <w:szCs w:val="20"/>
+                <w:color w:val="000000"/>
+              </w:rPr>
+            </w:pPr>
+            <w:r>
+              <w:rPr>
+                <w:rFonts w:ascii="Arial" w:hAnsi="Arial" w:eastAsia="Arial" w:cs="Arial"/>
+                <w:i w:val="false"/>
+                <w:b w:val="false"/>
+                <w:u w:val="none"/>
+                <w:strike w:val="false"/>
+                <w:sz w:val="20"/>
+                <w:szCs w:val="20"/>
+                <w:color w:val="000000"/>
+              </w:rPr>
+              <w:t xml:space="preserve">Mean overlap reported</w:t>
+            </w:r>
+          </w:p>
+        </w:tc>
+        <w:tc>
+          <w:tcPr>
+            <w:tcBorders>
+              <w:bottom w:val="none" w:sz="0" w:space="0" w:color="000000"/>
+              <w:top w:val="single" w:sz="12" w:space="0" w:color="666666"/>
+              <w:left w:val="none" w:sz="0" w:space="0" w:color="000000"/>
+              <w:right w:val="none" w:sz="0" w:space="0" w:color="000000"/>
+            </w:tcBorders>
+            <w:shd w:val="clear" w:color="auto" w:fill="FFFFFF"/>
+            <w:tcMar>
+              <w:top w:w="0" w:type="dxa"/>
+              <w:bottom w:w="0" w:type="dxa"/>
+              <w:left w:w="0" w:type="dxa"/>
+              <w:right w:w="0" w:type="dxa"/>
+            </w:tcMar>
+            <w:vAlign w:val="top"/>
+          </w:tcPr>
+          <w:p>
+            <w:pPr>
+              <w:pStyle w:val="Normal"/>
+              <w:jc w:val="left"/>
+              <w:pBdr>
+                <w:bottom w:val="none" w:sz="0" w:space="0" w:color="000000"/>
+                <w:top w:val="none" w:sz="0" w:space="0" w:color="000000"/>
+                <w:left w:val="none" w:sz="0" w:space="0" w:color="000000"/>
+                <w:right w:val="none" w:sz="0" w:space="0" w:color="000000"/>
+              </w:pBdr>
+              <w:spacing w:after="100" w:before="100" w:line="240"/>
+              <w:ind w:left="100" w:right="100" w:firstLine="0" w:firstLineChars="0"/>
+              <w:rPr>
+                <w:rFonts w:ascii="Arial" w:hAnsi="Arial" w:eastAsia="Arial" w:cs="Arial"/>
+                <w:i w:val="false"/>
+                <w:b w:val="false"/>
+                <w:u w:val="none"/>
+                <w:strike w:val="false"/>
+                <w:sz w:val="20"/>
+                <w:szCs w:val="20"/>
+                <w:color w:val="000000"/>
+              </w:rPr>
+            </w:pPr>
+            <w:r>
+              <w:rPr>
+                <w:rFonts w:ascii="Arial" w:hAnsi="Arial" w:eastAsia="Arial" w:cs="Arial"/>
+                <w:i w:val="false"/>
+                <w:b w:val="false"/>
+                <w:u w:val="none"/>
+                <w:strike w:val="false"/>
+                <w:sz w:val="20"/>
+                <w:szCs w:val="20"/>
+                <w:color w:val="000000"/>
+              </w:rPr>
+              <w:t xml:space="preserve">26</w:t>
+            </w:r>
+          </w:p>
+        </w:tc>
+        <w:tc>
+          <w:tcPr>
+            <w:tcBorders>
+              <w:bottom w:val="none" w:sz="0" w:space="0" w:color="000000"/>
+              <w:top w:val="single" w:sz="12" w:space="0" w:color="666666"/>
+              <w:left w:val="none" w:sz="0" w:space="0" w:color="000000"/>
+              <w:right w:val="none" w:sz="0" w:space="0" w:color="000000"/>
+            </w:tcBorders>
+            <w:shd w:val="clear" w:color="auto" w:fill="FFFFFF"/>
+            <w:tcMar>
+              <w:top w:w="0" w:type="dxa"/>
+              <w:bottom w:w="0" w:type="dxa"/>
+              <w:left w:w="0" w:type="dxa"/>
+              <w:right w:w="0" w:type="dxa"/>
+            </w:tcMar>
+            <w:vAlign w:val="top"/>
+          </w:tcPr>
+          <w:p>
+            <w:pPr>
+              <w:pStyle w:val="Normal"/>
+              <w:jc w:val="left"/>
+              <w:pBdr>
+                <w:bottom w:val="none" w:sz="0" w:space="0" w:color="000000"/>
+                <w:top w:val="none" w:sz="0" w:space="0" w:color="000000"/>
+                <w:left w:val="none" w:sz="0" w:space="0" w:color="000000"/>
+                <w:right w:val="none" w:sz="0" w:space="0" w:color="000000"/>
+              </w:pBdr>
+              <w:spacing w:after="100" w:before="100" w:line="240"/>
+              <w:ind w:left="100" w:right="100" w:firstLine="0" w:firstLineChars="0"/>
+              <w:rPr>
+                <w:rFonts w:ascii="Arial" w:hAnsi="Arial" w:eastAsia="Arial" w:cs="Arial"/>
+                <w:i w:val="false"/>
+                <w:b w:val="false"/>
+                <w:u w:val="none"/>
+                <w:strike w:val="false"/>
+                <w:sz w:val="20"/>
+                <w:szCs w:val="20"/>
+                <w:color w:val="000000"/>
+              </w:rPr>
+            </w:pPr>
+            <w:r>
+              <w:rPr>
+                <w:rFonts w:ascii="Arial" w:hAnsi="Arial" w:eastAsia="Arial" w:cs="Arial"/>
+                <w:i w:val="false"/>
+                <w:b w:val="false"/>
+                <w:u w:val="none"/>
+                <w:strike w:val="false"/>
+                <w:sz w:val="20"/>
+                <w:szCs w:val="20"/>
+                <w:color w:val="000000"/>
+              </w:rPr>
+              <w:t xml:space="preserve">26/37</w:t>
+            </w:r>
+          </w:p>
+        </w:tc>
+        <w:tc>
+          <w:tcPr>
+            <w:tcBorders>
+              <w:bottom w:val="none" w:sz="0" w:space="0" w:color="000000"/>
+              <w:top w:val="single" w:sz="12" w:space="0" w:color="666666"/>
+              <w:left w:val="none" w:sz="0" w:space="0" w:color="000000"/>
+              <w:right w:val="none" w:sz="0" w:space="0" w:color="000000"/>
+            </w:tcBorders>
+            <w:shd w:val="clear" w:color="auto" w:fill="FFFFFF"/>
+            <w:tcMar>
+              <w:top w:w="0" w:type="dxa"/>
+              <w:bottom w:w="0" w:type="dxa"/>
+              <w:left w:w="0" w:type="dxa"/>
+              <w:right w:w="0" w:type="dxa"/>
+            </w:tcMar>
+            <w:vAlign w:val="top"/>
+          </w:tcPr>
+          <w:p>
+            <w:pPr>
+              <w:pStyle w:val="Normal"/>
+              <w:jc w:val="left"/>
+              <w:pBdr>
+                <w:bottom w:val="none" w:sz="0" w:space="0" w:color="000000"/>
+                <w:top w:val="none" w:sz="0" w:space="0" w:color="000000"/>
+                <w:left w:val="none" w:sz="0" w:space="0" w:color="000000"/>
+                <w:right w:val="none" w:sz="0" w:space="0" w:color="000000"/>
+              </w:pBdr>
+              <w:spacing w:after="100" w:before="100" w:line="240"/>
+              <w:ind w:left="100" w:right="100" w:firstLine="0" w:firstLineChars="0"/>
+              <w:rPr>
+                <w:rFonts w:ascii="Arial" w:hAnsi="Arial" w:eastAsia="Arial" w:cs="Arial"/>
+                <w:i w:val="false"/>
+                <w:b w:val="false"/>
+                <w:u w:val="none"/>
+                <w:strike w:val="false"/>
+                <w:sz w:val="20"/>
+                <w:szCs w:val="20"/>
+                <w:color w:val="000000"/>
+              </w:rPr>
+            </w:pPr>
+            <w:r>
+              <w:rPr>
+                <w:rFonts w:ascii="Arial" w:hAnsi="Arial" w:eastAsia="Arial" w:cs="Arial"/>
+                <w:i w:val="false"/>
+                <w:b w:val="false"/>
+                <w:u w:val="none"/>
+                <w:strike w:val="false"/>
+                <w:sz w:val="20"/>
+                <w:szCs w:val="20"/>
+                <w:color w:val="000000"/>
+              </w:rPr>
+              <w:t xml:space="preserve">70.3%</w:t>
+            </w:r>
+          </w:p>
+        </w:tc>
+      </w:tr>
+      <w:tr>
+        <w:trPr>
+          <w:trHeight w:val="612" w:hRule="auto"/>
+        </w:trPr>
+        <w:tc>
+          <w:tcPr>
+            <w:tcBorders>
+              <w:bottom w:val="none" w:sz="0" w:space="0" w:color="000000"/>
+              <w:top w:val="none" w:sz="0" w:space="0" w:color="000000"/>
+              <w:left w:val="none" w:sz="0" w:space="0" w:color="000000"/>
+              <w:right w:val="none" w:sz="0" w:space="0" w:color="000000"/>
+            </w:tcBorders>
+            <w:shd w:val="clear" w:color="auto" w:fill="FFFFFF"/>
+            <w:tcMar>
+              <w:top w:w="0" w:type="dxa"/>
+              <w:bottom w:w="0" w:type="dxa"/>
+              <w:left w:w="0" w:type="dxa"/>
+              <w:right w:w="0" w:type="dxa"/>
+            </w:tcMar>
+            <w:vAlign w:val="top"/>
+          </w:tcPr>
+          <w:p>
+            <w:pPr>
+              <w:pStyle w:val="Normal"/>
+              <w:jc w:val="left"/>
+              <w:pBdr>
+                <w:bottom w:val="none" w:sz="0" w:space="0" w:color="000000"/>
+                <w:top w:val="none" w:sz="0" w:space="0" w:color="000000"/>
+                <w:left w:val="none" w:sz="0" w:space="0" w:color="000000"/>
+                <w:right w:val="none" w:sz="0" w:space="0" w:color="000000"/>
+              </w:pBdr>
+              <w:spacing w:after="100" w:before="100" w:line="240"/>
+              <w:ind w:left="100" w:right="100" w:firstLine="0" w:firstLineChars="0"/>
+              <w:rPr>
+                <w:rFonts w:ascii="Arial" w:hAnsi="Arial" w:eastAsia="Arial" w:cs="Arial"/>
+                <w:i w:val="false"/>
+                <w:b w:val="false"/>
+                <w:u w:val="none"/>
+                <w:strike w:val="false"/>
+                <w:sz w:val="20"/>
+                <w:szCs w:val="20"/>
+                <w:color w:val="000000"/>
+              </w:rPr>
+            </w:pPr>
+            <w:r>
+              <w:rPr>
+                <w:rFonts w:ascii="Arial" w:hAnsi="Arial" w:eastAsia="Arial" w:cs="Arial"/>
+                <w:i w:val="false"/>
+                <w:b w:val="false"/>
+                <w:u w:val="none"/>
+                <w:strike w:val="false"/>
+                <w:sz w:val="20"/>
+                <w:szCs w:val="20"/>
+                <w:color w:val="000000"/>
+              </w:rPr>
+              <w:t xml:space="preserve">Minimum overlap reported</w:t>
+            </w:r>
+          </w:p>
+        </w:tc>
+        <w:tc>
+          <w:tcPr>
+            <w:tcBorders>
+              <w:bottom w:val="none" w:sz="0" w:space="0" w:color="000000"/>
+              <w:top w:val="none" w:sz="0" w:space="0" w:color="000000"/>
+              <w:left w:val="none" w:sz="0" w:space="0" w:color="000000"/>
+              <w:right w:val="none" w:sz="0" w:space="0" w:color="000000"/>
+            </w:tcBorders>
+            <w:shd w:val="clear" w:color="auto" w:fill="FFFFFF"/>
+            <w:tcMar>
+              <w:top w:w="0" w:type="dxa"/>
+              <w:bottom w:w="0" w:type="dxa"/>
+              <w:left w:w="0" w:type="dxa"/>
+              <w:right w:w="0" w:type="dxa"/>
+            </w:tcMar>
+            <w:vAlign w:val="top"/>
+          </w:tcPr>
+          <w:p>
+            <w:pPr>
+              <w:pStyle w:val="Normal"/>
+              <w:jc w:val="left"/>
+              <w:pBdr>
+                <w:bottom w:val="none" w:sz="0" w:space="0" w:color="000000"/>
+                <w:top w:val="none" w:sz="0" w:space="0" w:color="000000"/>
+                <w:left w:val="none" w:sz="0" w:space="0" w:color="000000"/>
+                <w:right w:val="none" w:sz="0" w:space="0" w:color="000000"/>
+              </w:pBdr>
+              <w:spacing w:after="100" w:before="100" w:line="240"/>
+              <w:ind w:left="100" w:right="100" w:firstLine="0" w:firstLineChars="0"/>
+              <w:rPr>
+                <w:rFonts w:ascii="Arial" w:hAnsi="Arial" w:eastAsia="Arial" w:cs="Arial"/>
+                <w:i w:val="false"/>
+                <w:b w:val="false"/>
+                <w:u w:val="none"/>
+                <w:strike w:val="false"/>
+                <w:sz w:val="20"/>
+                <w:szCs w:val="20"/>
+                <w:color w:val="000000"/>
+              </w:rPr>
+            </w:pPr>
+            <w:r>
+              <w:rPr>
+                <w:rFonts w:ascii="Arial" w:hAnsi="Arial" w:eastAsia="Arial" w:cs="Arial"/>
+                <w:i w:val="false"/>
+                <w:b w:val="false"/>
+                <w:u w:val="none"/>
+                <w:strike w:val="false"/>
+                <w:sz w:val="20"/>
+                <w:szCs w:val="20"/>
+                <w:color w:val="000000"/>
+              </w:rPr>
+              <w:t xml:space="preserve">26</w:t>
+            </w:r>
+          </w:p>
+        </w:tc>
+        <w:tc>
+          <w:tcPr>
+            <w:tcBorders>
+              <w:bottom w:val="none" w:sz="0" w:space="0" w:color="000000"/>
+              <w:top w:val="none" w:sz="0" w:space="0" w:color="000000"/>
+              <w:left w:val="none" w:sz="0" w:space="0" w:color="000000"/>
+              <w:right w:val="none" w:sz="0" w:space="0" w:color="000000"/>
+            </w:tcBorders>
+            <w:shd w:val="clear" w:color="auto" w:fill="FFFFFF"/>
+            <w:tcMar>
+              <w:top w:w="0" w:type="dxa"/>
+              <w:bottom w:w="0" w:type="dxa"/>
+              <w:left w:w="0" w:type="dxa"/>
+              <w:right w:w="0" w:type="dxa"/>
+            </w:tcMar>
+            <w:vAlign w:val="top"/>
+          </w:tcPr>
+          <w:p>
+            <w:pPr>
+              <w:pStyle w:val="Normal"/>
+              <w:jc w:val="left"/>
+              <w:pBdr>
+                <w:bottom w:val="none" w:sz="0" w:space="0" w:color="000000"/>
+                <w:top w:val="none" w:sz="0" w:space="0" w:color="000000"/>
+                <w:left w:val="none" w:sz="0" w:space="0" w:color="000000"/>
+                <w:right w:val="none" w:sz="0" w:space="0" w:color="000000"/>
+              </w:pBdr>
+              <w:spacing w:after="100" w:before="100" w:line="240"/>
+              <w:ind w:left="100" w:right="100" w:firstLine="0" w:firstLineChars="0"/>
+              <w:rPr>
+                <w:rFonts w:ascii="Arial" w:hAnsi="Arial" w:eastAsia="Arial" w:cs="Arial"/>
+                <w:i w:val="false"/>
+                <w:b w:val="false"/>
+                <w:u w:val="none"/>
+                <w:strike w:val="false"/>
+                <w:sz w:val="20"/>
+                <w:szCs w:val="20"/>
+                <w:color w:val="000000"/>
+              </w:rPr>
+            </w:pPr>
+            <w:r>
+              <w:rPr>
+                <w:rFonts w:ascii="Arial" w:hAnsi="Arial" w:eastAsia="Arial" w:cs="Arial"/>
+                <w:i w:val="false"/>
+                <w:b w:val="false"/>
+                <w:u w:val="none"/>
+                <w:strike w:val="false"/>
+                <w:sz w:val="20"/>
+                <w:szCs w:val="20"/>
+                <w:color w:val="000000"/>
+              </w:rPr>
+              <w:t xml:space="preserve">26/37</w:t>
+            </w:r>
+          </w:p>
+        </w:tc>
+        <w:tc>
+          <w:tcPr>
+            <w:tcBorders>
+              <w:bottom w:val="none" w:sz="0" w:space="0" w:color="000000"/>
+              <w:top w:val="none" w:sz="0" w:space="0" w:color="000000"/>
+              <w:left w:val="none" w:sz="0" w:space="0" w:color="000000"/>
+              <w:right w:val="none" w:sz="0" w:space="0" w:color="000000"/>
+            </w:tcBorders>
+            <w:shd w:val="clear" w:color="auto" w:fill="FFFFFF"/>
+            <w:tcMar>
+              <w:top w:w="0" w:type="dxa"/>
+              <w:bottom w:w="0" w:type="dxa"/>
+              <w:left w:w="0" w:type="dxa"/>
+              <w:right w:w="0" w:type="dxa"/>
+            </w:tcMar>
+            <w:vAlign w:val="top"/>
+          </w:tcPr>
+          <w:p>
+            <w:pPr>
+              <w:pStyle w:val="Normal"/>
+              <w:jc w:val="left"/>
+              <w:pBdr>
+                <w:bottom w:val="none" w:sz="0" w:space="0" w:color="000000"/>
+                <w:top w:val="none" w:sz="0" w:space="0" w:color="000000"/>
+                <w:left w:val="none" w:sz="0" w:space="0" w:color="000000"/>
+                <w:right w:val="none" w:sz="0" w:space="0" w:color="000000"/>
+              </w:pBdr>
+              <w:spacing w:after="100" w:before="100" w:line="240"/>
+              <w:ind w:left="100" w:right="100" w:firstLine="0" w:firstLineChars="0"/>
+              <w:rPr>
+                <w:rFonts w:ascii="Arial" w:hAnsi="Arial" w:eastAsia="Arial" w:cs="Arial"/>
+                <w:i w:val="false"/>
+                <w:b w:val="false"/>
+                <w:u w:val="none"/>
+                <w:strike w:val="false"/>
+                <w:sz w:val="20"/>
+                <w:szCs w:val="20"/>
+                <w:color w:val="000000"/>
+              </w:rPr>
+            </w:pPr>
+            <w:r>
+              <w:rPr>
+                <w:rFonts w:ascii="Arial" w:hAnsi="Arial" w:eastAsia="Arial" w:cs="Arial"/>
+                <w:i w:val="false"/>
+                <w:b w:val="false"/>
+                <w:u w:val="none"/>
+                <w:strike w:val="false"/>
+                <w:sz w:val="20"/>
+                <w:szCs w:val="20"/>
+                <w:color w:val="000000"/>
+              </w:rPr>
+              <w:t xml:space="preserve">70.3%</w:t>
+            </w:r>
+          </w:p>
+        </w:tc>
+      </w:tr>
+      <w:tr>
+        <w:trPr>
+          <w:trHeight w:val="612" w:hRule="auto"/>
+        </w:trPr>
+        <w:tc>
+          <w:tcPr>
+            <w:tcBorders>
+              <w:bottom w:val="none" w:sz="0" w:space="0" w:color="000000"/>
+              <w:top w:val="none" w:sz="0" w:space="0" w:color="000000"/>
+              <w:left w:val="none" w:sz="0" w:space="0" w:color="000000"/>
+              <w:right w:val="none" w:sz="0" w:space="0" w:color="000000"/>
+            </w:tcBorders>
+            <w:shd w:val="clear" w:color="auto" w:fill="FFFFFF"/>
+            <w:tcMar>
+              <w:top w:w="0" w:type="dxa"/>
+              <w:bottom w:w="0" w:type="dxa"/>
+              <w:left w:w="0" w:type="dxa"/>
+              <w:right w:w="0" w:type="dxa"/>
+            </w:tcMar>
+            <w:vAlign w:val="top"/>
+          </w:tcPr>
+          <w:p>
+            <w:pPr>
+              <w:pStyle w:val="Normal"/>
+              <w:jc w:val="left"/>
+              <w:pBdr>
+                <w:bottom w:val="none" w:sz="0" w:space="0" w:color="000000"/>
+                <w:top w:val="none" w:sz="0" w:space="0" w:color="000000"/>
+                <w:left w:val="none" w:sz="0" w:space="0" w:color="000000"/>
+                <w:right w:val="none" w:sz="0" w:space="0" w:color="000000"/>
+              </w:pBdr>
+              <w:spacing w:after="100" w:before="100" w:line="240"/>
+              <w:ind w:left="100" w:right="100" w:firstLine="0" w:firstLineChars="0"/>
+              <w:rPr>
+                <w:rFonts w:ascii="Arial" w:hAnsi="Arial" w:eastAsia="Arial" w:cs="Arial"/>
+                <w:i w:val="false"/>
+                <w:b w:val="false"/>
+                <w:u w:val="none"/>
+                <w:strike w:val="false"/>
+                <w:sz w:val="20"/>
+                <w:szCs w:val="20"/>
+                <w:color w:val="000000"/>
+              </w:rPr>
+            </w:pPr>
+            <w:r>
+              <w:rPr>
+                <w:rFonts w:ascii="Arial" w:hAnsi="Arial" w:eastAsia="Arial" w:cs="Arial"/>
+                <w:i w:val="false"/>
+                <w:b w:val="false"/>
+                <w:u w:val="none"/>
+                <w:strike w:val="false"/>
+                <w:sz w:val="20"/>
+                <w:szCs w:val="20"/>
+                <w:color w:val="000000"/>
+              </w:rPr>
+              <w:t xml:space="preserve">Maximum overlap reported</w:t>
+            </w:r>
+          </w:p>
+        </w:tc>
+        <w:tc>
+          <w:tcPr>
+            <w:tcBorders>
+              <w:bottom w:val="none" w:sz="0" w:space="0" w:color="000000"/>
+              <w:top w:val="none" w:sz="0" w:space="0" w:color="000000"/>
+              <w:left w:val="none" w:sz="0" w:space="0" w:color="000000"/>
+              <w:right w:val="none" w:sz="0" w:space="0" w:color="000000"/>
+            </w:tcBorders>
+            <w:shd w:val="clear" w:color="auto" w:fill="FFFFFF"/>
+            <w:tcMar>
+              <w:top w:w="0" w:type="dxa"/>
+              <w:bottom w:w="0" w:type="dxa"/>
+              <w:left w:w="0" w:type="dxa"/>
+              <w:right w:w="0" w:type="dxa"/>
+            </w:tcMar>
+            <w:vAlign w:val="top"/>
+          </w:tcPr>
+          <w:p>
+            <w:pPr>
+              <w:pStyle w:val="Normal"/>
+              <w:jc w:val="left"/>
+              <w:pBdr>
+                <w:bottom w:val="none" w:sz="0" w:space="0" w:color="000000"/>
+                <w:top w:val="none" w:sz="0" w:space="0" w:color="000000"/>
+                <w:left w:val="none" w:sz="0" w:space="0" w:color="000000"/>
+                <w:right w:val="none" w:sz="0" w:space="0" w:color="000000"/>
+              </w:pBdr>
+              <w:spacing w:after="100" w:before="100" w:line="240"/>
+              <w:ind w:left="100" w:right="100" w:firstLine="0" w:firstLineChars="0"/>
+              <w:rPr>
+                <w:rFonts w:ascii="Arial" w:hAnsi="Arial" w:eastAsia="Arial" w:cs="Arial"/>
+                <w:i w:val="false"/>
+                <w:b w:val="false"/>
+                <w:u w:val="none"/>
+                <w:strike w:val="false"/>
+                <w:sz w:val="20"/>
+                <w:szCs w:val="20"/>
+                <w:color w:val="000000"/>
+              </w:rPr>
+            </w:pPr>
+            <w:r>
+              <w:rPr>
+                <w:rFonts w:ascii="Arial" w:hAnsi="Arial" w:eastAsia="Arial" w:cs="Arial"/>
+                <w:i w:val="false"/>
+                <w:b w:val="false"/>
+                <w:u w:val="none"/>
+                <w:strike w:val="false"/>
+                <w:sz w:val="20"/>
+                <w:szCs w:val="20"/>
+                <w:color w:val="000000"/>
+              </w:rPr>
+              <w:t xml:space="preserve">30</w:t>
+            </w:r>
+          </w:p>
+        </w:tc>
+        <w:tc>
+          <w:tcPr>
+            <w:tcBorders>
+              <w:bottom w:val="none" w:sz="0" w:space="0" w:color="000000"/>
+              <w:top w:val="none" w:sz="0" w:space="0" w:color="000000"/>
+              <w:left w:val="none" w:sz="0" w:space="0" w:color="000000"/>
+              <w:right w:val="none" w:sz="0" w:space="0" w:color="000000"/>
+            </w:tcBorders>
+            <w:shd w:val="clear" w:color="auto" w:fill="FFFFFF"/>
+            <w:tcMar>
+              <w:top w:w="0" w:type="dxa"/>
+              <w:bottom w:w="0" w:type="dxa"/>
+              <w:left w:w="0" w:type="dxa"/>
+              <w:right w:w="0" w:type="dxa"/>
+            </w:tcMar>
+            <w:vAlign w:val="top"/>
+          </w:tcPr>
+          <w:p>
+            <w:pPr>
+              <w:pStyle w:val="Normal"/>
+              <w:jc w:val="left"/>
+              <w:pBdr>
+                <w:bottom w:val="none" w:sz="0" w:space="0" w:color="000000"/>
+                <w:top w:val="none" w:sz="0" w:space="0" w:color="000000"/>
+                <w:left w:val="none" w:sz="0" w:space="0" w:color="000000"/>
+                <w:right w:val="none" w:sz="0" w:space="0" w:color="000000"/>
+              </w:pBdr>
+              <w:spacing w:after="100" w:before="100" w:line="240"/>
+              <w:ind w:left="100" w:right="100" w:firstLine="0" w:firstLineChars="0"/>
+              <w:rPr>
+                <w:rFonts w:ascii="Arial" w:hAnsi="Arial" w:eastAsia="Arial" w:cs="Arial"/>
+                <w:i w:val="false"/>
+                <w:b w:val="false"/>
+                <w:u w:val="none"/>
+                <w:strike w:val="false"/>
+                <w:sz w:val="20"/>
+                <w:szCs w:val="20"/>
+                <w:color w:val="000000"/>
+              </w:rPr>
+            </w:pPr>
+            <w:r>
+              <w:rPr>
+                <w:rFonts w:ascii="Arial" w:hAnsi="Arial" w:eastAsia="Arial" w:cs="Arial"/>
+                <w:i w:val="false"/>
+                <w:b w:val="false"/>
+                <w:u w:val="none"/>
+                <w:strike w:val="false"/>
+                <w:sz w:val="20"/>
+                <w:szCs w:val="20"/>
+                <w:color w:val="000000"/>
+              </w:rPr>
+              <w:t xml:space="preserve">30/37</w:t>
+            </w:r>
+          </w:p>
+        </w:tc>
+        <w:tc>
+          <w:tcPr>
+            <w:tcBorders>
+              <w:bottom w:val="none" w:sz="0" w:space="0" w:color="000000"/>
+              <w:top w:val="none" w:sz="0" w:space="0" w:color="000000"/>
+              <w:left w:val="none" w:sz="0" w:space="0" w:color="000000"/>
+              <w:right w:val="none" w:sz="0" w:space="0" w:color="000000"/>
+            </w:tcBorders>
+            <w:shd w:val="clear" w:color="auto" w:fill="FFFFFF"/>
+            <w:tcMar>
+              <w:top w:w="0" w:type="dxa"/>
+              <w:bottom w:w="0" w:type="dxa"/>
+              <w:left w:w="0" w:type="dxa"/>
+              <w:right w:w="0" w:type="dxa"/>
+            </w:tcMar>
+            <w:vAlign w:val="top"/>
+          </w:tcPr>
+          <w:p>
+            <w:pPr>
+              <w:pStyle w:val="Normal"/>
+              <w:jc w:val="left"/>
+              <w:pBdr>
+                <w:bottom w:val="none" w:sz="0" w:space="0" w:color="000000"/>
+                <w:top w:val="none" w:sz="0" w:space="0" w:color="000000"/>
+                <w:left w:val="none" w:sz="0" w:space="0" w:color="000000"/>
+                <w:right w:val="none" w:sz="0" w:space="0" w:color="000000"/>
+              </w:pBdr>
+              <w:spacing w:after="100" w:before="100" w:line="240"/>
+              <w:ind w:left="100" w:right="100" w:firstLine="0" w:firstLineChars="0"/>
+              <w:rPr>
+                <w:rFonts w:ascii="Arial" w:hAnsi="Arial" w:eastAsia="Arial" w:cs="Arial"/>
+                <w:i w:val="false"/>
+                <w:b w:val="false"/>
+                <w:u w:val="none"/>
+                <w:strike w:val="false"/>
+                <w:sz w:val="20"/>
+                <w:szCs w:val="20"/>
+                <w:color w:val="000000"/>
+              </w:rPr>
+            </w:pPr>
+            <w:r>
+              <w:rPr>
+                <w:rFonts w:ascii="Arial" w:hAnsi="Arial" w:eastAsia="Arial" w:cs="Arial"/>
+                <w:i w:val="false"/>
+                <w:b w:val="false"/>
+                <w:u w:val="none"/>
+                <w:strike w:val="false"/>
+                <w:sz w:val="20"/>
+                <w:szCs w:val="20"/>
+                <w:color w:val="000000"/>
+              </w:rPr>
+              <w:t xml:space="preserve">81.1%</w:t>
+            </w:r>
+          </w:p>
+        </w:tc>
+      </w:tr>
+      <w:tr>
+        <w:trPr>
+          <w:trHeight w:val="614" w:hRule="auto"/>
+        </w:trPr>
+        <w:tc>
+          <w:tcPr>
+            <w:tcBorders>
+              <w:bottom w:val="single" w:sz="12" w:space="0" w:color="666666"/>
+              <w:top w:val="none" w:sz="0" w:space="0" w:color="000000"/>
+              <w:left w:val="none" w:sz="0" w:space="0" w:color="000000"/>
+              <w:right w:val="none" w:sz="0" w:space="0" w:color="000000"/>
+            </w:tcBorders>
+            <w:shd w:val="clear" w:color="auto" w:fill="FFFFFF"/>
+            <w:tcMar>
+              <w:top w:w="0" w:type="dxa"/>
+              <w:bottom w:w="0" w:type="dxa"/>
+              <w:left w:w="0" w:type="dxa"/>
+              <w:right w:w="0" w:type="dxa"/>
+            </w:tcMar>
+            <w:vAlign w:val="top"/>
+          </w:tcPr>
+          <w:p>
+            <w:pPr>
+              <w:pStyle w:val="Normal"/>
+              <w:jc w:val="left"/>
+              <w:pBdr>
+                <w:bottom w:val="none" w:sz="0" w:space="0" w:color="000000"/>
+                <w:top w:val="none" w:sz="0" w:space="0" w:color="000000"/>
+                <w:left w:val="none" w:sz="0" w:space="0" w:color="000000"/>
+                <w:right w:val="none" w:sz="0" w:space="0" w:color="000000"/>
+              </w:pBdr>
+              <w:spacing w:after="100" w:before="100" w:line="240"/>
+              <w:ind w:left="100" w:right="100" w:firstLine="0" w:firstLineChars="0"/>
+              <w:rPr>
+                <w:rFonts w:ascii="Arial" w:hAnsi="Arial" w:eastAsia="Arial" w:cs="Arial"/>
+                <w:i w:val="false"/>
+                <w:b w:val="false"/>
+                <w:u w:val="none"/>
+                <w:strike w:val="false"/>
+                <w:sz w:val="20"/>
+                <w:szCs w:val="20"/>
+                <w:color w:val="000000"/>
+              </w:rPr>
+            </w:pPr>
+            <w:r>
+              <w:rPr>
+                <w:rFonts w:ascii="Arial" w:hAnsi="Arial" w:eastAsia="Arial" w:cs="Arial"/>
+                <w:i w:val="false"/>
+                <w:b w:val="false"/>
+                <w:u w:val="none"/>
+                <w:strike w:val="false"/>
+                <w:sz w:val="20"/>
+                <w:szCs w:val="20"/>
+                <w:color w:val="000000"/>
+              </w:rPr>
+              <w:t xml:space="preserve">Length × mean-overlap relation noted</w:t>
+            </w:r>
+          </w:p>
+        </w:tc>
+        <w:tc>
+          <w:tcPr>
+            <w:tcBorders>
+              <w:bottom w:val="single" w:sz="12" w:space="0" w:color="666666"/>
+              <w:top w:val="none" w:sz="0" w:space="0" w:color="000000"/>
+              <w:left w:val="none" w:sz="0" w:space="0" w:color="000000"/>
+              <w:right w:val="none" w:sz="0" w:space="0" w:color="000000"/>
+            </w:tcBorders>
+            <w:shd w:val="clear" w:color="auto" w:fill="FFFFFF"/>
+            <w:tcMar>
+              <w:top w:w="0" w:type="dxa"/>
+              <w:bottom w:w="0" w:type="dxa"/>
+              <w:left w:w="0" w:type="dxa"/>
+              <w:right w:w="0" w:type="dxa"/>
+            </w:tcMar>
+            <w:vAlign w:val="top"/>
+          </w:tcPr>
+          <w:p>
+            <w:pPr>
+              <w:pStyle w:val="Normal"/>
+              <w:jc w:val="left"/>
+              <w:pBdr>
+                <w:bottom w:val="none" w:sz="0" w:space="0" w:color="000000"/>
+                <w:top w:val="none" w:sz="0" w:space="0" w:color="000000"/>
+                <w:left w:val="none" w:sz="0" w:space="0" w:color="000000"/>
+                <w:right w:val="none" w:sz="0" w:space="0" w:color="000000"/>
+              </w:pBdr>
+              <w:spacing w:after="100" w:before="100" w:line="240"/>
+              <w:ind w:left="100" w:right="100" w:firstLine="0" w:firstLineChars="0"/>
+              <w:rPr>
+                <w:rFonts w:ascii="Arial" w:hAnsi="Arial" w:eastAsia="Arial" w:cs="Arial"/>
+                <w:i w:val="false"/>
+                <w:b w:val="false"/>
+                <w:u w:val="none"/>
+                <w:strike w:val="false"/>
+                <w:sz w:val="20"/>
+                <w:szCs w:val="20"/>
+                <w:color w:val="000000"/>
+              </w:rPr>
+            </w:pPr>
+            <w:r>
+              <w:rPr>
+                <w:rFonts w:ascii="Arial" w:hAnsi="Arial" w:eastAsia="Arial" w:cs="Arial"/>
+                <w:i w:val="false"/>
+                <w:b w:val="false"/>
+                <w:u w:val="none"/>
+                <w:strike w:val="false"/>
+                <w:sz w:val="20"/>
+                <w:szCs w:val="20"/>
+                <w:color w:val="000000"/>
+              </w:rPr>
+              <w:t xml:space="preserve">17</w:t>
+            </w:r>
+          </w:p>
+        </w:tc>
+        <w:tc>
+          <w:tcPr>
+            <w:tcBorders>
+              <w:bottom w:val="single" w:sz="12" w:space="0" w:color="666666"/>
+              <w:top w:val="none" w:sz="0" w:space="0" w:color="000000"/>
+              <w:left w:val="none" w:sz="0" w:space="0" w:color="000000"/>
+              <w:right w:val="none" w:sz="0" w:space="0" w:color="000000"/>
+            </w:tcBorders>
+            <w:shd w:val="clear" w:color="auto" w:fill="FFFFFF"/>
+            <w:tcMar>
+              <w:top w:w="0" w:type="dxa"/>
+              <w:bottom w:w="0" w:type="dxa"/>
+              <w:left w:w="0" w:type="dxa"/>
+              <w:right w:w="0" w:type="dxa"/>
+            </w:tcMar>
+            <w:vAlign w:val="top"/>
+          </w:tcPr>
+          <w:p>
+            <w:pPr>
+              <w:pStyle w:val="Normal"/>
+              <w:jc w:val="left"/>
+              <w:pBdr>
+                <w:bottom w:val="none" w:sz="0" w:space="0" w:color="000000"/>
+                <w:top w:val="none" w:sz="0" w:space="0" w:color="000000"/>
+                <w:left w:val="none" w:sz="0" w:space="0" w:color="000000"/>
+                <w:right w:val="none" w:sz="0" w:space="0" w:color="000000"/>
+              </w:pBdr>
+              <w:spacing w:after="100" w:before="100" w:line="240"/>
+              <w:ind w:left="100" w:right="100" w:firstLine="0" w:firstLineChars="0"/>
+              <w:rPr>
+                <w:rFonts w:ascii="Arial" w:hAnsi="Arial" w:eastAsia="Arial" w:cs="Arial"/>
+                <w:i w:val="false"/>
+                <w:b w:val="false"/>
+                <w:u w:val="none"/>
+                <w:strike w:val="false"/>
+                <w:sz w:val="20"/>
+                <w:szCs w:val="20"/>
+                <w:color w:val="000000"/>
+              </w:rPr>
+            </w:pPr>
+            <w:r>
+              <w:rPr>
+                <w:rFonts w:ascii="Arial" w:hAnsi="Arial" w:eastAsia="Arial" w:cs="Arial"/>
+                <w:i w:val="false"/>
+                <w:b w:val="false"/>
+                <w:u w:val="none"/>
+                <w:strike w:val="false"/>
+                <w:sz w:val="20"/>
+                <w:szCs w:val="20"/>
+                <w:color w:val="000000"/>
+              </w:rPr>
+              <w:t xml:space="preserve">17/37</w:t>
+            </w:r>
+          </w:p>
+        </w:tc>
+        <w:tc>
+          <w:tcPr>
+            <w:tcBorders>
+              <w:bottom w:val="single" w:sz="12" w:space="0" w:color="666666"/>
+              <w:top w:val="none" w:sz="0" w:space="0" w:color="000000"/>
+              <w:left w:val="none" w:sz="0" w:space="0" w:color="000000"/>
+              <w:right w:val="none" w:sz="0" w:space="0" w:color="000000"/>
+            </w:tcBorders>
+            <w:shd w:val="clear" w:color="auto" w:fill="FFFFFF"/>
+            <w:tcMar>
+              <w:top w:w="0" w:type="dxa"/>
+              <w:bottom w:w="0" w:type="dxa"/>
+              <w:left w:w="0" w:type="dxa"/>
+              <w:right w:w="0" w:type="dxa"/>
+            </w:tcMar>
+            <w:vAlign w:val="top"/>
+          </w:tcPr>
+          <w:p>
+            <w:pPr>
+              <w:pStyle w:val="Normal"/>
+              <w:jc w:val="left"/>
+              <w:pBdr>
+                <w:bottom w:val="none" w:sz="0" w:space="0" w:color="000000"/>
+                <w:top w:val="none" w:sz="0" w:space="0" w:color="000000"/>
+                <w:left w:val="none" w:sz="0" w:space="0" w:color="000000"/>
+                <w:right w:val="none" w:sz="0" w:space="0" w:color="000000"/>
+              </w:pBdr>
+              <w:spacing w:after="100" w:before="100" w:line="240"/>
+              <w:ind w:left="100" w:right="100" w:firstLine="0" w:firstLineChars="0"/>
+              <w:rPr>
+                <w:rFonts w:ascii="Arial" w:hAnsi="Arial" w:eastAsia="Arial" w:cs="Arial"/>
+                <w:i w:val="false"/>
+                <w:b w:val="false"/>
+                <w:u w:val="none"/>
+                <w:strike w:val="false"/>
+                <w:sz w:val="20"/>
+                <w:szCs w:val="20"/>
+                <w:color w:val="000000"/>
+              </w:rPr>
+            </w:pPr>
+            <w:r>
+              <w:rPr>
+                <w:rFonts w:ascii="Arial" w:hAnsi="Arial" w:eastAsia="Arial" w:cs="Arial"/>
+                <w:i w:val="false"/>
+                <w:b w:val="false"/>
+                <w:u w:val="none"/>
+                <w:strike w:val="false"/>
+                <w:sz w:val="20"/>
+                <w:szCs w:val="20"/>
+                <w:color w:val="000000"/>
+              </w:rPr>
+              <w:t xml:space="preserve">45.9%</w:t>
+            </w:r>
+          </w:p>
+        </w:tc>
+      </w:tr>
+    </w:tbl>
+    <w:p>
+      <w:pPr>
+        <w:pStyle w:val="Normal"/>
+      </w:pPr>
+      <w:r>
+        <w:t xml:space="preserve"/>
+      </w:r>
+    </w:p>
+    <w:p>
+      <w:pPr>
+        <w:pStyle w:val="TableCaption"/>
+        <w:jc w:val="center"/>
+        <w:keepNext/>
+        <w:pBdr>
+          <w:bottom w:val="none" w:sz="0" w:space="0" w:color="000000"/>
+          <w:top w:val="none" w:sz="0" w:space="0" w:color="000000"/>
+          <w:left w:val="none" w:sz="0" w:space="0" w:color="000000"/>
+          <w:right w:val="none" w:sz="0" w:space="0" w:color="000000"/>
+        </w:pBdr>
+        <w:spacing w:after="60" w:before="60" w:line="240"/>
+        <w:ind w:left="60" w:right="60" w:firstLine="0" w:firstLineChars="0"/>
+      </w:pPr>
+      <w:r>
+        <w:t xml:space="preserve">Location of overlap matrix</w:t>
+      </w:r>
+    </w:p>
+    <w:tbl xmlns:a="http://schemas.openxmlformats.org/drawingml/2006/main" xmlns:pic="http://schemas.openxmlformats.org/drawingml/2006/picture">
+      <w:tblPr>
+        <w:tblLayout w:type="fixed"/>
+        <w:jc w:val="center"/>
+        <w:tblLook w:firstRow="1" w:lastRow="0" w:firstColumn="0" w:lastColumn="0" w:noHBand="0" w:noVBand="1"/>
+      </w:tblPr>
+      <w:tblGrid>
+        <w:gridCol w:w="4165"/>
+        <w:gridCol w:w="1474"/>
+        <w:gridCol w:w="1976"/>
+        <w:gridCol w:w="1169"/>
+      </w:tblGrid>
+      <w:tr>
+        <w:trPr>
+          <w:trHeight w:val="617" w:hRule="auto"/>
+          <w:tblHeader/>
+        </w:trPr>
+        <w:tc>
+          <w:tcPr>
+            <w:tcBorders>
+              <w:bottom w:val="single" w:sz="12" w:space="0" w:color="666666"/>
+              <w:top w:val="single" w:sz="12" w:space="0" w:color="666666"/>
+              <w:left w:val="none" w:sz="0" w:space="0" w:color="000000"/>
+              <w:right w:val="none" w:sz="0" w:space="0" w:color="000000"/>
+            </w:tcBorders>
+            <w:shd w:val="clear" w:color="auto" w:fill="FFFFFF"/>
+            <w:tcMar>
+              <w:top w:w="0" w:type="dxa"/>
+              <w:bottom w:w="0" w:type="dxa"/>
+              <w:left w:w="0" w:type="dxa"/>
+              <w:right w:w="0" w:type="dxa"/>
+            </w:tcMar>
+            <w:vAlign w:val="top"/>
+          </w:tcPr>
+          <w:p>
+            <w:pPr>
+              <w:pStyle w:val="Normal"/>
+              <w:jc w:val="left"/>
+              <w:pBdr>
+                <w:bottom w:val="none" w:sz="0" w:space="0" w:color="000000"/>
+                <w:top w:val="none" w:sz="0" w:space="0" w:color="000000"/>
+                <w:left w:val="none" w:sz="0" w:space="0" w:color="000000"/>
+                <w:right w:val="none" w:sz="0" w:space="0" w:color="000000"/>
+              </w:pBdr>
+              <w:spacing w:after="100" w:before="100" w:line="240"/>
+              <w:ind w:left="100" w:right="100" w:firstLine="0" w:firstLineChars="0"/>
+              <w:rPr>
+                <w:rFonts w:ascii="Arial" w:hAnsi="Arial" w:eastAsia="Arial" w:cs="Arial"/>
+                <w:i w:val="false"/>
+                <w:b w:val="false"/>
+                <w:u w:val="none"/>
+                <w:strike w:val="false"/>
+                <w:sz w:val="20"/>
+                <w:szCs w:val="20"/>
+                <w:color w:val="000000"/>
+              </w:rPr>
+            </w:pPr>
+            <w:r>
+              <w:rPr>
+                <w:rFonts w:ascii="Arial" w:hAnsi="Arial" w:eastAsia="Arial" w:cs="Arial"/>
+                <w:i w:val="false"/>
+                <w:b w:val="false"/>
+                <w:u w:val="none"/>
+                <w:strike w:val="false"/>
+                <w:sz w:val="20"/>
+                <w:szCs w:val="20"/>
+                <w:color w:val="000000"/>
+              </w:rPr>
+              <w:t xml:space="preserve">Matrix source</w:t>
+            </w:r>
+          </w:p>
+        </w:tc>
+        <w:tc>
+          <w:tcPr>
+            <w:tcBorders>
+              <w:bottom w:val="single" w:sz="12" w:space="0" w:color="666666"/>
+              <w:top w:val="single" w:sz="12" w:space="0" w:color="666666"/>
+              <w:left w:val="none" w:sz="0" w:space="0" w:color="000000"/>
+              <w:right w:val="none" w:sz="0" w:space="0" w:color="000000"/>
+            </w:tcBorders>
+            <w:shd w:val="clear" w:color="auto" w:fill="FFFFFF"/>
+            <w:tcMar>
+              <w:top w:w="0" w:type="dxa"/>
+              <w:bottom w:w="0" w:type="dxa"/>
+              <w:left w:w="0" w:type="dxa"/>
+              <w:right w:w="0" w:type="dxa"/>
+            </w:tcMar>
+            <w:vAlign w:val="top"/>
+          </w:tcPr>
+          <w:p>
+            <w:pPr>
+              <w:pStyle w:val="Normal"/>
+              <w:jc w:val="left"/>
+              <w:pBdr>
+                <w:bottom w:val="none" w:sz="0" w:space="0" w:color="000000"/>
+                <w:top w:val="none" w:sz="0" w:space="0" w:color="000000"/>
+                <w:left w:val="none" w:sz="0" w:space="0" w:color="000000"/>
+                <w:right w:val="none" w:sz="0" w:space="0" w:color="000000"/>
+              </w:pBdr>
+              <w:spacing w:after="100" w:before="100" w:line="240"/>
+              <w:ind w:left="100" w:right="100" w:firstLine="0" w:firstLineChars="0"/>
+              <w:rPr>
+                <w:rFonts w:ascii="Arial" w:hAnsi="Arial" w:eastAsia="Arial" w:cs="Arial"/>
+                <w:i w:val="false"/>
+                <w:b w:val="false"/>
+                <w:u w:val="none"/>
+                <w:strike w:val="false"/>
+                <w:sz w:val="20"/>
+                <w:szCs w:val="20"/>
+                <w:color w:val="000000"/>
+              </w:rPr>
+            </w:pPr>
+            <w:r>
+              <w:rPr>
+                <w:rFonts w:ascii="Arial" w:hAnsi="Arial" w:eastAsia="Arial" w:cs="Arial"/>
+                <w:i w:val="false"/>
+                <w:b w:val="false"/>
+                <w:u w:val="none"/>
+                <w:strike w:val="false"/>
+                <w:sz w:val="20"/>
+                <w:szCs w:val="20"/>
+                <w:color w:val="000000"/>
+              </w:rPr>
+              <w:t xml:space="preserve">n (Studies)</w:t>
+            </w:r>
+          </w:p>
+        </w:tc>
+        <w:tc>
+          <w:tcPr>
+            <w:tcBorders>
+              <w:bottom w:val="single" w:sz="12" w:space="0" w:color="666666"/>
+              <w:top w:val="single" w:sz="12" w:space="0" w:color="666666"/>
+              <w:left w:val="none" w:sz="0" w:space="0" w:color="000000"/>
+              <w:right w:val="none" w:sz="0" w:space="0" w:color="000000"/>
+            </w:tcBorders>
+            <w:shd w:val="clear" w:color="auto" w:fill="FFFFFF"/>
+            <w:tcMar>
+              <w:top w:w="0" w:type="dxa"/>
+              <w:bottom w:w="0" w:type="dxa"/>
+              <w:left w:w="0" w:type="dxa"/>
+              <w:right w:w="0" w:type="dxa"/>
+            </w:tcMar>
+            <w:vAlign w:val="top"/>
+          </w:tcPr>
+          <w:p>
+            <w:pPr>
+              <w:pStyle w:val="Normal"/>
+              <w:jc w:val="left"/>
+              <w:pBdr>
+                <w:bottom w:val="none" w:sz="0" w:space="0" w:color="000000"/>
+                <w:top w:val="none" w:sz="0" w:space="0" w:color="000000"/>
+                <w:left w:val="none" w:sz="0" w:space="0" w:color="000000"/>
+                <w:right w:val="none" w:sz="0" w:space="0" w:color="000000"/>
+              </w:pBdr>
+              <w:spacing w:after="100" w:before="100" w:line="240"/>
+              <w:ind w:left="100" w:right="100" w:firstLine="0" w:firstLineChars="0"/>
+              <w:rPr>
+                <w:rFonts w:ascii="Arial" w:hAnsi="Arial" w:eastAsia="Arial" w:cs="Arial"/>
+                <w:i w:val="false"/>
+                <w:b w:val="false"/>
+                <w:u w:val="none"/>
+                <w:strike w:val="false"/>
+                <w:sz w:val="20"/>
+                <w:szCs w:val="20"/>
+                <w:color w:val="000000"/>
+              </w:rPr>
+            </w:pPr>
+            <w:r>
+              <w:rPr>
+                <w:rFonts w:ascii="Arial" w:hAnsi="Arial" w:eastAsia="Arial" w:cs="Arial"/>
+                <w:i w:val="false"/>
+                <w:b w:val="false"/>
+                <w:u w:val="none"/>
+                <w:strike w:val="false"/>
+                <w:sz w:val="20"/>
+                <w:szCs w:val="20"/>
+                <w:color w:val="000000"/>
+              </w:rPr>
+              <w:t xml:space="preserve">Proportion (n/N)</w:t>
+            </w:r>
+          </w:p>
+        </w:tc>
+        <w:tc>
+          <w:tcPr>
+            <w:tcBorders>
+              <w:bottom w:val="single" w:sz="12" w:space="0" w:color="666666"/>
+              <w:top w:val="single" w:sz="12" w:space="0" w:color="666666"/>
+              <w:left w:val="none" w:sz="0" w:space="0" w:color="000000"/>
+              <w:right w:val="none" w:sz="0" w:space="0" w:color="000000"/>
+            </w:tcBorders>
+            <w:shd w:val="clear" w:color="auto" w:fill="FFFFFF"/>
+            <w:tcMar>
+              <w:top w:w="0" w:type="dxa"/>
+              <w:bottom w:w="0" w:type="dxa"/>
+              <w:left w:w="0" w:type="dxa"/>
+              <w:right w:w="0" w:type="dxa"/>
+            </w:tcMar>
+            <w:vAlign w:val="top"/>
+          </w:tcPr>
+          <w:p>
+            <w:pPr>
+              <w:pStyle w:val="Normal"/>
+              <w:jc w:val="left"/>
+              <w:pBdr>
+                <w:bottom w:val="none" w:sz="0" w:space="0" w:color="000000"/>
+                <w:top w:val="none" w:sz="0" w:space="0" w:color="000000"/>
+                <w:left w:val="none" w:sz="0" w:space="0" w:color="000000"/>
+                <w:right w:val="none" w:sz="0" w:space="0" w:color="000000"/>
+              </w:pBdr>
+              <w:spacing w:after="100" w:before="100" w:line="240"/>
+              <w:ind w:left="100" w:right="100" w:firstLine="0" w:firstLineChars="0"/>
+              <w:rPr>
+                <w:rFonts w:ascii="Arial" w:hAnsi="Arial" w:eastAsia="Arial" w:cs="Arial"/>
+                <w:i w:val="false"/>
+                <w:b w:val="false"/>
+                <w:u w:val="none"/>
+                <w:strike w:val="false"/>
+                <w:sz w:val="20"/>
+                <w:szCs w:val="20"/>
+                <w:color w:val="000000"/>
+              </w:rPr>
+            </w:pPr>
+            <w:r>
+              <w:rPr>
+                <w:rFonts w:ascii="Arial" w:hAnsi="Arial" w:eastAsia="Arial" w:cs="Arial"/>
+                <w:i w:val="false"/>
+                <w:b w:val="false"/>
+                <w:u w:val="none"/>
+                <w:strike w:val="false"/>
+                <w:sz w:val="20"/>
+                <w:szCs w:val="20"/>
+                <w:color w:val="000000"/>
+              </w:rPr>
+              <w:t xml:space="preserve">Percent</w:t>
+            </w:r>
+          </w:p>
+        </w:tc>
+      </w:tr>
+      <w:tr>
+        <w:trPr>
+          <w:trHeight w:val="577" w:hRule="auto"/>
+        </w:trPr>
+        <w:tc>
+          <w:tcPr>
+            <w:tcBorders>
+              <w:bottom w:val="none" w:sz="0" w:space="0" w:color="000000"/>
+              <w:top w:val="single" w:sz="12" w:space="0" w:color="666666"/>
+              <w:left w:val="none" w:sz="0" w:space="0" w:color="000000"/>
+              <w:right w:val="none" w:sz="0" w:space="0" w:color="000000"/>
+            </w:tcBorders>
+            <w:shd w:val="clear" w:color="auto" w:fill="FFFFFF"/>
+            <w:tcMar>
+              <w:top w:w="0" w:type="dxa"/>
+              <w:bottom w:w="0" w:type="dxa"/>
+              <w:left w:w="0" w:type="dxa"/>
+              <w:right w:w="0" w:type="dxa"/>
+            </w:tcMar>
+            <w:vAlign w:val="top"/>
+          </w:tcPr>
+          <w:p>
+            <w:pPr>
+              <w:pStyle w:val="Normal"/>
+              <w:jc w:val="left"/>
+              <w:pBdr>
+                <w:bottom w:val="none" w:sz="0" w:space="0" w:color="000000"/>
+                <w:top w:val="none" w:sz="0" w:space="0" w:color="000000"/>
+                <w:left w:val="none" w:sz="0" w:space="0" w:color="000000"/>
+                <w:right w:val="none" w:sz="0" w:space="0" w:color="000000"/>
+              </w:pBdr>
+              <w:spacing w:after="100" w:before="100" w:line="240"/>
+              <w:ind w:left="100" w:right="100" w:firstLine="0" w:firstLineChars="0"/>
+              <w:rPr>
+                <w:rFonts w:ascii="Arial" w:hAnsi="Arial" w:eastAsia="Arial" w:cs="Arial"/>
+                <w:i w:val="false"/>
+                <w:b w:val="false"/>
+                <w:u w:val="none"/>
+                <w:strike w:val="false"/>
+                <w:sz w:val="20"/>
+                <w:szCs w:val="20"/>
+                <w:color w:val="000000"/>
+              </w:rPr>
+            </w:pPr>
+            <w:r>
+              <w:rPr>
+                <w:rFonts w:ascii="Arial" w:hAnsi="Arial" w:eastAsia="Arial" w:cs="Arial"/>
+                <w:i w:val="false"/>
+                <w:b w:val="false"/>
+                <w:u w:val="none"/>
+                <w:strike w:val="false"/>
+                <w:sz w:val="20"/>
+                <w:szCs w:val="20"/>
+                <w:color w:val="000000"/>
+              </w:rPr>
+              <w:t xml:space="preserve">Main text</w:t>
+            </w:r>
+          </w:p>
+        </w:tc>
+        <w:tc>
+          <w:tcPr>
+            <w:tcBorders>
+              <w:bottom w:val="none" w:sz="0" w:space="0" w:color="000000"/>
+              <w:top w:val="single" w:sz="12" w:space="0" w:color="666666"/>
+              <w:left w:val="none" w:sz="0" w:space="0" w:color="000000"/>
+              <w:right w:val="none" w:sz="0" w:space="0" w:color="000000"/>
+            </w:tcBorders>
+            <w:shd w:val="clear" w:color="auto" w:fill="FFFFFF"/>
+            <w:tcMar>
+              <w:top w:w="0" w:type="dxa"/>
+              <w:bottom w:w="0" w:type="dxa"/>
+              <w:left w:w="0" w:type="dxa"/>
+              <w:right w:w="0" w:type="dxa"/>
+            </w:tcMar>
+            <w:vAlign w:val="top"/>
+          </w:tcPr>
+          <w:p>
+            <w:pPr>
+              <w:pStyle w:val="Normal"/>
+              <w:jc w:val="left"/>
+              <w:pBdr>
+                <w:bottom w:val="none" w:sz="0" w:space="0" w:color="000000"/>
+                <w:top w:val="none" w:sz="0" w:space="0" w:color="000000"/>
+                <w:left w:val="none" w:sz="0" w:space="0" w:color="000000"/>
+                <w:right w:val="none" w:sz="0" w:space="0" w:color="000000"/>
+              </w:pBdr>
+              <w:spacing w:after="100" w:before="100" w:line="240"/>
+              <w:ind w:left="100" w:right="100" w:firstLine="0" w:firstLineChars="0"/>
+              <w:rPr>
+                <w:rFonts w:ascii="Arial" w:hAnsi="Arial" w:eastAsia="Arial" w:cs="Arial"/>
+                <w:i w:val="false"/>
+                <w:b w:val="false"/>
+                <w:u w:val="none"/>
+                <w:strike w:val="false"/>
+                <w:sz w:val="20"/>
+                <w:szCs w:val="20"/>
+                <w:color w:val="000000"/>
+              </w:rPr>
+            </w:pPr>
+            <w:r>
+              <w:rPr>
+                <w:rFonts w:ascii="Arial" w:hAnsi="Arial" w:eastAsia="Arial" w:cs="Arial"/>
+                <w:i w:val="false"/>
+                <w:b w:val="false"/>
+                <w:u w:val="none"/>
+                <w:strike w:val="false"/>
+                <w:sz w:val="20"/>
+                <w:szCs w:val="20"/>
+                <w:color w:val="000000"/>
+              </w:rPr>
+              <w:t xml:space="preserve">28</w:t>
+            </w:r>
+          </w:p>
+        </w:tc>
+        <w:tc>
+          <w:tcPr>
+            <w:tcBorders>
+              <w:bottom w:val="none" w:sz="0" w:space="0" w:color="000000"/>
+              <w:top w:val="single" w:sz="12" w:space="0" w:color="666666"/>
+              <w:left w:val="none" w:sz="0" w:space="0" w:color="000000"/>
+              <w:right w:val="none" w:sz="0" w:space="0" w:color="000000"/>
+            </w:tcBorders>
+            <w:shd w:val="clear" w:color="auto" w:fill="FFFFFF"/>
+            <w:tcMar>
+              <w:top w:w="0" w:type="dxa"/>
+              <w:bottom w:w="0" w:type="dxa"/>
+              <w:left w:w="0" w:type="dxa"/>
+              <w:right w:w="0" w:type="dxa"/>
+            </w:tcMar>
+            <w:vAlign w:val="top"/>
+          </w:tcPr>
+          <w:p>
+            <w:pPr>
+              <w:pStyle w:val="Normal"/>
+              <w:jc w:val="left"/>
+              <w:pBdr>
+                <w:bottom w:val="none" w:sz="0" w:space="0" w:color="000000"/>
+                <w:top w:val="none" w:sz="0" w:space="0" w:color="000000"/>
+                <w:left w:val="none" w:sz="0" w:space="0" w:color="000000"/>
+                <w:right w:val="none" w:sz="0" w:space="0" w:color="000000"/>
+              </w:pBdr>
+              <w:spacing w:after="100" w:before="100" w:line="240"/>
+              <w:ind w:left="100" w:right="100" w:firstLine="0" w:firstLineChars="0"/>
+              <w:rPr>
+                <w:rFonts w:ascii="Arial" w:hAnsi="Arial" w:eastAsia="Arial" w:cs="Arial"/>
+                <w:i w:val="false"/>
+                <w:b w:val="false"/>
+                <w:u w:val="none"/>
+                <w:strike w:val="false"/>
+                <w:sz w:val="20"/>
+                <w:szCs w:val="20"/>
+                <w:color w:val="000000"/>
+              </w:rPr>
+            </w:pPr>
+            <w:r>
+              <w:rPr>
+                <w:rFonts w:ascii="Arial" w:hAnsi="Arial" w:eastAsia="Arial" w:cs="Arial"/>
+                <w:i w:val="false"/>
+                <w:b w:val="false"/>
+                <w:u w:val="none"/>
+                <w:strike w:val="false"/>
+                <w:sz w:val="20"/>
+                <w:szCs w:val="20"/>
+                <w:color w:val="000000"/>
+              </w:rPr>
+              <w:t xml:space="preserve">28/37</w:t>
+            </w:r>
+          </w:p>
+        </w:tc>
+        <w:tc>
+          <w:tcPr>
+            <w:tcBorders>
+              <w:bottom w:val="none" w:sz="0" w:space="0" w:color="000000"/>
+              <w:top w:val="single" w:sz="12" w:space="0" w:color="666666"/>
+              <w:left w:val="none" w:sz="0" w:space="0" w:color="000000"/>
+              <w:right w:val="none" w:sz="0" w:space="0" w:color="000000"/>
+            </w:tcBorders>
+            <w:shd w:val="clear" w:color="auto" w:fill="FFFFFF"/>
+            <w:tcMar>
+              <w:top w:w="0" w:type="dxa"/>
+              <w:bottom w:w="0" w:type="dxa"/>
+              <w:left w:w="0" w:type="dxa"/>
+              <w:right w:w="0" w:type="dxa"/>
+            </w:tcMar>
+            <w:vAlign w:val="top"/>
+          </w:tcPr>
+          <w:p>
+            <w:pPr>
+              <w:pStyle w:val="Normal"/>
+              <w:jc w:val="left"/>
+              <w:pBdr>
+                <w:bottom w:val="none" w:sz="0" w:space="0" w:color="000000"/>
+                <w:top w:val="none" w:sz="0" w:space="0" w:color="000000"/>
+                <w:left w:val="none" w:sz="0" w:space="0" w:color="000000"/>
+                <w:right w:val="none" w:sz="0" w:space="0" w:color="000000"/>
+              </w:pBdr>
+              <w:spacing w:after="100" w:before="100" w:line="240"/>
+              <w:ind w:left="100" w:right="100" w:firstLine="0" w:firstLineChars="0"/>
+              <w:rPr>
+                <w:rFonts w:ascii="Arial" w:hAnsi="Arial" w:eastAsia="Arial" w:cs="Arial"/>
+                <w:i w:val="false"/>
+                <w:b w:val="false"/>
+                <w:u w:val="none"/>
+                <w:strike w:val="false"/>
+                <w:sz w:val="20"/>
+                <w:szCs w:val="20"/>
+                <w:color w:val="000000"/>
+              </w:rPr>
+            </w:pPr>
+            <w:r>
+              <w:rPr>
+                <w:rFonts w:ascii="Arial" w:hAnsi="Arial" w:eastAsia="Arial" w:cs="Arial"/>
+                <w:i w:val="false"/>
+                <w:b w:val="false"/>
+                <w:u w:val="none"/>
+                <w:strike w:val="false"/>
+                <w:sz w:val="20"/>
+                <w:szCs w:val="20"/>
+                <w:color w:val="000000"/>
+              </w:rPr>
+              <w:t xml:space="preserve">75.7%</w:t>
+            </w:r>
+          </w:p>
+        </w:tc>
+      </w:tr>
+      <w:tr>
+        <w:trPr>
+          <w:trHeight w:val="615" w:hRule="auto"/>
+        </w:trPr>
+        <w:tc>
+          <w:tcPr>
+            <w:tcBorders>
+              <w:bottom w:val="none" w:sz="0" w:space="0" w:color="000000"/>
+              <w:top w:val="none" w:sz="0" w:space="0" w:color="000000"/>
+              <w:left w:val="none" w:sz="0" w:space="0" w:color="000000"/>
+              <w:right w:val="none" w:sz="0" w:space="0" w:color="000000"/>
+            </w:tcBorders>
+            <w:shd w:val="clear" w:color="auto" w:fill="FFFFFF"/>
+            <w:tcMar>
+              <w:top w:w="0" w:type="dxa"/>
+              <w:bottom w:w="0" w:type="dxa"/>
+              <w:left w:w="0" w:type="dxa"/>
+              <w:right w:w="0" w:type="dxa"/>
+            </w:tcMar>
+            <w:vAlign w:val="top"/>
+          </w:tcPr>
+          <w:p>
+            <w:pPr>
+              <w:pStyle w:val="Normal"/>
+              <w:jc w:val="left"/>
+              <w:pBdr>
+                <w:bottom w:val="none" w:sz="0" w:space="0" w:color="000000"/>
+                <w:top w:val="none" w:sz="0" w:space="0" w:color="000000"/>
+                <w:left w:val="none" w:sz="0" w:space="0" w:color="000000"/>
+                <w:right w:val="none" w:sz="0" w:space="0" w:color="000000"/>
+              </w:pBdr>
+              <w:spacing w:after="100" w:before="100" w:line="240"/>
+              <w:ind w:left="100" w:right="100" w:firstLine="0" w:firstLineChars="0"/>
+              <w:rPr>
+                <w:rFonts w:ascii="Arial" w:hAnsi="Arial" w:eastAsia="Arial" w:cs="Arial"/>
+                <w:i w:val="false"/>
+                <w:b w:val="false"/>
+                <w:u w:val="none"/>
+                <w:strike w:val="false"/>
+                <w:sz w:val="20"/>
+                <w:szCs w:val="20"/>
+                <w:color w:val="000000"/>
+              </w:rPr>
+            </w:pPr>
+            <w:r>
+              <w:rPr>
+                <w:rFonts w:ascii="Arial" w:hAnsi="Arial" w:eastAsia="Arial" w:cs="Arial"/>
+                <w:i w:val="false"/>
+                <w:b w:val="false"/>
+                <w:u w:val="none"/>
+                <w:strike w:val="false"/>
+                <w:sz w:val="20"/>
+                <w:szCs w:val="20"/>
+                <w:color w:val="000000"/>
+              </w:rPr>
+              <w:t xml:space="preserve">Supplement</w:t>
+            </w:r>
+          </w:p>
+        </w:tc>
+        <w:tc>
+          <w:tcPr>
+            <w:tcBorders>
+              <w:bottom w:val="none" w:sz="0" w:space="0" w:color="000000"/>
+              <w:top w:val="none" w:sz="0" w:space="0" w:color="000000"/>
+              <w:left w:val="none" w:sz="0" w:space="0" w:color="000000"/>
+              <w:right w:val="none" w:sz="0" w:space="0" w:color="000000"/>
+            </w:tcBorders>
+            <w:shd w:val="clear" w:color="auto" w:fill="FFFFFF"/>
+            <w:tcMar>
+              <w:top w:w="0" w:type="dxa"/>
+              <w:bottom w:w="0" w:type="dxa"/>
+              <w:left w:w="0" w:type="dxa"/>
+              <w:right w:w="0" w:type="dxa"/>
+            </w:tcMar>
+            <w:vAlign w:val="top"/>
+          </w:tcPr>
+          <w:p>
+            <w:pPr>
+              <w:pStyle w:val="Normal"/>
+              <w:jc w:val="left"/>
+              <w:pBdr>
+                <w:bottom w:val="none" w:sz="0" w:space="0" w:color="000000"/>
+                <w:top w:val="none" w:sz="0" w:space="0" w:color="000000"/>
+                <w:left w:val="none" w:sz="0" w:space="0" w:color="000000"/>
+                <w:right w:val="none" w:sz="0" w:space="0" w:color="000000"/>
+              </w:pBdr>
+              <w:spacing w:after="100" w:before="100" w:line="240"/>
+              <w:ind w:left="100" w:right="100" w:firstLine="0" w:firstLineChars="0"/>
+              <w:rPr>
+                <w:rFonts w:ascii="Arial" w:hAnsi="Arial" w:eastAsia="Arial" w:cs="Arial"/>
+                <w:i w:val="false"/>
+                <w:b w:val="false"/>
+                <w:u w:val="none"/>
+                <w:strike w:val="false"/>
+                <w:sz w:val="20"/>
+                <w:szCs w:val="20"/>
+                <w:color w:val="000000"/>
+              </w:rPr>
+            </w:pPr>
+            <w:r>
+              <w:rPr>
+                <w:rFonts w:ascii="Arial" w:hAnsi="Arial" w:eastAsia="Arial" w:cs="Arial"/>
+                <w:i w:val="false"/>
+                <w:b w:val="false"/>
+                <w:u w:val="none"/>
+                <w:strike w:val="false"/>
+                <w:sz w:val="20"/>
+                <w:szCs w:val="20"/>
+                <w:color w:val="000000"/>
+              </w:rPr>
+              <w:t xml:space="preserve">1</w:t>
+            </w:r>
+          </w:p>
+        </w:tc>
+        <w:tc>
+          <w:tcPr>
+            <w:tcBorders>
+              <w:bottom w:val="none" w:sz="0" w:space="0" w:color="000000"/>
+              <w:top w:val="none" w:sz="0" w:space="0" w:color="000000"/>
+              <w:left w:val="none" w:sz="0" w:space="0" w:color="000000"/>
+              <w:right w:val="none" w:sz="0" w:space="0" w:color="000000"/>
+            </w:tcBorders>
+            <w:shd w:val="clear" w:color="auto" w:fill="FFFFFF"/>
+            <w:tcMar>
+              <w:top w:w="0" w:type="dxa"/>
+              <w:bottom w:w="0" w:type="dxa"/>
+              <w:left w:w="0" w:type="dxa"/>
+              <w:right w:w="0" w:type="dxa"/>
+            </w:tcMar>
+            <w:vAlign w:val="top"/>
+          </w:tcPr>
+          <w:p>
+            <w:pPr>
+              <w:pStyle w:val="Normal"/>
+              <w:jc w:val="left"/>
+              <w:pBdr>
+                <w:bottom w:val="none" w:sz="0" w:space="0" w:color="000000"/>
+                <w:top w:val="none" w:sz="0" w:space="0" w:color="000000"/>
+                <w:left w:val="none" w:sz="0" w:space="0" w:color="000000"/>
+                <w:right w:val="none" w:sz="0" w:space="0" w:color="000000"/>
+              </w:pBdr>
+              <w:spacing w:after="100" w:before="100" w:line="240"/>
+              <w:ind w:left="100" w:right="100" w:firstLine="0" w:firstLineChars="0"/>
+              <w:rPr>
+                <w:rFonts w:ascii="Arial" w:hAnsi="Arial" w:eastAsia="Arial" w:cs="Arial"/>
+                <w:i w:val="false"/>
+                <w:b w:val="false"/>
+                <w:u w:val="none"/>
+                <w:strike w:val="false"/>
+                <w:sz w:val="20"/>
+                <w:szCs w:val="20"/>
+                <w:color w:val="000000"/>
+              </w:rPr>
+            </w:pPr>
+            <w:r>
+              <w:rPr>
+                <w:rFonts w:ascii="Arial" w:hAnsi="Arial" w:eastAsia="Arial" w:cs="Arial"/>
+                <w:i w:val="false"/>
+                <w:b w:val="false"/>
+                <w:u w:val="none"/>
+                <w:strike w:val="false"/>
+                <w:sz w:val="20"/>
+                <w:szCs w:val="20"/>
+                <w:color w:val="000000"/>
+              </w:rPr>
+              <w:t xml:space="preserve">1/37</w:t>
+            </w:r>
+          </w:p>
+        </w:tc>
+        <w:tc>
+          <w:tcPr>
+            <w:tcBorders>
+              <w:bottom w:val="none" w:sz="0" w:space="0" w:color="000000"/>
+              <w:top w:val="none" w:sz="0" w:space="0" w:color="000000"/>
+              <w:left w:val="none" w:sz="0" w:space="0" w:color="000000"/>
+              <w:right w:val="none" w:sz="0" w:space="0" w:color="000000"/>
+            </w:tcBorders>
+            <w:shd w:val="clear" w:color="auto" w:fill="FFFFFF"/>
+            <w:tcMar>
+              <w:top w:w="0" w:type="dxa"/>
+              <w:bottom w:w="0" w:type="dxa"/>
+              <w:left w:w="0" w:type="dxa"/>
+              <w:right w:w="0" w:type="dxa"/>
+            </w:tcMar>
+            <w:vAlign w:val="top"/>
+          </w:tcPr>
+          <w:p>
+            <w:pPr>
+              <w:pStyle w:val="Normal"/>
+              <w:jc w:val="left"/>
+              <w:pBdr>
+                <w:bottom w:val="none" w:sz="0" w:space="0" w:color="000000"/>
+                <w:top w:val="none" w:sz="0" w:space="0" w:color="000000"/>
+                <w:left w:val="none" w:sz="0" w:space="0" w:color="000000"/>
+                <w:right w:val="none" w:sz="0" w:space="0" w:color="000000"/>
+              </w:pBdr>
+              <w:spacing w:after="100" w:before="100" w:line="240"/>
+              <w:ind w:left="100" w:right="100" w:firstLine="0" w:firstLineChars="0"/>
+              <w:rPr>
+                <w:rFonts w:ascii="Arial" w:hAnsi="Arial" w:eastAsia="Arial" w:cs="Arial"/>
+                <w:i w:val="false"/>
+                <w:b w:val="false"/>
+                <w:u w:val="none"/>
+                <w:strike w:val="false"/>
+                <w:sz w:val="20"/>
+                <w:szCs w:val="20"/>
+                <w:color w:val="000000"/>
+              </w:rPr>
+            </w:pPr>
+            <w:r>
+              <w:rPr>
+                <w:rFonts w:ascii="Arial" w:hAnsi="Arial" w:eastAsia="Arial" w:cs="Arial"/>
+                <w:i w:val="false"/>
+                <w:b w:val="false"/>
+                <w:u w:val="none"/>
+                <w:strike w:val="false"/>
+                <w:sz w:val="20"/>
+                <w:szCs w:val="20"/>
+                <w:color w:val="000000"/>
+              </w:rPr>
+              <w:t xml:space="preserve">2.7%</w:t>
+            </w:r>
+          </w:p>
+        </w:tc>
+      </w:tr>
+      <w:tr>
+        <w:trPr>
+          <w:trHeight w:val="614" w:hRule="auto"/>
+        </w:trPr>
+        <w:tc>
+          <w:tcPr>
+            <w:tcBorders>
+              <w:bottom w:val="none" w:sz="0" w:space="0" w:color="000000"/>
+              <w:top w:val="none" w:sz="0" w:space="0" w:color="000000"/>
+              <w:left w:val="none" w:sz="0" w:space="0" w:color="000000"/>
+              <w:right w:val="none" w:sz="0" w:space="0" w:color="000000"/>
+            </w:tcBorders>
+            <w:shd w:val="clear" w:color="auto" w:fill="FFFFFF"/>
+            <w:tcMar>
+              <w:top w:w="0" w:type="dxa"/>
+              <w:bottom w:w="0" w:type="dxa"/>
+              <w:left w:w="0" w:type="dxa"/>
+              <w:right w:w="0" w:type="dxa"/>
+            </w:tcMar>
+            <w:vAlign w:val="top"/>
+          </w:tcPr>
+          <w:p>
+            <w:pPr>
+              <w:pStyle w:val="Normal"/>
+              <w:jc w:val="left"/>
+              <w:pBdr>
+                <w:bottom w:val="none" w:sz="0" w:space="0" w:color="000000"/>
+                <w:top w:val="none" w:sz="0" w:space="0" w:color="000000"/>
+                <w:left w:val="none" w:sz="0" w:space="0" w:color="000000"/>
+                <w:right w:val="none" w:sz="0" w:space="0" w:color="000000"/>
+              </w:pBdr>
+              <w:spacing w:after="100" w:before="100" w:line="240"/>
+              <w:ind w:left="100" w:right="100" w:firstLine="0" w:firstLineChars="0"/>
+              <w:rPr>
+                <w:rFonts w:ascii="Arial" w:hAnsi="Arial" w:eastAsia="Arial" w:cs="Arial"/>
+                <w:i w:val="false"/>
+                <w:b w:val="false"/>
+                <w:u w:val="none"/>
+                <w:strike w:val="false"/>
+                <w:sz w:val="20"/>
+                <w:szCs w:val="20"/>
+                <w:color w:val="000000"/>
+              </w:rPr>
+            </w:pPr>
+            <w:r>
+              <w:rPr>
+                <w:rFonts w:ascii="Arial" w:hAnsi="Arial" w:eastAsia="Arial" w:cs="Arial"/>
+                <w:i w:val="false"/>
+                <w:b w:val="false"/>
+                <w:u w:val="none"/>
+                <w:strike w:val="false"/>
+                <w:sz w:val="20"/>
+                <w:szCs w:val="20"/>
+                <w:color w:val="000000"/>
+              </w:rPr>
+              <w:t xml:space="preserve">Not available despite overlap reporting</w:t>
+            </w:r>
+          </w:p>
+        </w:tc>
+        <w:tc>
+          <w:tcPr>
+            <w:tcBorders>
+              <w:bottom w:val="none" w:sz="0" w:space="0" w:color="000000"/>
+              <w:top w:val="none" w:sz="0" w:space="0" w:color="000000"/>
+              <w:left w:val="none" w:sz="0" w:space="0" w:color="000000"/>
+              <w:right w:val="none" w:sz="0" w:space="0" w:color="000000"/>
+            </w:tcBorders>
+            <w:shd w:val="clear" w:color="auto" w:fill="FFFFFF"/>
+            <w:tcMar>
+              <w:top w:w="0" w:type="dxa"/>
+              <w:bottom w:w="0" w:type="dxa"/>
+              <w:left w:w="0" w:type="dxa"/>
+              <w:right w:w="0" w:type="dxa"/>
+            </w:tcMar>
+            <w:vAlign w:val="top"/>
+          </w:tcPr>
+          <w:p>
+            <w:pPr>
+              <w:pStyle w:val="Normal"/>
+              <w:jc w:val="left"/>
+              <w:pBdr>
+                <w:bottom w:val="none" w:sz="0" w:space="0" w:color="000000"/>
+                <w:top w:val="none" w:sz="0" w:space="0" w:color="000000"/>
+                <w:left w:val="none" w:sz="0" w:space="0" w:color="000000"/>
+                <w:right w:val="none" w:sz="0" w:space="0" w:color="000000"/>
+              </w:pBdr>
+              <w:spacing w:after="100" w:before="100" w:line="240"/>
+              <w:ind w:left="100" w:right="100" w:firstLine="0" w:firstLineChars="0"/>
+              <w:rPr>
+                <w:rFonts w:ascii="Arial" w:hAnsi="Arial" w:eastAsia="Arial" w:cs="Arial"/>
+                <w:i w:val="false"/>
+                <w:b w:val="false"/>
+                <w:u w:val="none"/>
+                <w:strike w:val="false"/>
+                <w:sz w:val="20"/>
+                <w:szCs w:val="20"/>
+                <w:color w:val="000000"/>
+              </w:rPr>
+            </w:pPr>
+            <w:r>
+              <w:rPr>
+                <w:rFonts w:ascii="Arial" w:hAnsi="Arial" w:eastAsia="Arial" w:cs="Arial"/>
+                <w:i w:val="false"/>
+                <w:b w:val="false"/>
+                <w:u w:val="none"/>
+                <w:strike w:val="false"/>
+                <w:sz w:val="20"/>
+                <w:szCs w:val="20"/>
+                <w:color w:val="000000"/>
+              </w:rPr>
+              <w:t xml:space="preserve">3</w:t>
+            </w:r>
+          </w:p>
+        </w:tc>
+        <w:tc>
+          <w:tcPr>
+            <w:tcBorders>
+              <w:bottom w:val="none" w:sz="0" w:space="0" w:color="000000"/>
+              <w:top w:val="none" w:sz="0" w:space="0" w:color="000000"/>
+              <w:left w:val="none" w:sz="0" w:space="0" w:color="000000"/>
+              <w:right w:val="none" w:sz="0" w:space="0" w:color="000000"/>
+            </w:tcBorders>
+            <w:shd w:val="clear" w:color="auto" w:fill="FFFFFF"/>
+            <w:tcMar>
+              <w:top w:w="0" w:type="dxa"/>
+              <w:bottom w:w="0" w:type="dxa"/>
+              <w:left w:w="0" w:type="dxa"/>
+              <w:right w:w="0" w:type="dxa"/>
+            </w:tcMar>
+            <w:vAlign w:val="top"/>
+          </w:tcPr>
+          <w:p>
+            <w:pPr>
+              <w:pStyle w:val="Normal"/>
+              <w:jc w:val="left"/>
+              <w:pBdr>
+                <w:bottom w:val="none" w:sz="0" w:space="0" w:color="000000"/>
+                <w:top w:val="none" w:sz="0" w:space="0" w:color="000000"/>
+                <w:left w:val="none" w:sz="0" w:space="0" w:color="000000"/>
+                <w:right w:val="none" w:sz="0" w:space="0" w:color="000000"/>
+              </w:pBdr>
+              <w:spacing w:after="100" w:before="100" w:line="240"/>
+              <w:ind w:left="100" w:right="100" w:firstLine="0" w:firstLineChars="0"/>
+              <w:rPr>
+                <w:rFonts w:ascii="Arial" w:hAnsi="Arial" w:eastAsia="Arial" w:cs="Arial"/>
+                <w:i w:val="false"/>
+                <w:b w:val="false"/>
+                <w:u w:val="none"/>
+                <w:strike w:val="false"/>
+                <w:sz w:val="20"/>
+                <w:szCs w:val="20"/>
+                <w:color w:val="000000"/>
+              </w:rPr>
+            </w:pPr>
+            <w:r>
+              <w:rPr>
+                <w:rFonts w:ascii="Arial" w:hAnsi="Arial" w:eastAsia="Arial" w:cs="Arial"/>
+                <w:i w:val="false"/>
+                <w:b w:val="false"/>
+                <w:u w:val="none"/>
+                <w:strike w:val="false"/>
+                <w:sz w:val="20"/>
+                <w:szCs w:val="20"/>
+                <w:color w:val="000000"/>
+              </w:rPr>
+              <w:t xml:space="preserve">3/37</w:t>
+            </w:r>
+          </w:p>
+        </w:tc>
+        <w:tc>
+          <w:tcPr>
+            <w:tcBorders>
+              <w:bottom w:val="none" w:sz="0" w:space="0" w:color="000000"/>
+              <w:top w:val="none" w:sz="0" w:space="0" w:color="000000"/>
+              <w:left w:val="none" w:sz="0" w:space="0" w:color="000000"/>
+              <w:right w:val="none" w:sz="0" w:space="0" w:color="000000"/>
+            </w:tcBorders>
+            <w:shd w:val="clear" w:color="auto" w:fill="FFFFFF"/>
+            <w:tcMar>
+              <w:top w:w="0" w:type="dxa"/>
+              <w:bottom w:w="0" w:type="dxa"/>
+              <w:left w:w="0" w:type="dxa"/>
+              <w:right w:w="0" w:type="dxa"/>
+            </w:tcMar>
+            <w:vAlign w:val="top"/>
+          </w:tcPr>
+          <w:p>
+            <w:pPr>
+              <w:pStyle w:val="Normal"/>
+              <w:jc w:val="left"/>
+              <w:pBdr>
+                <w:bottom w:val="none" w:sz="0" w:space="0" w:color="000000"/>
+                <w:top w:val="none" w:sz="0" w:space="0" w:color="000000"/>
+                <w:left w:val="none" w:sz="0" w:space="0" w:color="000000"/>
+                <w:right w:val="none" w:sz="0" w:space="0" w:color="000000"/>
+              </w:pBdr>
+              <w:spacing w:after="100" w:before="100" w:line="240"/>
+              <w:ind w:left="100" w:right="100" w:firstLine="0" w:firstLineChars="0"/>
+              <w:rPr>
+                <w:rFonts w:ascii="Arial" w:hAnsi="Arial" w:eastAsia="Arial" w:cs="Arial"/>
+                <w:i w:val="false"/>
+                <w:b w:val="false"/>
+                <w:u w:val="none"/>
+                <w:strike w:val="false"/>
+                <w:sz w:val="20"/>
+                <w:szCs w:val="20"/>
+                <w:color w:val="000000"/>
+              </w:rPr>
+            </w:pPr>
+            <w:r>
+              <w:rPr>
+                <w:rFonts w:ascii="Arial" w:hAnsi="Arial" w:eastAsia="Arial" w:cs="Arial"/>
+                <w:i w:val="false"/>
+                <w:b w:val="false"/>
+                <w:u w:val="none"/>
+                <w:strike w:val="false"/>
+                <w:sz w:val="20"/>
+                <w:szCs w:val="20"/>
+                <w:color w:val="000000"/>
+              </w:rPr>
+              <w:t xml:space="preserve">8.1%</w:t>
+            </w:r>
+          </w:p>
+        </w:tc>
+      </w:tr>
+      <w:tr>
+        <w:trPr>
+          <w:trHeight w:val="577" w:hRule="auto"/>
+        </w:trPr>
+        <w:tc>
+          <w:tcPr>
+            <w:tcBorders>
+              <w:bottom w:val="single" w:sz="12" w:space="0" w:color="666666"/>
+              <w:top w:val="none" w:sz="0" w:space="0" w:color="000000"/>
+              <w:left w:val="none" w:sz="0" w:space="0" w:color="000000"/>
+              <w:right w:val="none" w:sz="0" w:space="0" w:color="000000"/>
+            </w:tcBorders>
+            <w:shd w:val="clear" w:color="auto" w:fill="FFFFFF"/>
+            <w:tcMar>
+              <w:top w:w="0" w:type="dxa"/>
+              <w:bottom w:w="0" w:type="dxa"/>
+              <w:left w:w="0" w:type="dxa"/>
+              <w:right w:w="0" w:type="dxa"/>
+            </w:tcMar>
+            <w:vAlign w:val="top"/>
+          </w:tcPr>
+          <w:p>
+            <w:pPr>
+              <w:pStyle w:val="Normal"/>
+              <w:jc w:val="left"/>
+              <w:pBdr>
+                <w:bottom w:val="none" w:sz="0" w:space="0" w:color="000000"/>
+                <w:top w:val="none" w:sz="0" w:space="0" w:color="000000"/>
+                <w:left w:val="none" w:sz="0" w:space="0" w:color="000000"/>
+                <w:right w:val="none" w:sz="0" w:space="0" w:color="000000"/>
+              </w:pBdr>
+              <w:spacing w:after="100" w:before="100" w:line="240"/>
+              <w:ind w:left="100" w:right="100" w:firstLine="0" w:firstLineChars="0"/>
+              <w:rPr>
+                <w:rFonts w:ascii="Arial" w:hAnsi="Arial" w:eastAsia="Arial" w:cs="Arial"/>
+                <w:i w:val="false"/>
+                <w:b w:val="false"/>
+                <w:u w:val="none"/>
+                <w:strike w:val="false"/>
+                <w:sz w:val="20"/>
+                <w:szCs w:val="20"/>
+                <w:color w:val="000000"/>
+              </w:rPr>
+            </w:pPr>
+            <w:r>
+              <w:rPr>
+                <w:rFonts w:ascii="Arial" w:hAnsi="Arial" w:eastAsia="Arial" w:cs="Arial"/>
+                <w:i w:val="false"/>
+                <w:b w:val="false"/>
+                <w:u w:val="none"/>
+                <w:strike w:val="false"/>
+                <w:sz w:val="20"/>
+                <w:szCs w:val="20"/>
+                <w:color w:val="000000"/>
+              </w:rPr>
+              <w:t xml:space="preserve"/>
+            </w:r>
+          </w:p>
+        </w:tc>
+        <w:tc>
+          <w:tcPr>
+            <w:tcBorders>
+              <w:bottom w:val="single" w:sz="12" w:space="0" w:color="666666"/>
+              <w:top w:val="none" w:sz="0" w:space="0" w:color="000000"/>
+              <w:left w:val="none" w:sz="0" w:space="0" w:color="000000"/>
+              <w:right w:val="none" w:sz="0" w:space="0" w:color="000000"/>
+            </w:tcBorders>
+            <w:shd w:val="clear" w:color="auto" w:fill="FFFFFF"/>
+            <w:tcMar>
+              <w:top w:w="0" w:type="dxa"/>
+              <w:bottom w:w="0" w:type="dxa"/>
+              <w:left w:w="0" w:type="dxa"/>
+              <w:right w:w="0" w:type="dxa"/>
+            </w:tcMar>
+            <w:vAlign w:val="top"/>
+          </w:tcPr>
+          <w:p>
+            <w:pPr>
+              <w:pStyle w:val="Normal"/>
+              <w:jc w:val="left"/>
+              <w:pBdr>
+                <w:bottom w:val="none" w:sz="0" w:space="0" w:color="000000"/>
+                <w:top w:val="none" w:sz="0" w:space="0" w:color="000000"/>
+                <w:left w:val="none" w:sz="0" w:space="0" w:color="000000"/>
+                <w:right w:val="none" w:sz="0" w:space="0" w:color="000000"/>
+              </w:pBdr>
+              <w:spacing w:after="100" w:before="100" w:line="240"/>
+              <w:ind w:left="100" w:right="100" w:firstLine="0" w:firstLineChars="0"/>
+              <w:rPr>
+                <w:rFonts w:ascii="Arial" w:hAnsi="Arial" w:eastAsia="Arial" w:cs="Arial"/>
+                <w:i w:val="false"/>
+                <w:b w:val="false"/>
+                <w:u w:val="none"/>
+                <w:strike w:val="false"/>
+                <w:sz w:val="20"/>
+                <w:szCs w:val="20"/>
+                <w:color w:val="000000"/>
+              </w:rPr>
+            </w:pPr>
+            <w:r>
+              <w:rPr>
+                <w:rFonts w:ascii="Arial" w:hAnsi="Arial" w:eastAsia="Arial" w:cs="Arial"/>
+                <w:i w:val="false"/>
+                <w:b w:val="false"/>
+                <w:u w:val="none"/>
+                <w:strike w:val="false"/>
+                <w:sz w:val="20"/>
+                <w:szCs w:val="20"/>
+                <w:color w:val="000000"/>
+              </w:rPr>
+              <w:t xml:space="preserve">5</w:t>
+            </w:r>
+          </w:p>
+        </w:tc>
+        <w:tc>
+          <w:tcPr>
+            <w:tcBorders>
+              <w:bottom w:val="single" w:sz="12" w:space="0" w:color="666666"/>
+              <w:top w:val="none" w:sz="0" w:space="0" w:color="000000"/>
+              <w:left w:val="none" w:sz="0" w:space="0" w:color="000000"/>
+              <w:right w:val="none" w:sz="0" w:space="0" w:color="000000"/>
+            </w:tcBorders>
+            <w:shd w:val="clear" w:color="auto" w:fill="FFFFFF"/>
+            <w:tcMar>
+              <w:top w:w="0" w:type="dxa"/>
+              <w:bottom w:w="0" w:type="dxa"/>
+              <w:left w:w="0" w:type="dxa"/>
+              <w:right w:w="0" w:type="dxa"/>
+            </w:tcMar>
+            <w:vAlign w:val="top"/>
+          </w:tcPr>
+          <w:p>
+            <w:pPr>
+              <w:pStyle w:val="Normal"/>
+              <w:jc w:val="left"/>
+              <w:pBdr>
+                <w:bottom w:val="none" w:sz="0" w:space="0" w:color="000000"/>
+                <w:top w:val="none" w:sz="0" w:space="0" w:color="000000"/>
+                <w:left w:val="none" w:sz="0" w:space="0" w:color="000000"/>
+                <w:right w:val="none" w:sz="0" w:space="0" w:color="000000"/>
+              </w:pBdr>
+              <w:spacing w:after="100" w:before="100" w:line="240"/>
+              <w:ind w:left="100" w:right="100" w:firstLine="0" w:firstLineChars="0"/>
+              <w:rPr>
+                <w:rFonts w:ascii="Arial" w:hAnsi="Arial" w:eastAsia="Arial" w:cs="Arial"/>
+                <w:i w:val="false"/>
+                <w:b w:val="false"/>
+                <w:u w:val="none"/>
+                <w:strike w:val="false"/>
+                <w:sz w:val="20"/>
+                <w:szCs w:val="20"/>
+                <w:color w:val="000000"/>
+              </w:rPr>
+            </w:pPr>
+            <w:r>
+              <w:rPr>
+                <w:rFonts w:ascii="Arial" w:hAnsi="Arial" w:eastAsia="Arial" w:cs="Arial"/>
+                <w:i w:val="false"/>
+                <w:b w:val="false"/>
+                <w:u w:val="none"/>
+                <w:strike w:val="false"/>
+                <w:sz w:val="20"/>
+                <w:szCs w:val="20"/>
+                <w:color w:val="000000"/>
+              </w:rPr>
+              <w:t xml:space="preserve">5/37</w:t>
+            </w:r>
+          </w:p>
+        </w:tc>
+        <w:tc>
+          <w:tcPr>
+            <w:tcBorders>
+              <w:bottom w:val="single" w:sz="12" w:space="0" w:color="666666"/>
+              <w:top w:val="none" w:sz="0" w:space="0" w:color="000000"/>
+              <w:left w:val="none" w:sz="0" w:space="0" w:color="000000"/>
+              <w:right w:val="none" w:sz="0" w:space="0" w:color="000000"/>
+            </w:tcBorders>
+            <w:shd w:val="clear" w:color="auto" w:fill="FFFFFF"/>
+            <w:tcMar>
+              <w:top w:w="0" w:type="dxa"/>
+              <w:bottom w:w="0" w:type="dxa"/>
+              <w:left w:w="0" w:type="dxa"/>
+              <w:right w:w="0" w:type="dxa"/>
+            </w:tcMar>
+            <w:vAlign w:val="top"/>
+          </w:tcPr>
+          <w:p>
+            <w:pPr>
+              <w:pStyle w:val="Normal"/>
+              <w:jc w:val="left"/>
+              <w:pBdr>
+                <w:bottom w:val="none" w:sz="0" w:space="0" w:color="000000"/>
+                <w:top w:val="none" w:sz="0" w:space="0" w:color="000000"/>
+                <w:left w:val="none" w:sz="0" w:space="0" w:color="000000"/>
+                <w:right w:val="none" w:sz="0" w:space="0" w:color="000000"/>
+              </w:pBdr>
+              <w:spacing w:after="100" w:before="100" w:line="240"/>
+              <w:ind w:left="100" w:right="100" w:firstLine="0" w:firstLineChars="0"/>
+              <w:rPr>
+                <w:rFonts w:ascii="Arial" w:hAnsi="Arial" w:eastAsia="Arial" w:cs="Arial"/>
+                <w:i w:val="false"/>
+                <w:b w:val="false"/>
+                <w:u w:val="none"/>
+                <w:strike w:val="false"/>
+                <w:sz w:val="20"/>
+                <w:szCs w:val="20"/>
+                <w:color w:val="000000"/>
+              </w:rPr>
+            </w:pPr>
+            <w:r>
+              <w:rPr>
+                <w:rFonts w:ascii="Arial" w:hAnsi="Arial" w:eastAsia="Arial" w:cs="Arial"/>
+                <w:i w:val="false"/>
+                <w:b w:val="false"/>
+                <w:u w:val="none"/>
+                <w:strike w:val="false"/>
+                <w:sz w:val="20"/>
+                <w:szCs w:val="20"/>
+                <w:color w:val="000000"/>
+              </w:rPr>
+              <w:t xml:space="preserve">13.5%</w:t>
             </w:r>
           </w:p>
         </w:tc>

--- a/outputs/tables_methods_synthesis_simpler.docx
+++ b/outputs/tables_methods_synthesis_simpler.docx
@@ -27127,6 +27127,3951 @@
                 <w:color w:val="000000"/>
               </w:rPr>
               <w:t xml:space="preserve"/>
+            </w:r>
+          </w:p>
+        </w:tc>
+        <w:tc>
+          <w:tcPr>
+            <w:tcBorders>
+              <w:bottom w:val="single" w:sz="12" w:space="0" w:color="666666"/>
+              <w:top w:val="none" w:sz="0" w:space="0" w:color="000000"/>
+              <w:left w:val="none" w:sz="0" w:space="0" w:color="000000"/>
+              <w:right w:val="none" w:sz="0" w:space="0" w:color="000000"/>
+            </w:tcBorders>
+            <w:shd w:val="clear" w:color="auto" w:fill="FFFFFF"/>
+            <w:tcMar>
+              <w:top w:w="0" w:type="dxa"/>
+              <w:bottom w:w="0" w:type="dxa"/>
+              <w:left w:w="0" w:type="dxa"/>
+              <w:right w:w="0" w:type="dxa"/>
+            </w:tcMar>
+            <w:vAlign w:val="top"/>
+          </w:tcPr>
+          <w:p>
+            <w:pPr>
+              <w:pStyle w:val="Normal"/>
+              <w:jc w:val="left"/>
+              <w:pBdr>
+                <w:bottom w:val="none" w:sz="0" w:space="0" w:color="000000"/>
+                <w:top w:val="none" w:sz="0" w:space="0" w:color="000000"/>
+                <w:left w:val="none" w:sz="0" w:space="0" w:color="000000"/>
+                <w:right w:val="none" w:sz="0" w:space="0" w:color="000000"/>
+              </w:pBdr>
+              <w:spacing w:after="100" w:before="100" w:line="240"/>
+              <w:ind w:left="100" w:right="100" w:firstLine="0" w:firstLineChars="0"/>
+              <w:rPr>
+                <w:rFonts w:ascii="Arial" w:hAnsi="Arial" w:eastAsia="Arial" w:cs="Arial"/>
+                <w:i w:val="false"/>
+                <w:b w:val="false"/>
+                <w:u w:val="none"/>
+                <w:strike w:val="false"/>
+                <w:sz w:val="20"/>
+                <w:szCs w:val="20"/>
+                <w:color w:val="000000"/>
+              </w:rPr>
+            </w:pPr>
+            <w:r>
+              <w:rPr>
+                <w:rFonts w:ascii="Arial" w:hAnsi="Arial" w:eastAsia="Arial" w:cs="Arial"/>
+                <w:i w:val="false"/>
+                <w:b w:val="false"/>
+                <w:u w:val="none"/>
+                <w:strike w:val="false"/>
+                <w:sz w:val="20"/>
+                <w:szCs w:val="20"/>
+                <w:color w:val="000000"/>
+              </w:rPr>
+              <w:t xml:space="preserve">5</w:t>
+            </w:r>
+          </w:p>
+        </w:tc>
+        <w:tc>
+          <w:tcPr>
+            <w:tcBorders>
+              <w:bottom w:val="single" w:sz="12" w:space="0" w:color="666666"/>
+              <w:top w:val="none" w:sz="0" w:space="0" w:color="000000"/>
+              <w:left w:val="none" w:sz="0" w:space="0" w:color="000000"/>
+              <w:right w:val="none" w:sz="0" w:space="0" w:color="000000"/>
+            </w:tcBorders>
+            <w:shd w:val="clear" w:color="auto" w:fill="FFFFFF"/>
+            <w:tcMar>
+              <w:top w:w="0" w:type="dxa"/>
+              <w:bottom w:w="0" w:type="dxa"/>
+              <w:left w:w="0" w:type="dxa"/>
+              <w:right w:w="0" w:type="dxa"/>
+            </w:tcMar>
+            <w:vAlign w:val="top"/>
+          </w:tcPr>
+          <w:p>
+            <w:pPr>
+              <w:pStyle w:val="Normal"/>
+              <w:jc w:val="left"/>
+              <w:pBdr>
+                <w:bottom w:val="none" w:sz="0" w:space="0" w:color="000000"/>
+                <w:top w:val="none" w:sz="0" w:space="0" w:color="000000"/>
+                <w:left w:val="none" w:sz="0" w:space="0" w:color="000000"/>
+                <w:right w:val="none" w:sz="0" w:space="0" w:color="000000"/>
+              </w:pBdr>
+              <w:spacing w:after="100" w:before="100" w:line="240"/>
+              <w:ind w:left="100" w:right="100" w:firstLine="0" w:firstLineChars="0"/>
+              <w:rPr>
+                <w:rFonts w:ascii="Arial" w:hAnsi="Arial" w:eastAsia="Arial" w:cs="Arial"/>
+                <w:i w:val="false"/>
+                <w:b w:val="false"/>
+                <w:u w:val="none"/>
+                <w:strike w:val="false"/>
+                <w:sz w:val="20"/>
+                <w:szCs w:val="20"/>
+                <w:color w:val="000000"/>
+              </w:rPr>
+            </w:pPr>
+            <w:r>
+              <w:rPr>
+                <w:rFonts w:ascii="Arial" w:hAnsi="Arial" w:eastAsia="Arial" w:cs="Arial"/>
+                <w:i w:val="false"/>
+                <w:b w:val="false"/>
+                <w:u w:val="none"/>
+                <w:strike w:val="false"/>
+                <w:sz w:val="20"/>
+                <w:szCs w:val="20"/>
+                <w:color w:val="000000"/>
+              </w:rPr>
+              <w:t xml:space="preserve">5/37</w:t>
+            </w:r>
+          </w:p>
+        </w:tc>
+        <w:tc>
+          <w:tcPr>
+            <w:tcBorders>
+              <w:bottom w:val="single" w:sz="12" w:space="0" w:color="666666"/>
+              <w:top w:val="none" w:sz="0" w:space="0" w:color="000000"/>
+              <w:left w:val="none" w:sz="0" w:space="0" w:color="000000"/>
+              <w:right w:val="none" w:sz="0" w:space="0" w:color="000000"/>
+            </w:tcBorders>
+            <w:shd w:val="clear" w:color="auto" w:fill="FFFFFF"/>
+            <w:tcMar>
+              <w:top w:w="0" w:type="dxa"/>
+              <w:bottom w:w="0" w:type="dxa"/>
+              <w:left w:w="0" w:type="dxa"/>
+              <w:right w:w="0" w:type="dxa"/>
+            </w:tcMar>
+            <w:vAlign w:val="top"/>
+          </w:tcPr>
+          <w:p>
+            <w:pPr>
+              <w:pStyle w:val="Normal"/>
+              <w:jc w:val="left"/>
+              <w:pBdr>
+                <w:bottom w:val="none" w:sz="0" w:space="0" w:color="000000"/>
+                <w:top w:val="none" w:sz="0" w:space="0" w:color="000000"/>
+                <w:left w:val="none" w:sz="0" w:space="0" w:color="000000"/>
+                <w:right w:val="none" w:sz="0" w:space="0" w:color="000000"/>
+              </w:pBdr>
+              <w:spacing w:after="100" w:before="100" w:line="240"/>
+              <w:ind w:left="100" w:right="100" w:firstLine="0" w:firstLineChars="0"/>
+              <w:rPr>
+                <w:rFonts w:ascii="Arial" w:hAnsi="Arial" w:eastAsia="Arial" w:cs="Arial"/>
+                <w:i w:val="false"/>
+                <w:b w:val="false"/>
+                <w:u w:val="none"/>
+                <w:strike w:val="false"/>
+                <w:sz w:val="20"/>
+                <w:szCs w:val="20"/>
+                <w:color w:val="000000"/>
+              </w:rPr>
+            </w:pPr>
+            <w:r>
+              <w:rPr>
+                <w:rFonts w:ascii="Arial" w:hAnsi="Arial" w:eastAsia="Arial" w:cs="Arial"/>
+                <w:i w:val="false"/>
+                <w:b w:val="false"/>
+                <w:u w:val="none"/>
+                <w:strike w:val="false"/>
+                <w:sz w:val="20"/>
+                <w:szCs w:val="20"/>
+                <w:color w:val="000000"/>
+              </w:rPr>
+              <w:t xml:space="preserve">13.5%</w:t>
+            </w:r>
+          </w:p>
+        </w:tc>
+      </w:tr>
+    </w:tbl>
+    <w:p>
+      <w:pPr>
+        <w:pStyle w:val="Normal"/>
+      </w:pPr>
+      <w:r>
+        <w:t xml:space="preserve"/>
+      </w:r>
+    </w:p>
+    <w:p>
+      <w:pPr>
+        <w:pStyle w:val="TableCaption"/>
+        <w:jc w:val="center"/>
+        <w:keepNext/>
+        <w:pBdr>
+          <w:bottom w:val="none" w:sz="0" w:space="0" w:color="000000"/>
+          <w:top w:val="none" w:sz="0" w:space="0" w:color="000000"/>
+          <w:left w:val="none" w:sz="0" w:space="0" w:color="000000"/>
+          <w:right w:val="none" w:sz="0" w:space="0" w:color="000000"/>
+        </w:pBdr>
+        <w:spacing w:after="60" w:before="60" w:line="240"/>
+        <w:ind w:left="60" w:right="60" w:firstLine="0" w:firstLineChars="0"/>
+      </w:pPr>
+      <w:r>
+        <w:t xml:space="preserve">Types of reported length correlations</w:t>
+      </w:r>
+    </w:p>
+    <w:tbl xmlns:a="http://schemas.openxmlformats.org/drawingml/2006/main" xmlns:pic="http://schemas.openxmlformats.org/drawingml/2006/picture">
+      <w:tblPr>
+        <w:tblLayout w:type="fixed"/>
+        <w:jc w:val="center"/>
+        <w:tblLook w:firstRow="1" w:lastRow="0" w:firstColumn="0" w:lastColumn="0" w:noHBand="0" w:noVBand="1"/>
+      </w:tblPr>
+      <w:tblGrid>
+        <w:gridCol w:w="4080"/>
+        <w:gridCol w:w="1474"/>
+        <w:gridCol w:w="1976"/>
+        <w:gridCol w:w="1169"/>
+      </w:tblGrid>
+      <w:tr>
+        <w:trPr>
+          <w:trHeight w:val="617" w:hRule="auto"/>
+          <w:tblHeader/>
+        </w:trPr>
+        <w:tc>
+          <w:tcPr>
+            <w:tcBorders>
+              <w:bottom w:val="single" w:sz="12" w:space="0" w:color="666666"/>
+              <w:top w:val="single" w:sz="12" w:space="0" w:color="666666"/>
+              <w:left w:val="none" w:sz="0" w:space="0" w:color="000000"/>
+              <w:right w:val="none" w:sz="0" w:space="0" w:color="000000"/>
+            </w:tcBorders>
+            <w:shd w:val="clear" w:color="auto" w:fill="FFFFFF"/>
+            <w:tcMar>
+              <w:top w:w="0" w:type="dxa"/>
+              <w:bottom w:w="0" w:type="dxa"/>
+              <w:left w:w="0" w:type="dxa"/>
+              <w:right w:w="0" w:type="dxa"/>
+            </w:tcMar>
+            <w:vAlign w:val="top"/>
+          </w:tcPr>
+          <w:p>
+            <w:pPr>
+              <w:pStyle w:val="Normal"/>
+              <w:jc w:val="left"/>
+              <w:pBdr>
+                <w:bottom w:val="none" w:sz="0" w:space="0" w:color="000000"/>
+                <w:top w:val="none" w:sz="0" w:space="0" w:color="000000"/>
+                <w:left w:val="none" w:sz="0" w:space="0" w:color="000000"/>
+                <w:right w:val="none" w:sz="0" w:space="0" w:color="000000"/>
+              </w:pBdr>
+              <w:spacing w:after="100" w:before="100" w:line="240"/>
+              <w:ind w:left="100" w:right="100" w:firstLine="0" w:firstLineChars="0"/>
+              <w:rPr>
+                <w:rFonts w:ascii="Arial" w:hAnsi="Arial" w:eastAsia="Arial" w:cs="Arial"/>
+                <w:i w:val="false"/>
+                <w:b w:val="false"/>
+                <w:u w:val="none"/>
+                <w:strike w:val="false"/>
+                <w:sz w:val="20"/>
+                <w:szCs w:val="20"/>
+                <w:color w:val="000000"/>
+              </w:rPr>
+            </w:pPr>
+            <w:r>
+              <w:rPr>
+                <w:rFonts w:ascii="Arial" w:hAnsi="Arial" w:eastAsia="Arial" w:cs="Arial"/>
+                <w:i w:val="false"/>
+                <w:b w:val="false"/>
+                <w:u w:val="none"/>
+                <w:strike w:val="false"/>
+                <w:sz w:val="20"/>
+                <w:szCs w:val="20"/>
+                <w:color w:val="000000"/>
+              </w:rPr>
+              <w:t xml:space="preserve">correlation_lengthxmeanoverlap_type</w:t>
+            </w:r>
+          </w:p>
+        </w:tc>
+        <w:tc>
+          <w:tcPr>
+            <w:tcBorders>
+              <w:bottom w:val="single" w:sz="12" w:space="0" w:color="666666"/>
+              <w:top w:val="single" w:sz="12" w:space="0" w:color="666666"/>
+              <w:left w:val="none" w:sz="0" w:space="0" w:color="000000"/>
+              <w:right w:val="none" w:sz="0" w:space="0" w:color="000000"/>
+            </w:tcBorders>
+            <w:shd w:val="clear" w:color="auto" w:fill="FFFFFF"/>
+            <w:tcMar>
+              <w:top w:w="0" w:type="dxa"/>
+              <w:bottom w:w="0" w:type="dxa"/>
+              <w:left w:w="0" w:type="dxa"/>
+              <w:right w:w="0" w:type="dxa"/>
+            </w:tcMar>
+            <w:vAlign w:val="top"/>
+          </w:tcPr>
+          <w:p>
+            <w:pPr>
+              <w:pStyle w:val="Normal"/>
+              <w:jc w:val="left"/>
+              <w:pBdr>
+                <w:bottom w:val="none" w:sz="0" w:space="0" w:color="000000"/>
+                <w:top w:val="none" w:sz="0" w:space="0" w:color="000000"/>
+                <w:left w:val="none" w:sz="0" w:space="0" w:color="000000"/>
+                <w:right w:val="none" w:sz="0" w:space="0" w:color="000000"/>
+              </w:pBdr>
+              <w:spacing w:after="100" w:before="100" w:line="240"/>
+              <w:ind w:left="100" w:right="100" w:firstLine="0" w:firstLineChars="0"/>
+              <w:rPr>
+                <w:rFonts w:ascii="Arial" w:hAnsi="Arial" w:eastAsia="Arial" w:cs="Arial"/>
+                <w:i w:val="false"/>
+                <w:b w:val="false"/>
+                <w:u w:val="none"/>
+                <w:strike w:val="false"/>
+                <w:sz w:val="20"/>
+                <w:szCs w:val="20"/>
+                <w:color w:val="000000"/>
+              </w:rPr>
+            </w:pPr>
+            <w:r>
+              <w:rPr>
+                <w:rFonts w:ascii="Arial" w:hAnsi="Arial" w:eastAsia="Arial" w:cs="Arial"/>
+                <w:i w:val="false"/>
+                <w:b w:val="false"/>
+                <w:u w:val="none"/>
+                <w:strike w:val="false"/>
+                <w:sz w:val="20"/>
+                <w:szCs w:val="20"/>
+                <w:color w:val="000000"/>
+              </w:rPr>
+              <w:t xml:space="preserve">n (Studies)</w:t>
+            </w:r>
+          </w:p>
+        </w:tc>
+        <w:tc>
+          <w:tcPr>
+            <w:tcBorders>
+              <w:bottom w:val="single" w:sz="12" w:space="0" w:color="666666"/>
+              <w:top w:val="single" w:sz="12" w:space="0" w:color="666666"/>
+              <w:left w:val="none" w:sz="0" w:space="0" w:color="000000"/>
+              <w:right w:val="none" w:sz="0" w:space="0" w:color="000000"/>
+            </w:tcBorders>
+            <w:shd w:val="clear" w:color="auto" w:fill="FFFFFF"/>
+            <w:tcMar>
+              <w:top w:w="0" w:type="dxa"/>
+              <w:bottom w:w="0" w:type="dxa"/>
+              <w:left w:w="0" w:type="dxa"/>
+              <w:right w:w="0" w:type="dxa"/>
+            </w:tcMar>
+            <w:vAlign w:val="top"/>
+          </w:tcPr>
+          <w:p>
+            <w:pPr>
+              <w:pStyle w:val="Normal"/>
+              <w:jc w:val="left"/>
+              <w:pBdr>
+                <w:bottom w:val="none" w:sz="0" w:space="0" w:color="000000"/>
+                <w:top w:val="none" w:sz="0" w:space="0" w:color="000000"/>
+                <w:left w:val="none" w:sz="0" w:space="0" w:color="000000"/>
+                <w:right w:val="none" w:sz="0" w:space="0" w:color="000000"/>
+              </w:pBdr>
+              <w:spacing w:after="100" w:before="100" w:line="240"/>
+              <w:ind w:left="100" w:right="100" w:firstLine="0" w:firstLineChars="0"/>
+              <w:rPr>
+                <w:rFonts w:ascii="Arial" w:hAnsi="Arial" w:eastAsia="Arial" w:cs="Arial"/>
+                <w:i w:val="false"/>
+                <w:b w:val="false"/>
+                <w:u w:val="none"/>
+                <w:strike w:val="false"/>
+                <w:sz w:val="20"/>
+                <w:szCs w:val="20"/>
+                <w:color w:val="000000"/>
+              </w:rPr>
+            </w:pPr>
+            <w:r>
+              <w:rPr>
+                <w:rFonts w:ascii="Arial" w:hAnsi="Arial" w:eastAsia="Arial" w:cs="Arial"/>
+                <w:i w:val="false"/>
+                <w:b w:val="false"/>
+                <w:u w:val="none"/>
+                <w:strike w:val="false"/>
+                <w:sz w:val="20"/>
+                <w:szCs w:val="20"/>
+                <w:color w:val="000000"/>
+              </w:rPr>
+              <w:t xml:space="preserve">Proportion (n/N)</w:t>
+            </w:r>
+          </w:p>
+        </w:tc>
+        <w:tc>
+          <w:tcPr>
+            <w:tcBorders>
+              <w:bottom w:val="single" w:sz="12" w:space="0" w:color="666666"/>
+              <w:top w:val="single" w:sz="12" w:space="0" w:color="666666"/>
+              <w:left w:val="none" w:sz="0" w:space="0" w:color="000000"/>
+              <w:right w:val="none" w:sz="0" w:space="0" w:color="000000"/>
+            </w:tcBorders>
+            <w:shd w:val="clear" w:color="auto" w:fill="FFFFFF"/>
+            <w:tcMar>
+              <w:top w:w="0" w:type="dxa"/>
+              <w:bottom w:w="0" w:type="dxa"/>
+              <w:left w:w="0" w:type="dxa"/>
+              <w:right w:w="0" w:type="dxa"/>
+            </w:tcMar>
+            <w:vAlign w:val="top"/>
+          </w:tcPr>
+          <w:p>
+            <w:pPr>
+              <w:pStyle w:val="Normal"/>
+              <w:jc w:val="left"/>
+              <w:pBdr>
+                <w:bottom w:val="none" w:sz="0" w:space="0" w:color="000000"/>
+                <w:top w:val="none" w:sz="0" w:space="0" w:color="000000"/>
+                <w:left w:val="none" w:sz="0" w:space="0" w:color="000000"/>
+                <w:right w:val="none" w:sz="0" w:space="0" w:color="000000"/>
+              </w:pBdr>
+              <w:spacing w:after="100" w:before="100" w:line="240"/>
+              <w:ind w:left="100" w:right="100" w:firstLine="0" w:firstLineChars="0"/>
+              <w:rPr>
+                <w:rFonts w:ascii="Arial" w:hAnsi="Arial" w:eastAsia="Arial" w:cs="Arial"/>
+                <w:i w:val="false"/>
+                <w:b w:val="false"/>
+                <w:u w:val="none"/>
+                <w:strike w:val="false"/>
+                <w:sz w:val="20"/>
+                <w:szCs w:val="20"/>
+                <w:color w:val="000000"/>
+              </w:rPr>
+            </w:pPr>
+            <w:r>
+              <w:rPr>
+                <w:rFonts w:ascii="Arial" w:hAnsi="Arial" w:eastAsia="Arial" w:cs="Arial"/>
+                <w:i w:val="false"/>
+                <w:b w:val="false"/>
+                <w:u w:val="none"/>
+                <w:strike w:val="false"/>
+                <w:sz w:val="20"/>
+                <w:szCs w:val="20"/>
+                <w:color w:val="000000"/>
+              </w:rPr>
+              <w:t xml:space="preserve">Percent</w:t>
+            </w:r>
+          </w:p>
+        </w:tc>
+      </w:tr>
+      <w:tr>
+        <w:trPr>
+          <w:trHeight w:val="612" w:hRule="auto"/>
+        </w:trPr>
+        <w:tc>
+          <w:tcPr>
+            <w:tcBorders>
+              <w:bottom w:val="none" w:sz="0" w:space="0" w:color="000000"/>
+              <w:top w:val="single" w:sz="12" w:space="0" w:color="666666"/>
+              <w:left w:val="none" w:sz="0" w:space="0" w:color="000000"/>
+              <w:right w:val="none" w:sz="0" w:space="0" w:color="000000"/>
+            </w:tcBorders>
+            <w:shd w:val="clear" w:color="auto" w:fill="FFFFFF"/>
+            <w:tcMar>
+              <w:top w:w="0" w:type="dxa"/>
+              <w:bottom w:w="0" w:type="dxa"/>
+              <w:left w:w="0" w:type="dxa"/>
+              <w:right w:w="0" w:type="dxa"/>
+            </w:tcMar>
+            <w:vAlign w:val="top"/>
+          </w:tcPr>
+          <w:p>
+            <w:pPr>
+              <w:pStyle w:val="Normal"/>
+              <w:jc w:val="left"/>
+              <w:pBdr>
+                <w:bottom w:val="none" w:sz="0" w:space="0" w:color="000000"/>
+                <w:top w:val="none" w:sz="0" w:space="0" w:color="000000"/>
+                <w:left w:val="none" w:sz="0" w:space="0" w:color="000000"/>
+                <w:right w:val="none" w:sz="0" w:space="0" w:color="000000"/>
+              </w:pBdr>
+              <w:spacing w:after="100" w:before="100" w:line="240"/>
+              <w:ind w:left="100" w:right="100" w:firstLine="0" w:firstLineChars="0"/>
+              <w:rPr>
+                <w:rFonts w:ascii="Arial" w:hAnsi="Arial" w:eastAsia="Arial" w:cs="Arial"/>
+                <w:i w:val="false"/>
+                <w:b w:val="false"/>
+                <w:u w:val="none"/>
+                <w:strike w:val="false"/>
+                <w:sz w:val="20"/>
+                <w:szCs w:val="20"/>
+                <w:color w:val="000000"/>
+              </w:rPr>
+            </w:pPr>
+            <w:r>
+              <w:rPr>
+                <w:rFonts w:ascii="Arial" w:hAnsi="Arial" w:eastAsia="Arial" w:cs="Arial"/>
+                <w:i w:val="false"/>
+                <w:b w:val="false"/>
+                <w:u w:val="none"/>
+                <w:strike w:val="false"/>
+                <w:sz w:val="20"/>
+                <w:szCs w:val="20"/>
+                <w:color w:val="000000"/>
+              </w:rPr>
+              <w:t xml:space="preserve">positive_numeric</w:t>
+            </w:r>
+          </w:p>
+        </w:tc>
+        <w:tc>
+          <w:tcPr>
+            <w:tcBorders>
+              <w:bottom w:val="none" w:sz="0" w:space="0" w:color="000000"/>
+              <w:top w:val="single" w:sz="12" w:space="0" w:color="666666"/>
+              <w:left w:val="none" w:sz="0" w:space="0" w:color="000000"/>
+              <w:right w:val="none" w:sz="0" w:space="0" w:color="000000"/>
+            </w:tcBorders>
+            <w:shd w:val="clear" w:color="auto" w:fill="FFFFFF"/>
+            <w:tcMar>
+              <w:top w:w="0" w:type="dxa"/>
+              <w:bottom w:w="0" w:type="dxa"/>
+              <w:left w:w="0" w:type="dxa"/>
+              <w:right w:w="0" w:type="dxa"/>
+            </w:tcMar>
+            <w:vAlign w:val="top"/>
+          </w:tcPr>
+          <w:p>
+            <w:pPr>
+              <w:pStyle w:val="Normal"/>
+              <w:jc w:val="left"/>
+              <w:pBdr>
+                <w:bottom w:val="none" w:sz="0" w:space="0" w:color="000000"/>
+                <w:top w:val="none" w:sz="0" w:space="0" w:color="000000"/>
+                <w:left w:val="none" w:sz="0" w:space="0" w:color="000000"/>
+                <w:right w:val="none" w:sz="0" w:space="0" w:color="000000"/>
+              </w:pBdr>
+              <w:spacing w:after="100" w:before="100" w:line="240"/>
+              <w:ind w:left="100" w:right="100" w:firstLine="0" w:firstLineChars="0"/>
+              <w:rPr>
+                <w:rFonts w:ascii="Arial" w:hAnsi="Arial" w:eastAsia="Arial" w:cs="Arial"/>
+                <w:i w:val="false"/>
+                <w:b w:val="false"/>
+                <w:u w:val="none"/>
+                <w:strike w:val="false"/>
+                <w:sz w:val="20"/>
+                <w:szCs w:val="20"/>
+                <w:color w:val="000000"/>
+              </w:rPr>
+            </w:pPr>
+            <w:r>
+              <w:rPr>
+                <w:rFonts w:ascii="Arial" w:hAnsi="Arial" w:eastAsia="Arial" w:cs="Arial"/>
+                <w:i w:val="false"/>
+                <w:b w:val="false"/>
+                <w:u w:val="none"/>
+                <w:strike w:val="false"/>
+                <w:sz w:val="20"/>
+                <w:szCs w:val="20"/>
+                <w:color w:val="000000"/>
+              </w:rPr>
+              <w:t xml:space="preserve">9</w:t>
+            </w:r>
+          </w:p>
+        </w:tc>
+        <w:tc>
+          <w:tcPr>
+            <w:tcBorders>
+              <w:bottom w:val="none" w:sz="0" w:space="0" w:color="000000"/>
+              <w:top w:val="single" w:sz="12" w:space="0" w:color="666666"/>
+              <w:left w:val="none" w:sz="0" w:space="0" w:color="000000"/>
+              <w:right w:val="none" w:sz="0" w:space="0" w:color="000000"/>
+            </w:tcBorders>
+            <w:shd w:val="clear" w:color="auto" w:fill="FFFFFF"/>
+            <w:tcMar>
+              <w:top w:w="0" w:type="dxa"/>
+              <w:bottom w:w="0" w:type="dxa"/>
+              <w:left w:w="0" w:type="dxa"/>
+              <w:right w:w="0" w:type="dxa"/>
+            </w:tcMar>
+            <w:vAlign w:val="top"/>
+          </w:tcPr>
+          <w:p>
+            <w:pPr>
+              <w:pStyle w:val="Normal"/>
+              <w:jc w:val="left"/>
+              <w:pBdr>
+                <w:bottom w:val="none" w:sz="0" w:space="0" w:color="000000"/>
+                <w:top w:val="none" w:sz="0" w:space="0" w:color="000000"/>
+                <w:left w:val="none" w:sz="0" w:space="0" w:color="000000"/>
+                <w:right w:val="none" w:sz="0" w:space="0" w:color="000000"/>
+              </w:pBdr>
+              <w:spacing w:after="100" w:before="100" w:line="240"/>
+              <w:ind w:left="100" w:right="100" w:firstLine="0" w:firstLineChars="0"/>
+              <w:rPr>
+                <w:rFonts w:ascii="Arial" w:hAnsi="Arial" w:eastAsia="Arial" w:cs="Arial"/>
+                <w:i w:val="false"/>
+                <w:b w:val="false"/>
+                <w:u w:val="none"/>
+                <w:strike w:val="false"/>
+                <w:sz w:val="20"/>
+                <w:szCs w:val="20"/>
+                <w:color w:val="000000"/>
+              </w:rPr>
+            </w:pPr>
+            <w:r>
+              <w:rPr>
+                <w:rFonts w:ascii="Arial" w:hAnsi="Arial" w:eastAsia="Arial" w:cs="Arial"/>
+                <w:i w:val="false"/>
+                <w:b w:val="false"/>
+                <w:u w:val="none"/>
+                <w:strike w:val="false"/>
+                <w:sz w:val="20"/>
+                <w:szCs w:val="20"/>
+                <w:color w:val="000000"/>
+              </w:rPr>
+              <w:t xml:space="preserve">9/17</w:t>
+            </w:r>
+          </w:p>
+        </w:tc>
+        <w:tc>
+          <w:tcPr>
+            <w:tcBorders>
+              <w:bottom w:val="none" w:sz="0" w:space="0" w:color="000000"/>
+              <w:top w:val="single" w:sz="12" w:space="0" w:color="666666"/>
+              <w:left w:val="none" w:sz="0" w:space="0" w:color="000000"/>
+              <w:right w:val="none" w:sz="0" w:space="0" w:color="000000"/>
+            </w:tcBorders>
+            <w:shd w:val="clear" w:color="auto" w:fill="FFFFFF"/>
+            <w:tcMar>
+              <w:top w:w="0" w:type="dxa"/>
+              <w:bottom w:w="0" w:type="dxa"/>
+              <w:left w:w="0" w:type="dxa"/>
+              <w:right w:w="0" w:type="dxa"/>
+            </w:tcMar>
+            <w:vAlign w:val="top"/>
+          </w:tcPr>
+          <w:p>
+            <w:pPr>
+              <w:pStyle w:val="Normal"/>
+              <w:jc w:val="left"/>
+              <w:pBdr>
+                <w:bottom w:val="none" w:sz="0" w:space="0" w:color="000000"/>
+                <w:top w:val="none" w:sz="0" w:space="0" w:color="000000"/>
+                <w:left w:val="none" w:sz="0" w:space="0" w:color="000000"/>
+                <w:right w:val="none" w:sz="0" w:space="0" w:color="000000"/>
+              </w:pBdr>
+              <w:spacing w:after="100" w:before="100" w:line="240"/>
+              <w:ind w:left="100" w:right="100" w:firstLine="0" w:firstLineChars="0"/>
+              <w:rPr>
+                <w:rFonts w:ascii="Arial" w:hAnsi="Arial" w:eastAsia="Arial" w:cs="Arial"/>
+                <w:i w:val="false"/>
+                <w:b w:val="false"/>
+                <w:u w:val="none"/>
+                <w:strike w:val="false"/>
+                <w:sz w:val="20"/>
+                <w:szCs w:val="20"/>
+                <w:color w:val="000000"/>
+              </w:rPr>
+            </w:pPr>
+            <w:r>
+              <w:rPr>
+                <w:rFonts w:ascii="Arial" w:hAnsi="Arial" w:eastAsia="Arial" w:cs="Arial"/>
+                <w:i w:val="false"/>
+                <w:b w:val="false"/>
+                <w:u w:val="none"/>
+                <w:strike w:val="false"/>
+                <w:sz w:val="20"/>
+                <w:szCs w:val="20"/>
+                <w:color w:val="000000"/>
+              </w:rPr>
+              <w:t xml:space="preserve">52.9%</w:t>
+            </w:r>
+          </w:p>
+        </w:tc>
+      </w:tr>
+      <w:tr>
+        <w:trPr>
+          <w:trHeight w:val="614" w:hRule="auto"/>
+        </w:trPr>
+        <w:tc>
+          <w:tcPr>
+            <w:tcBorders>
+              <w:bottom w:val="none" w:sz="0" w:space="0" w:color="000000"/>
+              <w:top w:val="none" w:sz="0" w:space="0" w:color="000000"/>
+              <w:left w:val="none" w:sz="0" w:space="0" w:color="000000"/>
+              <w:right w:val="none" w:sz="0" w:space="0" w:color="000000"/>
+            </w:tcBorders>
+            <w:shd w:val="clear" w:color="auto" w:fill="FFFFFF"/>
+            <w:tcMar>
+              <w:top w:w="0" w:type="dxa"/>
+              <w:bottom w:w="0" w:type="dxa"/>
+              <w:left w:w="0" w:type="dxa"/>
+              <w:right w:w="0" w:type="dxa"/>
+            </w:tcMar>
+            <w:vAlign w:val="top"/>
+          </w:tcPr>
+          <w:p>
+            <w:pPr>
+              <w:pStyle w:val="Normal"/>
+              <w:jc w:val="left"/>
+              <w:pBdr>
+                <w:bottom w:val="none" w:sz="0" w:space="0" w:color="000000"/>
+                <w:top w:val="none" w:sz="0" w:space="0" w:color="000000"/>
+                <w:left w:val="none" w:sz="0" w:space="0" w:color="000000"/>
+                <w:right w:val="none" w:sz="0" w:space="0" w:color="000000"/>
+              </w:pBdr>
+              <w:spacing w:after="100" w:before="100" w:line="240"/>
+              <w:ind w:left="100" w:right="100" w:firstLine="0" w:firstLineChars="0"/>
+              <w:rPr>
+                <w:rFonts w:ascii="Arial" w:hAnsi="Arial" w:eastAsia="Arial" w:cs="Arial"/>
+                <w:i w:val="false"/>
+                <w:b w:val="false"/>
+                <w:u w:val="none"/>
+                <w:strike w:val="false"/>
+                <w:sz w:val="20"/>
+                <w:szCs w:val="20"/>
+                <w:color w:val="000000"/>
+              </w:rPr>
+            </w:pPr>
+            <w:r>
+              <w:rPr>
+                <w:rFonts w:ascii="Arial" w:hAnsi="Arial" w:eastAsia="Arial" w:cs="Arial"/>
+                <w:i w:val="false"/>
+                <w:b w:val="false"/>
+                <w:u w:val="none"/>
+                <w:strike w:val="false"/>
+                <w:sz w:val="20"/>
+                <w:szCs w:val="20"/>
+                <w:color w:val="000000"/>
+              </w:rPr>
+              <w:t xml:space="preserve">positive_text_only</w:t>
+            </w:r>
+          </w:p>
+        </w:tc>
+        <w:tc>
+          <w:tcPr>
+            <w:tcBorders>
+              <w:bottom w:val="none" w:sz="0" w:space="0" w:color="000000"/>
+              <w:top w:val="none" w:sz="0" w:space="0" w:color="000000"/>
+              <w:left w:val="none" w:sz="0" w:space="0" w:color="000000"/>
+              <w:right w:val="none" w:sz="0" w:space="0" w:color="000000"/>
+            </w:tcBorders>
+            <w:shd w:val="clear" w:color="auto" w:fill="FFFFFF"/>
+            <w:tcMar>
+              <w:top w:w="0" w:type="dxa"/>
+              <w:bottom w:w="0" w:type="dxa"/>
+              <w:left w:w="0" w:type="dxa"/>
+              <w:right w:w="0" w:type="dxa"/>
+            </w:tcMar>
+            <w:vAlign w:val="top"/>
+          </w:tcPr>
+          <w:p>
+            <w:pPr>
+              <w:pStyle w:val="Normal"/>
+              <w:jc w:val="left"/>
+              <w:pBdr>
+                <w:bottom w:val="none" w:sz="0" w:space="0" w:color="000000"/>
+                <w:top w:val="none" w:sz="0" w:space="0" w:color="000000"/>
+                <w:left w:val="none" w:sz="0" w:space="0" w:color="000000"/>
+                <w:right w:val="none" w:sz="0" w:space="0" w:color="000000"/>
+              </w:pBdr>
+              <w:spacing w:after="100" w:before="100" w:line="240"/>
+              <w:ind w:left="100" w:right="100" w:firstLine="0" w:firstLineChars="0"/>
+              <w:rPr>
+                <w:rFonts w:ascii="Arial" w:hAnsi="Arial" w:eastAsia="Arial" w:cs="Arial"/>
+                <w:i w:val="false"/>
+                <w:b w:val="false"/>
+                <w:u w:val="none"/>
+                <w:strike w:val="false"/>
+                <w:sz w:val="20"/>
+                <w:szCs w:val="20"/>
+                <w:color w:val="000000"/>
+              </w:rPr>
+            </w:pPr>
+            <w:r>
+              <w:rPr>
+                <w:rFonts w:ascii="Arial" w:hAnsi="Arial" w:eastAsia="Arial" w:cs="Arial"/>
+                <w:i w:val="false"/>
+                <w:b w:val="false"/>
+                <w:u w:val="none"/>
+                <w:strike w:val="false"/>
+                <w:sz w:val="20"/>
+                <w:szCs w:val="20"/>
+                <w:color w:val="000000"/>
+              </w:rPr>
+              <w:t xml:space="preserve">3</w:t>
+            </w:r>
+          </w:p>
+        </w:tc>
+        <w:tc>
+          <w:tcPr>
+            <w:tcBorders>
+              <w:bottom w:val="none" w:sz="0" w:space="0" w:color="000000"/>
+              <w:top w:val="none" w:sz="0" w:space="0" w:color="000000"/>
+              <w:left w:val="none" w:sz="0" w:space="0" w:color="000000"/>
+              <w:right w:val="none" w:sz="0" w:space="0" w:color="000000"/>
+            </w:tcBorders>
+            <w:shd w:val="clear" w:color="auto" w:fill="FFFFFF"/>
+            <w:tcMar>
+              <w:top w:w="0" w:type="dxa"/>
+              <w:bottom w:w="0" w:type="dxa"/>
+              <w:left w:w="0" w:type="dxa"/>
+              <w:right w:w="0" w:type="dxa"/>
+            </w:tcMar>
+            <w:vAlign w:val="top"/>
+          </w:tcPr>
+          <w:p>
+            <w:pPr>
+              <w:pStyle w:val="Normal"/>
+              <w:jc w:val="left"/>
+              <w:pBdr>
+                <w:bottom w:val="none" w:sz="0" w:space="0" w:color="000000"/>
+                <w:top w:val="none" w:sz="0" w:space="0" w:color="000000"/>
+                <w:left w:val="none" w:sz="0" w:space="0" w:color="000000"/>
+                <w:right w:val="none" w:sz="0" w:space="0" w:color="000000"/>
+              </w:pBdr>
+              <w:spacing w:after="100" w:before="100" w:line="240"/>
+              <w:ind w:left="100" w:right="100" w:firstLine="0" w:firstLineChars="0"/>
+              <w:rPr>
+                <w:rFonts w:ascii="Arial" w:hAnsi="Arial" w:eastAsia="Arial" w:cs="Arial"/>
+                <w:i w:val="false"/>
+                <w:b w:val="false"/>
+                <w:u w:val="none"/>
+                <w:strike w:val="false"/>
+                <w:sz w:val="20"/>
+                <w:szCs w:val="20"/>
+                <w:color w:val="000000"/>
+              </w:rPr>
+            </w:pPr>
+            <w:r>
+              <w:rPr>
+                <w:rFonts w:ascii="Arial" w:hAnsi="Arial" w:eastAsia="Arial" w:cs="Arial"/>
+                <w:i w:val="false"/>
+                <w:b w:val="false"/>
+                <w:u w:val="none"/>
+                <w:strike w:val="false"/>
+                <w:sz w:val="20"/>
+                <w:szCs w:val="20"/>
+                <w:color w:val="000000"/>
+              </w:rPr>
+              <w:t xml:space="preserve">3/17</w:t>
+            </w:r>
+          </w:p>
+        </w:tc>
+        <w:tc>
+          <w:tcPr>
+            <w:tcBorders>
+              <w:bottom w:val="none" w:sz="0" w:space="0" w:color="000000"/>
+              <w:top w:val="none" w:sz="0" w:space="0" w:color="000000"/>
+              <w:left w:val="none" w:sz="0" w:space="0" w:color="000000"/>
+              <w:right w:val="none" w:sz="0" w:space="0" w:color="000000"/>
+            </w:tcBorders>
+            <w:shd w:val="clear" w:color="auto" w:fill="FFFFFF"/>
+            <w:tcMar>
+              <w:top w:w="0" w:type="dxa"/>
+              <w:bottom w:w="0" w:type="dxa"/>
+              <w:left w:w="0" w:type="dxa"/>
+              <w:right w:w="0" w:type="dxa"/>
+            </w:tcMar>
+            <w:vAlign w:val="top"/>
+          </w:tcPr>
+          <w:p>
+            <w:pPr>
+              <w:pStyle w:val="Normal"/>
+              <w:jc w:val="left"/>
+              <w:pBdr>
+                <w:bottom w:val="none" w:sz="0" w:space="0" w:color="000000"/>
+                <w:top w:val="none" w:sz="0" w:space="0" w:color="000000"/>
+                <w:left w:val="none" w:sz="0" w:space="0" w:color="000000"/>
+                <w:right w:val="none" w:sz="0" w:space="0" w:color="000000"/>
+              </w:pBdr>
+              <w:spacing w:after="100" w:before="100" w:line="240"/>
+              <w:ind w:left="100" w:right="100" w:firstLine="0" w:firstLineChars="0"/>
+              <w:rPr>
+                <w:rFonts w:ascii="Arial" w:hAnsi="Arial" w:eastAsia="Arial" w:cs="Arial"/>
+                <w:i w:val="false"/>
+                <w:b w:val="false"/>
+                <w:u w:val="none"/>
+                <w:strike w:val="false"/>
+                <w:sz w:val="20"/>
+                <w:szCs w:val="20"/>
+                <w:color w:val="000000"/>
+              </w:rPr>
+            </w:pPr>
+            <w:r>
+              <w:rPr>
+                <w:rFonts w:ascii="Arial" w:hAnsi="Arial" w:eastAsia="Arial" w:cs="Arial"/>
+                <w:i w:val="false"/>
+                <w:b w:val="false"/>
+                <w:u w:val="none"/>
+                <w:strike w:val="false"/>
+                <w:sz w:val="20"/>
+                <w:szCs w:val="20"/>
+                <w:color w:val="000000"/>
+              </w:rPr>
+              <w:t xml:space="preserve">17.6%</w:t>
+            </w:r>
+          </w:p>
+        </w:tc>
+      </w:tr>
+      <w:tr>
+        <w:trPr>
+          <w:trHeight w:val="612" w:hRule="auto"/>
+        </w:trPr>
+        <w:tc>
+          <w:tcPr>
+            <w:tcBorders>
+              <w:bottom w:val="none" w:sz="0" w:space="0" w:color="000000"/>
+              <w:top w:val="none" w:sz="0" w:space="0" w:color="000000"/>
+              <w:left w:val="none" w:sz="0" w:space="0" w:color="000000"/>
+              <w:right w:val="none" w:sz="0" w:space="0" w:color="000000"/>
+            </w:tcBorders>
+            <w:shd w:val="clear" w:color="auto" w:fill="FFFFFF"/>
+            <w:tcMar>
+              <w:top w:w="0" w:type="dxa"/>
+              <w:bottom w:w="0" w:type="dxa"/>
+              <w:left w:w="0" w:type="dxa"/>
+              <w:right w:w="0" w:type="dxa"/>
+            </w:tcMar>
+            <w:vAlign w:val="top"/>
+          </w:tcPr>
+          <w:p>
+            <w:pPr>
+              <w:pStyle w:val="Normal"/>
+              <w:jc w:val="left"/>
+              <w:pBdr>
+                <w:bottom w:val="none" w:sz="0" w:space="0" w:color="000000"/>
+                <w:top w:val="none" w:sz="0" w:space="0" w:color="000000"/>
+                <w:left w:val="none" w:sz="0" w:space="0" w:color="000000"/>
+                <w:right w:val="none" w:sz="0" w:space="0" w:color="000000"/>
+              </w:pBdr>
+              <w:spacing w:after="100" w:before="100" w:line="240"/>
+              <w:ind w:left="100" w:right="100" w:firstLine="0" w:firstLineChars="0"/>
+              <w:rPr>
+                <w:rFonts w:ascii="Arial" w:hAnsi="Arial" w:eastAsia="Arial" w:cs="Arial"/>
+                <w:i w:val="false"/>
+                <w:b w:val="false"/>
+                <w:u w:val="none"/>
+                <w:strike w:val="false"/>
+                <w:sz w:val="20"/>
+                <w:szCs w:val="20"/>
+                <w:color w:val="000000"/>
+              </w:rPr>
+            </w:pPr>
+            <w:r>
+              <w:rPr>
+                <w:rFonts w:ascii="Arial" w:hAnsi="Arial" w:eastAsia="Arial" w:cs="Arial"/>
+                <w:i w:val="false"/>
+                <w:b w:val="false"/>
+                <w:u w:val="none"/>
+                <w:strike w:val="false"/>
+                <w:sz w:val="20"/>
+                <w:szCs w:val="20"/>
+                <w:color w:val="000000"/>
+              </w:rPr>
+              <w:t xml:space="preserve">null_numeric</w:t>
+            </w:r>
+          </w:p>
+        </w:tc>
+        <w:tc>
+          <w:tcPr>
+            <w:tcBorders>
+              <w:bottom w:val="none" w:sz="0" w:space="0" w:color="000000"/>
+              <w:top w:val="none" w:sz="0" w:space="0" w:color="000000"/>
+              <w:left w:val="none" w:sz="0" w:space="0" w:color="000000"/>
+              <w:right w:val="none" w:sz="0" w:space="0" w:color="000000"/>
+            </w:tcBorders>
+            <w:shd w:val="clear" w:color="auto" w:fill="FFFFFF"/>
+            <w:tcMar>
+              <w:top w:w="0" w:type="dxa"/>
+              <w:bottom w:w="0" w:type="dxa"/>
+              <w:left w:w="0" w:type="dxa"/>
+              <w:right w:w="0" w:type="dxa"/>
+            </w:tcMar>
+            <w:vAlign w:val="top"/>
+          </w:tcPr>
+          <w:p>
+            <w:pPr>
+              <w:pStyle w:val="Normal"/>
+              <w:jc w:val="left"/>
+              <w:pBdr>
+                <w:bottom w:val="none" w:sz="0" w:space="0" w:color="000000"/>
+                <w:top w:val="none" w:sz="0" w:space="0" w:color="000000"/>
+                <w:left w:val="none" w:sz="0" w:space="0" w:color="000000"/>
+                <w:right w:val="none" w:sz="0" w:space="0" w:color="000000"/>
+              </w:pBdr>
+              <w:spacing w:after="100" w:before="100" w:line="240"/>
+              <w:ind w:left="100" w:right="100" w:firstLine="0" w:firstLineChars="0"/>
+              <w:rPr>
+                <w:rFonts w:ascii="Arial" w:hAnsi="Arial" w:eastAsia="Arial" w:cs="Arial"/>
+                <w:i w:val="false"/>
+                <w:b w:val="false"/>
+                <w:u w:val="none"/>
+                <w:strike w:val="false"/>
+                <w:sz w:val="20"/>
+                <w:szCs w:val="20"/>
+                <w:color w:val="000000"/>
+              </w:rPr>
+            </w:pPr>
+            <w:r>
+              <w:rPr>
+                <w:rFonts w:ascii="Arial" w:hAnsi="Arial" w:eastAsia="Arial" w:cs="Arial"/>
+                <w:i w:val="false"/>
+                <w:b w:val="false"/>
+                <w:u w:val="none"/>
+                <w:strike w:val="false"/>
+                <w:sz w:val="20"/>
+                <w:szCs w:val="20"/>
+                <w:color w:val="000000"/>
+              </w:rPr>
+              <w:t xml:space="preserve">2</w:t>
+            </w:r>
+          </w:p>
+        </w:tc>
+        <w:tc>
+          <w:tcPr>
+            <w:tcBorders>
+              <w:bottom w:val="none" w:sz="0" w:space="0" w:color="000000"/>
+              <w:top w:val="none" w:sz="0" w:space="0" w:color="000000"/>
+              <w:left w:val="none" w:sz="0" w:space="0" w:color="000000"/>
+              <w:right w:val="none" w:sz="0" w:space="0" w:color="000000"/>
+            </w:tcBorders>
+            <w:shd w:val="clear" w:color="auto" w:fill="FFFFFF"/>
+            <w:tcMar>
+              <w:top w:w="0" w:type="dxa"/>
+              <w:bottom w:w="0" w:type="dxa"/>
+              <w:left w:w="0" w:type="dxa"/>
+              <w:right w:w="0" w:type="dxa"/>
+            </w:tcMar>
+            <w:vAlign w:val="top"/>
+          </w:tcPr>
+          <w:p>
+            <w:pPr>
+              <w:pStyle w:val="Normal"/>
+              <w:jc w:val="left"/>
+              <w:pBdr>
+                <w:bottom w:val="none" w:sz="0" w:space="0" w:color="000000"/>
+                <w:top w:val="none" w:sz="0" w:space="0" w:color="000000"/>
+                <w:left w:val="none" w:sz="0" w:space="0" w:color="000000"/>
+                <w:right w:val="none" w:sz="0" w:space="0" w:color="000000"/>
+              </w:pBdr>
+              <w:spacing w:after="100" w:before="100" w:line="240"/>
+              <w:ind w:left="100" w:right="100" w:firstLine="0" w:firstLineChars="0"/>
+              <w:rPr>
+                <w:rFonts w:ascii="Arial" w:hAnsi="Arial" w:eastAsia="Arial" w:cs="Arial"/>
+                <w:i w:val="false"/>
+                <w:b w:val="false"/>
+                <w:u w:val="none"/>
+                <w:strike w:val="false"/>
+                <w:sz w:val="20"/>
+                <w:szCs w:val="20"/>
+                <w:color w:val="000000"/>
+              </w:rPr>
+            </w:pPr>
+            <w:r>
+              <w:rPr>
+                <w:rFonts w:ascii="Arial" w:hAnsi="Arial" w:eastAsia="Arial" w:cs="Arial"/>
+                <w:i w:val="false"/>
+                <w:b w:val="false"/>
+                <w:u w:val="none"/>
+                <w:strike w:val="false"/>
+                <w:sz w:val="20"/>
+                <w:szCs w:val="20"/>
+                <w:color w:val="000000"/>
+              </w:rPr>
+              <w:t xml:space="preserve">2/17</w:t>
+            </w:r>
+          </w:p>
+        </w:tc>
+        <w:tc>
+          <w:tcPr>
+            <w:tcBorders>
+              <w:bottom w:val="none" w:sz="0" w:space="0" w:color="000000"/>
+              <w:top w:val="none" w:sz="0" w:space="0" w:color="000000"/>
+              <w:left w:val="none" w:sz="0" w:space="0" w:color="000000"/>
+              <w:right w:val="none" w:sz="0" w:space="0" w:color="000000"/>
+            </w:tcBorders>
+            <w:shd w:val="clear" w:color="auto" w:fill="FFFFFF"/>
+            <w:tcMar>
+              <w:top w:w="0" w:type="dxa"/>
+              <w:bottom w:w="0" w:type="dxa"/>
+              <w:left w:w="0" w:type="dxa"/>
+              <w:right w:w="0" w:type="dxa"/>
+            </w:tcMar>
+            <w:vAlign w:val="top"/>
+          </w:tcPr>
+          <w:p>
+            <w:pPr>
+              <w:pStyle w:val="Normal"/>
+              <w:jc w:val="left"/>
+              <w:pBdr>
+                <w:bottom w:val="none" w:sz="0" w:space="0" w:color="000000"/>
+                <w:top w:val="none" w:sz="0" w:space="0" w:color="000000"/>
+                <w:left w:val="none" w:sz="0" w:space="0" w:color="000000"/>
+                <w:right w:val="none" w:sz="0" w:space="0" w:color="000000"/>
+              </w:pBdr>
+              <w:spacing w:after="100" w:before="100" w:line="240"/>
+              <w:ind w:left="100" w:right="100" w:firstLine="0" w:firstLineChars="0"/>
+              <w:rPr>
+                <w:rFonts w:ascii="Arial" w:hAnsi="Arial" w:eastAsia="Arial" w:cs="Arial"/>
+                <w:i w:val="false"/>
+                <w:b w:val="false"/>
+                <w:u w:val="none"/>
+                <w:strike w:val="false"/>
+                <w:sz w:val="20"/>
+                <w:szCs w:val="20"/>
+                <w:color w:val="000000"/>
+              </w:rPr>
+            </w:pPr>
+            <w:r>
+              <w:rPr>
+                <w:rFonts w:ascii="Arial" w:hAnsi="Arial" w:eastAsia="Arial" w:cs="Arial"/>
+                <w:i w:val="false"/>
+                <w:b w:val="false"/>
+                <w:u w:val="none"/>
+                <w:strike w:val="false"/>
+                <w:sz w:val="20"/>
+                <w:szCs w:val="20"/>
+                <w:color w:val="000000"/>
+              </w:rPr>
+              <w:t xml:space="preserve">11.8%</w:t>
+            </w:r>
+          </w:p>
+        </w:tc>
+      </w:tr>
+      <w:tr>
+        <w:trPr>
+          <w:trHeight w:val="612" w:hRule="auto"/>
+        </w:trPr>
+        <w:tc>
+          <w:tcPr>
+            <w:tcBorders>
+              <w:bottom w:val="none" w:sz="0" w:space="0" w:color="000000"/>
+              <w:top w:val="none" w:sz="0" w:space="0" w:color="000000"/>
+              <w:left w:val="none" w:sz="0" w:space="0" w:color="000000"/>
+              <w:right w:val="none" w:sz="0" w:space="0" w:color="000000"/>
+            </w:tcBorders>
+            <w:shd w:val="clear" w:color="auto" w:fill="FFFFFF"/>
+            <w:tcMar>
+              <w:top w:w="0" w:type="dxa"/>
+              <w:bottom w:w="0" w:type="dxa"/>
+              <w:left w:w="0" w:type="dxa"/>
+              <w:right w:w="0" w:type="dxa"/>
+            </w:tcMar>
+            <w:vAlign w:val="top"/>
+          </w:tcPr>
+          <w:p>
+            <w:pPr>
+              <w:pStyle w:val="Normal"/>
+              <w:jc w:val="left"/>
+              <w:pBdr>
+                <w:bottom w:val="none" w:sz="0" w:space="0" w:color="000000"/>
+                <w:top w:val="none" w:sz="0" w:space="0" w:color="000000"/>
+                <w:left w:val="none" w:sz="0" w:space="0" w:color="000000"/>
+                <w:right w:val="none" w:sz="0" w:space="0" w:color="000000"/>
+              </w:pBdr>
+              <w:spacing w:after="100" w:before="100" w:line="240"/>
+              <w:ind w:left="100" w:right="100" w:firstLine="0" w:firstLineChars="0"/>
+              <w:rPr>
+                <w:rFonts w:ascii="Arial" w:hAnsi="Arial" w:eastAsia="Arial" w:cs="Arial"/>
+                <w:i w:val="false"/>
+                <w:b w:val="false"/>
+                <w:u w:val="none"/>
+                <w:strike w:val="false"/>
+                <w:sz w:val="20"/>
+                <w:szCs w:val="20"/>
+                <w:color w:val="000000"/>
+              </w:rPr>
+            </w:pPr>
+            <w:r>
+              <w:rPr>
+                <w:rFonts w:ascii="Arial" w:hAnsi="Arial" w:eastAsia="Arial" w:cs="Arial"/>
+                <w:i w:val="false"/>
+                <w:b w:val="false"/>
+                <w:u w:val="none"/>
+                <w:strike w:val="false"/>
+                <w:sz w:val="20"/>
+                <w:szCs w:val="20"/>
+                <w:color w:val="000000"/>
+              </w:rPr>
+              <w:t xml:space="preserve">other_unclear</w:t>
+            </w:r>
+          </w:p>
+        </w:tc>
+        <w:tc>
+          <w:tcPr>
+            <w:tcBorders>
+              <w:bottom w:val="none" w:sz="0" w:space="0" w:color="000000"/>
+              <w:top w:val="none" w:sz="0" w:space="0" w:color="000000"/>
+              <w:left w:val="none" w:sz="0" w:space="0" w:color="000000"/>
+              <w:right w:val="none" w:sz="0" w:space="0" w:color="000000"/>
+            </w:tcBorders>
+            <w:shd w:val="clear" w:color="auto" w:fill="FFFFFF"/>
+            <w:tcMar>
+              <w:top w:w="0" w:type="dxa"/>
+              <w:bottom w:w="0" w:type="dxa"/>
+              <w:left w:w="0" w:type="dxa"/>
+              <w:right w:w="0" w:type="dxa"/>
+            </w:tcMar>
+            <w:vAlign w:val="top"/>
+          </w:tcPr>
+          <w:p>
+            <w:pPr>
+              <w:pStyle w:val="Normal"/>
+              <w:jc w:val="left"/>
+              <w:pBdr>
+                <w:bottom w:val="none" w:sz="0" w:space="0" w:color="000000"/>
+                <w:top w:val="none" w:sz="0" w:space="0" w:color="000000"/>
+                <w:left w:val="none" w:sz="0" w:space="0" w:color="000000"/>
+                <w:right w:val="none" w:sz="0" w:space="0" w:color="000000"/>
+              </w:pBdr>
+              <w:spacing w:after="100" w:before="100" w:line="240"/>
+              <w:ind w:left="100" w:right="100" w:firstLine="0" w:firstLineChars="0"/>
+              <w:rPr>
+                <w:rFonts w:ascii="Arial" w:hAnsi="Arial" w:eastAsia="Arial" w:cs="Arial"/>
+                <w:i w:val="false"/>
+                <w:b w:val="false"/>
+                <w:u w:val="none"/>
+                <w:strike w:val="false"/>
+                <w:sz w:val="20"/>
+                <w:szCs w:val="20"/>
+                <w:color w:val="000000"/>
+              </w:rPr>
+            </w:pPr>
+            <w:r>
+              <w:rPr>
+                <w:rFonts w:ascii="Arial" w:hAnsi="Arial" w:eastAsia="Arial" w:cs="Arial"/>
+                <w:i w:val="false"/>
+                <w:b w:val="false"/>
+                <w:u w:val="none"/>
+                <w:strike w:val="false"/>
+                <w:sz w:val="20"/>
+                <w:szCs w:val="20"/>
+                <w:color w:val="000000"/>
+              </w:rPr>
+              <w:t xml:space="preserve">2</w:t>
+            </w:r>
+          </w:p>
+        </w:tc>
+        <w:tc>
+          <w:tcPr>
+            <w:tcBorders>
+              <w:bottom w:val="none" w:sz="0" w:space="0" w:color="000000"/>
+              <w:top w:val="none" w:sz="0" w:space="0" w:color="000000"/>
+              <w:left w:val="none" w:sz="0" w:space="0" w:color="000000"/>
+              <w:right w:val="none" w:sz="0" w:space="0" w:color="000000"/>
+            </w:tcBorders>
+            <w:shd w:val="clear" w:color="auto" w:fill="FFFFFF"/>
+            <w:tcMar>
+              <w:top w:w="0" w:type="dxa"/>
+              <w:bottom w:w="0" w:type="dxa"/>
+              <w:left w:w="0" w:type="dxa"/>
+              <w:right w:w="0" w:type="dxa"/>
+            </w:tcMar>
+            <w:vAlign w:val="top"/>
+          </w:tcPr>
+          <w:p>
+            <w:pPr>
+              <w:pStyle w:val="Normal"/>
+              <w:jc w:val="left"/>
+              <w:pBdr>
+                <w:bottom w:val="none" w:sz="0" w:space="0" w:color="000000"/>
+                <w:top w:val="none" w:sz="0" w:space="0" w:color="000000"/>
+                <w:left w:val="none" w:sz="0" w:space="0" w:color="000000"/>
+                <w:right w:val="none" w:sz="0" w:space="0" w:color="000000"/>
+              </w:pBdr>
+              <w:spacing w:after="100" w:before="100" w:line="240"/>
+              <w:ind w:left="100" w:right="100" w:firstLine="0" w:firstLineChars="0"/>
+              <w:rPr>
+                <w:rFonts w:ascii="Arial" w:hAnsi="Arial" w:eastAsia="Arial" w:cs="Arial"/>
+                <w:i w:val="false"/>
+                <w:b w:val="false"/>
+                <w:u w:val="none"/>
+                <w:strike w:val="false"/>
+                <w:sz w:val="20"/>
+                <w:szCs w:val="20"/>
+                <w:color w:val="000000"/>
+              </w:rPr>
+            </w:pPr>
+            <w:r>
+              <w:rPr>
+                <w:rFonts w:ascii="Arial" w:hAnsi="Arial" w:eastAsia="Arial" w:cs="Arial"/>
+                <w:i w:val="false"/>
+                <w:b w:val="false"/>
+                <w:u w:val="none"/>
+                <w:strike w:val="false"/>
+                <w:sz w:val="20"/>
+                <w:szCs w:val="20"/>
+                <w:color w:val="000000"/>
+              </w:rPr>
+              <w:t xml:space="preserve">2/17</w:t>
+            </w:r>
+          </w:p>
+        </w:tc>
+        <w:tc>
+          <w:tcPr>
+            <w:tcBorders>
+              <w:bottom w:val="none" w:sz="0" w:space="0" w:color="000000"/>
+              <w:top w:val="none" w:sz="0" w:space="0" w:color="000000"/>
+              <w:left w:val="none" w:sz="0" w:space="0" w:color="000000"/>
+              <w:right w:val="none" w:sz="0" w:space="0" w:color="000000"/>
+            </w:tcBorders>
+            <w:shd w:val="clear" w:color="auto" w:fill="FFFFFF"/>
+            <w:tcMar>
+              <w:top w:w="0" w:type="dxa"/>
+              <w:bottom w:w="0" w:type="dxa"/>
+              <w:left w:w="0" w:type="dxa"/>
+              <w:right w:w="0" w:type="dxa"/>
+            </w:tcMar>
+            <w:vAlign w:val="top"/>
+          </w:tcPr>
+          <w:p>
+            <w:pPr>
+              <w:pStyle w:val="Normal"/>
+              <w:jc w:val="left"/>
+              <w:pBdr>
+                <w:bottom w:val="none" w:sz="0" w:space="0" w:color="000000"/>
+                <w:top w:val="none" w:sz="0" w:space="0" w:color="000000"/>
+                <w:left w:val="none" w:sz="0" w:space="0" w:color="000000"/>
+                <w:right w:val="none" w:sz="0" w:space="0" w:color="000000"/>
+              </w:pBdr>
+              <w:spacing w:after="100" w:before="100" w:line="240"/>
+              <w:ind w:left="100" w:right="100" w:firstLine="0" w:firstLineChars="0"/>
+              <w:rPr>
+                <w:rFonts w:ascii="Arial" w:hAnsi="Arial" w:eastAsia="Arial" w:cs="Arial"/>
+                <w:i w:val="false"/>
+                <w:b w:val="false"/>
+                <w:u w:val="none"/>
+                <w:strike w:val="false"/>
+                <w:sz w:val="20"/>
+                <w:szCs w:val="20"/>
+                <w:color w:val="000000"/>
+              </w:rPr>
+            </w:pPr>
+            <w:r>
+              <w:rPr>
+                <w:rFonts w:ascii="Arial" w:hAnsi="Arial" w:eastAsia="Arial" w:cs="Arial"/>
+                <w:i w:val="false"/>
+                <w:b w:val="false"/>
+                <w:u w:val="none"/>
+                <w:strike w:val="false"/>
+                <w:sz w:val="20"/>
+                <w:szCs w:val="20"/>
+                <w:color w:val="000000"/>
+              </w:rPr>
+              <w:t xml:space="preserve">11.8%</w:t>
+            </w:r>
+          </w:p>
+        </w:tc>
+      </w:tr>
+      <w:tr>
+        <w:trPr>
+          <w:trHeight w:val="614" w:hRule="auto"/>
+        </w:trPr>
+        <w:tc>
+          <w:tcPr>
+            <w:tcBorders>
+              <w:bottom w:val="single" w:sz="12" w:space="0" w:color="666666"/>
+              <w:top w:val="none" w:sz="0" w:space="0" w:color="000000"/>
+              <w:left w:val="none" w:sz="0" w:space="0" w:color="000000"/>
+              <w:right w:val="none" w:sz="0" w:space="0" w:color="000000"/>
+            </w:tcBorders>
+            <w:shd w:val="clear" w:color="auto" w:fill="FFFFFF"/>
+            <w:tcMar>
+              <w:top w:w="0" w:type="dxa"/>
+              <w:bottom w:w="0" w:type="dxa"/>
+              <w:left w:w="0" w:type="dxa"/>
+              <w:right w:w="0" w:type="dxa"/>
+            </w:tcMar>
+            <w:vAlign w:val="top"/>
+          </w:tcPr>
+          <w:p>
+            <w:pPr>
+              <w:pStyle w:val="Normal"/>
+              <w:jc w:val="left"/>
+              <w:pBdr>
+                <w:bottom w:val="none" w:sz="0" w:space="0" w:color="000000"/>
+                <w:top w:val="none" w:sz="0" w:space="0" w:color="000000"/>
+                <w:left w:val="none" w:sz="0" w:space="0" w:color="000000"/>
+                <w:right w:val="none" w:sz="0" w:space="0" w:color="000000"/>
+              </w:pBdr>
+              <w:spacing w:after="100" w:before="100" w:line="240"/>
+              <w:ind w:left="100" w:right="100" w:firstLine="0" w:firstLineChars="0"/>
+              <w:rPr>
+                <w:rFonts w:ascii="Arial" w:hAnsi="Arial" w:eastAsia="Arial" w:cs="Arial"/>
+                <w:i w:val="false"/>
+                <w:b w:val="false"/>
+                <w:u w:val="none"/>
+                <w:strike w:val="false"/>
+                <w:sz w:val="20"/>
+                <w:szCs w:val="20"/>
+                <w:color w:val="000000"/>
+              </w:rPr>
+            </w:pPr>
+            <w:r>
+              <w:rPr>
+                <w:rFonts w:ascii="Arial" w:hAnsi="Arial" w:eastAsia="Arial" w:cs="Arial"/>
+                <w:i w:val="false"/>
+                <w:b w:val="false"/>
+                <w:u w:val="none"/>
+                <w:strike w:val="false"/>
+                <w:sz w:val="20"/>
+                <w:szCs w:val="20"/>
+                <w:color w:val="000000"/>
+              </w:rPr>
+              <w:t xml:space="preserve">null_text_only</w:t>
+            </w:r>
+          </w:p>
+        </w:tc>
+        <w:tc>
+          <w:tcPr>
+            <w:tcBorders>
+              <w:bottom w:val="single" w:sz="12" w:space="0" w:color="666666"/>
+              <w:top w:val="none" w:sz="0" w:space="0" w:color="000000"/>
+              <w:left w:val="none" w:sz="0" w:space="0" w:color="000000"/>
+              <w:right w:val="none" w:sz="0" w:space="0" w:color="000000"/>
+            </w:tcBorders>
+            <w:shd w:val="clear" w:color="auto" w:fill="FFFFFF"/>
+            <w:tcMar>
+              <w:top w:w="0" w:type="dxa"/>
+              <w:bottom w:w="0" w:type="dxa"/>
+              <w:left w:w="0" w:type="dxa"/>
+              <w:right w:w="0" w:type="dxa"/>
+            </w:tcMar>
+            <w:vAlign w:val="top"/>
+          </w:tcPr>
+          <w:p>
+            <w:pPr>
+              <w:pStyle w:val="Normal"/>
+              <w:jc w:val="left"/>
+              <w:pBdr>
+                <w:bottom w:val="none" w:sz="0" w:space="0" w:color="000000"/>
+                <w:top w:val="none" w:sz="0" w:space="0" w:color="000000"/>
+                <w:left w:val="none" w:sz="0" w:space="0" w:color="000000"/>
+                <w:right w:val="none" w:sz="0" w:space="0" w:color="000000"/>
+              </w:pBdr>
+              <w:spacing w:after="100" w:before="100" w:line="240"/>
+              <w:ind w:left="100" w:right="100" w:firstLine="0" w:firstLineChars="0"/>
+              <w:rPr>
+                <w:rFonts w:ascii="Arial" w:hAnsi="Arial" w:eastAsia="Arial" w:cs="Arial"/>
+                <w:i w:val="false"/>
+                <w:b w:val="false"/>
+                <w:u w:val="none"/>
+                <w:strike w:val="false"/>
+                <w:sz w:val="20"/>
+                <w:szCs w:val="20"/>
+                <w:color w:val="000000"/>
+              </w:rPr>
+            </w:pPr>
+            <w:r>
+              <w:rPr>
+                <w:rFonts w:ascii="Arial" w:hAnsi="Arial" w:eastAsia="Arial" w:cs="Arial"/>
+                <w:i w:val="false"/>
+                <w:b w:val="false"/>
+                <w:u w:val="none"/>
+                <w:strike w:val="false"/>
+                <w:sz w:val="20"/>
+                <w:szCs w:val="20"/>
+                <w:color w:val="000000"/>
+              </w:rPr>
+              <w:t xml:space="preserve">1</w:t>
+            </w:r>
+          </w:p>
+        </w:tc>
+        <w:tc>
+          <w:tcPr>
+            <w:tcBorders>
+              <w:bottom w:val="single" w:sz="12" w:space="0" w:color="666666"/>
+              <w:top w:val="none" w:sz="0" w:space="0" w:color="000000"/>
+              <w:left w:val="none" w:sz="0" w:space="0" w:color="000000"/>
+              <w:right w:val="none" w:sz="0" w:space="0" w:color="000000"/>
+            </w:tcBorders>
+            <w:shd w:val="clear" w:color="auto" w:fill="FFFFFF"/>
+            <w:tcMar>
+              <w:top w:w="0" w:type="dxa"/>
+              <w:bottom w:w="0" w:type="dxa"/>
+              <w:left w:w="0" w:type="dxa"/>
+              <w:right w:w="0" w:type="dxa"/>
+            </w:tcMar>
+            <w:vAlign w:val="top"/>
+          </w:tcPr>
+          <w:p>
+            <w:pPr>
+              <w:pStyle w:val="Normal"/>
+              <w:jc w:val="left"/>
+              <w:pBdr>
+                <w:bottom w:val="none" w:sz="0" w:space="0" w:color="000000"/>
+                <w:top w:val="none" w:sz="0" w:space="0" w:color="000000"/>
+                <w:left w:val="none" w:sz="0" w:space="0" w:color="000000"/>
+                <w:right w:val="none" w:sz="0" w:space="0" w:color="000000"/>
+              </w:pBdr>
+              <w:spacing w:after="100" w:before="100" w:line="240"/>
+              <w:ind w:left="100" w:right="100" w:firstLine="0" w:firstLineChars="0"/>
+              <w:rPr>
+                <w:rFonts w:ascii="Arial" w:hAnsi="Arial" w:eastAsia="Arial" w:cs="Arial"/>
+                <w:i w:val="false"/>
+                <w:b w:val="false"/>
+                <w:u w:val="none"/>
+                <w:strike w:val="false"/>
+                <w:sz w:val="20"/>
+                <w:szCs w:val="20"/>
+                <w:color w:val="000000"/>
+              </w:rPr>
+            </w:pPr>
+            <w:r>
+              <w:rPr>
+                <w:rFonts w:ascii="Arial" w:hAnsi="Arial" w:eastAsia="Arial" w:cs="Arial"/>
+                <w:i w:val="false"/>
+                <w:b w:val="false"/>
+                <w:u w:val="none"/>
+                <w:strike w:val="false"/>
+                <w:sz w:val="20"/>
+                <w:szCs w:val="20"/>
+                <w:color w:val="000000"/>
+              </w:rPr>
+              <w:t xml:space="preserve">1/17</w:t>
+            </w:r>
+          </w:p>
+        </w:tc>
+        <w:tc>
+          <w:tcPr>
+            <w:tcBorders>
+              <w:bottom w:val="single" w:sz="12" w:space="0" w:color="666666"/>
+              <w:top w:val="none" w:sz="0" w:space="0" w:color="000000"/>
+              <w:left w:val="none" w:sz="0" w:space="0" w:color="000000"/>
+              <w:right w:val="none" w:sz="0" w:space="0" w:color="000000"/>
+            </w:tcBorders>
+            <w:shd w:val="clear" w:color="auto" w:fill="FFFFFF"/>
+            <w:tcMar>
+              <w:top w:w="0" w:type="dxa"/>
+              <w:bottom w:w="0" w:type="dxa"/>
+              <w:left w:w="0" w:type="dxa"/>
+              <w:right w:w="0" w:type="dxa"/>
+            </w:tcMar>
+            <w:vAlign w:val="top"/>
+          </w:tcPr>
+          <w:p>
+            <w:pPr>
+              <w:pStyle w:val="Normal"/>
+              <w:jc w:val="left"/>
+              <w:pBdr>
+                <w:bottom w:val="none" w:sz="0" w:space="0" w:color="000000"/>
+                <w:top w:val="none" w:sz="0" w:space="0" w:color="000000"/>
+                <w:left w:val="none" w:sz="0" w:space="0" w:color="000000"/>
+                <w:right w:val="none" w:sz="0" w:space="0" w:color="000000"/>
+              </w:pBdr>
+              <w:spacing w:after="100" w:before="100" w:line="240"/>
+              <w:ind w:left="100" w:right="100" w:firstLine="0" w:firstLineChars="0"/>
+              <w:rPr>
+                <w:rFonts w:ascii="Arial" w:hAnsi="Arial" w:eastAsia="Arial" w:cs="Arial"/>
+                <w:i w:val="false"/>
+                <w:b w:val="false"/>
+                <w:u w:val="none"/>
+                <w:strike w:val="false"/>
+                <w:sz w:val="20"/>
+                <w:szCs w:val="20"/>
+                <w:color w:val="000000"/>
+              </w:rPr>
+            </w:pPr>
+            <w:r>
+              <w:rPr>
+                <w:rFonts w:ascii="Arial" w:hAnsi="Arial" w:eastAsia="Arial" w:cs="Arial"/>
+                <w:i w:val="false"/>
+                <w:b w:val="false"/>
+                <w:u w:val="none"/>
+                <w:strike w:val="false"/>
+                <w:sz w:val="20"/>
+                <w:szCs w:val="20"/>
+                <w:color w:val="000000"/>
+              </w:rPr>
+              <w:t xml:space="preserve">5.9%</w:t>
+            </w:r>
+          </w:p>
+        </w:tc>
+      </w:tr>
+    </w:tbl>
+    <w:p>
+      <w:pPr>
+        <w:pStyle w:val="Normal"/>
+      </w:pPr>
+      <w:r>
+        <w:t xml:space="preserve"/>
+      </w:r>
+    </w:p>
+    <w:p>
+      <w:pPr>
+        <w:pStyle w:val="TableCaption"/>
+        <w:jc w:val="center"/>
+        <w:keepNext/>
+        <w:pBdr>
+          <w:bottom w:val="none" w:sz="0" w:space="0" w:color="000000"/>
+          <w:top w:val="none" w:sz="0" w:space="0" w:color="000000"/>
+          <w:left w:val="none" w:sz="0" w:space="0" w:color="000000"/>
+          <w:right w:val="none" w:sz="0" w:space="0" w:color="000000"/>
+        </w:pBdr>
+        <w:spacing w:after="60" w:before="60" w:line="240"/>
+        <w:ind w:left="60" w:right="60" w:firstLine="0" w:firstLineChars="0"/>
+      </w:pPr>
+      <w:r>
+        <w:t xml:space="preserve">Interpretive claims and recommendations</w:t>
+      </w:r>
+    </w:p>
+    <w:tbl xmlns:a="http://schemas.openxmlformats.org/drawingml/2006/main" xmlns:pic="http://schemas.openxmlformats.org/drawingml/2006/picture">
+      <w:tblPr>
+        <w:tblLayout w:type="fixed"/>
+        <w:jc w:val="center"/>
+        <w:tblLook w:firstRow="1" w:lastRow="0" w:firstColumn="0" w:lastColumn="0" w:noHBand="0" w:noVBand="1"/>
+      </w:tblPr>
+      <w:tblGrid>
+        <w:gridCol w:w="4838"/>
+        <w:gridCol w:w="1474"/>
+        <w:gridCol w:w="1976"/>
+        <w:gridCol w:w="1169"/>
+      </w:tblGrid>
+      <w:tr>
+        <w:trPr>
+          <w:trHeight w:val="617" w:hRule="auto"/>
+          <w:tblHeader/>
+        </w:trPr>
+        <w:tc>
+          <w:tcPr>
+            <w:tcBorders>
+              <w:bottom w:val="single" w:sz="12" w:space="0" w:color="666666"/>
+              <w:top w:val="single" w:sz="12" w:space="0" w:color="666666"/>
+              <w:left w:val="none" w:sz="0" w:space="0" w:color="000000"/>
+              <w:right w:val="none" w:sz="0" w:space="0" w:color="000000"/>
+            </w:tcBorders>
+            <w:shd w:val="clear" w:color="auto" w:fill="FFFFFF"/>
+            <w:tcMar>
+              <w:top w:w="0" w:type="dxa"/>
+              <w:bottom w:w="0" w:type="dxa"/>
+              <w:left w:w="0" w:type="dxa"/>
+              <w:right w:w="0" w:type="dxa"/>
+            </w:tcMar>
+            <w:vAlign w:val="top"/>
+          </w:tcPr>
+          <w:p>
+            <w:pPr>
+              <w:pStyle w:val="Normal"/>
+              <w:jc w:val="left"/>
+              <w:pBdr>
+                <w:bottom w:val="none" w:sz="0" w:space="0" w:color="000000"/>
+                <w:top w:val="none" w:sz="0" w:space="0" w:color="000000"/>
+                <w:left w:val="none" w:sz="0" w:space="0" w:color="000000"/>
+                <w:right w:val="none" w:sz="0" w:space="0" w:color="000000"/>
+              </w:pBdr>
+              <w:spacing w:after="100" w:before="100" w:line="240"/>
+              <w:ind w:left="100" w:right="100" w:firstLine="0" w:firstLineChars="0"/>
+              <w:rPr>
+                <w:rFonts w:ascii="Arial" w:hAnsi="Arial" w:eastAsia="Arial" w:cs="Arial"/>
+                <w:i w:val="false"/>
+                <w:b w:val="false"/>
+                <w:u w:val="none"/>
+                <w:strike w:val="false"/>
+                <w:sz w:val="20"/>
+                <w:szCs w:val="20"/>
+                <w:color w:val="000000"/>
+              </w:rPr>
+            </w:pPr>
+            <w:r>
+              <w:rPr>
+                <w:rFonts w:ascii="Arial" w:hAnsi="Arial" w:eastAsia="Arial" w:cs="Arial"/>
+                <w:i w:val="false"/>
+                <w:b w:val="false"/>
+                <w:u w:val="none"/>
+                <w:strike w:val="false"/>
+                <w:sz w:val="20"/>
+                <w:szCs w:val="20"/>
+                <w:color w:val="000000"/>
+              </w:rPr>
+              <w:t xml:space="preserve">Indicator</w:t>
+            </w:r>
+          </w:p>
+        </w:tc>
+        <w:tc>
+          <w:tcPr>
+            <w:tcBorders>
+              <w:bottom w:val="single" w:sz="12" w:space="0" w:color="666666"/>
+              <w:top w:val="single" w:sz="12" w:space="0" w:color="666666"/>
+              <w:left w:val="none" w:sz="0" w:space="0" w:color="000000"/>
+              <w:right w:val="none" w:sz="0" w:space="0" w:color="000000"/>
+            </w:tcBorders>
+            <w:shd w:val="clear" w:color="auto" w:fill="FFFFFF"/>
+            <w:tcMar>
+              <w:top w:w="0" w:type="dxa"/>
+              <w:bottom w:w="0" w:type="dxa"/>
+              <w:left w:w="0" w:type="dxa"/>
+              <w:right w:w="0" w:type="dxa"/>
+            </w:tcMar>
+            <w:vAlign w:val="top"/>
+          </w:tcPr>
+          <w:p>
+            <w:pPr>
+              <w:pStyle w:val="Normal"/>
+              <w:jc w:val="left"/>
+              <w:pBdr>
+                <w:bottom w:val="none" w:sz="0" w:space="0" w:color="000000"/>
+                <w:top w:val="none" w:sz="0" w:space="0" w:color="000000"/>
+                <w:left w:val="none" w:sz="0" w:space="0" w:color="000000"/>
+                <w:right w:val="none" w:sz="0" w:space="0" w:color="000000"/>
+              </w:pBdr>
+              <w:spacing w:after="100" w:before="100" w:line="240"/>
+              <w:ind w:left="100" w:right="100" w:firstLine="0" w:firstLineChars="0"/>
+              <w:rPr>
+                <w:rFonts w:ascii="Arial" w:hAnsi="Arial" w:eastAsia="Arial" w:cs="Arial"/>
+                <w:i w:val="false"/>
+                <w:b w:val="false"/>
+                <w:u w:val="none"/>
+                <w:strike w:val="false"/>
+                <w:sz w:val="20"/>
+                <w:szCs w:val="20"/>
+                <w:color w:val="000000"/>
+              </w:rPr>
+            </w:pPr>
+            <w:r>
+              <w:rPr>
+                <w:rFonts w:ascii="Arial" w:hAnsi="Arial" w:eastAsia="Arial" w:cs="Arial"/>
+                <w:i w:val="false"/>
+                <w:b w:val="false"/>
+                <w:u w:val="none"/>
+                <w:strike w:val="false"/>
+                <w:sz w:val="20"/>
+                <w:szCs w:val="20"/>
+                <w:color w:val="000000"/>
+              </w:rPr>
+              <w:t xml:space="preserve">n (Studies)</w:t>
+            </w:r>
+          </w:p>
+        </w:tc>
+        <w:tc>
+          <w:tcPr>
+            <w:tcBorders>
+              <w:bottom w:val="single" w:sz="12" w:space="0" w:color="666666"/>
+              <w:top w:val="single" w:sz="12" w:space="0" w:color="666666"/>
+              <w:left w:val="none" w:sz="0" w:space="0" w:color="000000"/>
+              <w:right w:val="none" w:sz="0" w:space="0" w:color="000000"/>
+            </w:tcBorders>
+            <w:shd w:val="clear" w:color="auto" w:fill="FFFFFF"/>
+            <w:tcMar>
+              <w:top w:w="0" w:type="dxa"/>
+              <w:bottom w:w="0" w:type="dxa"/>
+              <w:left w:w="0" w:type="dxa"/>
+              <w:right w:w="0" w:type="dxa"/>
+            </w:tcMar>
+            <w:vAlign w:val="top"/>
+          </w:tcPr>
+          <w:p>
+            <w:pPr>
+              <w:pStyle w:val="Normal"/>
+              <w:jc w:val="left"/>
+              <w:pBdr>
+                <w:bottom w:val="none" w:sz="0" w:space="0" w:color="000000"/>
+                <w:top w:val="none" w:sz="0" w:space="0" w:color="000000"/>
+                <w:left w:val="none" w:sz="0" w:space="0" w:color="000000"/>
+                <w:right w:val="none" w:sz="0" w:space="0" w:color="000000"/>
+              </w:pBdr>
+              <w:spacing w:after="100" w:before="100" w:line="240"/>
+              <w:ind w:left="100" w:right="100" w:firstLine="0" w:firstLineChars="0"/>
+              <w:rPr>
+                <w:rFonts w:ascii="Arial" w:hAnsi="Arial" w:eastAsia="Arial" w:cs="Arial"/>
+                <w:i w:val="false"/>
+                <w:b w:val="false"/>
+                <w:u w:val="none"/>
+                <w:strike w:val="false"/>
+                <w:sz w:val="20"/>
+                <w:szCs w:val="20"/>
+                <w:color w:val="000000"/>
+              </w:rPr>
+            </w:pPr>
+            <w:r>
+              <w:rPr>
+                <w:rFonts w:ascii="Arial" w:hAnsi="Arial" w:eastAsia="Arial" w:cs="Arial"/>
+                <w:i w:val="false"/>
+                <w:b w:val="false"/>
+                <w:u w:val="none"/>
+                <w:strike w:val="false"/>
+                <w:sz w:val="20"/>
+                <w:szCs w:val="20"/>
+                <w:color w:val="000000"/>
+              </w:rPr>
+              <w:t xml:space="preserve">Proportion (n/N)</w:t>
+            </w:r>
+          </w:p>
+        </w:tc>
+        <w:tc>
+          <w:tcPr>
+            <w:tcBorders>
+              <w:bottom w:val="single" w:sz="12" w:space="0" w:color="666666"/>
+              <w:top w:val="single" w:sz="12" w:space="0" w:color="666666"/>
+              <w:left w:val="none" w:sz="0" w:space="0" w:color="000000"/>
+              <w:right w:val="none" w:sz="0" w:space="0" w:color="000000"/>
+            </w:tcBorders>
+            <w:shd w:val="clear" w:color="auto" w:fill="FFFFFF"/>
+            <w:tcMar>
+              <w:top w:w="0" w:type="dxa"/>
+              <w:bottom w:w="0" w:type="dxa"/>
+              <w:left w:w="0" w:type="dxa"/>
+              <w:right w:w="0" w:type="dxa"/>
+            </w:tcMar>
+            <w:vAlign w:val="top"/>
+          </w:tcPr>
+          <w:p>
+            <w:pPr>
+              <w:pStyle w:val="Normal"/>
+              <w:jc w:val="left"/>
+              <w:pBdr>
+                <w:bottom w:val="none" w:sz="0" w:space="0" w:color="000000"/>
+                <w:top w:val="none" w:sz="0" w:space="0" w:color="000000"/>
+                <w:left w:val="none" w:sz="0" w:space="0" w:color="000000"/>
+                <w:right w:val="none" w:sz="0" w:space="0" w:color="000000"/>
+              </w:pBdr>
+              <w:spacing w:after="100" w:before="100" w:line="240"/>
+              <w:ind w:left="100" w:right="100" w:firstLine="0" w:firstLineChars="0"/>
+              <w:rPr>
+                <w:rFonts w:ascii="Arial" w:hAnsi="Arial" w:eastAsia="Arial" w:cs="Arial"/>
+                <w:i w:val="false"/>
+                <w:b w:val="false"/>
+                <w:u w:val="none"/>
+                <w:strike w:val="false"/>
+                <w:sz w:val="20"/>
+                <w:szCs w:val="20"/>
+                <w:color w:val="000000"/>
+              </w:rPr>
+            </w:pPr>
+            <w:r>
+              <w:rPr>
+                <w:rFonts w:ascii="Arial" w:hAnsi="Arial" w:eastAsia="Arial" w:cs="Arial"/>
+                <w:i w:val="false"/>
+                <w:b w:val="false"/>
+                <w:u w:val="none"/>
+                <w:strike w:val="false"/>
+                <w:sz w:val="20"/>
+                <w:szCs w:val="20"/>
+                <w:color w:val="000000"/>
+              </w:rPr>
+              <w:t xml:space="preserve">Percent</w:t>
+            </w:r>
+          </w:p>
+        </w:tc>
+      </w:tr>
+      <w:tr>
+        <w:trPr>
+          <w:trHeight w:val="614" w:hRule="auto"/>
+        </w:trPr>
+        <w:tc>
+          <w:tcPr>
+            <w:tcBorders>
+              <w:bottom w:val="none" w:sz="0" w:space="0" w:color="000000"/>
+              <w:top w:val="single" w:sz="12" w:space="0" w:color="666666"/>
+              <w:left w:val="none" w:sz="0" w:space="0" w:color="000000"/>
+              <w:right w:val="none" w:sz="0" w:space="0" w:color="000000"/>
+            </w:tcBorders>
+            <w:shd w:val="clear" w:color="auto" w:fill="FFFFFF"/>
+            <w:tcMar>
+              <w:top w:w="0" w:type="dxa"/>
+              <w:bottom w:w="0" w:type="dxa"/>
+              <w:left w:w="0" w:type="dxa"/>
+              <w:right w:w="0" w:type="dxa"/>
+            </w:tcMar>
+            <w:vAlign w:val="top"/>
+          </w:tcPr>
+          <w:p>
+            <w:pPr>
+              <w:pStyle w:val="Normal"/>
+              <w:jc w:val="left"/>
+              <w:pBdr>
+                <w:bottom w:val="none" w:sz="0" w:space="0" w:color="000000"/>
+                <w:top w:val="none" w:sz="0" w:space="0" w:color="000000"/>
+                <w:left w:val="none" w:sz="0" w:space="0" w:color="000000"/>
+                <w:right w:val="none" w:sz="0" w:space="0" w:color="000000"/>
+              </w:pBdr>
+              <w:spacing w:after="100" w:before="100" w:line="240"/>
+              <w:ind w:left="100" w:right="100" w:firstLine="0" w:firstLineChars="0"/>
+              <w:rPr>
+                <w:rFonts w:ascii="Arial" w:hAnsi="Arial" w:eastAsia="Arial" w:cs="Arial"/>
+                <w:i w:val="false"/>
+                <w:b w:val="false"/>
+                <w:u w:val="none"/>
+                <w:strike w:val="false"/>
+                <w:sz w:val="20"/>
+                <w:szCs w:val="20"/>
+                <w:color w:val="000000"/>
+              </w:rPr>
+            </w:pPr>
+            <w:r>
+              <w:rPr>
+                <w:rFonts w:ascii="Arial" w:hAnsi="Arial" w:eastAsia="Arial" w:cs="Arial"/>
+                <w:i w:val="false"/>
+                <w:b w:val="false"/>
+                <w:u w:val="none"/>
+                <w:strike w:val="false"/>
+                <w:sz w:val="20"/>
+                <w:szCs w:val="20"/>
+                <w:color w:val="000000"/>
+              </w:rPr>
+              <w:t xml:space="preserve">Heterogeneity emphasized</w:t>
+            </w:r>
+          </w:p>
+        </w:tc>
+        <w:tc>
+          <w:tcPr>
+            <w:tcBorders>
+              <w:bottom w:val="none" w:sz="0" w:space="0" w:color="000000"/>
+              <w:top w:val="single" w:sz="12" w:space="0" w:color="666666"/>
+              <w:left w:val="none" w:sz="0" w:space="0" w:color="000000"/>
+              <w:right w:val="none" w:sz="0" w:space="0" w:color="000000"/>
+            </w:tcBorders>
+            <w:shd w:val="clear" w:color="auto" w:fill="FFFFFF"/>
+            <w:tcMar>
+              <w:top w:w="0" w:type="dxa"/>
+              <w:bottom w:w="0" w:type="dxa"/>
+              <w:left w:w="0" w:type="dxa"/>
+              <w:right w:w="0" w:type="dxa"/>
+            </w:tcMar>
+            <w:vAlign w:val="top"/>
+          </w:tcPr>
+          <w:p>
+            <w:pPr>
+              <w:pStyle w:val="Normal"/>
+              <w:jc w:val="left"/>
+              <w:pBdr>
+                <w:bottom w:val="none" w:sz="0" w:space="0" w:color="000000"/>
+                <w:top w:val="none" w:sz="0" w:space="0" w:color="000000"/>
+                <w:left w:val="none" w:sz="0" w:space="0" w:color="000000"/>
+                <w:right w:val="none" w:sz="0" w:space="0" w:color="000000"/>
+              </w:pBdr>
+              <w:spacing w:after="100" w:before="100" w:line="240"/>
+              <w:ind w:left="100" w:right="100" w:firstLine="0" w:firstLineChars="0"/>
+              <w:rPr>
+                <w:rFonts w:ascii="Arial" w:hAnsi="Arial" w:eastAsia="Arial" w:cs="Arial"/>
+                <w:i w:val="false"/>
+                <w:b w:val="false"/>
+                <w:u w:val="none"/>
+                <w:strike w:val="false"/>
+                <w:sz w:val="20"/>
+                <w:szCs w:val="20"/>
+                <w:color w:val="000000"/>
+              </w:rPr>
+            </w:pPr>
+            <w:r>
+              <w:rPr>
+                <w:rFonts w:ascii="Arial" w:hAnsi="Arial" w:eastAsia="Arial" w:cs="Arial"/>
+                <w:i w:val="false"/>
+                <w:b w:val="false"/>
+                <w:u w:val="none"/>
+                <w:strike w:val="false"/>
+                <w:sz w:val="20"/>
+                <w:szCs w:val="20"/>
+                <w:color w:val="000000"/>
+              </w:rPr>
+              <w:t xml:space="preserve">35</w:t>
+            </w:r>
+          </w:p>
+        </w:tc>
+        <w:tc>
+          <w:tcPr>
+            <w:tcBorders>
+              <w:bottom w:val="none" w:sz="0" w:space="0" w:color="000000"/>
+              <w:top w:val="single" w:sz="12" w:space="0" w:color="666666"/>
+              <w:left w:val="none" w:sz="0" w:space="0" w:color="000000"/>
+              <w:right w:val="none" w:sz="0" w:space="0" w:color="000000"/>
+            </w:tcBorders>
+            <w:shd w:val="clear" w:color="auto" w:fill="FFFFFF"/>
+            <w:tcMar>
+              <w:top w:w="0" w:type="dxa"/>
+              <w:bottom w:w="0" w:type="dxa"/>
+              <w:left w:w="0" w:type="dxa"/>
+              <w:right w:w="0" w:type="dxa"/>
+            </w:tcMar>
+            <w:vAlign w:val="top"/>
+          </w:tcPr>
+          <w:p>
+            <w:pPr>
+              <w:pStyle w:val="Normal"/>
+              <w:jc w:val="left"/>
+              <w:pBdr>
+                <w:bottom w:val="none" w:sz="0" w:space="0" w:color="000000"/>
+                <w:top w:val="none" w:sz="0" w:space="0" w:color="000000"/>
+                <w:left w:val="none" w:sz="0" w:space="0" w:color="000000"/>
+                <w:right w:val="none" w:sz="0" w:space="0" w:color="000000"/>
+              </w:pBdr>
+              <w:spacing w:after="100" w:before="100" w:line="240"/>
+              <w:ind w:left="100" w:right="100" w:firstLine="0" w:firstLineChars="0"/>
+              <w:rPr>
+                <w:rFonts w:ascii="Arial" w:hAnsi="Arial" w:eastAsia="Arial" w:cs="Arial"/>
+                <w:i w:val="false"/>
+                <w:b w:val="false"/>
+                <w:u w:val="none"/>
+                <w:strike w:val="false"/>
+                <w:sz w:val="20"/>
+                <w:szCs w:val="20"/>
+                <w:color w:val="000000"/>
+              </w:rPr>
+            </w:pPr>
+            <w:r>
+              <w:rPr>
+                <w:rFonts w:ascii="Arial" w:hAnsi="Arial" w:eastAsia="Arial" w:cs="Arial"/>
+                <w:i w:val="false"/>
+                <w:b w:val="false"/>
+                <w:u w:val="none"/>
+                <w:strike w:val="false"/>
+                <w:sz w:val="20"/>
+                <w:szCs w:val="20"/>
+                <w:color w:val="000000"/>
+              </w:rPr>
+              <w:t xml:space="preserve">35/37</w:t>
+            </w:r>
+          </w:p>
+        </w:tc>
+        <w:tc>
+          <w:tcPr>
+            <w:tcBorders>
+              <w:bottom w:val="none" w:sz="0" w:space="0" w:color="000000"/>
+              <w:top w:val="single" w:sz="12" w:space="0" w:color="666666"/>
+              <w:left w:val="none" w:sz="0" w:space="0" w:color="000000"/>
+              <w:right w:val="none" w:sz="0" w:space="0" w:color="000000"/>
+            </w:tcBorders>
+            <w:shd w:val="clear" w:color="auto" w:fill="FFFFFF"/>
+            <w:tcMar>
+              <w:top w:w="0" w:type="dxa"/>
+              <w:bottom w:w="0" w:type="dxa"/>
+              <w:left w:w="0" w:type="dxa"/>
+              <w:right w:w="0" w:type="dxa"/>
+            </w:tcMar>
+            <w:vAlign w:val="top"/>
+          </w:tcPr>
+          <w:p>
+            <w:pPr>
+              <w:pStyle w:val="Normal"/>
+              <w:jc w:val="left"/>
+              <w:pBdr>
+                <w:bottom w:val="none" w:sz="0" w:space="0" w:color="000000"/>
+                <w:top w:val="none" w:sz="0" w:space="0" w:color="000000"/>
+                <w:left w:val="none" w:sz="0" w:space="0" w:color="000000"/>
+                <w:right w:val="none" w:sz="0" w:space="0" w:color="000000"/>
+              </w:pBdr>
+              <w:spacing w:after="100" w:before="100" w:line="240"/>
+              <w:ind w:left="100" w:right="100" w:firstLine="0" w:firstLineChars="0"/>
+              <w:rPr>
+                <w:rFonts w:ascii="Arial" w:hAnsi="Arial" w:eastAsia="Arial" w:cs="Arial"/>
+                <w:i w:val="false"/>
+                <w:b w:val="false"/>
+                <w:u w:val="none"/>
+                <w:strike w:val="false"/>
+                <w:sz w:val="20"/>
+                <w:szCs w:val="20"/>
+                <w:color w:val="000000"/>
+              </w:rPr>
+            </w:pPr>
+            <w:r>
+              <w:rPr>
+                <w:rFonts w:ascii="Arial" w:hAnsi="Arial" w:eastAsia="Arial" w:cs="Arial"/>
+                <w:i w:val="false"/>
+                <w:b w:val="false"/>
+                <w:u w:val="none"/>
+                <w:strike w:val="false"/>
+                <w:sz w:val="20"/>
+                <w:szCs w:val="20"/>
+                <w:color w:val="000000"/>
+              </w:rPr>
+              <w:t xml:space="preserve">94.6%</w:t>
+            </w:r>
+          </w:p>
+        </w:tc>
+      </w:tr>
+      <w:tr>
+        <w:trPr>
+          <w:trHeight w:val="614" w:hRule="auto"/>
+        </w:trPr>
+        <w:tc>
+          <w:tcPr>
+            <w:tcBorders>
+              <w:bottom w:val="none" w:sz="0" w:space="0" w:color="000000"/>
+              <w:top w:val="none" w:sz="0" w:space="0" w:color="000000"/>
+              <w:left w:val="none" w:sz="0" w:space="0" w:color="000000"/>
+              <w:right w:val="none" w:sz="0" w:space="0" w:color="000000"/>
+            </w:tcBorders>
+            <w:shd w:val="clear" w:color="auto" w:fill="FFFFFF"/>
+            <w:tcMar>
+              <w:top w:w="0" w:type="dxa"/>
+              <w:bottom w:w="0" w:type="dxa"/>
+              <w:left w:w="0" w:type="dxa"/>
+              <w:right w:w="0" w:type="dxa"/>
+            </w:tcMar>
+            <w:vAlign w:val="top"/>
+          </w:tcPr>
+          <w:p>
+            <w:pPr>
+              <w:pStyle w:val="Normal"/>
+              <w:jc w:val="left"/>
+              <w:pBdr>
+                <w:bottom w:val="none" w:sz="0" w:space="0" w:color="000000"/>
+                <w:top w:val="none" w:sz="0" w:space="0" w:color="000000"/>
+                <w:left w:val="none" w:sz="0" w:space="0" w:color="000000"/>
+                <w:right w:val="none" w:sz="0" w:space="0" w:color="000000"/>
+              </w:pBdr>
+              <w:spacing w:after="100" w:before="100" w:line="240"/>
+              <w:ind w:left="100" w:right="100" w:firstLine="0" w:firstLineChars="0"/>
+              <w:rPr>
+                <w:rFonts w:ascii="Arial" w:hAnsi="Arial" w:eastAsia="Arial" w:cs="Arial"/>
+                <w:i w:val="false"/>
+                <w:b w:val="false"/>
+                <w:u w:val="none"/>
+                <w:strike w:val="false"/>
+                <w:sz w:val="20"/>
+                <w:szCs w:val="20"/>
+                <w:color w:val="000000"/>
+              </w:rPr>
+            </w:pPr>
+            <w:r>
+              <w:rPr>
+                <w:rFonts w:ascii="Arial" w:hAnsi="Arial" w:eastAsia="Arial" w:cs="Arial"/>
+                <w:i w:val="false"/>
+                <w:b w:val="false"/>
+                <w:u w:val="none"/>
+                <w:strike w:val="false"/>
+                <w:sz w:val="20"/>
+                <w:szCs w:val="20"/>
+                <w:color w:val="000000"/>
+              </w:rPr>
+              <w:t xml:space="preserve">Noninterchangeability emphasized</w:t>
+            </w:r>
+          </w:p>
+        </w:tc>
+        <w:tc>
+          <w:tcPr>
+            <w:tcBorders>
+              <w:bottom w:val="none" w:sz="0" w:space="0" w:color="000000"/>
+              <w:top w:val="none" w:sz="0" w:space="0" w:color="000000"/>
+              <w:left w:val="none" w:sz="0" w:space="0" w:color="000000"/>
+              <w:right w:val="none" w:sz="0" w:space="0" w:color="000000"/>
+            </w:tcBorders>
+            <w:shd w:val="clear" w:color="auto" w:fill="FFFFFF"/>
+            <w:tcMar>
+              <w:top w:w="0" w:type="dxa"/>
+              <w:bottom w:w="0" w:type="dxa"/>
+              <w:left w:w="0" w:type="dxa"/>
+              <w:right w:w="0" w:type="dxa"/>
+            </w:tcMar>
+            <w:vAlign w:val="top"/>
+          </w:tcPr>
+          <w:p>
+            <w:pPr>
+              <w:pStyle w:val="Normal"/>
+              <w:jc w:val="left"/>
+              <w:pBdr>
+                <w:bottom w:val="none" w:sz="0" w:space="0" w:color="000000"/>
+                <w:top w:val="none" w:sz="0" w:space="0" w:color="000000"/>
+                <w:left w:val="none" w:sz="0" w:space="0" w:color="000000"/>
+                <w:right w:val="none" w:sz="0" w:space="0" w:color="000000"/>
+              </w:pBdr>
+              <w:spacing w:after="100" w:before="100" w:line="240"/>
+              <w:ind w:left="100" w:right="100" w:firstLine="0" w:firstLineChars="0"/>
+              <w:rPr>
+                <w:rFonts w:ascii="Arial" w:hAnsi="Arial" w:eastAsia="Arial" w:cs="Arial"/>
+                <w:i w:val="false"/>
+                <w:b w:val="false"/>
+                <w:u w:val="none"/>
+                <w:strike w:val="false"/>
+                <w:sz w:val="20"/>
+                <w:szCs w:val="20"/>
+                <w:color w:val="000000"/>
+              </w:rPr>
+            </w:pPr>
+            <w:r>
+              <w:rPr>
+                <w:rFonts w:ascii="Arial" w:hAnsi="Arial" w:eastAsia="Arial" w:cs="Arial"/>
+                <w:i w:val="false"/>
+                <w:b w:val="false"/>
+                <w:u w:val="none"/>
+                <w:strike w:val="false"/>
+                <w:sz w:val="20"/>
+                <w:szCs w:val="20"/>
+                <w:color w:val="000000"/>
+              </w:rPr>
+              <w:t xml:space="preserve">21</w:t>
+            </w:r>
+          </w:p>
+        </w:tc>
+        <w:tc>
+          <w:tcPr>
+            <w:tcBorders>
+              <w:bottom w:val="none" w:sz="0" w:space="0" w:color="000000"/>
+              <w:top w:val="none" w:sz="0" w:space="0" w:color="000000"/>
+              <w:left w:val="none" w:sz="0" w:space="0" w:color="000000"/>
+              <w:right w:val="none" w:sz="0" w:space="0" w:color="000000"/>
+            </w:tcBorders>
+            <w:shd w:val="clear" w:color="auto" w:fill="FFFFFF"/>
+            <w:tcMar>
+              <w:top w:w="0" w:type="dxa"/>
+              <w:bottom w:w="0" w:type="dxa"/>
+              <w:left w:w="0" w:type="dxa"/>
+              <w:right w:w="0" w:type="dxa"/>
+            </w:tcMar>
+            <w:vAlign w:val="top"/>
+          </w:tcPr>
+          <w:p>
+            <w:pPr>
+              <w:pStyle w:val="Normal"/>
+              <w:jc w:val="left"/>
+              <w:pBdr>
+                <w:bottom w:val="none" w:sz="0" w:space="0" w:color="000000"/>
+                <w:top w:val="none" w:sz="0" w:space="0" w:color="000000"/>
+                <w:left w:val="none" w:sz="0" w:space="0" w:color="000000"/>
+                <w:right w:val="none" w:sz="0" w:space="0" w:color="000000"/>
+              </w:pBdr>
+              <w:spacing w:after="100" w:before="100" w:line="240"/>
+              <w:ind w:left="100" w:right="100" w:firstLine="0" w:firstLineChars="0"/>
+              <w:rPr>
+                <w:rFonts w:ascii="Arial" w:hAnsi="Arial" w:eastAsia="Arial" w:cs="Arial"/>
+                <w:i w:val="false"/>
+                <w:b w:val="false"/>
+                <w:u w:val="none"/>
+                <w:strike w:val="false"/>
+                <w:sz w:val="20"/>
+                <w:szCs w:val="20"/>
+                <w:color w:val="000000"/>
+              </w:rPr>
+            </w:pPr>
+            <w:r>
+              <w:rPr>
+                <w:rFonts w:ascii="Arial" w:hAnsi="Arial" w:eastAsia="Arial" w:cs="Arial"/>
+                <w:i w:val="false"/>
+                <w:b w:val="false"/>
+                <w:u w:val="none"/>
+                <w:strike w:val="false"/>
+                <w:sz w:val="20"/>
+                <w:szCs w:val="20"/>
+                <w:color w:val="000000"/>
+              </w:rPr>
+              <w:t xml:space="preserve">21/37</w:t>
+            </w:r>
+          </w:p>
+        </w:tc>
+        <w:tc>
+          <w:tcPr>
+            <w:tcBorders>
+              <w:bottom w:val="none" w:sz="0" w:space="0" w:color="000000"/>
+              <w:top w:val="none" w:sz="0" w:space="0" w:color="000000"/>
+              <w:left w:val="none" w:sz="0" w:space="0" w:color="000000"/>
+              <w:right w:val="none" w:sz="0" w:space="0" w:color="000000"/>
+            </w:tcBorders>
+            <w:shd w:val="clear" w:color="auto" w:fill="FFFFFF"/>
+            <w:tcMar>
+              <w:top w:w="0" w:type="dxa"/>
+              <w:bottom w:w="0" w:type="dxa"/>
+              <w:left w:w="0" w:type="dxa"/>
+              <w:right w:w="0" w:type="dxa"/>
+            </w:tcMar>
+            <w:vAlign w:val="top"/>
+          </w:tcPr>
+          <w:p>
+            <w:pPr>
+              <w:pStyle w:val="Normal"/>
+              <w:jc w:val="left"/>
+              <w:pBdr>
+                <w:bottom w:val="none" w:sz="0" w:space="0" w:color="000000"/>
+                <w:top w:val="none" w:sz="0" w:space="0" w:color="000000"/>
+                <w:left w:val="none" w:sz="0" w:space="0" w:color="000000"/>
+                <w:right w:val="none" w:sz="0" w:space="0" w:color="000000"/>
+              </w:pBdr>
+              <w:spacing w:after="100" w:before="100" w:line="240"/>
+              <w:ind w:left="100" w:right="100" w:firstLine="0" w:firstLineChars="0"/>
+              <w:rPr>
+                <w:rFonts w:ascii="Arial" w:hAnsi="Arial" w:eastAsia="Arial" w:cs="Arial"/>
+                <w:i w:val="false"/>
+                <w:b w:val="false"/>
+                <w:u w:val="none"/>
+                <w:strike w:val="false"/>
+                <w:sz w:val="20"/>
+                <w:szCs w:val="20"/>
+                <w:color w:val="000000"/>
+              </w:rPr>
+            </w:pPr>
+            <w:r>
+              <w:rPr>
+                <w:rFonts w:ascii="Arial" w:hAnsi="Arial" w:eastAsia="Arial" w:cs="Arial"/>
+                <w:i w:val="false"/>
+                <w:b w:val="false"/>
+                <w:u w:val="none"/>
+                <w:strike w:val="false"/>
+                <w:sz w:val="20"/>
+                <w:szCs w:val="20"/>
+                <w:color w:val="000000"/>
+              </w:rPr>
+              <w:t xml:space="preserve">56.8%</w:t>
+            </w:r>
+          </w:p>
+        </w:tc>
+      </w:tr>
+      <w:tr>
+        <w:trPr>
+          <w:trHeight w:val="577" w:hRule="auto"/>
+        </w:trPr>
+        <w:tc>
+          <w:tcPr>
+            <w:tcBorders>
+              <w:bottom w:val="none" w:sz="0" w:space="0" w:color="000000"/>
+              <w:top w:val="none" w:sz="0" w:space="0" w:color="000000"/>
+              <w:left w:val="none" w:sz="0" w:space="0" w:color="000000"/>
+              <w:right w:val="none" w:sz="0" w:space="0" w:color="000000"/>
+            </w:tcBorders>
+            <w:shd w:val="clear" w:color="auto" w:fill="FFFFFF"/>
+            <w:tcMar>
+              <w:top w:w="0" w:type="dxa"/>
+              <w:bottom w:w="0" w:type="dxa"/>
+              <w:left w:w="0" w:type="dxa"/>
+              <w:right w:w="0" w:type="dxa"/>
+            </w:tcMar>
+            <w:vAlign w:val="top"/>
+          </w:tcPr>
+          <w:p>
+            <w:pPr>
+              <w:pStyle w:val="Normal"/>
+              <w:jc w:val="left"/>
+              <w:pBdr>
+                <w:bottom w:val="none" w:sz="0" w:space="0" w:color="000000"/>
+                <w:top w:val="none" w:sz="0" w:space="0" w:color="000000"/>
+                <w:left w:val="none" w:sz="0" w:space="0" w:color="000000"/>
+                <w:right w:val="none" w:sz="0" w:space="0" w:color="000000"/>
+              </w:pBdr>
+              <w:spacing w:after="100" w:before="100" w:line="240"/>
+              <w:ind w:left="100" w:right="100" w:firstLine="0" w:firstLineChars="0"/>
+              <w:rPr>
+                <w:rFonts w:ascii="Arial" w:hAnsi="Arial" w:eastAsia="Arial" w:cs="Arial"/>
+                <w:i w:val="false"/>
+                <w:b w:val="false"/>
+                <w:u w:val="none"/>
+                <w:strike w:val="false"/>
+                <w:sz w:val="20"/>
+                <w:szCs w:val="20"/>
+                <w:color w:val="000000"/>
+              </w:rPr>
+            </w:pPr>
+            <w:r>
+              <w:rPr>
+                <w:rFonts w:ascii="Arial" w:hAnsi="Arial" w:eastAsia="Arial" w:cs="Arial"/>
+                <w:i w:val="false"/>
+                <w:b w:val="false"/>
+                <w:u w:val="none"/>
+                <w:strike w:val="false"/>
+                <w:sz w:val="20"/>
+                <w:szCs w:val="20"/>
+                <w:color w:val="000000"/>
+              </w:rPr>
+              <w:t xml:space="preserve">Careful measure selection recommended</w:t>
+            </w:r>
+          </w:p>
+        </w:tc>
+        <w:tc>
+          <w:tcPr>
+            <w:tcBorders>
+              <w:bottom w:val="none" w:sz="0" w:space="0" w:color="000000"/>
+              <w:top w:val="none" w:sz="0" w:space="0" w:color="000000"/>
+              <w:left w:val="none" w:sz="0" w:space="0" w:color="000000"/>
+              <w:right w:val="none" w:sz="0" w:space="0" w:color="000000"/>
+            </w:tcBorders>
+            <w:shd w:val="clear" w:color="auto" w:fill="FFFFFF"/>
+            <w:tcMar>
+              <w:top w:w="0" w:type="dxa"/>
+              <w:bottom w:w="0" w:type="dxa"/>
+              <w:left w:w="0" w:type="dxa"/>
+              <w:right w:w="0" w:type="dxa"/>
+            </w:tcMar>
+            <w:vAlign w:val="top"/>
+          </w:tcPr>
+          <w:p>
+            <w:pPr>
+              <w:pStyle w:val="Normal"/>
+              <w:jc w:val="left"/>
+              <w:pBdr>
+                <w:bottom w:val="none" w:sz="0" w:space="0" w:color="000000"/>
+                <w:top w:val="none" w:sz="0" w:space="0" w:color="000000"/>
+                <w:left w:val="none" w:sz="0" w:space="0" w:color="000000"/>
+                <w:right w:val="none" w:sz="0" w:space="0" w:color="000000"/>
+              </w:pBdr>
+              <w:spacing w:after="100" w:before="100" w:line="240"/>
+              <w:ind w:left="100" w:right="100" w:firstLine="0" w:firstLineChars="0"/>
+              <w:rPr>
+                <w:rFonts w:ascii="Arial" w:hAnsi="Arial" w:eastAsia="Arial" w:cs="Arial"/>
+                <w:i w:val="false"/>
+                <w:b w:val="false"/>
+                <w:u w:val="none"/>
+                <w:strike w:val="false"/>
+                <w:sz w:val="20"/>
+                <w:szCs w:val="20"/>
+                <w:color w:val="000000"/>
+              </w:rPr>
+            </w:pPr>
+            <w:r>
+              <w:rPr>
+                <w:rFonts w:ascii="Arial" w:hAnsi="Arial" w:eastAsia="Arial" w:cs="Arial"/>
+                <w:i w:val="false"/>
+                <w:b w:val="false"/>
+                <w:u w:val="none"/>
+                <w:strike w:val="false"/>
+                <w:sz w:val="20"/>
+                <w:szCs w:val="20"/>
+                <w:color w:val="000000"/>
+              </w:rPr>
+              <w:t xml:space="preserve">26</w:t>
+            </w:r>
+          </w:p>
+        </w:tc>
+        <w:tc>
+          <w:tcPr>
+            <w:tcBorders>
+              <w:bottom w:val="none" w:sz="0" w:space="0" w:color="000000"/>
+              <w:top w:val="none" w:sz="0" w:space="0" w:color="000000"/>
+              <w:left w:val="none" w:sz="0" w:space="0" w:color="000000"/>
+              <w:right w:val="none" w:sz="0" w:space="0" w:color="000000"/>
+            </w:tcBorders>
+            <w:shd w:val="clear" w:color="auto" w:fill="FFFFFF"/>
+            <w:tcMar>
+              <w:top w:w="0" w:type="dxa"/>
+              <w:bottom w:w="0" w:type="dxa"/>
+              <w:left w:w="0" w:type="dxa"/>
+              <w:right w:w="0" w:type="dxa"/>
+            </w:tcMar>
+            <w:vAlign w:val="top"/>
+          </w:tcPr>
+          <w:p>
+            <w:pPr>
+              <w:pStyle w:val="Normal"/>
+              <w:jc w:val="left"/>
+              <w:pBdr>
+                <w:bottom w:val="none" w:sz="0" w:space="0" w:color="000000"/>
+                <w:top w:val="none" w:sz="0" w:space="0" w:color="000000"/>
+                <w:left w:val="none" w:sz="0" w:space="0" w:color="000000"/>
+                <w:right w:val="none" w:sz="0" w:space="0" w:color="000000"/>
+              </w:pBdr>
+              <w:spacing w:after="100" w:before="100" w:line="240"/>
+              <w:ind w:left="100" w:right="100" w:firstLine="0" w:firstLineChars="0"/>
+              <w:rPr>
+                <w:rFonts w:ascii="Arial" w:hAnsi="Arial" w:eastAsia="Arial" w:cs="Arial"/>
+                <w:i w:val="false"/>
+                <w:b w:val="false"/>
+                <w:u w:val="none"/>
+                <w:strike w:val="false"/>
+                <w:sz w:val="20"/>
+                <w:szCs w:val="20"/>
+                <w:color w:val="000000"/>
+              </w:rPr>
+            </w:pPr>
+            <w:r>
+              <w:rPr>
+                <w:rFonts w:ascii="Arial" w:hAnsi="Arial" w:eastAsia="Arial" w:cs="Arial"/>
+                <w:i w:val="false"/>
+                <w:b w:val="false"/>
+                <w:u w:val="none"/>
+                <w:strike w:val="false"/>
+                <w:sz w:val="20"/>
+                <w:szCs w:val="20"/>
+                <w:color w:val="000000"/>
+              </w:rPr>
+              <w:t xml:space="preserve">26/37</w:t>
+            </w:r>
+          </w:p>
+        </w:tc>
+        <w:tc>
+          <w:tcPr>
+            <w:tcBorders>
+              <w:bottom w:val="none" w:sz="0" w:space="0" w:color="000000"/>
+              <w:top w:val="none" w:sz="0" w:space="0" w:color="000000"/>
+              <w:left w:val="none" w:sz="0" w:space="0" w:color="000000"/>
+              <w:right w:val="none" w:sz="0" w:space="0" w:color="000000"/>
+            </w:tcBorders>
+            <w:shd w:val="clear" w:color="auto" w:fill="FFFFFF"/>
+            <w:tcMar>
+              <w:top w:w="0" w:type="dxa"/>
+              <w:bottom w:w="0" w:type="dxa"/>
+              <w:left w:w="0" w:type="dxa"/>
+              <w:right w:w="0" w:type="dxa"/>
+            </w:tcMar>
+            <w:vAlign w:val="top"/>
+          </w:tcPr>
+          <w:p>
+            <w:pPr>
+              <w:pStyle w:val="Normal"/>
+              <w:jc w:val="left"/>
+              <w:pBdr>
+                <w:bottom w:val="none" w:sz="0" w:space="0" w:color="000000"/>
+                <w:top w:val="none" w:sz="0" w:space="0" w:color="000000"/>
+                <w:left w:val="none" w:sz="0" w:space="0" w:color="000000"/>
+                <w:right w:val="none" w:sz="0" w:space="0" w:color="000000"/>
+              </w:pBdr>
+              <w:spacing w:after="100" w:before="100" w:line="240"/>
+              <w:ind w:left="100" w:right="100" w:firstLine="0" w:firstLineChars="0"/>
+              <w:rPr>
+                <w:rFonts w:ascii="Arial" w:hAnsi="Arial" w:eastAsia="Arial" w:cs="Arial"/>
+                <w:i w:val="false"/>
+                <w:b w:val="false"/>
+                <w:u w:val="none"/>
+                <w:strike w:val="false"/>
+                <w:sz w:val="20"/>
+                <w:szCs w:val="20"/>
+                <w:color w:val="000000"/>
+              </w:rPr>
+            </w:pPr>
+            <w:r>
+              <w:rPr>
+                <w:rFonts w:ascii="Arial" w:hAnsi="Arial" w:eastAsia="Arial" w:cs="Arial"/>
+                <w:i w:val="false"/>
+                <w:b w:val="false"/>
+                <w:u w:val="none"/>
+                <w:strike w:val="false"/>
+                <w:sz w:val="20"/>
+                <w:szCs w:val="20"/>
+                <w:color w:val="000000"/>
+              </w:rPr>
+              <w:t xml:space="preserve">70.3%</w:t>
+            </w:r>
+          </w:p>
+        </w:tc>
+      </w:tr>
+      <w:tr>
+        <w:trPr>
+          <w:trHeight w:val="612" w:hRule="auto"/>
+        </w:trPr>
+        <w:tc>
+          <w:tcPr>
+            <w:tcBorders>
+              <w:bottom w:val="none" w:sz="0" w:space="0" w:color="000000"/>
+              <w:top w:val="none" w:sz="0" w:space="0" w:color="000000"/>
+              <w:left w:val="none" w:sz="0" w:space="0" w:color="000000"/>
+              <w:right w:val="none" w:sz="0" w:space="0" w:color="000000"/>
+            </w:tcBorders>
+            <w:shd w:val="clear" w:color="auto" w:fill="FFFFFF"/>
+            <w:tcMar>
+              <w:top w:w="0" w:type="dxa"/>
+              <w:bottom w:w="0" w:type="dxa"/>
+              <w:left w:w="0" w:type="dxa"/>
+              <w:right w:w="0" w:type="dxa"/>
+            </w:tcMar>
+            <w:vAlign w:val="top"/>
+          </w:tcPr>
+          <w:p>
+            <w:pPr>
+              <w:pStyle w:val="Normal"/>
+              <w:jc w:val="left"/>
+              <w:pBdr>
+                <w:bottom w:val="none" w:sz="0" w:space="0" w:color="000000"/>
+                <w:top w:val="none" w:sz="0" w:space="0" w:color="000000"/>
+                <w:left w:val="none" w:sz="0" w:space="0" w:color="000000"/>
+                <w:right w:val="none" w:sz="0" w:space="0" w:color="000000"/>
+              </w:pBdr>
+              <w:spacing w:after="100" w:before="100" w:line="240"/>
+              <w:ind w:left="100" w:right="100" w:firstLine="0" w:firstLineChars="0"/>
+              <w:rPr>
+                <w:rFonts w:ascii="Arial" w:hAnsi="Arial" w:eastAsia="Arial" w:cs="Arial"/>
+                <w:i w:val="false"/>
+                <w:b w:val="false"/>
+                <w:u w:val="none"/>
+                <w:strike w:val="false"/>
+                <w:sz w:val="20"/>
+                <w:szCs w:val="20"/>
+                <w:color w:val="000000"/>
+              </w:rPr>
+            </w:pPr>
+            <w:r>
+              <w:rPr>
+                <w:rFonts w:ascii="Arial" w:hAnsi="Arial" w:eastAsia="Arial" w:cs="Arial"/>
+                <w:i w:val="false"/>
+                <w:b w:val="false"/>
+                <w:u w:val="none"/>
+                <w:strike w:val="false"/>
+                <w:sz w:val="20"/>
+                <w:szCs w:val="20"/>
+                <w:color w:val="000000"/>
+              </w:rPr>
+              <w:t xml:space="preserve">Measure development recommended</w:t>
+            </w:r>
+          </w:p>
+        </w:tc>
+        <w:tc>
+          <w:tcPr>
+            <w:tcBorders>
+              <w:bottom w:val="none" w:sz="0" w:space="0" w:color="000000"/>
+              <w:top w:val="none" w:sz="0" w:space="0" w:color="000000"/>
+              <w:left w:val="none" w:sz="0" w:space="0" w:color="000000"/>
+              <w:right w:val="none" w:sz="0" w:space="0" w:color="000000"/>
+            </w:tcBorders>
+            <w:shd w:val="clear" w:color="auto" w:fill="FFFFFF"/>
+            <w:tcMar>
+              <w:top w:w="0" w:type="dxa"/>
+              <w:bottom w:w="0" w:type="dxa"/>
+              <w:left w:w="0" w:type="dxa"/>
+              <w:right w:w="0" w:type="dxa"/>
+            </w:tcMar>
+            <w:vAlign w:val="top"/>
+          </w:tcPr>
+          <w:p>
+            <w:pPr>
+              <w:pStyle w:val="Normal"/>
+              <w:jc w:val="left"/>
+              <w:pBdr>
+                <w:bottom w:val="none" w:sz="0" w:space="0" w:color="000000"/>
+                <w:top w:val="none" w:sz="0" w:space="0" w:color="000000"/>
+                <w:left w:val="none" w:sz="0" w:space="0" w:color="000000"/>
+                <w:right w:val="none" w:sz="0" w:space="0" w:color="000000"/>
+              </w:pBdr>
+              <w:spacing w:after="100" w:before="100" w:line="240"/>
+              <w:ind w:left="100" w:right="100" w:firstLine="0" w:firstLineChars="0"/>
+              <w:rPr>
+                <w:rFonts w:ascii="Arial" w:hAnsi="Arial" w:eastAsia="Arial" w:cs="Arial"/>
+                <w:i w:val="false"/>
+                <w:b w:val="false"/>
+                <w:u w:val="none"/>
+                <w:strike w:val="false"/>
+                <w:sz w:val="20"/>
+                <w:szCs w:val="20"/>
+                <w:color w:val="000000"/>
+              </w:rPr>
+            </w:pPr>
+            <w:r>
+              <w:rPr>
+                <w:rFonts w:ascii="Arial" w:hAnsi="Arial" w:eastAsia="Arial" w:cs="Arial"/>
+                <w:i w:val="false"/>
+                <w:b w:val="false"/>
+                <w:u w:val="none"/>
+                <w:strike w:val="false"/>
+                <w:sz w:val="20"/>
+                <w:szCs w:val="20"/>
+                <w:color w:val="000000"/>
+              </w:rPr>
+              <w:t xml:space="preserve">25</w:t>
+            </w:r>
+          </w:p>
+        </w:tc>
+        <w:tc>
+          <w:tcPr>
+            <w:tcBorders>
+              <w:bottom w:val="none" w:sz="0" w:space="0" w:color="000000"/>
+              <w:top w:val="none" w:sz="0" w:space="0" w:color="000000"/>
+              <w:left w:val="none" w:sz="0" w:space="0" w:color="000000"/>
+              <w:right w:val="none" w:sz="0" w:space="0" w:color="000000"/>
+            </w:tcBorders>
+            <w:shd w:val="clear" w:color="auto" w:fill="FFFFFF"/>
+            <w:tcMar>
+              <w:top w:w="0" w:type="dxa"/>
+              <w:bottom w:w="0" w:type="dxa"/>
+              <w:left w:w="0" w:type="dxa"/>
+              <w:right w:w="0" w:type="dxa"/>
+            </w:tcMar>
+            <w:vAlign w:val="top"/>
+          </w:tcPr>
+          <w:p>
+            <w:pPr>
+              <w:pStyle w:val="Normal"/>
+              <w:jc w:val="left"/>
+              <w:pBdr>
+                <w:bottom w:val="none" w:sz="0" w:space="0" w:color="000000"/>
+                <w:top w:val="none" w:sz="0" w:space="0" w:color="000000"/>
+                <w:left w:val="none" w:sz="0" w:space="0" w:color="000000"/>
+                <w:right w:val="none" w:sz="0" w:space="0" w:color="000000"/>
+              </w:pBdr>
+              <w:spacing w:after="100" w:before="100" w:line="240"/>
+              <w:ind w:left="100" w:right="100" w:firstLine="0" w:firstLineChars="0"/>
+              <w:rPr>
+                <w:rFonts w:ascii="Arial" w:hAnsi="Arial" w:eastAsia="Arial" w:cs="Arial"/>
+                <w:i w:val="false"/>
+                <w:b w:val="false"/>
+                <w:u w:val="none"/>
+                <w:strike w:val="false"/>
+                <w:sz w:val="20"/>
+                <w:szCs w:val="20"/>
+                <w:color w:val="000000"/>
+              </w:rPr>
+            </w:pPr>
+            <w:r>
+              <w:rPr>
+                <w:rFonts w:ascii="Arial" w:hAnsi="Arial" w:eastAsia="Arial" w:cs="Arial"/>
+                <w:i w:val="false"/>
+                <w:b w:val="false"/>
+                <w:u w:val="none"/>
+                <w:strike w:val="false"/>
+                <w:sz w:val="20"/>
+                <w:szCs w:val="20"/>
+                <w:color w:val="000000"/>
+              </w:rPr>
+              <w:t xml:space="preserve">25/37</w:t>
+            </w:r>
+          </w:p>
+        </w:tc>
+        <w:tc>
+          <w:tcPr>
+            <w:tcBorders>
+              <w:bottom w:val="none" w:sz="0" w:space="0" w:color="000000"/>
+              <w:top w:val="none" w:sz="0" w:space="0" w:color="000000"/>
+              <w:left w:val="none" w:sz="0" w:space="0" w:color="000000"/>
+              <w:right w:val="none" w:sz="0" w:space="0" w:color="000000"/>
+            </w:tcBorders>
+            <w:shd w:val="clear" w:color="auto" w:fill="FFFFFF"/>
+            <w:tcMar>
+              <w:top w:w="0" w:type="dxa"/>
+              <w:bottom w:w="0" w:type="dxa"/>
+              <w:left w:w="0" w:type="dxa"/>
+              <w:right w:w="0" w:type="dxa"/>
+            </w:tcMar>
+            <w:vAlign w:val="top"/>
+          </w:tcPr>
+          <w:p>
+            <w:pPr>
+              <w:pStyle w:val="Normal"/>
+              <w:jc w:val="left"/>
+              <w:pBdr>
+                <w:bottom w:val="none" w:sz="0" w:space="0" w:color="000000"/>
+                <w:top w:val="none" w:sz="0" w:space="0" w:color="000000"/>
+                <w:left w:val="none" w:sz="0" w:space="0" w:color="000000"/>
+                <w:right w:val="none" w:sz="0" w:space="0" w:color="000000"/>
+              </w:pBdr>
+              <w:spacing w:after="100" w:before="100" w:line="240"/>
+              <w:ind w:left="100" w:right="100" w:firstLine="0" w:firstLineChars="0"/>
+              <w:rPr>
+                <w:rFonts w:ascii="Arial" w:hAnsi="Arial" w:eastAsia="Arial" w:cs="Arial"/>
+                <w:i w:val="false"/>
+                <w:b w:val="false"/>
+                <w:u w:val="none"/>
+                <w:strike w:val="false"/>
+                <w:sz w:val="20"/>
+                <w:szCs w:val="20"/>
+                <w:color w:val="000000"/>
+              </w:rPr>
+            </w:pPr>
+            <w:r>
+              <w:rPr>
+                <w:rFonts w:ascii="Arial" w:hAnsi="Arial" w:eastAsia="Arial" w:cs="Arial"/>
+                <w:i w:val="false"/>
+                <w:b w:val="false"/>
+                <w:u w:val="none"/>
+                <w:strike w:val="false"/>
+                <w:sz w:val="20"/>
+                <w:szCs w:val="20"/>
+                <w:color w:val="000000"/>
+              </w:rPr>
+              <w:t xml:space="preserve">67.6%</w:t>
+            </w:r>
+          </w:p>
+        </w:tc>
+      </w:tr>
+      <w:tr>
+        <w:trPr>
+          <w:trHeight w:val="615" w:hRule="auto"/>
+        </w:trPr>
+        <w:tc>
+          <w:tcPr>
+            <w:tcBorders>
+              <w:bottom w:val="single" w:sz="12" w:space="0" w:color="666666"/>
+              <w:top w:val="none" w:sz="0" w:space="0" w:color="000000"/>
+              <w:left w:val="none" w:sz="0" w:space="0" w:color="000000"/>
+              <w:right w:val="none" w:sz="0" w:space="0" w:color="000000"/>
+            </w:tcBorders>
+            <w:shd w:val="clear" w:color="auto" w:fill="FFFFFF"/>
+            <w:tcMar>
+              <w:top w:w="0" w:type="dxa"/>
+              <w:bottom w:w="0" w:type="dxa"/>
+              <w:left w:w="0" w:type="dxa"/>
+              <w:right w:w="0" w:type="dxa"/>
+            </w:tcMar>
+            <w:vAlign w:val="top"/>
+          </w:tcPr>
+          <w:p>
+            <w:pPr>
+              <w:pStyle w:val="Normal"/>
+              <w:jc w:val="left"/>
+              <w:pBdr>
+                <w:bottom w:val="none" w:sz="0" w:space="0" w:color="000000"/>
+                <w:top w:val="none" w:sz="0" w:space="0" w:color="000000"/>
+                <w:left w:val="none" w:sz="0" w:space="0" w:color="000000"/>
+                <w:right w:val="none" w:sz="0" w:space="0" w:color="000000"/>
+              </w:pBdr>
+              <w:spacing w:after="100" w:before="100" w:line="240"/>
+              <w:ind w:left="100" w:right="100" w:firstLine="0" w:firstLineChars="0"/>
+              <w:rPr>
+                <w:rFonts w:ascii="Arial" w:hAnsi="Arial" w:eastAsia="Arial" w:cs="Arial"/>
+                <w:i w:val="false"/>
+                <w:b w:val="false"/>
+                <w:u w:val="none"/>
+                <w:strike w:val="false"/>
+                <w:sz w:val="20"/>
+                <w:szCs w:val="20"/>
+                <w:color w:val="000000"/>
+              </w:rPr>
+            </w:pPr>
+            <w:r>
+              <w:rPr>
+                <w:rFonts w:ascii="Arial" w:hAnsi="Arial" w:eastAsia="Arial" w:cs="Arial"/>
+                <w:i w:val="false"/>
+                <w:b w:val="false"/>
+                <w:u w:val="none"/>
+                <w:strike w:val="false"/>
+                <w:sz w:val="20"/>
+                <w:szCs w:val="20"/>
+                <w:color w:val="000000"/>
+              </w:rPr>
+              <w:t xml:space="preserve">ICA methods problems/research needs noted</w:t>
+            </w:r>
+          </w:p>
+        </w:tc>
+        <w:tc>
+          <w:tcPr>
+            <w:tcBorders>
+              <w:bottom w:val="single" w:sz="12" w:space="0" w:color="666666"/>
+              <w:top w:val="none" w:sz="0" w:space="0" w:color="000000"/>
+              <w:left w:val="none" w:sz="0" w:space="0" w:color="000000"/>
+              <w:right w:val="none" w:sz="0" w:space="0" w:color="000000"/>
+            </w:tcBorders>
+            <w:shd w:val="clear" w:color="auto" w:fill="FFFFFF"/>
+            <w:tcMar>
+              <w:top w:w="0" w:type="dxa"/>
+              <w:bottom w:w="0" w:type="dxa"/>
+              <w:left w:w="0" w:type="dxa"/>
+              <w:right w:w="0" w:type="dxa"/>
+            </w:tcMar>
+            <w:vAlign w:val="top"/>
+          </w:tcPr>
+          <w:p>
+            <w:pPr>
+              <w:pStyle w:val="Normal"/>
+              <w:jc w:val="left"/>
+              <w:pBdr>
+                <w:bottom w:val="none" w:sz="0" w:space="0" w:color="000000"/>
+                <w:top w:val="none" w:sz="0" w:space="0" w:color="000000"/>
+                <w:left w:val="none" w:sz="0" w:space="0" w:color="000000"/>
+                <w:right w:val="none" w:sz="0" w:space="0" w:color="000000"/>
+              </w:pBdr>
+              <w:spacing w:after="100" w:before="100" w:line="240"/>
+              <w:ind w:left="100" w:right="100" w:firstLine="0" w:firstLineChars="0"/>
+              <w:rPr>
+                <w:rFonts w:ascii="Arial" w:hAnsi="Arial" w:eastAsia="Arial" w:cs="Arial"/>
+                <w:i w:val="false"/>
+                <w:b w:val="false"/>
+                <w:u w:val="none"/>
+                <w:strike w:val="false"/>
+                <w:sz w:val="20"/>
+                <w:szCs w:val="20"/>
+                <w:color w:val="000000"/>
+              </w:rPr>
+            </w:pPr>
+            <w:r>
+              <w:rPr>
+                <w:rFonts w:ascii="Arial" w:hAnsi="Arial" w:eastAsia="Arial" w:cs="Arial"/>
+                <w:i w:val="false"/>
+                <w:b w:val="false"/>
+                <w:u w:val="none"/>
+                <w:strike w:val="false"/>
+                <w:sz w:val="20"/>
+                <w:szCs w:val="20"/>
+                <w:color w:val="000000"/>
+              </w:rPr>
+              <w:t xml:space="preserve">19</w:t>
+            </w:r>
+          </w:p>
+        </w:tc>
+        <w:tc>
+          <w:tcPr>
+            <w:tcBorders>
+              <w:bottom w:val="single" w:sz="12" w:space="0" w:color="666666"/>
+              <w:top w:val="none" w:sz="0" w:space="0" w:color="000000"/>
+              <w:left w:val="none" w:sz="0" w:space="0" w:color="000000"/>
+              <w:right w:val="none" w:sz="0" w:space="0" w:color="000000"/>
+            </w:tcBorders>
+            <w:shd w:val="clear" w:color="auto" w:fill="FFFFFF"/>
+            <w:tcMar>
+              <w:top w:w="0" w:type="dxa"/>
+              <w:bottom w:w="0" w:type="dxa"/>
+              <w:left w:w="0" w:type="dxa"/>
+              <w:right w:w="0" w:type="dxa"/>
+            </w:tcMar>
+            <w:vAlign w:val="top"/>
+          </w:tcPr>
+          <w:p>
+            <w:pPr>
+              <w:pStyle w:val="Normal"/>
+              <w:jc w:val="left"/>
+              <w:pBdr>
+                <w:bottom w:val="none" w:sz="0" w:space="0" w:color="000000"/>
+                <w:top w:val="none" w:sz="0" w:space="0" w:color="000000"/>
+                <w:left w:val="none" w:sz="0" w:space="0" w:color="000000"/>
+                <w:right w:val="none" w:sz="0" w:space="0" w:color="000000"/>
+              </w:pBdr>
+              <w:spacing w:after="100" w:before="100" w:line="240"/>
+              <w:ind w:left="100" w:right="100" w:firstLine="0" w:firstLineChars="0"/>
+              <w:rPr>
+                <w:rFonts w:ascii="Arial" w:hAnsi="Arial" w:eastAsia="Arial" w:cs="Arial"/>
+                <w:i w:val="false"/>
+                <w:b w:val="false"/>
+                <w:u w:val="none"/>
+                <w:strike w:val="false"/>
+                <w:sz w:val="20"/>
+                <w:szCs w:val="20"/>
+                <w:color w:val="000000"/>
+              </w:rPr>
+            </w:pPr>
+            <w:r>
+              <w:rPr>
+                <w:rFonts w:ascii="Arial" w:hAnsi="Arial" w:eastAsia="Arial" w:cs="Arial"/>
+                <w:i w:val="false"/>
+                <w:b w:val="false"/>
+                <w:u w:val="none"/>
+                <w:strike w:val="false"/>
+                <w:sz w:val="20"/>
+                <w:szCs w:val="20"/>
+                <w:color w:val="000000"/>
+              </w:rPr>
+              <w:t xml:space="preserve">19/37</w:t>
+            </w:r>
+          </w:p>
+        </w:tc>
+        <w:tc>
+          <w:tcPr>
+            <w:tcBorders>
+              <w:bottom w:val="single" w:sz="12" w:space="0" w:color="666666"/>
+              <w:top w:val="none" w:sz="0" w:space="0" w:color="000000"/>
+              <w:left w:val="none" w:sz="0" w:space="0" w:color="000000"/>
+              <w:right w:val="none" w:sz="0" w:space="0" w:color="000000"/>
+            </w:tcBorders>
+            <w:shd w:val="clear" w:color="auto" w:fill="FFFFFF"/>
+            <w:tcMar>
+              <w:top w:w="0" w:type="dxa"/>
+              <w:bottom w:w="0" w:type="dxa"/>
+              <w:left w:w="0" w:type="dxa"/>
+              <w:right w:w="0" w:type="dxa"/>
+            </w:tcMar>
+            <w:vAlign w:val="top"/>
+          </w:tcPr>
+          <w:p>
+            <w:pPr>
+              <w:pStyle w:val="Normal"/>
+              <w:jc w:val="left"/>
+              <w:pBdr>
+                <w:bottom w:val="none" w:sz="0" w:space="0" w:color="000000"/>
+                <w:top w:val="none" w:sz="0" w:space="0" w:color="000000"/>
+                <w:left w:val="none" w:sz="0" w:space="0" w:color="000000"/>
+                <w:right w:val="none" w:sz="0" w:space="0" w:color="000000"/>
+              </w:pBdr>
+              <w:spacing w:after="100" w:before="100" w:line="240"/>
+              <w:ind w:left="100" w:right="100" w:firstLine="0" w:firstLineChars="0"/>
+              <w:rPr>
+                <w:rFonts w:ascii="Arial" w:hAnsi="Arial" w:eastAsia="Arial" w:cs="Arial"/>
+                <w:i w:val="false"/>
+                <w:b w:val="false"/>
+                <w:u w:val="none"/>
+                <w:strike w:val="false"/>
+                <w:sz w:val="20"/>
+                <w:szCs w:val="20"/>
+                <w:color w:val="000000"/>
+              </w:rPr>
+            </w:pPr>
+            <w:r>
+              <w:rPr>
+                <w:rFonts w:ascii="Arial" w:hAnsi="Arial" w:eastAsia="Arial" w:cs="Arial"/>
+                <w:i w:val="false"/>
+                <w:b w:val="false"/>
+                <w:u w:val="none"/>
+                <w:strike w:val="false"/>
+                <w:sz w:val="20"/>
+                <w:szCs w:val="20"/>
+                <w:color w:val="000000"/>
+              </w:rPr>
+              <w:t xml:space="preserve">51.4%</w:t>
+            </w:r>
+          </w:p>
+        </w:tc>
+      </w:tr>
+    </w:tbl>
+    <w:p>
+      <w:pPr>
+        <w:pStyle w:val="Normal"/>
+      </w:pPr>
+      <w:r>
+        <w:t xml:space="preserve"/>
+      </w:r>
+    </w:p>
+    <w:p>
+      <w:pPr>
+        <w:pStyle w:val="TableCaption"/>
+        <w:jc w:val="center"/>
+        <w:keepNext/>
+        <w:pBdr>
+          <w:bottom w:val="none" w:sz="0" w:space="0" w:color="000000"/>
+          <w:top w:val="none" w:sz="0" w:space="0" w:color="000000"/>
+          <w:left w:val="none" w:sz="0" w:space="0" w:color="000000"/>
+          <w:right w:val="none" w:sz="0" w:space="0" w:color="000000"/>
+        </w:pBdr>
+        <w:spacing w:after="60" w:before="60" w:line="240"/>
+        <w:ind w:left="60" w:right="60" w:firstLine="0" w:firstLineChars="0"/>
+      </w:pPr>
+      <w:r>
+        <w:t xml:space="preserve">How authors described overlap strength</w:t>
+      </w:r>
+    </w:p>
+    <w:tbl xmlns:a="http://schemas.openxmlformats.org/drawingml/2006/main" xmlns:pic="http://schemas.openxmlformats.org/drawingml/2006/picture">
+      <w:tblPr>
+        <w:tblLayout w:type="fixed"/>
+        <w:jc w:val="center"/>
+        <w:tblLook w:firstRow="1" w:lastRow="0" w:firstColumn="0" w:lastColumn="0" w:noHBand="0" w:noVBand="1"/>
+      </w:tblPr>
+      <w:tblGrid>
+        <w:gridCol w:w="2220"/>
+        <w:gridCol w:w="1474"/>
+        <w:gridCol w:w="1976"/>
+        <w:gridCol w:w="1169"/>
+      </w:tblGrid>
+      <w:tr>
+        <w:trPr>
+          <w:trHeight w:val="617" w:hRule="auto"/>
+          <w:tblHeader/>
+        </w:trPr>
+        <w:tc>
+          <w:tcPr>
+            <w:tcBorders>
+              <w:bottom w:val="single" w:sz="12" w:space="0" w:color="666666"/>
+              <w:top w:val="single" w:sz="12" w:space="0" w:color="666666"/>
+              <w:left w:val="none" w:sz="0" w:space="0" w:color="000000"/>
+              <w:right w:val="none" w:sz="0" w:space="0" w:color="000000"/>
+            </w:tcBorders>
+            <w:shd w:val="clear" w:color="auto" w:fill="FFFFFF"/>
+            <w:tcMar>
+              <w:top w:w="0" w:type="dxa"/>
+              <w:bottom w:w="0" w:type="dxa"/>
+              <w:left w:w="0" w:type="dxa"/>
+              <w:right w:w="0" w:type="dxa"/>
+            </w:tcMar>
+            <w:vAlign w:val="top"/>
+          </w:tcPr>
+          <w:p>
+            <w:pPr>
+              <w:pStyle w:val="Normal"/>
+              <w:jc w:val="left"/>
+              <w:pBdr>
+                <w:bottom w:val="none" w:sz="0" w:space="0" w:color="000000"/>
+                <w:top w:val="none" w:sz="0" w:space="0" w:color="000000"/>
+                <w:left w:val="none" w:sz="0" w:space="0" w:color="000000"/>
+                <w:right w:val="none" w:sz="0" w:space="0" w:color="000000"/>
+              </w:pBdr>
+              <w:spacing w:after="100" w:before="100" w:line="240"/>
+              <w:ind w:left="100" w:right="100" w:firstLine="0" w:firstLineChars="0"/>
+              <w:rPr>
+                <w:rFonts w:ascii="Arial" w:hAnsi="Arial" w:eastAsia="Arial" w:cs="Arial"/>
+                <w:i w:val="false"/>
+                <w:b w:val="false"/>
+                <w:u w:val="none"/>
+                <w:strike w:val="false"/>
+                <w:sz w:val="20"/>
+                <w:szCs w:val="20"/>
+                <w:color w:val="000000"/>
+              </w:rPr>
+            </w:pPr>
+            <w:r>
+              <w:rPr>
+                <w:rFonts w:ascii="Arial" w:hAnsi="Arial" w:eastAsia="Arial" w:cs="Arial"/>
+                <w:i w:val="false"/>
+                <w:b w:val="false"/>
+                <w:u w:val="none"/>
+                <w:strike w:val="false"/>
+                <w:sz w:val="20"/>
+                <w:szCs w:val="20"/>
+                <w:color w:val="000000"/>
+              </w:rPr>
+              <w:t xml:space="preserve">Overlap reported</w:t>
+            </w:r>
+          </w:p>
+        </w:tc>
+        <w:tc>
+          <w:tcPr>
+            <w:tcBorders>
+              <w:bottom w:val="single" w:sz="12" w:space="0" w:color="666666"/>
+              <w:top w:val="single" w:sz="12" w:space="0" w:color="666666"/>
+              <w:left w:val="none" w:sz="0" w:space="0" w:color="000000"/>
+              <w:right w:val="none" w:sz="0" w:space="0" w:color="000000"/>
+            </w:tcBorders>
+            <w:shd w:val="clear" w:color="auto" w:fill="FFFFFF"/>
+            <w:tcMar>
+              <w:top w:w="0" w:type="dxa"/>
+              <w:bottom w:w="0" w:type="dxa"/>
+              <w:left w:w="0" w:type="dxa"/>
+              <w:right w:w="0" w:type="dxa"/>
+            </w:tcMar>
+            <w:vAlign w:val="top"/>
+          </w:tcPr>
+          <w:p>
+            <w:pPr>
+              <w:pStyle w:val="Normal"/>
+              <w:jc w:val="left"/>
+              <w:pBdr>
+                <w:bottom w:val="none" w:sz="0" w:space="0" w:color="000000"/>
+                <w:top w:val="none" w:sz="0" w:space="0" w:color="000000"/>
+                <w:left w:val="none" w:sz="0" w:space="0" w:color="000000"/>
+                <w:right w:val="none" w:sz="0" w:space="0" w:color="000000"/>
+              </w:pBdr>
+              <w:spacing w:after="100" w:before="100" w:line="240"/>
+              <w:ind w:left="100" w:right="100" w:firstLine="0" w:firstLineChars="0"/>
+              <w:rPr>
+                <w:rFonts w:ascii="Arial" w:hAnsi="Arial" w:eastAsia="Arial" w:cs="Arial"/>
+                <w:i w:val="false"/>
+                <w:b w:val="false"/>
+                <w:u w:val="none"/>
+                <w:strike w:val="false"/>
+                <w:sz w:val="20"/>
+                <w:szCs w:val="20"/>
+                <w:color w:val="000000"/>
+              </w:rPr>
+            </w:pPr>
+            <w:r>
+              <w:rPr>
+                <w:rFonts w:ascii="Arial" w:hAnsi="Arial" w:eastAsia="Arial" w:cs="Arial"/>
+                <w:i w:val="false"/>
+                <w:b w:val="false"/>
+                <w:u w:val="none"/>
+                <w:strike w:val="false"/>
+                <w:sz w:val="20"/>
+                <w:szCs w:val="20"/>
+                <w:color w:val="000000"/>
+              </w:rPr>
+              <w:t xml:space="preserve">n (Studies)</w:t>
+            </w:r>
+          </w:p>
+        </w:tc>
+        <w:tc>
+          <w:tcPr>
+            <w:tcBorders>
+              <w:bottom w:val="single" w:sz="12" w:space="0" w:color="666666"/>
+              <w:top w:val="single" w:sz="12" w:space="0" w:color="666666"/>
+              <w:left w:val="none" w:sz="0" w:space="0" w:color="000000"/>
+              <w:right w:val="none" w:sz="0" w:space="0" w:color="000000"/>
+            </w:tcBorders>
+            <w:shd w:val="clear" w:color="auto" w:fill="FFFFFF"/>
+            <w:tcMar>
+              <w:top w:w="0" w:type="dxa"/>
+              <w:bottom w:w="0" w:type="dxa"/>
+              <w:left w:w="0" w:type="dxa"/>
+              <w:right w:w="0" w:type="dxa"/>
+            </w:tcMar>
+            <w:vAlign w:val="top"/>
+          </w:tcPr>
+          <w:p>
+            <w:pPr>
+              <w:pStyle w:val="Normal"/>
+              <w:jc w:val="left"/>
+              <w:pBdr>
+                <w:bottom w:val="none" w:sz="0" w:space="0" w:color="000000"/>
+                <w:top w:val="none" w:sz="0" w:space="0" w:color="000000"/>
+                <w:left w:val="none" w:sz="0" w:space="0" w:color="000000"/>
+                <w:right w:val="none" w:sz="0" w:space="0" w:color="000000"/>
+              </w:pBdr>
+              <w:spacing w:after="100" w:before="100" w:line="240"/>
+              <w:ind w:left="100" w:right="100" w:firstLine="0" w:firstLineChars="0"/>
+              <w:rPr>
+                <w:rFonts w:ascii="Arial" w:hAnsi="Arial" w:eastAsia="Arial" w:cs="Arial"/>
+                <w:i w:val="false"/>
+                <w:b w:val="false"/>
+                <w:u w:val="none"/>
+                <w:strike w:val="false"/>
+                <w:sz w:val="20"/>
+                <w:szCs w:val="20"/>
+                <w:color w:val="000000"/>
+              </w:rPr>
+            </w:pPr>
+            <w:r>
+              <w:rPr>
+                <w:rFonts w:ascii="Arial" w:hAnsi="Arial" w:eastAsia="Arial" w:cs="Arial"/>
+                <w:i w:val="false"/>
+                <w:b w:val="false"/>
+                <w:u w:val="none"/>
+                <w:strike w:val="false"/>
+                <w:sz w:val="20"/>
+                <w:szCs w:val="20"/>
+                <w:color w:val="000000"/>
+              </w:rPr>
+              <w:t xml:space="preserve">Proportion (n/N)</w:t>
+            </w:r>
+          </w:p>
+        </w:tc>
+        <w:tc>
+          <w:tcPr>
+            <w:tcBorders>
+              <w:bottom w:val="single" w:sz="12" w:space="0" w:color="666666"/>
+              <w:top w:val="single" w:sz="12" w:space="0" w:color="666666"/>
+              <w:left w:val="none" w:sz="0" w:space="0" w:color="000000"/>
+              <w:right w:val="none" w:sz="0" w:space="0" w:color="000000"/>
+            </w:tcBorders>
+            <w:shd w:val="clear" w:color="auto" w:fill="FFFFFF"/>
+            <w:tcMar>
+              <w:top w:w="0" w:type="dxa"/>
+              <w:bottom w:w="0" w:type="dxa"/>
+              <w:left w:w="0" w:type="dxa"/>
+              <w:right w:w="0" w:type="dxa"/>
+            </w:tcMar>
+            <w:vAlign w:val="top"/>
+          </w:tcPr>
+          <w:p>
+            <w:pPr>
+              <w:pStyle w:val="Normal"/>
+              <w:jc w:val="left"/>
+              <w:pBdr>
+                <w:bottom w:val="none" w:sz="0" w:space="0" w:color="000000"/>
+                <w:top w:val="none" w:sz="0" w:space="0" w:color="000000"/>
+                <w:left w:val="none" w:sz="0" w:space="0" w:color="000000"/>
+                <w:right w:val="none" w:sz="0" w:space="0" w:color="000000"/>
+              </w:pBdr>
+              <w:spacing w:after="100" w:before="100" w:line="240"/>
+              <w:ind w:left="100" w:right="100" w:firstLine="0" w:firstLineChars="0"/>
+              <w:rPr>
+                <w:rFonts w:ascii="Arial" w:hAnsi="Arial" w:eastAsia="Arial" w:cs="Arial"/>
+                <w:i w:val="false"/>
+                <w:b w:val="false"/>
+                <w:u w:val="none"/>
+                <w:strike w:val="false"/>
+                <w:sz w:val="20"/>
+                <w:szCs w:val="20"/>
+                <w:color w:val="000000"/>
+              </w:rPr>
+            </w:pPr>
+            <w:r>
+              <w:rPr>
+                <w:rFonts w:ascii="Arial" w:hAnsi="Arial" w:eastAsia="Arial" w:cs="Arial"/>
+                <w:i w:val="false"/>
+                <w:b w:val="false"/>
+                <w:u w:val="none"/>
+                <w:strike w:val="false"/>
+                <w:sz w:val="20"/>
+                <w:szCs w:val="20"/>
+                <w:color w:val="000000"/>
+              </w:rPr>
+              <w:t xml:space="preserve">Percent</w:t>
+            </w:r>
+          </w:p>
+        </w:tc>
+      </w:tr>
+      <w:tr>
+        <w:trPr>
+          <w:trHeight w:val="614" w:hRule="auto"/>
+        </w:trPr>
+        <w:tc>
+          <w:tcPr>
+            <w:tcBorders>
+              <w:bottom w:val="none" w:sz="0" w:space="0" w:color="000000"/>
+              <w:top w:val="single" w:sz="12" w:space="0" w:color="666666"/>
+              <w:left w:val="none" w:sz="0" w:space="0" w:color="000000"/>
+              <w:right w:val="none" w:sz="0" w:space="0" w:color="000000"/>
+            </w:tcBorders>
+            <w:shd w:val="clear" w:color="auto" w:fill="FFFFFF"/>
+            <w:tcMar>
+              <w:top w:w="0" w:type="dxa"/>
+              <w:bottom w:w="0" w:type="dxa"/>
+              <w:left w:w="0" w:type="dxa"/>
+              <w:right w:w="0" w:type="dxa"/>
+            </w:tcMar>
+            <w:vAlign w:val="top"/>
+          </w:tcPr>
+          <w:p>
+            <w:pPr>
+              <w:pStyle w:val="Normal"/>
+              <w:jc w:val="left"/>
+              <w:pBdr>
+                <w:bottom w:val="none" w:sz="0" w:space="0" w:color="000000"/>
+                <w:top w:val="none" w:sz="0" w:space="0" w:color="000000"/>
+                <w:left w:val="none" w:sz="0" w:space="0" w:color="000000"/>
+                <w:right w:val="none" w:sz="0" w:space="0" w:color="000000"/>
+              </w:pBdr>
+              <w:spacing w:after="100" w:before="100" w:line="240"/>
+              <w:ind w:left="100" w:right="100" w:firstLine="0" w:firstLineChars="0"/>
+              <w:rPr>
+                <w:rFonts w:ascii="Arial" w:hAnsi="Arial" w:eastAsia="Arial" w:cs="Arial"/>
+                <w:i w:val="false"/>
+                <w:b w:val="false"/>
+                <w:u w:val="none"/>
+                <w:strike w:val="false"/>
+                <w:sz w:val="20"/>
+                <w:szCs w:val="20"/>
+                <w:color w:val="000000"/>
+              </w:rPr>
+            </w:pPr>
+            <w:r>
+              <w:rPr>
+                <w:rFonts w:ascii="Arial" w:hAnsi="Arial" w:eastAsia="Arial" w:cs="Arial"/>
+                <w:i w:val="false"/>
+                <w:b w:val="false"/>
+                <w:u w:val="none"/>
+                <w:strike w:val="false"/>
+                <w:sz w:val="20"/>
+                <w:szCs w:val="20"/>
+                <w:color w:val="000000"/>
+              </w:rPr>
+              <w:t xml:space="preserve">Very weak overlap</w:t>
+            </w:r>
+          </w:p>
+        </w:tc>
+        <w:tc>
+          <w:tcPr>
+            <w:tcBorders>
+              <w:bottom w:val="none" w:sz="0" w:space="0" w:color="000000"/>
+              <w:top w:val="single" w:sz="12" w:space="0" w:color="666666"/>
+              <w:left w:val="none" w:sz="0" w:space="0" w:color="000000"/>
+              <w:right w:val="none" w:sz="0" w:space="0" w:color="000000"/>
+            </w:tcBorders>
+            <w:shd w:val="clear" w:color="auto" w:fill="FFFFFF"/>
+            <w:tcMar>
+              <w:top w:w="0" w:type="dxa"/>
+              <w:bottom w:w="0" w:type="dxa"/>
+              <w:left w:w="0" w:type="dxa"/>
+              <w:right w:w="0" w:type="dxa"/>
+            </w:tcMar>
+            <w:vAlign w:val="top"/>
+          </w:tcPr>
+          <w:p>
+            <w:pPr>
+              <w:pStyle w:val="Normal"/>
+              <w:jc w:val="left"/>
+              <w:pBdr>
+                <w:bottom w:val="none" w:sz="0" w:space="0" w:color="000000"/>
+                <w:top w:val="none" w:sz="0" w:space="0" w:color="000000"/>
+                <w:left w:val="none" w:sz="0" w:space="0" w:color="000000"/>
+                <w:right w:val="none" w:sz="0" w:space="0" w:color="000000"/>
+              </w:pBdr>
+              <w:spacing w:after="100" w:before="100" w:line="240"/>
+              <w:ind w:left="100" w:right="100" w:firstLine="0" w:firstLineChars="0"/>
+              <w:rPr>
+                <w:rFonts w:ascii="Arial" w:hAnsi="Arial" w:eastAsia="Arial" w:cs="Arial"/>
+                <w:i w:val="false"/>
+                <w:b w:val="false"/>
+                <w:u w:val="none"/>
+                <w:strike w:val="false"/>
+                <w:sz w:val="20"/>
+                <w:szCs w:val="20"/>
+                <w:color w:val="000000"/>
+              </w:rPr>
+            </w:pPr>
+            <w:r>
+              <w:rPr>
+                <w:rFonts w:ascii="Arial" w:hAnsi="Arial" w:eastAsia="Arial" w:cs="Arial"/>
+                <w:i w:val="false"/>
+                <w:b w:val="false"/>
+                <w:u w:val="none"/>
+                <w:strike w:val="false"/>
+                <w:sz w:val="20"/>
+                <w:szCs w:val="20"/>
+                <w:color w:val="000000"/>
+              </w:rPr>
+              <w:t xml:space="preserve">5</w:t>
+            </w:r>
+          </w:p>
+        </w:tc>
+        <w:tc>
+          <w:tcPr>
+            <w:tcBorders>
+              <w:bottom w:val="none" w:sz="0" w:space="0" w:color="000000"/>
+              <w:top w:val="single" w:sz="12" w:space="0" w:color="666666"/>
+              <w:left w:val="none" w:sz="0" w:space="0" w:color="000000"/>
+              <w:right w:val="none" w:sz="0" w:space="0" w:color="000000"/>
+            </w:tcBorders>
+            <w:shd w:val="clear" w:color="auto" w:fill="FFFFFF"/>
+            <w:tcMar>
+              <w:top w:w="0" w:type="dxa"/>
+              <w:bottom w:w="0" w:type="dxa"/>
+              <w:left w:w="0" w:type="dxa"/>
+              <w:right w:w="0" w:type="dxa"/>
+            </w:tcMar>
+            <w:vAlign w:val="top"/>
+          </w:tcPr>
+          <w:p>
+            <w:pPr>
+              <w:pStyle w:val="Normal"/>
+              <w:jc w:val="left"/>
+              <w:pBdr>
+                <w:bottom w:val="none" w:sz="0" w:space="0" w:color="000000"/>
+                <w:top w:val="none" w:sz="0" w:space="0" w:color="000000"/>
+                <w:left w:val="none" w:sz="0" w:space="0" w:color="000000"/>
+                <w:right w:val="none" w:sz="0" w:space="0" w:color="000000"/>
+              </w:pBdr>
+              <w:spacing w:after="100" w:before="100" w:line="240"/>
+              <w:ind w:left="100" w:right="100" w:firstLine="0" w:firstLineChars="0"/>
+              <w:rPr>
+                <w:rFonts w:ascii="Arial" w:hAnsi="Arial" w:eastAsia="Arial" w:cs="Arial"/>
+                <w:i w:val="false"/>
+                <w:b w:val="false"/>
+                <w:u w:val="none"/>
+                <w:strike w:val="false"/>
+                <w:sz w:val="20"/>
+                <w:szCs w:val="20"/>
+                <w:color w:val="000000"/>
+              </w:rPr>
+            </w:pPr>
+            <w:r>
+              <w:rPr>
+                <w:rFonts w:ascii="Arial" w:hAnsi="Arial" w:eastAsia="Arial" w:cs="Arial"/>
+                <w:i w:val="false"/>
+                <w:b w:val="false"/>
+                <w:u w:val="none"/>
+                <w:strike w:val="false"/>
+                <w:sz w:val="20"/>
+                <w:szCs w:val="20"/>
+                <w:color w:val="000000"/>
+              </w:rPr>
+              <w:t xml:space="preserve">5/37</w:t>
+            </w:r>
+          </w:p>
+        </w:tc>
+        <w:tc>
+          <w:tcPr>
+            <w:tcBorders>
+              <w:bottom w:val="none" w:sz="0" w:space="0" w:color="000000"/>
+              <w:top w:val="single" w:sz="12" w:space="0" w:color="666666"/>
+              <w:left w:val="none" w:sz="0" w:space="0" w:color="000000"/>
+              <w:right w:val="none" w:sz="0" w:space="0" w:color="000000"/>
+            </w:tcBorders>
+            <w:shd w:val="clear" w:color="auto" w:fill="FFFFFF"/>
+            <w:tcMar>
+              <w:top w:w="0" w:type="dxa"/>
+              <w:bottom w:w="0" w:type="dxa"/>
+              <w:left w:w="0" w:type="dxa"/>
+              <w:right w:w="0" w:type="dxa"/>
+            </w:tcMar>
+            <w:vAlign w:val="top"/>
+          </w:tcPr>
+          <w:p>
+            <w:pPr>
+              <w:pStyle w:val="Normal"/>
+              <w:jc w:val="left"/>
+              <w:pBdr>
+                <w:bottom w:val="none" w:sz="0" w:space="0" w:color="000000"/>
+                <w:top w:val="none" w:sz="0" w:space="0" w:color="000000"/>
+                <w:left w:val="none" w:sz="0" w:space="0" w:color="000000"/>
+                <w:right w:val="none" w:sz="0" w:space="0" w:color="000000"/>
+              </w:pBdr>
+              <w:spacing w:after="100" w:before="100" w:line="240"/>
+              <w:ind w:left="100" w:right="100" w:firstLine="0" w:firstLineChars="0"/>
+              <w:rPr>
+                <w:rFonts w:ascii="Arial" w:hAnsi="Arial" w:eastAsia="Arial" w:cs="Arial"/>
+                <w:i w:val="false"/>
+                <w:b w:val="false"/>
+                <w:u w:val="none"/>
+                <w:strike w:val="false"/>
+                <w:sz w:val="20"/>
+                <w:szCs w:val="20"/>
+                <w:color w:val="000000"/>
+              </w:rPr>
+            </w:pPr>
+            <w:r>
+              <w:rPr>
+                <w:rFonts w:ascii="Arial" w:hAnsi="Arial" w:eastAsia="Arial" w:cs="Arial"/>
+                <w:i w:val="false"/>
+                <w:b w:val="false"/>
+                <w:u w:val="none"/>
+                <w:strike w:val="false"/>
+                <w:sz w:val="20"/>
+                <w:szCs w:val="20"/>
+                <w:color w:val="000000"/>
+              </w:rPr>
+              <w:t xml:space="preserve">13.5%</w:t>
+            </w:r>
+          </w:p>
+        </w:tc>
+      </w:tr>
+      <w:tr>
+        <w:trPr>
+          <w:trHeight w:val="612" w:hRule="auto"/>
+        </w:trPr>
+        <w:tc>
+          <w:tcPr>
+            <w:tcBorders>
+              <w:bottom w:val="none" w:sz="0" w:space="0" w:color="000000"/>
+              <w:top w:val="none" w:sz="0" w:space="0" w:color="000000"/>
+              <w:left w:val="none" w:sz="0" w:space="0" w:color="000000"/>
+              <w:right w:val="none" w:sz="0" w:space="0" w:color="000000"/>
+            </w:tcBorders>
+            <w:shd w:val="clear" w:color="auto" w:fill="FFFFFF"/>
+            <w:tcMar>
+              <w:top w:w="0" w:type="dxa"/>
+              <w:bottom w:w="0" w:type="dxa"/>
+              <w:left w:w="0" w:type="dxa"/>
+              <w:right w:w="0" w:type="dxa"/>
+            </w:tcMar>
+            <w:vAlign w:val="top"/>
+          </w:tcPr>
+          <w:p>
+            <w:pPr>
+              <w:pStyle w:val="Normal"/>
+              <w:jc w:val="left"/>
+              <w:pBdr>
+                <w:bottom w:val="none" w:sz="0" w:space="0" w:color="000000"/>
+                <w:top w:val="none" w:sz="0" w:space="0" w:color="000000"/>
+                <w:left w:val="none" w:sz="0" w:space="0" w:color="000000"/>
+                <w:right w:val="none" w:sz="0" w:space="0" w:color="000000"/>
+              </w:pBdr>
+              <w:spacing w:after="100" w:before="100" w:line="240"/>
+              <w:ind w:left="100" w:right="100" w:firstLine="0" w:firstLineChars="0"/>
+              <w:rPr>
+                <w:rFonts w:ascii="Arial" w:hAnsi="Arial" w:eastAsia="Arial" w:cs="Arial"/>
+                <w:i w:val="false"/>
+                <w:b w:val="false"/>
+                <w:u w:val="none"/>
+                <w:strike w:val="false"/>
+                <w:sz w:val="20"/>
+                <w:szCs w:val="20"/>
+                <w:color w:val="000000"/>
+              </w:rPr>
+            </w:pPr>
+            <w:r>
+              <w:rPr>
+                <w:rFonts w:ascii="Arial" w:hAnsi="Arial" w:eastAsia="Arial" w:cs="Arial"/>
+                <w:i w:val="false"/>
+                <w:b w:val="false"/>
+                <w:u w:val="none"/>
+                <w:strike w:val="false"/>
+                <w:sz w:val="20"/>
+                <w:szCs w:val="20"/>
+                <w:color w:val="000000"/>
+              </w:rPr>
+              <w:t xml:space="preserve">Weak overlap</w:t>
+            </w:r>
+          </w:p>
+        </w:tc>
+        <w:tc>
+          <w:tcPr>
+            <w:tcBorders>
+              <w:bottom w:val="none" w:sz="0" w:space="0" w:color="000000"/>
+              <w:top w:val="none" w:sz="0" w:space="0" w:color="000000"/>
+              <w:left w:val="none" w:sz="0" w:space="0" w:color="000000"/>
+              <w:right w:val="none" w:sz="0" w:space="0" w:color="000000"/>
+            </w:tcBorders>
+            <w:shd w:val="clear" w:color="auto" w:fill="FFFFFF"/>
+            <w:tcMar>
+              <w:top w:w="0" w:type="dxa"/>
+              <w:bottom w:w="0" w:type="dxa"/>
+              <w:left w:w="0" w:type="dxa"/>
+              <w:right w:w="0" w:type="dxa"/>
+            </w:tcMar>
+            <w:vAlign w:val="top"/>
+          </w:tcPr>
+          <w:p>
+            <w:pPr>
+              <w:pStyle w:val="Normal"/>
+              <w:jc w:val="left"/>
+              <w:pBdr>
+                <w:bottom w:val="none" w:sz="0" w:space="0" w:color="000000"/>
+                <w:top w:val="none" w:sz="0" w:space="0" w:color="000000"/>
+                <w:left w:val="none" w:sz="0" w:space="0" w:color="000000"/>
+                <w:right w:val="none" w:sz="0" w:space="0" w:color="000000"/>
+              </w:pBdr>
+              <w:spacing w:after="100" w:before="100" w:line="240"/>
+              <w:ind w:left="100" w:right="100" w:firstLine="0" w:firstLineChars="0"/>
+              <w:rPr>
+                <w:rFonts w:ascii="Arial" w:hAnsi="Arial" w:eastAsia="Arial" w:cs="Arial"/>
+                <w:i w:val="false"/>
+                <w:b w:val="false"/>
+                <w:u w:val="none"/>
+                <w:strike w:val="false"/>
+                <w:sz w:val="20"/>
+                <w:szCs w:val="20"/>
+                <w:color w:val="000000"/>
+              </w:rPr>
+            </w:pPr>
+            <w:r>
+              <w:rPr>
+                <w:rFonts w:ascii="Arial" w:hAnsi="Arial" w:eastAsia="Arial" w:cs="Arial"/>
+                <w:i w:val="false"/>
+                <w:b w:val="false"/>
+                <w:u w:val="none"/>
+                <w:strike w:val="false"/>
+                <w:sz w:val="20"/>
+                <w:szCs w:val="20"/>
+                <w:color w:val="000000"/>
+              </w:rPr>
+              <w:t xml:space="preserve">22</w:t>
+            </w:r>
+          </w:p>
+        </w:tc>
+        <w:tc>
+          <w:tcPr>
+            <w:tcBorders>
+              <w:bottom w:val="none" w:sz="0" w:space="0" w:color="000000"/>
+              <w:top w:val="none" w:sz="0" w:space="0" w:color="000000"/>
+              <w:left w:val="none" w:sz="0" w:space="0" w:color="000000"/>
+              <w:right w:val="none" w:sz="0" w:space="0" w:color="000000"/>
+            </w:tcBorders>
+            <w:shd w:val="clear" w:color="auto" w:fill="FFFFFF"/>
+            <w:tcMar>
+              <w:top w:w="0" w:type="dxa"/>
+              <w:bottom w:w="0" w:type="dxa"/>
+              <w:left w:w="0" w:type="dxa"/>
+              <w:right w:w="0" w:type="dxa"/>
+            </w:tcMar>
+            <w:vAlign w:val="top"/>
+          </w:tcPr>
+          <w:p>
+            <w:pPr>
+              <w:pStyle w:val="Normal"/>
+              <w:jc w:val="left"/>
+              <w:pBdr>
+                <w:bottom w:val="none" w:sz="0" w:space="0" w:color="000000"/>
+                <w:top w:val="none" w:sz="0" w:space="0" w:color="000000"/>
+                <w:left w:val="none" w:sz="0" w:space="0" w:color="000000"/>
+                <w:right w:val="none" w:sz="0" w:space="0" w:color="000000"/>
+              </w:pBdr>
+              <w:spacing w:after="100" w:before="100" w:line="240"/>
+              <w:ind w:left="100" w:right="100" w:firstLine="0" w:firstLineChars="0"/>
+              <w:rPr>
+                <w:rFonts w:ascii="Arial" w:hAnsi="Arial" w:eastAsia="Arial" w:cs="Arial"/>
+                <w:i w:val="false"/>
+                <w:b w:val="false"/>
+                <w:u w:val="none"/>
+                <w:strike w:val="false"/>
+                <w:sz w:val="20"/>
+                <w:szCs w:val="20"/>
+                <w:color w:val="000000"/>
+              </w:rPr>
+            </w:pPr>
+            <w:r>
+              <w:rPr>
+                <w:rFonts w:ascii="Arial" w:hAnsi="Arial" w:eastAsia="Arial" w:cs="Arial"/>
+                <w:i w:val="false"/>
+                <w:b w:val="false"/>
+                <w:u w:val="none"/>
+                <w:strike w:val="false"/>
+                <w:sz w:val="20"/>
+                <w:szCs w:val="20"/>
+                <w:color w:val="000000"/>
+              </w:rPr>
+              <w:t xml:space="preserve">22/37</w:t>
+            </w:r>
+          </w:p>
+        </w:tc>
+        <w:tc>
+          <w:tcPr>
+            <w:tcBorders>
+              <w:bottom w:val="none" w:sz="0" w:space="0" w:color="000000"/>
+              <w:top w:val="none" w:sz="0" w:space="0" w:color="000000"/>
+              <w:left w:val="none" w:sz="0" w:space="0" w:color="000000"/>
+              <w:right w:val="none" w:sz="0" w:space="0" w:color="000000"/>
+            </w:tcBorders>
+            <w:shd w:val="clear" w:color="auto" w:fill="FFFFFF"/>
+            <w:tcMar>
+              <w:top w:w="0" w:type="dxa"/>
+              <w:bottom w:w="0" w:type="dxa"/>
+              <w:left w:w="0" w:type="dxa"/>
+              <w:right w:w="0" w:type="dxa"/>
+            </w:tcMar>
+            <w:vAlign w:val="top"/>
+          </w:tcPr>
+          <w:p>
+            <w:pPr>
+              <w:pStyle w:val="Normal"/>
+              <w:jc w:val="left"/>
+              <w:pBdr>
+                <w:bottom w:val="none" w:sz="0" w:space="0" w:color="000000"/>
+                <w:top w:val="none" w:sz="0" w:space="0" w:color="000000"/>
+                <w:left w:val="none" w:sz="0" w:space="0" w:color="000000"/>
+                <w:right w:val="none" w:sz="0" w:space="0" w:color="000000"/>
+              </w:pBdr>
+              <w:spacing w:after="100" w:before="100" w:line="240"/>
+              <w:ind w:left="100" w:right="100" w:firstLine="0" w:firstLineChars="0"/>
+              <w:rPr>
+                <w:rFonts w:ascii="Arial" w:hAnsi="Arial" w:eastAsia="Arial" w:cs="Arial"/>
+                <w:i w:val="false"/>
+                <w:b w:val="false"/>
+                <w:u w:val="none"/>
+                <w:strike w:val="false"/>
+                <w:sz w:val="20"/>
+                <w:szCs w:val="20"/>
+                <w:color w:val="000000"/>
+              </w:rPr>
+            </w:pPr>
+            <w:r>
+              <w:rPr>
+                <w:rFonts w:ascii="Arial" w:hAnsi="Arial" w:eastAsia="Arial" w:cs="Arial"/>
+                <w:i w:val="false"/>
+                <w:b w:val="false"/>
+                <w:u w:val="none"/>
+                <w:strike w:val="false"/>
+                <w:sz w:val="20"/>
+                <w:szCs w:val="20"/>
+                <w:color w:val="000000"/>
+              </w:rPr>
+              <w:t xml:space="preserve">59.5%</w:t>
+            </w:r>
+          </w:p>
+        </w:tc>
+      </w:tr>
+      <w:tr>
+        <w:trPr>
+          <w:trHeight w:val="612" w:hRule="auto"/>
+        </w:trPr>
+        <w:tc>
+          <w:tcPr>
+            <w:tcBorders>
+              <w:bottom w:val="none" w:sz="0" w:space="0" w:color="000000"/>
+              <w:top w:val="none" w:sz="0" w:space="0" w:color="000000"/>
+              <w:left w:val="none" w:sz="0" w:space="0" w:color="000000"/>
+              <w:right w:val="none" w:sz="0" w:space="0" w:color="000000"/>
+            </w:tcBorders>
+            <w:shd w:val="clear" w:color="auto" w:fill="FFFFFF"/>
+            <w:tcMar>
+              <w:top w:w="0" w:type="dxa"/>
+              <w:bottom w:w="0" w:type="dxa"/>
+              <w:left w:w="0" w:type="dxa"/>
+              <w:right w:w="0" w:type="dxa"/>
+            </w:tcMar>
+            <w:vAlign w:val="top"/>
+          </w:tcPr>
+          <w:p>
+            <w:pPr>
+              <w:pStyle w:val="Normal"/>
+              <w:jc w:val="left"/>
+              <w:pBdr>
+                <w:bottom w:val="none" w:sz="0" w:space="0" w:color="000000"/>
+                <w:top w:val="none" w:sz="0" w:space="0" w:color="000000"/>
+                <w:left w:val="none" w:sz="0" w:space="0" w:color="000000"/>
+                <w:right w:val="none" w:sz="0" w:space="0" w:color="000000"/>
+              </w:pBdr>
+              <w:spacing w:after="100" w:before="100" w:line="240"/>
+              <w:ind w:left="100" w:right="100" w:firstLine="0" w:firstLineChars="0"/>
+              <w:rPr>
+                <w:rFonts w:ascii="Arial" w:hAnsi="Arial" w:eastAsia="Arial" w:cs="Arial"/>
+                <w:i w:val="false"/>
+                <w:b w:val="false"/>
+                <w:u w:val="none"/>
+                <w:strike w:val="false"/>
+                <w:sz w:val="20"/>
+                <w:szCs w:val="20"/>
+                <w:color w:val="000000"/>
+              </w:rPr>
+            </w:pPr>
+            <w:r>
+              <w:rPr>
+                <w:rFonts w:ascii="Arial" w:hAnsi="Arial" w:eastAsia="Arial" w:cs="Arial"/>
+                <w:i w:val="false"/>
+                <w:b w:val="false"/>
+                <w:u w:val="none"/>
+                <w:strike w:val="false"/>
+                <w:sz w:val="20"/>
+                <w:szCs w:val="20"/>
+                <w:color w:val="000000"/>
+              </w:rPr>
+              <w:t xml:space="preserve">Moderate overlap</w:t>
+            </w:r>
+          </w:p>
+        </w:tc>
+        <w:tc>
+          <w:tcPr>
+            <w:tcBorders>
+              <w:bottom w:val="none" w:sz="0" w:space="0" w:color="000000"/>
+              <w:top w:val="none" w:sz="0" w:space="0" w:color="000000"/>
+              <w:left w:val="none" w:sz="0" w:space="0" w:color="000000"/>
+              <w:right w:val="none" w:sz="0" w:space="0" w:color="000000"/>
+            </w:tcBorders>
+            <w:shd w:val="clear" w:color="auto" w:fill="FFFFFF"/>
+            <w:tcMar>
+              <w:top w:w="0" w:type="dxa"/>
+              <w:bottom w:w="0" w:type="dxa"/>
+              <w:left w:w="0" w:type="dxa"/>
+              <w:right w:w="0" w:type="dxa"/>
+            </w:tcMar>
+            <w:vAlign w:val="top"/>
+          </w:tcPr>
+          <w:p>
+            <w:pPr>
+              <w:pStyle w:val="Normal"/>
+              <w:jc w:val="left"/>
+              <w:pBdr>
+                <w:bottom w:val="none" w:sz="0" w:space="0" w:color="000000"/>
+                <w:top w:val="none" w:sz="0" w:space="0" w:color="000000"/>
+                <w:left w:val="none" w:sz="0" w:space="0" w:color="000000"/>
+                <w:right w:val="none" w:sz="0" w:space="0" w:color="000000"/>
+              </w:pBdr>
+              <w:spacing w:after="100" w:before="100" w:line="240"/>
+              <w:ind w:left="100" w:right="100" w:firstLine="0" w:firstLineChars="0"/>
+              <w:rPr>
+                <w:rFonts w:ascii="Arial" w:hAnsi="Arial" w:eastAsia="Arial" w:cs="Arial"/>
+                <w:i w:val="false"/>
+                <w:b w:val="false"/>
+                <w:u w:val="none"/>
+                <w:strike w:val="false"/>
+                <w:sz w:val="20"/>
+                <w:szCs w:val="20"/>
+                <w:color w:val="000000"/>
+              </w:rPr>
+            </w:pPr>
+            <w:r>
+              <w:rPr>
+                <w:rFonts w:ascii="Arial" w:hAnsi="Arial" w:eastAsia="Arial" w:cs="Arial"/>
+                <w:i w:val="false"/>
+                <w:b w:val="false"/>
+                <w:u w:val="none"/>
+                <w:strike w:val="false"/>
+                <w:sz w:val="20"/>
+                <w:szCs w:val="20"/>
+                <w:color w:val="000000"/>
+              </w:rPr>
+              <w:t xml:space="preserve">5</w:t>
+            </w:r>
+          </w:p>
+        </w:tc>
+        <w:tc>
+          <w:tcPr>
+            <w:tcBorders>
+              <w:bottom w:val="none" w:sz="0" w:space="0" w:color="000000"/>
+              <w:top w:val="none" w:sz="0" w:space="0" w:color="000000"/>
+              <w:left w:val="none" w:sz="0" w:space="0" w:color="000000"/>
+              <w:right w:val="none" w:sz="0" w:space="0" w:color="000000"/>
+            </w:tcBorders>
+            <w:shd w:val="clear" w:color="auto" w:fill="FFFFFF"/>
+            <w:tcMar>
+              <w:top w:w="0" w:type="dxa"/>
+              <w:bottom w:w="0" w:type="dxa"/>
+              <w:left w:w="0" w:type="dxa"/>
+              <w:right w:w="0" w:type="dxa"/>
+            </w:tcMar>
+            <w:vAlign w:val="top"/>
+          </w:tcPr>
+          <w:p>
+            <w:pPr>
+              <w:pStyle w:val="Normal"/>
+              <w:jc w:val="left"/>
+              <w:pBdr>
+                <w:bottom w:val="none" w:sz="0" w:space="0" w:color="000000"/>
+                <w:top w:val="none" w:sz="0" w:space="0" w:color="000000"/>
+                <w:left w:val="none" w:sz="0" w:space="0" w:color="000000"/>
+                <w:right w:val="none" w:sz="0" w:space="0" w:color="000000"/>
+              </w:pBdr>
+              <w:spacing w:after="100" w:before="100" w:line="240"/>
+              <w:ind w:left="100" w:right="100" w:firstLine="0" w:firstLineChars="0"/>
+              <w:rPr>
+                <w:rFonts w:ascii="Arial" w:hAnsi="Arial" w:eastAsia="Arial" w:cs="Arial"/>
+                <w:i w:val="false"/>
+                <w:b w:val="false"/>
+                <w:u w:val="none"/>
+                <w:strike w:val="false"/>
+                <w:sz w:val="20"/>
+                <w:szCs w:val="20"/>
+                <w:color w:val="000000"/>
+              </w:rPr>
+            </w:pPr>
+            <w:r>
+              <w:rPr>
+                <w:rFonts w:ascii="Arial" w:hAnsi="Arial" w:eastAsia="Arial" w:cs="Arial"/>
+                <w:i w:val="false"/>
+                <w:b w:val="false"/>
+                <w:u w:val="none"/>
+                <w:strike w:val="false"/>
+                <w:sz w:val="20"/>
+                <w:szCs w:val="20"/>
+                <w:color w:val="000000"/>
+              </w:rPr>
+              <w:t xml:space="preserve">5/37</w:t>
+            </w:r>
+          </w:p>
+        </w:tc>
+        <w:tc>
+          <w:tcPr>
+            <w:tcBorders>
+              <w:bottom w:val="none" w:sz="0" w:space="0" w:color="000000"/>
+              <w:top w:val="none" w:sz="0" w:space="0" w:color="000000"/>
+              <w:left w:val="none" w:sz="0" w:space="0" w:color="000000"/>
+              <w:right w:val="none" w:sz="0" w:space="0" w:color="000000"/>
+            </w:tcBorders>
+            <w:shd w:val="clear" w:color="auto" w:fill="FFFFFF"/>
+            <w:tcMar>
+              <w:top w:w="0" w:type="dxa"/>
+              <w:bottom w:w="0" w:type="dxa"/>
+              <w:left w:w="0" w:type="dxa"/>
+              <w:right w:w="0" w:type="dxa"/>
+            </w:tcMar>
+            <w:vAlign w:val="top"/>
+          </w:tcPr>
+          <w:p>
+            <w:pPr>
+              <w:pStyle w:val="Normal"/>
+              <w:jc w:val="left"/>
+              <w:pBdr>
+                <w:bottom w:val="none" w:sz="0" w:space="0" w:color="000000"/>
+                <w:top w:val="none" w:sz="0" w:space="0" w:color="000000"/>
+                <w:left w:val="none" w:sz="0" w:space="0" w:color="000000"/>
+                <w:right w:val="none" w:sz="0" w:space="0" w:color="000000"/>
+              </w:pBdr>
+              <w:spacing w:after="100" w:before="100" w:line="240"/>
+              <w:ind w:left="100" w:right="100" w:firstLine="0" w:firstLineChars="0"/>
+              <w:rPr>
+                <w:rFonts w:ascii="Arial" w:hAnsi="Arial" w:eastAsia="Arial" w:cs="Arial"/>
+                <w:i w:val="false"/>
+                <w:b w:val="false"/>
+                <w:u w:val="none"/>
+                <w:strike w:val="false"/>
+                <w:sz w:val="20"/>
+                <w:szCs w:val="20"/>
+                <w:color w:val="000000"/>
+              </w:rPr>
+            </w:pPr>
+            <w:r>
+              <w:rPr>
+                <w:rFonts w:ascii="Arial" w:hAnsi="Arial" w:eastAsia="Arial" w:cs="Arial"/>
+                <w:i w:val="false"/>
+                <w:b w:val="false"/>
+                <w:u w:val="none"/>
+                <w:strike w:val="false"/>
+                <w:sz w:val="20"/>
+                <w:szCs w:val="20"/>
+                <w:color w:val="000000"/>
+              </w:rPr>
+              <w:t xml:space="preserve">13.5%</w:t>
+            </w:r>
+          </w:p>
+        </w:tc>
+      </w:tr>
+      <w:tr>
+        <w:trPr>
+          <w:trHeight w:val="615" w:hRule="auto"/>
+        </w:trPr>
+        <w:tc>
+          <w:tcPr>
+            <w:tcBorders>
+              <w:bottom w:val="single" w:sz="12" w:space="0" w:color="666666"/>
+              <w:top w:val="none" w:sz="0" w:space="0" w:color="000000"/>
+              <w:left w:val="none" w:sz="0" w:space="0" w:color="000000"/>
+              <w:right w:val="none" w:sz="0" w:space="0" w:color="000000"/>
+            </w:tcBorders>
+            <w:shd w:val="clear" w:color="auto" w:fill="FFFFFF"/>
+            <w:tcMar>
+              <w:top w:w="0" w:type="dxa"/>
+              <w:bottom w:w="0" w:type="dxa"/>
+              <w:left w:w="0" w:type="dxa"/>
+              <w:right w:w="0" w:type="dxa"/>
+            </w:tcMar>
+            <w:vAlign w:val="top"/>
+          </w:tcPr>
+          <w:p>
+            <w:pPr>
+              <w:pStyle w:val="Normal"/>
+              <w:jc w:val="left"/>
+              <w:pBdr>
+                <w:bottom w:val="none" w:sz="0" w:space="0" w:color="000000"/>
+                <w:top w:val="none" w:sz="0" w:space="0" w:color="000000"/>
+                <w:left w:val="none" w:sz="0" w:space="0" w:color="000000"/>
+                <w:right w:val="none" w:sz="0" w:space="0" w:color="000000"/>
+              </w:pBdr>
+              <w:spacing w:after="100" w:before="100" w:line="240"/>
+              <w:ind w:left="100" w:right="100" w:firstLine="0" w:firstLineChars="0"/>
+              <w:rPr>
+                <w:rFonts w:ascii="Arial" w:hAnsi="Arial" w:eastAsia="Arial" w:cs="Arial"/>
+                <w:i w:val="false"/>
+                <w:b w:val="false"/>
+                <w:u w:val="none"/>
+                <w:strike w:val="false"/>
+                <w:sz w:val="20"/>
+                <w:szCs w:val="20"/>
+                <w:color w:val="000000"/>
+              </w:rPr>
+            </w:pPr>
+            <w:r>
+              <w:rPr>
+                <w:rFonts w:ascii="Arial" w:hAnsi="Arial" w:eastAsia="Arial" w:cs="Arial"/>
+                <w:i w:val="false"/>
+                <w:b w:val="false"/>
+                <w:u w:val="none"/>
+                <w:strike w:val="false"/>
+                <w:sz w:val="20"/>
+                <w:szCs w:val="20"/>
+                <w:color w:val="000000"/>
+              </w:rPr>
+              <w:t xml:space="preserve">Not specified</w:t>
             </w:r>
           </w:p>
         </w:tc>

--- a/outputs/tables_methods_synthesis_simpler.docx
+++ b/outputs/tables_methods_synthesis_simpler.docx
@@ -45,11 +45,12 @@
       <w:tblGrid>
         <w:gridCol w:w="1854"/>
         <w:gridCol w:w="655"/>
-        <w:gridCol w:w="1144"/>
+        <w:gridCol w:w="1976"/>
+        <w:gridCol w:w="1169"/>
       </w:tblGrid>
       <w:tr>
         <w:trPr>
-          <w:trHeight w:val="612" w:hRule="auto"/>
+          <w:trHeight w:val="617" w:hRule="auto"/>
           <w:tblHeader/>
         </w:trPr>
         <w:tc>
@@ -213,7 +214,62 @@
                 <w:szCs w:val="20"/>
                 <w:color w:val="000000"/>
               </w:rPr>
-              <w:t xml:space="preserve">percent</w:t>
+              <w:t xml:space="preserve">Proportion (n/N)</w:t>
+            </w:r>
+          </w:p>
+        </w:tc>
+        <w:tc>
+          <w:tcPr>
+            <w:tcBorders>
+              <w:bottom w:val="single" w:sz="12" w:space="0" w:color="666666"/>
+              <w:top w:val="single" w:sz="12" w:space="0" w:color="666666"/>
+              <w:left w:val="none" w:sz="0" w:space="0" w:color="000000"/>
+              <w:right w:val="none" w:sz="0" w:space="0" w:color="000000"/>
+            </w:tcBorders>
+            <w:shd w:val="clear" w:color="auto" w:fill="FFFFFF"/>
+            <w:tcMar>
+              <w:top w:w="0" w:type="dxa"/>
+              <w:bottom w:w="0" w:type="dxa"/>
+              <w:left w:w="0" w:type="dxa"/>
+              <w:right w:w="0" w:type="dxa"/>
+            </w:tcMar>
+            <w:vAlign w:val="top"/>
+          </w:tcPr>
+          <w:p>
+            <w:pPr>
+              <w:pStyle w:val="Normal"/>
+              <w:jc w:val="left"/>
+              <w:pBdr>
+                <w:bottom w:val="none" w:sz="0" w:space="0" w:color="000000"/>
+                <w:top w:val="none" w:sz="0" w:space="0" w:color="000000"/>
+                <w:left w:val="none" w:sz="0" w:space="0" w:color="000000"/>
+                <w:right w:val="none" w:sz="0" w:space="0" w:color="000000"/>
+              </w:pBdr>
+              <w:spacing w:after="100" w:before="100" w:line="240"/>
+              <w:ind w:left="100" w:right="100" w:firstLine="0" w:firstLineChars="0"/>
+              <w:rPr>
+                <w:rFonts w:ascii="Arial" w:hAnsi="Arial" w:eastAsia="Arial" w:cs="Arial"/>
+                <w:i w:val="false"/>
+                <w:b w:val="false"/>
+                <w:u w:val="none"/>
+                <w:strike w:val="false"/>
+                <w:sz w:val="20"/>
+                <w:szCs w:val="20"/>
+                <w:color w:val="000000"/>
+              </w:rPr>
+            </w:pPr>
+            <w:r>
+              <w:rPr>
+                <w:rFonts w:ascii="Arial" w:hAnsi="Arial" w:eastAsia="Arial" w:cs="Arial"/>
+                <w:i w:val="false"/>
+                <w:b w:val="false"/>
+                <w:u w:val="none"/>
+                <w:strike w:val="false"/>
+                <w:sz w:val="20"/>
+                <w:szCs w:val="20"/>
+                <w:color w:val="000000"/>
+              </w:rPr>
+              <w:t xml:space="preserve">Percent</w:t>
             </w:r>
           </w:p>
         </w:tc>
@@ -383,6 +439,61 @@
                 <w:szCs w:val="20"/>
                 <w:color w:val="000000"/>
               </w:rPr>
+              <w:t xml:space="preserve">20/37</w:t>
+            </w:r>
+          </w:p>
+        </w:tc>
+        <w:tc>
+          <w:tcPr>
+            <w:tcBorders>
+              <w:bottom w:val="none" w:sz="0" w:space="0" w:color="000000"/>
+              <w:top w:val="single" w:sz="12" w:space="0" w:color="666666"/>
+              <w:left w:val="none" w:sz="0" w:space="0" w:color="000000"/>
+              <w:right w:val="none" w:sz="0" w:space="0" w:color="000000"/>
+            </w:tcBorders>
+            <w:shd w:val="clear" w:color="auto" w:fill="FFFFFF"/>
+            <w:tcMar>
+              <w:top w:w="0" w:type="dxa"/>
+              <w:bottom w:w="0" w:type="dxa"/>
+              <w:left w:w="0" w:type="dxa"/>
+              <w:right w:w="0" w:type="dxa"/>
+            </w:tcMar>
+            <w:vAlign w:val="top"/>
+          </w:tcPr>
+          <w:p>
+            <w:pPr>
+              <w:pStyle w:val="Normal"/>
+              <w:jc w:val="left"/>
+              <w:pBdr>
+                <w:bottom w:val="none" w:sz="0" w:space="0" w:color="000000"/>
+                <w:top w:val="none" w:sz="0" w:space="0" w:color="000000"/>
+                <w:left w:val="none" w:sz="0" w:space="0" w:color="000000"/>
+                <w:right w:val="none" w:sz="0" w:space="0" w:color="000000"/>
+              </w:pBdr>
+              <w:spacing w:after="100" w:before="100" w:line="240"/>
+              <w:ind w:left="100" w:right="100" w:firstLine="0" w:firstLineChars="0"/>
+              <w:rPr>
+                <w:rFonts w:ascii="Arial" w:hAnsi="Arial" w:eastAsia="Arial" w:cs="Arial"/>
+                <w:i w:val="false"/>
+                <w:b w:val="false"/>
+                <w:u w:val="none"/>
+                <w:strike w:val="false"/>
+                <w:sz w:val="20"/>
+                <w:szCs w:val="20"/>
+                <w:color w:val="000000"/>
+              </w:rPr>
+            </w:pPr>
+            <w:r>
+              <w:rPr>
+                <w:rFonts w:ascii="Arial" w:hAnsi="Arial" w:eastAsia="Arial" w:cs="Arial"/>
+                <w:i w:val="false"/>
+                <w:b w:val="false"/>
+                <w:u w:val="none"/>
+                <w:strike w:val="false"/>
+                <w:sz w:val="20"/>
+                <w:szCs w:val="20"/>
+                <w:color w:val="000000"/>
+              </w:rPr>
               <w:t xml:space="preserve">54.1%</w:t>
             </w:r>
           </w:p>
@@ -553,6 +664,61 @@
                 <w:szCs w:val="20"/>
                 <w:color w:val="000000"/>
               </w:rPr>
+              <w:t xml:space="preserve">11/37</w:t>
+            </w:r>
+          </w:p>
+        </w:tc>
+        <w:tc>
+          <w:tcPr>
+            <w:tcBorders>
+              <w:bottom w:val="none" w:sz="0" w:space="0" w:color="000000"/>
+              <w:top w:val="none" w:sz="0" w:space="0" w:color="000000"/>
+              <w:left w:val="none" w:sz="0" w:space="0" w:color="000000"/>
+              <w:right w:val="none" w:sz="0" w:space="0" w:color="000000"/>
+            </w:tcBorders>
+            <w:shd w:val="clear" w:color="auto" w:fill="FFFFFF"/>
+            <w:tcMar>
+              <w:top w:w="0" w:type="dxa"/>
+              <w:bottom w:w="0" w:type="dxa"/>
+              <w:left w:w="0" w:type="dxa"/>
+              <w:right w:w="0" w:type="dxa"/>
+            </w:tcMar>
+            <w:vAlign w:val="top"/>
+          </w:tcPr>
+          <w:p>
+            <w:pPr>
+              <w:pStyle w:val="Normal"/>
+              <w:jc w:val="left"/>
+              <w:pBdr>
+                <w:bottom w:val="none" w:sz="0" w:space="0" w:color="000000"/>
+                <w:top w:val="none" w:sz="0" w:space="0" w:color="000000"/>
+                <w:left w:val="none" w:sz="0" w:space="0" w:color="000000"/>
+                <w:right w:val="none" w:sz="0" w:space="0" w:color="000000"/>
+              </w:pBdr>
+              <w:spacing w:after="100" w:before="100" w:line="240"/>
+              <w:ind w:left="100" w:right="100" w:firstLine="0" w:firstLineChars="0"/>
+              <w:rPr>
+                <w:rFonts w:ascii="Arial" w:hAnsi="Arial" w:eastAsia="Arial" w:cs="Arial"/>
+                <w:i w:val="false"/>
+                <w:b w:val="false"/>
+                <w:u w:val="none"/>
+                <w:strike w:val="false"/>
+                <w:sz w:val="20"/>
+                <w:szCs w:val="20"/>
+                <w:color w:val="000000"/>
+              </w:rPr>
+            </w:pPr>
+            <w:r>
+              <w:rPr>
+                <w:rFonts w:ascii="Arial" w:hAnsi="Arial" w:eastAsia="Arial" w:cs="Arial"/>
+                <w:i w:val="false"/>
+                <w:b w:val="false"/>
+                <w:u w:val="none"/>
+                <w:strike w:val="false"/>
+                <w:sz w:val="20"/>
+                <w:szCs w:val="20"/>
+                <w:color w:val="000000"/>
+              </w:rPr>
               <w:t xml:space="preserve">29.7%</w:t>
             </w:r>
           </w:p>
@@ -723,6 +889,61 @@
                 <w:szCs w:val="20"/>
                 <w:color w:val="000000"/>
               </w:rPr>
+              <w:t xml:space="preserve">4/37</w:t>
+            </w:r>
+          </w:p>
+        </w:tc>
+        <w:tc>
+          <w:tcPr>
+            <w:tcBorders>
+              <w:bottom w:val="none" w:sz="0" w:space="0" w:color="000000"/>
+              <w:top w:val="none" w:sz="0" w:space="0" w:color="000000"/>
+              <w:left w:val="none" w:sz="0" w:space="0" w:color="000000"/>
+              <w:right w:val="none" w:sz="0" w:space="0" w:color="000000"/>
+            </w:tcBorders>
+            <w:shd w:val="clear" w:color="auto" w:fill="FFFFFF"/>
+            <w:tcMar>
+              <w:top w:w="0" w:type="dxa"/>
+              <w:bottom w:w="0" w:type="dxa"/>
+              <w:left w:w="0" w:type="dxa"/>
+              <w:right w:w="0" w:type="dxa"/>
+            </w:tcMar>
+            <w:vAlign w:val="top"/>
+          </w:tcPr>
+          <w:p>
+            <w:pPr>
+              <w:pStyle w:val="Normal"/>
+              <w:jc w:val="left"/>
+              <w:pBdr>
+                <w:bottom w:val="none" w:sz="0" w:space="0" w:color="000000"/>
+                <w:top w:val="none" w:sz="0" w:space="0" w:color="000000"/>
+                <w:left w:val="none" w:sz="0" w:space="0" w:color="000000"/>
+                <w:right w:val="none" w:sz="0" w:space="0" w:color="000000"/>
+              </w:pBdr>
+              <w:spacing w:after="100" w:before="100" w:line="240"/>
+              <w:ind w:left="100" w:right="100" w:firstLine="0" w:firstLineChars="0"/>
+              <w:rPr>
+                <w:rFonts w:ascii="Arial" w:hAnsi="Arial" w:eastAsia="Arial" w:cs="Arial"/>
+                <w:i w:val="false"/>
+                <w:b w:val="false"/>
+                <w:u w:val="none"/>
+                <w:strike w:val="false"/>
+                <w:sz w:val="20"/>
+                <w:szCs w:val="20"/>
+                <w:color w:val="000000"/>
+              </w:rPr>
+            </w:pPr>
+            <w:r>
+              <w:rPr>
+                <w:rFonts w:ascii="Arial" w:hAnsi="Arial" w:eastAsia="Arial" w:cs="Arial"/>
+                <w:i w:val="false"/>
+                <w:b w:val="false"/>
+                <w:u w:val="none"/>
+                <w:strike w:val="false"/>
+                <w:sz w:val="20"/>
+                <w:szCs w:val="20"/>
+                <w:color w:val="000000"/>
+              </w:rPr>
               <w:t xml:space="preserve">10.8%</w:t>
             </w:r>
           </w:p>
@@ -893,6 +1114,61 @@
                 <w:szCs w:val="20"/>
                 <w:color w:val="000000"/>
               </w:rPr>
+              <w:t xml:space="preserve">1/37</w:t>
+            </w:r>
+          </w:p>
+        </w:tc>
+        <w:tc>
+          <w:tcPr>
+            <w:tcBorders>
+              <w:bottom w:val="none" w:sz="0" w:space="0" w:color="000000"/>
+              <w:top w:val="none" w:sz="0" w:space="0" w:color="000000"/>
+              <w:left w:val="none" w:sz="0" w:space="0" w:color="000000"/>
+              <w:right w:val="none" w:sz="0" w:space="0" w:color="000000"/>
+            </w:tcBorders>
+            <w:shd w:val="clear" w:color="auto" w:fill="FFFFFF"/>
+            <w:tcMar>
+              <w:top w:w="0" w:type="dxa"/>
+              <w:bottom w:w="0" w:type="dxa"/>
+              <w:left w:w="0" w:type="dxa"/>
+              <w:right w:w="0" w:type="dxa"/>
+            </w:tcMar>
+            <w:vAlign w:val="top"/>
+          </w:tcPr>
+          <w:p>
+            <w:pPr>
+              <w:pStyle w:val="Normal"/>
+              <w:jc w:val="left"/>
+              <w:pBdr>
+                <w:bottom w:val="none" w:sz="0" w:space="0" w:color="000000"/>
+                <w:top w:val="none" w:sz="0" w:space="0" w:color="000000"/>
+                <w:left w:val="none" w:sz="0" w:space="0" w:color="000000"/>
+                <w:right w:val="none" w:sz="0" w:space="0" w:color="000000"/>
+              </w:pBdr>
+              <w:spacing w:after="100" w:before="100" w:line="240"/>
+              <w:ind w:left="100" w:right="100" w:firstLine="0" w:firstLineChars="0"/>
+              <w:rPr>
+                <w:rFonts w:ascii="Arial" w:hAnsi="Arial" w:eastAsia="Arial" w:cs="Arial"/>
+                <w:i w:val="false"/>
+                <w:b w:val="false"/>
+                <w:u w:val="none"/>
+                <w:strike w:val="false"/>
+                <w:sz w:val="20"/>
+                <w:szCs w:val="20"/>
+                <w:color w:val="000000"/>
+              </w:rPr>
+            </w:pPr>
+            <w:r>
+              <w:rPr>
+                <w:rFonts w:ascii="Arial" w:hAnsi="Arial" w:eastAsia="Arial" w:cs="Arial"/>
+                <w:i w:val="false"/>
+                <w:b w:val="false"/>
+                <w:u w:val="none"/>
+                <w:strike w:val="false"/>
+                <w:sz w:val="20"/>
+                <w:szCs w:val="20"/>
+                <w:color w:val="000000"/>
+              </w:rPr>
               <w:t xml:space="preserve">2.7%</w:t>
             </w:r>
           </w:p>
@@ -1009,6 +1285,61 @@
                 <w:color w:val="000000"/>
               </w:rPr>
               <w:t xml:space="preserve">1</w:t>
+            </w:r>
+          </w:p>
+        </w:tc>
+        <w:tc>
+          <w:tcPr>
+            <w:tcBorders>
+              <w:bottom w:val="single" w:sz="12" w:space="0" w:color="666666"/>
+              <w:top w:val="none" w:sz="0" w:space="0" w:color="000000"/>
+              <w:left w:val="none" w:sz="0" w:space="0" w:color="000000"/>
+              <w:right w:val="none" w:sz="0" w:space="0" w:color="000000"/>
+            </w:tcBorders>
+            <w:shd w:val="clear" w:color="auto" w:fill="FFFFFF"/>
+            <w:tcMar>
+              <w:top w:w="0" w:type="dxa"/>
+              <w:bottom w:w="0" w:type="dxa"/>
+              <w:left w:w="0" w:type="dxa"/>
+              <w:right w:w="0" w:type="dxa"/>
+            </w:tcMar>
+            <w:vAlign w:val="top"/>
+          </w:tcPr>
+          <w:p>
+            <w:pPr>
+              <w:pStyle w:val="Normal"/>
+              <w:jc w:val="left"/>
+              <w:pBdr>
+                <w:bottom w:val="none" w:sz="0" w:space="0" w:color="000000"/>
+                <w:top w:val="none" w:sz="0" w:space="0" w:color="000000"/>
+                <w:left w:val="none" w:sz="0" w:space="0" w:color="000000"/>
+                <w:right w:val="none" w:sz="0" w:space="0" w:color="000000"/>
+              </w:pBdr>
+              <w:spacing w:after="100" w:before="100" w:line="240"/>
+              <w:ind w:left="100" w:right="100" w:firstLine="0" w:firstLineChars="0"/>
+              <w:rPr>
+                <w:rFonts w:ascii="Arial" w:hAnsi="Arial" w:eastAsia="Arial" w:cs="Arial"/>
+                <w:i w:val="false"/>
+                <w:b w:val="false"/>
+                <w:u w:val="none"/>
+                <w:strike w:val="false"/>
+                <w:sz w:val="20"/>
+                <w:szCs w:val="20"/>
+                <w:color w:val="000000"/>
+              </w:rPr>
+            </w:pPr>
+            <w:r>
+              <w:rPr>
+                <w:rFonts w:ascii="Arial" w:hAnsi="Arial" w:eastAsia="Arial" w:cs="Arial"/>
+                <w:i w:val="false"/>
+                <w:b w:val="false"/>
+                <w:u w:val="none"/>
+                <w:strike w:val="false"/>
+                <w:sz w:val="20"/>
+                <w:szCs w:val="20"/>
+                <w:color w:val="000000"/>
+              </w:rPr>
+              <w:t xml:space="preserve">1/37</w:t>
             </w:r>
           </w:p>
         </w:tc>
@@ -1993,11 +2324,12 @@
       <w:tblGrid>
         <w:gridCol w:w="2453"/>
         <w:gridCol w:w="655"/>
-        <w:gridCol w:w="1144"/>
+        <w:gridCol w:w="1976"/>
+        <w:gridCol w:w="1169"/>
       </w:tblGrid>
       <w:tr>
         <w:trPr>
-          <w:trHeight w:val="612" w:hRule="auto"/>
+          <w:trHeight w:val="617" w:hRule="auto"/>
           <w:tblHeader/>
         </w:trPr>
         <w:tc>
@@ -2161,7 +2493,62 @@
                 <w:szCs w:val="20"/>
                 <w:color w:val="000000"/>
               </w:rPr>
-              <w:t xml:space="preserve">percent</w:t>
+              <w:t xml:space="preserve">Proportion (n/N)</w:t>
+            </w:r>
+          </w:p>
+        </w:tc>
+        <w:tc>
+          <w:tcPr>
+            <w:tcBorders>
+              <w:bottom w:val="single" w:sz="12" w:space="0" w:color="666666"/>
+              <w:top w:val="single" w:sz="12" w:space="0" w:color="666666"/>
+              <w:left w:val="none" w:sz="0" w:space="0" w:color="000000"/>
+              <w:right w:val="none" w:sz="0" w:space="0" w:color="000000"/>
+            </w:tcBorders>
+            <w:shd w:val="clear" w:color="auto" w:fill="FFFFFF"/>
+            <w:tcMar>
+              <w:top w:w="0" w:type="dxa"/>
+              <w:bottom w:w="0" w:type="dxa"/>
+              <w:left w:w="0" w:type="dxa"/>
+              <w:right w:w="0" w:type="dxa"/>
+            </w:tcMar>
+            <w:vAlign w:val="top"/>
+          </w:tcPr>
+          <w:p>
+            <w:pPr>
+              <w:pStyle w:val="Normal"/>
+              <w:jc w:val="left"/>
+              <w:pBdr>
+                <w:bottom w:val="none" w:sz="0" w:space="0" w:color="000000"/>
+                <w:top w:val="none" w:sz="0" w:space="0" w:color="000000"/>
+                <w:left w:val="none" w:sz="0" w:space="0" w:color="000000"/>
+                <w:right w:val="none" w:sz="0" w:space="0" w:color="000000"/>
+              </w:pBdr>
+              <w:spacing w:after="100" w:before="100" w:line="240"/>
+              <w:ind w:left="100" w:right="100" w:firstLine="0" w:firstLineChars="0"/>
+              <w:rPr>
+                <w:rFonts w:ascii="Arial" w:hAnsi="Arial" w:eastAsia="Arial" w:cs="Arial"/>
+                <w:i w:val="false"/>
+                <w:b w:val="false"/>
+                <w:u w:val="none"/>
+                <w:strike w:val="false"/>
+                <w:sz w:val="20"/>
+                <w:szCs w:val="20"/>
+                <w:color w:val="000000"/>
+              </w:rPr>
+            </w:pPr>
+            <w:r>
+              <w:rPr>
+                <w:rFonts w:ascii="Arial" w:hAnsi="Arial" w:eastAsia="Arial" w:cs="Arial"/>
+                <w:i w:val="false"/>
+                <w:b w:val="false"/>
+                <w:u w:val="none"/>
+                <w:strike w:val="false"/>
+                <w:sz w:val="20"/>
+                <w:szCs w:val="20"/>
+                <w:color w:val="000000"/>
+              </w:rPr>
+              <w:t xml:space="preserve">Percent</w:t>
             </w:r>
           </w:p>
         </w:tc>
@@ -2331,6 +2718,61 @@
                 <w:szCs w:val="20"/>
                 <w:color w:val="000000"/>
               </w:rPr>
+              <w:t xml:space="preserve">23/37</w:t>
+            </w:r>
+          </w:p>
+        </w:tc>
+        <w:tc>
+          <w:tcPr>
+            <w:tcBorders>
+              <w:bottom w:val="none" w:sz="0" w:space="0" w:color="000000"/>
+              <w:top w:val="single" w:sz="12" w:space="0" w:color="666666"/>
+              <w:left w:val="none" w:sz="0" w:space="0" w:color="000000"/>
+              <w:right w:val="none" w:sz="0" w:space="0" w:color="000000"/>
+            </w:tcBorders>
+            <w:shd w:val="clear" w:color="auto" w:fill="FFFFFF"/>
+            <w:tcMar>
+              <w:top w:w="0" w:type="dxa"/>
+              <w:bottom w:w="0" w:type="dxa"/>
+              <w:left w:w="0" w:type="dxa"/>
+              <w:right w:w="0" w:type="dxa"/>
+            </w:tcMar>
+            <w:vAlign w:val="top"/>
+          </w:tcPr>
+          <w:p>
+            <w:pPr>
+              <w:pStyle w:val="Normal"/>
+              <w:jc w:val="left"/>
+              <w:pBdr>
+                <w:bottom w:val="none" w:sz="0" w:space="0" w:color="000000"/>
+                <w:top w:val="none" w:sz="0" w:space="0" w:color="000000"/>
+                <w:left w:val="none" w:sz="0" w:space="0" w:color="000000"/>
+                <w:right w:val="none" w:sz="0" w:space="0" w:color="000000"/>
+              </w:pBdr>
+              <w:spacing w:after="100" w:before="100" w:line="240"/>
+              <w:ind w:left="100" w:right="100" w:firstLine="0" w:firstLineChars="0"/>
+              <w:rPr>
+                <w:rFonts w:ascii="Arial" w:hAnsi="Arial" w:eastAsia="Arial" w:cs="Arial"/>
+                <w:i w:val="false"/>
+                <w:b w:val="false"/>
+                <w:u w:val="none"/>
+                <w:strike w:val="false"/>
+                <w:sz w:val="20"/>
+                <w:szCs w:val="20"/>
+                <w:color w:val="000000"/>
+              </w:rPr>
+            </w:pPr>
+            <w:r>
+              <w:rPr>
+                <w:rFonts w:ascii="Arial" w:hAnsi="Arial" w:eastAsia="Arial" w:cs="Arial"/>
+                <w:i w:val="false"/>
+                <w:b w:val="false"/>
+                <w:u w:val="none"/>
+                <w:strike w:val="false"/>
+                <w:sz w:val="20"/>
+                <w:szCs w:val="20"/>
+                <w:color w:val="000000"/>
+              </w:rPr>
               <w:t xml:space="preserve">62.2%</w:t>
             </w:r>
           </w:p>
@@ -2501,6 +2943,61 @@
                 <w:szCs w:val="20"/>
                 <w:color w:val="000000"/>
               </w:rPr>
+              <w:t xml:space="preserve">7/37</w:t>
+            </w:r>
+          </w:p>
+        </w:tc>
+        <w:tc>
+          <w:tcPr>
+            <w:tcBorders>
+              <w:bottom w:val="none" w:sz="0" w:space="0" w:color="000000"/>
+              <w:top w:val="none" w:sz="0" w:space="0" w:color="000000"/>
+              <w:left w:val="none" w:sz="0" w:space="0" w:color="000000"/>
+              <w:right w:val="none" w:sz="0" w:space="0" w:color="000000"/>
+            </w:tcBorders>
+            <w:shd w:val="clear" w:color="auto" w:fill="FFFFFF"/>
+            <w:tcMar>
+              <w:top w:w="0" w:type="dxa"/>
+              <w:bottom w:w="0" w:type="dxa"/>
+              <w:left w:w="0" w:type="dxa"/>
+              <w:right w:w="0" w:type="dxa"/>
+            </w:tcMar>
+            <w:vAlign w:val="top"/>
+          </w:tcPr>
+          <w:p>
+            <w:pPr>
+              <w:pStyle w:val="Normal"/>
+              <w:jc w:val="left"/>
+              <w:pBdr>
+                <w:bottom w:val="none" w:sz="0" w:space="0" w:color="000000"/>
+                <w:top w:val="none" w:sz="0" w:space="0" w:color="000000"/>
+                <w:left w:val="none" w:sz="0" w:space="0" w:color="000000"/>
+                <w:right w:val="none" w:sz="0" w:space="0" w:color="000000"/>
+              </w:pBdr>
+              <w:spacing w:after="100" w:before="100" w:line="240"/>
+              <w:ind w:left="100" w:right="100" w:firstLine="0" w:firstLineChars="0"/>
+              <w:rPr>
+                <w:rFonts w:ascii="Arial" w:hAnsi="Arial" w:eastAsia="Arial" w:cs="Arial"/>
+                <w:i w:val="false"/>
+                <w:b w:val="false"/>
+                <w:u w:val="none"/>
+                <w:strike w:val="false"/>
+                <w:sz w:val="20"/>
+                <w:szCs w:val="20"/>
+                <w:color w:val="000000"/>
+              </w:rPr>
+            </w:pPr>
+            <w:r>
+              <w:rPr>
+                <w:rFonts w:ascii="Arial" w:hAnsi="Arial" w:eastAsia="Arial" w:cs="Arial"/>
+                <w:i w:val="false"/>
+                <w:b w:val="false"/>
+                <w:u w:val="none"/>
+                <w:strike w:val="false"/>
+                <w:sz w:val="20"/>
+                <w:szCs w:val="20"/>
+                <w:color w:val="000000"/>
+              </w:rPr>
               <w:t xml:space="preserve">18.9%</w:t>
             </w:r>
           </w:p>
@@ -2671,6 +3168,61 @@
                 <w:szCs w:val="20"/>
                 <w:color w:val="000000"/>
               </w:rPr>
+              <w:t xml:space="preserve">2/37</w:t>
+            </w:r>
+          </w:p>
+        </w:tc>
+        <w:tc>
+          <w:tcPr>
+            <w:tcBorders>
+              <w:bottom w:val="none" w:sz="0" w:space="0" w:color="000000"/>
+              <w:top w:val="none" w:sz="0" w:space="0" w:color="000000"/>
+              <w:left w:val="none" w:sz="0" w:space="0" w:color="000000"/>
+              <w:right w:val="none" w:sz="0" w:space="0" w:color="000000"/>
+            </w:tcBorders>
+            <w:shd w:val="clear" w:color="auto" w:fill="FFFFFF"/>
+            <w:tcMar>
+              <w:top w:w="0" w:type="dxa"/>
+              <w:bottom w:w="0" w:type="dxa"/>
+              <w:left w:w="0" w:type="dxa"/>
+              <w:right w:w="0" w:type="dxa"/>
+            </w:tcMar>
+            <w:vAlign w:val="top"/>
+          </w:tcPr>
+          <w:p>
+            <w:pPr>
+              <w:pStyle w:val="Normal"/>
+              <w:jc w:val="left"/>
+              <w:pBdr>
+                <w:bottom w:val="none" w:sz="0" w:space="0" w:color="000000"/>
+                <w:top w:val="none" w:sz="0" w:space="0" w:color="000000"/>
+                <w:left w:val="none" w:sz="0" w:space="0" w:color="000000"/>
+                <w:right w:val="none" w:sz="0" w:space="0" w:color="000000"/>
+              </w:pBdr>
+              <w:spacing w:after="100" w:before="100" w:line="240"/>
+              <w:ind w:left="100" w:right="100" w:firstLine="0" w:firstLineChars="0"/>
+              <w:rPr>
+                <w:rFonts w:ascii="Arial" w:hAnsi="Arial" w:eastAsia="Arial" w:cs="Arial"/>
+                <w:i w:val="false"/>
+                <w:b w:val="false"/>
+                <w:u w:val="none"/>
+                <w:strike w:val="false"/>
+                <w:sz w:val="20"/>
+                <w:szCs w:val="20"/>
+                <w:color w:val="000000"/>
+              </w:rPr>
+            </w:pPr>
+            <w:r>
+              <w:rPr>
+                <w:rFonts w:ascii="Arial" w:hAnsi="Arial" w:eastAsia="Arial" w:cs="Arial"/>
+                <w:i w:val="false"/>
+                <w:b w:val="false"/>
+                <w:u w:val="none"/>
+                <w:strike w:val="false"/>
+                <w:sz w:val="20"/>
+                <w:szCs w:val="20"/>
+                <w:color w:val="000000"/>
+              </w:rPr>
               <w:t xml:space="preserve">5.4%</w:t>
             </w:r>
           </w:p>
@@ -2841,6 +3393,61 @@
                 <w:szCs w:val="20"/>
                 <w:color w:val="000000"/>
               </w:rPr>
+              <w:t xml:space="preserve">2/37</w:t>
+            </w:r>
+          </w:p>
+        </w:tc>
+        <w:tc>
+          <w:tcPr>
+            <w:tcBorders>
+              <w:bottom w:val="none" w:sz="0" w:space="0" w:color="000000"/>
+              <w:top w:val="none" w:sz="0" w:space="0" w:color="000000"/>
+              <w:left w:val="none" w:sz="0" w:space="0" w:color="000000"/>
+              <w:right w:val="none" w:sz="0" w:space="0" w:color="000000"/>
+            </w:tcBorders>
+            <w:shd w:val="clear" w:color="auto" w:fill="FFFFFF"/>
+            <w:tcMar>
+              <w:top w:w="0" w:type="dxa"/>
+              <w:bottom w:w="0" w:type="dxa"/>
+              <w:left w:w="0" w:type="dxa"/>
+              <w:right w:w="0" w:type="dxa"/>
+            </w:tcMar>
+            <w:vAlign w:val="top"/>
+          </w:tcPr>
+          <w:p>
+            <w:pPr>
+              <w:pStyle w:val="Normal"/>
+              <w:jc w:val="left"/>
+              <w:pBdr>
+                <w:bottom w:val="none" w:sz="0" w:space="0" w:color="000000"/>
+                <w:top w:val="none" w:sz="0" w:space="0" w:color="000000"/>
+                <w:left w:val="none" w:sz="0" w:space="0" w:color="000000"/>
+                <w:right w:val="none" w:sz="0" w:space="0" w:color="000000"/>
+              </w:pBdr>
+              <w:spacing w:after="100" w:before="100" w:line="240"/>
+              <w:ind w:left="100" w:right="100" w:firstLine="0" w:firstLineChars="0"/>
+              <w:rPr>
+                <w:rFonts w:ascii="Arial" w:hAnsi="Arial" w:eastAsia="Arial" w:cs="Arial"/>
+                <w:i w:val="false"/>
+                <w:b w:val="false"/>
+                <w:u w:val="none"/>
+                <w:strike w:val="false"/>
+                <w:sz w:val="20"/>
+                <w:szCs w:val="20"/>
+                <w:color w:val="000000"/>
+              </w:rPr>
+            </w:pPr>
+            <w:r>
+              <w:rPr>
+                <w:rFonts w:ascii="Arial" w:hAnsi="Arial" w:eastAsia="Arial" w:cs="Arial"/>
+                <w:i w:val="false"/>
+                <w:b w:val="false"/>
+                <w:u w:val="none"/>
+                <w:strike w:val="false"/>
+                <w:sz w:val="20"/>
+                <w:szCs w:val="20"/>
+                <w:color w:val="000000"/>
+              </w:rPr>
               <w:t xml:space="preserve">5.4%</w:t>
             </w:r>
           </w:p>
@@ -3011,6 +3618,61 @@
                 <w:szCs w:val="20"/>
                 <w:color w:val="000000"/>
               </w:rPr>
+              <w:t xml:space="preserve">2/37</w:t>
+            </w:r>
+          </w:p>
+        </w:tc>
+        <w:tc>
+          <w:tcPr>
+            <w:tcBorders>
+              <w:bottom w:val="none" w:sz="0" w:space="0" w:color="000000"/>
+              <w:top w:val="none" w:sz="0" w:space="0" w:color="000000"/>
+              <w:left w:val="none" w:sz="0" w:space="0" w:color="000000"/>
+              <w:right w:val="none" w:sz="0" w:space="0" w:color="000000"/>
+            </w:tcBorders>
+            <w:shd w:val="clear" w:color="auto" w:fill="FFFFFF"/>
+            <w:tcMar>
+              <w:top w:w="0" w:type="dxa"/>
+              <w:bottom w:w="0" w:type="dxa"/>
+              <w:left w:w="0" w:type="dxa"/>
+              <w:right w:w="0" w:type="dxa"/>
+            </w:tcMar>
+            <w:vAlign w:val="top"/>
+          </w:tcPr>
+          <w:p>
+            <w:pPr>
+              <w:pStyle w:val="Normal"/>
+              <w:jc w:val="left"/>
+              <w:pBdr>
+                <w:bottom w:val="none" w:sz="0" w:space="0" w:color="000000"/>
+                <w:top w:val="none" w:sz="0" w:space="0" w:color="000000"/>
+                <w:left w:val="none" w:sz="0" w:space="0" w:color="000000"/>
+                <w:right w:val="none" w:sz="0" w:space="0" w:color="000000"/>
+              </w:pBdr>
+              <w:spacing w:after="100" w:before="100" w:line="240"/>
+              <w:ind w:left="100" w:right="100" w:firstLine="0" w:firstLineChars="0"/>
+              <w:rPr>
+                <w:rFonts w:ascii="Arial" w:hAnsi="Arial" w:eastAsia="Arial" w:cs="Arial"/>
+                <w:i w:val="false"/>
+                <w:b w:val="false"/>
+                <w:u w:val="none"/>
+                <w:strike w:val="false"/>
+                <w:sz w:val="20"/>
+                <w:szCs w:val="20"/>
+                <w:color w:val="000000"/>
+              </w:rPr>
+            </w:pPr>
+            <w:r>
+              <w:rPr>
+                <w:rFonts w:ascii="Arial" w:hAnsi="Arial" w:eastAsia="Arial" w:cs="Arial"/>
+                <w:i w:val="false"/>
+                <w:b w:val="false"/>
+                <w:u w:val="none"/>
+                <w:strike w:val="false"/>
+                <w:sz w:val="20"/>
+                <w:szCs w:val="20"/>
+                <w:color w:val="000000"/>
+              </w:rPr>
               <w:t xml:space="preserve">5.4%</w:t>
             </w:r>
           </w:p>
@@ -3127,6 +3789,61 @@
                 <w:color w:val="000000"/>
               </w:rPr>
               <w:t xml:space="preserve">1</w:t>
+            </w:r>
+          </w:p>
+        </w:tc>
+        <w:tc>
+          <w:tcPr>
+            <w:tcBorders>
+              <w:bottom w:val="single" w:sz="12" w:space="0" w:color="666666"/>
+              <w:top w:val="none" w:sz="0" w:space="0" w:color="000000"/>
+              <w:left w:val="none" w:sz="0" w:space="0" w:color="000000"/>
+              <w:right w:val="none" w:sz="0" w:space="0" w:color="000000"/>
+            </w:tcBorders>
+            <w:shd w:val="clear" w:color="auto" w:fill="FFFFFF"/>
+            <w:tcMar>
+              <w:top w:w="0" w:type="dxa"/>
+              <w:bottom w:w="0" w:type="dxa"/>
+              <w:left w:w="0" w:type="dxa"/>
+              <w:right w:w="0" w:type="dxa"/>
+            </w:tcMar>
+            <w:vAlign w:val="top"/>
+          </w:tcPr>
+          <w:p>
+            <w:pPr>
+              <w:pStyle w:val="Normal"/>
+              <w:jc w:val="left"/>
+              <w:pBdr>
+                <w:bottom w:val="none" w:sz="0" w:space="0" w:color="000000"/>
+                <w:top w:val="none" w:sz="0" w:space="0" w:color="000000"/>
+                <w:left w:val="none" w:sz="0" w:space="0" w:color="000000"/>
+                <w:right w:val="none" w:sz="0" w:space="0" w:color="000000"/>
+              </w:pBdr>
+              <w:spacing w:after="100" w:before="100" w:line="240"/>
+              <w:ind w:left="100" w:right="100" w:firstLine="0" w:firstLineChars="0"/>
+              <w:rPr>
+                <w:rFonts w:ascii="Arial" w:hAnsi="Arial" w:eastAsia="Arial" w:cs="Arial"/>
+                <w:i w:val="false"/>
+                <w:b w:val="false"/>
+                <w:u w:val="none"/>
+                <w:strike w:val="false"/>
+                <w:sz w:val="20"/>
+                <w:szCs w:val="20"/>
+                <w:color w:val="000000"/>
+              </w:rPr>
+            </w:pPr>
+            <w:r>
+              <w:rPr>
+                <w:rFonts w:ascii="Arial" w:hAnsi="Arial" w:eastAsia="Arial" w:cs="Arial"/>
+                <w:i w:val="false"/>
+                <w:b w:val="false"/>
+                <w:u w:val="none"/>
+                <w:strike w:val="false"/>
+                <w:sz w:val="20"/>
+                <w:szCs w:val="20"/>
+                <w:color w:val="000000"/>
+              </w:rPr>
+              <w:t xml:space="preserve">1/37</w:t>
             </w:r>
           </w:p>
         </w:tc>
@@ -6289,6 +7006,1235 @@
                 <w:color w:val="000000"/>
               </w:rPr>
               <w:t xml:space="preserve">2.7%</w:t>
+            </w:r>
+          </w:p>
+        </w:tc>
+      </w:tr>
+    </w:tbl>
+    <w:p>
+      <w:pPr>
+        <w:pStyle w:val="Normal"/>
+      </w:pPr>
+      <w:r>
+        <w:t xml:space="preserve"/>
+      </w:r>
+    </w:p>
+    <w:p>
+      <w:pPr>
+        <w:pStyle w:val="TableCaption"/>
+        <w:jc w:val="center"/>
+        <w:keepNext/>
+        <w:pBdr>
+          <w:bottom w:val="none" w:sz="0" w:space="0" w:color="000000"/>
+          <w:top w:val="none" w:sz="0" w:space="0" w:color="000000"/>
+          <w:left w:val="none" w:sz="0" w:space="0" w:color="000000"/>
+          <w:right w:val="none" w:sz="0" w:space="0" w:color="000000"/>
+        </w:pBdr>
+        <w:spacing w:after="60" w:before="60" w:line="240"/>
+        <w:ind w:left="60" w:right="60" w:firstLine="0" w:firstLineChars="0"/>
+      </w:pPr>
+      <w:r>
+        <w:t xml:space="preserve">Number of Databases Used</w:t>
+      </w:r>
+    </w:p>
+    <w:tbl xmlns:a="http://schemas.openxmlformats.org/drawingml/2006/main" xmlns:pic="http://schemas.openxmlformats.org/drawingml/2006/picture">
+      <w:tblPr>
+        <w:tblLayout w:type="fixed"/>
+        <w:jc w:val="center"/>
+        <w:tblLook w:firstRow="1" w:lastRow="0" w:firstColumn="0" w:lastColumn="0" w:noHBand="0" w:noVBand="1"/>
+      </w:tblPr>
+      <w:tblGrid>
+        <w:gridCol w:w="1426"/>
+        <w:gridCol w:w="1352"/>
+        <w:gridCol w:w="1144"/>
+      </w:tblGrid>
+      <w:tr>
+        <w:trPr>
+          <w:trHeight w:val="612" w:hRule="auto"/>
+          <w:tblHeader/>
+        </w:trPr>
+        <w:tc>
+          <w:tcPr>
+            <w:tcBorders>
+              <w:bottom w:val="single" w:sz="12" w:space="0" w:color="666666"/>
+              <w:top w:val="single" w:sz="12" w:space="0" w:color="666666"/>
+              <w:left w:val="none" w:sz="0" w:space="0" w:color="000000"/>
+              <w:right w:val="none" w:sz="0" w:space="0" w:color="000000"/>
+            </w:tcBorders>
+            <w:shd w:val="clear" w:color="auto" w:fill="FFFFFF"/>
+            <w:tcMar>
+              <w:top w:w="0" w:type="dxa"/>
+              <w:bottom w:w="0" w:type="dxa"/>
+              <w:left w:w="0" w:type="dxa"/>
+              <w:right w:w="0" w:type="dxa"/>
+            </w:tcMar>
+            <w:vAlign w:val="top"/>
+          </w:tcPr>
+          <w:p>
+            <w:pPr>
+              <w:pStyle w:val="Normal"/>
+              <w:jc w:val="left"/>
+              <w:pBdr>
+                <w:bottom w:val="none" w:sz="0" w:space="0" w:color="000000"/>
+                <w:top w:val="none" w:sz="0" w:space="0" w:color="000000"/>
+                <w:left w:val="none" w:sz="0" w:space="0" w:color="000000"/>
+                <w:right w:val="none" w:sz="0" w:space="0" w:color="000000"/>
+              </w:pBdr>
+              <w:spacing w:after="100" w:before="100" w:line="240"/>
+              <w:ind w:left="100" w:right="100" w:firstLine="0" w:firstLineChars="0"/>
+              <w:rPr>
+                <w:rFonts w:ascii="Arial" w:hAnsi="Arial" w:eastAsia="Arial" w:cs="Arial"/>
+                <w:i w:val="false"/>
+                <w:b w:val="false"/>
+                <w:u w:val="none"/>
+                <w:strike w:val="false"/>
+                <w:sz w:val="20"/>
+                <w:szCs w:val="20"/>
+                <w:color w:val="000000"/>
+              </w:rPr>
+            </w:pPr>
+            <w:r>
+              <w:rPr>
+                <w:rFonts w:ascii="Arial" w:hAnsi="Arial" w:eastAsia="Arial" w:cs="Arial"/>
+                <w:i w:val="false"/>
+                <w:b w:val="false"/>
+                <w:u w:val="none"/>
+                <w:strike w:val="false"/>
+                <w:sz w:val="20"/>
+                <w:szCs w:val="20"/>
+                <w:color w:val="000000"/>
+              </w:rPr>
+              <w:t xml:space="preserve">n_sources</w:t>
+            </w:r>
+          </w:p>
+        </w:tc>
+        <w:tc>
+          <w:tcPr>
+            <w:tcBorders>
+              <w:bottom w:val="single" w:sz="12" w:space="0" w:color="666666"/>
+              <w:top w:val="single" w:sz="12" w:space="0" w:color="666666"/>
+              <w:left w:val="none" w:sz="0" w:space="0" w:color="000000"/>
+              <w:right w:val="none" w:sz="0" w:space="0" w:color="000000"/>
+            </w:tcBorders>
+            <w:shd w:val="clear" w:color="auto" w:fill="FFFFFF"/>
+            <w:tcMar>
+              <w:top w:w="0" w:type="dxa"/>
+              <w:bottom w:w="0" w:type="dxa"/>
+              <w:left w:w="0" w:type="dxa"/>
+              <w:right w:w="0" w:type="dxa"/>
+            </w:tcMar>
+            <w:vAlign w:val="top"/>
+          </w:tcPr>
+          <w:p>
+            <w:pPr>
+              <w:pStyle w:val="Normal"/>
+              <w:jc w:val="left"/>
+              <w:pBdr>
+                <w:bottom w:val="none" w:sz="0" w:space="0" w:color="000000"/>
+                <w:top w:val="none" w:sz="0" w:space="0" w:color="000000"/>
+                <w:left w:val="none" w:sz="0" w:space="0" w:color="000000"/>
+                <w:right w:val="none" w:sz="0" w:space="0" w:color="000000"/>
+              </w:pBdr>
+              <w:spacing w:after="100" w:before="100" w:line="240"/>
+              <w:ind w:left="100" w:right="100" w:firstLine="0" w:firstLineChars="0"/>
+              <w:rPr>
+                <w:rFonts w:ascii="Arial" w:hAnsi="Arial" w:eastAsia="Arial" w:cs="Arial"/>
+                <w:i w:val="false"/>
+                <w:b w:val="false"/>
+                <w:u w:val="none"/>
+                <w:strike w:val="false"/>
+                <w:sz w:val="20"/>
+                <w:szCs w:val="20"/>
+                <w:color w:val="000000"/>
+              </w:rPr>
+            </w:pPr>
+            <w:r>
+              <w:rPr>
+                <w:rFonts w:ascii="Arial" w:hAnsi="Arial" w:eastAsia="Arial" w:cs="Arial"/>
+                <w:i w:val="false"/>
+                <w:b w:val="false"/>
+                <w:u w:val="none"/>
+                <w:strike w:val="false"/>
+                <w:sz w:val="20"/>
+                <w:szCs w:val="20"/>
+                <w:color w:val="000000"/>
+              </w:rPr>
+              <w:t xml:space="preserve">n_studies</w:t>
+            </w:r>
+          </w:p>
+        </w:tc>
+        <w:tc>
+          <w:tcPr>
+            <w:tcBorders>
+              <w:bottom w:val="single" w:sz="12" w:space="0" w:color="666666"/>
+              <w:top w:val="single" w:sz="12" w:space="0" w:color="666666"/>
+              <w:left w:val="none" w:sz="0" w:space="0" w:color="000000"/>
+              <w:right w:val="none" w:sz="0" w:space="0" w:color="000000"/>
+            </w:tcBorders>
+            <w:shd w:val="clear" w:color="auto" w:fill="FFFFFF"/>
+            <w:tcMar>
+              <w:top w:w="0" w:type="dxa"/>
+              <w:bottom w:w="0" w:type="dxa"/>
+              <w:left w:w="0" w:type="dxa"/>
+              <w:right w:w="0" w:type="dxa"/>
+            </w:tcMar>
+            <w:vAlign w:val="top"/>
+          </w:tcPr>
+          <w:p>
+            <w:pPr>
+              <w:pStyle w:val="Normal"/>
+              <w:jc w:val="left"/>
+              <w:pBdr>
+                <w:bottom w:val="none" w:sz="0" w:space="0" w:color="000000"/>
+                <w:top w:val="none" w:sz="0" w:space="0" w:color="000000"/>
+                <w:left w:val="none" w:sz="0" w:space="0" w:color="000000"/>
+                <w:right w:val="none" w:sz="0" w:space="0" w:color="000000"/>
+              </w:pBdr>
+              <w:spacing w:after="100" w:before="100" w:line="240"/>
+              <w:ind w:left="100" w:right="100" w:firstLine="0" w:firstLineChars="0"/>
+              <w:rPr>
+                <w:rFonts w:ascii="Arial" w:hAnsi="Arial" w:eastAsia="Arial" w:cs="Arial"/>
+                <w:i w:val="false"/>
+                <w:b w:val="false"/>
+                <w:u w:val="none"/>
+                <w:strike w:val="false"/>
+                <w:sz w:val="20"/>
+                <w:szCs w:val="20"/>
+                <w:color w:val="000000"/>
+              </w:rPr>
+            </w:pPr>
+            <w:r>
+              <w:rPr>
+                <w:rFonts w:ascii="Arial" w:hAnsi="Arial" w:eastAsia="Arial" w:cs="Arial"/>
+                <w:i w:val="false"/>
+                <w:b w:val="false"/>
+                <w:u w:val="none"/>
+                <w:strike w:val="false"/>
+                <w:sz w:val="20"/>
+                <w:szCs w:val="20"/>
+                <w:color w:val="000000"/>
+              </w:rPr>
+              <w:t xml:space="preserve">percent</w:t>
+            </w:r>
+          </w:p>
+        </w:tc>
+      </w:tr>
+      <w:tr>
+        <w:trPr>
+          <w:trHeight w:val="577" w:hRule="auto"/>
+        </w:trPr>
+        <w:tc>
+          <w:tcPr>
+            <w:tcBorders>
+              <w:bottom w:val="none" w:sz="0" w:space="0" w:color="000000"/>
+              <w:top w:val="single" w:sz="12" w:space="0" w:color="666666"/>
+              <w:left w:val="none" w:sz="0" w:space="0" w:color="000000"/>
+              <w:right w:val="none" w:sz="0" w:space="0" w:color="000000"/>
+            </w:tcBorders>
+            <w:shd w:val="clear" w:color="auto" w:fill="FFFFFF"/>
+            <w:tcMar>
+              <w:top w:w="0" w:type="dxa"/>
+              <w:bottom w:w="0" w:type="dxa"/>
+              <w:left w:w="0" w:type="dxa"/>
+              <w:right w:w="0" w:type="dxa"/>
+            </w:tcMar>
+            <w:vAlign w:val="top"/>
+          </w:tcPr>
+          <w:p>
+            <w:pPr>
+              <w:pStyle w:val="Normal"/>
+              <w:jc w:val="left"/>
+              <w:pBdr>
+                <w:bottom w:val="none" w:sz="0" w:space="0" w:color="000000"/>
+                <w:top w:val="none" w:sz="0" w:space="0" w:color="000000"/>
+                <w:left w:val="none" w:sz="0" w:space="0" w:color="000000"/>
+                <w:right w:val="none" w:sz="0" w:space="0" w:color="000000"/>
+              </w:pBdr>
+              <w:spacing w:after="100" w:before="100" w:line="240"/>
+              <w:ind w:left="100" w:right="100" w:firstLine="0" w:firstLineChars="0"/>
+              <w:rPr>
+                <w:rFonts w:ascii="Arial" w:hAnsi="Arial" w:eastAsia="Arial" w:cs="Arial"/>
+                <w:i w:val="false"/>
+                <w:b w:val="false"/>
+                <w:u w:val="none"/>
+                <w:strike w:val="false"/>
+                <w:sz w:val="20"/>
+                <w:szCs w:val="20"/>
+                <w:color w:val="000000"/>
+              </w:rPr>
+            </w:pPr>
+            <w:r>
+              <w:rPr>
+                <w:rFonts w:ascii="Arial" w:hAnsi="Arial" w:eastAsia="Arial" w:cs="Arial"/>
+                <w:i w:val="false"/>
+                <w:b w:val="false"/>
+                <w:u w:val="none"/>
+                <w:strike w:val="false"/>
+                <w:sz w:val="20"/>
+                <w:szCs w:val="20"/>
+                <w:color w:val="000000"/>
+              </w:rPr>
+              <w:t xml:space="preserve">1</w:t>
+            </w:r>
+          </w:p>
+        </w:tc>
+        <w:tc>
+          <w:tcPr>
+            <w:tcBorders>
+              <w:bottom w:val="none" w:sz="0" w:space="0" w:color="000000"/>
+              <w:top w:val="single" w:sz="12" w:space="0" w:color="666666"/>
+              <w:left w:val="none" w:sz="0" w:space="0" w:color="000000"/>
+              <w:right w:val="none" w:sz="0" w:space="0" w:color="000000"/>
+            </w:tcBorders>
+            <w:shd w:val="clear" w:color="auto" w:fill="FFFFFF"/>
+            <w:tcMar>
+              <w:top w:w="0" w:type="dxa"/>
+              <w:bottom w:w="0" w:type="dxa"/>
+              <w:left w:w="0" w:type="dxa"/>
+              <w:right w:w="0" w:type="dxa"/>
+            </w:tcMar>
+            <w:vAlign w:val="top"/>
+          </w:tcPr>
+          <w:p>
+            <w:pPr>
+              <w:pStyle w:val="Normal"/>
+              <w:jc w:val="left"/>
+              <w:pBdr>
+                <w:bottom w:val="none" w:sz="0" w:space="0" w:color="000000"/>
+                <w:top w:val="none" w:sz="0" w:space="0" w:color="000000"/>
+                <w:left w:val="none" w:sz="0" w:space="0" w:color="000000"/>
+                <w:right w:val="none" w:sz="0" w:space="0" w:color="000000"/>
+              </w:pBdr>
+              <w:spacing w:after="100" w:before="100" w:line="240"/>
+              <w:ind w:left="100" w:right="100" w:firstLine="0" w:firstLineChars="0"/>
+              <w:rPr>
+                <w:rFonts w:ascii="Arial" w:hAnsi="Arial" w:eastAsia="Arial" w:cs="Arial"/>
+                <w:i w:val="false"/>
+                <w:b w:val="false"/>
+                <w:u w:val="none"/>
+                <w:strike w:val="false"/>
+                <w:sz w:val="20"/>
+                <w:szCs w:val="20"/>
+                <w:color w:val="000000"/>
+              </w:rPr>
+            </w:pPr>
+            <w:r>
+              <w:rPr>
+                <w:rFonts w:ascii="Arial" w:hAnsi="Arial" w:eastAsia="Arial" w:cs="Arial"/>
+                <w:i w:val="false"/>
+                <w:b w:val="false"/>
+                <w:u w:val="none"/>
+                <w:strike w:val="false"/>
+                <w:sz w:val="20"/>
+                <w:szCs w:val="20"/>
+                <w:color w:val="000000"/>
+              </w:rPr>
+              <w:t xml:space="preserve">8</w:t>
+            </w:r>
+          </w:p>
+        </w:tc>
+        <w:tc>
+          <w:tcPr>
+            <w:tcBorders>
+              <w:bottom w:val="none" w:sz="0" w:space="0" w:color="000000"/>
+              <w:top w:val="single" w:sz="12" w:space="0" w:color="666666"/>
+              <w:left w:val="none" w:sz="0" w:space="0" w:color="000000"/>
+              <w:right w:val="none" w:sz="0" w:space="0" w:color="000000"/>
+            </w:tcBorders>
+            <w:shd w:val="clear" w:color="auto" w:fill="FFFFFF"/>
+            <w:tcMar>
+              <w:top w:w="0" w:type="dxa"/>
+              <w:bottom w:w="0" w:type="dxa"/>
+              <w:left w:w="0" w:type="dxa"/>
+              <w:right w:w="0" w:type="dxa"/>
+            </w:tcMar>
+            <w:vAlign w:val="top"/>
+          </w:tcPr>
+          <w:p>
+            <w:pPr>
+              <w:pStyle w:val="Normal"/>
+              <w:jc w:val="left"/>
+              <w:pBdr>
+                <w:bottom w:val="none" w:sz="0" w:space="0" w:color="000000"/>
+                <w:top w:val="none" w:sz="0" w:space="0" w:color="000000"/>
+                <w:left w:val="none" w:sz="0" w:space="0" w:color="000000"/>
+                <w:right w:val="none" w:sz="0" w:space="0" w:color="000000"/>
+              </w:pBdr>
+              <w:spacing w:after="100" w:before="100" w:line="240"/>
+              <w:ind w:left="100" w:right="100" w:firstLine="0" w:firstLineChars="0"/>
+              <w:rPr>
+                <w:rFonts w:ascii="Arial" w:hAnsi="Arial" w:eastAsia="Arial" w:cs="Arial"/>
+                <w:i w:val="false"/>
+                <w:b w:val="false"/>
+                <w:u w:val="none"/>
+                <w:strike w:val="false"/>
+                <w:sz w:val="20"/>
+                <w:szCs w:val="20"/>
+                <w:color w:val="000000"/>
+              </w:rPr>
+            </w:pPr>
+            <w:r>
+              <w:rPr>
+                <w:rFonts w:ascii="Arial" w:hAnsi="Arial" w:eastAsia="Arial" w:cs="Arial"/>
+                <w:i w:val="false"/>
+                <w:b w:val="false"/>
+                <w:u w:val="none"/>
+                <w:strike w:val="false"/>
+                <w:sz w:val="20"/>
+                <w:szCs w:val="20"/>
+                <w:color w:val="000000"/>
+              </w:rPr>
+              <w:t xml:space="preserve">34.8%</w:t>
+            </w:r>
+          </w:p>
+        </w:tc>
+      </w:tr>
+      <w:tr>
+        <w:trPr>
+          <w:trHeight w:val="577" w:hRule="auto"/>
+        </w:trPr>
+        <w:tc>
+          <w:tcPr>
+            <w:tcBorders>
+              <w:bottom w:val="none" w:sz="0" w:space="0" w:color="000000"/>
+              <w:top w:val="none" w:sz="0" w:space="0" w:color="000000"/>
+              <w:left w:val="none" w:sz="0" w:space="0" w:color="000000"/>
+              <w:right w:val="none" w:sz="0" w:space="0" w:color="000000"/>
+            </w:tcBorders>
+            <w:shd w:val="clear" w:color="auto" w:fill="FFFFFF"/>
+            <w:tcMar>
+              <w:top w:w="0" w:type="dxa"/>
+              <w:bottom w:w="0" w:type="dxa"/>
+              <w:left w:w="0" w:type="dxa"/>
+              <w:right w:w="0" w:type="dxa"/>
+            </w:tcMar>
+            <w:vAlign w:val="top"/>
+          </w:tcPr>
+          <w:p>
+            <w:pPr>
+              <w:pStyle w:val="Normal"/>
+              <w:jc w:val="left"/>
+              <w:pBdr>
+                <w:bottom w:val="none" w:sz="0" w:space="0" w:color="000000"/>
+                <w:top w:val="none" w:sz="0" w:space="0" w:color="000000"/>
+                <w:left w:val="none" w:sz="0" w:space="0" w:color="000000"/>
+                <w:right w:val="none" w:sz="0" w:space="0" w:color="000000"/>
+              </w:pBdr>
+              <w:spacing w:after="100" w:before="100" w:line="240"/>
+              <w:ind w:left="100" w:right="100" w:firstLine="0" w:firstLineChars="0"/>
+              <w:rPr>
+                <w:rFonts w:ascii="Arial" w:hAnsi="Arial" w:eastAsia="Arial" w:cs="Arial"/>
+                <w:i w:val="false"/>
+                <w:b w:val="false"/>
+                <w:u w:val="none"/>
+                <w:strike w:val="false"/>
+                <w:sz w:val="20"/>
+                <w:szCs w:val="20"/>
+                <w:color w:val="000000"/>
+              </w:rPr>
+            </w:pPr>
+            <w:r>
+              <w:rPr>
+                <w:rFonts w:ascii="Arial" w:hAnsi="Arial" w:eastAsia="Arial" w:cs="Arial"/>
+                <w:i w:val="false"/>
+                <w:b w:val="false"/>
+                <w:u w:val="none"/>
+                <w:strike w:val="false"/>
+                <w:sz w:val="20"/>
+                <w:szCs w:val="20"/>
+                <w:color w:val="000000"/>
+              </w:rPr>
+              <w:t xml:space="preserve">2</w:t>
+            </w:r>
+          </w:p>
+        </w:tc>
+        <w:tc>
+          <w:tcPr>
+            <w:tcBorders>
+              <w:bottom w:val="none" w:sz="0" w:space="0" w:color="000000"/>
+              <w:top w:val="none" w:sz="0" w:space="0" w:color="000000"/>
+              <w:left w:val="none" w:sz="0" w:space="0" w:color="000000"/>
+              <w:right w:val="none" w:sz="0" w:space="0" w:color="000000"/>
+            </w:tcBorders>
+            <w:shd w:val="clear" w:color="auto" w:fill="FFFFFF"/>
+            <w:tcMar>
+              <w:top w:w="0" w:type="dxa"/>
+              <w:bottom w:w="0" w:type="dxa"/>
+              <w:left w:w="0" w:type="dxa"/>
+              <w:right w:w="0" w:type="dxa"/>
+            </w:tcMar>
+            <w:vAlign w:val="top"/>
+          </w:tcPr>
+          <w:p>
+            <w:pPr>
+              <w:pStyle w:val="Normal"/>
+              <w:jc w:val="left"/>
+              <w:pBdr>
+                <w:bottom w:val="none" w:sz="0" w:space="0" w:color="000000"/>
+                <w:top w:val="none" w:sz="0" w:space="0" w:color="000000"/>
+                <w:left w:val="none" w:sz="0" w:space="0" w:color="000000"/>
+                <w:right w:val="none" w:sz="0" w:space="0" w:color="000000"/>
+              </w:pBdr>
+              <w:spacing w:after="100" w:before="100" w:line="240"/>
+              <w:ind w:left="100" w:right="100" w:firstLine="0" w:firstLineChars="0"/>
+              <w:rPr>
+                <w:rFonts w:ascii="Arial" w:hAnsi="Arial" w:eastAsia="Arial" w:cs="Arial"/>
+                <w:i w:val="false"/>
+                <w:b w:val="false"/>
+                <w:u w:val="none"/>
+                <w:strike w:val="false"/>
+                <w:sz w:val="20"/>
+                <w:szCs w:val="20"/>
+                <w:color w:val="000000"/>
+              </w:rPr>
+            </w:pPr>
+            <w:r>
+              <w:rPr>
+                <w:rFonts w:ascii="Arial" w:hAnsi="Arial" w:eastAsia="Arial" w:cs="Arial"/>
+                <w:i w:val="false"/>
+                <w:b w:val="false"/>
+                <w:u w:val="none"/>
+                <w:strike w:val="false"/>
+                <w:sz w:val="20"/>
+                <w:szCs w:val="20"/>
+                <w:color w:val="000000"/>
+              </w:rPr>
+              <w:t xml:space="preserve">4</w:t>
+            </w:r>
+          </w:p>
+        </w:tc>
+        <w:tc>
+          <w:tcPr>
+            <w:tcBorders>
+              <w:bottom w:val="none" w:sz="0" w:space="0" w:color="000000"/>
+              <w:top w:val="none" w:sz="0" w:space="0" w:color="000000"/>
+              <w:left w:val="none" w:sz="0" w:space="0" w:color="000000"/>
+              <w:right w:val="none" w:sz="0" w:space="0" w:color="000000"/>
+            </w:tcBorders>
+            <w:shd w:val="clear" w:color="auto" w:fill="FFFFFF"/>
+            <w:tcMar>
+              <w:top w:w="0" w:type="dxa"/>
+              <w:bottom w:w="0" w:type="dxa"/>
+              <w:left w:w="0" w:type="dxa"/>
+              <w:right w:w="0" w:type="dxa"/>
+            </w:tcMar>
+            <w:vAlign w:val="top"/>
+          </w:tcPr>
+          <w:p>
+            <w:pPr>
+              <w:pStyle w:val="Normal"/>
+              <w:jc w:val="left"/>
+              <w:pBdr>
+                <w:bottom w:val="none" w:sz="0" w:space="0" w:color="000000"/>
+                <w:top w:val="none" w:sz="0" w:space="0" w:color="000000"/>
+                <w:left w:val="none" w:sz="0" w:space="0" w:color="000000"/>
+                <w:right w:val="none" w:sz="0" w:space="0" w:color="000000"/>
+              </w:pBdr>
+              <w:spacing w:after="100" w:before="100" w:line="240"/>
+              <w:ind w:left="100" w:right="100" w:firstLine="0" w:firstLineChars="0"/>
+              <w:rPr>
+                <w:rFonts w:ascii="Arial" w:hAnsi="Arial" w:eastAsia="Arial" w:cs="Arial"/>
+                <w:i w:val="false"/>
+                <w:b w:val="false"/>
+                <w:u w:val="none"/>
+                <w:strike w:val="false"/>
+                <w:sz w:val="20"/>
+                <w:szCs w:val="20"/>
+                <w:color w:val="000000"/>
+              </w:rPr>
+            </w:pPr>
+            <w:r>
+              <w:rPr>
+                <w:rFonts w:ascii="Arial" w:hAnsi="Arial" w:eastAsia="Arial" w:cs="Arial"/>
+                <w:i w:val="false"/>
+                <w:b w:val="false"/>
+                <w:u w:val="none"/>
+                <w:strike w:val="false"/>
+                <w:sz w:val="20"/>
+                <w:szCs w:val="20"/>
+                <w:color w:val="000000"/>
+              </w:rPr>
+              <w:t xml:space="preserve">17.4%</w:t>
+            </w:r>
+          </w:p>
+        </w:tc>
+      </w:tr>
+      <w:tr>
+        <w:trPr>
+          <w:trHeight w:val="577" w:hRule="auto"/>
+        </w:trPr>
+        <w:tc>
+          <w:tcPr>
+            <w:tcBorders>
+              <w:bottom w:val="none" w:sz="0" w:space="0" w:color="000000"/>
+              <w:top w:val="none" w:sz="0" w:space="0" w:color="000000"/>
+              <w:left w:val="none" w:sz="0" w:space="0" w:color="000000"/>
+              <w:right w:val="none" w:sz="0" w:space="0" w:color="000000"/>
+            </w:tcBorders>
+            <w:shd w:val="clear" w:color="auto" w:fill="FFFFFF"/>
+            <w:tcMar>
+              <w:top w:w="0" w:type="dxa"/>
+              <w:bottom w:w="0" w:type="dxa"/>
+              <w:left w:w="0" w:type="dxa"/>
+              <w:right w:w="0" w:type="dxa"/>
+            </w:tcMar>
+            <w:vAlign w:val="top"/>
+          </w:tcPr>
+          <w:p>
+            <w:pPr>
+              <w:pStyle w:val="Normal"/>
+              <w:jc w:val="left"/>
+              <w:pBdr>
+                <w:bottom w:val="none" w:sz="0" w:space="0" w:color="000000"/>
+                <w:top w:val="none" w:sz="0" w:space="0" w:color="000000"/>
+                <w:left w:val="none" w:sz="0" w:space="0" w:color="000000"/>
+                <w:right w:val="none" w:sz="0" w:space="0" w:color="000000"/>
+              </w:pBdr>
+              <w:spacing w:after="100" w:before="100" w:line="240"/>
+              <w:ind w:left="100" w:right="100" w:firstLine="0" w:firstLineChars="0"/>
+              <w:rPr>
+                <w:rFonts w:ascii="Arial" w:hAnsi="Arial" w:eastAsia="Arial" w:cs="Arial"/>
+                <w:i w:val="false"/>
+                <w:b w:val="false"/>
+                <w:u w:val="none"/>
+                <w:strike w:val="false"/>
+                <w:sz w:val="20"/>
+                <w:szCs w:val="20"/>
+                <w:color w:val="000000"/>
+              </w:rPr>
+            </w:pPr>
+            <w:r>
+              <w:rPr>
+                <w:rFonts w:ascii="Arial" w:hAnsi="Arial" w:eastAsia="Arial" w:cs="Arial"/>
+                <w:i w:val="false"/>
+                <w:b w:val="false"/>
+                <w:u w:val="none"/>
+                <w:strike w:val="false"/>
+                <w:sz w:val="20"/>
+                <w:szCs w:val="20"/>
+                <w:color w:val="000000"/>
+              </w:rPr>
+              <w:t xml:space="preserve">3</w:t>
+            </w:r>
+          </w:p>
+        </w:tc>
+        <w:tc>
+          <w:tcPr>
+            <w:tcBorders>
+              <w:bottom w:val="none" w:sz="0" w:space="0" w:color="000000"/>
+              <w:top w:val="none" w:sz="0" w:space="0" w:color="000000"/>
+              <w:left w:val="none" w:sz="0" w:space="0" w:color="000000"/>
+              <w:right w:val="none" w:sz="0" w:space="0" w:color="000000"/>
+            </w:tcBorders>
+            <w:shd w:val="clear" w:color="auto" w:fill="FFFFFF"/>
+            <w:tcMar>
+              <w:top w:w="0" w:type="dxa"/>
+              <w:bottom w:w="0" w:type="dxa"/>
+              <w:left w:w="0" w:type="dxa"/>
+              <w:right w:w="0" w:type="dxa"/>
+            </w:tcMar>
+            <w:vAlign w:val="top"/>
+          </w:tcPr>
+          <w:p>
+            <w:pPr>
+              <w:pStyle w:val="Normal"/>
+              <w:jc w:val="left"/>
+              <w:pBdr>
+                <w:bottom w:val="none" w:sz="0" w:space="0" w:color="000000"/>
+                <w:top w:val="none" w:sz="0" w:space="0" w:color="000000"/>
+                <w:left w:val="none" w:sz="0" w:space="0" w:color="000000"/>
+                <w:right w:val="none" w:sz="0" w:space="0" w:color="000000"/>
+              </w:pBdr>
+              <w:spacing w:after="100" w:before="100" w:line="240"/>
+              <w:ind w:left="100" w:right="100" w:firstLine="0" w:firstLineChars="0"/>
+              <w:rPr>
+                <w:rFonts w:ascii="Arial" w:hAnsi="Arial" w:eastAsia="Arial" w:cs="Arial"/>
+                <w:i w:val="false"/>
+                <w:b w:val="false"/>
+                <w:u w:val="none"/>
+                <w:strike w:val="false"/>
+                <w:sz w:val="20"/>
+                <w:szCs w:val="20"/>
+                <w:color w:val="000000"/>
+              </w:rPr>
+            </w:pPr>
+            <w:r>
+              <w:rPr>
+                <w:rFonts w:ascii="Arial" w:hAnsi="Arial" w:eastAsia="Arial" w:cs="Arial"/>
+                <w:i w:val="false"/>
+                <w:b w:val="false"/>
+                <w:u w:val="none"/>
+                <w:strike w:val="false"/>
+                <w:sz w:val="20"/>
+                <w:szCs w:val="20"/>
+                <w:color w:val="000000"/>
+              </w:rPr>
+              <w:t xml:space="preserve">2</w:t>
+            </w:r>
+          </w:p>
+        </w:tc>
+        <w:tc>
+          <w:tcPr>
+            <w:tcBorders>
+              <w:bottom w:val="none" w:sz="0" w:space="0" w:color="000000"/>
+              <w:top w:val="none" w:sz="0" w:space="0" w:color="000000"/>
+              <w:left w:val="none" w:sz="0" w:space="0" w:color="000000"/>
+              <w:right w:val="none" w:sz="0" w:space="0" w:color="000000"/>
+            </w:tcBorders>
+            <w:shd w:val="clear" w:color="auto" w:fill="FFFFFF"/>
+            <w:tcMar>
+              <w:top w:w="0" w:type="dxa"/>
+              <w:bottom w:w="0" w:type="dxa"/>
+              <w:left w:w="0" w:type="dxa"/>
+              <w:right w:w="0" w:type="dxa"/>
+            </w:tcMar>
+            <w:vAlign w:val="top"/>
+          </w:tcPr>
+          <w:p>
+            <w:pPr>
+              <w:pStyle w:val="Normal"/>
+              <w:jc w:val="left"/>
+              <w:pBdr>
+                <w:bottom w:val="none" w:sz="0" w:space="0" w:color="000000"/>
+                <w:top w:val="none" w:sz="0" w:space="0" w:color="000000"/>
+                <w:left w:val="none" w:sz="0" w:space="0" w:color="000000"/>
+                <w:right w:val="none" w:sz="0" w:space="0" w:color="000000"/>
+              </w:pBdr>
+              <w:spacing w:after="100" w:before="100" w:line="240"/>
+              <w:ind w:left="100" w:right="100" w:firstLine="0" w:firstLineChars="0"/>
+              <w:rPr>
+                <w:rFonts w:ascii="Arial" w:hAnsi="Arial" w:eastAsia="Arial" w:cs="Arial"/>
+                <w:i w:val="false"/>
+                <w:b w:val="false"/>
+                <w:u w:val="none"/>
+                <w:strike w:val="false"/>
+                <w:sz w:val="20"/>
+                <w:szCs w:val="20"/>
+                <w:color w:val="000000"/>
+              </w:rPr>
+            </w:pPr>
+            <w:r>
+              <w:rPr>
+                <w:rFonts w:ascii="Arial" w:hAnsi="Arial" w:eastAsia="Arial" w:cs="Arial"/>
+                <w:i w:val="false"/>
+                <w:b w:val="false"/>
+                <w:u w:val="none"/>
+                <w:strike w:val="false"/>
+                <w:sz w:val="20"/>
+                <w:szCs w:val="20"/>
+                <w:color w:val="000000"/>
+              </w:rPr>
+              <w:t xml:space="preserve">8.7%</w:t>
+            </w:r>
+          </w:p>
+        </w:tc>
+      </w:tr>
+      <w:tr>
+        <w:trPr>
+          <w:trHeight w:val="577" w:hRule="auto"/>
+        </w:trPr>
+        <w:tc>
+          <w:tcPr>
+            <w:tcBorders>
+              <w:bottom w:val="none" w:sz="0" w:space="0" w:color="000000"/>
+              <w:top w:val="none" w:sz="0" w:space="0" w:color="000000"/>
+              <w:left w:val="none" w:sz="0" w:space="0" w:color="000000"/>
+              <w:right w:val="none" w:sz="0" w:space="0" w:color="000000"/>
+            </w:tcBorders>
+            <w:shd w:val="clear" w:color="auto" w:fill="FFFFFF"/>
+            <w:tcMar>
+              <w:top w:w="0" w:type="dxa"/>
+              <w:bottom w:w="0" w:type="dxa"/>
+              <w:left w:w="0" w:type="dxa"/>
+              <w:right w:w="0" w:type="dxa"/>
+            </w:tcMar>
+            <w:vAlign w:val="top"/>
+          </w:tcPr>
+          <w:p>
+            <w:pPr>
+              <w:pStyle w:val="Normal"/>
+              <w:jc w:val="left"/>
+              <w:pBdr>
+                <w:bottom w:val="none" w:sz="0" w:space="0" w:color="000000"/>
+                <w:top w:val="none" w:sz="0" w:space="0" w:color="000000"/>
+                <w:left w:val="none" w:sz="0" w:space="0" w:color="000000"/>
+                <w:right w:val="none" w:sz="0" w:space="0" w:color="000000"/>
+              </w:pBdr>
+              <w:spacing w:after="100" w:before="100" w:line="240"/>
+              <w:ind w:left="100" w:right="100" w:firstLine="0" w:firstLineChars="0"/>
+              <w:rPr>
+                <w:rFonts w:ascii="Arial" w:hAnsi="Arial" w:eastAsia="Arial" w:cs="Arial"/>
+                <w:i w:val="false"/>
+                <w:b w:val="false"/>
+                <w:u w:val="none"/>
+                <w:strike w:val="false"/>
+                <w:sz w:val="20"/>
+                <w:szCs w:val="20"/>
+                <w:color w:val="000000"/>
+              </w:rPr>
+            </w:pPr>
+            <w:r>
+              <w:rPr>
+                <w:rFonts w:ascii="Arial" w:hAnsi="Arial" w:eastAsia="Arial" w:cs="Arial"/>
+                <w:i w:val="false"/>
+                <w:b w:val="false"/>
+                <w:u w:val="none"/>
+                <w:strike w:val="false"/>
+                <w:sz w:val="20"/>
+                <w:szCs w:val="20"/>
+                <w:color w:val="000000"/>
+              </w:rPr>
+              <w:t xml:space="preserve">4</w:t>
+            </w:r>
+          </w:p>
+        </w:tc>
+        <w:tc>
+          <w:tcPr>
+            <w:tcBorders>
+              <w:bottom w:val="none" w:sz="0" w:space="0" w:color="000000"/>
+              <w:top w:val="none" w:sz="0" w:space="0" w:color="000000"/>
+              <w:left w:val="none" w:sz="0" w:space="0" w:color="000000"/>
+              <w:right w:val="none" w:sz="0" w:space="0" w:color="000000"/>
+            </w:tcBorders>
+            <w:shd w:val="clear" w:color="auto" w:fill="FFFFFF"/>
+            <w:tcMar>
+              <w:top w:w="0" w:type="dxa"/>
+              <w:bottom w:w="0" w:type="dxa"/>
+              <w:left w:w="0" w:type="dxa"/>
+              <w:right w:w="0" w:type="dxa"/>
+            </w:tcMar>
+            <w:vAlign w:val="top"/>
+          </w:tcPr>
+          <w:p>
+            <w:pPr>
+              <w:pStyle w:val="Normal"/>
+              <w:jc w:val="left"/>
+              <w:pBdr>
+                <w:bottom w:val="none" w:sz="0" w:space="0" w:color="000000"/>
+                <w:top w:val="none" w:sz="0" w:space="0" w:color="000000"/>
+                <w:left w:val="none" w:sz="0" w:space="0" w:color="000000"/>
+                <w:right w:val="none" w:sz="0" w:space="0" w:color="000000"/>
+              </w:pBdr>
+              <w:spacing w:after="100" w:before="100" w:line="240"/>
+              <w:ind w:left="100" w:right="100" w:firstLine="0" w:firstLineChars="0"/>
+              <w:rPr>
+                <w:rFonts w:ascii="Arial" w:hAnsi="Arial" w:eastAsia="Arial" w:cs="Arial"/>
+                <w:i w:val="false"/>
+                <w:b w:val="false"/>
+                <w:u w:val="none"/>
+                <w:strike w:val="false"/>
+                <w:sz w:val="20"/>
+                <w:szCs w:val="20"/>
+                <w:color w:val="000000"/>
+              </w:rPr>
+            </w:pPr>
+            <w:r>
+              <w:rPr>
+                <w:rFonts w:ascii="Arial" w:hAnsi="Arial" w:eastAsia="Arial" w:cs="Arial"/>
+                <w:i w:val="false"/>
+                <w:b w:val="false"/>
+                <w:u w:val="none"/>
+                <w:strike w:val="false"/>
+                <w:sz w:val="20"/>
+                <w:szCs w:val="20"/>
+                <w:color w:val="000000"/>
+              </w:rPr>
+              <w:t xml:space="preserve">5</w:t>
+            </w:r>
+          </w:p>
+        </w:tc>
+        <w:tc>
+          <w:tcPr>
+            <w:tcBorders>
+              <w:bottom w:val="none" w:sz="0" w:space="0" w:color="000000"/>
+              <w:top w:val="none" w:sz="0" w:space="0" w:color="000000"/>
+              <w:left w:val="none" w:sz="0" w:space="0" w:color="000000"/>
+              <w:right w:val="none" w:sz="0" w:space="0" w:color="000000"/>
+            </w:tcBorders>
+            <w:shd w:val="clear" w:color="auto" w:fill="FFFFFF"/>
+            <w:tcMar>
+              <w:top w:w="0" w:type="dxa"/>
+              <w:bottom w:w="0" w:type="dxa"/>
+              <w:left w:w="0" w:type="dxa"/>
+              <w:right w:w="0" w:type="dxa"/>
+            </w:tcMar>
+            <w:vAlign w:val="top"/>
+          </w:tcPr>
+          <w:p>
+            <w:pPr>
+              <w:pStyle w:val="Normal"/>
+              <w:jc w:val="left"/>
+              <w:pBdr>
+                <w:bottom w:val="none" w:sz="0" w:space="0" w:color="000000"/>
+                <w:top w:val="none" w:sz="0" w:space="0" w:color="000000"/>
+                <w:left w:val="none" w:sz="0" w:space="0" w:color="000000"/>
+                <w:right w:val="none" w:sz="0" w:space="0" w:color="000000"/>
+              </w:pBdr>
+              <w:spacing w:after="100" w:before="100" w:line="240"/>
+              <w:ind w:left="100" w:right="100" w:firstLine="0" w:firstLineChars="0"/>
+              <w:rPr>
+                <w:rFonts w:ascii="Arial" w:hAnsi="Arial" w:eastAsia="Arial" w:cs="Arial"/>
+                <w:i w:val="false"/>
+                <w:b w:val="false"/>
+                <w:u w:val="none"/>
+                <w:strike w:val="false"/>
+                <w:sz w:val="20"/>
+                <w:szCs w:val="20"/>
+                <w:color w:val="000000"/>
+              </w:rPr>
+            </w:pPr>
+            <w:r>
+              <w:rPr>
+                <w:rFonts w:ascii="Arial" w:hAnsi="Arial" w:eastAsia="Arial" w:cs="Arial"/>
+                <w:i w:val="false"/>
+                <w:b w:val="false"/>
+                <w:u w:val="none"/>
+                <w:strike w:val="false"/>
+                <w:sz w:val="20"/>
+                <w:szCs w:val="20"/>
+                <w:color w:val="000000"/>
+              </w:rPr>
+              <w:t xml:space="preserve">21.7%</w:t>
+            </w:r>
+          </w:p>
+        </w:tc>
+      </w:tr>
+      <w:tr>
+        <w:trPr>
+          <w:trHeight w:val="577" w:hRule="auto"/>
+        </w:trPr>
+        <w:tc>
+          <w:tcPr>
+            <w:tcBorders>
+              <w:bottom w:val="none" w:sz="0" w:space="0" w:color="000000"/>
+              <w:top w:val="none" w:sz="0" w:space="0" w:color="000000"/>
+              <w:left w:val="none" w:sz="0" w:space="0" w:color="000000"/>
+              <w:right w:val="none" w:sz="0" w:space="0" w:color="000000"/>
+            </w:tcBorders>
+            <w:shd w:val="clear" w:color="auto" w:fill="FFFFFF"/>
+            <w:tcMar>
+              <w:top w:w="0" w:type="dxa"/>
+              <w:bottom w:w="0" w:type="dxa"/>
+              <w:left w:w="0" w:type="dxa"/>
+              <w:right w:w="0" w:type="dxa"/>
+            </w:tcMar>
+            <w:vAlign w:val="top"/>
+          </w:tcPr>
+          <w:p>
+            <w:pPr>
+              <w:pStyle w:val="Normal"/>
+              <w:jc w:val="left"/>
+              <w:pBdr>
+                <w:bottom w:val="none" w:sz="0" w:space="0" w:color="000000"/>
+                <w:top w:val="none" w:sz="0" w:space="0" w:color="000000"/>
+                <w:left w:val="none" w:sz="0" w:space="0" w:color="000000"/>
+                <w:right w:val="none" w:sz="0" w:space="0" w:color="000000"/>
+              </w:pBdr>
+              <w:spacing w:after="100" w:before="100" w:line="240"/>
+              <w:ind w:left="100" w:right="100" w:firstLine="0" w:firstLineChars="0"/>
+              <w:rPr>
+                <w:rFonts w:ascii="Arial" w:hAnsi="Arial" w:eastAsia="Arial" w:cs="Arial"/>
+                <w:i w:val="false"/>
+                <w:b w:val="false"/>
+                <w:u w:val="none"/>
+                <w:strike w:val="false"/>
+                <w:sz w:val="20"/>
+                <w:szCs w:val="20"/>
+                <w:color w:val="000000"/>
+              </w:rPr>
+            </w:pPr>
+            <w:r>
+              <w:rPr>
+                <w:rFonts w:ascii="Arial" w:hAnsi="Arial" w:eastAsia="Arial" w:cs="Arial"/>
+                <w:i w:val="false"/>
+                <w:b w:val="false"/>
+                <w:u w:val="none"/>
+                <w:strike w:val="false"/>
+                <w:sz w:val="20"/>
+                <w:szCs w:val="20"/>
+                <w:color w:val="000000"/>
+              </w:rPr>
+              <w:t xml:space="preserve">6</w:t>
+            </w:r>
+          </w:p>
+        </w:tc>
+        <w:tc>
+          <w:tcPr>
+            <w:tcBorders>
+              <w:bottom w:val="none" w:sz="0" w:space="0" w:color="000000"/>
+              <w:top w:val="none" w:sz="0" w:space="0" w:color="000000"/>
+              <w:left w:val="none" w:sz="0" w:space="0" w:color="000000"/>
+              <w:right w:val="none" w:sz="0" w:space="0" w:color="000000"/>
+            </w:tcBorders>
+            <w:shd w:val="clear" w:color="auto" w:fill="FFFFFF"/>
+            <w:tcMar>
+              <w:top w:w="0" w:type="dxa"/>
+              <w:bottom w:w="0" w:type="dxa"/>
+              <w:left w:w="0" w:type="dxa"/>
+              <w:right w:w="0" w:type="dxa"/>
+            </w:tcMar>
+            <w:vAlign w:val="top"/>
+          </w:tcPr>
+          <w:p>
+            <w:pPr>
+              <w:pStyle w:val="Normal"/>
+              <w:jc w:val="left"/>
+              <w:pBdr>
+                <w:bottom w:val="none" w:sz="0" w:space="0" w:color="000000"/>
+                <w:top w:val="none" w:sz="0" w:space="0" w:color="000000"/>
+                <w:left w:val="none" w:sz="0" w:space="0" w:color="000000"/>
+                <w:right w:val="none" w:sz="0" w:space="0" w:color="000000"/>
+              </w:pBdr>
+              <w:spacing w:after="100" w:before="100" w:line="240"/>
+              <w:ind w:left="100" w:right="100" w:firstLine="0" w:firstLineChars="0"/>
+              <w:rPr>
+                <w:rFonts w:ascii="Arial" w:hAnsi="Arial" w:eastAsia="Arial" w:cs="Arial"/>
+                <w:i w:val="false"/>
+                <w:b w:val="false"/>
+                <w:u w:val="none"/>
+                <w:strike w:val="false"/>
+                <w:sz w:val="20"/>
+                <w:szCs w:val="20"/>
+                <w:color w:val="000000"/>
+              </w:rPr>
+            </w:pPr>
+            <w:r>
+              <w:rPr>
+                <w:rFonts w:ascii="Arial" w:hAnsi="Arial" w:eastAsia="Arial" w:cs="Arial"/>
+                <w:i w:val="false"/>
+                <w:b w:val="false"/>
+                <w:u w:val="none"/>
+                <w:strike w:val="false"/>
+                <w:sz w:val="20"/>
+                <w:szCs w:val="20"/>
+                <w:color w:val="000000"/>
+              </w:rPr>
+              <w:t xml:space="preserve">3</w:t>
+            </w:r>
+          </w:p>
+        </w:tc>
+        <w:tc>
+          <w:tcPr>
+            <w:tcBorders>
+              <w:bottom w:val="none" w:sz="0" w:space="0" w:color="000000"/>
+              <w:top w:val="none" w:sz="0" w:space="0" w:color="000000"/>
+              <w:left w:val="none" w:sz="0" w:space="0" w:color="000000"/>
+              <w:right w:val="none" w:sz="0" w:space="0" w:color="000000"/>
+            </w:tcBorders>
+            <w:shd w:val="clear" w:color="auto" w:fill="FFFFFF"/>
+            <w:tcMar>
+              <w:top w:w="0" w:type="dxa"/>
+              <w:bottom w:w="0" w:type="dxa"/>
+              <w:left w:w="0" w:type="dxa"/>
+              <w:right w:w="0" w:type="dxa"/>
+            </w:tcMar>
+            <w:vAlign w:val="top"/>
+          </w:tcPr>
+          <w:p>
+            <w:pPr>
+              <w:pStyle w:val="Normal"/>
+              <w:jc w:val="left"/>
+              <w:pBdr>
+                <w:bottom w:val="none" w:sz="0" w:space="0" w:color="000000"/>
+                <w:top w:val="none" w:sz="0" w:space="0" w:color="000000"/>
+                <w:left w:val="none" w:sz="0" w:space="0" w:color="000000"/>
+                <w:right w:val="none" w:sz="0" w:space="0" w:color="000000"/>
+              </w:pBdr>
+              <w:spacing w:after="100" w:before="100" w:line="240"/>
+              <w:ind w:left="100" w:right="100" w:firstLine="0" w:firstLineChars="0"/>
+              <w:rPr>
+                <w:rFonts w:ascii="Arial" w:hAnsi="Arial" w:eastAsia="Arial" w:cs="Arial"/>
+                <w:i w:val="false"/>
+                <w:b w:val="false"/>
+                <w:u w:val="none"/>
+                <w:strike w:val="false"/>
+                <w:sz w:val="20"/>
+                <w:szCs w:val="20"/>
+                <w:color w:val="000000"/>
+              </w:rPr>
+            </w:pPr>
+            <w:r>
+              <w:rPr>
+                <w:rFonts w:ascii="Arial" w:hAnsi="Arial" w:eastAsia="Arial" w:cs="Arial"/>
+                <w:i w:val="false"/>
+                <w:b w:val="false"/>
+                <w:u w:val="none"/>
+                <w:strike w:val="false"/>
+                <w:sz w:val="20"/>
+                <w:szCs w:val="20"/>
+                <w:color w:val="000000"/>
+              </w:rPr>
+              <w:t xml:space="preserve">13.0%</w:t>
+            </w:r>
+          </w:p>
+        </w:tc>
+      </w:tr>
+      <w:tr>
+        <w:trPr>
+          <w:trHeight w:val="577" w:hRule="auto"/>
+        </w:trPr>
+        <w:tc>
+          <w:tcPr>
+            <w:tcBorders>
+              <w:bottom w:val="single" w:sz="12" w:space="0" w:color="666666"/>
+              <w:top w:val="none" w:sz="0" w:space="0" w:color="000000"/>
+              <w:left w:val="none" w:sz="0" w:space="0" w:color="000000"/>
+              <w:right w:val="none" w:sz="0" w:space="0" w:color="000000"/>
+            </w:tcBorders>
+            <w:shd w:val="clear" w:color="auto" w:fill="FFFFFF"/>
+            <w:tcMar>
+              <w:top w:w="0" w:type="dxa"/>
+              <w:bottom w:w="0" w:type="dxa"/>
+              <w:left w:w="0" w:type="dxa"/>
+              <w:right w:w="0" w:type="dxa"/>
+            </w:tcMar>
+            <w:vAlign w:val="top"/>
+          </w:tcPr>
+          <w:p>
+            <w:pPr>
+              <w:pStyle w:val="Normal"/>
+              <w:jc w:val="left"/>
+              <w:pBdr>
+                <w:bottom w:val="none" w:sz="0" w:space="0" w:color="000000"/>
+                <w:top w:val="none" w:sz="0" w:space="0" w:color="000000"/>
+                <w:left w:val="none" w:sz="0" w:space="0" w:color="000000"/>
+                <w:right w:val="none" w:sz="0" w:space="0" w:color="000000"/>
+              </w:pBdr>
+              <w:spacing w:after="100" w:before="100" w:line="240"/>
+              <w:ind w:left="100" w:right="100" w:firstLine="0" w:firstLineChars="0"/>
+              <w:rPr>
+                <w:rFonts w:ascii="Arial" w:hAnsi="Arial" w:eastAsia="Arial" w:cs="Arial"/>
+                <w:i w:val="false"/>
+                <w:b w:val="false"/>
+                <w:u w:val="none"/>
+                <w:strike w:val="false"/>
+                <w:sz w:val="20"/>
+                <w:szCs w:val="20"/>
+                <w:color w:val="000000"/>
+              </w:rPr>
+            </w:pPr>
+            <w:r>
+              <w:rPr>
+                <w:rFonts w:ascii="Arial" w:hAnsi="Arial" w:eastAsia="Arial" w:cs="Arial"/>
+                <w:i w:val="false"/>
+                <w:b w:val="false"/>
+                <w:u w:val="none"/>
+                <w:strike w:val="false"/>
+                <w:sz w:val="20"/>
+                <w:szCs w:val="20"/>
+                <w:color w:val="000000"/>
+              </w:rPr>
+              <w:t xml:space="preserve">7</w:t>
+            </w:r>
+          </w:p>
+        </w:tc>
+        <w:tc>
+          <w:tcPr>
+            <w:tcBorders>
+              <w:bottom w:val="single" w:sz="12" w:space="0" w:color="666666"/>
+              <w:top w:val="none" w:sz="0" w:space="0" w:color="000000"/>
+              <w:left w:val="none" w:sz="0" w:space="0" w:color="000000"/>
+              <w:right w:val="none" w:sz="0" w:space="0" w:color="000000"/>
+            </w:tcBorders>
+            <w:shd w:val="clear" w:color="auto" w:fill="FFFFFF"/>
+            <w:tcMar>
+              <w:top w:w="0" w:type="dxa"/>
+              <w:bottom w:w="0" w:type="dxa"/>
+              <w:left w:w="0" w:type="dxa"/>
+              <w:right w:w="0" w:type="dxa"/>
+            </w:tcMar>
+            <w:vAlign w:val="top"/>
+          </w:tcPr>
+          <w:p>
+            <w:pPr>
+              <w:pStyle w:val="Normal"/>
+              <w:jc w:val="left"/>
+              <w:pBdr>
+                <w:bottom w:val="none" w:sz="0" w:space="0" w:color="000000"/>
+                <w:top w:val="none" w:sz="0" w:space="0" w:color="000000"/>
+                <w:left w:val="none" w:sz="0" w:space="0" w:color="000000"/>
+                <w:right w:val="none" w:sz="0" w:space="0" w:color="000000"/>
+              </w:pBdr>
+              <w:spacing w:after="100" w:before="100" w:line="240"/>
+              <w:ind w:left="100" w:right="100" w:firstLine="0" w:firstLineChars="0"/>
+              <w:rPr>
+                <w:rFonts w:ascii="Arial" w:hAnsi="Arial" w:eastAsia="Arial" w:cs="Arial"/>
+                <w:i w:val="false"/>
+                <w:b w:val="false"/>
+                <w:u w:val="none"/>
+                <w:strike w:val="false"/>
+                <w:sz w:val="20"/>
+                <w:szCs w:val="20"/>
+                <w:color w:val="000000"/>
+              </w:rPr>
+            </w:pPr>
+            <w:r>
+              <w:rPr>
+                <w:rFonts w:ascii="Arial" w:hAnsi="Arial" w:eastAsia="Arial" w:cs="Arial"/>
+                <w:i w:val="false"/>
+                <w:b w:val="false"/>
+                <w:u w:val="none"/>
+                <w:strike w:val="false"/>
+                <w:sz w:val="20"/>
+                <w:szCs w:val="20"/>
+                <w:color w:val="000000"/>
+              </w:rPr>
+              <w:t xml:space="preserve">1</w:t>
+            </w:r>
+          </w:p>
+        </w:tc>
+        <w:tc>
+          <w:tcPr>
+            <w:tcBorders>
+              <w:bottom w:val="single" w:sz="12" w:space="0" w:color="666666"/>
+              <w:top w:val="none" w:sz="0" w:space="0" w:color="000000"/>
+              <w:left w:val="none" w:sz="0" w:space="0" w:color="000000"/>
+              <w:right w:val="none" w:sz="0" w:space="0" w:color="000000"/>
+            </w:tcBorders>
+            <w:shd w:val="clear" w:color="auto" w:fill="FFFFFF"/>
+            <w:tcMar>
+              <w:top w:w="0" w:type="dxa"/>
+              <w:bottom w:w="0" w:type="dxa"/>
+              <w:left w:w="0" w:type="dxa"/>
+              <w:right w:w="0" w:type="dxa"/>
+            </w:tcMar>
+            <w:vAlign w:val="top"/>
+          </w:tcPr>
+          <w:p>
+            <w:pPr>
+              <w:pStyle w:val="Normal"/>
+              <w:jc w:val="left"/>
+              <w:pBdr>
+                <w:bottom w:val="none" w:sz="0" w:space="0" w:color="000000"/>
+                <w:top w:val="none" w:sz="0" w:space="0" w:color="000000"/>
+                <w:left w:val="none" w:sz="0" w:space="0" w:color="000000"/>
+                <w:right w:val="none" w:sz="0" w:space="0" w:color="000000"/>
+              </w:pBdr>
+              <w:spacing w:after="100" w:before="100" w:line="240"/>
+              <w:ind w:left="100" w:right="100" w:firstLine="0" w:firstLineChars="0"/>
+              <w:rPr>
+                <w:rFonts w:ascii="Arial" w:hAnsi="Arial" w:eastAsia="Arial" w:cs="Arial"/>
+                <w:i w:val="false"/>
+                <w:b w:val="false"/>
+                <w:u w:val="none"/>
+                <w:strike w:val="false"/>
+                <w:sz w:val="20"/>
+                <w:szCs w:val="20"/>
+                <w:color w:val="000000"/>
+              </w:rPr>
+            </w:pPr>
+            <w:r>
+              <w:rPr>
+                <w:rFonts w:ascii="Arial" w:hAnsi="Arial" w:eastAsia="Arial" w:cs="Arial"/>
+                <w:i w:val="false"/>
+                <w:b w:val="false"/>
+                <w:u w:val="none"/>
+                <w:strike w:val="false"/>
+                <w:sz w:val="20"/>
+                <w:szCs w:val="20"/>
+                <w:color w:val="000000"/>
+              </w:rPr>
+              <w:t xml:space="preserve">4.3%</w:t>
             </w:r>
           </w:p>
         </w:tc>

--- a/outputs/tables_methods_synthesis_simpler.docx
+++ b/outputs/tables_methods_synthesis_simpler.docx
@@ -24124,6 +24124,721 @@
         <w:ind w:left="60" w:right="60" w:firstLine="0" w:firstLineChars="0"/>
       </w:pPr>
       <w:r>
+        <w:t xml:space="preserve">Additional Coding Descriptives</w:t>
+      </w:r>
+    </w:p>
+    <w:tbl xmlns:a="http://schemas.openxmlformats.org/drawingml/2006/main" xmlns:pic="http://schemas.openxmlformats.org/drawingml/2006/picture">
+      <w:tblPr>
+        <w:tblLayout w:type="fixed"/>
+        <w:jc w:val="center"/>
+        <w:tblLook w:firstRow="1" w:lastRow="0" w:firstColumn="0" w:lastColumn="0" w:noHBand="0" w:noVBand="1"/>
+      </w:tblPr>
+      <w:tblGrid>
+        <w:gridCol w:w="2991"/>
+        <w:gridCol w:w="533"/>
+        <w:gridCol w:w="1634"/>
+        <w:gridCol w:w="1670"/>
+      </w:tblGrid>
+      <w:tr>
+        <w:trPr>
+          <w:trHeight w:val="608" w:hRule="auto"/>
+          <w:tblHeader/>
+        </w:trPr>
+        <w:tc>
+          <w:tcPr>
+            <w:tcBorders>
+              <w:bottom w:val="single" w:sz="12" w:space="0" w:color="666666"/>
+              <w:top w:val="single" w:sz="12" w:space="0" w:color="666666"/>
+              <w:left w:val="none" w:sz="0" w:space="0" w:color="000000"/>
+              <w:right w:val="none" w:sz="0" w:space="0" w:color="000000"/>
+            </w:tcBorders>
+            <w:shd w:val="clear" w:color="auto" w:fill="FFFFFF"/>
+            <w:tcMar>
+              <w:top w:w="0" w:type="dxa"/>
+              <w:bottom w:w="0" w:type="dxa"/>
+              <w:left w:w="0" w:type="dxa"/>
+              <w:right w:w="0" w:type="dxa"/>
+            </w:tcMar>
+            <w:vAlign w:val="top"/>
+          </w:tcPr>
+          <w:p>
+            <w:pPr>
+              <w:pStyle w:val="Normal"/>
+              <w:jc w:val="left"/>
+              <w:pBdr>
+                <w:bottom w:val="none" w:sz="0" w:space="0" w:color="000000"/>
+                <w:top w:val="none" w:sz="0" w:space="0" w:color="000000"/>
+                <w:left w:val="none" w:sz="0" w:space="0" w:color="000000"/>
+                <w:right w:val="none" w:sz="0" w:space="0" w:color="000000"/>
+              </w:pBdr>
+              <w:spacing w:after="100" w:before="100" w:line="240"/>
+              <w:ind w:left="100" w:right="100" w:firstLine="0" w:firstLineChars="0"/>
+              <w:rPr>
+                <w:rFonts w:ascii="Arial" w:hAnsi="Arial" w:eastAsia="Arial" w:cs="Arial"/>
+                <w:i w:val="false"/>
+                <w:b w:val="false"/>
+                <w:u w:val="none"/>
+                <w:strike w:val="false"/>
+                <w:sz w:val="20"/>
+                <w:szCs w:val="20"/>
+                <w:color w:val="000000"/>
+              </w:rPr>
+            </w:pPr>
+            <w:r>
+              <w:rPr>
+                <w:rFonts w:ascii="Arial" w:hAnsi="Arial" w:eastAsia="Arial" w:cs="Arial"/>
+                <w:i w:val="false"/>
+                <w:b w:val="false"/>
+                <w:u w:val="none"/>
+                <w:strike w:val="false"/>
+                <w:sz w:val="20"/>
+                <w:szCs w:val="20"/>
+                <w:color w:val="000000"/>
+              </w:rPr>
+              <w:t xml:space="preserve">Indicator</w:t>
+            </w:r>
+          </w:p>
+        </w:tc>
+        <w:tc>
+          <w:tcPr>
+            <w:tcBorders>
+              <w:bottom w:val="single" w:sz="12" w:space="0" w:color="666666"/>
+              <w:top w:val="single" w:sz="12" w:space="0" w:color="666666"/>
+              <w:left w:val="none" w:sz="0" w:space="0" w:color="000000"/>
+              <w:right w:val="none" w:sz="0" w:space="0" w:color="000000"/>
+            </w:tcBorders>
+            <w:shd w:val="clear" w:color="auto" w:fill="FFFFFF"/>
+            <w:tcMar>
+              <w:top w:w="0" w:type="dxa"/>
+              <w:bottom w:w="0" w:type="dxa"/>
+              <w:left w:w="0" w:type="dxa"/>
+              <w:right w:w="0" w:type="dxa"/>
+            </w:tcMar>
+            <w:vAlign w:val="top"/>
+          </w:tcPr>
+          <w:p>
+            <w:pPr>
+              <w:pStyle w:val="Normal"/>
+              <w:jc w:val="left"/>
+              <w:pBdr>
+                <w:bottom w:val="none" w:sz="0" w:space="0" w:color="000000"/>
+                <w:top w:val="none" w:sz="0" w:space="0" w:color="000000"/>
+                <w:left w:val="none" w:sz="0" w:space="0" w:color="000000"/>
+                <w:right w:val="none" w:sz="0" w:space="0" w:color="000000"/>
+              </w:pBdr>
+              <w:spacing w:after="100" w:before="100" w:line="240"/>
+              <w:ind w:left="100" w:right="100" w:firstLine="0" w:firstLineChars="0"/>
+              <w:rPr>
+                <w:rFonts w:ascii="Arial" w:hAnsi="Arial" w:eastAsia="Arial" w:cs="Arial"/>
+                <w:i w:val="false"/>
+                <w:b w:val="false"/>
+                <w:u w:val="none"/>
+                <w:strike w:val="false"/>
+                <w:sz w:val="20"/>
+                <w:szCs w:val="20"/>
+                <w:color w:val="000000"/>
+              </w:rPr>
+            </w:pPr>
+            <w:r>
+              <w:rPr>
+                <w:rFonts w:ascii="Arial" w:hAnsi="Arial" w:eastAsia="Arial" w:cs="Arial"/>
+                <w:i w:val="false"/>
+                <w:b w:val="false"/>
+                <w:u w:val="none"/>
+                <w:strike w:val="false"/>
+                <w:sz w:val="20"/>
+                <w:szCs w:val="20"/>
+                <w:color w:val="000000"/>
+              </w:rPr>
+              <w:t xml:space="preserve">n</w:t>
+            </w:r>
+          </w:p>
+        </w:tc>
+        <w:tc>
+          <w:tcPr>
+            <w:tcBorders>
+              <w:bottom w:val="single" w:sz="12" w:space="0" w:color="666666"/>
+              <w:top w:val="single" w:sz="12" w:space="0" w:color="666666"/>
+              <w:left w:val="none" w:sz="0" w:space="0" w:color="000000"/>
+              <w:right w:val="none" w:sz="0" w:space="0" w:color="000000"/>
+            </w:tcBorders>
+            <w:shd w:val="clear" w:color="auto" w:fill="FFFFFF"/>
+            <w:tcMar>
+              <w:top w:w="0" w:type="dxa"/>
+              <w:bottom w:w="0" w:type="dxa"/>
+              <w:left w:w="0" w:type="dxa"/>
+              <w:right w:w="0" w:type="dxa"/>
+            </w:tcMar>
+            <w:vAlign w:val="top"/>
+          </w:tcPr>
+          <w:p>
+            <w:pPr>
+              <w:pStyle w:val="Normal"/>
+              <w:jc w:val="left"/>
+              <w:pBdr>
+                <w:bottom w:val="none" w:sz="0" w:space="0" w:color="000000"/>
+                <w:top w:val="none" w:sz="0" w:space="0" w:color="000000"/>
+                <w:left w:val="none" w:sz="0" w:space="0" w:color="000000"/>
+                <w:right w:val="none" w:sz="0" w:space="0" w:color="000000"/>
+              </w:pBdr>
+              <w:spacing w:after="100" w:before="100" w:line="240"/>
+              <w:ind w:left="100" w:right="100" w:firstLine="0" w:firstLineChars="0"/>
+              <w:rPr>
+                <w:rFonts w:ascii="Arial" w:hAnsi="Arial" w:eastAsia="Arial" w:cs="Arial"/>
+                <w:i w:val="false"/>
+                <w:b w:val="false"/>
+                <w:u w:val="none"/>
+                <w:strike w:val="false"/>
+                <w:sz w:val="20"/>
+                <w:szCs w:val="20"/>
+                <w:color w:val="000000"/>
+              </w:rPr>
+            </w:pPr>
+            <w:r>
+              <w:rPr>
+                <w:rFonts w:ascii="Arial" w:hAnsi="Arial" w:eastAsia="Arial" w:cs="Arial"/>
+                <w:i w:val="false"/>
+                <w:b w:val="false"/>
+                <w:u w:val="none"/>
+                <w:strike w:val="false"/>
+                <w:sz w:val="20"/>
+                <w:szCs w:val="20"/>
+                <w:color w:val="000000"/>
+              </w:rPr>
+              <w:t xml:space="preserve">denominator</w:t>
+            </w:r>
+          </w:p>
+        </w:tc>
+        <w:tc>
+          <w:tcPr>
+            <w:tcBorders>
+              <w:bottom w:val="single" w:sz="12" w:space="0" w:color="666666"/>
+              <w:top w:val="single" w:sz="12" w:space="0" w:color="666666"/>
+              <w:left w:val="none" w:sz="0" w:space="0" w:color="000000"/>
+              <w:right w:val="none" w:sz="0" w:space="0" w:color="000000"/>
+            </w:tcBorders>
+            <w:shd w:val="clear" w:color="auto" w:fill="FFFFFF"/>
+            <w:tcMar>
+              <w:top w:w="0" w:type="dxa"/>
+              <w:bottom w:w="0" w:type="dxa"/>
+              <w:left w:w="0" w:type="dxa"/>
+              <w:right w:w="0" w:type="dxa"/>
+            </w:tcMar>
+            <w:vAlign w:val="top"/>
+          </w:tcPr>
+          <w:p>
+            <w:pPr>
+              <w:pStyle w:val="Normal"/>
+              <w:jc w:val="left"/>
+              <w:pBdr>
+                <w:bottom w:val="none" w:sz="0" w:space="0" w:color="000000"/>
+                <w:top w:val="none" w:sz="0" w:space="0" w:color="000000"/>
+                <w:left w:val="none" w:sz="0" w:space="0" w:color="000000"/>
+                <w:right w:val="none" w:sz="0" w:space="0" w:color="000000"/>
+              </w:pBdr>
+              <w:spacing w:after="100" w:before="100" w:line="240"/>
+              <w:ind w:left="100" w:right="100" w:firstLine="0" w:firstLineChars="0"/>
+              <w:rPr>
+                <w:rFonts w:ascii="Arial" w:hAnsi="Arial" w:eastAsia="Arial" w:cs="Arial"/>
+                <w:i w:val="false"/>
+                <w:b w:val="false"/>
+                <w:u w:val="none"/>
+                <w:strike w:val="false"/>
+                <w:sz w:val="20"/>
+                <w:szCs w:val="20"/>
+                <w:color w:val="000000"/>
+              </w:rPr>
+            </w:pPr>
+            <w:r>
+              <w:rPr>
+                <w:rFonts w:ascii="Arial" w:hAnsi="Arial" w:eastAsia="Arial" w:cs="Arial"/>
+                <w:i w:val="false"/>
+                <w:b w:val="false"/>
+                <w:u w:val="none"/>
+                <w:strike w:val="false"/>
+                <w:sz w:val="20"/>
+                <w:szCs w:val="20"/>
+                <w:color w:val="000000"/>
+              </w:rPr>
+              <w:t xml:space="preserve">report</w:t>
+            </w:r>
+          </w:p>
+        </w:tc>
+      </w:tr>
+      <w:tr>
+        <w:trPr>
+          <w:trHeight w:val="617" w:hRule="auto"/>
+        </w:trPr>
+        <w:tc>
+          <w:tcPr>
+            <w:tcBorders>
+              <w:bottom w:val="none" w:sz="0" w:space="0" w:color="000000"/>
+              <w:top w:val="single" w:sz="12" w:space="0" w:color="666666"/>
+              <w:left w:val="none" w:sz="0" w:space="0" w:color="000000"/>
+              <w:right w:val="none" w:sz="0" w:space="0" w:color="000000"/>
+            </w:tcBorders>
+            <w:shd w:val="clear" w:color="auto" w:fill="FFFFFF"/>
+            <w:tcMar>
+              <w:top w:w="0" w:type="dxa"/>
+              <w:bottom w:w="0" w:type="dxa"/>
+              <w:left w:w="0" w:type="dxa"/>
+              <w:right w:w="0" w:type="dxa"/>
+            </w:tcMar>
+            <w:vAlign w:val="top"/>
+          </w:tcPr>
+          <w:p>
+            <w:pPr>
+              <w:pStyle w:val="Normal"/>
+              <w:jc w:val="left"/>
+              <w:pBdr>
+                <w:bottom w:val="none" w:sz="0" w:space="0" w:color="000000"/>
+                <w:top w:val="none" w:sz="0" w:space="0" w:color="000000"/>
+                <w:left w:val="none" w:sz="0" w:space="0" w:color="000000"/>
+                <w:right w:val="none" w:sz="0" w:space="0" w:color="000000"/>
+              </w:pBdr>
+              <w:spacing w:after="100" w:before="100" w:line="240"/>
+              <w:ind w:left="100" w:right="100" w:firstLine="0" w:firstLineChars="0"/>
+              <w:rPr>
+                <w:rFonts w:ascii="Arial" w:hAnsi="Arial" w:eastAsia="Arial" w:cs="Arial"/>
+                <w:i w:val="false"/>
+                <w:b w:val="false"/>
+                <w:u w:val="none"/>
+                <w:strike w:val="false"/>
+                <w:sz w:val="20"/>
+                <w:szCs w:val="20"/>
+                <w:color w:val="000000"/>
+              </w:rPr>
+            </w:pPr>
+            <w:r>
+              <w:rPr>
+                <w:rFonts w:ascii="Arial" w:hAnsi="Arial" w:eastAsia="Arial" w:cs="Arial"/>
+                <w:i w:val="false"/>
+                <w:b w:val="false"/>
+                <w:u w:val="none"/>
+                <w:strike w:val="false"/>
+                <w:sz w:val="20"/>
+                <w:szCs w:val="20"/>
+                <w:color w:val="000000"/>
+              </w:rPr>
+              <w:t xml:space="preserve">Rater expertise mentioned</w:t>
+            </w:r>
+          </w:p>
+        </w:tc>
+        <w:tc>
+          <w:tcPr>
+            <w:tcBorders>
+              <w:bottom w:val="none" w:sz="0" w:space="0" w:color="000000"/>
+              <w:top w:val="single" w:sz="12" w:space="0" w:color="666666"/>
+              <w:left w:val="none" w:sz="0" w:space="0" w:color="000000"/>
+              <w:right w:val="none" w:sz="0" w:space="0" w:color="000000"/>
+            </w:tcBorders>
+            <w:shd w:val="clear" w:color="auto" w:fill="FFFFFF"/>
+            <w:tcMar>
+              <w:top w:w="0" w:type="dxa"/>
+              <w:bottom w:w="0" w:type="dxa"/>
+              <w:left w:w="0" w:type="dxa"/>
+              <w:right w:w="0" w:type="dxa"/>
+            </w:tcMar>
+            <w:vAlign w:val="top"/>
+          </w:tcPr>
+          <w:p>
+            <w:pPr>
+              <w:pStyle w:val="Normal"/>
+              <w:jc w:val="left"/>
+              <w:pBdr>
+                <w:bottom w:val="none" w:sz="0" w:space="0" w:color="000000"/>
+                <w:top w:val="none" w:sz="0" w:space="0" w:color="000000"/>
+                <w:left w:val="none" w:sz="0" w:space="0" w:color="000000"/>
+                <w:right w:val="none" w:sz="0" w:space="0" w:color="000000"/>
+              </w:pBdr>
+              <w:spacing w:after="100" w:before="100" w:line="240"/>
+              <w:ind w:left="100" w:right="100" w:firstLine="0" w:firstLineChars="0"/>
+              <w:rPr>
+                <w:rFonts w:ascii="Arial" w:hAnsi="Arial" w:eastAsia="Arial" w:cs="Arial"/>
+                <w:i w:val="false"/>
+                <w:b w:val="false"/>
+                <w:u w:val="none"/>
+                <w:strike w:val="false"/>
+                <w:sz w:val="20"/>
+                <w:szCs w:val="20"/>
+                <w:color w:val="000000"/>
+              </w:rPr>
+            </w:pPr>
+            <w:r>
+              <w:rPr>
+                <w:rFonts w:ascii="Arial" w:hAnsi="Arial" w:eastAsia="Arial" w:cs="Arial"/>
+                <w:i w:val="false"/>
+                <w:b w:val="false"/>
+                <w:u w:val="none"/>
+                <w:strike w:val="false"/>
+                <w:sz w:val="20"/>
+                <w:szCs w:val="20"/>
+                <w:color w:val="000000"/>
+              </w:rPr>
+              <w:t xml:space="preserve">8</w:t>
+            </w:r>
+          </w:p>
+        </w:tc>
+        <w:tc>
+          <w:tcPr>
+            <w:tcBorders>
+              <w:bottom w:val="none" w:sz="0" w:space="0" w:color="000000"/>
+              <w:top w:val="single" w:sz="12" w:space="0" w:color="666666"/>
+              <w:left w:val="none" w:sz="0" w:space="0" w:color="000000"/>
+              <w:right w:val="none" w:sz="0" w:space="0" w:color="000000"/>
+            </w:tcBorders>
+            <w:shd w:val="clear" w:color="auto" w:fill="FFFFFF"/>
+            <w:tcMar>
+              <w:top w:w="0" w:type="dxa"/>
+              <w:bottom w:w="0" w:type="dxa"/>
+              <w:left w:w="0" w:type="dxa"/>
+              <w:right w:w="0" w:type="dxa"/>
+            </w:tcMar>
+            <w:vAlign w:val="top"/>
+          </w:tcPr>
+          <w:p>
+            <w:pPr>
+              <w:pStyle w:val="Normal"/>
+              <w:jc w:val="left"/>
+              <w:pBdr>
+                <w:bottom w:val="none" w:sz="0" w:space="0" w:color="000000"/>
+                <w:top w:val="none" w:sz="0" w:space="0" w:color="000000"/>
+                <w:left w:val="none" w:sz="0" w:space="0" w:color="000000"/>
+                <w:right w:val="none" w:sz="0" w:space="0" w:color="000000"/>
+              </w:pBdr>
+              <w:spacing w:after="100" w:before="100" w:line="240"/>
+              <w:ind w:left="100" w:right="100" w:firstLine="0" w:firstLineChars="0"/>
+              <w:rPr>
+                <w:rFonts w:ascii="Arial" w:hAnsi="Arial" w:eastAsia="Arial" w:cs="Arial"/>
+                <w:i w:val="false"/>
+                <w:b w:val="false"/>
+                <w:u w:val="none"/>
+                <w:strike w:val="false"/>
+                <w:sz w:val="20"/>
+                <w:szCs w:val="20"/>
+                <w:color w:val="000000"/>
+              </w:rPr>
+            </w:pPr>
+            <w:r>
+              <w:rPr>
+                <w:rFonts w:ascii="Arial" w:hAnsi="Arial" w:eastAsia="Arial" w:cs="Arial"/>
+                <w:i w:val="false"/>
+                <w:b w:val="false"/>
+                <w:u w:val="none"/>
+                <w:strike w:val="false"/>
+                <w:sz w:val="20"/>
+                <w:szCs w:val="20"/>
+                <w:color w:val="000000"/>
+              </w:rPr>
+              <w:t xml:space="preserve">37</w:t>
+            </w:r>
+          </w:p>
+        </w:tc>
+        <w:tc>
+          <w:tcPr>
+            <w:tcBorders>
+              <w:bottom w:val="none" w:sz="0" w:space="0" w:color="000000"/>
+              <w:top w:val="single" w:sz="12" w:space="0" w:color="666666"/>
+              <w:left w:val="none" w:sz="0" w:space="0" w:color="000000"/>
+              <w:right w:val="none" w:sz="0" w:space="0" w:color="000000"/>
+            </w:tcBorders>
+            <w:shd w:val="clear" w:color="auto" w:fill="FFFFFF"/>
+            <w:tcMar>
+              <w:top w:w="0" w:type="dxa"/>
+              <w:bottom w:w="0" w:type="dxa"/>
+              <w:left w:w="0" w:type="dxa"/>
+              <w:right w:w="0" w:type="dxa"/>
+            </w:tcMar>
+            <w:vAlign w:val="top"/>
+          </w:tcPr>
+          <w:p>
+            <w:pPr>
+              <w:pStyle w:val="Normal"/>
+              <w:jc w:val="left"/>
+              <w:pBdr>
+                <w:bottom w:val="none" w:sz="0" w:space="0" w:color="000000"/>
+                <w:top w:val="none" w:sz="0" w:space="0" w:color="000000"/>
+                <w:left w:val="none" w:sz="0" w:space="0" w:color="000000"/>
+                <w:right w:val="none" w:sz="0" w:space="0" w:color="000000"/>
+              </w:pBdr>
+              <w:spacing w:after="100" w:before="100" w:line="240"/>
+              <w:ind w:left="100" w:right="100" w:firstLine="0" w:firstLineChars="0"/>
+              <w:rPr>
+                <w:rFonts w:ascii="Arial" w:hAnsi="Arial" w:eastAsia="Arial" w:cs="Arial"/>
+                <w:i w:val="false"/>
+                <w:b w:val="false"/>
+                <w:u w:val="none"/>
+                <w:strike w:val="false"/>
+                <w:sz w:val="20"/>
+                <w:szCs w:val="20"/>
+                <w:color w:val="000000"/>
+              </w:rPr>
+            </w:pPr>
+            <w:r>
+              <w:rPr>
+                <w:rFonts w:ascii="Arial" w:hAnsi="Arial" w:eastAsia="Arial" w:cs="Arial"/>
+                <w:i w:val="false"/>
+                <w:b w:val="false"/>
+                <w:u w:val="none"/>
+                <w:strike w:val="false"/>
+                <w:sz w:val="20"/>
+                <w:szCs w:val="20"/>
+                <w:color w:val="000000"/>
+              </w:rPr>
+              <w:t xml:space="preserve">8/37 (21.6%)</w:t>
+            </w:r>
+          </w:p>
+        </w:tc>
+      </w:tr>
+      <w:tr>
+        <w:trPr>
+          <w:trHeight w:val="617" w:hRule="auto"/>
+        </w:trPr>
+        <w:tc>
+          <w:tcPr>
+            <w:tcBorders>
+              <w:bottom w:val="single" w:sz="12" w:space="0" w:color="666666"/>
+              <w:top w:val="none" w:sz="0" w:space="0" w:color="000000"/>
+              <w:left w:val="none" w:sz="0" w:space="0" w:color="000000"/>
+              <w:right w:val="none" w:sz="0" w:space="0" w:color="000000"/>
+            </w:tcBorders>
+            <w:shd w:val="clear" w:color="auto" w:fill="FFFFFF"/>
+            <w:tcMar>
+              <w:top w:w="0" w:type="dxa"/>
+              <w:bottom w:w="0" w:type="dxa"/>
+              <w:left w:w="0" w:type="dxa"/>
+              <w:right w:w="0" w:type="dxa"/>
+            </w:tcMar>
+            <w:vAlign w:val="top"/>
+          </w:tcPr>
+          <w:p>
+            <w:pPr>
+              <w:pStyle w:val="Normal"/>
+              <w:jc w:val="left"/>
+              <w:pBdr>
+                <w:bottom w:val="none" w:sz="0" w:space="0" w:color="000000"/>
+                <w:top w:val="none" w:sz="0" w:space="0" w:color="000000"/>
+                <w:left w:val="none" w:sz="0" w:space="0" w:color="000000"/>
+                <w:right w:val="none" w:sz="0" w:space="0" w:color="000000"/>
+              </w:pBdr>
+              <w:spacing w:after="100" w:before="100" w:line="240"/>
+              <w:ind w:left="100" w:right="100" w:firstLine="0" w:firstLineChars="0"/>
+              <w:rPr>
+                <w:rFonts w:ascii="Arial" w:hAnsi="Arial" w:eastAsia="Arial" w:cs="Arial"/>
+                <w:i w:val="false"/>
+                <w:b w:val="false"/>
+                <w:u w:val="none"/>
+                <w:strike w:val="false"/>
+                <w:sz w:val="20"/>
+                <w:szCs w:val="20"/>
+                <w:color w:val="000000"/>
+              </w:rPr>
+            </w:pPr>
+            <w:r>
+              <w:rPr>
+                <w:rFonts w:ascii="Arial" w:hAnsi="Arial" w:eastAsia="Arial" w:cs="Arial"/>
+                <w:i w:val="false"/>
+                <w:b w:val="false"/>
+                <w:u w:val="none"/>
+                <w:strike w:val="false"/>
+                <w:sz w:val="20"/>
+                <w:szCs w:val="20"/>
+                <w:color w:val="000000"/>
+              </w:rPr>
+              <w:t xml:space="preserve">Blinded</w:t>
+            </w:r>
+          </w:p>
+        </w:tc>
+        <w:tc>
+          <w:tcPr>
+            <w:tcBorders>
+              <w:bottom w:val="single" w:sz="12" w:space="0" w:color="666666"/>
+              <w:top w:val="none" w:sz="0" w:space="0" w:color="000000"/>
+              <w:left w:val="none" w:sz="0" w:space="0" w:color="000000"/>
+              <w:right w:val="none" w:sz="0" w:space="0" w:color="000000"/>
+            </w:tcBorders>
+            <w:shd w:val="clear" w:color="auto" w:fill="FFFFFF"/>
+            <w:tcMar>
+              <w:top w:w="0" w:type="dxa"/>
+              <w:bottom w:w="0" w:type="dxa"/>
+              <w:left w:w="0" w:type="dxa"/>
+              <w:right w:w="0" w:type="dxa"/>
+            </w:tcMar>
+            <w:vAlign w:val="top"/>
+          </w:tcPr>
+          <w:p>
+            <w:pPr>
+              <w:pStyle w:val="Normal"/>
+              <w:jc w:val="left"/>
+              <w:pBdr>
+                <w:bottom w:val="none" w:sz="0" w:space="0" w:color="000000"/>
+                <w:top w:val="none" w:sz="0" w:space="0" w:color="000000"/>
+                <w:left w:val="none" w:sz="0" w:space="0" w:color="000000"/>
+                <w:right w:val="none" w:sz="0" w:space="0" w:color="000000"/>
+              </w:pBdr>
+              <w:spacing w:after="100" w:before="100" w:line="240"/>
+              <w:ind w:left="100" w:right="100" w:firstLine="0" w:firstLineChars="0"/>
+              <w:rPr>
+                <w:rFonts w:ascii="Arial" w:hAnsi="Arial" w:eastAsia="Arial" w:cs="Arial"/>
+                <w:i w:val="false"/>
+                <w:b w:val="false"/>
+                <w:u w:val="none"/>
+                <w:strike w:val="false"/>
+                <w:sz w:val="20"/>
+                <w:szCs w:val="20"/>
+                <w:color w:val="000000"/>
+              </w:rPr>
+            </w:pPr>
+            <w:r>
+              <w:rPr>
+                <w:rFonts w:ascii="Arial" w:hAnsi="Arial" w:eastAsia="Arial" w:cs="Arial"/>
+                <w:i w:val="false"/>
+                <w:b w:val="false"/>
+                <w:u w:val="none"/>
+                <w:strike w:val="false"/>
+                <w:sz w:val="20"/>
+                <w:szCs w:val="20"/>
+                <w:color w:val="000000"/>
+              </w:rPr>
+              <w:t xml:space="preserve">2</w:t>
+            </w:r>
+          </w:p>
+        </w:tc>
+        <w:tc>
+          <w:tcPr>
+            <w:tcBorders>
+              <w:bottom w:val="single" w:sz="12" w:space="0" w:color="666666"/>
+              <w:top w:val="none" w:sz="0" w:space="0" w:color="000000"/>
+              <w:left w:val="none" w:sz="0" w:space="0" w:color="000000"/>
+              <w:right w:val="none" w:sz="0" w:space="0" w:color="000000"/>
+            </w:tcBorders>
+            <w:shd w:val="clear" w:color="auto" w:fill="FFFFFF"/>
+            <w:tcMar>
+              <w:top w:w="0" w:type="dxa"/>
+              <w:bottom w:w="0" w:type="dxa"/>
+              <w:left w:w="0" w:type="dxa"/>
+              <w:right w:w="0" w:type="dxa"/>
+            </w:tcMar>
+            <w:vAlign w:val="top"/>
+          </w:tcPr>
+          <w:p>
+            <w:pPr>
+              <w:pStyle w:val="Normal"/>
+              <w:jc w:val="left"/>
+              <w:pBdr>
+                <w:bottom w:val="none" w:sz="0" w:space="0" w:color="000000"/>
+                <w:top w:val="none" w:sz="0" w:space="0" w:color="000000"/>
+                <w:left w:val="none" w:sz="0" w:space="0" w:color="000000"/>
+                <w:right w:val="none" w:sz="0" w:space="0" w:color="000000"/>
+              </w:pBdr>
+              <w:spacing w:after="100" w:before="100" w:line="240"/>
+              <w:ind w:left="100" w:right="100" w:firstLine="0" w:firstLineChars="0"/>
+              <w:rPr>
+                <w:rFonts w:ascii="Arial" w:hAnsi="Arial" w:eastAsia="Arial" w:cs="Arial"/>
+                <w:i w:val="false"/>
+                <w:b w:val="false"/>
+                <w:u w:val="none"/>
+                <w:strike w:val="false"/>
+                <w:sz w:val="20"/>
+                <w:szCs w:val="20"/>
+                <w:color w:val="000000"/>
+              </w:rPr>
+            </w:pPr>
+            <w:r>
+              <w:rPr>
+                <w:rFonts w:ascii="Arial" w:hAnsi="Arial" w:eastAsia="Arial" w:cs="Arial"/>
+                <w:i w:val="false"/>
+                <w:b w:val="false"/>
+                <w:u w:val="none"/>
+                <w:strike w:val="false"/>
+                <w:sz w:val="20"/>
+                <w:szCs w:val="20"/>
+                <w:color w:val="000000"/>
+              </w:rPr>
+              <w:t xml:space="preserve">37</w:t>
+            </w:r>
+          </w:p>
+        </w:tc>
+        <w:tc>
+          <w:tcPr>
+            <w:tcBorders>
+              <w:bottom w:val="single" w:sz="12" w:space="0" w:color="666666"/>
+              <w:top w:val="none" w:sz="0" w:space="0" w:color="000000"/>
+              <w:left w:val="none" w:sz="0" w:space="0" w:color="000000"/>
+              <w:right w:val="none" w:sz="0" w:space="0" w:color="000000"/>
+            </w:tcBorders>
+            <w:shd w:val="clear" w:color="auto" w:fill="FFFFFF"/>
+            <w:tcMar>
+              <w:top w:w="0" w:type="dxa"/>
+              <w:bottom w:w="0" w:type="dxa"/>
+              <w:left w:w="0" w:type="dxa"/>
+              <w:right w:w="0" w:type="dxa"/>
+            </w:tcMar>
+            <w:vAlign w:val="top"/>
+          </w:tcPr>
+          <w:p>
+            <w:pPr>
+              <w:pStyle w:val="Normal"/>
+              <w:jc w:val="left"/>
+              <w:pBdr>
+                <w:bottom w:val="none" w:sz="0" w:space="0" w:color="000000"/>
+                <w:top w:val="none" w:sz="0" w:space="0" w:color="000000"/>
+                <w:left w:val="none" w:sz="0" w:space="0" w:color="000000"/>
+                <w:right w:val="none" w:sz="0" w:space="0" w:color="000000"/>
+              </w:pBdr>
+              <w:spacing w:after="100" w:before="100" w:line="240"/>
+              <w:ind w:left="100" w:right="100" w:firstLine="0" w:firstLineChars="0"/>
+              <w:rPr>
+                <w:rFonts w:ascii="Arial" w:hAnsi="Arial" w:eastAsia="Arial" w:cs="Arial"/>
+                <w:i w:val="false"/>
+                <w:b w:val="false"/>
+                <w:u w:val="none"/>
+                <w:strike w:val="false"/>
+                <w:sz w:val="20"/>
+                <w:szCs w:val="20"/>
+                <w:color w:val="000000"/>
+              </w:rPr>
+            </w:pPr>
+            <w:r>
+              <w:rPr>
+                <w:rFonts w:ascii="Arial" w:hAnsi="Arial" w:eastAsia="Arial" w:cs="Arial"/>
+                <w:i w:val="false"/>
+                <w:b w:val="false"/>
+                <w:u w:val="none"/>
+                <w:strike w:val="false"/>
+                <w:sz w:val="20"/>
+                <w:szCs w:val="20"/>
+                <w:color w:val="000000"/>
+              </w:rPr>
+              <w:t xml:space="preserve">2/37 (5.4%)</w:t>
+            </w:r>
+          </w:p>
+        </w:tc>
+      </w:tr>
+    </w:tbl>
+    <w:p>
+      <w:pPr>
+        <w:pStyle w:val="Normal"/>
+      </w:pPr>
+      <w:r>
+        <w:t xml:space="preserve"/>
+      </w:r>
+    </w:p>
+    <w:p>
+      <w:pPr>
+        <w:pStyle w:val="TableCaption"/>
+        <w:jc w:val="center"/>
+        <w:keepNext/>
+        <w:pBdr>
+          <w:bottom w:val="none" w:sz="0" w:space="0" w:color="000000"/>
+          <w:top w:val="none" w:sz="0" w:space="0" w:color="000000"/>
+          <w:left w:val="none" w:sz="0" w:space="0" w:color="000000"/>
+          <w:right w:val="none" w:sz="0" w:space="0" w:color="000000"/>
+        </w:pBdr>
+        <w:spacing w:after="60" w:before="60" w:line="240"/>
+        <w:ind w:left="60" w:right="60" w:firstLine="0" w:firstLineChars="0"/>
+      </w:pPr>
+      <w:r>
         <w:t xml:space="preserve">Coding reliability indicators</w:t>
       </w:r>
     </w:p>
@@ -29238,6 +29953,1388 @@
                 <w:color w:val="000000"/>
               </w:rPr>
               <w:t xml:space="preserve">13.5%</w:t>
+            </w:r>
+          </w:p>
+        </w:tc>
+      </w:tr>
+    </w:tbl>
+    <w:p>
+      <w:pPr>
+        <w:pStyle w:val="Normal"/>
+      </w:pPr>
+      <w:r>
+        <w:t xml:space="preserve"/>
+      </w:r>
+    </w:p>
+    <w:p>
+      <w:pPr>
+        <w:pStyle w:val="TableCaption"/>
+        <w:jc w:val="center"/>
+        <w:keepNext/>
+        <w:pBdr>
+          <w:bottom w:val="none" w:sz="0" w:space="0" w:color="000000"/>
+          <w:top w:val="none" w:sz="0" w:space="0" w:color="000000"/>
+          <w:left w:val="none" w:sz="0" w:space="0" w:color="000000"/>
+          <w:right w:val="none" w:sz="0" w:space="0" w:color="000000"/>
+        </w:pBdr>
+        <w:spacing w:after="60" w:before="60" w:line="240"/>
+        <w:ind w:left="60" w:right="60" w:firstLine="0" w:firstLineChars="0"/>
+      </w:pPr>
+      <w:r>
+        <w:t xml:space="preserve">Summary of Overlap Values</w:t>
+      </w:r>
+    </w:p>
+    <w:tbl xmlns:a="http://schemas.openxmlformats.org/drawingml/2006/main" xmlns:pic="http://schemas.openxmlformats.org/drawingml/2006/picture">
+      <w:tblPr>
+        <w:tblLayout w:type="fixed"/>
+        <w:jc w:val="center"/>
+        <w:tblLook w:firstRow="1" w:lastRow="0" w:firstColumn="0" w:lastColumn="0" w:noHBand="0" w:noVBand="1"/>
+      </w:tblPr>
+      <w:tblGrid>
+        <w:gridCol w:w="2147"/>
+        <w:gridCol w:w="655"/>
+        <w:gridCol w:w="961"/>
+        <w:gridCol w:w="1132"/>
+        <w:gridCol w:w="839"/>
+        <w:gridCol w:w="839"/>
+      </w:tblGrid>
+      <w:tr>
+        <w:trPr>
+          <w:trHeight w:val="571" w:hRule="auto"/>
+          <w:tblHeader/>
+        </w:trPr>
+        <w:tc>
+          <w:tcPr>
+            <w:tcBorders>
+              <w:bottom w:val="single" w:sz="12" w:space="0" w:color="666666"/>
+              <w:top w:val="single" w:sz="12" w:space="0" w:color="666666"/>
+              <w:left w:val="none" w:sz="0" w:space="0" w:color="000000"/>
+              <w:right w:val="none" w:sz="0" w:space="0" w:color="000000"/>
+            </w:tcBorders>
+            <w:shd w:val="clear" w:color="auto" w:fill="FFFFFF"/>
+            <w:tcMar>
+              <w:top w:w="0" w:type="dxa"/>
+              <w:bottom w:w="0" w:type="dxa"/>
+              <w:left w:w="0" w:type="dxa"/>
+              <w:right w:w="0" w:type="dxa"/>
+            </w:tcMar>
+            <w:vAlign w:val="top"/>
+          </w:tcPr>
+          <w:p>
+            <w:pPr>
+              <w:pStyle w:val="Normal"/>
+              <w:jc w:val="left"/>
+              <w:pBdr>
+                <w:bottom w:val="none" w:sz="0" w:space="0" w:color="000000"/>
+                <w:top w:val="none" w:sz="0" w:space="0" w:color="000000"/>
+                <w:left w:val="none" w:sz="0" w:space="0" w:color="000000"/>
+                <w:right w:val="none" w:sz="0" w:space="0" w:color="000000"/>
+              </w:pBdr>
+              <w:spacing w:after="100" w:before="100" w:line="240"/>
+              <w:ind w:left="100" w:right="100" w:firstLine="0" w:firstLineChars="0"/>
+              <w:rPr>
+                <w:rFonts w:ascii="Arial" w:hAnsi="Arial" w:eastAsia="Arial" w:cs="Arial"/>
+                <w:i w:val="false"/>
+                <w:b w:val="false"/>
+                <w:u w:val="none"/>
+                <w:strike w:val="false"/>
+                <w:sz w:val="20"/>
+                <w:szCs w:val="20"/>
+                <w:color w:val="000000"/>
+              </w:rPr>
+            </w:pPr>
+            <w:r>
+              <w:rPr>
+                <w:rFonts w:ascii="Arial" w:hAnsi="Arial" w:eastAsia="Arial" w:cs="Arial"/>
+                <w:i w:val="false"/>
+                <w:b w:val="false"/>
+                <w:u w:val="none"/>
+                <w:strike w:val="false"/>
+                <w:sz w:val="20"/>
+                <w:szCs w:val="20"/>
+                <w:color w:val="000000"/>
+              </w:rPr>
+              <w:t xml:space="preserve">metric</w:t>
+            </w:r>
+          </w:p>
+        </w:tc>
+        <w:tc>
+          <w:tcPr>
+            <w:tcBorders>
+              <w:bottom w:val="single" w:sz="12" w:space="0" w:color="666666"/>
+              <w:top w:val="single" w:sz="12" w:space="0" w:color="666666"/>
+              <w:left w:val="none" w:sz="0" w:space="0" w:color="000000"/>
+              <w:right w:val="none" w:sz="0" w:space="0" w:color="000000"/>
+            </w:tcBorders>
+            <w:shd w:val="clear" w:color="auto" w:fill="FFFFFF"/>
+            <w:tcMar>
+              <w:top w:w="0" w:type="dxa"/>
+              <w:bottom w:w="0" w:type="dxa"/>
+              <w:left w:w="0" w:type="dxa"/>
+              <w:right w:w="0" w:type="dxa"/>
+            </w:tcMar>
+            <w:vAlign w:val="top"/>
+          </w:tcPr>
+          <w:p>
+            <w:pPr>
+              <w:pStyle w:val="Normal"/>
+              <w:jc w:val="left"/>
+              <w:pBdr>
+                <w:bottom w:val="none" w:sz="0" w:space="0" w:color="000000"/>
+                <w:top w:val="none" w:sz="0" w:space="0" w:color="000000"/>
+                <w:left w:val="none" w:sz="0" w:space="0" w:color="000000"/>
+                <w:right w:val="none" w:sz="0" w:space="0" w:color="000000"/>
+              </w:pBdr>
+              <w:spacing w:after="100" w:before="100" w:line="240"/>
+              <w:ind w:left="100" w:right="100" w:firstLine="0" w:firstLineChars="0"/>
+              <w:rPr>
+                <w:rFonts w:ascii="Arial" w:hAnsi="Arial" w:eastAsia="Arial" w:cs="Arial"/>
+                <w:i w:val="false"/>
+                <w:b w:val="false"/>
+                <w:u w:val="none"/>
+                <w:strike w:val="false"/>
+                <w:sz w:val="20"/>
+                <w:szCs w:val="20"/>
+                <w:color w:val="000000"/>
+              </w:rPr>
+            </w:pPr>
+            <w:r>
+              <w:rPr>
+                <w:rFonts w:ascii="Arial" w:hAnsi="Arial" w:eastAsia="Arial" w:cs="Arial"/>
+                <w:i w:val="false"/>
+                <w:b w:val="false"/>
+                <w:u w:val="none"/>
+                <w:strike w:val="false"/>
+                <w:sz w:val="20"/>
+                <w:szCs w:val="20"/>
+                <w:color w:val="000000"/>
+              </w:rPr>
+              <w:t xml:space="preserve">n</w:t>
+            </w:r>
+          </w:p>
+        </w:tc>
+        <w:tc>
+          <w:tcPr>
+            <w:tcBorders>
+              <w:bottom w:val="single" w:sz="12" w:space="0" w:color="666666"/>
+              <w:top w:val="single" w:sz="12" w:space="0" w:color="666666"/>
+              <w:left w:val="none" w:sz="0" w:space="0" w:color="000000"/>
+              <w:right w:val="none" w:sz="0" w:space="0" w:color="000000"/>
+            </w:tcBorders>
+            <w:shd w:val="clear" w:color="auto" w:fill="FFFFFF"/>
+            <w:tcMar>
+              <w:top w:w="0" w:type="dxa"/>
+              <w:bottom w:w="0" w:type="dxa"/>
+              <w:left w:w="0" w:type="dxa"/>
+              <w:right w:w="0" w:type="dxa"/>
+            </w:tcMar>
+            <w:vAlign w:val="top"/>
+          </w:tcPr>
+          <w:p>
+            <w:pPr>
+              <w:pStyle w:val="Normal"/>
+              <w:jc w:val="left"/>
+              <w:pBdr>
+                <w:bottom w:val="none" w:sz="0" w:space="0" w:color="000000"/>
+                <w:top w:val="none" w:sz="0" w:space="0" w:color="000000"/>
+                <w:left w:val="none" w:sz="0" w:space="0" w:color="000000"/>
+                <w:right w:val="none" w:sz="0" w:space="0" w:color="000000"/>
+              </w:pBdr>
+              <w:spacing w:after="100" w:before="100" w:line="240"/>
+              <w:ind w:left="100" w:right="100" w:firstLine="0" w:firstLineChars="0"/>
+              <w:rPr>
+                <w:rFonts w:ascii="Arial" w:hAnsi="Arial" w:eastAsia="Arial" w:cs="Arial"/>
+                <w:i w:val="false"/>
+                <w:b w:val="false"/>
+                <w:u w:val="none"/>
+                <w:strike w:val="false"/>
+                <w:sz w:val="20"/>
+                <w:szCs w:val="20"/>
+                <w:color w:val="000000"/>
+              </w:rPr>
+            </w:pPr>
+            <w:r>
+              <w:rPr>
+                <w:rFonts w:ascii="Arial" w:hAnsi="Arial" w:eastAsia="Arial" w:cs="Arial"/>
+                <w:i w:val="false"/>
+                <w:b w:val="false"/>
+                <w:u w:val="none"/>
+                <w:strike w:val="false"/>
+                <w:sz w:val="20"/>
+                <w:szCs w:val="20"/>
+                <w:color w:val="000000"/>
+              </w:rPr>
+              <w:t xml:space="preserve">mean</w:t>
+            </w:r>
+          </w:p>
+        </w:tc>
+        <w:tc>
+          <w:tcPr>
+            <w:tcBorders>
+              <w:bottom w:val="single" w:sz="12" w:space="0" w:color="666666"/>
+              <w:top w:val="single" w:sz="12" w:space="0" w:color="666666"/>
+              <w:left w:val="none" w:sz="0" w:space="0" w:color="000000"/>
+              <w:right w:val="none" w:sz="0" w:space="0" w:color="000000"/>
+            </w:tcBorders>
+            <w:shd w:val="clear" w:color="auto" w:fill="FFFFFF"/>
+            <w:tcMar>
+              <w:top w:w="0" w:type="dxa"/>
+              <w:bottom w:w="0" w:type="dxa"/>
+              <w:left w:w="0" w:type="dxa"/>
+              <w:right w:w="0" w:type="dxa"/>
+            </w:tcMar>
+            <w:vAlign w:val="top"/>
+          </w:tcPr>
+          <w:p>
+            <w:pPr>
+              <w:pStyle w:val="Normal"/>
+              <w:jc w:val="left"/>
+              <w:pBdr>
+                <w:bottom w:val="none" w:sz="0" w:space="0" w:color="000000"/>
+                <w:top w:val="none" w:sz="0" w:space="0" w:color="000000"/>
+                <w:left w:val="none" w:sz="0" w:space="0" w:color="000000"/>
+                <w:right w:val="none" w:sz="0" w:space="0" w:color="000000"/>
+              </w:pBdr>
+              <w:spacing w:after="100" w:before="100" w:line="240"/>
+              <w:ind w:left="100" w:right="100" w:firstLine="0" w:firstLineChars="0"/>
+              <w:rPr>
+                <w:rFonts w:ascii="Arial" w:hAnsi="Arial" w:eastAsia="Arial" w:cs="Arial"/>
+                <w:i w:val="false"/>
+                <w:b w:val="false"/>
+                <w:u w:val="none"/>
+                <w:strike w:val="false"/>
+                <w:sz w:val="20"/>
+                <w:szCs w:val="20"/>
+                <w:color w:val="000000"/>
+              </w:rPr>
+            </w:pPr>
+            <w:r>
+              <w:rPr>
+                <w:rFonts w:ascii="Arial" w:hAnsi="Arial" w:eastAsia="Arial" w:cs="Arial"/>
+                <w:i w:val="false"/>
+                <w:b w:val="false"/>
+                <w:u w:val="none"/>
+                <w:strike w:val="false"/>
+                <w:sz w:val="20"/>
+                <w:szCs w:val="20"/>
+                <w:color w:val="000000"/>
+              </w:rPr>
+              <w:t xml:space="preserve">median</w:t>
+            </w:r>
+          </w:p>
+        </w:tc>
+        <w:tc>
+          <w:tcPr>
+            <w:tcBorders>
+              <w:bottom w:val="single" w:sz="12" w:space="0" w:color="666666"/>
+              <w:top w:val="single" w:sz="12" w:space="0" w:color="666666"/>
+              <w:left w:val="none" w:sz="0" w:space="0" w:color="000000"/>
+              <w:right w:val="none" w:sz="0" w:space="0" w:color="000000"/>
+            </w:tcBorders>
+            <w:shd w:val="clear" w:color="auto" w:fill="FFFFFF"/>
+            <w:tcMar>
+              <w:top w:w="0" w:type="dxa"/>
+              <w:bottom w:w="0" w:type="dxa"/>
+              <w:left w:w="0" w:type="dxa"/>
+              <w:right w:w="0" w:type="dxa"/>
+            </w:tcMar>
+            <w:vAlign w:val="top"/>
+          </w:tcPr>
+          <w:p>
+            <w:pPr>
+              <w:pStyle w:val="Normal"/>
+              <w:jc w:val="left"/>
+              <w:pBdr>
+                <w:bottom w:val="none" w:sz="0" w:space="0" w:color="000000"/>
+                <w:top w:val="none" w:sz="0" w:space="0" w:color="000000"/>
+                <w:left w:val="none" w:sz="0" w:space="0" w:color="000000"/>
+                <w:right w:val="none" w:sz="0" w:space="0" w:color="000000"/>
+              </w:pBdr>
+              <w:spacing w:after="100" w:before="100" w:line="240"/>
+              <w:ind w:left="100" w:right="100" w:firstLine="0" w:firstLineChars="0"/>
+              <w:rPr>
+                <w:rFonts w:ascii="Arial" w:hAnsi="Arial" w:eastAsia="Arial" w:cs="Arial"/>
+                <w:i w:val="false"/>
+                <w:b w:val="false"/>
+                <w:u w:val="none"/>
+                <w:strike w:val="false"/>
+                <w:sz w:val="20"/>
+                <w:szCs w:val="20"/>
+                <w:color w:val="000000"/>
+              </w:rPr>
+            </w:pPr>
+            <w:r>
+              <w:rPr>
+                <w:rFonts w:ascii="Arial" w:hAnsi="Arial" w:eastAsia="Arial" w:cs="Arial"/>
+                <w:i w:val="false"/>
+                <w:b w:val="false"/>
+                <w:u w:val="none"/>
+                <w:strike w:val="false"/>
+                <w:sz w:val="20"/>
+                <w:szCs w:val="20"/>
+                <w:color w:val="000000"/>
+              </w:rPr>
+              <w:t xml:space="preserve">min</w:t>
+            </w:r>
+          </w:p>
+        </w:tc>
+        <w:tc>
+          <w:tcPr>
+            <w:tcBorders>
+              <w:bottom w:val="single" w:sz="12" w:space="0" w:color="666666"/>
+              <w:top w:val="single" w:sz="12" w:space="0" w:color="666666"/>
+              <w:left w:val="none" w:sz="0" w:space="0" w:color="000000"/>
+              <w:right w:val="none" w:sz="0" w:space="0" w:color="000000"/>
+            </w:tcBorders>
+            <w:shd w:val="clear" w:color="auto" w:fill="FFFFFF"/>
+            <w:tcMar>
+              <w:top w:w="0" w:type="dxa"/>
+              <w:bottom w:w="0" w:type="dxa"/>
+              <w:left w:w="0" w:type="dxa"/>
+              <w:right w:w="0" w:type="dxa"/>
+            </w:tcMar>
+            <w:vAlign w:val="top"/>
+          </w:tcPr>
+          <w:p>
+            <w:pPr>
+              <w:pStyle w:val="Normal"/>
+              <w:jc w:val="left"/>
+              <w:pBdr>
+                <w:bottom w:val="none" w:sz="0" w:space="0" w:color="000000"/>
+                <w:top w:val="none" w:sz="0" w:space="0" w:color="000000"/>
+                <w:left w:val="none" w:sz="0" w:space="0" w:color="000000"/>
+                <w:right w:val="none" w:sz="0" w:space="0" w:color="000000"/>
+              </w:pBdr>
+              <w:spacing w:after="100" w:before="100" w:line="240"/>
+              <w:ind w:left="100" w:right="100" w:firstLine="0" w:firstLineChars="0"/>
+              <w:rPr>
+                <w:rFonts w:ascii="Arial" w:hAnsi="Arial" w:eastAsia="Arial" w:cs="Arial"/>
+                <w:i w:val="false"/>
+                <w:b w:val="false"/>
+                <w:u w:val="none"/>
+                <w:strike w:val="false"/>
+                <w:sz w:val="20"/>
+                <w:szCs w:val="20"/>
+                <w:color w:val="000000"/>
+              </w:rPr>
+            </w:pPr>
+            <w:r>
+              <w:rPr>
+                <w:rFonts w:ascii="Arial" w:hAnsi="Arial" w:eastAsia="Arial" w:cs="Arial"/>
+                <w:i w:val="false"/>
+                <w:b w:val="false"/>
+                <w:u w:val="none"/>
+                <w:strike w:val="false"/>
+                <w:sz w:val="20"/>
+                <w:szCs w:val="20"/>
+                <w:color w:val="000000"/>
+              </w:rPr>
+              <w:t xml:space="preserve">max</w:t>
+            </w:r>
+          </w:p>
+        </w:tc>
+      </w:tr>
+      <w:tr>
+        <w:trPr>
+          <w:trHeight w:val="612" w:hRule="auto"/>
+        </w:trPr>
+        <w:tc>
+          <w:tcPr>
+            <w:tcBorders>
+              <w:bottom w:val="none" w:sz="0" w:space="0" w:color="000000"/>
+              <w:top w:val="single" w:sz="12" w:space="0" w:color="666666"/>
+              <w:left w:val="none" w:sz="0" w:space="0" w:color="000000"/>
+              <w:right w:val="none" w:sz="0" w:space="0" w:color="000000"/>
+            </w:tcBorders>
+            <w:shd w:val="clear" w:color="auto" w:fill="FFFFFF"/>
+            <w:tcMar>
+              <w:top w:w="0" w:type="dxa"/>
+              <w:bottom w:w="0" w:type="dxa"/>
+              <w:left w:w="0" w:type="dxa"/>
+              <w:right w:w="0" w:type="dxa"/>
+            </w:tcMar>
+            <w:vAlign w:val="top"/>
+          </w:tcPr>
+          <w:p>
+            <w:pPr>
+              <w:pStyle w:val="Normal"/>
+              <w:jc w:val="left"/>
+              <w:pBdr>
+                <w:bottom w:val="none" w:sz="0" w:space="0" w:color="000000"/>
+                <w:top w:val="none" w:sz="0" w:space="0" w:color="000000"/>
+                <w:left w:val="none" w:sz="0" w:space="0" w:color="000000"/>
+                <w:right w:val="none" w:sz="0" w:space="0" w:color="000000"/>
+              </w:pBdr>
+              <w:spacing w:after="100" w:before="100" w:line="240"/>
+              <w:ind w:left="100" w:right="100" w:firstLine="0" w:firstLineChars="0"/>
+              <w:rPr>
+                <w:rFonts w:ascii="Arial" w:hAnsi="Arial" w:eastAsia="Arial" w:cs="Arial"/>
+                <w:i w:val="false"/>
+                <w:b w:val="false"/>
+                <w:u w:val="none"/>
+                <w:strike w:val="false"/>
+                <w:sz w:val="20"/>
+                <w:szCs w:val="20"/>
+                <w:color w:val="000000"/>
+              </w:rPr>
+            </w:pPr>
+            <w:r>
+              <w:rPr>
+                <w:rFonts w:ascii="Arial" w:hAnsi="Arial" w:eastAsia="Arial" w:cs="Arial"/>
+                <w:i w:val="false"/>
+                <w:b w:val="false"/>
+                <w:u w:val="none"/>
+                <w:strike w:val="false"/>
+                <w:sz w:val="20"/>
+                <w:szCs w:val="20"/>
+                <w:color w:val="000000"/>
+              </w:rPr>
+              <w:t xml:space="preserve">Mean overlap</w:t>
+            </w:r>
+          </w:p>
+        </w:tc>
+        <w:tc>
+          <w:tcPr>
+            <w:tcBorders>
+              <w:bottom w:val="none" w:sz="0" w:space="0" w:color="000000"/>
+              <w:top w:val="single" w:sz="12" w:space="0" w:color="666666"/>
+              <w:left w:val="none" w:sz="0" w:space="0" w:color="000000"/>
+              <w:right w:val="none" w:sz="0" w:space="0" w:color="000000"/>
+            </w:tcBorders>
+            <w:shd w:val="clear" w:color="auto" w:fill="FFFFFF"/>
+            <w:tcMar>
+              <w:top w:w="0" w:type="dxa"/>
+              <w:bottom w:w="0" w:type="dxa"/>
+              <w:left w:w="0" w:type="dxa"/>
+              <w:right w:w="0" w:type="dxa"/>
+            </w:tcMar>
+            <w:vAlign w:val="top"/>
+          </w:tcPr>
+          <w:p>
+            <w:pPr>
+              <w:pStyle w:val="Normal"/>
+              <w:jc w:val="left"/>
+              <w:pBdr>
+                <w:bottom w:val="none" w:sz="0" w:space="0" w:color="000000"/>
+                <w:top w:val="none" w:sz="0" w:space="0" w:color="000000"/>
+                <w:left w:val="none" w:sz="0" w:space="0" w:color="000000"/>
+                <w:right w:val="none" w:sz="0" w:space="0" w:color="000000"/>
+              </w:pBdr>
+              <w:spacing w:after="100" w:before="100" w:line="240"/>
+              <w:ind w:left="100" w:right="100" w:firstLine="0" w:firstLineChars="0"/>
+              <w:rPr>
+                <w:rFonts w:ascii="Arial" w:hAnsi="Arial" w:eastAsia="Arial" w:cs="Arial"/>
+                <w:i w:val="false"/>
+                <w:b w:val="false"/>
+                <w:u w:val="none"/>
+                <w:strike w:val="false"/>
+                <w:sz w:val="20"/>
+                <w:szCs w:val="20"/>
+                <w:color w:val="000000"/>
+              </w:rPr>
+            </w:pPr>
+            <w:r>
+              <w:rPr>
+                <w:rFonts w:ascii="Arial" w:hAnsi="Arial" w:eastAsia="Arial" w:cs="Arial"/>
+                <w:i w:val="false"/>
+                <w:b w:val="false"/>
+                <w:u w:val="none"/>
+                <w:strike w:val="false"/>
+                <w:sz w:val="20"/>
+                <w:szCs w:val="20"/>
+                <w:color w:val="000000"/>
+              </w:rPr>
+              <w:t xml:space="preserve">26</w:t>
+            </w:r>
+          </w:p>
+        </w:tc>
+        <w:tc>
+          <w:tcPr>
+            <w:tcBorders>
+              <w:bottom w:val="none" w:sz="0" w:space="0" w:color="000000"/>
+              <w:top w:val="single" w:sz="12" w:space="0" w:color="666666"/>
+              <w:left w:val="none" w:sz="0" w:space="0" w:color="000000"/>
+              <w:right w:val="none" w:sz="0" w:space="0" w:color="000000"/>
+            </w:tcBorders>
+            <w:shd w:val="clear" w:color="auto" w:fill="FFFFFF"/>
+            <w:tcMar>
+              <w:top w:w="0" w:type="dxa"/>
+              <w:bottom w:w="0" w:type="dxa"/>
+              <w:left w:w="0" w:type="dxa"/>
+              <w:right w:w="0" w:type="dxa"/>
+            </w:tcMar>
+            <w:vAlign w:val="top"/>
+          </w:tcPr>
+          <w:p>
+            <w:pPr>
+              <w:pStyle w:val="Normal"/>
+              <w:jc w:val="left"/>
+              <w:pBdr>
+                <w:bottom w:val="none" w:sz="0" w:space="0" w:color="000000"/>
+                <w:top w:val="none" w:sz="0" w:space="0" w:color="000000"/>
+                <w:left w:val="none" w:sz="0" w:space="0" w:color="000000"/>
+                <w:right w:val="none" w:sz="0" w:space="0" w:color="000000"/>
+              </w:pBdr>
+              <w:spacing w:after="100" w:before="100" w:line="240"/>
+              <w:ind w:left="100" w:right="100" w:firstLine="0" w:firstLineChars="0"/>
+              <w:rPr>
+                <w:rFonts w:ascii="Arial" w:hAnsi="Arial" w:eastAsia="Arial" w:cs="Arial"/>
+                <w:i w:val="false"/>
+                <w:b w:val="false"/>
+                <w:u w:val="none"/>
+                <w:strike w:val="false"/>
+                <w:sz w:val="20"/>
+                <w:szCs w:val="20"/>
+                <w:color w:val="000000"/>
+              </w:rPr>
+            </w:pPr>
+            <w:r>
+              <w:rPr>
+                <w:rFonts w:ascii="Arial" w:hAnsi="Arial" w:eastAsia="Arial" w:cs="Arial"/>
+                <w:i w:val="false"/>
+                <w:b w:val="false"/>
+                <w:u w:val="none"/>
+                <w:strike w:val="false"/>
+                <w:sz w:val="20"/>
+                <w:szCs w:val="20"/>
+                <w:color w:val="000000"/>
+              </w:rPr>
+              <w:t xml:space="preserve">0.27</w:t>
+            </w:r>
+          </w:p>
+        </w:tc>
+        <w:tc>
+          <w:tcPr>
+            <w:tcBorders>
+              <w:bottom w:val="none" w:sz="0" w:space="0" w:color="000000"/>
+              <w:top w:val="single" w:sz="12" w:space="0" w:color="666666"/>
+              <w:left w:val="none" w:sz="0" w:space="0" w:color="000000"/>
+              <w:right w:val="none" w:sz="0" w:space="0" w:color="000000"/>
+            </w:tcBorders>
+            <w:shd w:val="clear" w:color="auto" w:fill="FFFFFF"/>
+            <w:tcMar>
+              <w:top w:w="0" w:type="dxa"/>
+              <w:bottom w:w="0" w:type="dxa"/>
+              <w:left w:w="0" w:type="dxa"/>
+              <w:right w:w="0" w:type="dxa"/>
+            </w:tcMar>
+            <w:vAlign w:val="top"/>
+          </w:tcPr>
+          <w:p>
+            <w:pPr>
+              <w:pStyle w:val="Normal"/>
+              <w:jc w:val="left"/>
+              <w:pBdr>
+                <w:bottom w:val="none" w:sz="0" w:space="0" w:color="000000"/>
+                <w:top w:val="none" w:sz="0" w:space="0" w:color="000000"/>
+                <w:left w:val="none" w:sz="0" w:space="0" w:color="000000"/>
+                <w:right w:val="none" w:sz="0" w:space="0" w:color="000000"/>
+              </w:pBdr>
+              <w:spacing w:after="100" w:before="100" w:line="240"/>
+              <w:ind w:left="100" w:right="100" w:firstLine="0" w:firstLineChars="0"/>
+              <w:rPr>
+                <w:rFonts w:ascii="Arial" w:hAnsi="Arial" w:eastAsia="Arial" w:cs="Arial"/>
+                <w:i w:val="false"/>
+                <w:b w:val="false"/>
+                <w:u w:val="none"/>
+                <w:strike w:val="false"/>
+                <w:sz w:val="20"/>
+                <w:szCs w:val="20"/>
+                <w:color w:val="000000"/>
+              </w:rPr>
+            </w:pPr>
+            <w:r>
+              <w:rPr>
+                <w:rFonts w:ascii="Arial" w:hAnsi="Arial" w:eastAsia="Arial" w:cs="Arial"/>
+                <w:i w:val="false"/>
+                <w:b w:val="false"/>
+                <w:u w:val="none"/>
+                <w:strike w:val="false"/>
+                <w:sz w:val="20"/>
+                <w:szCs w:val="20"/>
+                <w:color w:val="000000"/>
+              </w:rPr>
+              <w:t xml:space="preserve">0.26</w:t>
+            </w:r>
+          </w:p>
+        </w:tc>
+        <w:tc>
+          <w:tcPr>
+            <w:tcBorders>
+              <w:bottom w:val="none" w:sz="0" w:space="0" w:color="000000"/>
+              <w:top w:val="single" w:sz="12" w:space="0" w:color="666666"/>
+              <w:left w:val="none" w:sz="0" w:space="0" w:color="000000"/>
+              <w:right w:val="none" w:sz="0" w:space="0" w:color="000000"/>
+            </w:tcBorders>
+            <w:shd w:val="clear" w:color="auto" w:fill="FFFFFF"/>
+            <w:tcMar>
+              <w:top w:w="0" w:type="dxa"/>
+              <w:bottom w:w="0" w:type="dxa"/>
+              <w:left w:w="0" w:type="dxa"/>
+              <w:right w:w="0" w:type="dxa"/>
+            </w:tcMar>
+            <w:vAlign w:val="top"/>
+          </w:tcPr>
+          <w:p>
+            <w:pPr>
+              <w:pStyle w:val="Normal"/>
+              <w:jc w:val="left"/>
+              <w:pBdr>
+                <w:bottom w:val="none" w:sz="0" w:space="0" w:color="000000"/>
+                <w:top w:val="none" w:sz="0" w:space="0" w:color="000000"/>
+                <w:left w:val="none" w:sz="0" w:space="0" w:color="000000"/>
+                <w:right w:val="none" w:sz="0" w:space="0" w:color="000000"/>
+              </w:pBdr>
+              <w:spacing w:after="100" w:before="100" w:line="240"/>
+              <w:ind w:left="100" w:right="100" w:firstLine="0" w:firstLineChars="0"/>
+              <w:rPr>
+                <w:rFonts w:ascii="Arial" w:hAnsi="Arial" w:eastAsia="Arial" w:cs="Arial"/>
+                <w:i w:val="false"/>
+                <w:b w:val="false"/>
+                <w:u w:val="none"/>
+                <w:strike w:val="false"/>
+                <w:sz w:val="20"/>
+                <w:szCs w:val="20"/>
+                <w:color w:val="000000"/>
+              </w:rPr>
+            </w:pPr>
+            <w:r>
+              <w:rPr>
+                <w:rFonts w:ascii="Arial" w:hAnsi="Arial" w:eastAsia="Arial" w:cs="Arial"/>
+                <w:i w:val="false"/>
+                <w:b w:val="false"/>
+                <w:u w:val="none"/>
+                <w:strike w:val="false"/>
+                <w:sz w:val="20"/>
+                <w:szCs w:val="20"/>
+                <w:color w:val="000000"/>
+              </w:rPr>
+              <w:t xml:space="preserve">0.07</w:t>
+            </w:r>
+          </w:p>
+        </w:tc>
+        <w:tc>
+          <w:tcPr>
+            <w:tcBorders>
+              <w:bottom w:val="none" w:sz="0" w:space="0" w:color="000000"/>
+              <w:top w:val="single" w:sz="12" w:space="0" w:color="666666"/>
+              <w:left w:val="none" w:sz="0" w:space="0" w:color="000000"/>
+              <w:right w:val="none" w:sz="0" w:space="0" w:color="000000"/>
+            </w:tcBorders>
+            <w:shd w:val="clear" w:color="auto" w:fill="FFFFFF"/>
+            <w:tcMar>
+              <w:top w:w="0" w:type="dxa"/>
+              <w:bottom w:w="0" w:type="dxa"/>
+              <w:left w:w="0" w:type="dxa"/>
+              <w:right w:w="0" w:type="dxa"/>
+            </w:tcMar>
+            <w:vAlign w:val="top"/>
+          </w:tcPr>
+          <w:p>
+            <w:pPr>
+              <w:pStyle w:val="Normal"/>
+              <w:jc w:val="left"/>
+              <w:pBdr>
+                <w:bottom w:val="none" w:sz="0" w:space="0" w:color="000000"/>
+                <w:top w:val="none" w:sz="0" w:space="0" w:color="000000"/>
+                <w:left w:val="none" w:sz="0" w:space="0" w:color="000000"/>
+                <w:right w:val="none" w:sz="0" w:space="0" w:color="000000"/>
+              </w:pBdr>
+              <w:spacing w:after="100" w:before="100" w:line="240"/>
+              <w:ind w:left="100" w:right="100" w:firstLine="0" w:firstLineChars="0"/>
+              <w:rPr>
+                <w:rFonts w:ascii="Arial" w:hAnsi="Arial" w:eastAsia="Arial" w:cs="Arial"/>
+                <w:i w:val="false"/>
+                <w:b w:val="false"/>
+                <w:u w:val="none"/>
+                <w:strike w:val="false"/>
+                <w:sz w:val="20"/>
+                <w:szCs w:val="20"/>
+                <w:color w:val="000000"/>
+              </w:rPr>
+            </w:pPr>
+            <w:r>
+              <w:rPr>
+                <w:rFonts w:ascii="Arial" w:hAnsi="Arial" w:eastAsia="Arial" w:cs="Arial"/>
+                <w:i w:val="false"/>
+                <w:b w:val="false"/>
+                <w:u w:val="none"/>
+                <w:strike w:val="false"/>
+                <w:sz w:val="20"/>
+                <w:szCs w:val="20"/>
+                <w:color w:val="000000"/>
+              </w:rPr>
+              <w:t xml:space="preserve">0.44</w:t>
+            </w:r>
+          </w:p>
+        </w:tc>
+      </w:tr>
+      <w:tr>
+        <w:trPr>
+          <w:trHeight w:val="612" w:hRule="auto"/>
+        </w:trPr>
+        <w:tc>
+          <w:tcPr>
+            <w:tcBorders>
+              <w:bottom w:val="none" w:sz="0" w:space="0" w:color="000000"/>
+              <w:top w:val="none" w:sz="0" w:space="0" w:color="000000"/>
+              <w:left w:val="none" w:sz="0" w:space="0" w:color="000000"/>
+              <w:right w:val="none" w:sz="0" w:space="0" w:color="000000"/>
+            </w:tcBorders>
+            <w:shd w:val="clear" w:color="auto" w:fill="FFFFFF"/>
+            <w:tcMar>
+              <w:top w:w="0" w:type="dxa"/>
+              <w:bottom w:w="0" w:type="dxa"/>
+              <w:left w:w="0" w:type="dxa"/>
+              <w:right w:w="0" w:type="dxa"/>
+            </w:tcMar>
+            <w:vAlign w:val="top"/>
+          </w:tcPr>
+          <w:p>
+            <w:pPr>
+              <w:pStyle w:val="Normal"/>
+              <w:jc w:val="left"/>
+              <w:pBdr>
+                <w:bottom w:val="none" w:sz="0" w:space="0" w:color="000000"/>
+                <w:top w:val="none" w:sz="0" w:space="0" w:color="000000"/>
+                <w:left w:val="none" w:sz="0" w:space="0" w:color="000000"/>
+                <w:right w:val="none" w:sz="0" w:space="0" w:color="000000"/>
+              </w:pBdr>
+              <w:spacing w:after="100" w:before="100" w:line="240"/>
+              <w:ind w:left="100" w:right="100" w:firstLine="0" w:firstLineChars="0"/>
+              <w:rPr>
+                <w:rFonts w:ascii="Arial" w:hAnsi="Arial" w:eastAsia="Arial" w:cs="Arial"/>
+                <w:i w:val="false"/>
+                <w:b w:val="false"/>
+                <w:u w:val="none"/>
+                <w:strike w:val="false"/>
+                <w:sz w:val="20"/>
+                <w:szCs w:val="20"/>
+                <w:color w:val="000000"/>
+              </w:rPr>
+            </w:pPr>
+            <w:r>
+              <w:rPr>
+                <w:rFonts w:ascii="Arial" w:hAnsi="Arial" w:eastAsia="Arial" w:cs="Arial"/>
+                <w:i w:val="false"/>
+                <w:b w:val="false"/>
+                <w:u w:val="none"/>
+                <w:strike w:val="false"/>
+                <w:sz w:val="20"/>
+                <w:szCs w:val="20"/>
+                <w:color w:val="000000"/>
+              </w:rPr>
+              <w:t xml:space="preserve">Minimum overlap</w:t>
+            </w:r>
+          </w:p>
+        </w:tc>
+        <w:tc>
+          <w:tcPr>
+            <w:tcBorders>
+              <w:bottom w:val="none" w:sz="0" w:space="0" w:color="000000"/>
+              <w:top w:val="none" w:sz="0" w:space="0" w:color="000000"/>
+              <w:left w:val="none" w:sz="0" w:space="0" w:color="000000"/>
+              <w:right w:val="none" w:sz="0" w:space="0" w:color="000000"/>
+            </w:tcBorders>
+            <w:shd w:val="clear" w:color="auto" w:fill="FFFFFF"/>
+            <w:tcMar>
+              <w:top w:w="0" w:type="dxa"/>
+              <w:bottom w:w="0" w:type="dxa"/>
+              <w:left w:w="0" w:type="dxa"/>
+              <w:right w:w="0" w:type="dxa"/>
+            </w:tcMar>
+            <w:vAlign w:val="top"/>
+          </w:tcPr>
+          <w:p>
+            <w:pPr>
+              <w:pStyle w:val="Normal"/>
+              <w:jc w:val="left"/>
+              <w:pBdr>
+                <w:bottom w:val="none" w:sz="0" w:space="0" w:color="000000"/>
+                <w:top w:val="none" w:sz="0" w:space="0" w:color="000000"/>
+                <w:left w:val="none" w:sz="0" w:space="0" w:color="000000"/>
+                <w:right w:val="none" w:sz="0" w:space="0" w:color="000000"/>
+              </w:pBdr>
+              <w:spacing w:after="100" w:before="100" w:line="240"/>
+              <w:ind w:left="100" w:right="100" w:firstLine="0" w:firstLineChars="0"/>
+              <w:rPr>
+                <w:rFonts w:ascii="Arial" w:hAnsi="Arial" w:eastAsia="Arial" w:cs="Arial"/>
+                <w:i w:val="false"/>
+                <w:b w:val="false"/>
+                <w:u w:val="none"/>
+                <w:strike w:val="false"/>
+                <w:sz w:val="20"/>
+                <w:szCs w:val="20"/>
+                <w:color w:val="000000"/>
+              </w:rPr>
+            </w:pPr>
+            <w:r>
+              <w:rPr>
+                <w:rFonts w:ascii="Arial" w:hAnsi="Arial" w:eastAsia="Arial" w:cs="Arial"/>
+                <w:i w:val="false"/>
+                <w:b w:val="false"/>
+                <w:u w:val="none"/>
+                <w:strike w:val="false"/>
+                <w:sz w:val="20"/>
+                <w:szCs w:val="20"/>
+                <w:color w:val="000000"/>
+              </w:rPr>
+              <w:t xml:space="preserve">26</w:t>
+            </w:r>
+          </w:p>
+        </w:tc>
+        <w:tc>
+          <w:tcPr>
+            <w:tcBorders>
+              <w:bottom w:val="none" w:sz="0" w:space="0" w:color="000000"/>
+              <w:top w:val="none" w:sz="0" w:space="0" w:color="000000"/>
+              <w:left w:val="none" w:sz="0" w:space="0" w:color="000000"/>
+              <w:right w:val="none" w:sz="0" w:space="0" w:color="000000"/>
+            </w:tcBorders>
+            <w:shd w:val="clear" w:color="auto" w:fill="FFFFFF"/>
+            <w:tcMar>
+              <w:top w:w="0" w:type="dxa"/>
+              <w:bottom w:w="0" w:type="dxa"/>
+              <w:left w:w="0" w:type="dxa"/>
+              <w:right w:w="0" w:type="dxa"/>
+            </w:tcMar>
+            <w:vAlign w:val="top"/>
+          </w:tcPr>
+          <w:p>
+            <w:pPr>
+              <w:pStyle w:val="Normal"/>
+              <w:jc w:val="left"/>
+              <w:pBdr>
+                <w:bottom w:val="none" w:sz="0" w:space="0" w:color="000000"/>
+                <w:top w:val="none" w:sz="0" w:space="0" w:color="000000"/>
+                <w:left w:val="none" w:sz="0" w:space="0" w:color="000000"/>
+                <w:right w:val="none" w:sz="0" w:space="0" w:color="000000"/>
+              </w:pBdr>
+              <w:spacing w:after="100" w:before="100" w:line="240"/>
+              <w:ind w:left="100" w:right="100" w:firstLine="0" w:firstLineChars="0"/>
+              <w:rPr>
+                <w:rFonts w:ascii="Arial" w:hAnsi="Arial" w:eastAsia="Arial" w:cs="Arial"/>
+                <w:i w:val="false"/>
+                <w:b w:val="false"/>
+                <w:u w:val="none"/>
+                <w:strike w:val="false"/>
+                <w:sz w:val="20"/>
+                <w:szCs w:val="20"/>
+                <w:color w:val="000000"/>
+              </w:rPr>
+            </w:pPr>
+            <w:r>
+              <w:rPr>
+                <w:rFonts w:ascii="Arial" w:hAnsi="Arial" w:eastAsia="Arial" w:cs="Arial"/>
+                <w:i w:val="false"/>
+                <w:b w:val="false"/>
+                <w:u w:val="none"/>
+                <w:strike w:val="false"/>
+                <w:sz w:val="20"/>
+                <w:szCs w:val="20"/>
+                <w:color w:val="000000"/>
+              </w:rPr>
+              <w:t xml:space="preserve">0.09</w:t>
+            </w:r>
+          </w:p>
+        </w:tc>
+        <w:tc>
+          <w:tcPr>
+            <w:tcBorders>
+              <w:bottom w:val="none" w:sz="0" w:space="0" w:color="000000"/>
+              <w:top w:val="none" w:sz="0" w:space="0" w:color="000000"/>
+              <w:left w:val="none" w:sz="0" w:space="0" w:color="000000"/>
+              <w:right w:val="none" w:sz="0" w:space="0" w:color="000000"/>
+            </w:tcBorders>
+            <w:shd w:val="clear" w:color="auto" w:fill="FFFFFF"/>
+            <w:tcMar>
+              <w:top w:w="0" w:type="dxa"/>
+              <w:bottom w:w="0" w:type="dxa"/>
+              <w:left w:w="0" w:type="dxa"/>
+              <w:right w:w="0" w:type="dxa"/>
+            </w:tcMar>
+            <w:vAlign w:val="top"/>
+          </w:tcPr>
+          <w:p>
+            <w:pPr>
+              <w:pStyle w:val="Normal"/>
+              <w:jc w:val="left"/>
+              <w:pBdr>
+                <w:bottom w:val="none" w:sz="0" w:space="0" w:color="000000"/>
+                <w:top w:val="none" w:sz="0" w:space="0" w:color="000000"/>
+                <w:left w:val="none" w:sz="0" w:space="0" w:color="000000"/>
+                <w:right w:val="none" w:sz="0" w:space="0" w:color="000000"/>
+              </w:pBdr>
+              <w:spacing w:after="100" w:before="100" w:line="240"/>
+              <w:ind w:left="100" w:right="100" w:firstLine="0" w:firstLineChars="0"/>
+              <w:rPr>
+                <w:rFonts w:ascii="Arial" w:hAnsi="Arial" w:eastAsia="Arial" w:cs="Arial"/>
+                <w:i w:val="false"/>
+                <w:b w:val="false"/>
+                <w:u w:val="none"/>
+                <w:strike w:val="false"/>
+                <w:sz w:val="20"/>
+                <w:szCs w:val="20"/>
+                <w:color w:val="000000"/>
+              </w:rPr>
+            </w:pPr>
+            <w:r>
+              <w:rPr>
+                <w:rFonts w:ascii="Arial" w:hAnsi="Arial" w:eastAsia="Arial" w:cs="Arial"/>
+                <w:i w:val="false"/>
+                <w:b w:val="false"/>
+                <w:u w:val="none"/>
+                <w:strike w:val="false"/>
+                <w:sz w:val="20"/>
+                <w:szCs w:val="20"/>
+                <w:color w:val="000000"/>
+              </w:rPr>
+              <w:t xml:space="preserve">0.07</w:t>
+            </w:r>
+          </w:p>
+        </w:tc>
+        <w:tc>
+          <w:tcPr>
+            <w:tcBorders>
+              <w:bottom w:val="none" w:sz="0" w:space="0" w:color="000000"/>
+              <w:top w:val="none" w:sz="0" w:space="0" w:color="000000"/>
+              <w:left w:val="none" w:sz="0" w:space="0" w:color="000000"/>
+              <w:right w:val="none" w:sz="0" w:space="0" w:color="000000"/>
+            </w:tcBorders>
+            <w:shd w:val="clear" w:color="auto" w:fill="FFFFFF"/>
+            <w:tcMar>
+              <w:top w:w="0" w:type="dxa"/>
+              <w:bottom w:w="0" w:type="dxa"/>
+              <w:left w:w="0" w:type="dxa"/>
+              <w:right w:w="0" w:type="dxa"/>
+            </w:tcMar>
+            <w:vAlign w:val="top"/>
+          </w:tcPr>
+          <w:p>
+            <w:pPr>
+              <w:pStyle w:val="Normal"/>
+              <w:jc w:val="left"/>
+              <w:pBdr>
+                <w:bottom w:val="none" w:sz="0" w:space="0" w:color="000000"/>
+                <w:top w:val="none" w:sz="0" w:space="0" w:color="000000"/>
+                <w:left w:val="none" w:sz="0" w:space="0" w:color="000000"/>
+                <w:right w:val="none" w:sz="0" w:space="0" w:color="000000"/>
+              </w:pBdr>
+              <w:spacing w:after="100" w:before="100" w:line="240"/>
+              <w:ind w:left="100" w:right="100" w:firstLine="0" w:firstLineChars="0"/>
+              <w:rPr>
+                <w:rFonts w:ascii="Arial" w:hAnsi="Arial" w:eastAsia="Arial" w:cs="Arial"/>
+                <w:i w:val="false"/>
+                <w:b w:val="false"/>
+                <w:u w:val="none"/>
+                <w:strike w:val="false"/>
+                <w:sz w:val="20"/>
+                <w:szCs w:val="20"/>
+                <w:color w:val="000000"/>
+              </w:rPr>
+            </w:pPr>
+            <w:r>
+              <w:rPr>
+                <w:rFonts w:ascii="Arial" w:hAnsi="Arial" w:eastAsia="Arial" w:cs="Arial"/>
+                <w:i w:val="false"/>
+                <w:b w:val="false"/>
+                <w:u w:val="none"/>
+                <w:strike w:val="false"/>
+                <w:sz w:val="20"/>
+                <w:szCs w:val="20"/>
+                <w:color w:val="000000"/>
+              </w:rPr>
+              <w:t xml:space="preserve">0.00</w:t>
+            </w:r>
+          </w:p>
+        </w:tc>
+        <w:tc>
+          <w:tcPr>
+            <w:tcBorders>
+              <w:bottom w:val="none" w:sz="0" w:space="0" w:color="000000"/>
+              <w:top w:val="none" w:sz="0" w:space="0" w:color="000000"/>
+              <w:left w:val="none" w:sz="0" w:space="0" w:color="000000"/>
+              <w:right w:val="none" w:sz="0" w:space="0" w:color="000000"/>
+            </w:tcBorders>
+            <w:shd w:val="clear" w:color="auto" w:fill="FFFFFF"/>
+            <w:tcMar>
+              <w:top w:w="0" w:type="dxa"/>
+              <w:bottom w:w="0" w:type="dxa"/>
+              <w:left w:w="0" w:type="dxa"/>
+              <w:right w:w="0" w:type="dxa"/>
+            </w:tcMar>
+            <w:vAlign w:val="top"/>
+          </w:tcPr>
+          <w:p>
+            <w:pPr>
+              <w:pStyle w:val="Normal"/>
+              <w:jc w:val="left"/>
+              <w:pBdr>
+                <w:bottom w:val="none" w:sz="0" w:space="0" w:color="000000"/>
+                <w:top w:val="none" w:sz="0" w:space="0" w:color="000000"/>
+                <w:left w:val="none" w:sz="0" w:space="0" w:color="000000"/>
+                <w:right w:val="none" w:sz="0" w:space="0" w:color="000000"/>
+              </w:pBdr>
+              <w:spacing w:after="100" w:before="100" w:line="240"/>
+              <w:ind w:left="100" w:right="100" w:firstLine="0" w:firstLineChars="0"/>
+              <w:rPr>
+                <w:rFonts w:ascii="Arial" w:hAnsi="Arial" w:eastAsia="Arial" w:cs="Arial"/>
+                <w:i w:val="false"/>
+                <w:b w:val="false"/>
+                <w:u w:val="none"/>
+                <w:strike w:val="false"/>
+                <w:sz w:val="20"/>
+                <w:szCs w:val="20"/>
+                <w:color w:val="000000"/>
+              </w:rPr>
+            </w:pPr>
+            <w:r>
+              <w:rPr>
+                <w:rFonts w:ascii="Arial" w:hAnsi="Arial" w:eastAsia="Arial" w:cs="Arial"/>
+                <w:i w:val="false"/>
+                <w:b w:val="false"/>
+                <w:u w:val="none"/>
+                <w:strike w:val="false"/>
+                <w:sz w:val="20"/>
+                <w:szCs w:val="20"/>
+                <w:color w:val="000000"/>
+              </w:rPr>
+              <w:t xml:space="preserve">0.30</w:t>
+            </w:r>
+          </w:p>
+        </w:tc>
+      </w:tr>
+      <w:tr>
+        <w:trPr>
+          <w:trHeight w:val="612" w:hRule="auto"/>
+        </w:trPr>
+        <w:tc>
+          <w:tcPr>
+            <w:tcBorders>
+              <w:bottom w:val="single" w:sz="12" w:space="0" w:color="666666"/>
+              <w:top w:val="none" w:sz="0" w:space="0" w:color="000000"/>
+              <w:left w:val="none" w:sz="0" w:space="0" w:color="000000"/>
+              <w:right w:val="none" w:sz="0" w:space="0" w:color="000000"/>
+            </w:tcBorders>
+            <w:shd w:val="clear" w:color="auto" w:fill="FFFFFF"/>
+            <w:tcMar>
+              <w:top w:w="0" w:type="dxa"/>
+              <w:bottom w:w="0" w:type="dxa"/>
+              <w:left w:w="0" w:type="dxa"/>
+              <w:right w:w="0" w:type="dxa"/>
+            </w:tcMar>
+            <w:vAlign w:val="top"/>
+          </w:tcPr>
+          <w:p>
+            <w:pPr>
+              <w:pStyle w:val="Normal"/>
+              <w:jc w:val="left"/>
+              <w:pBdr>
+                <w:bottom w:val="none" w:sz="0" w:space="0" w:color="000000"/>
+                <w:top w:val="none" w:sz="0" w:space="0" w:color="000000"/>
+                <w:left w:val="none" w:sz="0" w:space="0" w:color="000000"/>
+                <w:right w:val="none" w:sz="0" w:space="0" w:color="000000"/>
+              </w:pBdr>
+              <w:spacing w:after="100" w:before="100" w:line="240"/>
+              <w:ind w:left="100" w:right="100" w:firstLine="0" w:firstLineChars="0"/>
+              <w:rPr>
+                <w:rFonts w:ascii="Arial" w:hAnsi="Arial" w:eastAsia="Arial" w:cs="Arial"/>
+                <w:i w:val="false"/>
+                <w:b w:val="false"/>
+                <w:u w:val="none"/>
+                <w:strike w:val="false"/>
+                <w:sz w:val="20"/>
+                <w:szCs w:val="20"/>
+                <w:color w:val="000000"/>
+              </w:rPr>
+            </w:pPr>
+            <w:r>
+              <w:rPr>
+                <w:rFonts w:ascii="Arial" w:hAnsi="Arial" w:eastAsia="Arial" w:cs="Arial"/>
+                <w:i w:val="false"/>
+                <w:b w:val="false"/>
+                <w:u w:val="none"/>
+                <w:strike w:val="false"/>
+                <w:sz w:val="20"/>
+                <w:szCs w:val="20"/>
+                <w:color w:val="000000"/>
+              </w:rPr>
+              <w:t xml:space="preserve">Maximum overlap</w:t>
+            </w:r>
+          </w:p>
+        </w:tc>
+        <w:tc>
+          <w:tcPr>
+            <w:tcBorders>
+              <w:bottom w:val="single" w:sz="12" w:space="0" w:color="666666"/>
+              <w:top w:val="none" w:sz="0" w:space="0" w:color="000000"/>
+              <w:left w:val="none" w:sz="0" w:space="0" w:color="000000"/>
+              <w:right w:val="none" w:sz="0" w:space="0" w:color="000000"/>
+            </w:tcBorders>
+            <w:shd w:val="clear" w:color="auto" w:fill="FFFFFF"/>
+            <w:tcMar>
+              <w:top w:w="0" w:type="dxa"/>
+              <w:bottom w:w="0" w:type="dxa"/>
+              <w:left w:w="0" w:type="dxa"/>
+              <w:right w:w="0" w:type="dxa"/>
+            </w:tcMar>
+            <w:vAlign w:val="top"/>
+          </w:tcPr>
+          <w:p>
+            <w:pPr>
+              <w:pStyle w:val="Normal"/>
+              <w:jc w:val="left"/>
+              <w:pBdr>
+                <w:bottom w:val="none" w:sz="0" w:space="0" w:color="000000"/>
+                <w:top w:val="none" w:sz="0" w:space="0" w:color="000000"/>
+                <w:left w:val="none" w:sz="0" w:space="0" w:color="000000"/>
+                <w:right w:val="none" w:sz="0" w:space="0" w:color="000000"/>
+              </w:pBdr>
+              <w:spacing w:after="100" w:before="100" w:line="240"/>
+              <w:ind w:left="100" w:right="100" w:firstLine="0" w:firstLineChars="0"/>
+              <w:rPr>
+                <w:rFonts w:ascii="Arial" w:hAnsi="Arial" w:eastAsia="Arial" w:cs="Arial"/>
+                <w:i w:val="false"/>
+                <w:b w:val="false"/>
+                <w:u w:val="none"/>
+                <w:strike w:val="false"/>
+                <w:sz w:val="20"/>
+                <w:szCs w:val="20"/>
+                <w:color w:val="000000"/>
+              </w:rPr>
+            </w:pPr>
+            <w:r>
+              <w:rPr>
+                <w:rFonts w:ascii="Arial" w:hAnsi="Arial" w:eastAsia="Arial" w:cs="Arial"/>
+                <w:i w:val="false"/>
+                <w:b w:val="false"/>
+                <w:u w:val="none"/>
+                <w:strike w:val="false"/>
+                <w:sz w:val="20"/>
+                <w:szCs w:val="20"/>
+                <w:color w:val="000000"/>
+              </w:rPr>
+              <w:t xml:space="preserve">30</w:t>
+            </w:r>
+          </w:p>
+        </w:tc>
+        <w:tc>
+          <w:tcPr>
+            <w:tcBorders>
+              <w:bottom w:val="single" w:sz="12" w:space="0" w:color="666666"/>
+              <w:top w:val="none" w:sz="0" w:space="0" w:color="000000"/>
+              <w:left w:val="none" w:sz="0" w:space="0" w:color="000000"/>
+              <w:right w:val="none" w:sz="0" w:space="0" w:color="000000"/>
+            </w:tcBorders>
+            <w:shd w:val="clear" w:color="auto" w:fill="FFFFFF"/>
+            <w:tcMar>
+              <w:top w:w="0" w:type="dxa"/>
+              <w:bottom w:w="0" w:type="dxa"/>
+              <w:left w:w="0" w:type="dxa"/>
+              <w:right w:w="0" w:type="dxa"/>
+            </w:tcMar>
+            <w:vAlign w:val="top"/>
+          </w:tcPr>
+          <w:p>
+            <w:pPr>
+              <w:pStyle w:val="Normal"/>
+              <w:jc w:val="left"/>
+              <w:pBdr>
+                <w:bottom w:val="none" w:sz="0" w:space="0" w:color="000000"/>
+                <w:top w:val="none" w:sz="0" w:space="0" w:color="000000"/>
+                <w:left w:val="none" w:sz="0" w:space="0" w:color="000000"/>
+                <w:right w:val="none" w:sz="0" w:space="0" w:color="000000"/>
+              </w:pBdr>
+              <w:spacing w:after="100" w:before="100" w:line="240"/>
+              <w:ind w:left="100" w:right="100" w:firstLine="0" w:firstLineChars="0"/>
+              <w:rPr>
+                <w:rFonts w:ascii="Arial" w:hAnsi="Arial" w:eastAsia="Arial" w:cs="Arial"/>
+                <w:i w:val="false"/>
+                <w:b w:val="false"/>
+                <w:u w:val="none"/>
+                <w:strike w:val="false"/>
+                <w:sz w:val="20"/>
+                <w:szCs w:val="20"/>
+                <w:color w:val="000000"/>
+              </w:rPr>
+            </w:pPr>
+            <w:r>
+              <w:rPr>
+                <w:rFonts w:ascii="Arial" w:hAnsi="Arial" w:eastAsia="Arial" w:cs="Arial"/>
+                <w:i w:val="false"/>
+                <w:b w:val="false"/>
+                <w:u w:val="none"/>
+                <w:strike w:val="false"/>
+                <w:sz w:val="20"/>
+                <w:szCs w:val="20"/>
+                <w:color w:val="000000"/>
+              </w:rPr>
+              <w:t xml:space="preserve">0.56</w:t>
+            </w:r>
+          </w:p>
+        </w:tc>
+        <w:tc>
+          <w:tcPr>
+            <w:tcBorders>
+              <w:bottom w:val="single" w:sz="12" w:space="0" w:color="666666"/>
+              <w:top w:val="none" w:sz="0" w:space="0" w:color="000000"/>
+              <w:left w:val="none" w:sz="0" w:space="0" w:color="000000"/>
+              <w:right w:val="none" w:sz="0" w:space="0" w:color="000000"/>
+            </w:tcBorders>
+            <w:shd w:val="clear" w:color="auto" w:fill="FFFFFF"/>
+            <w:tcMar>
+              <w:top w:w="0" w:type="dxa"/>
+              <w:bottom w:w="0" w:type="dxa"/>
+              <w:left w:w="0" w:type="dxa"/>
+              <w:right w:w="0" w:type="dxa"/>
+            </w:tcMar>
+            <w:vAlign w:val="top"/>
+          </w:tcPr>
+          <w:p>
+            <w:pPr>
+              <w:pStyle w:val="Normal"/>
+              <w:jc w:val="left"/>
+              <w:pBdr>
+                <w:bottom w:val="none" w:sz="0" w:space="0" w:color="000000"/>
+                <w:top w:val="none" w:sz="0" w:space="0" w:color="000000"/>
+                <w:left w:val="none" w:sz="0" w:space="0" w:color="000000"/>
+                <w:right w:val="none" w:sz="0" w:space="0" w:color="000000"/>
+              </w:pBdr>
+              <w:spacing w:after="100" w:before="100" w:line="240"/>
+              <w:ind w:left="100" w:right="100" w:firstLine="0" w:firstLineChars="0"/>
+              <w:rPr>
+                <w:rFonts w:ascii="Arial" w:hAnsi="Arial" w:eastAsia="Arial" w:cs="Arial"/>
+                <w:i w:val="false"/>
+                <w:b w:val="false"/>
+                <w:u w:val="none"/>
+                <w:strike w:val="false"/>
+                <w:sz w:val="20"/>
+                <w:szCs w:val="20"/>
+                <w:color w:val="000000"/>
+              </w:rPr>
+            </w:pPr>
+            <w:r>
+              <w:rPr>
+                <w:rFonts w:ascii="Arial" w:hAnsi="Arial" w:eastAsia="Arial" w:cs="Arial"/>
+                <w:i w:val="false"/>
+                <w:b w:val="false"/>
+                <w:u w:val="none"/>
+                <w:strike w:val="false"/>
+                <w:sz w:val="20"/>
+                <w:szCs w:val="20"/>
+                <w:color w:val="000000"/>
+              </w:rPr>
+              <w:t xml:space="preserve">0.50</w:t>
+            </w:r>
+          </w:p>
+        </w:tc>
+        <w:tc>
+          <w:tcPr>
+            <w:tcBorders>
+              <w:bottom w:val="single" w:sz="12" w:space="0" w:color="666666"/>
+              <w:top w:val="none" w:sz="0" w:space="0" w:color="000000"/>
+              <w:left w:val="none" w:sz="0" w:space="0" w:color="000000"/>
+              <w:right w:val="none" w:sz="0" w:space="0" w:color="000000"/>
+            </w:tcBorders>
+            <w:shd w:val="clear" w:color="auto" w:fill="FFFFFF"/>
+            <w:tcMar>
+              <w:top w:w="0" w:type="dxa"/>
+              <w:bottom w:w="0" w:type="dxa"/>
+              <w:left w:w="0" w:type="dxa"/>
+              <w:right w:w="0" w:type="dxa"/>
+            </w:tcMar>
+            <w:vAlign w:val="top"/>
+          </w:tcPr>
+          <w:p>
+            <w:pPr>
+              <w:pStyle w:val="Normal"/>
+              <w:jc w:val="left"/>
+              <w:pBdr>
+                <w:bottom w:val="none" w:sz="0" w:space="0" w:color="000000"/>
+                <w:top w:val="none" w:sz="0" w:space="0" w:color="000000"/>
+                <w:left w:val="none" w:sz="0" w:space="0" w:color="000000"/>
+                <w:right w:val="none" w:sz="0" w:space="0" w:color="000000"/>
+              </w:pBdr>
+              <w:spacing w:after="100" w:before="100" w:line="240"/>
+              <w:ind w:left="100" w:right="100" w:firstLine="0" w:firstLineChars="0"/>
+              <w:rPr>
+                <w:rFonts w:ascii="Arial" w:hAnsi="Arial" w:eastAsia="Arial" w:cs="Arial"/>
+                <w:i w:val="false"/>
+                <w:b w:val="false"/>
+                <w:u w:val="none"/>
+                <w:strike w:val="false"/>
+                <w:sz w:val="20"/>
+                <w:szCs w:val="20"/>
+                <w:color w:val="000000"/>
+              </w:rPr>
+            </w:pPr>
+            <w:r>
+              <w:rPr>
+                <w:rFonts w:ascii="Arial" w:hAnsi="Arial" w:eastAsia="Arial" w:cs="Arial"/>
+                <w:i w:val="false"/>
+                <w:b w:val="false"/>
+                <w:u w:val="none"/>
+                <w:strike w:val="false"/>
+                <w:sz w:val="20"/>
+                <w:szCs w:val="20"/>
+                <w:color w:val="000000"/>
+              </w:rPr>
+              <w:t xml:space="preserve">0.13</w:t>
+            </w:r>
+          </w:p>
+        </w:tc>
+        <w:tc>
+          <w:tcPr>
+            <w:tcBorders>
+              <w:bottom w:val="single" w:sz="12" w:space="0" w:color="666666"/>
+              <w:top w:val="none" w:sz="0" w:space="0" w:color="000000"/>
+              <w:left w:val="none" w:sz="0" w:space="0" w:color="000000"/>
+              <w:right w:val="none" w:sz="0" w:space="0" w:color="000000"/>
+            </w:tcBorders>
+            <w:shd w:val="clear" w:color="auto" w:fill="FFFFFF"/>
+            <w:tcMar>
+              <w:top w:w="0" w:type="dxa"/>
+              <w:bottom w:w="0" w:type="dxa"/>
+              <w:left w:w="0" w:type="dxa"/>
+              <w:right w:w="0" w:type="dxa"/>
+            </w:tcMar>
+            <w:vAlign w:val="top"/>
+          </w:tcPr>
+          <w:p>
+            <w:pPr>
+              <w:pStyle w:val="Normal"/>
+              <w:jc w:val="left"/>
+              <w:pBdr>
+                <w:bottom w:val="none" w:sz="0" w:space="0" w:color="000000"/>
+                <w:top w:val="none" w:sz="0" w:space="0" w:color="000000"/>
+                <w:left w:val="none" w:sz="0" w:space="0" w:color="000000"/>
+                <w:right w:val="none" w:sz="0" w:space="0" w:color="000000"/>
+              </w:pBdr>
+              <w:spacing w:after="100" w:before="100" w:line="240"/>
+              <w:ind w:left="100" w:right="100" w:firstLine="0" w:firstLineChars="0"/>
+              <w:rPr>
+                <w:rFonts w:ascii="Arial" w:hAnsi="Arial" w:eastAsia="Arial" w:cs="Arial"/>
+                <w:i w:val="false"/>
+                <w:b w:val="false"/>
+                <w:u w:val="none"/>
+                <w:strike w:val="false"/>
+                <w:sz w:val="20"/>
+                <w:szCs w:val="20"/>
+                <w:color w:val="000000"/>
+              </w:rPr>
+            </w:pPr>
+            <w:r>
+              <w:rPr>
+                <w:rFonts w:ascii="Arial" w:hAnsi="Arial" w:eastAsia="Arial" w:cs="Arial"/>
+                <w:i w:val="false"/>
+                <w:b w:val="false"/>
+                <w:u w:val="none"/>
+                <w:strike w:val="false"/>
+                <w:sz w:val="20"/>
+                <w:szCs w:val="20"/>
+                <w:color w:val="000000"/>
+              </w:rPr>
+              <w:t xml:space="preserve">1.00</w:t>
             </w:r>
           </w:p>
         </w:tc>
